--- a/04.複賽/B0274商業計劃書v1.docx
+++ b/04.複賽/B0274商業計劃書v1.docx
@@ -4667,7 +4667,7 @@
           </mc:Choice>
           <mc:Fallback>
             <w:pict>
-              <v:rect w14:anchorId="3B44D81C" id="矩形 12" o:spid="_x0000_s1026" style="position:absolute;margin-left:543.5pt;margin-top:-71.35pt;width:594.7pt;height:839.55pt;z-index:251659264;visibility:visible;mso-wrap-style:square;mso-width-percent:0;mso-height-percent:0;mso-wrap-distance-left:9pt;mso-wrap-distance-top:0;mso-wrap-distance-right:9pt;mso-wrap-distance-bottom:0;mso-position-horizontal:right;mso-position-horizontal-relative:page;mso-position-vertical:absolute;mso-position-vertical-relative:text;mso-width-percent:0;mso-height-percent:0;mso-width-relative:margin;mso-height-relative:margin;v-text-anchor:middle" o:gfxdata="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" fillcolor="white [3212]" stroked="f" strokeweight="1pt">
+              <v:rect w14:anchorId="30B2D4F7" id="矩形 12" o:spid="_x0000_s1026" style="position:absolute;margin-left:543.5pt;margin-top:-71.35pt;width:594.7pt;height:839.55pt;z-index:251659264;visibility:visible;mso-wrap-style:square;mso-width-percent:0;mso-height-percent:0;mso-wrap-distance-left:9pt;mso-wrap-distance-top:0;mso-wrap-distance-right:9pt;mso-wrap-distance-bottom:0;mso-position-horizontal:right;mso-position-horizontal-relative:page;mso-position-vertical:absolute;mso-position-vertical-relative:text;mso-width-percent:0;mso-height-percent:0;mso-width-relative:margin;mso-height-relative:margin;v-text-anchor:middle" o:gfxdata="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" fillcolor="white [3212]" stroked="f" strokeweight="1pt">
                 <w10:wrap anchorx="page"/>
               </v:rect>
             </w:pict>
@@ -5102,19 +5102,17 @@
         </w:rPr>
         <w:br w:type="page"/>
       </w:r>
-      <w:bookmarkStart w:id="4" w:name="_GoBack"/>
-      <w:bookmarkEnd w:id="4"/>
     </w:p>
     <w:p>
       <w:pPr>
         <w:pStyle w:val="3"/>
       </w:pPr>
-      <w:bookmarkStart w:id="5" w:name="_Toc224758147"/>
+      <w:bookmarkStart w:id="4" w:name="_Toc224758147"/>
       <w:r>
         <w:lastRenderedPageBreak/>
         <w:t>2. 產品特色與市場定位</w:t>
       </w:r>
-      <w:bookmarkEnd w:id="5"/>
+      <w:bookmarkEnd w:id="4"/>
     </w:p>
     <w:p>
       <w:pPr>
@@ -6613,12 +6611,12 @@
       <w:pPr>
         <w:pStyle w:val="3"/>
       </w:pPr>
-      <w:bookmarkStart w:id="6" w:name="_Toc224758148"/>
+      <w:bookmarkStart w:id="5" w:name="_Toc224758148"/>
       <w:r>
         <w:lastRenderedPageBreak/>
         <w:t>3. 目標客群</w:t>
       </w:r>
-      <w:bookmarkEnd w:id="6"/>
+      <w:bookmarkEnd w:id="5"/>
     </w:p>
     <w:p>
       <w:pPr>
@@ -6687,11 +6685,11 @@
       <w:pPr>
         <w:pStyle w:val="3"/>
       </w:pPr>
-      <w:bookmarkStart w:id="7" w:name="_Toc224758149"/>
+      <w:bookmarkStart w:id="6" w:name="_Toc224758149"/>
       <w:r>
         <w:t>4. 初步市場驗證成果</w:t>
       </w:r>
-      <w:bookmarkEnd w:id="7"/>
+      <w:bookmarkEnd w:id="6"/>
     </w:p>
     <w:p>
       <w:pPr>
@@ -6737,7 +6735,7 @@
       <w:pPr>
         <w:pStyle w:val="2"/>
       </w:pPr>
-      <w:bookmarkStart w:id="8" w:name="_Toc224758150"/>
+      <w:bookmarkStart w:id="7" w:name="_Toc224758150"/>
       <w:r>
         <w:lastRenderedPageBreak/>
         <w:t>(二</w:t>
@@ -6750,49 +6748,222 @@
       </w:r>
       <w:r>
         <w:t>問題與產品</w:t>
+      </w:r>
+      <w:bookmarkEnd w:id="7"/>
+    </w:p>
+    <w:p>
+      <w:pPr>
+        <w:pStyle w:val="3"/>
+      </w:pPr>
+      <w:bookmarkStart w:id="8" w:name="_Toc224758151"/>
+      <w:r>
+        <w:t>1. 消費者使用情境</w:t>
       </w:r>
       <w:bookmarkEnd w:id="8"/>
     </w:p>
     <w:p>
       <w:pPr>
-        <w:pStyle w:val="3"/>
-      </w:pPr>
-      <w:bookmarkStart w:id="9" w:name="_Toc224758151"/>
-      <w:r>
-        <w:t>1. 消費者使用情境</w:t>
-      </w:r>
-      <w:bookmarkEnd w:id="9"/>
+        <w:pStyle w:val="4"/>
+        <w:rPr>
+          <w:b/>
+        </w:rPr>
+      </w:pPr>
+      <w:r>
+        <w:rPr>
+          <w:b/>
+        </w:rPr>
+        <w:t>情境</w:t>
+      </w:r>
+      <w:proofErr w:type="gramStart"/>
+      <w:r>
+        <w:rPr>
+          <w:b/>
+        </w:rPr>
+        <w:t>一</w:t>
+      </w:r>
+      <w:proofErr w:type="gramEnd"/>
+      <w:r>
+        <w:rPr>
+          <w:b/>
+        </w:rPr>
+        <w:t>：跟不上進度的學生</w:t>
+      </w:r>
     </w:p>
     <w:p>
       <w:pPr>
-        <w:pStyle w:val="4"/>
-        <w:rPr>
-          <w:b/>
-        </w:rPr>
-      </w:pPr>
-      <w:r>
-        <w:rPr>
-          <w:b/>
-        </w:rPr>
-        <w:t>情境</w:t>
+        <w:spacing w:before="60" w:after="60" w:line="360" w:lineRule="auto"/>
+        <w:jc w:val="both"/>
+      </w:pPr>
+      <w:r>
+        <w:rPr>
+          <w:rFonts w:eastAsia="微軟正黑體"/>
+          <w:color w:val="1B2631"/>
+        </w:rPr>
+        <w:t>同學請假兩</w:t>
       </w:r>
       <w:proofErr w:type="gramStart"/>
       <w:r>
         <w:rPr>
-          <w:b/>
-        </w:rPr>
-        <w:t>一</w:t>
+          <w:rFonts w:eastAsia="微軟正黑體"/>
+          <w:color w:val="1B2631"/>
+        </w:rPr>
+        <w:t>週</w:t>
       </w:r>
       <w:proofErr w:type="gramEnd"/>
       <w:r>
         <w:rPr>
-          <w:b/>
-        </w:rPr>
-        <w:t>：跟不上進度的學生</w:t>
+          <w:rFonts w:eastAsia="微軟正黑體"/>
+          <w:color w:val="1B2631"/>
+        </w:rPr>
+        <w:t>，回到學校後發現</w:t>
+      </w:r>
+      <w:r>
+        <w:rPr>
+          <w:rFonts w:eastAsia="微軟正黑體" w:hint="eastAsia"/>
+          <w:color w:val="1B2631"/>
+        </w:rPr>
+        <w:t>老師</w:t>
+      </w:r>
+      <w:r>
+        <w:rPr>
+          <w:rFonts w:eastAsia="微軟正黑體"/>
+          <w:color w:val="1B2631"/>
+        </w:rPr>
+        <w:t>已經教到「一元二次方程式」，自己連前一章的因式分解都還沒搞懂</w:t>
+      </w:r>
+      <w:r>
+        <w:rPr>
+          <w:rFonts w:eastAsia="微軟正黑體"/>
+          <w:color w:val="1B2631"/>
+        </w:rPr>
+        <w:t>，</w:t>
+      </w:r>
+      <w:r>
+        <w:rPr>
+          <w:rFonts w:eastAsia="微軟正黑體"/>
+          <w:color w:val="1B2631"/>
+        </w:rPr>
+        <w:t>補習班進度也早就往前走了，他不敢開口問老師，只能硬著頭皮聽課</w:t>
+      </w:r>
+      <w:r>
+        <w:rPr>
+          <w:rFonts w:eastAsia="微軟正黑體" w:hint="eastAsia"/>
+          <w:color w:val="1B2631"/>
+        </w:rPr>
+        <w:t>，課後</w:t>
+      </w:r>
+      <w:r>
+        <w:rPr>
+          <w:rFonts w:eastAsia="微軟正黑體"/>
+          <w:color w:val="1B2631"/>
+        </w:rPr>
+        <w:t xml:space="preserve">同學利用 </w:t>
+      </w:r>
+      <w:proofErr w:type="spellStart"/>
+      <w:r>
+        <w:rPr>
+          <w:rFonts w:eastAsia="微軟正黑體"/>
+          <w:color w:val="1B2631"/>
+        </w:rPr>
+        <w:t>Mathify</w:t>
+      </w:r>
+      <w:proofErr w:type="spellEnd"/>
+      <w:r>
+        <w:rPr>
+          <w:rFonts w:eastAsia="微軟正黑體"/>
+          <w:color w:val="1B2631"/>
+        </w:rPr>
+        <w:t xml:space="preserve"> Labs 所提供的教學影片及章節</w:t>
+      </w:r>
+      <w:r>
+        <w:rPr>
+          <w:rFonts w:eastAsia="微軟正黑體" w:hint="eastAsia"/>
+          <w:color w:val="1B2631"/>
+        </w:rPr>
+        <w:t>教材</w:t>
+      </w:r>
+      <w:r>
+        <w:rPr>
+          <w:rFonts w:eastAsia="微軟正黑體"/>
+          <w:color w:val="1B2631"/>
+        </w:rPr>
+        <w:t>，遇到不懂的觀念或是無法理解為什麼自己的答案是錯誤的當下，由</w:t>
+      </w:r>
+      <w:r>
+        <w:rPr>
+          <w:rFonts w:eastAsia="微軟正黑體" w:hint="eastAsia"/>
+          <w:color w:val="1B2631"/>
+        </w:rPr>
+        <w:t xml:space="preserve"> </w:t>
+      </w:r>
+      <w:proofErr w:type="spellStart"/>
+      <w:r>
+        <w:rPr>
+          <w:rFonts w:eastAsia="微軟正黑體"/>
+          <w:color w:val="1B2631"/>
+        </w:rPr>
+        <w:t>Mathify</w:t>
+      </w:r>
+      <w:proofErr w:type="spellEnd"/>
+      <w:r>
+        <w:rPr>
+          <w:rFonts w:eastAsia="微軟正黑體"/>
+          <w:color w:val="1B2631"/>
+        </w:rPr>
+        <w:t xml:space="preserve"> Labs</w:t>
+      </w:r>
+      <w:r>
+        <w:rPr>
+          <w:rFonts w:eastAsia="微軟正黑體"/>
+          <w:color w:val="1B2631"/>
+        </w:rPr>
+        <w:t xml:space="preserve"> AI 家教提供即時的解題說明</w:t>
+      </w:r>
+      <w:r>
+        <w:rPr>
+          <w:rFonts w:eastAsia="微軟正黑體" w:hint="eastAsia"/>
+          <w:color w:val="1B2631"/>
+        </w:rPr>
+        <w:t>，</w:t>
+      </w:r>
+      <w:r>
+        <w:rPr>
+          <w:rFonts w:eastAsia="微軟正黑體"/>
+          <w:color w:val="1B2631"/>
+        </w:rPr>
+        <w:t>同學自主補完進度</w:t>
+      </w:r>
+      <w:r>
+        <w:rPr>
+          <w:rFonts w:eastAsia="微軟正黑體" w:hint="eastAsia"/>
+          <w:color w:val="1B2631"/>
+        </w:rPr>
+        <w:t>後</w:t>
+      </w:r>
+      <w:r>
+        <w:rPr>
+          <w:rFonts w:eastAsia="微軟正黑體"/>
+          <w:color w:val="1B2631"/>
+        </w:rPr>
+        <w:t>，重新跟上班級的學習節奏。</w:t>
       </w:r>
     </w:p>
     <w:p>
       <w:pPr>
+        <w:pStyle w:val="4"/>
+        <w:rPr>
+          <w:b/>
+        </w:rPr>
+      </w:pPr>
+      <w:r>
+        <w:rPr>
+          <w:b/>
+        </w:rPr>
+        <w:t>情境二：準備段考的學生</w:t>
+      </w:r>
+    </w:p>
+    <w:p>
+      <w:pPr>
         <w:spacing w:before="60" w:after="60" w:line="360" w:lineRule="auto"/>
         <w:jc w:val="both"/>
       </w:pPr>
@@ -6801,7 +6972,7 @@
           <w:rFonts w:eastAsia="微軟正黑體"/>
           <w:color w:val="1B2631"/>
         </w:rPr>
-        <w:t>同學請假兩</w:t>
+        <w:t>同學段考前</w:t>
       </w:r>
       <w:proofErr w:type="gramStart"/>
       <w:r>
@@ -6809,7 +6980,7 @@
           <w:rFonts w:eastAsia="微軟正黑體"/>
           <w:color w:val="1B2631"/>
         </w:rPr>
-        <w:t>週</w:t>
+        <w:t>拼命刷題</w:t>
       </w:r>
       <w:proofErr w:type="gramEnd"/>
       <w:r>
@@ -6817,49 +6988,97 @@
           <w:rFonts w:eastAsia="微軟正黑體"/>
           <w:color w:val="1B2631"/>
         </w:rPr>
-        <w:t>，回到學校後發現</w:t>
+        <w:t>，但「二次函數圖形」相關的題目總是錯在同一</w:t>
+      </w:r>
+      <w:proofErr w:type="gramStart"/>
+      <w:r>
+        <w:rPr>
+          <w:rFonts w:eastAsia="微軟正黑體"/>
+          <w:color w:val="1B2631"/>
+        </w:rPr>
+        <w:t>個</w:t>
+      </w:r>
+      <w:proofErr w:type="gramEnd"/>
+      <w:r>
+        <w:rPr>
+          <w:rFonts w:eastAsia="微軟正黑體"/>
+          <w:color w:val="1B2631"/>
+        </w:rPr>
+        <w:t>地方</w:t>
       </w:r>
       <w:r>
         <w:rPr>
           <w:rFonts w:eastAsia="微軟正黑體" w:hint="eastAsia"/>
           <w:color w:val="1B2631"/>
         </w:rPr>
-        <w:t>老師</w:t>
-      </w:r>
+        <w:t xml:space="preserve"> </w:t>
+      </w:r>
+      <w:proofErr w:type="gramStart"/>
       <w:r>
         <w:rPr>
           <w:rFonts w:eastAsia="微軟正黑體"/>
           <w:color w:val="1B2631"/>
         </w:rPr>
-        <w:t>已經教到「一元二次方程式」，自己連前一章的因式分解都還沒搞懂</w:t>
-      </w:r>
-      <w:r>
-        <w:rPr>
-          <w:rFonts w:eastAsia="微軟正黑體"/>
-          <w:color w:val="1B2631"/>
-        </w:rPr>
-        <w:t>，</w:t>
-      </w:r>
-      <w:r>
-        <w:rPr>
-          <w:rFonts w:eastAsia="微軟正黑體"/>
-          <w:color w:val="1B2631"/>
-        </w:rPr>
-        <w:t>補習班進度也早就往前走了，他不敢開口問老師，只能硬著頭皮聽課</w:t>
-      </w:r>
+        <w:t>—</w:t>
+      </w:r>
+      <w:proofErr w:type="gramEnd"/>
       <w:r>
         <w:rPr>
           <w:rFonts w:eastAsia="微軟正黑體" w:hint="eastAsia"/>
           <w:color w:val="1B2631"/>
         </w:rPr>
-        <w:t>，課後</w:t>
+        <w:t xml:space="preserve"> 他</w:t>
       </w:r>
       <w:r>
         <w:rPr>
           <w:rFonts w:eastAsia="微軟正黑體"/>
           <w:color w:val="1B2631"/>
         </w:rPr>
-        <w:t xml:space="preserve">同學利用 </w:t>
+        <w:t>以為自己粗心，其實是搞混了頂點座標和</w:t>
+      </w:r>
+      <w:proofErr w:type="gramStart"/>
+      <w:r>
+        <w:rPr>
+          <w:rFonts w:eastAsia="微軟正黑體"/>
+          <w:color w:val="1B2631"/>
+        </w:rPr>
+        <w:t>對稱軸</w:t>
+      </w:r>
+      <w:proofErr w:type="gramEnd"/>
+      <w:r>
+        <w:rPr>
+          <w:rFonts w:eastAsia="微軟正黑體"/>
+          <w:color w:val="1B2631"/>
+        </w:rPr>
+        <w:t>的關係</w:t>
+      </w:r>
+      <w:r>
+        <w:rPr>
+          <w:rFonts w:eastAsia="微軟正黑體"/>
+          <w:color w:val="1B2631"/>
+        </w:rPr>
+        <w:t>，</w:t>
+      </w:r>
+      <w:r>
+        <w:rPr>
+          <w:rFonts w:eastAsia="微軟正黑體"/>
+          <w:color w:val="1B2631"/>
+        </w:rPr>
+        <w:t>翻參考書只看到標準答案，完全不知道自己的思路哪裡出了問題。</w:t>
+      </w:r>
+      <w:r>
+        <w:rPr>
+          <w:rFonts w:eastAsia="微軟正黑體"/>
+          <w:color w:val="1B2631"/>
+        </w:rPr>
+        <w:t>同學</w:t>
+      </w:r>
+      <w:r>
+        <w:rPr>
+          <w:rFonts w:eastAsia="微軟正黑體"/>
+          <w:color w:val="1B2631"/>
+        </w:rPr>
+        <w:t xml:space="preserve">用 </w:t>
       </w:r>
       <w:proofErr w:type="spellStart"/>
       <w:r>
@@ -6875,51 +7094,106 @@
           <w:rFonts w:eastAsia="微軟正黑體"/>
           <w:color w:val="1B2631"/>
         </w:rPr>
-        <w:t xml:space="preserve"> Labs 所提供的教學影片及章節</w:t>
+        <w:t xml:space="preserve"> Labs </w:t>
+      </w:r>
+      <w:proofErr w:type="gramStart"/>
+      <w:r>
+        <w:rPr>
+          <w:rFonts w:eastAsia="微軟正黑體"/>
+          <w:color w:val="1B2631"/>
+        </w:rPr>
+        <w:t>的錯題分析</w:t>
+      </w:r>
+      <w:proofErr w:type="gramEnd"/>
+      <w:r>
+        <w:rPr>
+          <w:rFonts w:eastAsia="微軟正黑體"/>
+          <w:color w:val="1B2631"/>
+        </w:rPr>
+        <w:t>功能，系統自動從</w:t>
       </w:r>
       <w:r>
         <w:rPr>
           <w:rFonts w:eastAsia="微軟正黑體" w:hint="eastAsia"/>
           <w:color w:val="1B2631"/>
         </w:rPr>
-        <w:t>教材</w:t>
+        <w:t>他</w:t>
       </w:r>
       <w:r>
         <w:rPr>
           <w:rFonts w:eastAsia="微軟正黑體"/>
           <w:color w:val="1B2631"/>
         </w:rPr>
-        <w:t>，遇到不懂的觀念或是無法理解為什麼自己的答案是錯誤的當下，由</w:t>
+        <w:t>的錯題庫中找出錯誤模式，標記出「頂點座標判斷」</w:t>
+      </w:r>
+      <w:proofErr w:type="gramStart"/>
+      <w:r>
+        <w:rPr>
+          <w:rFonts w:eastAsia="微軟正黑體"/>
+          <w:color w:val="1B2631"/>
+        </w:rPr>
+        <w:t>這個卡點</w:t>
+      </w:r>
+      <w:proofErr w:type="gramEnd"/>
+      <w:r>
+        <w:rPr>
+          <w:rFonts w:eastAsia="微軟正黑體"/>
+          <w:color w:val="1B2631"/>
+        </w:rPr>
+        <w:t>。</w:t>
+      </w:r>
+      <w:proofErr w:type="spellStart"/>
+      <w:r>
+        <w:rPr>
+          <w:rFonts w:eastAsia="微軟正黑體"/>
+          <w:color w:val="1B2631"/>
+        </w:rPr>
+        <w:t>Mathify</w:t>
+      </w:r>
+      <w:proofErr w:type="spellEnd"/>
+      <w:r>
+        <w:rPr>
+          <w:rFonts w:eastAsia="微軟正黑體"/>
+          <w:color w:val="1B2631"/>
+        </w:rPr>
+        <w:t xml:space="preserve"> Labs </w:t>
+      </w:r>
+      <w:r>
+        <w:rPr>
+          <w:rFonts w:eastAsia="微軟正黑體"/>
+          <w:color w:val="1B2631"/>
+        </w:rPr>
+        <w:t>AI 家教不直接給答案，而是先問：「你覺得 y = a(x−h)² + k 裡面，哪個是頂點的 x 座標？」接著用動態圖形</w:t>
+      </w:r>
+      <w:proofErr w:type="gramStart"/>
+      <w:r>
+        <w:rPr>
+          <w:rFonts w:eastAsia="微軟正黑體"/>
+          <w:color w:val="1B2631"/>
+        </w:rPr>
+        <w:t>一</w:t>
+      </w:r>
+      <w:proofErr w:type="gramEnd"/>
+      <w:r>
+        <w:rPr>
+          <w:rFonts w:eastAsia="微軟正黑體"/>
+          <w:color w:val="1B2631"/>
+        </w:rPr>
+        <w:t>步步展示拋物線隨參數改變的過程，讓</w:t>
       </w:r>
       <w:r>
         <w:rPr>
           <w:rFonts w:eastAsia="微軟正黑體" w:hint="eastAsia"/>
           <w:color w:val="1B2631"/>
         </w:rPr>
-        <w:t xml:space="preserve"> </w:t>
-      </w:r>
-      <w:proofErr w:type="spellStart"/>
+        <w:t>他</w:t>
+      </w:r>
       <w:r>
         <w:rPr>
           <w:rFonts w:eastAsia="微軟正黑體"/>
           <w:color w:val="1B2631"/>
         </w:rPr>
-        <w:t>Mathify</w:t>
-      </w:r>
-      <w:proofErr w:type="spellEnd"/>
-      <w:r>
-        <w:rPr>
-          <w:rFonts w:eastAsia="微軟正黑體"/>
-          <w:color w:val="1B2631"/>
-        </w:rPr>
-        <w:t xml:space="preserve"> Labs</w:t>
-      </w:r>
-      <w:r>
-        <w:rPr>
-          <w:rFonts w:eastAsia="微軟正黑體"/>
-          <w:color w:val="1B2631"/>
-        </w:rPr>
-        <w:t xml:space="preserve"> AI 家教提供即時的解題說明</w:t>
+        <w:t>「看見」觀念之間的關聯</w:t>
       </w:r>
       <w:r>
         <w:rPr>
@@ -6933,456 +7207,180 @@
           <w:rFonts w:eastAsia="微軟正黑體"/>
           <w:color w:val="1B2631"/>
         </w:rPr>
-        <w:t>同學自主補完進度</w:t>
+        <w:t>段考時，</w:t>
+      </w:r>
+      <w:r>
+        <w:rPr>
+          <w:rFonts w:eastAsia="微軟正黑體"/>
+          <w:color w:val="1B2631"/>
+        </w:rPr>
+        <w:t>同學</w:t>
+      </w:r>
+      <w:r>
+        <w:rPr>
+          <w:rFonts w:eastAsia="微軟正黑體"/>
+          <w:color w:val="1B2631"/>
+        </w:rPr>
+        <w:t>在這類題目上不再失分。</w:t>
+      </w:r>
+    </w:p>
+    <w:p>
+      <w:pPr>
+        <w:pStyle w:val="4"/>
+        <w:rPr>
+          <w:b/>
+        </w:rPr>
+      </w:pPr>
+      <w:r>
+        <w:rPr>
+          <w:b/>
+        </w:rPr>
+        <w:t>情境</w:t>
+      </w:r>
+      <w:proofErr w:type="gramStart"/>
+      <w:r>
+        <w:rPr>
+          <w:b/>
+        </w:rPr>
+        <w:t>三</w:t>
+      </w:r>
+      <w:proofErr w:type="gramEnd"/>
+      <w:r>
+        <w:rPr>
+          <w:b/>
+        </w:rPr>
+        <w:t>：偏鄉的學生</w:t>
+      </w:r>
+    </w:p>
+    <w:p>
+      <w:pPr>
+        <w:spacing w:before="60" w:after="60" w:line="360" w:lineRule="auto"/>
+        <w:jc w:val="both"/>
+      </w:pPr>
+      <w:r>
+        <w:rPr>
+          <w:rFonts w:eastAsia="微軟正黑體"/>
+          <w:color w:val="1B2631"/>
+        </w:rPr>
+        <w:t xml:space="preserve">同學住在台東，鎮上唯一的補習班只教國小課程，國中數學只能靠學校老師。遇到不懂的題目，回家後沒有人可以問，YouTube 上的教學影片東一個西一個，很難找到跟課本進度對應的內容。同學的媽媽幫他訂閱 </w:t>
+      </w:r>
+      <w:proofErr w:type="spellStart"/>
+      <w:r>
+        <w:rPr>
+          <w:rFonts w:eastAsia="微軟正黑體"/>
+          <w:color w:val="1B2631"/>
+        </w:rPr>
+        <w:t>Mathify</w:t>
+      </w:r>
+      <w:proofErr w:type="spellEnd"/>
+      <w:r>
+        <w:rPr>
+          <w:rFonts w:eastAsia="微軟正黑體"/>
+          <w:color w:val="1B2631"/>
+        </w:rPr>
+        <w:t xml:space="preserve"> Labs，每月 NT$600</w:t>
       </w:r>
       <w:r>
         <w:rPr>
           <w:rFonts w:eastAsia="微軟正黑體" w:hint="eastAsia"/>
           <w:color w:val="1B2631"/>
         </w:rPr>
-        <w:t>後</w:t>
-      </w:r>
+        <w:t xml:space="preserve"> </w:t>
+      </w:r>
+      <w:proofErr w:type="gramStart"/>
       <w:r>
         <w:rPr>
           <w:rFonts w:eastAsia="微軟正黑體"/>
           <w:color w:val="1B2631"/>
         </w:rPr>
-        <w:t>，重新跟上班級的學習節奏。</w:t>
+        <w:t>—</w:t>
+      </w:r>
+      <w:proofErr w:type="gramEnd"/>
+      <w:r>
+        <w:rPr>
+          <w:rFonts w:eastAsia="微軟正黑體" w:hint="eastAsia"/>
+          <w:color w:val="1B2631"/>
+        </w:rPr>
+        <w:t xml:space="preserve"> </w:t>
+      </w:r>
+      <w:r>
+        <w:rPr>
+          <w:rFonts w:eastAsia="微軟正黑體"/>
+          <w:color w:val="1B2631"/>
+        </w:rPr>
+        <w:t>不到實體補習班十分之一的費用</w:t>
+      </w:r>
+      <w:r>
+        <w:rPr>
+          <w:rFonts w:eastAsia="微軟正黑體"/>
+          <w:color w:val="1B2631"/>
+        </w:rPr>
+        <w:t>，</w:t>
+      </w:r>
+      <w:r>
+        <w:rPr>
+          <w:rFonts w:eastAsia="微軟正黑體"/>
+          <w:color w:val="1B2631"/>
+        </w:rPr>
+        <w:t>同學每天</w:t>
+      </w:r>
+      <w:proofErr w:type="gramStart"/>
+      <w:r>
+        <w:rPr>
+          <w:rFonts w:eastAsia="微軟正黑體"/>
+          <w:color w:val="1B2631"/>
+        </w:rPr>
+        <w:t>放學後花</w:t>
+      </w:r>
+      <w:proofErr w:type="gramEnd"/>
+      <w:r>
+        <w:rPr>
+          <w:rFonts w:eastAsia="微軟正黑體"/>
+          <w:color w:val="1B2631"/>
+        </w:rPr>
+        <w:t xml:space="preserve"> 30 分鐘跟 AI 家教練習，系統根據他的程度自動調整難度，遇到不會的觀念隨時可以反覆提問</w:t>
+      </w:r>
+      <w:r>
+        <w:rPr>
+          <w:rFonts w:eastAsia="微軟正黑體"/>
+          <w:color w:val="1B2631"/>
+        </w:rPr>
+        <w:t>，</w:t>
+      </w:r>
+      <w:r>
+        <w:rPr>
+          <w:rFonts w:eastAsia="微軟正黑體"/>
+          <w:color w:val="1B2631"/>
+        </w:rPr>
+        <w:t xml:space="preserve">學期結束時，同學的段考成績從班上後段進步到中上，媽媽看著 </w:t>
+      </w:r>
+      <w:proofErr w:type="spellStart"/>
+      <w:r>
+        <w:rPr>
+          <w:rFonts w:eastAsia="微軟正黑體"/>
+          <w:color w:val="1B2631"/>
+        </w:rPr>
+        <w:t>Mathify</w:t>
+      </w:r>
+      <w:proofErr w:type="spellEnd"/>
+      <w:r>
+        <w:rPr>
+          <w:rFonts w:eastAsia="微軟正黑體"/>
+          <w:color w:val="1B2631"/>
+        </w:rPr>
+        <w:t xml:space="preserve"> Labs 週報上的學習曲線，決定繼續訂閱。</w:t>
       </w:r>
     </w:p>
     <w:p>
       <w:pPr>
-        <w:pStyle w:val="4"/>
-        <w:rPr>
-          <w:b/>
-        </w:rPr>
-      </w:pPr>
-      <w:r>
-        <w:rPr>
-          <w:b/>
-        </w:rPr>
-        <w:t>情境二：準備段考的學生</w:t>
-      </w:r>
-    </w:p>
-    <w:p>
-      <w:pPr>
-        <w:spacing w:before="60" w:after="60" w:line="360" w:lineRule="auto"/>
-        <w:jc w:val="both"/>
-      </w:pPr>
-      <w:r>
-        <w:rPr>
-          <w:rFonts w:eastAsia="微軟正黑體"/>
-          <w:color w:val="1B2631"/>
-        </w:rPr>
-        <w:t>同學段考前</w:t>
-      </w:r>
-      <w:proofErr w:type="gramStart"/>
-      <w:r>
-        <w:rPr>
-          <w:rFonts w:eastAsia="微軟正黑體"/>
-          <w:color w:val="1B2631"/>
-        </w:rPr>
-        <w:t>拼命刷題</w:t>
-      </w:r>
-      <w:proofErr w:type="gramEnd"/>
-      <w:r>
-        <w:rPr>
-          <w:rFonts w:eastAsia="微軟正黑體"/>
-          <w:color w:val="1B2631"/>
-        </w:rPr>
-        <w:t>，但「二次函數圖形」相關的題目總是錯在同一</w:t>
-      </w:r>
-      <w:proofErr w:type="gramStart"/>
-      <w:r>
-        <w:rPr>
-          <w:rFonts w:eastAsia="微軟正黑體"/>
-          <w:color w:val="1B2631"/>
-        </w:rPr>
-        <w:t>個</w:t>
-      </w:r>
-      <w:proofErr w:type="gramEnd"/>
-      <w:r>
-        <w:rPr>
-          <w:rFonts w:eastAsia="微軟正黑體"/>
-          <w:color w:val="1B2631"/>
-        </w:rPr>
-        <w:t>地方</w:t>
-      </w:r>
-      <w:r>
-        <w:rPr>
-          <w:rFonts w:eastAsia="微軟正黑體" w:hint="eastAsia"/>
-          <w:color w:val="1B2631"/>
-        </w:rPr>
-        <w:t xml:space="preserve"> </w:t>
-      </w:r>
-      <w:proofErr w:type="gramStart"/>
-      <w:r>
-        <w:rPr>
-          <w:rFonts w:eastAsia="微軟正黑體"/>
-          <w:color w:val="1B2631"/>
-        </w:rPr>
-        <w:t>—</w:t>
-      </w:r>
-      <w:proofErr w:type="gramEnd"/>
-      <w:r>
-        <w:rPr>
-          <w:rFonts w:eastAsia="微軟正黑體" w:hint="eastAsia"/>
-          <w:color w:val="1B2631"/>
-        </w:rPr>
-        <w:t xml:space="preserve"> 他</w:t>
-      </w:r>
-      <w:r>
-        <w:rPr>
-          <w:rFonts w:eastAsia="微軟正黑體"/>
-          <w:color w:val="1B2631"/>
-        </w:rPr>
-        <w:t>以為自己粗心，其實是搞混了頂點座標和</w:t>
-      </w:r>
-      <w:proofErr w:type="gramStart"/>
-      <w:r>
-        <w:rPr>
-          <w:rFonts w:eastAsia="微軟正黑體"/>
-          <w:color w:val="1B2631"/>
-        </w:rPr>
-        <w:t>對稱軸</w:t>
-      </w:r>
-      <w:proofErr w:type="gramEnd"/>
-      <w:r>
-        <w:rPr>
-          <w:rFonts w:eastAsia="微軟正黑體"/>
-          <w:color w:val="1B2631"/>
-        </w:rPr>
-        <w:t>的關係</w:t>
-      </w:r>
-      <w:r>
-        <w:rPr>
-          <w:rFonts w:eastAsia="微軟正黑體"/>
-          <w:color w:val="1B2631"/>
-        </w:rPr>
-        <w:t>，</w:t>
-      </w:r>
-      <w:r>
-        <w:rPr>
-          <w:rFonts w:eastAsia="微軟正黑體"/>
-          <w:color w:val="1B2631"/>
-        </w:rPr>
-        <w:t>翻參考書只看到標準答案，完全不知道自己的思路哪裡出了問題。</w:t>
-      </w:r>
-      <w:r>
-        <w:rPr>
-          <w:rFonts w:eastAsia="微軟正黑體"/>
-          <w:color w:val="1B2631"/>
-        </w:rPr>
-        <w:t>同學</w:t>
-      </w:r>
-      <w:r>
-        <w:rPr>
-          <w:rFonts w:eastAsia="微軟正黑體"/>
-          <w:color w:val="1B2631"/>
-        </w:rPr>
-        <w:t xml:space="preserve">用 </w:t>
-      </w:r>
-      <w:proofErr w:type="spellStart"/>
-      <w:r>
-        <w:rPr>
-          <w:rFonts w:eastAsia="微軟正黑體"/>
-          <w:color w:val="1B2631"/>
-        </w:rPr>
-        <w:t>Mathify</w:t>
-      </w:r>
-      <w:proofErr w:type="spellEnd"/>
-      <w:r>
-        <w:rPr>
-          <w:rFonts w:eastAsia="微軟正黑體"/>
-          <w:color w:val="1B2631"/>
-        </w:rPr>
-        <w:t xml:space="preserve"> Labs </w:t>
-      </w:r>
-      <w:proofErr w:type="gramStart"/>
-      <w:r>
-        <w:rPr>
-          <w:rFonts w:eastAsia="微軟正黑體"/>
-          <w:color w:val="1B2631"/>
-        </w:rPr>
-        <w:t>的錯題分析</w:t>
-      </w:r>
-      <w:proofErr w:type="gramEnd"/>
-      <w:r>
-        <w:rPr>
-          <w:rFonts w:eastAsia="微軟正黑體"/>
-          <w:color w:val="1B2631"/>
-        </w:rPr>
-        <w:t>功能，系統自動從</w:t>
-      </w:r>
-      <w:r>
-        <w:rPr>
-          <w:rFonts w:eastAsia="微軟正黑體" w:hint="eastAsia"/>
-          <w:color w:val="1B2631"/>
-        </w:rPr>
-        <w:t>他</w:t>
-      </w:r>
-      <w:r>
-        <w:rPr>
-          <w:rFonts w:eastAsia="微軟正黑體"/>
-          <w:color w:val="1B2631"/>
-        </w:rPr>
-        <w:t>的錯題庫中找出錯誤模式，標記出「頂點座標判斷」</w:t>
-      </w:r>
-      <w:proofErr w:type="gramStart"/>
-      <w:r>
-        <w:rPr>
-          <w:rFonts w:eastAsia="微軟正黑體"/>
-          <w:color w:val="1B2631"/>
-        </w:rPr>
-        <w:t>這個卡點</w:t>
-      </w:r>
-      <w:proofErr w:type="gramEnd"/>
-      <w:r>
-        <w:rPr>
-          <w:rFonts w:eastAsia="微軟正黑體"/>
-          <w:color w:val="1B2631"/>
-        </w:rPr>
-        <w:t>。</w:t>
-      </w:r>
-      <w:proofErr w:type="spellStart"/>
-      <w:r>
-        <w:rPr>
-          <w:rFonts w:eastAsia="微軟正黑體"/>
-          <w:color w:val="1B2631"/>
-        </w:rPr>
-        <w:t>Mathify</w:t>
-      </w:r>
-      <w:proofErr w:type="spellEnd"/>
-      <w:r>
-        <w:rPr>
-          <w:rFonts w:eastAsia="微軟正黑體"/>
-          <w:color w:val="1B2631"/>
-        </w:rPr>
-        <w:t xml:space="preserve"> Labs </w:t>
-      </w:r>
-      <w:r>
-        <w:rPr>
-          <w:rFonts w:eastAsia="微軟正黑體"/>
-          <w:color w:val="1B2631"/>
-        </w:rPr>
-        <w:t>AI 家教不直接給答案，而是先問：「你覺得 y = a(x−h)² + k 裡面，哪個是頂點的 x 座標？」接著用動態圖形</w:t>
-      </w:r>
-      <w:proofErr w:type="gramStart"/>
-      <w:r>
-        <w:rPr>
-          <w:rFonts w:eastAsia="微軟正黑體"/>
-          <w:color w:val="1B2631"/>
-        </w:rPr>
-        <w:t>一</w:t>
-      </w:r>
-      <w:proofErr w:type="gramEnd"/>
-      <w:r>
-        <w:rPr>
-          <w:rFonts w:eastAsia="微軟正黑體"/>
-          <w:color w:val="1B2631"/>
-        </w:rPr>
-        <w:t>步步展示拋物線隨參數改變的過程，讓</w:t>
-      </w:r>
-      <w:r>
-        <w:rPr>
-          <w:rFonts w:eastAsia="微軟正黑體" w:hint="eastAsia"/>
-          <w:color w:val="1B2631"/>
-        </w:rPr>
-        <w:t>他</w:t>
-      </w:r>
-      <w:r>
-        <w:rPr>
-          <w:rFonts w:eastAsia="微軟正黑體"/>
-          <w:color w:val="1B2631"/>
-        </w:rPr>
-        <w:t>「看見」觀念之間的關聯</w:t>
-      </w:r>
-      <w:r>
-        <w:rPr>
-          <w:rFonts w:eastAsia="微軟正黑體" w:hint="eastAsia"/>
-          <w:color w:val="1B2631"/>
-        </w:rPr>
-        <w:t>，</w:t>
-      </w:r>
-      <w:r>
-        <w:rPr>
-          <w:rFonts w:eastAsia="微軟正黑體"/>
-          <w:color w:val="1B2631"/>
-        </w:rPr>
-        <w:t>段考時，</w:t>
-      </w:r>
-      <w:r>
-        <w:rPr>
-          <w:rFonts w:eastAsia="微軟正黑體"/>
-          <w:color w:val="1B2631"/>
-        </w:rPr>
-        <w:t>同學</w:t>
-      </w:r>
-      <w:r>
-        <w:rPr>
-          <w:rFonts w:eastAsia="微軟正黑體"/>
-          <w:color w:val="1B2631"/>
-        </w:rPr>
-        <w:t>在這類題目上不再失分。</w:t>
-      </w:r>
-    </w:p>
-    <w:p>
-      <w:pPr>
-        <w:pStyle w:val="4"/>
-        <w:rPr>
-          <w:b/>
-        </w:rPr>
-      </w:pPr>
-      <w:r>
-        <w:rPr>
-          <w:b/>
-        </w:rPr>
-        <w:t>情境</w:t>
-      </w:r>
-      <w:proofErr w:type="gramStart"/>
-      <w:r>
-        <w:rPr>
-          <w:b/>
-        </w:rPr>
-        <w:t>三</w:t>
-      </w:r>
-      <w:proofErr w:type="gramEnd"/>
-      <w:r>
-        <w:rPr>
-          <w:b/>
-        </w:rPr>
-        <w:t>：偏鄉的學生</w:t>
-      </w:r>
-    </w:p>
-    <w:p>
-      <w:pPr>
-        <w:spacing w:before="60" w:after="60" w:line="360" w:lineRule="auto"/>
-        <w:jc w:val="both"/>
-      </w:pPr>
-      <w:r>
-        <w:rPr>
-          <w:rFonts w:eastAsia="微軟正黑體"/>
-          <w:color w:val="1B2631"/>
-        </w:rPr>
-        <w:t xml:space="preserve">同學住在台東，鎮上唯一的補習班只教國小課程，國中數學只能靠學校老師。遇到不懂的題目，回家後沒有人可以問，YouTube 上的教學影片東一個西一個，很難找到跟課本進度對應的內容。同學的媽媽幫他訂閱 </w:t>
-      </w:r>
-      <w:proofErr w:type="spellStart"/>
-      <w:r>
-        <w:rPr>
-          <w:rFonts w:eastAsia="微軟正黑體"/>
-          <w:color w:val="1B2631"/>
-        </w:rPr>
-        <w:t>Mathify</w:t>
-      </w:r>
-      <w:proofErr w:type="spellEnd"/>
-      <w:r>
-        <w:rPr>
-          <w:rFonts w:eastAsia="微軟正黑體"/>
-          <w:color w:val="1B2631"/>
-        </w:rPr>
-        <w:t xml:space="preserve"> Labs，每月 NT$600</w:t>
-      </w:r>
-      <w:r>
-        <w:rPr>
-          <w:rFonts w:eastAsia="微軟正黑體" w:hint="eastAsia"/>
-          <w:color w:val="1B2631"/>
-        </w:rPr>
-        <w:t xml:space="preserve"> </w:t>
-      </w:r>
-      <w:proofErr w:type="gramStart"/>
-      <w:r>
-        <w:rPr>
-          <w:rFonts w:eastAsia="微軟正黑體"/>
-          <w:color w:val="1B2631"/>
-        </w:rPr>
-        <w:t>—</w:t>
-      </w:r>
-      <w:proofErr w:type="gramEnd"/>
-      <w:r>
-        <w:rPr>
-          <w:rFonts w:eastAsia="微軟正黑體" w:hint="eastAsia"/>
-          <w:color w:val="1B2631"/>
-        </w:rPr>
-        <w:t xml:space="preserve"> </w:t>
-      </w:r>
-      <w:r>
-        <w:rPr>
-          <w:rFonts w:eastAsia="微軟正黑體"/>
-          <w:color w:val="1B2631"/>
-        </w:rPr>
-        <w:t>不到實體補習班十分之一的費用</w:t>
-      </w:r>
-      <w:r>
-        <w:rPr>
-          <w:rFonts w:eastAsia="微軟正黑體"/>
-          <w:color w:val="1B2631"/>
-        </w:rPr>
-        <w:t>，</w:t>
-      </w:r>
-      <w:r>
-        <w:rPr>
-          <w:rFonts w:eastAsia="微軟正黑體"/>
-          <w:color w:val="1B2631"/>
-        </w:rPr>
-        <w:t>同學每天</w:t>
-      </w:r>
-      <w:proofErr w:type="gramStart"/>
-      <w:r>
-        <w:rPr>
-          <w:rFonts w:eastAsia="微軟正黑體"/>
-          <w:color w:val="1B2631"/>
-        </w:rPr>
-        <w:t>放學後花</w:t>
-      </w:r>
-      <w:proofErr w:type="gramEnd"/>
-      <w:r>
-        <w:rPr>
-          <w:rFonts w:eastAsia="微軟正黑體"/>
-          <w:color w:val="1B2631"/>
-        </w:rPr>
-        <w:t xml:space="preserve"> 30 分鐘跟 AI 家教練習，系統根據他的程度自動調整難度，遇到不會的觀念隨時可以反覆提問</w:t>
-      </w:r>
-      <w:r>
-        <w:rPr>
-          <w:rFonts w:eastAsia="微軟正黑體"/>
-          <w:color w:val="1B2631"/>
-        </w:rPr>
-        <w:t>，</w:t>
-      </w:r>
-      <w:r>
-        <w:rPr>
-          <w:rFonts w:eastAsia="微軟正黑體"/>
-          <w:color w:val="1B2631"/>
-        </w:rPr>
-        <w:t xml:space="preserve">學期結束時，同學的段考成績從班上後段進步到中上，媽媽看著 </w:t>
-      </w:r>
-      <w:proofErr w:type="spellStart"/>
-      <w:r>
-        <w:rPr>
-          <w:rFonts w:eastAsia="微軟正黑體"/>
-          <w:color w:val="1B2631"/>
-        </w:rPr>
-        <w:t>Mathify</w:t>
-      </w:r>
-      <w:proofErr w:type="spellEnd"/>
-      <w:r>
-        <w:rPr>
-          <w:rFonts w:eastAsia="微軟正黑體"/>
-          <w:color w:val="1B2631"/>
-        </w:rPr>
-        <w:t xml:space="preserve"> Labs 週報上的學習曲線，決定繼續訂閱。</w:t>
-      </w:r>
-    </w:p>
-    <w:p>
-      <w:pPr>
         <w:pStyle w:val="3"/>
       </w:pPr>
-      <w:bookmarkStart w:id="10" w:name="_Toc224758152"/>
+      <w:bookmarkStart w:id="9" w:name="_Toc224758152"/>
       <w:r>
         <w:lastRenderedPageBreak/>
         <w:t>2. 客戶痛點</w:t>
       </w:r>
-      <w:bookmarkEnd w:id="10"/>
+      <w:bookmarkEnd w:id="9"/>
     </w:p>
     <w:p>
       <w:pPr>
@@ -7945,11 +7943,11 @@
       <w:pPr>
         <w:pStyle w:val="3"/>
       </w:pPr>
-      <w:bookmarkStart w:id="11" w:name="_Toc224758153"/>
+      <w:bookmarkStart w:id="10" w:name="_Toc224758153"/>
       <w:r>
         <w:t>3. 產品體驗與差異化</w:t>
       </w:r>
-      <w:bookmarkEnd w:id="11"/>
+      <w:bookmarkEnd w:id="10"/>
     </w:p>
     <w:p>
       <w:pPr>
@@ -9279,12 +9277,12 @@
       <w:pPr>
         <w:pStyle w:val="3"/>
       </w:pPr>
-      <w:bookmarkStart w:id="12" w:name="_Toc224758154"/>
+      <w:bookmarkStart w:id="11" w:name="_Toc224758154"/>
       <w:r>
         <w:lastRenderedPageBreak/>
         <w:t>4. 試賣或市場回饋</w:t>
       </w:r>
-      <w:bookmarkEnd w:id="12"/>
+      <w:bookmarkEnd w:id="11"/>
     </w:p>
     <w:p>
       <w:pPr>
@@ -9320,12 +9318,12 @@
           <w:numId w:val="4"/>
         </w:numPr>
       </w:pPr>
-      <w:bookmarkStart w:id="13" w:name="_Toc224758155"/>
+      <w:bookmarkStart w:id="12" w:name="_Toc224758155"/>
       <w:r>
         <w:lastRenderedPageBreak/>
         <w:t>市場分析</w:t>
       </w:r>
-      <w:bookmarkEnd w:id="13"/>
+      <w:bookmarkEnd w:id="12"/>
     </w:p>
     <w:p>
       <w:pPr>
@@ -9379,7 +9377,7 @@
       <w:pPr>
         <w:pStyle w:val="2"/>
       </w:pPr>
-      <w:bookmarkStart w:id="14" w:name="_Toc224758156"/>
+      <w:bookmarkStart w:id="13" w:name="_Toc224758156"/>
       <w:r>
         <w:t>(</w:t>
       </w:r>
@@ -9391,17 +9389,17 @@
       <w:r>
         <w:t>) 市場與成長潛力</w:t>
       </w:r>
-      <w:bookmarkEnd w:id="14"/>
+      <w:bookmarkEnd w:id="13"/>
     </w:p>
     <w:p>
       <w:pPr>
         <w:pStyle w:val="3"/>
       </w:pPr>
-      <w:bookmarkStart w:id="15" w:name="_Toc224758157"/>
+      <w:bookmarkStart w:id="14" w:name="_Toc224758157"/>
       <w:r>
         <w:t>1. TAM / SAM / SOM</w:t>
       </w:r>
-      <w:bookmarkEnd w:id="15"/>
+      <w:bookmarkEnd w:id="14"/>
     </w:p>
     <w:p>
       <w:pPr>
@@ -9955,11 +9953,11 @@
       <w:pPr>
         <w:pStyle w:val="3"/>
       </w:pPr>
-      <w:bookmarkStart w:id="16" w:name="_Toc224758158"/>
+      <w:bookmarkStart w:id="15" w:name="_Toc224758158"/>
       <w:r>
         <w:t>2. 目標客群規模</w:t>
       </w:r>
-      <w:bookmarkEnd w:id="16"/>
+      <w:bookmarkEnd w:id="15"/>
     </w:p>
     <w:p>
       <w:pPr>
@@ -10681,235 +10679,235 @@
       <w:pPr>
         <w:pStyle w:val="3"/>
       </w:pPr>
-      <w:bookmarkStart w:id="17" w:name="_Toc224758159"/>
+      <w:bookmarkStart w:id="16" w:name="_Toc224758159"/>
       <w:r>
         <w:t>3. 市場滲透策略</w:t>
+      </w:r>
+      <w:bookmarkEnd w:id="16"/>
+    </w:p>
+    <w:p>
+      <w:pPr>
+        <w:spacing w:before="60" w:after="60" w:line="360" w:lineRule="auto"/>
+        <w:jc w:val="both"/>
+      </w:pPr>
+      <w:proofErr w:type="gramStart"/>
+      <w:r>
+        <w:rPr>
+          <w:rFonts w:eastAsia="微軟正黑體"/>
+          <w:b/>
+          <w:bCs/>
+          <w:color w:val="1B2631"/>
+        </w:rPr>
+        <w:t>三</w:t>
+      </w:r>
+      <w:proofErr w:type="gramEnd"/>
+      <w:r>
+        <w:rPr>
+          <w:rFonts w:eastAsia="微軟正黑體"/>
+          <w:b/>
+          <w:bCs/>
+          <w:color w:val="1B2631"/>
+        </w:rPr>
+        <w:t>階段市場擴張：</w:t>
+      </w:r>
+    </w:p>
+    <w:p>
+      <w:pPr>
+        <w:spacing w:before="60" w:after="60" w:line="360" w:lineRule="auto"/>
+        <w:jc w:val="both"/>
+        <w:rPr>
+          <w:color w:val="000000" w:themeColor="text1"/>
+        </w:rPr>
+      </w:pPr>
+      <w:r>
+        <w:rPr>
+          <w:rFonts w:eastAsia="微軟正黑體"/>
+          <w:b/>
+          <w:bCs/>
+          <w:color w:val="000000" w:themeColor="text1"/>
+        </w:rPr>
+        <w:t>第一階段：台灣深耕（Year 1-3）</w:t>
+      </w:r>
+    </w:p>
+    <w:p>
+      <w:pPr>
+        <w:spacing w:before="60" w:after="60" w:line="360" w:lineRule="auto"/>
+        <w:jc w:val="both"/>
+        <w:rPr>
+          <w:color w:val="000000" w:themeColor="text1"/>
+        </w:rPr>
+      </w:pPr>
+      <w:r>
+        <w:rPr>
+          <w:rFonts w:eastAsia="微軟正黑體"/>
+          <w:color w:val="000000" w:themeColor="text1"/>
+        </w:rPr>
+        <w:t>專注國高中數學，建立產品市場契合度（PMF）。目標 5,000 付費用戶。</w:t>
+      </w:r>
+    </w:p>
+    <w:p>
+      <w:pPr>
+        <w:spacing w:before="60" w:after="60" w:line="360" w:lineRule="auto"/>
+        <w:jc w:val="both"/>
+        <w:rPr>
+          <w:color w:val="000000" w:themeColor="text1"/>
+        </w:rPr>
+      </w:pPr>
+      <w:r>
+        <w:rPr>
+          <w:rFonts w:eastAsia="微軟正黑體"/>
+          <w:b/>
+          <w:bCs/>
+          <w:color w:val="000000" w:themeColor="text1"/>
+        </w:rPr>
+        <w:t>第二階段：華語市場（Year 2-4）</w:t>
+      </w:r>
+    </w:p>
+    <w:p>
+      <w:pPr>
+        <w:spacing w:before="60" w:after="60" w:line="360" w:lineRule="auto"/>
+        <w:jc w:val="both"/>
+        <w:rPr>
+          <w:color w:val="000000" w:themeColor="text1"/>
+        </w:rPr>
+      </w:pPr>
+      <w:r>
+        <w:rPr>
+          <w:rFonts w:eastAsia="微軟正黑體"/>
+          <w:color w:val="000000" w:themeColor="text1"/>
+        </w:rPr>
+        <w:t xml:space="preserve">在台灣市場驗證成功後，透過 </w:t>
+      </w:r>
+      <w:proofErr w:type="spellStart"/>
+      <w:r>
+        <w:rPr>
+          <w:rFonts w:eastAsia="微軟正黑體"/>
+          <w:color w:val="000000" w:themeColor="text1"/>
+        </w:rPr>
+        <w:t>SparkLabs</w:t>
+      </w:r>
+      <w:proofErr w:type="spellEnd"/>
+      <w:r>
+        <w:rPr>
+          <w:rFonts w:eastAsia="微軟正黑體"/>
+          <w:color w:val="000000" w:themeColor="text1"/>
+        </w:rPr>
+        <w:t xml:space="preserve"> 國際網絡進入香港、新加坡、馬來西亞。這些地區同樣面臨升學壓力，華語數學市場 SAM 預估為台灣的 3-5 </w:t>
+      </w:r>
+      <w:proofErr w:type="gramStart"/>
+      <w:r>
+        <w:rPr>
+          <w:rFonts w:eastAsia="微軟正黑體"/>
+          <w:color w:val="000000" w:themeColor="text1"/>
+        </w:rPr>
+        <w:t>倍</w:t>
+      </w:r>
+      <w:proofErr w:type="gramEnd"/>
+      <w:r>
+        <w:rPr>
+          <w:rFonts w:eastAsia="微軟正黑體"/>
+          <w:color w:val="000000" w:themeColor="text1"/>
+        </w:rPr>
+        <w:t>。</w:t>
+      </w:r>
+    </w:p>
+    <w:p>
+      <w:pPr>
+        <w:spacing w:before="60" w:after="60" w:line="360" w:lineRule="auto"/>
+        <w:jc w:val="both"/>
+        <w:rPr>
+          <w:color w:val="000000" w:themeColor="text1"/>
+        </w:rPr>
+      </w:pPr>
+      <w:r>
+        <w:rPr>
+          <w:rFonts w:eastAsia="微軟正黑體"/>
+          <w:b/>
+          <w:bCs/>
+          <w:color w:val="000000" w:themeColor="text1"/>
+        </w:rPr>
+        <w:t>第三階段：國際市場（Year 4+）</w:t>
+      </w:r>
+    </w:p>
+    <w:p>
+      <w:pPr>
+        <w:spacing w:before="60" w:after="60" w:line="360" w:lineRule="auto"/>
+        <w:jc w:val="both"/>
+      </w:pPr>
+      <w:r>
+        <w:rPr>
+          <w:rFonts w:eastAsia="微軟正黑體"/>
+          <w:color w:val="1B2631"/>
+        </w:rPr>
+        <w:t>AI 視覺化解題的核心是數學邏輯可視化</w:t>
+      </w:r>
+      <w:proofErr w:type="gramStart"/>
+      <w:r>
+        <w:rPr>
+          <w:rFonts w:eastAsia="微軟正黑體"/>
+          <w:color w:val="1B2631"/>
+        </w:rPr>
+        <w:t>——</w:t>
+      </w:r>
+      <w:proofErr w:type="gramEnd"/>
+      <w:r>
+        <w:rPr>
+          <w:rFonts w:eastAsia="微軟正黑體"/>
+          <w:color w:val="1B2631"/>
+        </w:rPr>
+        <w:t xml:space="preserve">語言隔闡低。參考 </w:t>
+      </w:r>
+      <w:proofErr w:type="spellStart"/>
+      <w:r>
+        <w:rPr>
+          <w:rFonts w:eastAsia="微軟正黑體"/>
+          <w:color w:val="1B2631"/>
+        </w:rPr>
+        <w:t>RevisionDojo</w:t>
+      </w:r>
+      <w:proofErr w:type="spellEnd"/>
+      <w:r>
+        <w:rPr>
+          <w:rFonts w:eastAsia="微軟正黑體"/>
+          <w:color w:val="1B2631"/>
+        </w:rPr>
+        <w:t>（YC W2024）</w:t>
+      </w:r>
+    </w:p>
+    <w:p>
+      <w:pPr>
+        <w:widowControl/>
+      </w:pPr>
+      <w:r>
+        <w:br w:type="page"/>
+      </w:r>
+    </w:p>
+    <w:p>
+      <w:pPr>
+        <w:pStyle w:val="2"/>
+      </w:pPr>
+      <w:bookmarkStart w:id="17" w:name="_Toc224758160"/>
+      <w:r>
+        <w:lastRenderedPageBreak/>
+        <w:t>(二) 競爭分析</w:t>
       </w:r>
       <w:bookmarkEnd w:id="17"/>
     </w:p>
     <w:p>
       <w:pPr>
-        <w:spacing w:before="60" w:after="60" w:line="360" w:lineRule="auto"/>
-        <w:jc w:val="both"/>
-      </w:pPr>
-      <w:proofErr w:type="gramStart"/>
-      <w:r>
-        <w:rPr>
-          <w:rFonts w:eastAsia="微軟正黑體"/>
-          <w:b/>
-          <w:bCs/>
-          <w:color w:val="1B2631"/>
-        </w:rPr>
-        <w:t>三</w:t>
-      </w:r>
-      <w:proofErr w:type="gramEnd"/>
-      <w:r>
-        <w:rPr>
-          <w:rFonts w:eastAsia="微軟正黑體"/>
-          <w:b/>
-          <w:bCs/>
-          <w:color w:val="1B2631"/>
-        </w:rPr>
-        <w:t>階段市場擴張：</w:t>
-      </w:r>
-    </w:p>
-    <w:p>
-      <w:pPr>
-        <w:spacing w:before="60" w:after="60" w:line="360" w:lineRule="auto"/>
-        <w:jc w:val="both"/>
-        <w:rPr>
-          <w:color w:val="000000" w:themeColor="text1"/>
-        </w:rPr>
-      </w:pPr>
-      <w:r>
-        <w:rPr>
-          <w:rFonts w:eastAsia="微軟正黑體"/>
-          <w:b/>
-          <w:bCs/>
-          <w:color w:val="000000" w:themeColor="text1"/>
-        </w:rPr>
-        <w:t>第一階段：台灣深耕（Year 1-3）</w:t>
-      </w:r>
-    </w:p>
-    <w:p>
-      <w:pPr>
-        <w:spacing w:before="60" w:after="60" w:line="360" w:lineRule="auto"/>
-        <w:jc w:val="both"/>
-        <w:rPr>
-          <w:color w:val="000000" w:themeColor="text1"/>
-        </w:rPr>
-      </w:pPr>
-      <w:r>
-        <w:rPr>
-          <w:rFonts w:eastAsia="微軟正黑體"/>
-          <w:color w:val="000000" w:themeColor="text1"/>
-        </w:rPr>
-        <w:t>專注國高中數學，建立產品市場契合度（PMF）。目標 5,000 付費用戶。</w:t>
-      </w:r>
-    </w:p>
-    <w:p>
-      <w:pPr>
-        <w:spacing w:before="60" w:after="60" w:line="360" w:lineRule="auto"/>
-        <w:jc w:val="both"/>
-        <w:rPr>
-          <w:color w:val="000000" w:themeColor="text1"/>
-        </w:rPr>
-      </w:pPr>
-      <w:r>
-        <w:rPr>
-          <w:rFonts w:eastAsia="微軟正黑體"/>
-          <w:b/>
-          <w:bCs/>
-          <w:color w:val="000000" w:themeColor="text1"/>
-        </w:rPr>
-        <w:t>第二階段：華語市場（Year 2-4）</w:t>
-      </w:r>
-    </w:p>
-    <w:p>
-      <w:pPr>
-        <w:spacing w:before="60" w:after="60" w:line="360" w:lineRule="auto"/>
-        <w:jc w:val="both"/>
-        <w:rPr>
-          <w:color w:val="000000" w:themeColor="text1"/>
-        </w:rPr>
-      </w:pPr>
-      <w:r>
-        <w:rPr>
-          <w:rFonts w:eastAsia="微軟正黑體"/>
-          <w:color w:val="000000" w:themeColor="text1"/>
-        </w:rPr>
-        <w:t xml:space="preserve">在台灣市場驗證成功後，透過 </w:t>
-      </w:r>
-      <w:proofErr w:type="spellStart"/>
-      <w:r>
-        <w:rPr>
-          <w:rFonts w:eastAsia="微軟正黑體"/>
-          <w:color w:val="000000" w:themeColor="text1"/>
-        </w:rPr>
-        <w:t>SparkLabs</w:t>
-      </w:r>
-      <w:proofErr w:type="spellEnd"/>
-      <w:r>
-        <w:rPr>
-          <w:rFonts w:eastAsia="微軟正黑體"/>
-          <w:color w:val="000000" w:themeColor="text1"/>
-        </w:rPr>
-        <w:t xml:space="preserve"> 國際網絡進入香港、新加坡、馬來西亞。這些地區同樣面臨升學壓力，華語數學市場 SAM 預估為台灣的 3-5 </w:t>
-      </w:r>
-      <w:proofErr w:type="gramStart"/>
-      <w:r>
-        <w:rPr>
-          <w:rFonts w:eastAsia="微軟正黑體"/>
-          <w:color w:val="000000" w:themeColor="text1"/>
-        </w:rPr>
-        <w:t>倍</w:t>
-      </w:r>
-      <w:proofErr w:type="gramEnd"/>
-      <w:r>
-        <w:rPr>
-          <w:rFonts w:eastAsia="微軟正黑體"/>
-          <w:color w:val="000000" w:themeColor="text1"/>
-        </w:rPr>
-        <w:t>。</w:t>
-      </w:r>
-    </w:p>
-    <w:p>
-      <w:pPr>
-        <w:spacing w:before="60" w:after="60" w:line="360" w:lineRule="auto"/>
-        <w:jc w:val="both"/>
-        <w:rPr>
-          <w:color w:val="000000" w:themeColor="text1"/>
-        </w:rPr>
-      </w:pPr>
-      <w:r>
-        <w:rPr>
-          <w:rFonts w:eastAsia="微軟正黑體"/>
-          <w:b/>
-          <w:bCs/>
-          <w:color w:val="000000" w:themeColor="text1"/>
-        </w:rPr>
-        <w:t>第三階段：國際市場（Year 4+）</w:t>
-      </w:r>
-    </w:p>
-    <w:p>
-      <w:pPr>
-        <w:spacing w:before="60" w:after="60" w:line="360" w:lineRule="auto"/>
-        <w:jc w:val="both"/>
-      </w:pPr>
-      <w:r>
-        <w:rPr>
-          <w:rFonts w:eastAsia="微軟正黑體"/>
-          <w:color w:val="1B2631"/>
-        </w:rPr>
-        <w:t>AI 視覺化解題的核心是數學邏輯可視化</w:t>
-      </w:r>
-      <w:proofErr w:type="gramStart"/>
-      <w:r>
-        <w:rPr>
-          <w:rFonts w:eastAsia="微軟正黑體"/>
-          <w:color w:val="1B2631"/>
-        </w:rPr>
-        <w:t>——</w:t>
-      </w:r>
-      <w:proofErr w:type="gramEnd"/>
-      <w:r>
-        <w:rPr>
-          <w:rFonts w:eastAsia="微軟正黑體"/>
-          <w:color w:val="1B2631"/>
-        </w:rPr>
-        <w:t xml:space="preserve">語言隔闡低。參考 </w:t>
-      </w:r>
-      <w:proofErr w:type="spellStart"/>
-      <w:r>
-        <w:rPr>
-          <w:rFonts w:eastAsia="微軟正黑體"/>
-          <w:color w:val="1B2631"/>
-        </w:rPr>
-        <w:t>RevisionDojo</w:t>
-      </w:r>
-      <w:proofErr w:type="spellEnd"/>
-      <w:r>
-        <w:rPr>
-          <w:rFonts w:eastAsia="微軟正黑體"/>
-          <w:color w:val="1B2631"/>
-        </w:rPr>
-        <w:t>（YC W2024）</w:t>
-      </w:r>
-    </w:p>
-    <w:p>
-      <w:pPr>
-        <w:widowControl/>
-      </w:pPr>
-      <w:r>
-        <w:br w:type="page"/>
-      </w:r>
-    </w:p>
-    <w:p>
-      <w:pPr>
-        <w:pStyle w:val="2"/>
-      </w:pPr>
-      <w:bookmarkStart w:id="18" w:name="_Toc224758160"/>
-      <w:r>
-        <w:lastRenderedPageBreak/>
-        <w:t>(二) 競爭分析</w:t>
+        <w:pStyle w:val="3"/>
+      </w:pPr>
+      <w:bookmarkStart w:id="18" w:name="_Toc224758161"/>
+      <w:r>
+        <w:rPr>
+          <w:rFonts w:hint="eastAsia"/>
+        </w:rPr>
+        <w:t>1</w:t>
+      </w:r>
+      <w:r>
+        <w:t>. 商業門檻／市場定位比較</w:t>
       </w:r>
       <w:bookmarkEnd w:id="18"/>
-    </w:p>
-    <w:p>
-      <w:pPr>
-        <w:pStyle w:val="3"/>
-      </w:pPr>
-      <w:bookmarkStart w:id="19" w:name="_Toc224758161"/>
-      <w:r>
-        <w:rPr>
-          <w:rFonts w:hint="eastAsia"/>
-        </w:rPr>
-        <w:t>1</w:t>
-      </w:r>
-      <w:r>
-        <w:t>. 商業門檻／市場定位比較</w:t>
-      </w:r>
-      <w:bookmarkEnd w:id="19"/>
     </w:p>
     <w:tbl>
       <w:tblPr>
@@ -12217,7 +12215,7 @@
       <w:pPr>
         <w:pStyle w:val="3"/>
       </w:pPr>
-      <w:bookmarkStart w:id="20" w:name="_Toc224758162"/>
+      <w:bookmarkStart w:id="19" w:name="_Toc224758162"/>
       <w:r>
         <w:rPr>
           <w:rFonts w:hint="eastAsia"/>
@@ -12227,7 +12225,7 @@
       <w:r>
         <w:t>. 價格與品牌差異</w:t>
       </w:r>
-      <w:bookmarkEnd w:id="20"/>
+      <w:bookmarkEnd w:id="19"/>
     </w:p>
     <w:tbl>
       <w:tblPr>
@@ -13903,98 +13901,98 @@
           <w:numId w:val="4"/>
         </w:numPr>
       </w:pPr>
-      <w:bookmarkStart w:id="21" w:name="_Toc224758163"/>
+      <w:bookmarkStart w:id="20" w:name="_Toc224758163"/>
       <w:r>
         <w:lastRenderedPageBreak/>
         <w:t>商業模式</w:t>
+      </w:r>
+      <w:bookmarkEnd w:id="20"/>
+    </w:p>
+    <w:p>
+      <w:pPr>
+        <w:pStyle w:val="af0"/>
+        <w:spacing w:before="360" w:after="0"/>
+        <w:ind w:left="403" w:right="403"/>
+        <w:rPr>
+          <w:color w:val="7F7F7F" w:themeColor="text1" w:themeTint="80"/>
+        </w:rPr>
+      </w:pPr>
+      <w:proofErr w:type="spellStart"/>
+      <w:r>
+        <w:rPr>
+          <w:color w:val="7F7F7F" w:themeColor="text1" w:themeTint="80"/>
+        </w:rPr>
+        <w:t>Mathify</w:t>
+      </w:r>
+      <w:proofErr w:type="spellEnd"/>
+      <w:r>
+        <w:rPr>
+          <w:color w:val="7F7F7F" w:themeColor="text1" w:themeTint="80"/>
+        </w:rPr>
+        <w:t xml:space="preserve"> Labs 目前處於技術原型階段（已有 AI 對話 + 前端介面，視覺化引擎開發中），尚無營運數據。以下所有</w:t>
+      </w:r>
+      <w:proofErr w:type="gramStart"/>
+      <w:r>
+        <w:rPr>
+          <w:color w:val="7F7F7F" w:themeColor="text1" w:themeTint="80"/>
+        </w:rPr>
+        <w:t>數字均為推</w:t>
+      </w:r>
+      <w:proofErr w:type="gramEnd"/>
+      <w:r>
+        <w:rPr>
+          <w:color w:val="7F7F7F" w:themeColor="text1" w:themeTint="80"/>
+        </w:rPr>
+        <w:t>估，每項假設均標</w:t>
+      </w:r>
+      <w:proofErr w:type="gramStart"/>
+      <w:r>
+        <w:rPr>
+          <w:color w:val="7F7F7F" w:themeColor="text1" w:themeTint="80"/>
+        </w:rPr>
+        <w:t>註</w:t>
+      </w:r>
+      <w:proofErr w:type="gramEnd"/>
+      <w:r>
+        <w:rPr>
+          <w:color w:val="7F7F7F" w:themeColor="text1" w:themeTint="80"/>
+        </w:rPr>
+        <w:t>推導邏輯與參考依據。</w:t>
+      </w:r>
+    </w:p>
+    <w:p>
+      <w:pPr>
+        <w:pStyle w:val="2"/>
+      </w:pPr>
+      <w:bookmarkStart w:id="21" w:name="_Toc224758164"/>
+      <w:r>
+        <w:t>(</w:t>
+      </w:r>
+      <w:proofErr w:type="gramStart"/>
+      <w:r>
+        <w:t>一</w:t>
+      </w:r>
+      <w:proofErr w:type="gramEnd"/>
+      <w:r>
+        <w:t>) 商業模式</w:t>
       </w:r>
       <w:bookmarkEnd w:id="21"/>
     </w:p>
     <w:p>
       <w:pPr>
-        <w:pStyle w:val="af0"/>
-        <w:spacing w:before="360" w:after="0"/>
-        <w:ind w:left="403" w:right="403"/>
-        <w:rPr>
-          <w:color w:val="7F7F7F" w:themeColor="text1" w:themeTint="80"/>
-        </w:rPr>
-      </w:pPr>
-      <w:proofErr w:type="spellStart"/>
-      <w:r>
-        <w:rPr>
-          <w:color w:val="7F7F7F" w:themeColor="text1" w:themeTint="80"/>
-        </w:rPr>
-        <w:t>Mathify</w:t>
-      </w:r>
-      <w:proofErr w:type="spellEnd"/>
-      <w:r>
-        <w:rPr>
-          <w:color w:val="7F7F7F" w:themeColor="text1" w:themeTint="80"/>
-        </w:rPr>
-        <w:t xml:space="preserve"> Labs 目前處於技術原型階段（已有 AI 對話 + 前端介面，視覺化引擎開發中），尚無營運數據。以下所有</w:t>
-      </w:r>
-      <w:proofErr w:type="gramStart"/>
-      <w:r>
-        <w:rPr>
-          <w:color w:val="7F7F7F" w:themeColor="text1" w:themeTint="80"/>
-        </w:rPr>
-        <w:t>數字均為推</w:t>
-      </w:r>
-      <w:proofErr w:type="gramEnd"/>
-      <w:r>
-        <w:rPr>
-          <w:color w:val="7F7F7F" w:themeColor="text1" w:themeTint="80"/>
-        </w:rPr>
-        <w:t>估，每項假設均標</w:t>
-      </w:r>
-      <w:proofErr w:type="gramStart"/>
-      <w:r>
-        <w:rPr>
-          <w:color w:val="7F7F7F" w:themeColor="text1" w:themeTint="80"/>
-        </w:rPr>
-        <w:t>註</w:t>
-      </w:r>
-      <w:proofErr w:type="gramEnd"/>
-      <w:r>
-        <w:rPr>
-          <w:color w:val="7F7F7F" w:themeColor="text1" w:themeTint="80"/>
-        </w:rPr>
-        <w:t>推導邏輯與參考依據。</w:t>
-      </w:r>
-    </w:p>
-    <w:p>
-      <w:pPr>
-        <w:pStyle w:val="2"/>
-      </w:pPr>
-      <w:bookmarkStart w:id="22" w:name="_Toc224758164"/>
-      <w:r>
-        <w:t>(</w:t>
-      </w:r>
-      <w:proofErr w:type="gramStart"/>
-      <w:r>
-        <w:t>一</w:t>
-      </w:r>
-      <w:proofErr w:type="gramEnd"/>
-      <w:r>
-        <w:t>) 商業模式</w:t>
+        <w:pStyle w:val="3"/>
+      </w:pPr>
+      <w:bookmarkStart w:id="22" w:name="_Toc224758165"/>
+      <w:r>
+        <w:rPr>
+          <w:rFonts w:hint="eastAsia"/>
+        </w:rPr>
+        <w:t>1</w:t>
+      </w:r>
+      <w:r>
+        <w:t>. 單位經濟模型</w:t>
       </w:r>
       <w:bookmarkEnd w:id="22"/>
-    </w:p>
-    <w:p>
-      <w:pPr>
-        <w:pStyle w:val="3"/>
-      </w:pPr>
-      <w:bookmarkStart w:id="23" w:name="_Toc224758165"/>
-      <w:r>
-        <w:rPr>
-          <w:rFonts w:hint="eastAsia"/>
-        </w:rPr>
-        <w:t>1</w:t>
-      </w:r>
-      <w:r>
-        <w:t>. 單位經濟模型</w:t>
-      </w:r>
-      <w:bookmarkEnd w:id="23"/>
     </w:p>
     <w:p>
       <w:pPr>
@@ -18208,7 +18206,7 @@
       <w:pPr>
         <w:pStyle w:val="3"/>
       </w:pPr>
-      <w:bookmarkStart w:id="24" w:name="_Toc224758166"/>
+      <w:bookmarkStart w:id="23" w:name="_Toc224758166"/>
       <w:r>
         <w:rPr>
           <w:rFonts w:hint="eastAsia"/>
@@ -18218,7 +18216,7 @@
       <w:r>
         <w:t>. 毛利率</w:t>
       </w:r>
-      <w:bookmarkEnd w:id="24"/>
+      <w:bookmarkEnd w:id="23"/>
     </w:p>
     <w:p>
       <w:pPr>
@@ -19529,7 +19527,7 @@
       <w:pPr>
         <w:pStyle w:val="3"/>
       </w:pPr>
-      <w:bookmarkStart w:id="25" w:name="_Toc224758167"/>
+      <w:bookmarkStart w:id="24" w:name="_Toc224758167"/>
       <w:r>
         <w:rPr>
           <w:rFonts w:hint="eastAsia"/>
@@ -19539,7 +19537,7 @@
       <w:r>
         <w:t>. 通路與品牌策略</w:t>
       </w:r>
-      <w:bookmarkEnd w:id="25"/>
+      <w:bookmarkEnd w:id="24"/>
     </w:p>
     <w:p>
       <w:pPr>
@@ -19667,18 +19665,18 @@
       <w:pPr>
         <w:pStyle w:val="2"/>
       </w:pPr>
-      <w:bookmarkStart w:id="26" w:name="_Toc224758168"/>
+      <w:bookmarkStart w:id="25" w:name="_Toc224758168"/>
       <w:r>
         <w:lastRenderedPageBreak/>
         <w:t>(二) 市場拓展策略</w:t>
       </w:r>
-      <w:bookmarkEnd w:id="26"/>
+      <w:bookmarkEnd w:id="25"/>
     </w:p>
     <w:p>
       <w:pPr>
         <w:pStyle w:val="3"/>
       </w:pPr>
-      <w:bookmarkStart w:id="27" w:name="_Toc224758169"/>
+      <w:bookmarkStart w:id="26" w:name="_Toc224758169"/>
       <w:r>
         <w:rPr>
           <w:rFonts w:hint="eastAsia"/>
@@ -19688,7 +19686,7 @@
       <w:r>
         <w:t>. 通路拓展</w:t>
       </w:r>
-      <w:bookmarkEnd w:id="27"/>
+      <w:bookmarkEnd w:id="26"/>
     </w:p>
     <w:p>
       <w:pPr>
@@ -20893,7 +20891,7 @@
       <w:pPr>
         <w:pStyle w:val="3"/>
       </w:pPr>
-      <w:bookmarkStart w:id="28" w:name="_Toc224758170"/>
+      <w:bookmarkStart w:id="27" w:name="_Toc224758170"/>
       <w:r>
         <w:rPr>
           <w:rFonts w:hint="eastAsia"/>
@@ -20907,7 +20905,7 @@
       <w:r>
         <w:t>跨境電商</w:t>
       </w:r>
-      <w:bookmarkEnd w:id="28"/>
+      <w:bookmarkEnd w:id="27"/>
       <w:proofErr w:type="gramEnd"/>
     </w:p>
     <w:p>
@@ -20989,12 +20987,12 @@
           <w:numId w:val="4"/>
         </w:numPr>
       </w:pPr>
-      <w:bookmarkStart w:id="29" w:name="_Toc224758171"/>
+      <w:bookmarkStart w:id="28" w:name="_Toc224758171"/>
       <w:r>
         <w:lastRenderedPageBreak/>
         <w:t>團隊潛力</w:t>
       </w:r>
-      <w:bookmarkEnd w:id="29"/>
+      <w:bookmarkEnd w:id="28"/>
     </w:p>
     <w:p>
       <w:pPr>
@@ -21045,7 +21043,7 @@
       <w:pPr>
         <w:pStyle w:val="2"/>
       </w:pPr>
-      <w:bookmarkStart w:id="30" w:name="_Toc224758172"/>
+      <w:bookmarkStart w:id="29" w:name="_Toc224758172"/>
       <w:r>
         <w:t>(</w:t>
       </w:r>
@@ -21057,17 +21055,17 @@
       <w:r>
         <w:t>) 團隊介紹</w:t>
       </w:r>
-      <w:bookmarkEnd w:id="30"/>
+      <w:bookmarkEnd w:id="29"/>
     </w:p>
     <w:p>
       <w:pPr>
         <w:pStyle w:val="3"/>
       </w:pPr>
-      <w:bookmarkStart w:id="31" w:name="_Toc224758173"/>
+      <w:bookmarkStart w:id="30" w:name="_Toc224758173"/>
       <w:r>
         <w:t>1. 核心成員經歷</w:t>
       </w:r>
-      <w:bookmarkEnd w:id="31"/>
+      <w:bookmarkEnd w:id="30"/>
     </w:p>
     <w:p>
       <w:pPr>
@@ -22026,7 +22024,7 @@
             <w:pPr>
               <w:spacing w:before="20" w:after="20"/>
             </w:pPr>
-            <w:bookmarkStart w:id="32" w:name="_Hlk224635750"/>
+            <w:bookmarkStart w:id="31" w:name="_Hlk224635750"/>
             <w:r>
               <w:rPr>
                 <w:rFonts w:eastAsia="微軟正黑體"/>
@@ -22070,7 +22068,7 @@
           </w:p>
         </w:tc>
       </w:tr>
-      <w:bookmarkEnd w:id="32"/>
+      <w:bookmarkEnd w:id="31"/>
       <w:tr>
         <w:tc>
           <w:tcPr>
@@ -22614,11 +22612,11 @@
       <w:pPr>
         <w:pStyle w:val="3"/>
       </w:pPr>
-      <w:bookmarkStart w:id="33" w:name="_Toc224758174"/>
+      <w:bookmarkStart w:id="32" w:name="_Toc224758174"/>
       <w:r>
         <w:t>2. 核心能力</w:t>
       </w:r>
-      <w:bookmarkEnd w:id="33"/>
+      <w:bookmarkEnd w:id="32"/>
     </w:p>
     <w:tbl>
       <w:tblPr>
@@ -23621,12 +23619,12 @@
       <w:pPr>
         <w:pStyle w:val="3"/>
       </w:pPr>
-      <w:bookmarkStart w:id="34" w:name="_Toc224758175"/>
+      <w:bookmarkStart w:id="33" w:name="_Toc224758175"/>
       <w:r>
         <w:lastRenderedPageBreak/>
         <w:t>3. 團隊分工</w:t>
       </w:r>
-      <w:bookmarkEnd w:id="34"/>
+      <w:bookmarkEnd w:id="33"/>
     </w:p>
     <w:tbl>
       <w:tblPr>
@@ -24580,11 +24578,11 @@
       <w:pPr>
         <w:pStyle w:val="3"/>
       </w:pPr>
-      <w:bookmarkStart w:id="35" w:name="_Toc224758176"/>
+      <w:bookmarkStart w:id="34" w:name="_Toc224758176"/>
       <w:r>
         <w:t>4. 過去實績</w:t>
       </w:r>
-      <w:bookmarkEnd w:id="35"/>
+      <w:bookmarkEnd w:id="34"/>
     </w:p>
     <w:p>
       <w:pPr>
@@ -24696,12 +24694,12 @@
           <w:numId w:val="4"/>
         </w:numPr>
       </w:pPr>
-      <w:bookmarkStart w:id="36" w:name="_Toc224758177"/>
+      <w:bookmarkStart w:id="35" w:name="_Toc224758177"/>
       <w:r>
         <w:lastRenderedPageBreak/>
         <w:t>財務規劃與管理</w:t>
       </w:r>
-      <w:bookmarkEnd w:id="36"/>
+      <w:bookmarkEnd w:id="35"/>
     </w:p>
     <w:p>
       <w:pPr>
@@ -24772,7 +24770,7 @@
       <w:pPr>
         <w:pStyle w:val="2"/>
       </w:pPr>
-      <w:bookmarkStart w:id="37" w:name="_Toc224758178"/>
+      <w:bookmarkStart w:id="36" w:name="_Toc224758178"/>
       <w:r>
         <w:t>(</w:t>
       </w:r>
@@ -24784,13 +24782,13 @@
       <w:r>
         <w:t>) 財務規劃與資金用途</w:t>
       </w:r>
-      <w:bookmarkEnd w:id="37"/>
+      <w:bookmarkEnd w:id="36"/>
     </w:p>
     <w:p>
       <w:pPr>
         <w:pStyle w:val="3"/>
       </w:pPr>
-      <w:bookmarkStart w:id="38" w:name="_Toc224758179"/>
+      <w:bookmarkStart w:id="37" w:name="_Toc224758179"/>
       <w:r>
         <w:rPr>
           <w:rFonts w:hint="eastAsia"/>
@@ -24800,7 +24798,7 @@
       <w:r>
         <w:t>. 行銷成本比例</w:t>
       </w:r>
-      <w:bookmarkEnd w:id="38"/>
+      <w:bookmarkEnd w:id="37"/>
     </w:p>
     <w:p>
       <w:pPr>
@@ -26172,7 +26170,7 @@
       <w:pPr>
         <w:pStyle w:val="3"/>
       </w:pPr>
-      <w:bookmarkStart w:id="39" w:name="_Toc224758180"/>
+      <w:bookmarkStart w:id="38" w:name="_Toc224758180"/>
       <w:r>
         <w:rPr>
           <w:rFonts w:hint="eastAsia"/>
@@ -26183,7 +26181,7 @@
       <w:r>
         <w:t>. 現金流管理</w:t>
       </w:r>
-      <w:bookmarkEnd w:id="39"/>
+      <w:bookmarkEnd w:id="38"/>
     </w:p>
     <w:p>
       <w:pPr>
@@ -28269,7 +28267,7 @@
       <w:pPr>
         <w:pStyle w:val="3"/>
       </w:pPr>
-      <w:bookmarkStart w:id="40" w:name="_Toc224758181"/>
+      <w:bookmarkStart w:id="39" w:name="_Toc224758181"/>
       <w:r>
         <w:rPr>
           <w:rFonts w:hint="eastAsia"/>
@@ -28280,7 +28278,7 @@
       <w:r>
         <w:t>. 資金用途</w:t>
       </w:r>
-      <w:bookmarkEnd w:id="40"/>
+      <w:bookmarkEnd w:id="39"/>
     </w:p>
     <w:p>
       <w:pPr>
@@ -31004,18 +31002,18 @@
       <w:pPr>
         <w:pStyle w:val="2"/>
       </w:pPr>
-      <w:bookmarkStart w:id="41" w:name="_Toc224758182"/>
+      <w:bookmarkStart w:id="40" w:name="_Toc224758182"/>
       <w:r>
         <w:lastRenderedPageBreak/>
         <w:t>(二) 風險評估與因應措施</w:t>
       </w:r>
-      <w:bookmarkEnd w:id="41"/>
+      <w:bookmarkEnd w:id="40"/>
     </w:p>
     <w:p>
       <w:pPr>
         <w:pStyle w:val="3"/>
       </w:pPr>
-      <w:bookmarkStart w:id="42" w:name="_Toc224758183"/>
+      <w:bookmarkStart w:id="41" w:name="_Toc224758183"/>
       <w:r>
         <w:rPr>
           <w:rFonts w:hint="eastAsia"/>
@@ -31025,7 +31023,7 @@
       <w:r>
         <w:t>. 市場競爭風險</w:t>
       </w:r>
-      <w:bookmarkEnd w:id="42"/>
+      <w:bookmarkEnd w:id="41"/>
     </w:p>
     <w:tbl>
       <w:tblPr>
@@ -31723,7 +31721,7 @@
       <w:pPr>
         <w:pStyle w:val="3"/>
       </w:pPr>
-      <w:bookmarkStart w:id="43" w:name="_Toc224758184"/>
+      <w:bookmarkStart w:id="42" w:name="_Toc224758184"/>
       <w:r>
         <w:rPr>
           <w:rFonts w:hint="eastAsia"/>
@@ -31733,7 +31731,7 @@
       <w:r>
         <w:t>. 成本上升風險</w:t>
       </w:r>
-      <w:bookmarkEnd w:id="43"/>
+      <w:bookmarkEnd w:id="42"/>
     </w:p>
     <w:tbl>
       <w:tblPr>
@@ -32288,19 +32286,23 @@
       <w:pPr>
         <w:pStyle w:val="1"/>
       </w:pPr>
-      <w:bookmarkStart w:id="44" w:name="_Toc224639020"/>
-      <w:bookmarkStart w:id="45" w:name="_Toc224758185"/>
+      <w:bookmarkStart w:id="43" w:name="_Toc224639020"/>
+      <w:bookmarkStart w:id="44" w:name="_Toc224758185"/>
       <w:r>
         <w:lastRenderedPageBreak/>
         <w:t>參考文獻</w:t>
       </w:r>
+      <w:bookmarkEnd w:id="43"/>
       <w:bookmarkEnd w:id="44"/>
-      <w:bookmarkEnd w:id="45"/>
     </w:p>
     <w:p>
       <w:pPr>
         <w:spacing w:before="120" w:after="120" w:line="340" w:lineRule="auto"/>
         <w:ind w:left="482" w:hanging="482"/>
+        <w:rPr>
+          <w:rStyle w:val="a5"/>
+          <w:rFonts w:eastAsia="微軟正黑體"/>
+        </w:rPr>
       </w:pPr>
       <w:r>
         <w:rPr>
@@ -32333,6 +32335,47 @@
           <w:t>https://stats.moe.gov.tw/files/ebook/Education_Statistics/114/114年版中華民國教育統計.pdf</w:t>
         </w:r>
       </w:hyperlink>
+    </w:p>
+    <w:p>
+      <w:pPr>
+        <w:spacing w:before="120" w:after="120" w:line="340" w:lineRule="auto"/>
+        <w:ind w:left="482" w:hanging="482"/>
+        <w:rPr>
+          <w:rFonts w:hint="eastAsia"/>
+        </w:rPr>
+      </w:pPr>
+      <w:r>
+        <w:rPr>
+          <w:rFonts w:eastAsia="微軟正黑體"/>
+          <w:color w:val="1B2631"/>
+        </w:rPr>
+        <w:t>[2] 教育部統計處（2024）。</w:t>
+      </w:r>
+      <w:r>
+        <w:rPr>
+          <w:rFonts w:eastAsia="微軟正黑體" w:hint="eastAsia"/>
+          <w:i/>
+          <w:color w:val="1B2631"/>
+        </w:rPr>
+        <w:t>高級中等學校</w:t>
+      </w:r>
+      <w:r>
+        <w:rPr>
+          <w:rFonts w:eastAsia="微軟正黑體"/>
+          <w:i/>
+          <w:color w:val="1B2631"/>
+        </w:rPr>
+        <w:t>概況統計（113學年度）</w:t>
+      </w:r>
+      <w:r>
+        <w:rPr>
+          <w:rFonts w:eastAsia="微軟正黑體"/>
+          <w:color w:val="1B2631"/>
+        </w:rPr>
+        <w:t>。教育部。https://stats.moe.gov.tw/</w:t>
+      </w:r>
+      <w:bookmarkStart w:id="45" w:name="_GoBack"/>
+      <w:bookmarkEnd w:id="45"/>
     </w:p>
     <w:p>
       <w:pPr>
@@ -32892,7 +32935,7 @@
         </mc:Choice>
         <mc:Fallback>
           <w:pict>
-            <v:roundrect w14:anchorId="6EEBA4BC" id="矩形: 圓角 20" o:spid="_x0000_s1026" style="position:absolute;margin-left:0;margin-top:0;width:538.6pt;height:722.85pt;z-index:251665407;visibility:visible;mso-wrap-style:square;mso-width-percent:0;mso-height-percent:0;mso-wrap-distance-left:9pt;mso-wrap-distance-top:0;mso-wrap-distance-right:9pt;mso-wrap-distance-bottom:0;mso-position-horizontal:center;mso-position-horizontal-relative:margin;mso-position-vertical:center;mso-position-vertical-relative:margin;mso-width-percent:0;mso-height-percent:0;mso-width-relative:margin;mso-height-relative:margin;v-text-anchor:middle" arcsize="1569f" o:gfxdata="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" fillcolor="white [3212]" stroked="f" strokeweight="1pt">
+            <v:roundrect w14:anchorId="6CA48961" id="矩形: 圓角 20" o:spid="_x0000_s1026" style="position:absolute;margin-left:0;margin-top:0;width:538.6pt;height:722.85pt;z-index:251665407;visibility:visible;mso-wrap-style:square;mso-width-percent:0;mso-height-percent:0;mso-wrap-distance-left:9pt;mso-wrap-distance-top:0;mso-wrap-distance-right:9pt;mso-wrap-distance-bottom:0;mso-position-horizontal:center;mso-position-horizontal-relative:margin;mso-position-vertical:center;mso-position-vertical-relative:margin;mso-width-percent:0;mso-height-percent:0;mso-width-relative:margin;mso-height-relative:margin;v-text-anchor:middle" arcsize="1569f" o:gfxdata="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" fillcolor="white [3212]" stroked="f" strokeweight="1pt">
               <v:stroke joinstyle="miter"/>
               <w10:wrap anchorx="margin" anchory="margin"/>
             </v:roundrect>
@@ -32993,7 +33036,7 @@
         </mc:Choice>
         <mc:Fallback>
           <w:pict>
-            <v:roundrect w14:anchorId="081A93C9" id="矩形: 圓角 13" o:spid="_x0000_s1026" style="position:absolute;margin-left:0;margin-top:0;width:538.6pt;height:722.85pt;z-index:251663359;visibility:visible;mso-wrap-style:square;mso-width-percent:0;mso-height-percent:0;mso-wrap-distance-left:9pt;mso-wrap-distance-top:0;mso-wrap-distance-right:9pt;mso-wrap-distance-bottom:0;mso-position-horizontal:center;mso-position-horizontal-relative:margin;mso-position-vertical:center;mso-position-vertical-relative:margin;mso-width-percent:0;mso-height-percent:0;mso-width-relative:margin;mso-height-relative:margin;v-text-anchor:middle" arcsize="1569f" o:gfxdata="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" fillcolor="white [3212]" stroked="f" strokeweight="1pt">
+            <v:roundrect w14:anchorId="582BB224" id="矩形: 圓角 13" o:spid="_x0000_s1026" style="position:absolute;margin-left:0;margin-top:0;width:538.6pt;height:722.85pt;z-index:251663359;visibility:visible;mso-wrap-style:square;mso-width-percent:0;mso-height-percent:0;mso-wrap-distance-left:9pt;mso-wrap-distance-top:0;mso-wrap-distance-right:9pt;mso-wrap-distance-bottom:0;mso-position-horizontal:center;mso-position-horizontal-relative:margin;mso-position-vertical:center;mso-position-vertical-relative:margin;mso-width-percent:0;mso-height-percent:0;mso-width-relative:margin;mso-height-relative:margin;v-text-anchor:middle" arcsize="1569f" o:gfxdata="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" fillcolor="white [3212]" stroked="f" strokeweight="1pt">
               <v:stroke joinstyle="miter"/>
               <w10:wrap anchorx="margin" anchory="margin"/>
             </v:roundrect>
@@ -33127,7 +33170,7 @@
         </mc:Choice>
         <mc:Fallback>
           <w:pict>
-            <v:rect w14:anchorId="1D6A3838" id="矩形 2" o:spid="_x0000_s1026" style="position:absolute;margin-left:-11.5pt;margin-top:-43.9pt;width:135.55pt;height:857.85pt;z-index:251661311;visibility:visible;mso-wrap-style:square;mso-width-percent:0;mso-height-percent:0;mso-wrap-distance-left:9pt;mso-wrap-distance-top:0;mso-wrap-distance-right:9pt;mso-wrap-distance-bottom:0;mso-position-horizontal:absolute;mso-position-horizontal-relative:page;mso-position-vertical:absolute;mso-position-vertical-relative:text;mso-width-percent:0;mso-height-percent:0;mso-width-relative:margin;mso-height-relative:margin;v-text-anchor:middle" o:gfxdata="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" fillcolor="#2f5496 [2404]" stroked="f" strokeweight="1pt">
+            <v:rect w14:anchorId="798501E5" id="矩形 2" o:spid="_x0000_s1026" style="position:absolute;margin-left:-11.5pt;margin-top:-43.9pt;width:135.55pt;height:857.85pt;z-index:251661311;visibility:visible;mso-wrap-style:square;mso-width-percent:0;mso-height-percent:0;mso-wrap-distance-left:9pt;mso-wrap-distance-top:0;mso-wrap-distance-right:9pt;mso-wrap-distance-bottom:0;mso-position-horizontal:absolute;mso-position-horizontal-relative:page;mso-position-vertical:absolute;mso-position-vertical-relative:text;mso-width-percent:0;mso-height-percent:0;mso-width-relative:margin;mso-height-relative:margin;v-text-anchor:middle" o:gfxdata="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" fillcolor="#2f5496 [2404]" stroked="f" strokeweight="1pt">
               <w10:wrap anchorx="page"/>
             </v:rect>
           </w:pict>
@@ -37060,7 +37103,7 @@
 </file>
 
 <file path=customXml/itemProps1.xml><?xml version="1.0" encoding="utf-8"?>
-<ds:datastoreItem xmlns:ds="http://schemas.openxmlformats.org/officeDocument/2006/customXml" ds:itemID="{3C6E0DCE-4215-4C98-97F5-E6F086AEEAE9}">
+<ds:datastoreItem xmlns:ds="http://schemas.openxmlformats.org/officeDocument/2006/customXml" ds:itemID="{EC3FED99-A55A-43E1-A37A-655CD25F525E}">
   <ds:schemaRefs>
     <ds:schemaRef ds:uri="http://schemas.openxmlformats.org/officeDocument/2006/bibliography"/>
   </ds:schemaRefs>

--- a/04.複賽/B0274商業計劃書v1.docx
+++ b/04.複賽/B0274商業計劃書v1.docx
@@ -197,7 +197,7 @@
               <w:spacing w:before="400" w:after="200"/>
               <w:jc w:val="right"/>
               <w:rPr>
-                <w:rFonts w:eastAsia="微軟正黑體" w:hint="eastAsia"/>
+                <w:rFonts w:eastAsia="微軟正黑體"/>
                 <w:b/>
                 <w:bCs/>
                 <w:color w:val="1A5276"/>
@@ -377,12 +377,6 @@
               <w:gridCol w:w="4768"/>
             </w:tblGrid>
             <w:tr>
-              <w:tblPrEx>
-                <w:tblCellMar>
-                  <w:top w:w="0" w:type="dxa"/>
-                  <w:bottom w:w="0" w:type="dxa"/>
-                </w:tblCellMar>
-              </w:tblPrEx>
               <w:trPr>
                 <w:trHeight w:val="443"/>
               </w:trPr>
@@ -408,7 +402,6 @@
                   <w:pPr>
                     <w:jc w:val="distribute"/>
                     <w:rPr>
-                      <w:rFonts w:hint="eastAsia"/>
                       <w:color w:val="2F5496" w:themeColor="accent1" w:themeShade="BF"/>
                       <w:szCs w:val="24"/>
                     </w:rPr>
@@ -464,54 +457,8 @@
                       <w:color w:val="1B2631"/>
                       <w:szCs w:val="24"/>
                     </w:rPr>
-                    <w:t xml:space="preserve">生活驅動 </w:t>
+                    <w:t>生活驅動 — 消費生活組｜非六都｜</w:t>
                   </w:r>
-                  <w:proofErr w:type="gramStart"/>
-                  <w:r>
-                    <w:rPr>
-                      <w:rFonts w:eastAsia="微軟正黑體"/>
-                      <w:color w:val="1B2631"/>
-                      <w:szCs w:val="24"/>
-                    </w:rPr>
-                    <w:t>—</w:t>
-                  </w:r>
-                  <w:proofErr w:type="gramEnd"/>
-                  <w:r>
-                    <w:rPr>
-                      <w:rFonts w:eastAsia="微軟正黑體"/>
-                      <w:color w:val="1B2631"/>
-                      <w:szCs w:val="24"/>
-                    </w:rPr>
-                    <w:t xml:space="preserve"> 消費生活組</w:t>
-                  </w:r>
-                  <w:proofErr w:type="gramStart"/>
-                  <w:r>
-                    <w:rPr>
-                      <w:rFonts w:eastAsia="微軟正黑體"/>
-                      <w:color w:val="1B2631"/>
-                      <w:szCs w:val="24"/>
-                    </w:rPr>
-                    <w:t>｜</w:t>
-                  </w:r>
-                  <w:proofErr w:type="gramEnd"/>
-                  <w:r>
-                    <w:rPr>
-                      <w:rFonts w:eastAsia="微軟正黑體"/>
-                      <w:color w:val="1B2631"/>
-                      <w:szCs w:val="24"/>
-                    </w:rPr>
-                    <w:t>非六都</w:t>
-                  </w:r>
-                  <w:proofErr w:type="gramStart"/>
-                  <w:r>
-                    <w:rPr>
-                      <w:rFonts w:eastAsia="微軟正黑體"/>
-                      <w:color w:val="1B2631"/>
-                      <w:szCs w:val="24"/>
-                    </w:rPr>
-                    <w:t>｜</w:t>
-                  </w:r>
-                  <w:proofErr w:type="gramEnd"/>
                   <w:r>
                     <w:rPr>
                       <w:rFonts w:eastAsia="微軟正黑體" w:hint="eastAsia"/>
@@ -524,12 +471,6 @@
               </w:tc>
             </w:tr>
             <w:tr>
-              <w:tblPrEx>
-                <w:tblCellMar>
-                  <w:top w:w="0" w:type="dxa"/>
-                  <w:bottom w:w="0" w:type="dxa"/>
-                </w:tblCellMar>
-              </w:tblPrEx>
               <w:trPr>
                 <w:trHeight w:val="443"/>
               </w:trPr>
@@ -594,34 +535,18 @@
                       <w:szCs w:val="24"/>
                     </w:rPr>
                   </w:pPr>
-                  <w:proofErr w:type="spellStart"/>
                   <w:r>
                     <w:rPr>
                       <w:rFonts w:eastAsia="微軟正黑體"/>
                       <w:color w:val="1B2631"/>
                       <w:szCs w:val="24"/>
                     </w:rPr>
-                    <w:t>Mathify</w:t>
-                  </w:r>
-                  <w:proofErr w:type="spellEnd"/>
-                  <w:r>
-                    <w:rPr>
-                      <w:rFonts w:eastAsia="微軟正黑體"/>
-                      <w:color w:val="1B2631"/>
-                      <w:szCs w:val="24"/>
-                    </w:rPr>
-                    <w:t xml:space="preserve"> Labs</w:t>
+                    <w:t>Mathify Labs</w:t>
                   </w:r>
                 </w:p>
               </w:tc>
             </w:tr>
             <w:tr>
-              <w:tblPrEx>
-                <w:tblCellMar>
-                  <w:top w:w="0" w:type="dxa"/>
-                  <w:bottom w:w="0" w:type="dxa"/>
-                </w:tblCellMar>
-              </w:tblPrEx>
               <w:trPr>
                 <w:trHeight w:val="443"/>
               </w:trPr>
@@ -708,12 +633,6 @@
               </w:tc>
             </w:tr>
             <w:tr>
-              <w:tblPrEx>
-                <w:tblCellMar>
-                  <w:top w:w="0" w:type="dxa"/>
-                  <w:bottom w:w="0" w:type="dxa"/>
-                </w:tblCellMar>
-              </w:tblPrEx>
               <w:trPr>
                 <w:trHeight w:val="443"/>
               </w:trPr>
@@ -790,12 +709,6 @@
               </w:tc>
             </w:tr>
             <w:tr>
-              <w:tblPrEx>
-                <w:tblCellMar>
-                  <w:top w:w="0" w:type="dxa"/>
-                  <w:bottom w:w="0" w:type="dxa"/>
-                </w:tblCellMar>
-              </w:tblPrEx>
               <w:trPr>
                 <w:trHeight w:val="41"/>
               </w:trPr>
@@ -857,7 +770,7 @@
                 <w:p>
                   <w:pPr>
                     <w:rPr>
-                      <w:rFonts w:eastAsia="微軟正黑體" w:hint="eastAsia"/>
+                      <w:rFonts w:eastAsia="微軟正黑體"/>
                       <w:color w:val="1B2631"/>
                       <w:szCs w:val="24"/>
                     </w:rPr>
@@ -901,7 +814,7 @@
           <w:p>
             <w:pPr>
               <w:rPr>
-                <w:rFonts w:eastAsia="微軟正黑體" w:hint="eastAsia"/>
+                <w:rFonts w:eastAsia="微軟正黑體"/>
                 <w:b/>
                 <w:bCs/>
                 <w:color w:val="2F5496" w:themeColor="accent1" w:themeShade="BF"/>
@@ -934,6 +847,7 @@
         <w:alias w:val="Table of Contents"/>
         <w:id w:val="1847898714"/>
       </w:sdtPr>
+      <w:sdtEndPr/>
       <w:sdtContent>
         <w:p>
           <w:pPr>
@@ -4779,35 +4693,7 @@
         <w:rPr>
           <w:color w:val="7F7F7F" w:themeColor="text1" w:themeTint="80"/>
         </w:rPr>
-        <w:t>「在臺灣受教育長大的我們，都記得那個安靜的畫面</w:t>
-      </w:r>
-      <w:proofErr w:type="gramStart"/>
-      <w:r>
-        <w:rPr>
-          <w:color w:val="7F7F7F" w:themeColor="text1" w:themeTint="80"/>
-        </w:rPr>
-        <w:t>——</w:t>
-      </w:r>
-      <w:proofErr w:type="gramEnd"/>
-      <w:r>
-        <w:rPr>
-          <w:color w:val="7F7F7F" w:themeColor="text1" w:themeTint="80"/>
-        </w:rPr>
-        <w:t>下課鐘即將響起，老師照例問：『有沒有人有問題？』即使心中存疑，孩子們因為怕耽誤同學、或羞於開口，選擇低下頭。</w:t>
-      </w:r>
-      <w:proofErr w:type="gramStart"/>
-      <w:r>
-        <w:rPr>
-          <w:color w:val="7F7F7F" w:themeColor="text1" w:themeTint="80"/>
-        </w:rPr>
-        <w:t>那隻想舉起</w:t>
-      </w:r>
-      <w:proofErr w:type="gramEnd"/>
-      <w:r>
-        <w:rPr>
-          <w:color w:val="7F7F7F" w:themeColor="text1" w:themeTint="80"/>
-        </w:rPr>
-        <w:t>的小手，始終沒有舉起來。這些在沉默中被帶走的微小疑問，日積月累成無法跨越的認知斷層。無數</w:t>
+        <w:t>「在臺灣受教育長大的我們，都記得那個安靜的畫面——下課鐘即將響起，老師照例問：『有沒有人有問題？』即使心中存疑，孩子們因為怕耽誤同學、或羞於開口，選擇低下頭。那隻想舉起的小手，始終沒有舉起來。這些在沉默中被帶走的微小疑問，日積月累成無法跨越的認知斷層。無數</w:t>
       </w:r>
       <w:r>
         <w:rPr>
@@ -4820,21 +4706,7 @@
         <w:rPr>
           <w:color w:val="7F7F7F" w:themeColor="text1" w:themeTint="80"/>
         </w:rPr>
-        <w:t>明的孩子並非不努力，而是被困在『標準化進度』與『社交壓力』的夾縫中，最終選擇放棄數學。我們相信，每</w:t>
-      </w:r>
-      <w:proofErr w:type="gramStart"/>
-      <w:r>
-        <w:rPr>
-          <w:color w:val="7F7F7F" w:themeColor="text1" w:themeTint="80"/>
-        </w:rPr>
-        <w:t>個</w:t>
-      </w:r>
-      <w:proofErr w:type="gramEnd"/>
-      <w:r>
-        <w:rPr>
-          <w:color w:val="7F7F7F" w:themeColor="text1" w:themeTint="80"/>
-        </w:rPr>
-        <w:t>孩子都值得擁有一個能聽懂他、讓他敢發問、且完全屬於他的學習環境。」</w:t>
+        <w:t>明的孩子並非不努力，而是被困在『標準化進度』與『社交壓力』的夾縫中，最終選擇放棄數學。我們相信，每個孩子都值得擁有一個能聽懂他、讓他敢發問、且完全屬於他的學習環境。」</w:t>
       </w:r>
     </w:p>
     <w:p>
@@ -4854,11 +4726,9 @@
         </w:rPr>
         <w:t>(</w:t>
       </w:r>
-      <w:proofErr w:type="gramStart"/>
       <w:r>
         <w:t>一</w:t>
       </w:r>
-      <w:proofErr w:type="gramEnd"/>
       <w:r>
         <w:rPr>
           <w:rFonts w:hint="eastAsia"/>
@@ -4924,25 +4794,8 @@
           <w:rFonts w:eastAsia="微軟正黑體"/>
           <w:color w:val="000000" w:themeColor="text1"/>
         </w:rPr>
-        <w:t xml:space="preserve"> 家庭選擇額外的校外學習。但無論校內教室或校外補習班，都面臨同一</w:t>
-      </w:r>
-      <w:proofErr w:type="gramStart"/>
-      <w:r>
-        <w:rPr>
-          <w:rFonts w:eastAsia="微軟正黑體"/>
-          <w:color w:val="000000" w:themeColor="text1"/>
-        </w:rPr>
-        <w:t>個</w:t>
-      </w:r>
-      <w:proofErr w:type="gramEnd"/>
-      <w:r>
-        <w:rPr>
-          <w:rFonts w:eastAsia="微軟正黑體"/>
-          <w:color w:val="000000" w:themeColor="text1"/>
-        </w:rPr>
-        <w:t xml:space="preserve">根本問題 </w:t>
-      </w:r>
-      <w:proofErr w:type="gramStart"/>
+        <w:t xml:space="preserve"> 家庭選擇額外的校外學習。但無論校內教室或校外補習班，都面臨同一個根本問題 </w:t>
+      </w:r>
       <w:r>
         <w:rPr>
           <w:rFonts w:eastAsia="微軟正黑體" w:hint="eastAsia"/>
@@ -4952,7 +4805,6 @@
         </w:rPr>
         <w:t>—</w:t>
       </w:r>
-      <w:proofErr w:type="gramEnd"/>
       <w:r>
         <w:rPr>
           <w:rFonts w:eastAsia="微軟正黑體"/>
@@ -5064,25 +4916,7 @@
           <w:iCs/>
           <w:color w:val="000000" w:themeColor="text1"/>
         </w:rPr>
-        <w:t>這是長期存在的結構性問題，不是缺乏好老師，而是好老師無法同時服務每一個學生。</w:t>
-      </w:r>
-      <w:proofErr w:type="spellStart"/>
-      <w:r>
-        <w:rPr>
-          <w:rFonts w:eastAsia="微軟正黑體"/>
-          <w:iCs/>
-          <w:color w:val="000000" w:themeColor="text1"/>
-        </w:rPr>
-        <w:t>Mathify</w:t>
-      </w:r>
-      <w:proofErr w:type="spellEnd"/>
-      <w:r>
-        <w:rPr>
-          <w:rFonts w:eastAsia="微軟正黑體"/>
-          <w:iCs/>
-          <w:color w:val="000000" w:themeColor="text1"/>
-        </w:rPr>
-        <w:t xml:space="preserve"> Labs 利用 AI 讓這件事第一次變得可能。</w:t>
+        <w:t>這是長期存在的結構性問題，不是缺乏好老師，而是好老師無法同時服務每一個學生。Mathify Labs 利用 AI 讓這件事第一次變得可能。</w:t>
       </w:r>
     </w:p>
     <w:p>
@@ -5138,27 +4972,7 @@
           <w:color w:val="000000" w:themeColor="text1"/>
           <w:szCs w:val="24"/>
         </w:rPr>
-        <w:t>市場上不缺 AI 工具，缺的是真正懂數學教育的 AI。</w:t>
-      </w:r>
-      <w:proofErr w:type="spellStart"/>
-      <w:r>
-        <w:rPr>
-          <w:rFonts w:eastAsia="微軟正黑體"/>
-          <w:bCs/>
-          <w:color w:val="000000" w:themeColor="text1"/>
-          <w:szCs w:val="24"/>
-        </w:rPr>
-        <w:t>Mathify</w:t>
-      </w:r>
-      <w:proofErr w:type="spellEnd"/>
-      <w:r>
-        <w:rPr>
-          <w:rFonts w:eastAsia="微軟正黑體"/>
-          <w:bCs/>
-          <w:color w:val="000000" w:themeColor="text1"/>
-          <w:szCs w:val="24"/>
-        </w:rPr>
-        <w:t xml:space="preserve"> Labs 不是在通用 AI 上包一層教育介面，而是從底層開始的四層垂直整合：</w:t>
+        <w:t>市場上不缺 AI 工具，缺的是真正懂數學教育的 AI。Mathify Labs 不是在通用 AI 上包一層教育介面，而是從底層開始的四層垂直整合：</w:t>
       </w:r>
     </w:p>
     <w:tbl>
@@ -5443,25 +5257,7 @@
                 <w:color w:val="1B2631"/>
                 <w:szCs w:val="20"/>
               </w:rPr>
-              <w:t xml:space="preserve">整合 </w:t>
-            </w:r>
-            <w:proofErr w:type="spellStart"/>
-            <w:r>
-              <w:rPr>
-                <w:rFonts w:eastAsia="微軟正黑體"/>
-                <w:color w:val="1B2631"/>
-                <w:szCs w:val="20"/>
-              </w:rPr>
-              <w:t>TikZ</w:t>
-            </w:r>
-            <w:proofErr w:type="spellEnd"/>
-            <w:r>
-              <w:rPr>
-                <w:rFonts w:eastAsia="微軟正黑體"/>
-                <w:color w:val="1B2631"/>
-                <w:szCs w:val="20"/>
-              </w:rPr>
-              <w:t>/Desmos 動態引擎</w:t>
+              <w:t>整合 TikZ/Desmos 動態引擎</w:t>
             </w:r>
           </w:p>
         </w:tc>
@@ -5616,73 +5412,45 @@
             <w:pPr>
               <w:spacing w:before="20" w:after="20"/>
             </w:pPr>
-            <w:proofErr w:type="gramStart"/>
             <w:r>
               <w:rPr>
                 <w:rFonts w:eastAsia="微軟正黑體"/>
                 <w:color w:val="1B2631"/>
                 <w:szCs w:val="20"/>
               </w:rPr>
-              <w:t>課綱對齊</w:t>
-            </w:r>
-            <w:proofErr w:type="gramEnd"/>
+              <w:t>課綱對齊層</w:t>
+            </w:r>
+          </w:p>
+        </w:tc>
+        <w:tc>
+          <w:tcPr>
+            <w:tcW w:w="4181" w:type="dxa"/>
+            <w:tcBorders>
+              <w:top w:val="single" w:sz="1" w:space="0" w:color="BDC3C7"/>
+              <w:left w:val="single" w:sz="1" w:space="0" w:color="BDC3C7"/>
+              <w:bottom w:val="single" w:sz="1" w:space="0" w:color="BDC3C7"/>
+              <w:right w:val="single" w:sz="1" w:space="0" w:color="BDC3C7"/>
+            </w:tcBorders>
+            <w:shd w:val="clear" w:color="auto" w:fill="EBF5FB"/>
+            <w:tcMar>
+              <w:top w:w="60" w:type="dxa"/>
+              <w:left w:w="100" w:type="dxa"/>
+              <w:bottom w:w="60" w:type="dxa"/>
+              <w:right w:w="100" w:type="dxa"/>
+            </w:tcMar>
+            <w:vAlign w:val="center"/>
+          </w:tcPr>
+          <w:p>
+            <w:pPr>
+              <w:spacing w:before="20" w:after="20"/>
+            </w:pPr>
             <w:r>
               <w:rPr>
                 <w:rFonts w:eastAsia="微軟正黑體"/>
                 <w:color w:val="1B2631"/>
                 <w:szCs w:val="20"/>
               </w:rPr>
-              <w:t>層</w:t>
-            </w:r>
-          </w:p>
-        </w:tc>
-        <w:tc>
-          <w:tcPr>
-            <w:tcW w:w="4181" w:type="dxa"/>
-            <w:tcBorders>
-              <w:top w:val="single" w:sz="1" w:space="0" w:color="BDC3C7"/>
-              <w:left w:val="single" w:sz="1" w:space="0" w:color="BDC3C7"/>
-              <w:bottom w:val="single" w:sz="1" w:space="0" w:color="BDC3C7"/>
-              <w:right w:val="single" w:sz="1" w:space="0" w:color="BDC3C7"/>
-            </w:tcBorders>
-            <w:shd w:val="clear" w:color="auto" w:fill="EBF5FB"/>
-            <w:tcMar>
-              <w:top w:w="60" w:type="dxa"/>
-              <w:left w:w="100" w:type="dxa"/>
-              <w:bottom w:w="60" w:type="dxa"/>
-              <w:right w:w="100" w:type="dxa"/>
-            </w:tcMar>
-            <w:vAlign w:val="center"/>
-          </w:tcPr>
-          <w:p>
-            <w:pPr>
-              <w:spacing w:before="20" w:after="20"/>
-            </w:pPr>
-            <w:r>
-              <w:rPr>
-                <w:rFonts w:eastAsia="微軟正黑體"/>
-                <w:color w:val="1B2631"/>
-                <w:szCs w:val="20"/>
-              </w:rPr>
-              <w:t xml:space="preserve">提供符合 108 </w:t>
-            </w:r>
-            <w:proofErr w:type="gramStart"/>
-            <w:r>
-              <w:rPr>
-                <w:rFonts w:eastAsia="微軟正黑體"/>
-                <w:color w:val="1B2631"/>
-                <w:szCs w:val="20"/>
-              </w:rPr>
-              <w:t>課綱所</w:t>
-            </w:r>
-            <w:proofErr w:type="gramEnd"/>
-            <w:r>
-              <w:rPr>
-                <w:rFonts w:eastAsia="微軟正黑體"/>
-                <w:color w:val="1B2631"/>
-                <w:szCs w:val="20"/>
-              </w:rPr>
-              <w:t>設計的引導式學習教材</w:t>
+              <w:t>提供符合 108 課綱所設計的引導式學習教材</w:t>
             </w:r>
           </w:p>
         </w:tc>
@@ -5726,42 +5494,37 @@
         <w:pStyle w:val="4"/>
       </w:pPr>
       <w:r>
-        <w:t>(2) 市場定位：補習班的十分之一價格，一對</w:t>
-      </w:r>
-      <w:proofErr w:type="gramStart"/>
-      <w:r>
-        <w:t>一</w:t>
-      </w:r>
-      <w:proofErr w:type="gramEnd"/>
-      <w:r>
-        <w:t>家教的學習體驗</w:t>
+        <w:t>(2) 市場定位：補習班的十分之一價格，一對一家教的學習體驗</w:t>
       </w:r>
     </w:p>
     <w:p>
       <w:pPr>
         <w:spacing w:before="60" w:after="60" w:line="360" w:lineRule="auto"/>
         <w:jc w:val="both"/>
-        <w:rPr>
-          <w:rFonts w:hint="eastAsia"/>
-        </w:rPr>
-      </w:pPr>
-      <w:proofErr w:type="spellStart"/>
+      </w:pPr>
       <w:r>
         <w:rPr>
           <w:rFonts w:eastAsia="微軟正黑體"/>
           <w:iCs/>
           <w:color w:val="000000" w:themeColor="text1"/>
         </w:rPr>
-        <w:t>Mathify</w:t>
-      </w:r>
-      <w:proofErr w:type="spellEnd"/>
+        <w:t xml:space="preserve">Mathify </w:t>
+      </w:r>
+      <w:r>
+        <w:rPr>
+          <w:rFonts w:eastAsia="微軟正黑體" w:hint="eastAsia"/>
+          <w:iCs/>
+          <w:color w:val="000000" w:themeColor="text1"/>
+        </w:rPr>
+        <w:t>La</w:t>
+      </w:r>
       <w:r>
         <w:rPr>
           <w:rFonts w:eastAsia="微軟正黑體"/>
           <w:iCs/>
           <w:color w:val="000000" w:themeColor="text1"/>
         </w:rPr>
-        <w:t xml:space="preserve"> </w:t>
+        <w:t>bs</w:t>
       </w:r>
       <w:r>
         <w:rPr>
@@ -5769,7 +5532,7 @@
           <w:iCs/>
           <w:color w:val="000000" w:themeColor="text1"/>
         </w:rPr>
-        <w:t>La</w:t>
+        <w:t xml:space="preserve"> 瞄</w:t>
       </w:r>
       <w:r>
         <w:rPr>
@@ -5777,7 +5540,7 @@
           <w:iCs/>
           <w:color w:val="000000" w:themeColor="text1"/>
         </w:rPr>
-        <w:t>bs</w:t>
+        <w:t>準的是一個被忽略的中間地帶</w:t>
       </w:r>
       <w:r>
         <w:rPr>
@@ -5785,7 +5548,7 @@
           <w:iCs/>
           <w:color w:val="000000" w:themeColor="text1"/>
         </w:rPr>
-        <w:t xml:space="preserve"> 瞄</w:t>
+        <w:t xml:space="preserve"> </w:t>
       </w:r>
       <w:r>
         <w:rPr>
@@ -5793,7 +5556,7 @@
           <w:iCs/>
           <w:color w:val="000000" w:themeColor="text1"/>
         </w:rPr>
-        <w:t>準的是一個被忽略的中間地帶</w:t>
+        <w:t>—</w:t>
       </w:r>
       <w:r>
         <w:rPr>
@@ -5803,67 +5566,13 @@
         </w:rPr>
         <w:t xml:space="preserve"> </w:t>
       </w:r>
-      <w:proofErr w:type="gramStart"/>
       <w:r>
         <w:rPr>
           <w:rFonts w:eastAsia="微軟正黑體"/>
           <w:iCs/>
           <w:color w:val="000000" w:themeColor="text1"/>
         </w:rPr>
-        <w:t>—</w:t>
-      </w:r>
-      <w:proofErr w:type="gramEnd"/>
-      <w:r>
-        <w:rPr>
-          <w:rFonts w:eastAsia="微軟正黑體" w:hint="eastAsia"/>
-          <w:iCs/>
-          <w:color w:val="000000" w:themeColor="text1"/>
-        </w:rPr>
-        <w:t xml:space="preserve"> </w:t>
-      </w:r>
-      <w:r>
-        <w:rPr>
-          <w:rFonts w:eastAsia="微軟正黑體"/>
-          <w:iCs/>
-          <w:color w:val="000000" w:themeColor="text1"/>
-        </w:rPr>
-        <w:t>想要一對</w:t>
-      </w:r>
-      <w:proofErr w:type="gramStart"/>
-      <w:r>
-        <w:rPr>
-          <w:rFonts w:eastAsia="微軟正黑體"/>
-          <w:iCs/>
-          <w:color w:val="000000" w:themeColor="text1"/>
-        </w:rPr>
-        <w:t>一</w:t>
-      </w:r>
-      <w:proofErr w:type="gramEnd"/>
-      <w:r>
-        <w:rPr>
-          <w:rFonts w:eastAsia="微軟正黑體"/>
-          <w:iCs/>
-          <w:color w:val="000000" w:themeColor="text1"/>
-        </w:rPr>
-        <w:t>教學品質、但負擔不起一對</w:t>
-      </w:r>
-      <w:proofErr w:type="gramStart"/>
-      <w:r>
-        <w:rPr>
-          <w:rFonts w:eastAsia="微軟正黑體"/>
-          <w:iCs/>
-          <w:color w:val="000000" w:themeColor="text1"/>
-        </w:rPr>
-        <w:t>一</w:t>
-      </w:r>
-      <w:proofErr w:type="gramEnd"/>
-      <w:r>
-        <w:rPr>
-          <w:rFonts w:eastAsia="微軟正黑體"/>
-          <w:iCs/>
-          <w:color w:val="000000" w:themeColor="text1"/>
-        </w:rPr>
-        <w:t>價格的家庭。這不是小眾需求，而是台灣超過 60% 補習家庭的共同痛點。</w:t>
+        <w:t>想要一對一教學品質、但負擔不起一對一價格的家庭。這不是小眾需求，而是台灣超過 60% 補習家庭的共同痛點。</w:t>
       </w:r>
     </w:p>
     <w:tbl>
@@ -5991,9 +5700,32 @@
                 <w:color w:val="FFFFFF"/>
                 <w:szCs w:val="20"/>
               </w:rPr>
-              <w:t>一對</w:t>
-            </w:r>
-            <w:proofErr w:type="gramStart"/>
+              <w:t>一對一家教</w:t>
+            </w:r>
+          </w:p>
+        </w:tc>
+        <w:tc>
+          <w:tcPr>
+            <w:tcW w:w="3180" w:type="dxa"/>
+            <w:tcBorders>
+              <w:top w:val="single" w:sz="1" w:space="0" w:color="BDC3C7"/>
+              <w:left w:val="single" w:sz="1" w:space="0" w:color="BDC3C7"/>
+              <w:bottom w:val="single" w:sz="1" w:space="0" w:color="BDC3C7"/>
+              <w:right w:val="single" w:sz="1" w:space="0" w:color="BDC3C7"/>
+            </w:tcBorders>
+            <w:shd w:val="clear" w:color="auto" w:fill="1A5276"/>
+            <w:tcMar>
+              <w:top w:w="60" w:type="dxa"/>
+              <w:left w:w="100" w:type="dxa"/>
+              <w:bottom w:w="60" w:type="dxa"/>
+              <w:right w:w="100" w:type="dxa"/>
+            </w:tcMar>
+            <w:vAlign w:val="center"/>
+          </w:tcPr>
+          <w:p>
+            <w:pPr>
+              <w:jc w:val="center"/>
+            </w:pPr>
             <w:r>
               <w:rPr>
                 <w:rFonts w:eastAsia="微軟正黑體"/>
@@ -6002,64 +5734,7 @@
                 <w:color w:val="FFFFFF"/>
                 <w:szCs w:val="20"/>
               </w:rPr>
-              <w:t>一</w:t>
-            </w:r>
-            <w:proofErr w:type="gramEnd"/>
-            <w:r>
-              <w:rPr>
-                <w:rFonts w:eastAsia="微軟正黑體"/>
-                <w:b/>
-                <w:bCs/>
-                <w:color w:val="FFFFFF"/>
-                <w:szCs w:val="20"/>
-              </w:rPr>
-              <w:t>家教</w:t>
-            </w:r>
-          </w:p>
-        </w:tc>
-        <w:tc>
-          <w:tcPr>
-            <w:tcW w:w="3180" w:type="dxa"/>
-            <w:tcBorders>
-              <w:top w:val="single" w:sz="1" w:space="0" w:color="BDC3C7"/>
-              <w:left w:val="single" w:sz="1" w:space="0" w:color="BDC3C7"/>
-              <w:bottom w:val="single" w:sz="1" w:space="0" w:color="BDC3C7"/>
-              <w:right w:val="single" w:sz="1" w:space="0" w:color="BDC3C7"/>
-            </w:tcBorders>
-            <w:shd w:val="clear" w:color="auto" w:fill="1A5276"/>
-            <w:tcMar>
-              <w:top w:w="60" w:type="dxa"/>
-              <w:left w:w="100" w:type="dxa"/>
-              <w:bottom w:w="60" w:type="dxa"/>
-              <w:right w:w="100" w:type="dxa"/>
-            </w:tcMar>
-            <w:vAlign w:val="center"/>
-          </w:tcPr>
-          <w:p>
-            <w:pPr>
-              <w:jc w:val="center"/>
-            </w:pPr>
-            <w:proofErr w:type="spellStart"/>
-            <w:r>
-              <w:rPr>
-                <w:rFonts w:eastAsia="微軟正黑體"/>
-                <w:b/>
-                <w:bCs/>
-                <w:color w:val="FFFFFF"/>
-                <w:szCs w:val="20"/>
-              </w:rPr>
-              <w:t>Mathify</w:t>
-            </w:r>
-            <w:proofErr w:type="spellEnd"/>
-            <w:r>
-              <w:rPr>
-                <w:rFonts w:eastAsia="微軟正黑體"/>
-                <w:b/>
-                <w:bCs/>
-                <w:color w:val="FFFFFF"/>
-                <w:szCs w:val="20"/>
-              </w:rPr>
-              <w:t xml:space="preserve"> Labs</w:t>
+              <w:t>Mathify Labs</w:t>
             </w:r>
           </w:p>
         </w:tc>
@@ -6772,21 +6447,7 @@
         <w:rPr>
           <w:b/>
         </w:rPr>
-        <w:t>情境</w:t>
-      </w:r>
-      <w:proofErr w:type="gramStart"/>
-      <w:r>
-        <w:rPr>
-          <w:b/>
-        </w:rPr>
-        <w:t>一</w:t>
-      </w:r>
-      <w:proofErr w:type="gramEnd"/>
-      <w:r>
-        <w:rPr>
-          <w:b/>
-        </w:rPr>
-        <w:t>：跟不上進度的學生</w:t>
+        <w:t>情境一：跟不上進度的學生</w:t>
       </w:r>
     </w:p>
     <w:p>
@@ -6799,43 +6460,69 @@
           <w:rFonts w:eastAsia="微軟正黑體"/>
           <w:color w:val="1B2631"/>
         </w:rPr>
-        <w:t>同學請假兩</w:t>
-      </w:r>
-      <w:proofErr w:type="gramStart"/>
+        <w:t>同學請假兩週，回到學校後發現</w:t>
+      </w:r>
+      <w:r>
+        <w:rPr>
+          <w:rFonts w:eastAsia="微軟正黑體" w:hint="eastAsia"/>
+          <w:color w:val="1B2631"/>
+        </w:rPr>
+        <w:t>老師</w:t>
+      </w:r>
       <w:r>
         <w:rPr>
           <w:rFonts w:eastAsia="微軟正黑體"/>
           <w:color w:val="1B2631"/>
         </w:rPr>
-        <w:t>週</w:t>
-      </w:r>
-      <w:proofErr w:type="gramEnd"/>
+        <w:t>已經教到「一元二次方程式」，自己連前一章的因式分解都還沒搞懂，補習班進度也早就往前走了，他不敢開口問老師，只能硬著頭皮聽課</w:t>
+      </w:r>
+      <w:r>
+        <w:rPr>
+          <w:rFonts w:eastAsia="微軟正黑體" w:hint="eastAsia"/>
+          <w:color w:val="1B2631"/>
+        </w:rPr>
+        <w:t>，課後</w:t>
+      </w:r>
       <w:r>
         <w:rPr>
           <w:rFonts w:eastAsia="微軟正黑體"/>
           <w:color w:val="1B2631"/>
         </w:rPr>
-        <w:t>，回到學校後發現</w:t>
+        <w:t>同學利用 Mathify Labs 所提供的教學影片及章節</w:t>
       </w:r>
       <w:r>
         <w:rPr>
           <w:rFonts w:eastAsia="微軟正黑體" w:hint="eastAsia"/>
           <w:color w:val="1B2631"/>
         </w:rPr>
-        <w:t>老師</w:t>
+        <w:t>教材</w:t>
       </w:r>
       <w:r>
         <w:rPr>
           <w:rFonts w:eastAsia="微軟正黑體"/>
           <w:color w:val="1B2631"/>
         </w:rPr>
-        <w:t>已經教到「一元二次方程式」，自己連前一章的因式分解都還沒搞懂</w:t>
+        <w:t>，遇到不懂的觀念或是無法理解為什麼自己的答案是錯誤的當下，由</w:t>
+      </w:r>
+      <w:r>
+        <w:rPr>
+          <w:rFonts w:eastAsia="微軟正黑體" w:hint="eastAsia"/>
+          <w:color w:val="1B2631"/>
+        </w:rPr>
+        <w:t xml:space="preserve"> </w:t>
       </w:r>
       <w:r>
         <w:rPr>
           <w:rFonts w:eastAsia="微軟正黑體"/>
           <w:color w:val="1B2631"/>
         </w:rPr>
+        <w:t>Mathify Labs AI 家教提供即時的解題說明</w:t>
+      </w:r>
+      <w:r>
+        <w:rPr>
+          <w:rFonts w:eastAsia="微軟正黑體" w:hint="eastAsia"/>
+          <w:color w:val="1B2631"/>
+        </w:rPr>
         <w:t>，</w:t>
       </w:r>
       <w:r>
@@ -6843,532 +6530,173 @@
           <w:rFonts w:eastAsia="微軟正黑體"/>
           <w:color w:val="1B2631"/>
         </w:rPr>
-        <w:t>補習班進度也早就往前走了，他不敢開口問老師，只能硬著頭皮聽課</w:t>
+        <w:t>同學自主補完進度</w:t>
       </w:r>
       <w:r>
         <w:rPr>
           <w:rFonts w:eastAsia="微軟正黑體" w:hint="eastAsia"/>
           <w:color w:val="1B2631"/>
         </w:rPr>
-        <w:t>，課後</w:t>
+        <w:t>後</w:t>
       </w:r>
       <w:r>
         <w:rPr>
           <w:rFonts w:eastAsia="微軟正黑體"/>
           <w:color w:val="1B2631"/>
         </w:rPr>
-        <w:t xml:space="preserve">同學利用 </w:t>
-      </w:r>
-      <w:proofErr w:type="spellStart"/>
+        <w:t>，重新跟上班級的學習節奏。</w:t>
+      </w:r>
+    </w:p>
+    <w:p>
+      <w:pPr>
+        <w:pStyle w:val="4"/>
+        <w:rPr>
+          <w:b/>
+        </w:rPr>
+      </w:pPr>
+      <w:r>
+        <w:rPr>
+          <w:b/>
+        </w:rPr>
+        <w:t>情境二：準備段考的學生</w:t>
+      </w:r>
+    </w:p>
+    <w:p>
+      <w:pPr>
+        <w:spacing w:before="60" w:after="60" w:line="360" w:lineRule="auto"/>
+        <w:jc w:val="both"/>
+      </w:pPr>
       <w:r>
         <w:rPr>
           <w:rFonts w:eastAsia="微軟正黑體"/>
           <w:color w:val="1B2631"/>
         </w:rPr>
-        <w:t>Mathify</w:t>
-      </w:r>
-      <w:proofErr w:type="spellEnd"/>
+        <w:t>同學段考前拼命刷題，但「二次函數圖形」相關的題目總是錯在同一個地方</w:t>
+      </w:r>
+      <w:r>
+        <w:rPr>
+          <w:rFonts w:eastAsia="微軟正黑體" w:hint="eastAsia"/>
+          <w:color w:val="1B2631"/>
+        </w:rPr>
+        <w:t xml:space="preserve"> </w:t>
+      </w:r>
       <w:r>
         <w:rPr>
           <w:rFonts w:eastAsia="微軟正黑體"/>
           <w:color w:val="1B2631"/>
         </w:rPr>
-        <w:t xml:space="preserve"> Labs 所提供的教學影片及章節</w:t>
+        <w:t>—</w:t>
       </w:r>
       <w:r>
         <w:rPr>
           <w:rFonts w:eastAsia="微軟正黑體" w:hint="eastAsia"/>
           <w:color w:val="1B2631"/>
         </w:rPr>
-        <w:t>教材</w:t>
+        <w:t xml:space="preserve"> 他</w:t>
       </w:r>
       <w:r>
         <w:rPr>
           <w:rFonts w:eastAsia="微軟正黑體"/>
           <w:color w:val="1B2631"/>
         </w:rPr>
-        <w:t>，遇到不懂的觀念或是無法理解為什麼自己的答案是錯誤的當下，由</w:t>
+        <w:t>以為自己粗心，其實是搞混了頂點座標和對稱軸的關係，翻參考書只看到標準答案，完全不知道自己的思路哪裡出了問題。同學用 Mathify Labs 的錯題分析功能，系統自動從</w:t>
       </w:r>
       <w:r>
         <w:rPr>
           <w:rFonts w:eastAsia="微軟正黑體" w:hint="eastAsia"/>
           <w:color w:val="1B2631"/>
         </w:rPr>
-        <w:t xml:space="preserve"> </w:t>
-      </w:r>
-      <w:proofErr w:type="spellStart"/>
+        <w:t>他</w:t>
+      </w:r>
       <w:r>
         <w:rPr>
           <w:rFonts w:eastAsia="微軟正黑體"/>
           <w:color w:val="1B2631"/>
         </w:rPr>
-        <w:t>Mathify</w:t>
-      </w:r>
-      <w:proofErr w:type="spellEnd"/>
+        <w:t>的錯題庫中找出錯誤模式，標記出「頂點座標判斷」這個卡點。Mathify Labs AI 家教不直接給答案，而是先問：「你覺得 y = a(x−h)² + k 裡面，哪個是頂點的 x 座標？」接著用動態圖形一步步展示拋物線隨參數改變的過程，讓</w:t>
+      </w:r>
+      <w:r>
+        <w:rPr>
+          <w:rFonts w:eastAsia="微軟正黑體" w:hint="eastAsia"/>
+          <w:color w:val="1B2631"/>
+        </w:rPr>
+        <w:t>他</w:t>
+      </w:r>
       <w:r>
         <w:rPr>
           <w:rFonts w:eastAsia="微軟正黑體"/>
           <w:color w:val="1B2631"/>
         </w:rPr>
-        <w:t xml:space="preserve"> Labs</w:t>
+        <w:t>「看見」觀念之間的關聯</w:t>
+      </w:r>
+      <w:r>
+        <w:rPr>
+          <w:rFonts w:eastAsia="微軟正黑體" w:hint="eastAsia"/>
+          <w:color w:val="1B2631"/>
+        </w:rPr>
+        <w:t>，</w:t>
       </w:r>
       <w:r>
         <w:rPr>
           <w:rFonts w:eastAsia="微軟正黑體"/>
           <w:color w:val="1B2631"/>
         </w:rPr>
-        <w:t xml:space="preserve"> AI 家教提供即時的解題說明</w:t>
+        <w:t>段考時，同學在這類題目上不再失分。</w:t>
+      </w:r>
+    </w:p>
+    <w:p>
+      <w:pPr>
+        <w:pStyle w:val="4"/>
+        <w:rPr>
+          <w:b/>
+        </w:rPr>
+      </w:pPr>
+      <w:r>
+        <w:rPr>
+          <w:b/>
+        </w:rPr>
+        <w:t>情境三：偏鄉的學生</w:t>
+      </w:r>
+    </w:p>
+    <w:p>
+      <w:pPr>
+        <w:spacing w:before="60" w:after="60" w:line="360" w:lineRule="auto"/>
+        <w:jc w:val="both"/>
+      </w:pPr>
+      <w:r>
+        <w:rPr>
+          <w:rFonts w:eastAsia="微軟正黑體"/>
+          <w:color w:val="1B2631"/>
+        </w:rPr>
+        <w:t>同學住在台東，鎮上唯一的補習班只教國小課程，國中數學只能靠學校老師。遇到不懂的題目，回家後沒有人可以問，YouTube 上的教學影片東一個西一個，很難找到跟課本進度對應的內容。同學的媽媽幫他訂閱 Mathify Labs，每月 NT$600</w:t>
       </w:r>
       <w:r>
         <w:rPr>
           <w:rFonts w:eastAsia="微軟正黑體" w:hint="eastAsia"/>
           <w:color w:val="1B2631"/>
         </w:rPr>
-        <w:t>，</w:t>
+        <w:t xml:space="preserve"> </w:t>
       </w:r>
       <w:r>
         <w:rPr>
           <w:rFonts w:eastAsia="微軟正黑體"/>
           <w:color w:val="1B2631"/>
         </w:rPr>
-        <w:t>同學自主補完進度</w:t>
+        <w:t>—</w:t>
       </w:r>
       <w:r>
         <w:rPr>
           <w:rFonts w:eastAsia="微軟正黑體" w:hint="eastAsia"/>
           <w:color w:val="1B2631"/>
         </w:rPr>
-        <w:t>後</w:t>
+        <w:t xml:space="preserve"> </w:t>
       </w:r>
       <w:r>
         <w:rPr>
           <w:rFonts w:eastAsia="微軟正黑體"/>
           <w:color w:val="1B2631"/>
         </w:rPr>
-        <w:t>，重新跟上班級的學習節奏。</w:t>
-      </w:r>
-    </w:p>
-    <w:p>
-      <w:pPr>
-        <w:pStyle w:val="4"/>
-        <w:rPr>
-          <w:b/>
-        </w:rPr>
-      </w:pPr>
-      <w:r>
-        <w:rPr>
-          <w:b/>
-        </w:rPr>
-        <w:t>情境二：準備段考的學生</w:t>
-      </w:r>
-    </w:p>
-    <w:p>
-      <w:pPr>
-        <w:spacing w:before="60" w:after="60" w:line="360" w:lineRule="auto"/>
-        <w:jc w:val="both"/>
-      </w:pPr>
-      <w:r>
-        <w:rPr>
-          <w:rFonts w:eastAsia="微軟正黑體"/>
-          <w:color w:val="1B2631"/>
-        </w:rPr>
-        <w:t>同學段考前</w:t>
-      </w:r>
-      <w:proofErr w:type="gramStart"/>
-      <w:r>
-        <w:rPr>
-          <w:rFonts w:eastAsia="微軟正黑體"/>
-          <w:color w:val="1B2631"/>
-        </w:rPr>
-        <w:t>拼命刷題</w:t>
-      </w:r>
-      <w:proofErr w:type="gramEnd"/>
-      <w:r>
-        <w:rPr>
-          <w:rFonts w:eastAsia="微軟正黑體"/>
-          <w:color w:val="1B2631"/>
-        </w:rPr>
-        <w:t>，但「二次函數圖形」相關的題目總是錯在同一</w:t>
-      </w:r>
-      <w:proofErr w:type="gramStart"/>
-      <w:r>
-        <w:rPr>
-          <w:rFonts w:eastAsia="微軟正黑體"/>
-          <w:color w:val="1B2631"/>
-        </w:rPr>
-        <w:t>個</w:t>
-      </w:r>
-      <w:proofErr w:type="gramEnd"/>
-      <w:r>
-        <w:rPr>
-          <w:rFonts w:eastAsia="微軟正黑體"/>
-          <w:color w:val="1B2631"/>
-        </w:rPr>
-        <w:t>地方</w:t>
-      </w:r>
-      <w:r>
-        <w:rPr>
-          <w:rFonts w:eastAsia="微軟正黑體" w:hint="eastAsia"/>
-          <w:color w:val="1B2631"/>
-        </w:rPr>
-        <w:t xml:space="preserve"> </w:t>
-      </w:r>
-      <w:proofErr w:type="gramStart"/>
-      <w:r>
-        <w:rPr>
-          <w:rFonts w:eastAsia="微軟正黑體"/>
-          <w:color w:val="1B2631"/>
-        </w:rPr>
-        <w:t>—</w:t>
-      </w:r>
-      <w:proofErr w:type="gramEnd"/>
-      <w:r>
-        <w:rPr>
-          <w:rFonts w:eastAsia="微軟正黑體" w:hint="eastAsia"/>
-          <w:color w:val="1B2631"/>
-        </w:rPr>
-        <w:t xml:space="preserve"> 他</w:t>
-      </w:r>
-      <w:r>
-        <w:rPr>
-          <w:rFonts w:eastAsia="微軟正黑體"/>
-          <w:color w:val="1B2631"/>
-        </w:rPr>
-        <w:t>以為自己粗心，其實是搞混了頂點座標和</w:t>
-      </w:r>
-      <w:proofErr w:type="gramStart"/>
-      <w:r>
-        <w:rPr>
-          <w:rFonts w:eastAsia="微軟正黑體"/>
-          <w:color w:val="1B2631"/>
-        </w:rPr>
-        <w:t>對稱軸</w:t>
-      </w:r>
-      <w:proofErr w:type="gramEnd"/>
-      <w:r>
-        <w:rPr>
-          <w:rFonts w:eastAsia="微軟正黑體"/>
-          <w:color w:val="1B2631"/>
-        </w:rPr>
-        <w:t>的關係</w:t>
-      </w:r>
-      <w:r>
-        <w:rPr>
-          <w:rFonts w:eastAsia="微軟正黑體"/>
-          <w:color w:val="1B2631"/>
-        </w:rPr>
-        <w:t>，</w:t>
-      </w:r>
-      <w:r>
-        <w:rPr>
-          <w:rFonts w:eastAsia="微軟正黑體"/>
-          <w:color w:val="1B2631"/>
-        </w:rPr>
-        <w:t>翻參考書只看到標準答案，完全不知道自己的思路哪裡出了問題。</w:t>
-      </w:r>
-      <w:r>
-        <w:rPr>
-          <w:rFonts w:eastAsia="微軟正黑體"/>
-          <w:color w:val="1B2631"/>
-        </w:rPr>
-        <w:t>同學</w:t>
-      </w:r>
-      <w:r>
-        <w:rPr>
-          <w:rFonts w:eastAsia="微軟正黑體"/>
-          <w:color w:val="1B2631"/>
-        </w:rPr>
-        <w:t xml:space="preserve">用 </w:t>
-      </w:r>
-      <w:proofErr w:type="spellStart"/>
-      <w:r>
-        <w:rPr>
-          <w:rFonts w:eastAsia="微軟正黑體"/>
-          <w:color w:val="1B2631"/>
-        </w:rPr>
-        <w:t>Mathify</w:t>
-      </w:r>
-      <w:proofErr w:type="spellEnd"/>
-      <w:r>
-        <w:rPr>
-          <w:rFonts w:eastAsia="微軟正黑體"/>
-          <w:color w:val="1B2631"/>
-        </w:rPr>
-        <w:t xml:space="preserve"> Labs </w:t>
-      </w:r>
-      <w:proofErr w:type="gramStart"/>
-      <w:r>
-        <w:rPr>
-          <w:rFonts w:eastAsia="微軟正黑體"/>
-          <w:color w:val="1B2631"/>
-        </w:rPr>
-        <w:t>的錯題分析</w:t>
-      </w:r>
-      <w:proofErr w:type="gramEnd"/>
-      <w:r>
-        <w:rPr>
-          <w:rFonts w:eastAsia="微軟正黑體"/>
-          <w:color w:val="1B2631"/>
-        </w:rPr>
-        <w:t>功能，系統自動從</w:t>
-      </w:r>
-      <w:r>
-        <w:rPr>
-          <w:rFonts w:eastAsia="微軟正黑體" w:hint="eastAsia"/>
-          <w:color w:val="1B2631"/>
-        </w:rPr>
-        <w:t>他</w:t>
-      </w:r>
-      <w:r>
-        <w:rPr>
-          <w:rFonts w:eastAsia="微軟正黑體"/>
-          <w:color w:val="1B2631"/>
-        </w:rPr>
-        <w:t>的錯題庫中找出錯誤模式，標記出「頂點座標判斷」</w:t>
-      </w:r>
-      <w:proofErr w:type="gramStart"/>
-      <w:r>
-        <w:rPr>
-          <w:rFonts w:eastAsia="微軟正黑體"/>
-          <w:color w:val="1B2631"/>
-        </w:rPr>
-        <w:t>這個卡點</w:t>
-      </w:r>
-      <w:proofErr w:type="gramEnd"/>
-      <w:r>
-        <w:rPr>
-          <w:rFonts w:eastAsia="微軟正黑體"/>
-          <w:color w:val="1B2631"/>
-        </w:rPr>
-        <w:t>。</w:t>
-      </w:r>
-      <w:proofErr w:type="spellStart"/>
-      <w:r>
-        <w:rPr>
-          <w:rFonts w:eastAsia="微軟正黑體"/>
-          <w:color w:val="1B2631"/>
-        </w:rPr>
-        <w:t>Mathify</w:t>
-      </w:r>
-      <w:proofErr w:type="spellEnd"/>
-      <w:r>
-        <w:rPr>
-          <w:rFonts w:eastAsia="微軟正黑體"/>
-          <w:color w:val="1B2631"/>
-        </w:rPr>
-        <w:t xml:space="preserve"> Labs </w:t>
-      </w:r>
-      <w:r>
-        <w:rPr>
-          <w:rFonts w:eastAsia="微軟正黑體"/>
-          <w:color w:val="1B2631"/>
-        </w:rPr>
-        <w:t>AI 家教不直接給答案，而是先問：「你覺得 y = a(x−h)² + k 裡面，哪個是頂點的 x 座標？」接著用動態圖形</w:t>
-      </w:r>
-      <w:proofErr w:type="gramStart"/>
-      <w:r>
-        <w:rPr>
-          <w:rFonts w:eastAsia="微軟正黑體"/>
-          <w:color w:val="1B2631"/>
-        </w:rPr>
-        <w:t>一</w:t>
-      </w:r>
-      <w:proofErr w:type="gramEnd"/>
-      <w:r>
-        <w:rPr>
-          <w:rFonts w:eastAsia="微軟正黑體"/>
-          <w:color w:val="1B2631"/>
-        </w:rPr>
-        <w:t>步步展示拋物線隨參數改變的過程，讓</w:t>
-      </w:r>
-      <w:r>
-        <w:rPr>
-          <w:rFonts w:eastAsia="微軟正黑體" w:hint="eastAsia"/>
-          <w:color w:val="1B2631"/>
-        </w:rPr>
-        <w:t>他</w:t>
-      </w:r>
-      <w:r>
-        <w:rPr>
-          <w:rFonts w:eastAsia="微軟正黑體"/>
-          <w:color w:val="1B2631"/>
-        </w:rPr>
-        <w:t>「看見」觀念之間的關聯</w:t>
-      </w:r>
-      <w:r>
-        <w:rPr>
-          <w:rFonts w:eastAsia="微軟正黑體" w:hint="eastAsia"/>
-          <w:color w:val="1B2631"/>
-        </w:rPr>
-        <w:t>，</w:t>
-      </w:r>
-      <w:r>
-        <w:rPr>
-          <w:rFonts w:eastAsia="微軟正黑體"/>
-          <w:color w:val="1B2631"/>
-        </w:rPr>
-        <w:t>段考時，</w:t>
-      </w:r>
-      <w:r>
-        <w:rPr>
-          <w:rFonts w:eastAsia="微軟正黑體"/>
-          <w:color w:val="1B2631"/>
-        </w:rPr>
-        <w:t>同學</w:t>
-      </w:r>
-      <w:r>
-        <w:rPr>
-          <w:rFonts w:eastAsia="微軟正黑體"/>
-          <w:color w:val="1B2631"/>
-        </w:rPr>
-        <w:t>在這類題目上不再失分。</w:t>
-      </w:r>
-    </w:p>
-    <w:p>
-      <w:pPr>
-        <w:pStyle w:val="4"/>
-        <w:rPr>
-          <w:b/>
-        </w:rPr>
-      </w:pPr>
-      <w:r>
-        <w:rPr>
-          <w:b/>
-        </w:rPr>
-        <w:t>情境</w:t>
-      </w:r>
-      <w:proofErr w:type="gramStart"/>
-      <w:r>
-        <w:rPr>
-          <w:b/>
-        </w:rPr>
-        <w:t>三</w:t>
-      </w:r>
-      <w:proofErr w:type="gramEnd"/>
-      <w:r>
-        <w:rPr>
-          <w:b/>
-        </w:rPr>
-        <w:t>：偏鄉的學生</w:t>
-      </w:r>
-    </w:p>
-    <w:p>
-      <w:pPr>
-        <w:spacing w:before="60" w:after="60" w:line="360" w:lineRule="auto"/>
-        <w:jc w:val="both"/>
-      </w:pPr>
-      <w:r>
-        <w:rPr>
-          <w:rFonts w:eastAsia="微軟正黑體"/>
-          <w:color w:val="1B2631"/>
-        </w:rPr>
-        <w:t xml:space="preserve">同學住在台東，鎮上唯一的補習班只教國小課程，國中數學只能靠學校老師。遇到不懂的題目，回家後沒有人可以問，YouTube 上的教學影片東一個西一個，很難找到跟課本進度對應的內容。同學的媽媽幫他訂閱 </w:t>
-      </w:r>
-      <w:proofErr w:type="spellStart"/>
-      <w:r>
-        <w:rPr>
-          <w:rFonts w:eastAsia="微軟正黑體"/>
-          <w:color w:val="1B2631"/>
-        </w:rPr>
-        <w:t>Mathify</w:t>
-      </w:r>
-      <w:proofErr w:type="spellEnd"/>
-      <w:r>
-        <w:rPr>
-          <w:rFonts w:eastAsia="微軟正黑體"/>
-          <w:color w:val="1B2631"/>
-        </w:rPr>
-        <w:t xml:space="preserve"> Labs，每月 NT$600</w:t>
-      </w:r>
-      <w:r>
-        <w:rPr>
-          <w:rFonts w:eastAsia="微軟正黑體" w:hint="eastAsia"/>
-          <w:color w:val="1B2631"/>
-        </w:rPr>
-        <w:t xml:space="preserve"> </w:t>
-      </w:r>
-      <w:proofErr w:type="gramStart"/>
-      <w:r>
-        <w:rPr>
-          <w:rFonts w:eastAsia="微軟正黑體"/>
-          <w:color w:val="1B2631"/>
-        </w:rPr>
-        <w:t>—</w:t>
-      </w:r>
-      <w:proofErr w:type="gramEnd"/>
-      <w:r>
-        <w:rPr>
-          <w:rFonts w:eastAsia="微軟正黑體" w:hint="eastAsia"/>
-          <w:color w:val="1B2631"/>
-        </w:rPr>
-        <w:t xml:space="preserve"> </w:t>
-      </w:r>
-      <w:r>
-        <w:rPr>
-          <w:rFonts w:eastAsia="微軟正黑體"/>
-          <w:color w:val="1B2631"/>
-        </w:rPr>
-        <w:t>不到實體補習班十分之一的費用</w:t>
-      </w:r>
-      <w:r>
-        <w:rPr>
-          <w:rFonts w:eastAsia="微軟正黑體"/>
-          <w:color w:val="1B2631"/>
-        </w:rPr>
-        <w:t>，</w:t>
-      </w:r>
-      <w:r>
-        <w:rPr>
-          <w:rFonts w:eastAsia="微軟正黑體"/>
-          <w:color w:val="1B2631"/>
-        </w:rPr>
-        <w:t>同學每天</w:t>
-      </w:r>
-      <w:proofErr w:type="gramStart"/>
-      <w:r>
-        <w:rPr>
-          <w:rFonts w:eastAsia="微軟正黑體"/>
-          <w:color w:val="1B2631"/>
-        </w:rPr>
-        <w:t>放學後花</w:t>
-      </w:r>
-      <w:proofErr w:type="gramEnd"/>
-      <w:r>
-        <w:rPr>
-          <w:rFonts w:eastAsia="微軟正黑體"/>
-          <w:color w:val="1B2631"/>
-        </w:rPr>
-        <w:t xml:space="preserve"> 30 分鐘跟 AI 家教練習，系統根據他的程度自動調整難度，遇到不會的觀念隨時可以反覆提問</w:t>
-      </w:r>
-      <w:r>
-        <w:rPr>
-          <w:rFonts w:eastAsia="微軟正黑體"/>
-          <w:color w:val="1B2631"/>
-        </w:rPr>
-        <w:t>，</w:t>
-      </w:r>
-      <w:r>
-        <w:rPr>
-          <w:rFonts w:eastAsia="微軟正黑體"/>
-          <w:color w:val="1B2631"/>
-        </w:rPr>
-        <w:t xml:space="preserve">學期結束時，同學的段考成績從班上後段進步到中上，媽媽看著 </w:t>
-      </w:r>
-      <w:proofErr w:type="spellStart"/>
-      <w:r>
-        <w:rPr>
-          <w:rFonts w:eastAsia="微軟正黑體"/>
-          <w:color w:val="1B2631"/>
-        </w:rPr>
-        <w:t>Mathify</w:t>
-      </w:r>
-      <w:proofErr w:type="spellEnd"/>
-      <w:r>
-        <w:rPr>
-          <w:rFonts w:eastAsia="微軟正黑體"/>
-          <w:color w:val="1B2631"/>
-        </w:rPr>
-        <w:t xml:space="preserve"> Labs 週報上的學習曲線，決定繼續訂閱。</w:t>
+        <w:t>不到實體補習班十分之一的費用，同學每天放學後花 30 分鐘跟 AI 家教練習，系統根據他的程度自動調整難度，遇到不會的觀念隨時可以反覆提問，學期結束時，同學的段考成績從班上後段進步到中上，媽媽看著 Mathify Labs 週報上的學習曲線，決定繼續訂閱。</w:t>
       </w:r>
     </w:p>
     <w:p>
@@ -7608,7 +6936,6 @@
               </w:rPr>
               <w:t xml:space="preserve"> </w:t>
             </w:r>
-            <w:proofErr w:type="gramStart"/>
             <w:r>
               <w:rPr>
                 <w:rFonts w:eastAsia="微軟正黑體"/>
@@ -7617,7 +6944,6 @@
               </w:rPr>
               <w:t>—</w:t>
             </w:r>
-            <w:proofErr w:type="gramEnd"/>
             <w:r>
               <w:rPr>
                 <w:rFonts w:eastAsia="微軟正黑體" w:hint="eastAsia"/>
@@ -7740,23 +7066,13 @@
                 <w:rFonts w:eastAsia="微軟正黑體"/>
               </w:rPr>
             </w:pPr>
-            <w:proofErr w:type="gramStart"/>
             <w:r>
               <w:rPr>
                 <w:rFonts w:eastAsia="微軟正黑體"/>
                 <w:color w:val="1B2631"/>
                 <w:szCs w:val="20"/>
               </w:rPr>
-              <w:t>回饋僅停在</w:t>
-            </w:r>
-            <w:proofErr w:type="gramEnd"/>
-            <w:r>
-              <w:rPr>
-                <w:rFonts w:eastAsia="微軟正黑體"/>
-                <w:color w:val="1B2631"/>
-                <w:szCs w:val="20"/>
-              </w:rPr>
-              <w:t>「對與錯」，學生無法理解錯誤背後的思維落差</w:t>
+              <w:t>回饋僅停在「對與錯」，學生無法理解錯誤背後的思維落差</w:t>
             </w:r>
             <w:r>
               <w:rPr>
@@ -7952,9 +7268,6 @@
     <w:p>
       <w:pPr>
         <w:pStyle w:val="4"/>
-        <w:rPr>
-          <w:rFonts w:hint="eastAsia"/>
-        </w:rPr>
       </w:pPr>
       <w:r>
         <w:rPr>
@@ -7977,35 +7290,12 @@
         <w:spacing w:before="60" w:after="60" w:line="360" w:lineRule="auto"/>
         <w:jc w:val="both"/>
       </w:pPr>
-      <w:proofErr w:type="spellStart"/>
       <w:r>
         <w:rPr>
           <w:rFonts w:eastAsia="微軟正黑體"/>
           <w:color w:val="1B2631"/>
         </w:rPr>
-        <w:t>Mathify</w:t>
-      </w:r>
-      <w:proofErr w:type="spellEnd"/>
-      <w:r>
-        <w:rPr>
-          <w:rFonts w:eastAsia="微軟正黑體"/>
-          <w:color w:val="1B2631"/>
-        </w:rPr>
-        <w:t xml:space="preserve"> </w:t>
-      </w:r>
-      <w:r>
-        <w:rPr>
-          <w:rFonts w:eastAsia="微軟正黑體"/>
-          <w:color w:val="1B2631"/>
-        </w:rPr>
-        <w:t xml:space="preserve">Labs </w:t>
-      </w:r>
-      <w:r>
-        <w:rPr>
-          <w:rFonts w:eastAsia="微軟正黑體"/>
-          <w:color w:val="1B2631"/>
-        </w:rPr>
-        <w:t>提供三大核心</w:t>
+        <w:t>Mathify Labs 提供三大核心</w:t>
       </w:r>
       <w:r>
         <w:rPr>
@@ -8080,23 +7370,7 @@
           <w:rFonts w:eastAsia="微軟正黑體"/>
           <w:color w:val="1B2631"/>
         </w:rPr>
-        <w:t>AI 動態偵測學生程度，即時調整題目難度與教學節奏。透過知識圖譜技術，精</w:t>
-      </w:r>
-      <w:proofErr w:type="gramStart"/>
-      <w:r>
-        <w:rPr>
-          <w:rFonts w:eastAsia="微軟正黑體"/>
-          <w:color w:val="1B2631"/>
-        </w:rPr>
-        <w:t>準</w:t>
-      </w:r>
-      <w:proofErr w:type="gramEnd"/>
-      <w:r>
-        <w:rPr>
-          <w:rFonts w:eastAsia="微軟正黑體"/>
-          <w:color w:val="1B2631"/>
-        </w:rPr>
-        <w:t>定位每位學生的知識缺口，提供個人化學習路徑。</w:t>
+        <w:t>AI 動態偵測學生程度，即時調整題目難度與教學節奏。透過知識圖譜技術，精準定位每位學生的知識缺口，提供個人化學習路徑。</w:t>
       </w:r>
     </w:p>
     <w:p>
@@ -8162,39 +7436,7 @@
           <w:rFonts w:eastAsia="微軟正黑體"/>
           <w:color w:val="1B2631"/>
         </w:rPr>
-        <w:t>將抽象公式轉化為動態圖形，讓數學概念「看得見」。自</w:t>
-      </w:r>
-      <w:proofErr w:type="gramStart"/>
-      <w:r>
-        <w:rPr>
-          <w:rFonts w:eastAsia="微軟正黑體"/>
-          <w:color w:val="1B2631"/>
-        </w:rPr>
-        <w:t>研</w:t>
-      </w:r>
-      <w:proofErr w:type="gramEnd"/>
-      <w:r>
-        <w:rPr>
-          <w:rFonts w:eastAsia="微軟正黑體"/>
-          <w:color w:val="1B2631"/>
-        </w:rPr>
-        <w:t xml:space="preserve">大語言模型整合 </w:t>
-      </w:r>
-      <w:proofErr w:type="spellStart"/>
-      <w:r>
-        <w:rPr>
-          <w:rFonts w:eastAsia="微軟正黑體"/>
-          <w:color w:val="1B2631"/>
-        </w:rPr>
-        <w:t>TikZ</w:t>
-      </w:r>
-      <w:proofErr w:type="spellEnd"/>
-      <w:r>
-        <w:rPr>
-          <w:rFonts w:eastAsia="微軟正黑體"/>
-          <w:color w:val="1B2631"/>
-        </w:rPr>
-        <w:t>、Desmos 等圖形引擎，以教學角度作圖。</w:t>
+        <w:t>將抽象公式轉化為動態圖形，讓數學概念「看得見」。自研大語言模型整合 TikZ、Desmos 等圖形引擎，以教學角度作圖。</w:t>
       </w:r>
     </w:p>
     <w:p>
@@ -8262,7 +7504,6 @@
         </w:rPr>
         <w:t xml:space="preserve">月費僅 NT$600，不到傳統補習班的十分之一。不論身處台北或台東，只要有網路，就能獲得同等品質的 </w:t>
       </w:r>
-      <w:proofErr w:type="spellStart"/>
       <w:r>
         <w:rPr>
           <w:rFonts w:eastAsia="微軟正黑體" w:hint="eastAsia"/>
@@ -8275,22 +7516,7 @@
           <w:rFonts w:eastAsia="微軟正黑體"/>
           <w:color w:val="1B2631"/>
         </w:rPr>
-        <w:t>athify</w:t>
-      </w:r>
-      <w:proofErr w:type="spellEnd"/>
-      <w:r>
-        <w:rPr>
-          <w:rFonts w:eastAsia="微軟正黑體"/>
-          <w:color w:val="1B2631"/>
-        </w:rPr>
-        <w:t xml:space="preserve"> Labs </w:t>
-      </w:r>
-      <w:r>
-        <w:rPr>
-          <w:rFonts w:eastAsia="微軟正黑體"/>
-          <w:color w:val="1B2631"/>
-        </w:rPr>
-        <w:t>AI 數學教學。</w:t>
+        <w:t>athify Labs AI 數學教學。</w:t>
       </w:r>
     </w:p>
     <w:p>
@@ -8349,7 +7575,6 @@
           <w:color w:val="1B2631"/>
         </w:rPr>
       </w:pPr>
-      <w:proofErr w:type="spellStart"/>
       <w:r>
         <w:rPr>
           <w:rFonts w:eastAsia="微軟正黑體" w:hint="eastAsia"/>
@@ -8364,16 +7589,7 @@
           <w:b/>
           <w:color w:val="1B2631"/>
         </w:rPr>
-        <w:t>athify</w:t>
-      </w:r>
-      <w:proofErr w:type="spellEnd"/>
-      <w:r>
-        <w:rPr>
-          <w:rFonts w:eastAsia="微軟正黑體"/>
-          <w:b/>
-          <w:color w:val="1B2631"/>
-        </w:rPr>
-        <w:t xml:space="preserve"> Labs </w:t>
+        <w:t xml:space="preserve">athify Labs </w:t>
       </w:r>
       <w:r>
         <w:rPr>
@@ -8381,15 +7597,7 @@
           <w:b/>
           <w:color w:val="1B2631"/>
         </w:rPr>
-        <w:t>的創新性</w:t>
-      </w:r>
-      <w:r>
-        <w:rPr>
-          <w:rFonts w:eastAsia="微軟正黑體" w:hint="eastAsia"/>
-          <w:b/>
-          <w:color w:val="1B2631"/>
-        </w:rPr>
-        <w:t>：</w:t>
+        <w:t>的創新性：</w:t>
       </w:r>
     </w:p>
     <w:p>
@@ -8401,114 +7609,43 @@
           <w:color w:val="1B2631"/>
         </w:rPr>
       </w:pPr>
-      <w:proofErr w:type="spellStart"/>
       <w:r>
         <w:rPr>
           <w:rFonts w:eastAsia="微軟正黑體" w:hint="eastAsia"/>
           <w:color w:val="1B2631"/>
         </w:rPr>
-        <w:t>Mathify</w:t>
-      </w:r>
-      <w:proofErr w:type="spellEnd"/>
+        <w:t xml:space="preserve">Mathify </w:t>
+      </w:r>
+      <w:r>
+        <w:rPr>
+          <w:rFonts w:eastAsia="微軟正黑體"/>
+          <w:color w:val="1B2631"/>
+        </w:rPr>
+        <w:t>Labs</w:t>
+      </w:r>
       <w:r>
         <w:rPr>
           <w:rFonts w:eastAsia="微軟正黑體" w:hint="eastAsia"/>
           <w:color w:val="1B2631"/>
         </w:rPr>
-        <w:t xml:space="preserve"> </w:t>
-      </w:r>
-      <w:r>
+        <w:t xml:space="preserve"> 自研 Fine-tuned LLM 模型專為數學解題，整合 TikZ、Desmos 等工具賦予 AI 將抽象的解題過程「視覺化」能力，不限於函數圖形，幫助學生建立數學直覺。</w:t>
+      </w:r>
+    </w:p>
+    <w:p>
+      <w:pPr>
+        <w:spacing w:before="60" w:after="60" w:line="360" w:lineRule="auto"/>
+        <w:jc w:val="both"/>
         <w:rPr>
           <w:rFonts w:eastAsia="微軟正黑體"/>
           <w:color w:val="1B2631"/>
         </w:rPr>
-        <w:t>Labs</w:t>
-      </w:r>
+      </w:pPr>
       <w:r>
         <w:rPr>
           <w:rFonts w:eastAsia="微軟正黑體" w:hint="eastAsia"/>
           <w:color w:val="1B2631"/>
         </w:rPr>
-        <w:t xml:space="preserve"> </w:t>
-      </w:r>
-      <w:r>
-        <w:rPr>
-          <w:rFonts w:eastAsia="微軟正黑體" w:hint="eastAsia"/>
-          <w:color w:val="1B2631"/>
-        </w:rPr>
-        <w:t>自</w:t>
-      </w:r>
-      <w:proofErr w:type="gramStart"/>
-      <w:r>
-        <w:rPr>
-          <w:rFonts w:eastAsia="微軟正黑體" w:hint="eastAsia"/>
-          <w:color w:val="1B2631"/>
-        </w:rPr>
-        <w:t>研</w:t>
-      </w:r>
-      <w:proofErr w:type="gramEnd"/>
-      <w:r>
-        <w:rPr>
-          <w:rFonts w:eastAsia="微軟正黑體" w:hint="eastAsia"/>
-          <w:color w:val="1B2631"/>
-        </w:rPr>
-        <w:t xml:space="preserve"> Fine-tuned LLM 模型專為數學解題，整合 </w:t>
-      </w:r>
-      <w:proofErr w:type="spellStart"/>
-      <w:r>
-        <w:rPr>
-          <w:rFonts w:eastAsia="微軟正黑體" w:hint="eastAsia"/>
-          <w:color w:val="1B2631"/>
-        </w:rPr>
-        <w:t>TikZ</w:t>
-      </w:r>
-      <w:proofErr w:type="spellEnd"/>
-      <w:r>
-        <w:rPr>
-          <w:rFonts w:eastAsia="微軟正黑體" w:hint="eastAsia"/>
-          <w:color w:val="1B2631"/>
-        </w:rPr>
-        <w:t>、Desmos 等工具賦予 AI 將抽象的解題過程「視覺化」能力，不限於函數圖形，幫助學生建立數學直覺。</w:t>
-      </w:r>
-    </w:p>
-    <w:p>
-      <w:pPr>
-        <w:spacing w:before="60" w:after="60" w:line="360" w:lineRule="auto"/>
-        <w:jc w:val="both"/>
-        <w:rPr>
-          <w:rFonts w:eastAsia="微軟正黑體" w:hint="eastAsia"/>
-          <w:color w:val="1B2631"/>
-        </w:rPr>
-      </w:pPr>
-      <w:r>
-        <w:rPr>
-          <w:rFonts w:eastAsia="微軟正黑體" w:hint="eastAsia"/>
-          <w:color w:val="1B2631"/>
-        </w:rPr>
-        <w:t xml:space="preserve">同樣要求「畫出正立方體圖形」，左圖 </w:t>
-      </w:r>
-      <w:proofErr w:type="spellStart"/>
-      <w:r>
-        <w:rPr>
-          <w:rFonts w:eastAsia="微軟正黑體" w:hint="eastAsia"/>
-          <w:color w:val="1B2631"/>
-        </w:rPr>
-        <w:t>Mathify</w:t>
-      </w:r>
-      <w:proofErr w:type="spellEnd"/>
-      <w:r>
-        <w:rPr>
-          <w:rFonts w:eastAsia="微軟正黑體" w:hint="eastAsia"/>
-          <w:color w:val="1B2631"/>
-        </w:rPr>
-        <w:t xml:space="preserve"> </w:t>
-      </w:r>
-      <w:r>
-        <w:rPr>
-          <w:rFonts w:eastAsia="微軟正黑體" w:hint="eastAsia"/>
-          <w:color w:val="1B2631"/>
-        </w:rPr>
-        <w:t>La</w:t>
+        <w:t>同樣要求「畫出正立方體圖形」，左圖 Mathify La</w:t>
       </w:r>
       <w:r>
         <w:rPr>
@@ -8530,46 +7667,14 @@
           <w:color w:val="1B2631"/>
           <w:u w:val="single"/>
         </w:rPr>
-        <w:t>如同教師在</w:t>
+        <w:t>如同教師在黑板上作圖做說明</w:t>
       </w:r>
       <w:r>
         <w:rPr>
           <w:rFonts w:eastAsia="微軟正黑體" w:hint="eastAsia"/>
           <w:color w:val="1B2631"/>
-          <w:u w:val="single"/>
-        </w:rPr>
-        <w:t>黑板上作圖</w:t>
-      </w:r>
-      <w:r>
-        <w:rPr>
-          <w:rFonts w:eastAsia="微軟正黑體" w:hint="eastAsia"/>
-          <w:color w:val="1B2631"/>
-          <w:u w:val="single"/>
-        </w:rPr>
-        <w:t>做說明</w:t>
-      </w:r>
-      <w:r>
-        <w:rPr>
-          <w:rFonts w:eastAsia="微軟正黑體" w:hint="eastAsia"/>
-          <w:color w:val="1B2631"/>
-        </w:rPr>
-        <w:t xml:space="preserve">一樣，右圖 </w:t>
-      </w:r>
-      <w:proofErr w:type="spellStart"/>
-      <w:r>
-        <w:rPr>
-          <w:rFonts w:eastAsia="微軟正黑體" w:hint="eastAsia"/>
-          <w:color w:val="1B2631"/>
-        </w:rPr>
-        <w:t>ChatGPT</w:t>
-      </w:r>
-      <w:proofErr w:type="spellEnd"/>
-      <w:r>
-        <w:rPr>
-          <w:rFonts w:eastAsia="微軟正黑體" w:hint="eastAsia"/>
-          <w:color w:val="1B2631"/>
-        </w:rPr>
-        <w:t xml:space="preserve"> 則單純畫圖。</w:t>
+        </w:rPr>
+        <w:t>一樣，右圖 ChatGPT 則單純畫圖。</w:t>
       </w:r>
     </w:p>
     <w:tbl>
@@ -8600,11 +7705,14 @@
               <w:spacing w:before="60" w:after="60" w:line="360" w:lineRule="auto"/>
               <w:jc w:val="both"/>
               <w:rPr>
-                <w:rFonts w:eastAsia="微軟正黑體" w:hint="eastAsia"/>
-                <w:color w:val="1B2631"/>
-              </w:rPr>
-            </w:pPr>
-            <w:r>
+                <w:rFonts w:eastAsia="微軟正黑體"/>
+                <w:color w:val="1B2631"/>
+              </w:rPr>
+            </w:pPr>
+            <w:r>
+              <w:rPr>
+                <w:noProof/>
+              </w:rPr>
               <w:drawing>
                 <wp:inline distT="0" distB="0" distL="0" distR="0" wp14:anchorId="203AD3C0" wp14:editId="63A86F4A">
                   <wp:extent cx="2158180" cy="1802921"/>
@@ -8655,11 +7763,14 @@
               <w:spacing w:before="60" w:after="60" w:line="360" w:lineRule="auto"/>
               <w:jc w:val="both"/>
               <w:rPr>
-                <w:rFonts w:eastAsia="微軟正黑體" w:hint="eastAsia"/>
-                <w:color w:val="1B2631"/>
-              </w:rPr>
-            </w:pPr>
-            <w:r>
+                <w:rFonts w:eastAsia="微軟正黑體"/>
+                <w:color w:val="1B2631"/>
+              </w:rPr>
+            </w:pPr>
+            <w:r>
+              <w:rPr>
+                <w:noProof/>
+              </w:rPr>
               <w:drawing>
                 <wp:inline distT="0" distB="0" distL="0" distR="0" wp14:anchorId="4B667ECB" wp14:editId="4C8DD741">
                   <wp:extent cx="2426922" cy="1802765"/>
@@ -8708,7 +7819,7 @@
       <w:pPr>
         <w:jc w:val="both"/>
         <w:rPr>
-          <w:rFonts w:eastAsia="微軟正黑體" w:hint="eastAsia"/>
+          <w:rFonts w:eastAsia="微軟正黑體"/>
           <w:b/>
           <w:color w:val="1B2631"/>
         </w:rPr>
@@ -8878,23 +7989,7 @@
           <w:rFonts w:eastAsia="微軟正黑體" w:cs="新細明體"/>
           <w:szCs w:val="24"/>
         </w:rPr>
-        <w:t xml:space="preserve"> 數學學習高度依賴幾何圖形與函數圖像。目前的 AI 無法根據題目即時生成動態圖表，難以幫助學生將抽象方程式與具體圖形連結，這在理解「</w:t>
-      </w:r>
-      <w:proofErr w:type="gramStart"/>
-      <w:r>
-        <w:rPr>
-          <w:rFonts w:eastAsia="微軟正黑體" w:cs="新細明體"/>
-          <w:szCs w:val="24"/>
-        </w:rPr>
-        <w:t>對稱軸</w:t>
-      </w:r>
-      <w:proofErr w:type="gramEnd"/>
-      <w:r>
-        <w:rPr>
-          <w:rFonts w:eastAsia="微軟正黑體" w:cs="新細明體"/>
-          <w:szCs w:val="24"/>
-        </w:rPr>
-        <w:t>」等幾何概念時顯得尤為吃力。</w:t>
+        <w:t xml:space="preserve"> 數學學習高度依賴幾何圖形與函數圖像。目前的 AI 無法根據題目即時生成動態圖表，難以幫助學生將抽象方程式與具體圖形連結，這在理解「對稱軸」等幾何概念時顯得尤為吃力。</w:t>
       </w:r>
     </w:p>
     <w:p>
@@ -8939,61 +8034,38 @@
         <w:widowControl/>
         <w:spacing w:before="100" w:beforeAutospacing="1" w:after="100" w:afterAutospacing="1"/>
         <w:rPr>
+          <w:rFonts w:eastAsia="微軟正黑體" w:cs="新細明體"/>
+          <w:szCs w:val="24"/>
+        </w:rPr>
+      </w:pPr>
+      <w:r>
+        <w:rPr>
+          <w:rFonts w:eastAsia="微軟正黑體" w:cs="新細明體"/>
+          <w:szCs w:val="24"/>
+        </w:rPr>
+        <w:lastRenderedPageBreak/>
+        <w:t>龍騰</w:t>
+      </w:r>
+      <w:r>
+        <w:rPr>
           <w:rFonts w:eastAsia="微軟正黑體" w:cs="新細明體" w:hint="eastAsia"/>
           <w:szCs w:val="24"/>
         </w:rPr>
-      </w:pPr>
+        <w:t>文化</w:t>
+      </w:r>
       <w:r>
         <w:rPr>
           <w:rFonts w:eastAsia="微軟正黑體" w:cs="新細明體"/>
           <w:szCs w:val="24"/>
         </w:rPr>
-        <w:lastRenderedPageBreak/>
-        <w:t>龍騰</w:t>
+        <w:t xml:space="preserve"> LTrust</w:t>
       </w:r>
       <w:r>
         <w:rPr>
           <w:rFonts w:eastAsia="微軟正黑體" w:cs="新細明體" w:hint="eastAsia"/>
           <w:szCs w:val="24"/>
         </w:rPr>
-        <w:t>文化</w:t>
-      </w:r>
-      <w:r>
-        <w:rPr>
-          <w:rFonts w:eastAsia="微軟正黑體" w:cs="新細明體"/>
-          <w:szCs w:val="24"/>
-        </w:rPr>
-        <w:t xml:space="preserve"> </w:t>
-      </w:r>
-      <w:proofErr w:type="spellStart"/>
-      <w:r>
-        <w:rPr>
-          <w:rFonts w:eastAsia="微軟正黑體" w:cs="新細明體"/>
-          <w:szCs w:val="24"/>
-        </w:rPr>
-        <w:t>LTrust</w:t>
-      </w:r>
-      <w:proofErr w:type="spellEnd"/>
-      <w:r>
-        <w:rPr>
-          <w:rFonts w:eastAsia="微軟正黑體" w:cs="新細明體" w:hint="eastAsia"/>
-          <w:szCs w:val="24"/>
-        </w:rPr>
-        <w:t xml:space="preserve"> 學習平台</w:t>
-      </w:r>
-      <w:r>
-        <w:rPr>
-          <w:rFonts w:eastAsia="微軟正黑體" w:cs="新細明體" w:hint="eastAsia"/>
-          <w:szCs w:val="24"/>
-        </w:rPr>
-        <w:t>：</w:t>
-      </w:r>
-      <w:r>
-        <w:rPr>
-          <w:rFonts w:eastAsia="微軟正黑體" w:cs="新細明體" w:hint="eastAsia"/>
-          <w:szCs w:val="24"/>
-        </w:rPr>
-        <w:t>雖然</w:t>
+        <w:t xml:space="preserve"> 學習平台：雖然</w:t>
       </w:r>
       <w:r>
         <w:rPr>
@@ -9136,23 +8208,7 @@
           <w:rFonts w:eastAsia="微軟正黑體"/>
           <w:bCs/>
         </w:rPr>
-        <w:t>單次對話耗費台幣 10 元 的高昂成本，卻換來無法生成圖形的殘缺體驗。極高</w:t>
-      </w:r>
-      <w:proofErr w:type="gramStart"/>
-      <w:r>
-        <w:rPr>
-          <w:rFonts w:eastAsia="微軟正黑體"/>
-          <w:bCs/>
-        </w:rPr>
-        <w:t>的試錯成本</w:t>
-      </w:r>
-      <w:proofErr w:type="gramEnd"/>
-      <w:r>
-        <w:rPr>
-          <w:rFonts w:eastAsia="微軟正黑體"/>
-          <w:bCs/>
-        </w:rPr>
-        <w:t>不僅造成學生的「學習焦慮」，更與目前僅能產出結構化文字的 AI 品質產生顯著的性價比落差。</w:t>
+        <w:t>單次對話耗費台幣 10 元 的高昂成本，卻換來無法生成圖形的殘缺體驗。極高的試錯成本不僅造成學生的「學習焦慮」，更與目前僅能產出結構化文字的 AI 品質產生顯著的性價比落差。</w:t>
       </w:r>
     </w:p>
     <w:p>
@@ -9160,7 +8216,7 @@
         <w:widowControl/>
         <w:spacing w:before="100" w:beforeAutospacing="1" w:after="100" w:afterAutospacing="1"/>
         <w:rPr>
-          <w:rFonts w:eastAsia="微軟正黑體" w:cs="新細明體" w:hint="eastAsia"/>
+          <w:rFonts w:eastAsia="微軟正黑體" w:cs="新細明體"/>
           <w:szCs w:val="24"/>
         </w:rPr>
       </w:pPr>
@@ -9174,7 +8230,6 @@
           <w:b/>
         </w:rPr>
       </w:pPr>
-      <w:proofErr w:type="spellStart"/>
       <w:r>
         <w:rPr>
           <w:rFonts w:eastAsia="微軟正黑體" w:hint="eastAsia"/>
@@ -9187,22 +8242,7 @@
           <w:rFonts w:eastAsia="微軟正黑體"/>
           <w:b/>
         </w:rPr>
-        <w:t>athify</w:t>
-      </w:r>
-      <w:proofErr w:type="spellEnd"/>
-      <w:r>
-        <w:rPr>
-          <w:rFonts w:eastAsia="微軟正黑體"/>
-          <w:b/>
-        </w:rPr>
-        <w:t xml:space="preserve"> Labs </w:t>
-      </w:r>
-      <w:r>
-        <w:rPr>
-          <w:rFonts w:eastAsia="微軟正黑體"/>
-          <w:b/>
-        </w:rPr>
-        <w:t>定位矩陣</w:t>
+        <w:t>athify Labs 定位矩陣</w:t>
       </w:r>
       <w:r>
         <w:rPr>
@@ -9217,7 +8257,7 @@
         <w:spacing w:before="60" w:after="60" w:line="360" w:lineRule="auto"/>
         <w:jc w:val="center"/>
         <w:rPr>
-          <w:rFonts w:eastAsia="微軟正黑體" w:hint="eastAsia"/>
+          <w:rFonts w:eastAsia="微軟正黑體"/>
           <w:b/>
         </w:rPr>
       </w:pPr>
@@ -9348,29 +8388,7 @@
           <w:sz w:val="24"/>
           <w:szCs w:val="21"/>
         </w:rPr>
-        <w:t xml:space="preserve">數位學習已成趨勢，AI </w:t>
-      </w:r>
-      <w:proofErr w:type="gramStart"/>
-      <w:r>
-        <w:rPr>
-          <w:rFonts w:eastAsia="微軟正黑體"/>
-          <w:iCs/>
-          <w:color w:val="7F7F7F" w:themeColor="text1" w:themeTint="80"/>
-          <w:sz w:val="24"/>
-          <w:szCs w:val="21"/>
-        </w:rPr>
-        <w:t>賦能的</w:t>
-      </w:r>
-      <w:proofErr w:type="gramEnd"/>
-      <w:r>
-        <w:rPr>
-          <w:rFonts w:eastAsia="微軟正黑體"/>
-          <w:iCs/>
-          <w:color w:val="7F7F7F" w:themeColor="text1" w:themeTint="80"/>
-          <w:sz w:val="24"/>
-          <w:szCs w:val="21"/>
-        </w:rPr>
-        <w:t>個人化學習是下一波浪潮。</w:t>
+        <w:t>數位學習已成趨勢，AI 賦能的個人化學習是下一波浪潮。</w:t>
       </w:r>
     </w:p>
     <w:p>
@@ -9379,15 +8397,7 @@
       </w:pPr>
       <w:bookmarkStart w:id="13" w:name="_Toc224758156"/>
       <w:r>
-        <w:t>(</w:t>
-      </w:r>
-      <w:proofErr w:type="gramStart"/>
-      <w:r>
-        <w:t>一</w:t>
-      </w:r>
-      <w:proofErr w:type="gramEnd"/>
-      <w:r>
-        <w:t>) 市場與成長潛力</w:t>
+        <w:t>(一) 市場與成長潛力</w:t>
       </w:r>
       <w:bookmarkEnd w:id="13"/>
     </w:p>
@@ -9411,14 +8421,7 @@
           <w:rFonts w:eastAsia="微軟正黑體"/>
           <w:color w:val="1B2631"/>
         </w:rPr>
-        <w:t>台灣國高中數學教育</w:t>
-      </w:r>
-      <w:r>
-        <w:rPr>
-          <w:rFonts w:eastAsia="微軟正黑體"/>
-          <w:color w:val="1B2631"/>
-        </w:rPr>
-        <w:t>為「</w:t>
+        <w:t>台灣國高中數學教育為「</w:t>
       </w:r>
       <w:r>
         <w:rPr>
@@ -9433,30 +8436,7 @@
           <w:rFonts w:eastAsia="微軟正黑體"/>
           <w:color w:val="1B2631"/>
         </w:rPr>
-        <w:t>」市</w:t>
-      </w:r>
-      <w:r>
-        <w:rPr>
-          <w:rFonts w:eastAsia="微軟正黑體"/>
-          <w:color w:val="1B2631"/>
-        </w:rPr>
-        <w:t>場，補習風氣盛行，儘管</w:t>
-      </w:r>
-      <w:proofErr w:type="gramStart"/>
-      <w:r>
-        <w:rPr>
-          <w:rFonts w:eastAsia="微軟正黑體"/>
-          <w:color w:val="1B2631"/>
-        </w:rPr>
-        <w:t>面臨少子化</w:t>
-      </w:r>
-      <w:proofErr w:type="gramEnd"/>
-      <w:r>
-        <w:rPr>
-          <w:rFonts w:eastAsia="微軟正黑體"/>
-          <w:color w:val="1B2631"/>
-        </w:rPr>
-        <w:t>趨勢，但家長的升學焦慮和學生對學業成就的追求，使得課後補習的需求不減反增，全國文理類短期補習班家數 2025 年達 12,771 家，近十年增加 9%，家長付費意願高，顯示每位學生的教育投資反而在上升。</w:t>
+        <w:t>」市場，補習風氣盛行，儘管面臨少子化趨勢，但家長的升學焦慮和學生對學業成就的追求，使得課後補習的需求不減反增，全國文理類短期補習班家數 2025 年達 12,771 家，近十年增加 9%，家長付費意願高，顯示每位學生的教育投資反而在上升。</w:t>
       </w:r>
     </w:p>
     <w:p>
@@ -9464,7 +8444,6 @@
         <w:spacing w:before="60" w:after="60" w:line="360" w:lineRule="auto"/>
         <w:jc w:val="both"/>
       </w:pPr>
-      <w:proofErr w:type="gramStart"/>
       <w:r>
         <w:rPr>
           <w:rFonts w:eastAsia="微軟正黑體"/>
@@ -9472,17 +8451,7 @@
           <w:bCs/>
           <w:color w:val="1B2631"/>
         </w:rPr>
-        <w:t>採</w:t>
-      </w:r>
-      <w:proofErr w:type="gramEnd"/>
-      <w:r>
-        <w:rPr>
-          <w:rFonts w:eastAsia="微軟正黑體"/>
-          <w:b/>
-          <w:bCs/>
-          <w:color w:val="1B2631"/>
-        </w:rPr>
-        <w:t xml:space="preserve"> Top-Down 自上而下法估算：</w:t>
+        <w:t>採 Top-Down 自上而下法估算：</w:t>
       </w:r>
     </w:p>
     <w:tbl>
@@ -9898,18 +8867,8 @@
                 <w:color w:val="1B2631"/>
                 <w:szCs w:val="24"/>
               </w:rPr>
-              <w:t>SAM × 7.14‰ 滲透率（第 3 年：5,000 付費用戶</w:t>
-            </w:r>
-            <w:proofErr w:type="gramStart"/>
-            <w:r>
-              <w:rPr>
-                <w:rFonts w:eastAsia="微軟正黑體"/>
-                <w:color w:val="1B2631"/>
-                <w:szCs w:val="24"/>
-              </w:rPr>
-              <w:t>）</w:t>
-            </w:r>
-            <w:proofErr w:type="gramEnd"/>
+              <w:t>SAM × 7.14‰ 滲透率（第 3 年：5,000 付費用戶）</w:t>
+            </w:r>
           </w:p>
         </w:tc>
         <w:tc>
@@ -10223,43 +9182,7 @@
                 <w:color w:val="1B2631"/>
                 <w:szCs w:val="24"/>
               </w:rPr>
-              <w:t>優先：非六都（教育資源</w:t>
-            </w:r>
-            <w:proofErr w:type="gramStart"/>
-            <w:r>
-              <w:rPr>
-                <w:rFonts w:eastAsia="微軟正黑體"/>
-                <w:color w:val="1B2631"/>
-                <w:szCs w:val="24"/>
-              </w:rPr>
-              <w:t>匯</w:t>
-            </w:r>
-            <w:proofErr w:type="gramEnd"/>
-            <w:r>
-              <w:rPr>
-                <w:rFonts w:eastAsia="微軟正黑體"/>
-                <w:color w:val="1B2631"/>
-                <w:szCs w:val="24"/>
-              </w:rPr>
-              <w:t>乏）；其次：六</w:t>
-            </w:r>
-            <w:proofErr w:type="gramStart"/>
-            <w:r>
-              <w:rPr>
-                <w:rFonts w:eastAsia="微軟正黑體"/>
-                <w:color w:val="1B2631"/>
-                <w:szCs w:val="24"/>
-              </w:rPr>
-              <w:t>都但無法</w:t>
-            </w:r>
-            <w:proofErr w:type="gramEnd"/>
-            <w:r>
-              <w:rPr>
-                <w:rFonts w:eastAsia="微軟正黑體"/>
-                <w:color w:val="1B2631"/>
-                <w:szCs w:val="24"/>
-              </w:rPr>
-              <w:t>負擔高額補習</w:t>
+              <w:t>優先：非六都（教育資源匯乏）；其次：六都但無法負擔高額補習</w:t>
             </w:r>
             <w:r>
               <w:rPr>
@@ -10495,25 +9418,7 @@
                 <w:color w:val="1B2631"/>
                 <w:szCs w:val="24"/>
               </w:rPr>
-              <w:t>補習費高、</w:t>
-            </w:r>
-            <w:proofErr w:type="gramStart"/>
-            <w:r>
-              <w:rPr>
-                <w:rFonts w:eastAsia="微軟正黑體"/>
-                <w:color w:val="1B2631"/>
-                <w:szCs w:val="24"/>
-              </w:rPr>
-              <w:t>不</w:t>
-            </w:r>
-            <w:proofErr w:type="gramEnd"/>
-            <w:r>
-              <w:rPr>
-                <w:rFonts w:eastAsia="微軟正黑體"/>
-                <w:color w:val="1B2631"/>
-                <w:szCs w:val="24"/>
-              </w:rPr>
-              <w:t>個人化、無即時解惑管道</w:t>
+              <w:t>補習費高、不個人化、無即時解惑管道</w:t>
             </w:r>
           </w:p>
         </w:tc>
@@ -10555,47 +9460,7 @@
           <w:sz w:val="24"/>
           <w:szCs w:val="24"/>
         </w:rPr>
-        <w:t>後</w:t>
-      </w:r>
-      <w:proofErr w:type="gramStart"/>
-      <w:r>
-        <w:rPr>
-          <w:rFonts w:eastAsia="微軟正黑體"/>
-          <w:color w:val="1B2631"/>
-          <w:sz w:val="24"/>
-          <w:szCs w:val="24"/>
-        </w:rPr>
-        <w:t>疫</w:t>
-      </w:r>
-      <w:proofErr w:type="gramEnd"/>
-      <w:r>
-        <w:rPr>
-          <w:rFonts w:eastAsia="微軟正黑體"/>
-          <w:color w:val="1B2631"/>
-          <w:sz w:val="24"/>
-          <w:szCs w:val="24"/>
-        </w:rPr>
-        <w:t>情效應：家長</w:t>
-      </w:r>
-      <w:proofErr w:type="gramStart"/>
-      <w:r>
-        <w:rPr>
-          <w:rFonts w:eastAsia="微軟正黑體"/>
-          <w:color w:val="1B2631"/>
-          <w:sz w:val="24"/>
-          <w:szCs w:val="24"/>
-        </w:rPr>
-        <w:t>對線上學習</w:t>
-      </w:r>
-      <w:proofErr w:type="gramEnd"/>
-      <w:r>
-        <w:rPr>
-          <w:rFonts w:eastAsia="微軟正黑體"/>
-          <w:color w:val="1B2631"/>
-          <w:sz w:val="24"/>
-          <w:szCs w:val="24"/>
-        </w:rPr>
-        <w:t>接受度大幅提升</w:t>
+        <w:t>後疫情效應：家長對線上學習接受度大幅提升</w:t>
       </w:r>
     </w:p>
     <w:p>
@@ -10634,7 +9499,6 @@
           <w:szCs w:val="24"/>
         </w:rPr>
       </w:pPr>
-      <w:proofErr w:type="gramStart"/>
       <w:r>
         <w:rPr>
           <w:rFonts w:eastAsia="微軟正黑體"/>
@@ -10642,37 +9506,7 @@
           <w:sz w:val="24"/>
           <w:szCs w:val="24"/>
         </w:rPr>
-        <w:t>少子化悖</w:t>
-      </w:r>
-      <w:proofErr w:type="gramEnd"/>
-      <w:r>
-        <w:rPr>
-          <w:rFonts w:eastAsia="微軟正黑體"/>
-          <w:color w:val="1B2631"/>
-          <w:sz w:val="24"/>
-          <w:szCs w:val="24"/>
-        </w:rPr>
-        <w:t>論：孩子少了，每</w:t>
-      </w:r>
-      <w:proofErr w:type="gramStart"/>
-      <w:r>
-        <w:rPr>
-          <w:rFonts w:eastAsia="微軟正黑體"/>
-          <w:color w:val="1B2631"/>
-          <w:sz w:val="24"/>
-          <w:szCs w:val="24"/>
-        </w:rPr>
-        <w:t>個</w:t>
-      </w:r>
-      <w:proofErr w:type="gramEnd"/>
-      <w:r>
-        <w:rPr>
-          <w:rFonts w:eastAsia="微軟正黑體"/>
-          <w:color w:val="1B2631"/>
-          <w:sz w:val="24"/>
-          <w:szCs w:val="24"/>
-        </w:rPr>
-        <w:t>孩子的教育投資反而更高</w:t>
+        <w:t>少子化悖論：孩子少了，每個孩子的教育投資反而更高</w:t>
       </w:r>
     </w:p>
     <w:p>
@@ -10690,7 +9524,6 @@
         <w:spacing w:before="60" w:after="60" w:line="360" w:lineRule="auto"/>
         <w:jc w:val="both"/>
       </w:pPr>
-      <w:proofErr w:type="gramStart"/>
       <w:r>
         <w:rPr>
           <w:rFonts w:eastAsia="微軟正黑體"/>
@@ -10698,17 +9531,7 @@
           <w:bCs/>
           <w:color w:val="1B2631"/>
         </w:rPr>
-        <w:t>三</w:t>
-      </w:r>
-      <w:proofErr w:type="gramEnd"/>
-      <w:r>
-        <w:rPr>
-          <w:rFonts w:eastAsia="微軟正黑體"/>
-          <w:b/>
-          <w:bCs/>
-          <w:color w:val="1B2631"/>
-        </w:rPr>
-        <w:t>階段市場擴張：</w:t>
+        <w:t>三階段市場擴張：</w:t>
       </w:r>
     </w:p>
     <w:p>
@@ -10776,39 +9599,7 @@
           <w:rFonts w:eastAsia="微軟正黑體"/>
           <w:color w:val="000000" w:themeColor="text1"/>
         </w:rPr>
-        <w:t xml:space="preserve">在台灣市場驗證成功後，透過 </w:t>
-      </w:r>
-      <w:proofErr w:type="spellStart"/>
-      <w:r>
-        <w:rPr>
-          <w:rFonts w:eastAsia="微軟正黑體"/>
-          <w:color w:val="000000" w:themeColor="text1"/>
-        </w:rPr>
-        <w:t>SparkLabs</w:t>
-      </w:r>
-      <w:proofErr w:type="spellEnd"/>
-      <w:r>
-        <w:rPr>
-          <w:rFonts w:eastAsia="微軟正黑體"/>
-          <w:color w:val="000000" w:themeColor="text1"/>
-        </w:rPr>
-        <w:t xml:space="preserve"> 國際網絡進入香港、新加坡、馬來西亞。這些地區同樣面臨升學壓力，華語數學市場 SAM 預估為台灣的 3-5 </w:t>
-      </w:r>
-      <w:proofErr w:type="gramStart"/>
-      <w:r>
-        <w:rPr>
-          <w:rFonts w:eastAsia="微軟正黑體"/>
-          <w:color w:val="000000" w:themeColor="text1"/>
-        </w:rPr>
-        <w:t>倍</w:t>
-      </w:r>
-      <w:proofErr w:type="gramEnd"/>
-      <w:r>
-        <w:rPr>
-          <w:rFonts w:eastAsia="微軟正黑體"/>
-          <w:color w:val="000000" w:themeColor="text1"/>
-        </w:rPr>
-        <w:t>。</w:t>
+        <w:t>在台灣市場驗證成功後，透過 SparkLabs 國際網絡進入香港、新加坡、馬來西亞。這些地區同樣面臨升學壓力，華語數學市場 SAM 預估為台灣的 3-5 倍。</w:t>
       </w:r>
     </w:p>
     <w:p>
@@ -10839,39 +9630,7 @@
           <w:rFonts w:eastAsia="微軟正黑體"/>
           <w:color w:val="1B2631"/>
         </w:rPr>
-        <w:t>AI 視覺化解題的核心是數學邏輯可視化</w:t>
-      </w:r>
-      <w:proofErr w:type="gramStart"/>
-      <w:r>
-        <w:rPr>
-          <w:rFonts w:eastAsia="微軟正黑體"/>
-          <w:color w:val="1B2631"/>
-        </w:rPr>
-        <w:t>——</w:t>
-      </w:r>
-      <w:proofErr w:type="gramEnd"/>
-      <w:r>
-        <w:rPr>
-          <w:rFonts w:eastAsia="微軟正黑體"/>
-          <w:color w:val="1B2631"/>
-        </w:rPr>
-        <w:t xml:space="preserve">語言隔闡低。參考 </w:t>
-      </w:r>
-      <w:proofErr w:type="spellStart"/>
-      <w:r>
-        <w:rPr>
-          <w:rFonts w:eastAsia="微軟正黑體"/>
-          <w:color w:val="1B2631"/>
-        </w:rPr>
-        <w:t>RevisionDojo</w:t>
-      </w:r>
-      <w:proofErr w:type="spellEnd"/>
-      <w:r>
-        <w:rPr>
-          <w:rFonts w:eastAsia="微軟正黑體"/>
-          <w:color w:val="1B2631"/>
-        </w:rPr>
-        <w:t>（YC W2024）</w:t>
+        <w:t>AI 視覺化解題的核心是數學邏輯可視化——語言隔闡低。參考 RevisionDojo（YC W2024）</w:t>
       </w:r>
     </w:p>
     <w:p>
@@ -11084,7 +9843,6 @@
                 <w:szCs w:val="24"/>
               </w:rPr>
             </w:pPr>
-            <w:proofErr w:type="spellStart"/>
             <w:r>
               <w:rPr>
                 <w:rFonts w:eastAsia="微軟正黑體"/>
@@ -11093,18 +9851,7 @@
                 <w:color w:val="FFFFFF"/>
                 <w:szCs w:val="24"/>
               </w:rPr>
-              <w:t>Mathify</w:t>
-            </w:r>
-            <w:proofErr w:type="spellEnd"/>
-            <w:r>
-              <w:rPr>
-                <w:rFonts w:eastAsia="微軟正黑體"/>
-                <w:b/>
-                <w:bCs/>
-                <w:color w:val="FFFFFF"/>
-                <w:szCs w:val="24"/>
-              </w:rPr>
-              <w:t xml:space="preserve"> Labs差異化優勢</w:t>
+              <w:t>Mathify Labs差異化優勢</w:t>
             </w:r>
           </w:p>
         </w:tc>
@@ -11194,24 +9941,7 @@
                 <w:szCs w:val="24"/>
               </w:rPr>
               <w:br/>
-            </w:r>
-            <w:proofErr w:type="gramStart"/>
-            <w:r>
-              <w:rPr>
-                <w:rFonts w:eastAsia="微軟正黑體"/>
-                <w:color w:val="1B2631"/>
-                <w:szCs w:val="24"/>
-              </w:rPr>
-              <w:t>赫</w:t>
-            </w:r>
-            <w:proofErr w:type="gramEnd"/>
-            <w:r>
-              <w:rPr>
-                <w:rFonts w:eastAsia="微軟正黑體"/>
-                <w:color w:val="1B2631"/>
-                <w:szCs w:val="24"/>
-              </w:rPr>
-              <w:t>哲</w:t>
+              <w:t>赫哲</w:t>
             </w:r>
           </w:p>
         </w:tc>
@@ -11451,23 +10181,13 @@
                 <w:szCs w:val="24"/>
               </w:rPr>
             </w:pPr>
-            <w:proofErr w:type="gramStart"/>
-            <w:r>
-              <w:rPr>
-                <w:rFonts w:eastAsia="微軟正黑體"/>
-                <w:color w:val="1B2631"/>
-                <w:szCs w:val="24"/>
-              </w:rPr>
-              <w:t>線上教育</w:t>
-            </w:r>
-            <w:proofErr w:type="gramEnd"/>
-            <w:r>
-              <w:rPr>
-                <w:rFonts w:eastAsia="微軟正黑體"/>
-                <w:color w:val="1B2631"/>
-                <w:szCs w:val="24"/>
-              </w:rPr>
-              <w:t>平台</w:t>
+            <w:r>
+              <w:rPr>
+                <w:rFonts w:eastAsia="微軟正黑體"/>
+                <w:color w:val="1B2631"/>
+                <w:szCs w:val="24"/>
+              </w:rPr>
+              <w:t>線上教育平台</w:t>
             </w:r>
           </w:p>
         </w:tc>
@@ -11512,17 +10232,8 @@
                 <w:szCs w:val="24"/>
               </w:rPr>
               <w:br/>
-            </w:r>
-            <w:proofErr w:type="spellStart"/>
-            <w:r>
-              <w:rPr>
-                <w:rFonts w:eastAsia="微軟正黑體"/>
-                <w:color w:val="1B2631"/>
-                <w:szCs w:val="24"/>
-              </w:rPr>
               <w:t>PaGamO</w:t>
             </w:r>
-            <w:proofErr w:type="spellEnd"/>
           </w:p>
         </w:tc>
         <w:tc>
@@ -12080,23 +10791,13 @@
                 <w:szCs w:val="24"/>
               </w:rPr>
             </w:pPr>
-            <w:proofErr w:type="spellStart"/>
-            <w:r>
-              <w:rPr>
-                <w:rFonts w:eastAsia="微軟正黑體"/>
-                <w:color w:val="1B2631"/>
-                <w:szCs w:val="24"/>
-              </w:rPr>
-              <w:t>ChatGP</w:t>
-            </w:r>
-            <w:proofErr w:type="spellEnd"/>
-            <w:r>
-              <w:rPr>
-                <w:rFonts w:eastAsia="微軟正黑體"/>
-                <w:color w:val="1B2631"/>
-                <w:szCs w:val="24"/>
-              </w:rPr>
-              <w:t>、</w:t>
+            <w:r>
+              <w:rPr>
+                <w:rFonts w:eastAsia="微軟正黑體"/>
+                <w:color w:val="1B2631"/>
+                <w:szCs w:val="24"/>
+              </w:rPr>
+              <w:t>ChatGP、</w:t>
             </w:r>
             <w:r>
               <w:rPr>
@@ -12105,13 +10806,6 @@
                 <w:szCs w:val="24"/>
               </w:rPr>
               <w:br/>
-            </w:r>
-            <w:r>
-              <w:rPr>
-                <w:rFonts w:eastAsia="微軟正黑體"/>
-                <w:color w:val="1B2631"/>
-                <w:szCs w:val="24"/>
-              </w:rPr>
               <w:t>Gemini</w:t>
             </w:r>
           </w:p>
@@ -12435,7 +11129,6 @@
                 <w:szCs w:val="24"/>
               </w:rPr>
             </w:pPr>
-            <w:proofErr w:type="spellStart"/>
             <w:r>
               <w:rPr>
                 <w:rFonts w:eastAsia="微軟正黑體"/>
@@ -12446,7 +11139,6 @@
               </w:rPr>
               <w:t>Mathify</w:t>
             </w:r>
-            <w:proofErr w:type="spellEnd"/>
             <w:r>
               <w:rPr>
                 <w:rFonts w:eastAsia="微軟正黑體" w:hint="eastAsia"/>
@@ -12980,23 +11672,13 @@
                 <w:szCs w:val="24"/>
               </w:rPr>
             </w:pPr>
-            <w:proofErr w:type="spellStart"/>
-            <w:r>
-              <w:rPr>
-                <w:rFonts w:eastAsia="微軟正黑體"/>
-                <w:color w:val="1B2631"/>
-                <w:szCs w:val="24"/>
-              </w:rPr>
-              <w:t>TikZ</w:t>
-            </w:r>
-            <w:proofErr w:type="spellEnd"/>
-            <w:r>
-              <w:rPr>
-                <w:rFonts w:eastAsia="微軟正黑體"/>
-                <w:color w:val="1B2631"/>
-                <w:szCs w:val="24"/>
-              </w:rPr>
-              <w:t>/Desmos 動態</w:t>
+            <w:r>
+              <w:rPr>
+                <w:rFonts w:eastAsia="微軟正黑體"/>
+                <w:color w:val="1B2631"/>
+                <w:szCs w:val="24"/>
+              </w:rPr>
+              <w:t>TikZ/Desmos 動態</w:t>
             </w:r>
           </w:p>
         </w:tc>
@@ -13033,18 +11715,8 @@
                 <w:color w:val="1B2631"/>
                 <w:szCs w:val="24"/>
               </w:rPr>
-              <w:t xml:space="preserve">108 </w:t>
-            </w:r>
-            <w:proofErr w:type="gramStart"/>
-            <w:r>
-              <w:rPr>
-                <w:rFonts w:eastAsia="微軟正黑體"/>
-                <w:color w:val="1B2631"/>
-                <w:szCs w:val="24"/>
-              </w:rPr>
-              <w:t>課綱對齊</w:t>
-            </w:r>
-            <w:proofErr w:type="gramEnd"/>
+              <w:t>108 課綱對齊</w:t>
+            </w:r>
           </w:p>
         </w:tc>
         <w:tc>
@@ -13585,27 +12257,7 @@
           <w:sz w:val="24"/>
           <w:szCs w:val="24"/>
         </w:rPr>
-        <w:t xml:space="preserve">：Fine-tuned 數學 LLM + </w:t>
-      </w:r>
-      <w:proofErr w:type="spellStart"/>
-      <w:r>
-        <w:rPr>
-          <w:rFonts w:eastAsia="微軟正黑體"/>
-          <w:color w:val="1B2631"/>
-          <w:sz w:val="24"/>
-          <w:szCs w:val="24"/>
-        </w:rPr>
-        <w:t>TikZ</w:t>
-      </w:r>
-      <w:proofErr w:type="spellEnd"/>
-      <w:r>
-        <w:rPr>
-          <w:rFonts w:eastAsia="微軟正黑體"/>
-          <w:color w:val="1B2631"/>
-          <w:sz w:val="24"/>
-          <w:szCs w:val="24"/>
-        </w:rPr>
-        <w:t>/Desmos 視覺化引擎，非簡單套用 API 可複製</w:t>
+        <w:t>：Fine-tuned 數學 LLM + TikZ/Desmos 視覺化引擎，非簡單套用 API 可複製</w:t>
       </w:r>
     </w:p>
     <w:p>
@@ -13639,27 +12291,7 @@
           <w:sz w:val="24"/>
           <w:szCs w:val="24"/>
         </w:rPr>
-        <w:t>：每次學生互動都強化 AI 模型</w:t>
-      </w:r>
-      <w:proofErr w:type="gramStart"/>
-      <w:r>
-        <w:rPr>
-          <w:rFonts w:eastAsia="微軟正黑體"/>
-          <w:color w:val="1B2631"/>
-          <w:sz w:val="24"/>
-          <w:szCs w:val="24"/>
-        </w:rPr>
-        <w:t>——</w:t>
-      </w:r>
-      <w:proofErr w:type="gramEnd"/>
-      <w:r>
-        <w:rPr>
-          <w:rFonts w:eastAsia="微軟正黑體"/>
-          <w:color w:val="1B2631"/>
-          <w:sz w:val="24"/>
-          <w:szCs w:val="24"/>
-        </w:rPr>
-        <w:t>越早開始收集數據，競爭優勢越大</w:t>
+        <w:t>：每次學生互動都強化 AI 模型——越早開始收集數據，競爭優勢越大</w:t>
       </w:r>
     </w:p>
     <w:p>
@@ -13693,47 +12325,7 @@
           <w:sz w:val="24"/>
           <w:szCs w:val="24"/>
         </w:rPr>
-        <w:t xml:space="preserve">：108 </w:t>
-      </w:r>
-      <w:proofErr w:type="gramStart"/>
-      <w:r>
-        <w:rPr>
-          <w:rFonts w:eastAsia="微軟正黑體"/>
-          <w:color w:val="1B2631"/>
-          <w:sz w:val="24"/>
-          <w:szCs w:val="24"/>
-        </w:rPr>
-        <w:t>課綱深度</w:t>
-      </w:r>
-      <w:proofErr w:type="gramEnd"/>
-      <w:r>
-        <w:rPr>
-          <w:rFonts w:eastAsia="微軟正黑體"/>
-          <w:color w:val="1B2631"/>
-          <w:sz w:val="24"/>
-          <w:szCs w:val="24"/>
-        </w:rPr>
-        <w:t>對齊、各版本教材覆蓋、會考/</w:t>
-      </w:r>
-      <w:proofErr w:type="gramStart"/>
-      <w:r>
-        <w:rPr>
-          <w:rFonts w:eastAsia="微軟正黑體"/>
-          <w:color w:val="1B2631"/>
-          <w:sz w:val="24"/>
-          <w:szCs w:val="24"/>
-        </w:rPr>
-        <w:t>學測題</w:t>
-      </w:r>
-      <w:proofErr w:type="gramEnd"/>
-      <w:r>
-        <w:rPr>
-          <w:rFonts w:eastAsia="微軟正黑體"/>
-          <w:color w:val="1B2631"/>
-          <w:sz w:val="24"/>
-          <w:szCs w:val="24"/>
-        </w:rPr>
-        <w:t>型訓練</w:t>
+        <w:t>：108 課綱深度對齊、各版本教材覆蓋、會考/學測題型訓練</w:t>
       </w:r>
     </w:p>
     <w:p>
@@ -13767,27 +12359,7 @@
           <w:sz w:val="24"/>
           <w:szCs w:val="24"/>
         </w:rPr>
-        <w:t>：創辦人 20 年教學經驗融入產品</w:t>
-      </w:r>
-      <w:proofErr w:type="gramStart"/>
-      <w:r>
-        <w:rPr>
-          <w:rFonts w:eastAsia="微軟正黑體"/>
-          <w:color w:val="1B2631"/>
-          <w:sz w:val="24"/>
-          <w:szCs w:val="24"/>
-        </w:rPr>
-        <w:t>——</w:t>
-      </w:r>
-      <w:proofErr w:type="gramEnd"/>
-      <w:r>
-        <w:rPr>
-          <w:rFonts w:eastAsia="微軟正黑體"/>
-          <w:color w:val="1B2631"/>
-          <w:sz w:val="24"/>
-          <w:szCs w:val="24"/>
-        </w:rPr>
-        <w:t>AI 不只懂數學，更懂怎麼教數學</w:t>
+        <w:t>：創辦人 20 年教學經驗融入產品——AI 不只懂數學，更懂怎麼教數學</w:t>
       </w:r>
     </w:p>
     <w:p>
@@ -13823,61 +12395,7 @@
           <w:color w:val="1B2631"/>
           <w:szCs w:val="24"/>
         </w:rPr>
-        <w:t>台灣國高中數學教育市場有個有趣的特性</w:t>
-      </w:r>
-      <w:proofErr w:type="gramStart"/>
-      <w:r>
-        <w:rPr>
-          <w:rFonts w:eastAsia="微軟正黑體"/>
-          <w:color w:val="1B2631"/>
-          <w:szCs w:val="24"/>
-        </w:rPr>
-        <w:t>——</w:t>
-      </w:r>
-      <w:proofErr w:type="gramEnd"/>
-      <w:r>
-        <w:rPr>
-          <w:rFonts w:eastAsia="微軟正黑體"/>
-          <w:color w:val="1B2631"/>
-          <w:szCs w:val="24"/>
-        </w:rPr>
-        <w:t>小到大公司不想做，大到足以養活一家成長中的新創。</w:t>
-      </w:r>
-      <w:proofErr w:type="spellStart"/>
-      <w:r>
-        <w:rPr>
-          <w:rFonts w:eastAsia="微軟正黑體"/>
-          <w:color w:val="1B2631"/>
-          <w:szCs w:val="24"/>
-        </w:rPr>
-        <w:t>OpenAI</w:t>
-      </w:r>
-      <w:proofErr w:type="spellEnd"/>
-      <w:r>
-        <w:rPr>
-          <w:rFonts w:eastAsia="微軟正黑體"/>
-          <w:color w:val="1B2631"/>
-          <w:szCs w:val="24"/>
-        </w:rPr>
-        <w:t xml:space="preserve"> 和 Google 不會為</w:t>
-      </w:r>
-      <w:proofErr w:type="gramStart"/>
-      <w:r>
-        <w:rPr>
-          <w:rFonts w:eastAsia="微軟正黑體"/>
-          <w:color w:val="1B2631"/>
-          <w:szCs w:val="24"/>
-        </w:rPr>
-        <w:t>台灣課綱做</w:t>
-      </w:r>
-      <w:proofErr w:type="gramEnd"/>
-      <w:r>
-        <w:rPr>
-          <w:rFonts w:eastAsia="微軟正黑體"/>
-          <w:color w:val="1B2631"/>
-          <w:szCs w:val="24"/>
-        </w:rPr>
-        <w:t>專門的 Fine-tuning，傳統補習班缺乏 AI 技術能力，教科書出版商組織慣性太大。這個市場需要的恰恰是一支同時理解教育和 AI 的小而精團隊。</w:t>
+        <w:t>台灣國高中數學教育市場有個有趣的特性——小到大公司不想做，大到足以養活一家成長中的新創。OpenAI 和 Google 不會為台灣課綱做專門的 Fine-tuning，傳統補習班缺乏 AI 技術能力，教科書出版商組織慣性太大。這個市場需要的恰恰是一支同時理解教育和 AI 的小而精團隊。</w:t>
       </w:r>
     </w:p>
     <w:p>
@@ -13917,47 +12435,11 @@
           <w:color w:val="7F7F7F" w:themeColor="text1" w:themeTint="80"/>
         </w:rPr>
       </w:pPr>
-      <w:proofErr w:type="spellStart"/>
       <w:r>
         <w:rPr>
           <w:color w:val="7F7F7F" w:themeColor="text1" w:themeTint="80"/>
         </w:rPr>
-        <w:t>Mathify</w:t>
-      </w:r>
-      <w:proofErr w:type="spellEnd"/>
-      <w:r>
-        <w:rPr>
-          <w:color w:val="7F7F7F" w:themeColor="text1" w:themeTint="80"/>
-        </w:rPr>
-        <w:t xml:space="preserve"> Labs 目前處於技術原型階段（已有 AI 對話 + 前端介面，視覺化引擎開發中），尚無營運數據。以下所有</w:t>
-      </w:r>
-      <w:proofErr w:type="gramStart"/>
-      <w:r>
-        <w:rPr>
-          <w:color w:val="7F7F7F" w:themeColor="text1" w:themeTint="80"/>
-        </w:rPr>
-        <w:t>數字均為推</w:t>
-      </w:r>
-      <w:proofErr w:type="gramEnd"/>
-      <w:r>
-        <w:rPr>
-          <w:color w:val="7F7F7F" w:themeColor="text1" w:themeTint="80"/>
-        </w:rPr>
-        <w:t>估，每項假設均標</w:t>
-      </w:r>
-      <w:proofErr w:type="gramStart"/>
-      <w:r>
-        <w:rPr>
-          <w:color w:val="7F7F7F" w:themeColor="text1" w:themeTint="80"/>
-        </w:rPr>
-        <w:t>註</w:t>
-      </w:r>
-      <w:proofErr w:type="gramEnd"/>
-      <w:r>
-        <w:rPr>
-          <w:color w:val="7F7F7F" w:themeColor="text1" w:themeTint="80"/>
-        </w:rPr>
-        <w:t>推導邏輯與參考依據。</w:t>
+        <w:t>Mathify Labs 目前處於技術原型階段（已有 AI 對話 + 前端介面，視覺化引擎開發中），尚無營運數據。以下所有數字均為推估，每項假設均標註推導邏輯與參考依據。</w:t>
       </w:r>
     </w:p>
     <w:p>
@@ -13966,15 +12448,7 @@
       </w:pPr>
       <w:bookmarkStart w:id="21" w:name="_Toc224758164"/>
       <w:r>
-        <w:t>(</w:t>
-      </w:r>
-      <w:proofErr w:type="gramStart"/>
-      <w:r>
-        <w:t>一</w:t>
-      </w:r>
-      <w:proofErr w:type="gramEnd"/>
-      <w:r>
-        <w:t>) 商業模式</w:t>
+        <w:t>(一) 商業模式</w:t>
       </w:r>
       <w:bookmarkEnd w:id="21"/>
     </w:p>
@@ -14036,23 +12510,29 @@
           <w:color w:val="000000" w:themeColor="text1"/>
         </w:rPr>
       </w:pPr>
-      <w:proofErr w:type="spellStart"/>
       <w:r>
         <w:rPr>
           <w:rFonts w:eastAsia="微軟正黑體"/>
           <w:bCs/>
           <w:color w:val="000000" w:themeColor="text1"/>
         </w:rPr>
-        <w:t>Mathify</w:t>
-      </w:r>
-      <w:proofErr w:type="spellEnd"/>
+        <w:t xml:space="preserve">Mathify Labs </w:t>
+      </w:r>
+      <w:r>
+        <w:rPr>
+          <w:rFonts w:eastAsia="微軟正黑體" w:hint="eastAsia"/>
+          <w:bCs/>
+          <w:color w:val="000000" w:themeColor="text1"/>
+        </w:rPr>
+        <w:t xml:space="preserve">採用 </w:t>
+      </w:r>
       <w:r>
         <w:rPr>
           <w:rFonts w:eastAsia="微軟正黑體"/>
           <w:bCs/>
           <w:color w:val="000000" w:themeColor="text1"/>
         </w:rPr>
-        <w:t xml:space="preserve"> Labs </w:t>
+        <w:t>Freemium SaaS 訂閱制</w:t>
       </w:r>
       <w:r>
         <w:rPr>
@@ -14060,51 +12540,7 @@
           <w:bCs/>
           <w:color w:val="000000" w:themeColor="text1"/>
         </w:rPr>
-        <w:t xml:space="preserve">採用 </w:t>
-      </w:r>
-      <w:r>
-        <w:rPr>
-          <w:rFonts w:eastAsia="微軟正黑體"/>
-          <w:bCs/>
-          <w:color w:val="000000" w:themeColor="text1"/>
-        </w:rPr>
-        <w:t>Freemium SaaS 訂閱制</w:t>
-      </w:r>
-      <w:proofErr w:type="gramStart"/>
-      <w:r>
-        <w:rPr>
-          <w:rFonts w:eastAsia="微軟正黑體" w:hint="eastAsia"/>
-          <w:bCs/>
-          <w:color w:val="000000" w:themeColor="text1"/>
-        </w:rPr>
-        <w:t>——</w:t>
-      </w:r>
-      <w:proofErr w:type="gramEnd"/>
-      <w:r>
-        <w:rPr>
-          <w:rFonts w:eastAsia="微軟正黑體" w:hint="eastAsia"/>
-          <w:bCs/>
-          <w:color w:val="000000" w:themeColor="text1"/>
-        </w:rPr>
-        <w:t>免費</w:t>
-      </w:r>
-      <w:proofErr w:type="gramStart"/>
-      <w:r>
-        <w:rPr>
-          <w:rFonts w:eastAsia="微軟正黑體" w:hint="eastAsia"/>
-          <w:bCs/>
-          <w:color w:val="000000" w:themeColor="text1"/>
-        </w:rPr>
-        <w:t>方案拉新</w:t>
-      </w:r>
-      <w:proofErr w:type="gramEnd"/>
-      <w:r>
-        <w:rPr>
-          <w:rFonts w:eastAsia="微軟正黑體" w:hint="eastAsia"/>
-          <w:bCs/>
-          <w:color w:val="000000" w:themeColor="text1"/>
-        </w:rPr>
-        <w:t>、付費方案變現。</w:t>
+        <w:t>——免費方案拉新、付費方案變現。</w:t>
       </w:r>
     </w:p>
     <w:tbl>
@@ -14669,62 +13105,21 @@
           <w:rFonts w:eastAsia="微軟正黑體"/>
           <w:color w:val="000000" w:themeColor="text1"/>
         </w:rPr>
-        <w:t xml:space="preserve"> 因為</w:t>
-      </w:r>
-      <w:proofErr w:type="gramStart"/>
+        <w:t xml:space="preserve"> 因為學生間的口碑傳播是 EdTech 最強的增長引擎。Duolingo（$7.48 億營收）、RevisionDojo（YC 認可）都驗證了這條路</w:t>
+      </w:r>
+      <w:r>
+        <w:rPr>
+          <w:rFonts w:eastAsia="微軟正黑體" w:hint="eastAsia"/>
+          <w:color w:val="000000" w:themeColor="text1"/>
+        </w:rPr>
+        <w:t xml:space="preserve"> </w:t>
+      </w:r>
       <w:r>
         <w:rPr>
           <w:rFonts w:eastAsia="微軟正黑體"/>
           <w:color w:val="000000" w:themeColor="text1"/>
         </w:rPr>
-        <w:t>學生間的口碑</w:t>
-      </w:r>
-      <w:proofErr w:type="gramEnd"/>
-      <w:r>
-        <w:rPr>
-          <w:rFonts w:eastAsia="微軟正黑體"/>
-          <w:color w:val="000000" w:themeColor="text1"/>
-        </w:rPr>
-        <w:t>傳播是 EdTech 最強的增長引擎。Duolingo（$7.48 億營收）、</w:t>
-      </w:r>
-      <w:proofErr w:type="spellStart"/>
-      <w:r>
-        <w:rPr>
-          <w:rFonts w:eastAsia="微軟正黑體"/>
-          <w:color w:val="000000" w:themeColor="text1"/>
-        </w:rPr>
-        <w:t>RevisionDojo</w:t>
-      </w:r>
-      <w:proofErr w:type="spellEnd"/>
-      <w:r>
-        <w:rPr>
-          <w:rFonts w:eastAsia="微軟正黑體"/>
-          <w:color w:val="000000" w:themeColor="text1"/>
-        </w:rPr>
-        <w:t>（YC 認可）都驗證了這條路</w:t>
-      </w:r>
-      <w:r>
-        <w:rPr>
-          <w:rFonts w:eastAsia="微軟正黑體" w:hint="eastAsia"/>
-          <w:color w:val="000000" w:themeColor="text1"/>
-        </w:rPr>
-        <w:t xml:space="preserve"> </w:t>
-      </w:r>
-      <w:proofErr w:type="gramStart"/>
-      <w:r>
-        <w:rPr>
-          <w:rFonts w:eastAsia="微軟正黑體"/>
-          <w:color w:val="000000" w:themeColor="text1"/>
-        </w:rPr>
-        <w:t>—</w:t>
-      </w:r>
-      <w:proofErr w:type="gramEnd"/>
-      <w:r>
-        <w:rPr>
-          <w:rFonts w:eastAsia="微軟正黑體"/>
-          <w:color w:val="000000" w:themeColor="text1"/>
-        </w:rPr>
-        <w:t xml:space="preserve"> </w:t>
+        <w:t xml:space="preserve">— </w:t>
       </w:r>
       <w:r>
         <w:rPr>
@@ -14824,21 +13219,12 @@
         </w:rPr>
         <w:t>ARPPU = NT$600/月</w:t>
       </w:r>
-      <w:proofErr w:type="gramStart"/>
       <w:r>
         <w:rPr>
           <w:rFonts w:ascii="微軟正黑體" w:eastAsia="微軟正黑體" w:hAnsi="微軟正黑體"/>
           <w:color w:val="1B2631"/>
         </w:rPr>
-        <w:t>——</w:t>
-      </w:r>
-      <w:proofErr w:type="gramEnd"/>
-      <w:r>
-        <w:rPr>
-          <w:rFonts w:ascii="微軟正黑體" w:eastAsia="微軟正黑體" w:hAnsi="微軟正黑體"/>
-          <w:color w:val="1B2631"/>
-        </w:rPr>
-        <w:t>價格透明、決策門檻低。</w:t>
+        <w:t>——價格透明、決策門檻低。</w:t>
       </w:r>
     </w:p>
     <w:p>
@@ -14906,37 +13292,12 @@
         <w:spacing w:before="60" w:after="60" w:line="360" w:lineRule="auto"/>
         <w:jc w:val="both"/>
       </w:pPr>
-      <w:proofErr w:type="gramStart"/>
       <w:r>
         <w:rPr>
           <w:rFonts w:eastAsia="微軟正黑體"/>
           <w:color w:val="1B2631"/>
         </w:rPr>
-        <w:t>只計入隨</w:t>
-      </w:r>
-      <w:proofErr w:type="gramEnd"/>
-      <w:r>
-        <w:rPr>
-          <w:rFonts w:eastAsia="微軟正黑體"/>
-          <w:color w:val="1B2631"/>
-        </w:rPr>
-        <w:t>用戶數量線性增長的變動成本，人事、行銷等固定支出歸入營運費用（</w:t>
-      </w:r>
-      <w:proofErr w:type="spellStart"/>
-      <w:r>
-        <w:rPr>
-          <w:rFonts w:eastAsia="微軟正黑體"/>
-          <w:color w:val="1B2631"/>
-        </w:rPr>
-        <w:t>OpEx</w:t>
-      </w:r>
-      <w:proofErr w:type="spellEnd"/>
-      <w:r>
-        <w:rPr>
-          <w:rFonts w:eastAsia="微軟正黑體"/>
-          <w:color w:val="1B2631"/>
-        </w:rPr>
-        <w:t>）：</w:t>
+        <w:t>只計入隨用戶數量線性增長的變動成本，人事、行銷等固定支出歸入營運費用（OpEx）：</w:t>
       </w:r>
     </w:p>
     <w:tbl>
@@ -15180,21 +13541,7 @@
               <w:rPr>
                 <w:rFonts w:ascii="微軟正黑體" w:eastAsia="微軟正黑體" w:hAnsi="微軟正黑體"/>
               </w:rPr>
-              <w:t>NT$0.6</w:t>
-            </w:r>
-            <w:proofErr w:type="gramStart"/>
-            <w:r>
-              <w:rPr>
-                <w:rFonts w:ascii="微軟正黑體" w:eastAsia="微軟正黑體" w:hAnsi="微軟正黑體"/>
-              </w:rPr>
-              <w:t>–</w:t>
-            </w:r>
-            <w:proofErr w:type="gramEnd"/>
-            <w:r>
-              <w:rPr>
-                <w:rFonts w:ascii="微軟正黑體" w:eastAsia="微軟正黑體" w:hAnsi="微軟正黑體"/>
-              </w:rPr>
-              <w:t>0.8</w:t>
+              <w:t>NT$0.6–0.8</w:t>
             </w:r>
             <w:r>
               <w:rPr>
@@ -15530,23 +13877,7 @@
           <w:rFonts w:eastAsia="微軟正黑體"/>
           <w:color w:val="1B2631"/>
         </w:rPr>
-        <w:t>排除人事、行銷等固定支出後，每服務一個付費學生，80% 的收入轉化為貢獻利潤</w:t>
-      </w:r>
-      <w:proofErr w:type="gramStart"/>
-      <w:r>
-        <w:rPr>
-          <w:rFonts w:eastAsia="微軟正黑體"/>
-          <w:color w:val="1B2631"/>
-        </w:rPr>
-        <w:t>——</w:t>
-      </w:r>
-      <w:proofErr w:type="gramEnd"/>
-      <w:r>
-        <w:rPr>
-          <w:rFonts w:eastAsia="微軟正黑體"/>
-          <w:color w:val="1B2631"/>
-        </w:rPr>
-        <w:t>這是 SaaS 模式的核心優勢。</w:t>
+        <w:t>排除人事、行銷等固定支出後，每服務一個付費學生，80% 的收入轉化為貢獻利潤——這是 SaaS 模式的核心優勢。</w:t>
       </w:r>
     </w:p>
     <w:p>
@@ -15619,7 +13950,6 @@
         </w:rPr>
         <w:t xml:space="preserve"> </w:t>
       </w:r>
-      <w:proofErr w:type="gramStart"/>
       <w:r>
         <w:rPr>
           <w:rFonts w:eastAsia="微軟正黑體"/>
@@ -15627,7 +13957,6 @@
         </w:rPr>
         <w:t>—</w:t>
       </w:r>
-      <w:proofErr w:type="gramEnd"/>
       <w:r>
         <w:rPr>
           <w:rFonts w:eastAsia="微軟正黑體" w:hint="eastAsia"/>
@@ -15947,25 +14276,7 @@
                 <w:color w:val="1B2631"/>
                 <w:szCs w:val="20"/>
               </w:rPr>
-              <w:t xml:space="preserve">10 </w:t>
-            </w:r>
-            <w:proofErr w:type="gramStart"/>
-            <w:r>
-              <w:rPr>
-                <w:rFonts w:eastAsia="微軟正黑體"/>
-                <w:color w:val="1B2631"/>
-                <w:szCs w:val="20"/>
-              </w:rPr>
-              <w:t>個</w:t>
-            </w:r>
-            <w:proofErr w:type="gramEnd"/>
-            <w:r>
-              <w:rPr>
-                <w:rFonts w:eastAsia="微軟正黑體"/>
-                <w:color w:val="1B2631"/>
-                <w:szCs w:val="20"/>
-              </w:rPr>
-              <w:t>月</w:t>
+              <w:t>10 個月</w:t>
             </w:r>
           </w:p>
         </w:tc>
@@ -15998,21 +14309,7 @@
               <w:rPr>
                 <w:rFonts w:ascii="微軟正黑體" w:eastAsia="微軟正黑體" w:hAnsi="微軟正黑體"/>
               </w:rPr>
-              <w:t>考前訂閱、考後退訂，約</w:t>
-            </w:r>
-            <w:proofErr w:type="gramStart"/>
-            <w:r>
-              <w:rPr>
-                <w:rFonts w:ascii="微軟正黑體" w:eastAsia="微軟正黑體" w:hAnsi="微軟正黑體"/>
-              </w:rPr>
-              <w:t>一</w:t>
-            </w:r>
-            <w:proofErr w:type="gramEnd"/>
-            <w:r>
-              <w:rPr>
-                <w:rFonts w:ascii="微軟正黑體" w:eastAsia="微軟正黑體" w:hAnsi="微軟正黑體"/>
-              </w:rPr>
-              <w:t>學年</w:t>
+              <w:t>考前訂閱、考後退訂，約一學年</w:t>
             </w:r>
           </w:p>
         </w:tc>
@@ -16133,25 +14430,7 @@
                 <w:color w:val="1B2631"/>
                 <w:szCs w:val="20"/>
               </w:rPr>
-              <w:t xml:space="preserve">20 </w:t>
-            </w:r>
-            <w:proofErr w:type="gramStart"/>
-            <w:r>
-              <w:rPr>
-                <w:rFonts w:eastAsia="微軟正黑體"/>
-                <w:color w:val="1B2631"/>
-                <w:szCs w:val="20"/>
-              </w:rPr>
-              <w:t>個</w:t>
-            </w:r>
-            <w:proofErr w:type="gramEnd"/>
-            <w:r>
-              <w:rPr>
-                <w:rFonts w:eastAsia="微軟正黑體"/>
-                <w:color w:val="1B2631"/>
-                <w:szCs w:val="20"/>
-              </w:rPr>
-              <w:t>月</w:t>
+              <w:t>20 個月</w:t>
             </w:r>
           </w:p>
         </w:tc>
@@ -16184,21 +14463,7 @@
               <w:rPr>
                 <w:rFonts w:ascii="微軟正黑體" w:eastAsia="微軟正黑體" w:hAnsi="微軟正黑體"/>
               </w:rPr>
-              <w:t>跨學年使用，</w:t>
-            </w:r>
-            <w:proofErr w:type="gramStart"/>
-            <w:r>
-              <w:rPr>
-                <w:rFonts w:ascii="微軟正黑體" w:eastAsia="微軟正黑體" w:hAnsi="微軟正黑體"/>
-              </w:rPr>
-              <w:t>升年級</w:t>
-            </w:r>
-            <w:proofErr w:type="gramEnd"/>
-            <w:r>
-              <w:rPr>
-                <w:rFonts w:ascii="微軟正黑體" w:eastAsia="微軟正黑體" w:hAnsi="微軟正黑體"/>
-              </w:rPr>
-              <w:t>續訂</w:t>
+              <w:t>跨學年使用，升年級續訂</w:t>
             </w:r>
           </w:p>
         </w:tc>
@@ -16319,25 +14584,7 @@
                 <w:color w:val="1B2631"/>
                 <w:szCs w:val="20"/>
               </w:rPr>
-              <w:t xml:space="preserve">30 </w:t>
-            </w:r>
-            <w:proofErr w:type="gramStart"/>
-            <w:r>
-              <w:rPr>
-                <w:rFonts w:eastAsia="微軟正黑體"/>
-                <w:color w:val="1B2631"/>
-                <w:szCs w:val="20"/>
-              </w:rPr>
-              <w:t>個</w:t>
-            </w:r>
-            <w:proofErr w:type="gramEnd"/>
-            <w:r>
-              <w:rPr>
-                <w:rFonts w:eastAsia="微軟正黑體"/>
-                <w:color w:val="1B2631"/>
-                <w:szCs w:val="20"/>
-              </w:rPr>
-              <w:t>月</w:t>
+              <w:t>30 個月</w:t>
             </w:r>
           </w:p>
         </w:tc>
@@ -16370,21 +14617,7 @@
               <w:rPr>
                 <w:rFonts w:ascii="微軟正黑體" w:eastAsia="微軟正黑體" w:hAnsi="微軟正黑體"/>
               </w:rPr>
-              <w:t>跨學年使用，</w:t>
-            </w:r>
-            <w:proofErr w:type="gramStart"/>
-            <w:r>
-              <w:rPr>
-                <w:rFonts w:ascii="微軟正黑體" w:eastAsia="微軟正黑體" w:hAnsi="微軟正黑體"/>
-              </w:rPr>
-              <w:t>升年級</w:t>
-            </w:r>
-            <w:proofErr w:type="gramEnd"/>
-            <w:r>
-              <w:rPr>
-                <w:rFonts w:ascii="微軟正黑體" w:eastAsia="微軟正黑體" w:hAnsi="微軟正黑體"/>
-              </w:rPr>
-              <w:t>續訂</w:t>
+              <w:t>跨學年使用，升年級續訂</w:t>
             </w:r>
           </w:p>
         </w:tc>
@@ -16413,47 +14646,7 @@
           <w:color w:val="1B2631"/>
           <w:sz w:val="24"/>
         </w:rPr>
-        <w:t xml:space="preserve">加權平均生命週期 = 0.6×10 + 0.3×20 + 0.1×30 = </w:t>
-      </w:r>
-      <w:proofErr w:type="gramStart"/>
-      <w:r>
-        <w:rPr>
-          <w:rFonts w:eastAsia="微軟正黑體"/>
-          <w:bCs/>
-          <w:color w:val="1B2631"/>
-          <w:sz w:val="24"/>
-        </w:rPr>
-        <w:t xml:space="preserve">6 + 6 + </w:t>
-      </w:r>
-      <w:proofErr w:type="gramEnd"/>
-      <w:r>
-        <w:rPr>
-          <w:rFonts w:eastAsia="微軟正黑體"/>
-          <w:bCs/>
-          <w:color w:val="1B2631"/>
-          <w:sz w:val="24"/>
-        </w:rPr>
-        <w:t xml:space="preserve">3 = 15 </w:t>
-      </w:r>
-      <w:proofErr w:type="gramStart"/>
-      <w:r>
-        <w:rPr>
-          <w:rFonts w:eastAsia="微軟正黑體"/>
-          <w:bCs/>
-          <w:color w:val="1B2631"/>
-          <w:sz w:val="24"/>
-        </w:rPr>
-        <w:t>個</w:t>
-      </w:r>
-      <w:proofErr w:type="gramEnd"/>
-      <w:r>
-        <w:rPr>
-          <w:rFonts w:eastAsia="微軟正黑體"/>
-          <w:bCs/>
-          <w:color w:val="1B2631"/>
-          <w:sz w:val="24"/>
-        </w:rPr>
-        <w:t>月</w:t>
+        <w:t>加權平均生命週期 = 0.6×10 + 0.3×20 + 0.1×30 = 6 + 6 + 3 = 15 個月</w:t>
       </w:r>
     </w:p>
     <w:p>
@@ -16497,27 +14690,7 @@
           <w:color w:val="1B2631"/>
           <w:sz w:val="24"/>
         </w:rPr>
-        <w:t xml:space="preserve">14 </w:t>
-      </w:r>
-      <w:proofErr w:type="gramStart"/>
-      <w:r>
-        <w:rPr>
-          <w:rFonts w:eastAsia="微軟正黑體"/>
-          <w:bCs/>
-          <w:color w:val="1B2631"/>
-          <w:sz w:val="24"/>
-        </w:rPr>
-        <w:t>個</w:t>
-      </w:r>
-      <w:proofErr w:type="gramEnd"/>
-      <w:r>
-        <w:rPr>
-          <w:rFonts w:eastAsia="微軟正黑體"/>
-          <w:bCs/>
-          <w:color w:val="1B2631"/>
-          <w:sz w:val="24"/>
-        </w:rPr>
-        <w:t>月</w:t>
+        <w:t>14 個月</w:t>
       </w:r>
     </w:p>
     <w:p>
@@ -16616,16 +14789,7 @@
           <w:color w:val="000000" w:themeColor="text1"/>
           <w:szCs w:val="24"/>
         </w:rPr>
-        <w:t>假設</w:t>
-      </w:r>
-      <w:r>
-        <w:rPr>
-          <w:rFonts w:eastAsia="微軟正黑體" w:hint="eastAsia"/>
-          <w:bCs/>
-          <w:color w:val="000000" w:themeColor="text1"/>
-          <w:szCs w:val="24"/>
-        </w:rPr>
-        <w:t>：</w:t>
+        <w:t>假設：</w:t>
       </w:r>
     </w:p>
     <w:tbl>
@@ -16677,7 +14841,6 @@
                 <w:rFonts w:eastAsia="微軟正黑體"/>
               </w:rPr>
             </w:pPr>
-            <w:proofErr w:type="gramStart"/>
             <w:r>
               <w:rPr>
                 <w:rFonts w:eastAsia="微軟正黑體"/>
@@ -16688,7 +14851,6 @@
               </w:rPr>
               <w:t>獲客渠道</w:t>
             </w:r>
-            <w:proofErr w:type="gramEnd"/>
           </w:p>
         </w:tc>
         <w:tc>
@@ -17317,15 +15479,7 @@
                 <w:color w:val="1B2631"/>
                 <w:szCs w:val="20"/>
               </w:rPr>
-              <w:t>~</w:t>
-            </w:r>
-            <w:r>
-              <w:rPr>
-                <w:rFonts w:eastAsia="微軟正黑體"/>
-                <w:color w:val="1B2631"/>
-                <w:szCs w:val="20"/>
-              </w:rPr>
-              <w:t>NT$650</w:t>
+              <w:t>~NT$650</w:t>
             </w:r>
           </w:p>
         </w:tc>
@@ -17742,21 +15896,7 @@
               <w:rPr>
                 <w:rFonts w:ascii="微軟正黑體" w:eastAsia="微軟正黑體" w:hAnsi="微軟正黑體"/>
               </w:rPr>
-              <w:t xml:space="preserve">貢獻利潤 NT$475 × 14 </w:t>
-            </w:r>
-            <w:proofErr w:type="gramStart"/>
-            <w:r>
-              <w:rPr>
-                <w:rFonts w:ascii="微軟正黑體" w:eastAsia="微軟正黑體" w:hAnsi="微軟正黑體"/>
-              </w:rPr>
-              <w:t>個</w:t>
-            </w:r>
-            <w:proofErr w:type="gramEnd"/>
-            <w:r>
-              <w:rPr>
-                <w:rFonts w:ascii="微軟正黑體" w:eastAsia="微軟正黑體" w:hAnsi="微軟正黑體"/>
-              </w:rPr>
-              <w:t>月</w:t>
+              <w:t>貢獻利潤 NT$475 × 14 個月</w:t>
             </w:r>
           </w:p>
         </w:tc>
@@ -18049,79 +16189,41 @@
                 <w:color w:val="1B2631"/>
                 <w:szCs w:val="20"/>
               </w:rPr>
-              <w:t xml:space="preserve">1.0 </w:t>
-            </w:r>
-            <w:proofErr w:type="gramStart"/>
-            <w:r>
-              <w:rPr>
-                <w:rFonts w:eastAsia="微軟正黑體"/>
-                <w:bCs/>
+              <w:t>1.0 個月</w:t>
+            </w:r>
+          </w:p>
+        </w:tc>
+        <w:tc>
+          <w:tcPr>
+            <w:tcW w:w="4819" w:type="dxa"/>
+            <w:tcBorders>
+              <w:top w:val="single" w:sz="1" w:space="0" w:color="BDC3C7"/>
+              <w:left w:val="single" w:sz="1" w:space="0" w:color="BDC3C7"/>
+              <w:bottom w:val="single" w:sz="1" w:space="0" w:color="BDC3C7"/>
+              <w:right w:val="single" w:sz="1" w:space="0" w:color="BDC3C7"/>
+            </w:tcBorders>
+            <w:shd w:val="clear" w:color="auto" w:fill="EBF5FB"/>
+            <w:tcMar>
+              <w:top w:w="60" w:type="dxa"/>
+              <w:left w:w="100" w:type="dxa"/>
+              <w:bottom w:w="60" w:type="dxa"/>
+              <w:right w:w="100" w:type="dxa"/>
+            </w:tcMar>
+            <w:vAlign w:val="center"/>
+          </w:tcPr>
+          <w:p>
+            <w:pPr>
+              <w:rPr>
+                <w:rFonts w:eastAsia="微軟正黑體"/>
+              </w:rPr>
+            </w:pPr>
+            <w:r>
+              <w:rPr>
+                <w:rFonts w:eastAsia="微軟正黑體"/>
                 <w:color w:val="1B2631"/>
                 <w:szCs w:val="20"/>
               </w:rPr>
-              <w:t>個</w:t>
-            </w:r>
-            <w:proofErr w:type="gramEnd"/>
-            <w:r>
-              <w:rPr>
-                <w:rFonts w:eastAsia="微軟正黑體"/>
-                <w:bCs/>
-                <w:color w:val="1B2631"/>
-                <w:szCs w:val="20"/>
-              </w:rPr>
-              <w:t>月</w:t>
-            </w:r>
-          </w:p>
-        </w:tc>
-        <w:tc>
-          <w:tcPr>
-            <w:tcW w:w="4819" w:type="dxa"/>
-            <w:tcBorders>
-              <w:top w:val="single" w:sz="1" w:space="0" w:color="BDC3C7"/>
-              <w:left w:val="single" w:sz="1" w:space="0" w:color="BDC3C7"/>
-              <w:bottom w:val="single" w:sz="1" w:space="0" w:color="BDC3C7"/>
-              <w:right w:val="single" w:sz="1" w:space="0" w:color="BDC3C7"/>
-            </w:tcBorders>
-            <w:shd w:val="clear" w:color="auto" w:fill="EBF5FB"/>
-            <w:tcMar>
-              <w:top w:w="60" w:type="dxa"/>
-              <w:left w:w="100" w:type="dxa"/>
-              <w:bottom w:w="60" w:type="dxa"/>
-              <w:right w:w="100" w:type="dxa"/>
-            </w:tcMar>
-            <w:vAlign w:val="center"/>
-          </w:tcPr>
-          <w:p>
-            <w:pPr>
-              <w:rPr>
-                <w:rFonts w:eastAsia="微軟正黑體"/>
-              </w:rPr>
-            </w:pPr>
-            <w:r>
-              <w:rPr>
-                <w:rFonts w:eastAsia="微軟正黑體"/>
-                <w:color w:val="1B2631"/>
-                <w:szCs w:val="20"/>
-              </w:rPr>
-              <w:t xml:space="preserve">&lt;12 </w:t>
-            </w:r>
-            <w:proofErr w:type="gramStart"/>
-            <w:r>
-              <w:rPr>
-                <w:rFonts w:eastAsia="微軟正黑體"/>
-                <w:color w:val="1B2631"/>
-                <w:szCs w:val="20"/>
-              </w:rPr>
-              <w:t>個</w:t>
-            </w:r>
-            <w:proofErr w:type="gramEnd"/>
-            <w:r>
-              <w:rPr>
-                <w:rFonts w:eastAsia="微軟正黑體"/>
-                <w:color w:val="1B2631"/>
-                <w:szCs w:val="20"/>
-              </w:rPr>
-              <w:t>月</w:t>
+              <w:t>&lt;12 個月</w:t>
             </w:r>
           </w:p>
         </w:tc>
@@ -18151,55 +16253,7 @@
           <w:rFonts w:eastAsia="微軟正黑體"/>
           <w:color w:val="1B2631"/>
         </w:rPr>
-        <w:t>13.3 看似極高，原因在於 PLG + 口碑</w:t>
-      </w:r>
-      <w:proofErr w:type="gramStart"/>
-      <w:r>
-        <w:rPr>
-          <w:rFonts w:eastAsia="微軟正黑體"/>
-          <w:color w:val="1B2631"/>
-        </w:rPr>
-        <w:t>佔獲客</w:t>
-      </w:r>
-      <w:proofErr w:type="gramEnd"/>
-      <w:r>
-        <w:rPr>
-          <w:rFonts w:eastAsia="微軟正黑體"/>
-          <w:color w:val="1B2631"/>
-        </w:rPr>
-        <w:t xml:space="preserve"> 65%</w:t>
-      </w:r>
-      <w:proofErr w:type="gramStart"/>
-      <w:r>
-        <w:rPr>
-          <w:rFonts w:eastAsia="微軟正黑體"/>
-          <w:color w:val="1B2631"/>
-        </w:rPr>
-        <w:t>——</w:t>
-      </w:r>
-      <w:proofErr w:type="gramEnd"/>
-      <w:r>
-        <w:rPr>
-          <w:rFonts w:eastAsia="微軟正黑體"/>
-          <w:color w:val="1B2631"/>
-        </w:rPr>
-        <w:t>EdTech 的學生社交傳播天然壓低 CAC。這也意味著：若未來需要加</w:t>
-      </w:r>
-      <w:proofErr w:type="gramStart"/>
-      <w:r>
-        <w:rPr>
-          <w:rFonts w:eastAsia="微軟正黑體"/>
-          <w:color w:val="1B2631"/>
-        </w:rPr>
-        <w:t>大付</w:t>
-      </w:r>
-      <w:proofErr w:type="gramEnd"/>
-      <w:r>
-        <w:rPr>
-          <w:rFonts w:eastAsia="微軟正黑體"/>
-          <w:color w:val="1B2631"/>
-        </w:rPr>
-        <w:t>費渠道投放，CAC 會上升，但仍有充足的利潤緩衝空間。</w:t>
+        <w:t>13.3 看似極高，原因在於 PLG + 口碑佔獲客 65%——EdTech 的學生社交傳播天然壓低 CAC。這也意味著：若未來需要加大付費渠道投放，CAC 會上升，但仍有充足的利潤緩衝空間。</w:t>
       </w:r>
     </w:p>
     <w:p>
@@ -18223,37 +16277,12 @@
         <w:spacing w:before="60" w:after="60" w:line="360" w:lineRule="auto"/>
         <w:jc w:val="both"/>
       </w:pPr>
-      <w:proofErr w:type="spellStart"/>
       <w:r>
         <w:rPr>
           <w:rFonts w:eastAsia="微軟正黑體"/>
           <w:color w:val="1B2631"/>
         </w:rPr>
-        <w:t>Mathify</w:t>
-      </w:r>
-      <w:proofErr w:type="spellEnd"/>
-      <w:r>
-        <w:rPr>
-          <w:rFonts w:eastAsia="微軟正黑體"/>
-          <w:color w:val="1B2631"/>
-        </w:rPr>
-        <w:t xml:space="preserve"> Labs 採用 SaaS 模式，成本結構可清楚區分為變動成本（COGS）與固定營運費用（</w:t>
-      </w:r>
-      <w:proofErr w:type="spellStart"/>
-      <w:r>
-        <w:rPr>
-          <w:rFonts w:eastAsia="微軟正黑體"/>
-          <w:color w:val="1B2631"/>
-        </w:rPr>
-        <w:t>OpEx</w:t>
-      </w:r>
-      <w:proofErr w:type="spellEnd"/>
-      <w:r>
-        <w:rPr>
-          <w:rFonts w:eastAsia="微軟正黑體"/>
-          <w:color w:val="1B2631"/>
-        </w:rPr>
-        <w:t>）：</w:t>
+        <w:t>Mathify Labs 採用 SaaS 模式，成本結構可清楚區分為變動成本（COGS）與固定營運費用（OpEx）：</w:t>
       </w:r>
     </w:p>
     <w:p>
@@ -18604,7 +16633,6 @@
                 <w:rFonts w:ascii="微軟正黑體" w:eastAsia="微軟正黑體" w:hAnsi="微軟正黑體"/>
               </w:rPr>
             </w:pPr>
-            <w:proofErr w:type="spellStart"/>
             <w:r>
               <w:rPr>
                 <w:rStyle w:val="af2"/>
@@ -18613,7 +16641,6 @@
               </w:rPr>
               <w:t>OpEx</w:t>
             </w:r>
-            <w:proofErr w:type="spellEnd"/>
             <w:r>
               <w:rPr>
                 <w:rFonts w:ascii="微軟正黑體" w:eastAsia="微軟正黑體" w:hAnsi="微軟正黑體"/>
@@ -18684,21 +16711,7 @@
               <w:rPr>
                 <w:rFonts w:ascii="微軟正黑體" w:eastAsia="微軟正黑體" w:hAnsi="微軟正黑體"/>
               </w:rPr>
-              <w:t>~NT$16</w:t>
-            </w:r>
-            <w:proofErr w:type="gramStart"/>
-            <w:r>
-              <w:rPr>
-                <w:rFonts w:ascii="微軟正黑體" w:eastAsia="微軟正黑體" w:hAnsi="微軟正黑體"/>
-              </w:rPr>
-              <w:t>–</w:t>
-            </w:r>
-            <w:proofErr w:type="gramEnd"/>
-            <w:r>
-              <w:rPr>
-                <w:rFonts w:ascii="微軟正黑體" w:eastAsia="微軟正黑體" w:hAnsi="微軟正黑體"/>
-              </w:rPr>
-              <w:t>40 萬/月</w:t>
+              <w:t>~NT$16–40 萬/月</w:t>
             </w:r>
           </w:p>
         </w:tc>
@@ -19551,90 +17564,55 @@
           <w:rStyle w:val="af2"/>
           <w:rFonts w:ascii="微軟正黑體" w:eastAsia="微軟正黑體" w:hAnsi="微軟正黑體"/>
         </w:rPr>
-        <w:t>產品驅動增長</w:t>
-      </w:r>
+        <w:t>產品驅動增長（Product-Led Growth）</w:t>
+      </w:r>
+      <w:r>
+        <w:rPr>
+          <w:rFonts w:ascii="微軟正黑體" w:eastAsia="微軟正黑體" w:hAnsi="微軟正黑體"/>
+        </w:rPr>
+        <w:t>：讓產品本身成為最好的行銷。</w:t>
+      </w:r>
+    </w:p>
+    <w:p>
+      <w:pPr>
+        <w:pStyle w:val="Web"/>
+        <w:rPr>
+          <w:rFonts w:ascii="微軟正黑體" w:eastAsia="微軟正黑體" w:hAnsi="微軟正黑體"/>
+        </w:rPr>
+      </w:pPr>
+      <w:r>
+        <w:rPr>
+          <w:rFonts w:ascii="微軟正黑體" w:eastAsia="微軟正黑體" w:hAnsi="微軟正黑體"/>
+          <w:b/>
+        </w:rPr>
+        <w:t>核心飛輪</w:t>
+      </w:r>
+      <w:r>
+        <w:rPr>
+          <w:rFonts w:ascii="微軟正黑體" w:eastAsia="微軟正黑體" w:hAnsi="微軟正黑體"/>
+        </w:rPr>
+        <w:t>：免費用戶體驗 → 口碑傳播 → 免費用戶成長 → 付費轉換 → 資源投入產品 → 體驗更好</w:t>
+      </w:r>
+    </w:p>
+    <w:p>
+      <w:pPr>
+        <w:pStyle w:val="Web"/>
+        <w:rPr>
+          <w:rFonts w:ascii="微軟正黑體" w:eastAsia="微軟正黑體" w:hAnsi="微軟正黑體"/>
+        </w:rPr>
+      </w:pPr>
       <w:r>
         <w:rPr>
           <w:rStyle w:val="af2"/>
           <w:rFonts w:ascii="微軟正黑體" w:eastAsia="微軟正黑體" w:hAnsi="微軟正黑體"/>
         </w:rPr>
-        <w:t>（</w:t>
-      </w:r>
-      <w:r>
-        <w:rPr>
-          <w:rStyle w:val="af2"/>
+        <w:t>品牌定位</w:t>
+      </w:r>
+      <w:r>
+        <w:rPr>
           <w:rFonts w:ascii="微軟正黑體" w:eastAsia="微軟正黑體" w:hAnsi="微軟正黑體"/>
         </w:rPr>
-        <w:t>Product-Led Growth</w:t>
-      </w:r>
-      <w:r>
-        <w:rPr>
-          <w:rStyle w:val="af2"/>
-          <w:rFonts w:ascii="微軟正黑體" w:eastAsia="微軟正黑體" w:hAnsi="微軟正黑體"/>
-        </w:rPr>
-        <w:t>）</w:t>
-      </w:r>
-      <w:r>
-        <w:rPr>
-          <w:rFonts w:ascii="微軟正黑體" w:eastAsia="微軟正黑體" w:hAnsi="微軟正黑體"/>
-        </w:rPr>
-        <w:t>：讓產品本身成為最好的行銷。</w:t>
-      </w:r>
-    </w:p>
-    <w:p>
-      <w:pPr>
-        <w:pStyle w:val="Web"/>
-        <w:rPr>
-          <w:rFonts w:ascii="微軟正黑體" w:eastAsia="微軟正黑體" w:hAnsi="微軟正黑體"/>
-        </w:rPr>
-      </w:pPr>
-      <w:r>
-        <w:rPr>
-          <w:rFonts w:ascii="微軟正黑體" w:eastAsia="微軟正黑體" w:hAnsi="微軟正黑體"/>
-          <w:b/>
-        </w:rPr>
-        <w:t>核心飛輪</w:t>
-      </w:r>
-      <w:r>
-        <w:rPr>
-          <w:rFonts w:ascii="微軟正黑體" w:eastAsia="微軟正黑體" w:hAnsi="微軟正黑體"/>
-        </w:rPr>
-        <w:t>：免費用戶體驗 → 口碑傳播 → 免費用戶成長 → 付費轉換 → 資源投入產品 → 體驗更好</w:t>
-      </w:r>
-    </w:p>
-    <w:p>
-      <w:pPr>
-        <w:pStyle w:val="Web"/>
-        <w:rPr>
-          <w:rFonts w:ascii="微軟正黑體" w:eastAsia="微軟正黑體" w:hAnsi="微軟正黑體"/>
-        </w:rPr>
-      </w:pPr>
-      <w:r>
-        <w:rPr>
-          <w:rStyle w:val="af2"/>
-          <w:rFonts w:ascii="微軟正黑體" w:eastAsia="微軟正黑體" w:hAnsi="微軟正黑體"/>
-        </w:rPr>
-        <w:t>品牌定位</w:t>
-      </w:r>
-      <w:r>
-        <w:rPr>
-          <w:rFonts w:ascii="微軟正黑體" w:eastAsia="微軟正黑體" w:hAnsi="微軟正黑體"/>
-        </w:rPr>
-        <w:t>：不是冷冰冰的「AI 工具」，而是「每</w:t>
-      </w:r>
-      <w:proofErr w:type="gramStart"/>
-      <w:r>
-        <w:rPr>
-          <w:rFonts w:ascii="微軟正黑體" w:eastAsia="微軟正黑體" w:hAnsi="微軟正黑體"/>
-        </w:rPr>
-        <w:t>個</w:t>
-      </w:r>
-      <w:proofErr w:type="gramEnd"/>
-      <w:r>
-        <w:rPr>
-          <w:rFonts w:ascii="微軟正黑體" w:eastAsia="微軟正黑體" w:hAnsi="微軟正黑體"/>
-        </w:rPr>
-        <w:t>孩子身邊那位最有耐心的數學老師」。</w:t>
+        <w:t>：不是冷冰冰的「AI 工具」，而是「每個孩子身邊那位最有耐心的數學老師」。</w:t>
       </w:r>
     </w:p>
     <w:p>
@@ -20868,23 +18846,7 @@
           <w:rFonts w:eastAsia="微軟正黑體"/>
           <w:color w:val="1B2631"/>
         </w:rPr>
-        <w:t xml:space="preserve">B2B2C 學校授權 → 政府「企業出題新創解題」計畫 → </w:t>
-      </w:r>
-      <w:proofErr w:type="spellStart"/>
-      <w:r>
-        <w:rPr>
-          <w:rFonts w:eastAsia="微軟正黑體"/>
-          <w:color w:val="1B2631"/>
-        </w:rPr>
-        <w:t>SparkLabs</w:t>
-      </w:r>
-      <w:proofErr w:type="spellEnd"/>
-      <w:r>
-        <w:rPr>
-          <w:rFonts w:eastAsia="微軟正黑體"/>
-          <w:color w:val="1B2631"/>
-        </w:rPr>
-        <w:t xml:space="preserve"> 導師網絡加速</w:t>
+        <w:t>B2B2C 學校授權 → 政府「企業出題新創解題」計畫 → SparkLabs 導師網絡加速</w:t>
       </w:r>
     </w:p>
     <w:p>
@@ -20899,14 +18861,9 @@
         <w:t>2</w:t>
       </w:r>
       <w:r>
-        <w:t>. 展店或</w:t>
-      </w:r>
-      <w:proofErr w:type="gramStart"/>
-      <w:r>
-        <w:t>跨境電商</w:t>
+        <w:t>. 展店或跨境電商</w:t>
       </w:r>
       <w:bookmarkEnd w:id="27"/>
-      <w:proofErr w:type="gramEnd"/>
     </w:p>
     <w:p>
       <w:pPr>
@@ -20957,23 +18914,7 @@
           <w:rFonts w:eastAsia="微軟正黑體" w:hint="eastAsia"/>
           <w:color w:val="1B2631"/>
         </w:rPr>
-        <w:t>我們的 AI 視覺化解題技術，其核心是數學邏輯的</w:t>
-      </w:r>
-      <w:proofErr w:type="gramStart"/>
-      <w:r>
-        <w:rPr>
-          <w:rFonts w:eastAsia="微軟正黑體" w:hint="eastAsia"/>
-          <w:color w:val="1B2631"/>
-        </w:rPr>
-        <w:t>可視化</w:t>
-      </w:r>
-      <w:proofErr w:type="gramEnd"/>
-      <w:r>
-        <w:rPr>
-          <w:rFonts w:eastAsia="微軟正黑體" w:hint="eastAsia"/>
-          <w:color w:val="1B2631"/>
-        </w:rPr>
-        <w:t>，語言隔閡較低。未來可與各國的教育專家合作，將內容進行本地化，進軍全球中等教育市場。</w:t>
+        <w:t>我們的 AI 視覺化解題技術，其核心是數學邏輯的可視化，語言隔閡較低。未來可與各國的教育專家合作，將內容進行本地化，進軍全球中等教育市場。</w:t>
       </w:r>
       <w:r>
         <w:br w:type="page"/>
@@ -21003,22 +18944,12 @@
         <w:ind w:left="403" w:right="403"/>
         <w:jc w:val="both"/>
         <w:rPr>
-          <w:rFonts w:eastAsia="微軟正黑體" w:hint="eastAsia"/>
-          <w:iCs/>
-          <w:color w:val="7F7F7F" w:themeColor="text1" w:themeTint="80"/>
-          <w:szCs w:val="21"/>
-        </w:rPr>
-      </w:pPr>
-      <w:r>
-        <w:rPr>
           <w:rFonts w:eastAsia="微軟正黑體"/>
           <w:iCs/>
           <w:color w:val="7F7F7F" w:themeColor="text1" w:themeTint="80"/>
           <w:szCs w:val="21"/>
         </w:rPr>
-        <w:t>「技術與教育的完美結合，我們是擁有深厚數學教育經驗、統計背景、和AI 技術能力的創業團隊</w:t>
-      </w:r>
-      <w:proofErr w:type="gramStart"/>
+      </w:pPr>
       <w:r>
         <w:rPr>
           <w:rFonts w:eastAsia="微軟正黑體"/>
@@ -21026,17 +18957,7 @@
           <w:color w:val="7F7F7F" w:themeColor="text1" w:themeTint="80"/>
           <w:szCs w:val="21"/>
         </w:rPr>
-        <w:t>——</w:t>
-      </w:r>
-      <w:proofErr w:type="gramEnd"/>
-      <w:r>
-        <w:rPr>
-          <w:rFonts w:eastAsia="微軟正黑體"/>
-          <w:iCs/>
-          <w:color w:val="7F7F7F" w:themeColor="text1" w:themeTint="80"/>
-          <w:szCs w:val="21"/>
-        </w:rPr>
-        <w:t>我們不只懂數學，更懂怎麼教數學，還懂怎麼讓 AI 來教。」</w:t>
+        <w:t>「技術與教育的完美結合，我們是擁有深厚數學教育經驗、統計背景、和AI 技術能力的創業團隊——我們不只懂數學，更懂怎麼教數學，還懂怎麼讓 AI 來教。」</w:t>
       </w:r>
     </w:p>
     <w:p>
@@ -21045,15 +18966,7 @@
       </w:pPr>
       <w:bookmarkStart w:id="29" w:name="_Toc224758172"/>
       <w:r>
-        <w:t>(</w:t>
-      </w:r>
-      <w:proofErr w:type="gramStart"/>
-      <w:r>
-        <w:t>一</w:t>
-      </w:r>
-      <w:proofErr w:type="gramEnd"/>
-      <w:r>
-        <w:t>) 團隊介紹</w:t>
+        <w:t>(一) 團隊介紹</w:t>
       </w:r>
       <w:bookmarkEnd w:id="29"/>
     </w:p>
@@ -21082,6 +18995,8 @@
           <w:b/>
           <w:bCs/>
           <w:color w:val="000000" w:themeColor="text1"/>
+          <w:sz w:val="28"/>
+          <w:szCs w:val="28"/>
         </w:rPr>
         <w:t>(</w:t>
       </w:r>
@@ -21091,8 +19006,20 @@
           <w:b/>
           <w:bCs/>
           <w:color w:val="000000" w:themeColor="text1"/>
-        </w:rPr>
-        <w:t>1) 劉明燁（Bennie Liu）</w:t>
+          <w:sz w:val="28"/>
+          <w:szCs w:val="28"/>
+        </w:rPr>
+        <w:t>1) 劉明燁（Ben</w:t>
+      </w:r>
+      <w:r>
+        <w:rPr>
+          <w:rFonts w:eastAsia="微軟正黑體"/>
+          <w:b/>
+          <w:bCs/>
+          <w:color w:val="000000" w:themeColor="text1"/>
+          <w:sz w:val="28"/>
+        </w:rPr>
+        <w:t>nie Liu）</w:t>
       </w:r>
       <w:r>
         <w:rPr>
@@ -21100,6 +19027,7 @@
           <w:b/>
           <w:bCs/>
           <w:color w:val="000000" w:themeColor="text1"/>
+          <w:sz w:val="28"/>
         </w:rPr>
         <w:t xml:space="preserve"> </w:t>
       </w:r>
@@ -21110,6 +19038,7 @@
           <w:b/>
           <w:bCs/>
           <w:color w:val="000000" w:themeColor="text1"/>
+          <w:sz w:val="28"/>
         </w:rPr>
         <w:t>—</w:t>
       </w:r>
@@ -21120,6 +19049,7 @@
           <w:b/>
           <w:bCs/>
           <w:color w:val="000000" w:themeColor="text1"/>
+          <w:sz w:val="28"/>
         </w:rPr>
         <w:t xml:space="preserve"> 創辦人</w:t>
       </w:r>
@@ -21386,6 +19316,8 @@
               </w:rPr>
               <w:t>數學教育（20+ 年）、數據分析、精算統計、全端開發、生成式 AI 應用開發</w:t>
             </w:r>
+            <w:bookmarkStart w:id="31" w:name="_GoBack"/>
+            <w:bookmarkEnd w:id="31"/>
           </w:p>
         </w:tc>
       </w:tr>
@@ -21454,25 +19386,7 @@
                 <w:color w:val="1B2631"/>
                 <w:szCs w:val="24"/>
               </w:rPr>
-              <w:t>1. 數理教育品牌創始成員：</w:t>
-            </w:r>
-            <w:proofErr w:type="gramStart"/>
-            <w:r>
-              <w:rPr>
-                <w:rFonts w:eastAsia="微軟正黑體"/>
-                <w:color w:val="1B2631"/>
-                <w:szCs w:val="24"/>
-              </w:rPr>
-              <w:t>從零建構</w:t>
-            </w:r>
-            <w:proofErr w:type="gramEnd"/>
-            <w:r>
-              <w:rPr>
-                <w:rFonts w:eastAsia="微軟正黑體"/>
-                <w:color w:val="1B2631"/>
-                <w:szCs w:val="24"/>
-              </w:rPr>
-              <w:t>教學體系與營運流程，累計服務逾 500 位學員與家長</w:t>
+              <w:t>1. 數理教育品牌創始成員：從零建構教學體系與營運流程，累計服務逾 500 位學員與家長</w:t>
             </w:r>
             <w:r>
               <w:rPr>
@@ -21538,25 +19452,7 @@
                 <w:color w:val="1B2631"/>
                 <w:szCs w:val="24"/>
               </w:rPr>
-              <w:t>NTT DATA、</w:t>
-            </w:r>
-            <w:proofErr w:type="gramStart"/>
-            <w:r>
-              <w:rPr>
-                <w:rFonts w:eastAsia="微軟正黑體"/>
-                <w:color w:val="1B2631"/>
-                <w:szCs w:val="24"/>
-              </w:rPr>
-              <w:t>勤業眾信</w:t>
-            </w:r>
-            <w:proofErr w:type="gramEnd"/>
-            <w:r>
-              <w:rPr>
-                <w:rFonts w:eastAsia="微軟正黑體"/>
-                <w:color w:val="1B2631"/>
-                <w:szCs w:val="24"/>
-              </w:rPr>
-              <w:t xml:space="preserve"> 擔任精算顧問，推動數據自動化、精算軟體技術轉移等專案</w:t>
+              <w:t>NTT DATA、勤業眾信 擔任精算顧問，推動數據自動化、精算軟體技術轉移等專案</w:t>
             </w:r>
             <w:r>
               <w:rPr>
@@ -21667,43 +19563,7 @@
           <w:iCs/>
           <w:color w:val="000000" w:themeColor="text1"/>
         </w:rPr>
-        <w:t>多年數理教學經驗讓他比任何人都懂學生卡在哪裡；清大數學 + 台大統計的訓練讓他懂怎麼拆解問題；精算與全端開發的職</w:t>
-      </w:r>
-      <w:proofErr w:type="gramStart"/>
-      <w:r>
-        <w:rPr>
-          <w:rFonts w:eastAsia="微軟正黑體"/>
-          <w:iCs/>
-          <w:color w:val="000000" w:themeColor="text1"/>
-        </w:rPr>
-        <w:t>涯</w:t>
-      </w:r>
-      <w:proofErr w:type="gramEnd"/>
-      <w:r>
-        <w:rPr>
-          <w:rFonts w:eastAsia="微軟正黑體"/>
-          <w:iCs/>
-          <w:color w:val="000000" w:themeColor="text1"/>
-        </w:rPr>
-        <w:t>讓他能把想法做出來。</w:t>
-      </w:r>
-      <w:proofErr w:type="spellStart"/>
-      <w:r>
-        <w:rPr>
-          <w:rFonts w:eastAsia="微軟正黑體"/>
-          <w:iCs/>
-          <w:color w:val="000000" w:themeColor="text1"/>
-        </w:rPr>
-        <w:t>Mathify</w:t>
-      </w:r>
-      <w:proofErr w:type="spellEnd"/>
-      <w:r>
-        <w:rPr>
-          <w:rFonts w:eastAsia="微軟正黑體"/>
-          <w:iCs/>
-          <w:color w:val="000000" w:themeColor="text1"/>
-        </w:rPr>
-        <w:t xml:space="preserve"> Labs 是他教育夢想的技術實現。</w:t>
+        <w:t>多年數理教學經驗讓他比任何人都懂學生卡在哪裡；清大數學 + 台大統計的訓練讓他懂怎麼拆解問題；精算與全端開發的職涯讓他能把想法做出來。Mathify Labs 是他教育夢想的技術實現。</w:t>
       </w:r>
       <w:r>
         <w:rPr>
@@ -21739,27 +19599,7 @@
           <w:bCs/>
           <w:color w:val="000000" w:themeColor="text1"/>
         </w:rPr>
-        <w:t xml:space="preserve">2) </w:t>
-      </w:r>
-      <w:proofErr w:type="gramStart"/>
-      <w:r>
-        <w:rPr>
-          <w:rFonts w:eastAsia="微軟正黑體"/>
-          <w:b/>
-          <w:bCs/>
-          <w:color w:val="000000" w:themeColor="text1"/>
-        </w:rPr>
-        <w:t>石亞喬</w:t>
-      </w:r>
-      <w:proofErr w:type="gramEnd"/>
-      <w:r>
-        <w:rPr>
-          <w:rFonts w:eastAsia="微軟正黑體"/>
-          <w:b/>
-          <w:bCs/>
-          <w:color w:val="000000" w:themeColor="text1"/>
-        </w:rPr>
-        <w:t>（Rachel Shih）</w:t>
+        <w:t>2) 石亞喬（Rachel Shih）</w:t>
       </w:r>
     </w:p>
     <w:tbl>
@@ -21954,18 +19794,8 @@
                 <w:color w:val="1B2631"/>
                 <w:szCs w:val="20"/>
               </w:rPr>
-              <w:t>2. 國立</w:t>
-            </w:r>
-            <w:proofErr w:type="gramStart"/>
-            <w:r>
-              <w:rPr>
-                <w:rFonts w:eastAsia="微軟正黑體"/>
-                <w:color w:val="1B2631"/>
-                <w:szCs w:val="20"/>
-              </w:rPr>
-              <w:t>臺</w:t>
-            </w:r>
-            <w:proofErr w:type="gramEnd"/>
+              <w:t>2. 國立臺</w:t>
+            </w:r>
             <w:r>
               <w:rPr>
                 <w:rFonts w:eastAsia="微軟正黑體" w:hint="eastAsia"/>
@@ -22024,7 +19854,7 @@
             <w:pPr>
               <w:spacing w:before="20" w:after="20"/>
             </w:pPr>
-            <w:bookmarkStart w:id="31" w:name="_Hlk224635750"/>
+            <w:bookmarkStart w:id="32" w:name="_Hlk224635750"/>
             <w:r>
               <w:rPr>
                 <w:rFonts w:eastAsia="微軟正黑體"/>
@@ -22068,7 +19898,7 @@
           </w:p>
         </w:tc>
       </w:tr>
-      <w:bookmarkEnd w:id="31"/>
+      <w:bookmarkEnd w:id="32"/>
       <w:tr>
         <w:tc>
           <w:tcPr>
@@ -22228,19 +20058,8 @@
           <w:bCs/>
           <w:color w:val="000000" w:themeColor="text1"/>
         </w:rPr>
-        <w:t>陳</w:t>
-      </w:r>
-      <w:proofErr w:type="gramStart"/>
-      <w:r>
-        <w:rPr>
-          <w:rFonts w:eastAsia="微軟正黑體" w:hint="eastAsia"/>
-          <w:b/>
-          <w:bCs/>
-          <w:color w:val="000000" w:themeColor="text1"/>
-        </w:rPr>
-        <w:t>鉦暘</w:t>
-      </w:r>
-      <w:proofErr w:type="gramEnd"/>
+        <w:t>陳鉦暘</w:t>
+      </w:r>
       <w:r>
         <w:rPr>
           <w:rFonts w:eastAsia="微軟正黑體"/>
@@ -22612,11 +20431,11 @@
       <w:pPr>
         <w:pStyle w:val="3"/>
       </w:pPr>
-      <w:bookmarkStart w:id="32" w:name="_Toc224758174"/>
+      <w:bookmarkStart w:id="33" w:name="_Toc224758174"/>
       <w:r>
         <w:t>2. 核心能力</w:t>
       </w:r>
-      <w:bookmarkEnd w:id="32"/>
+      <w:bookmarkEnd w:id="33"/>
     </w:p>
     <w:tbl>
       <w:tblPr>
@@ -22736,7 +20555,6 @@
             <w:pPr>
               <w:jc w:val="center"/>
             </w:pPr>
-            <w:proofErr w:type="gramStart"/>
             <w:r>
               <w:rPr>
                 <w:rFonts w:eastAsia="微軟正黑體"/>
@@ -22747,7 +20565,6 @@
               </w:rPr>
               <w:t>石亞喬</w:t>
             </w:r>
-            <w:proofErr w:type="gramEnd"/>
           </w:p>
         </w:tc>
         <w:tc>
@@ -22780,20 +20597,8 @@
                 <w:color w:val="FFFFFF"/>
                 <w:szCs w:val="20"/>
               </w:rPr>
-              <w:t>陳</w:t>
-            </w:r>
-            <w:proofErr w:type="gramStart"/>
-            <w:r>
-              <w:rPr>
-                <w:rFonts w:eastAsia="微軟正黑體" w:hint="eastAsia"/>
-                <w:b/>
-                <w:bCs/>
-                <w:color w:val="FFFFFF"/>
-                <w:szCs w:val="20"/>
-              </w:rPr>
-              <w:t>鉦暘</w:t>
-            </w:r>
-            <w:proofErr w:type="gramEnd"/>
+              <w:t>陳鉦暘</w:t>
+            </w:r>
           </w:p>
         </w:tc>
         <w:tc>
@@ -23619,12 +21424,12 @@
       <w:pPr>
         <w:pStyle w:val="3"/>
       </w:pPr>
-      <w:bookmarkStart w:id="33" w:name="_Toc224758175"/>
+      <w:bookmarkStart w:id="34" w:name="_Toc224758175"/>
       <w:r>
         <w:lastRenderedPageBreak/>
         <w:t>3. 團隊分工</w:t>
       </w:r>
-      <w:bookmarkEnd w:id="33"/>
+      <w:bookmarkEnd w:id="34"/>
     </w:p>
     <w:tbl>
       <w:tblPr>
@@ -23871,7 +21676,6 @@
             <w:pPr>
               <w:spacing w:before="20" w:after="20"/>
             </w:pPr>
-            <w:proofErr w:type="gramStart"/>
             <w:r>
               <w:rPr>
                 <w:rFonts w:eastAsia="微軟正黑體"/>
@@ -23880,7 +21684,6 @@
               </w:rPr>
               <w:t>石亞喬</w:t>
             </w:r>
-            <w:proofErr w:type="gramEnd"/>
           </w:p>
         </w:tc>
         <w:tc>
@@ -23970,7 +21773,6 @@
             <w:pPr>
               <w:spacing w:before="20" w:after="20"/>
             </w:pPr>
-            <w:proofErr w:type="gramStart"/>
             <w:r>
               <w:rPr>
                 <w:rFonts w:eastAsia="微軟正黑體"/>
@@ -23979,7 +21781,6 @@
               </w:rPr>
               <w:t>石亞喬</w:t>
             </w:r>
-            <w:proofErr w:type="gramEnd"/>
           </w:p>
         </w:tc>
         <w:tc>
@@ -24131,7 +21932,6 @@
             <w:pPr>
               <w:spacing w:before="20" w:after="20"/>
             </w:pPr>
-            <w:proofErr w:type="gramStart"/>
             <w:r>
               <w:rPr>
                 <w:rFonts w:eastAsia="微軟正黑體"/>
@@ -24140,7 +21940,6 @@
               </w:rPr>
               <w:t>石亞喬</w:t>
             </w:r>
-            <w:proofErr w:type="gramEnd"/>
           </w:p>
         </w:tc>
         <w:tc>
@@ -24389,23 +22188,13 @@
             <w:pPr>
               <w:spacing w:before="20" w:after="20"/>
             </w:pPr>
-            <w:proofErr w:type="spellStart"/>
             <w:r>
               <w:rPr>
                 <w:rFonts w:eastAsia="微軟正黑體"/>
                 <w:color w:val="1B2631"/>
                 <w:szCs w:val="20"/>
               </w:rPr>
-              <w:t>SparkLabs</w:t>
-            </w:r>
-            <w:proofErr w:type="spellEnd"/>
-            <w:r>
-              <w:rPr>
-                <w:rFonts w:eastAsia="微軟正黑體"/>
-                <w:color w:val="1B2631"/>
-                <w:szCs w:val="20"/>
-              </w:rPr>
-              <w:t xml:space="preserve"> 導師</w:t>
+              <w:t>SparkLabs 導師</w:t>
             </w:r>
           </w:p>
         </w:tc>
@@ -24496,7 +22285,6 @@
             <w:pPr>
               <w:spacing w:before="20" w:after="20"/>
             </w:pPr>
-            <w:proofErr w:type="gramStart"/>
             <w:r>
               <w:rPr>
                 <w:rFonts w:eastAsia="微軟正黑體"/>
@@ -24505,7 +22293,6 @@
               </w:rPr>
               <w:t>石亞喬</w:t>
             </w:r>
-            <w:proofErr w:type="gramEnd"/>
           </w:p>
         </w:tc>
         <w:tc>
@@ -24578,11 +22365,11 @@
       <w:pPr>
         <w:pStyle w:val="3"/>
       </w:pPr>
-      <w:bookmarkStart w:id="34" w:name="_Toc224758176"/>
+      <w:bookmarkStart w:id="35" w:name="_Toc224758176"/>
       <w:r>
         <w:t>4. 過去實績</w:t>
       </w:r>
-      <w:bookmarkEnd w:id="34"/>
+      <w:bookmarkEnd w:id="35"/>
     </w:p>
     <w:p>
       <w:pPr>
@@ -24623,25 +22410,7 @@
           <w:color w:val="1B2631"/>
           <w:sz w:val="24"/>
         </w:rPr>
-        <w:t>石亞</w:t>
-      </w:r>
-      <w:proofErr w:type="gramStart"/>
-      <w:r>
-        <w:rPr>
-          <w:rFonts w:eastAsia="微軟正黑體"/>
-          <w:color w:val="1B2631"/>
-          <w:sz w:val="24"/>
-        </w:rPr>
-        <w:t>喬</w:t>
-      </w:r>
-      <w:proofErr w:type="gramEnd"/>
-      <w:r>
-        <w:rPr>
-          <w:rFonts w:eastAsia="微軟正黑體"/>
-          <w:color w:val="1B2631"/>
-          <w:sz w:val="24"/>
-        </w:rPr>
-        <w:t>：AI 程式設計與演算法專長，整合數理教育與技術實作經驗。</w:t>
+        <w:t>石亞喬：AI 程式設計與演算法專長，整合數理教育與技術實作經驗。</w:t>
       </w:r>
     </w:p>
     <w:p>
@@ -24662,25 +22431,7 @@
           <w:color w:val="1B2631"/>
           <w:sz w:val="24"/>
         </w:rPr>
-        <w:t xml:space="preserve">外部資源：入選 </w:t>
-      </w:r>
-      <w:proofErr w:type="spellStart"/>
-      <w:r>
-        <w:rPr>
-          <w:rFonts w:eastAsia="微軟正黑體"/>
-          <w:color w:val="1B2631"/>
-          <w:sz w:val="24"/>
-        </w:rPr>
-        <w:t>SparkLabs</w:t>
-      </w:r>
-      <w:proofErr w:type="spellEnd"/>
-      <w:r>
-        <w:rPr>
-          <w:rFonts w:eastAsia="微軟正黑體"/>
-          <w:color w:val="1B2631"/>
-          <w:sz w:val="24"/>
-        </w:rPr>
-        <w:t xml:space="preserve"> Taiwan 加速計畫、創業綻放計畫配對 2 位專業業師、完成全部培訓課程</w:t>
+        <w:t>外部資源：入選 SparkLabs Taiwan 加速計畫、創業綻放計畫配對 2 位專業業師、完成全部培訓課程</w:t>
       </w:r>
       <w:r>
         <w:br w:type="page"/>
@@ -24694,12 +22445,12 @@
           <w:numId w:val="4"/>
         </w:numPr>
       </w:pPr>
-      <w:bookmarkStart w:id="35" w:name="_Toc224758177"/>
+      <w:bookmarkStart w:id="36" w:name="_Toc224758177"/>
       <w:r>
         <w:lastRenderedPageBreak/>
         <w:t>財務規劃與管理</w:t>
       </w:r>
-      <w:bookmarkEnd w:id="35"/>
+      <w:bookmarkEnd w:id="36"/>
     </w:p>
     <w:p>
       <w:pPr>
@@ -24723,72 +22474,24 @@
           <w:color w:val="7F7F7F" w:themeColor="text1" w:themeTint="80"/>
           <w:szCs w:val="21"/>
         </w:rPr>
-        <w:t>以下財務預測</w:t>
-      </w:r>
-      <w:proofErr w:type="gramStart"/>
-      <w:r>
-        <w:rPr>
-          <w:rFonts w:eastAsia="微軟正黑體"/>
-          <w:iCs/>
-          <w:color w:val="7F7F7F" w:themeColor="text1" w:themeTint="80"/>
-          <w:szCs w:val="21"/>
-        </w:rPr>
-        <w:t>基於零營收</w:t>
-      </w:r>
-      <w:proofErr w:type="gramEnd"/>
-      <w:r>
-        <w:rPr>
-          <w:rFonts w:eastAsia="微軟正黑體"/>
-          <w:iCs/>
-          <w:color w:val="7F7F7F" w:themeColor="text1" w:themeTint="80"/>
-          <w:szCs w:val="21"/>
-        </w:rPr>
-        <w:t>起點，所有數字為推估。我們將在每</w:t>
-      </w:r>
-      <w:proofErr w:type="gramStart"/>
-      <w:r>
-        <w:rPr>
-          <w:rFonts w:eastAsia="微軟正黑體"/>
-          <w:iCs/>
-          <w:color w:val="7F7F7F" w:themeColor="text1" w:themeTint="80"/>
-          <w:szCs w:val="21"/>
-        </w:rPr>
-        <w:t>個</w:t>
-      </w:r>
-      <w:proofErr w:type="gramEnd"/>
-      <w:r>
-        <w:rPr>
-          <w:rFonts w:eastAsia="微軟正黑體"/>
-          <w:iCs/>
-          <w:color w:val="7F7F7F" w:themeColor="text1" w:themeTint="80"/>
-          <w:szCs w:val="21"/>
-        </w:rPr>
-        <w:t>里程碑節點以實際數據回測假設，並據此調整計畫。</w:t>
+        <w:t>以下財務預測基於零營收起點，所有數字為推估。我們將在每個里程碑節點以實際數據回測假設，並據此調整計畫。</w:t>
       </w:r>
     </w:p>
     <w:p>
       <w:pPr>
         <w:pStyle w:val="2"/>
       </w:pPr>
-      <w:bookmarkStart w:id="36" w:name="_Toc224758178"/>
-      <w:r>
-        <w:t>(</w:t>
-      </w:r>
-      <w:proofErr w:type="gramStart"/>
-      <w:r>
-        <w:t>一</w:t>
-      </w:r>
-      <w:proofErr w:type="gramEnd"/>
-      <w:r>
-        <w:t>) 財務規劃與資金用途</w:t>
-      </w:r>
-      <w:bookmarkEnd w:id="36"/>
+      <w:bookmarkStart w:id="37" w:name="_Toc224758178"/>
+      <w:r>
+        <w:t>(一) 財務規劃與資金用途</w:t>
+      </w:r>
+      <w:bookmarkEnd w:id="37"/>
     </w:p>
     <w:p>
       <w:pPr>
         <w:pStyle w:val="3"/>
       </w:pPr>
-      <w:bookmarkStart w:id="37" w:name="_Toc224758179"/>
+      <w:bookmarkStart w:id="38" w:name="_Toc224758179"/>
       <w:r>
         <w:rPr>
           <w:rFonts w:hint="eastAsia"/>
@@ -24798,7 +22501,7 @@
       <w:r>
         <w:t>. 行銷成本比例</w:t>
       </w:r>
-      <w:bookmarkEnd w:id="37"/>
+      <w:bookmarkEnd w:id="38"/>
     </w:p>
     <w:p>
       <w:pPr>
@@ -25199,21 +22902,7 @@
               <w:rPr>
                 <w:rFonts w:ascii="微軟正黑體" w:eastAsia="微軟正黑體" w:hAnsi="微軟正黑體"/>
               </w:rPr>
-              <w:t>AI API 調用額度、雲端服務（AWS/GCP）、開發工具授權、</w:t>
-            </w:r>
-            <w:proofErr w:type="spellStart"/>
-            <w:r>
-              <w:rPr>
-                <w:rFonts w:ascii="微軟正黑體" w:eastAsia="微軟正黑體" w:hAnsi="微軟正黑體"/>
-              </w:rPr>
-              <w:t>TikZ</w:t>
-            </w:r>
-            <w:proofErr w:type="spellEnd"/>
-            <w:r>
-              <w:rPr>
-                <w:rFonts w:ascii="微軟正黑體" w:eastAsia="微軟正黑體" w:hAnsi="微軟正黑體"/>
-              </w:rPr>
-              <w:t>/Desmos 引擎整合所需技術資源</w:t>
+              <w:t>AI API 調用額度、雲端服務（AWS/GCP）、開發工具授權、TikZ/Desmos 引擎整合所需技術資源</w:t>
             </w:r>
           </w:p>
         </w:tc>
@@ -26119,50 +23808,14 @@
           <w:iCs/>
           <w:color w:val="000000" w:themeColor="text1"/>
         </w:rPr>
-        <w:t>分配邏輯：50% 投入產品（這是技術驅動型創業的核心），15% 行銷是合理的早期比例</w:t>
-      </w:r>
-      <w:proofErr w:type="gramStart"/>
+        <w:t>分配邏輯：50% 投入產品（這是技術驅動型創業的核心），15% 行銷是合理的早期比例——種子階段靠口碑與社群，不靠燒錢買廣告。</w:t>
+      </w:r>
       <w:r>
         <w:rPr>
           <w:rFonts w:eastAsia="微軟正黑體"/>
           <w:iCs/>
           <w:color w:val="000000" w:themeColor="text1"/>
         </w:rPr>
-        <w:t>——</w:t>
-      </w:r>
-      <w:proofErr w:type="gramEnd"/>
-      <w:r>
-        <w:rPr>
-          <w:rFonts w:eastAsia="微軟正黑體"/>
-          <w:iCs/>
-          <w:color w:val="000000" w:themeColor="text1"/>
-        </w:rPr>
-        <w:t>種子階段靠口碑與社群，</w:t>
-      </w:r>
-      <w:proofErr w:type="gramStart"/>
-      <w:r>
-        <w:rPr>
-          <w:rFonts w:eastAsia="微軟正黑體"/>
-          <w:iCs/>
-          <w:color w:val="000000" w:themeColor="text1"/>
-        </w:rPr>
-        <w:t>不靠燒錢</w:t>
-      </w:r>
-      <w:proofErr w:type="gramEnd"/>
-      <w:r>
-        <w:rPr>
-          <w:rFonts w:eastAsia="微軟正黑體"/>
-          <w:iCs/>
-          <w:color w:val="000000" w:themeColor="text1"/>
-        </w:rPr>
-        <w:t>買廣告。</w:t>
-      </w:r>
-      <w:r>
-        <w:rPr>
-          <w:rFonts w:eastAsia="微軟正黑體"/>
-          <w:iCs/>
-          <w:color w:val="000000" w:themeColor="text1"/>
-        </w:rPr>
         <w:br w:type="page"/>
       </w:r>
     </w:p>
@@ -26170,7 +23823,7 @@
       <w:pPr>
         <w:pStyle w:val="3"/>
       </w:pPr>
-      <w:bookmarkStart w:id="38" w:name="_Toc224758180"/>
+      <w:bookmarkStart w:id="39" w:name="_Toc224758180"/>
       <w:r>
         <w:rPr>
           <w:rFonts w:hint="eastAsia"/>
@@ -26181,7 +23834,7 @@
       <w:r>
         <w:t>. 現金流管理</w:t>
       </w:r>
-      <w:bookmarkEnd w:id="38"/>
+      <w:bookmarkEnd w:id="39"/>
     </w:p>
     <w:p>
       <w:pPr>
@@ -26915,19 +24568,11 @@
                 <w:rFonts w:ascii="微軟正黑體" w:eastAsia="微軟正黑體" w:hAnsi="微軟正黑體"/>
               </w:rPr>
             </w:pPr>
-            <w:proofErr w:type="spellStart"/>
             <w:r>
               <w:rPr>
                 <w:rFonts w:ascii="微軟正黑體" w:eastAsia="微軟正黑體" w:hAnsi="微軟正黑體"/>
               </w:rPr>
-              <w:t>OpEx</w:t>
-            </w:r>
-            <w:proofErr w:type="spellEnd"/>
-            <w:r>
-              <w:rPr>
-                <w:rFonts w:ascii="微軟正黑體" w:eastAsia="微軟正黑體" w:hAnsi="微軟正黑體"/>
-              </w:rPr>
-              <w:t>（固定成本）</w:t>
+              <w:t>OpEx（固定成本）</w:t>
             </w:r>
           </w:p>
         </w:tc>
@@ -28165,39 +25810,7 @@
           <w:rFonts w:eastAsia="微軟正黑體"/>
           <w:color w:val="1B2631"/>
         </w:rPr>
-        <w:t xml:space="preserve">Year 1 虧損 NT$123 </w:t>
-      </w:r>
-      <w:proofErr w:type="gramStart"/>
-      <w:r>
-        <w:rPr>
-          <w:rFonts w:eastAsia="微軟正黑體"/>
-          <w:color w:val="1B2631"/>
-        </w:rPr>
-        <w:t>萬由支持</w:t>
-      </w:r>
-      <w:proofErr w:type="gramEnd"/>
-      <w:r>
-        <w:rPr>
-          <w:rFonts w:eastAsia="微軟正黑體"/>
-          <w:color w:val="1B2631"/>
-        </w:rPr>
-        <w:t>金覆蓋。Year 2 轉正。Year 3 淨利率 37%</w:t>
-      </w:r>
-      <w:proofErr w:type="gramStart"/>
-      <w:r>
-        <w:rPr>
-          <w:rFonts w:eastAsia="微軟正黑體"/>
-          <w:color w:val="1B2631"/>
-        </w:rPr>
-        <w:t>——</w:t>
-      </w:r>
-      <w:proofErr w:type="gramEnd"/>
-      <w:r>
-        <w:rPr>
-          <w:rFonts w:eastAsia="微軟正黑體"/>
-          <w:color w:val="1B2631"/>
-        </w:rPr>
-        <w:t>SaaS 規模效應讓毛利持續改善。</w:t>
+        <w:t>Year 1 虧損 NT$123 萬由支持金覆蓋。Year 2 轉正。Year 3 淨利率 37%——SaaS 規模效應讓毛利持續改善。</w:t>
       </w:r>
     </w:p>
     <w:p>
@@ -28237,29 +25850,13 @@
           <w:rFonts w:eastAsia="微軟正黑體"/>
           <w:color w:val="1B2631"/>
         </w:rPr>
-        <w:t xml:space="preserve"> = 381 </w:t>
-      </w:r>
-      <w:proofErr w:type="gramStart"/>
+        <w:t xml:space="preserve"> = 381 名付費用戶（預計 M10-11 達成）。</w:t>
+      </w:r>
       <w:r>
         <w:rPr>
           <w:rFonts w:eastAsia="微軟正黑體"/>
           <w:color w:val="1B2631"/>
         </w:rPr>
-        <w:t>名付費</w:t>
-      </w:r>
-      <w:proofErr w:type="gramEnd"/>
-      <w:r>
-        <w:rPr>
-          <w:rFonts w:eastAsia="微軟正黑體"/>
-          <w:color w:val="1B2631"/>
-        </w:rPr>
-        <w:t>用戶（預計 M10-11 達成）。</w:t>
-      </w:r>
-      <w:r>
-        <w:rPr>
-          <w:rFonts w:eastAsia="微軟正黑體"/>
-          <w:color w:val="1B2631"/>
-        </w:rPr>
         <w:br w:type="page"/>
       </w:r>
     </w:p>
@@ -28267,7 +25864,7 @@
       <w:pPr>
         <w:pStyle w:val="3"/>
       </w:pPr>
-      <w:bookmarkStart w:id="39" w:name="_Toc224758181"/>
+      <w:bookmarkStart w:id="40" w:name="_Toc224758181"/>
       <w:r>
         <w:rPr>
           <w:rFonts w:hint="eastAsia"/>
@@ -28278,7 +25875,7 @@
       <w:r>
         <w:t>. 資金用途</w:t>
       </w:r>
-      <w:bookmarkEnd w:id="39"/>
+      <w:bookmarkEnd w:id="40"/>
     </w:p>
     <w:p>
       <w:pPr>
@@ -28292,27 +25889,7 @@
           <w:bCs/>
           <w:color w:val="1B2631"/>
         </w:rPr>
-        <w:t xml:space="preserve">12 </w:t>
-      </w:r>
-      <w:proofErr w:type="gramStart"/>
-      <w:r>
-        <w:rPr>
-          <w:rFonts w:eastAsia="微軟正黑體"/>
-          <w:b/>
-          <w:bCs/>
-          <w:color w:val="1B2631"/>
-        </w:rPr>
-        <w:t>個</w:t>
-      </w:r>
-      <w:proofErr w:type="gramEnd"/>
-      <w:r>
-        <w:rPr>
-          <w:rFonts w:eastAsia="微軟正黑體"/>
-          <w:b/>
-          <w:bCs/>
-          <w:color w:val="1B2631"/>
-        </w:rPr>
-        <w:t>月里程碑計畫：</w:t>
+        <w:t>12 個月里程碑計畫：</w:t>
       </w:r>
     </w:p>
     <w:tbl>
@@ -28729,25 +26306,7 @@
                 <w:color w:val="1B2631"/>
                 <w:szCs w:val="20"/>
               </w:rPr>
-              <w:t xml:space="preserve">50 </w:t>
-            </w:r>
-            <w:proofErr w:type="gramStart"/>
-            <w:r>
-              <w:rPr>
-                <w:rFonts w:eastAsia="微軟正黑體"/>
-                <w:color w:val="1B2631"/>
-                <w:szCs w:val="20"/>
-              </w:rPr>
-              <w:t>名內測用戶</w:t>
-            </w:r>
-            <w:proofErr w:type="gramEnd"/>
-            <w:r>
-              <w:rPr>
-                <w:rFonts w:eastAsia="微軟正黑體"/>
-                <w:color w:val="1B2631"/>
-                <w:szCs w:val="20"/>
-              </w:rPr>
-              <w:t>、200+ 條回饋</w:t>
+              <w:t>50 名內測用戶、200+ 條回饋</w:t>
             </w:r>
           </w:p>
         </w:tc>
@@ -29642,29 +27201,7 @@
                 <w:color w:val="FFFFFF"/>
                 <w:szCs w:val="24"/>
               </w:rPr>
-              <w:t xml:space="preserve">6 </w:t>
-            </w:r>
-            <w:proofErr w:type="gramStart"/>
-            <w:r>
-              <w:rPr>
-                <w:rFonts w:eastAsia="微軟正黑體"/>
-                <w:b/>
-                <w:bCs/>
-                <w:color w:val="FFFFFF"/>
-                <w:szCs w:val="24"/>
-              </w:rPr>
-              <w:t>個</w:t>
-            </w:r>
-            <w:proofErr w:type="gramEnd"/>
-            <w:r>
-              <w:rPr>
-                <w:rFonts w:eastAsia="微軟正黑體"/>
-                <w:b/>
-                <w:bCs/>
-                <w:color w:val="FFFFFF"/>
-                <w:szCs w:val="24"/>
-              </w:rPr>
-              <w:t>月階段</w:t>
+              <w:t>6 個月階段</w:t>
             </w:r>
             <w:r>
               <w:rPr>
@@ -29722,9 +27259,36 @@
                 <w:color w:val="FFFFFF"/>
                 <w:szCs w:val="24"/>
               </w:rPr>
-              <w:t xml:space="preserve">12 </w:t>
-            </w:r>
-            <w:proofErr w:type="gramStart"/>
+              <w:t>12 個月最終目標</w:t>
+            </w:r>
+          </w:p>
+        </w:tc>
+        <w:tc>
+          <w:tcPr>
+            <w:tcW w:w="2977" w:type="dxa"/>
+            <w:tcBorders>
+              <w:top w:val="single" w:sz="1" w:space="0" w:color="BDC3C7"/>
+              <w:left w:val="single" w:sz="1" w:space="0" w:color="BDC3C7"/>
+              <w:bottom w:val="single" w:sz="1" w:space="0" w:color="BDC3C7"/>
+              <w:right w:val="single" w:sz="1" w:space="0" w:color="BDC3C7"/>
+            </w:tcBorders>
+            <w:shd w:val="clear" w:color="auto" w:fill="1A5276"/>
+            <w:tcMar>
+              <w:top w:w="60" w:type="dxa"/>
+              <w:left w:w="100" w:type="dxa"/>
+              <w:bottom w:w="60" w:type="dxa"/>
+              <w:right w:w="100" w:type="dxa"/>
+            </w:tcMar>
+            <w:vAlign w:val="center"/>
+          </w:tcPr>
+          <w:p>
+            <w:pPr>
+              <w:jc w:val="center"/>
+              <w:rPr>
+                <w:rFonts w:eastAsia="微軟正黑體"/>
+                <w:szCs w:val="24"/>
+              </w:rPr>
+            </w:pPr>
             <w:r>
               <w:rPr>
                 <w:rFonts w:eastAsia="微軟正黑體"/>
@@ -29733,55 +27297,6 @@
                 <w:color w:val="FFFFFF"/>
                 <w:szCs w:val="24"/>
               </w:rPr>
-              <w:t>個</w:t>
-            </w:r>
-            <w:proofErr w:type="gramEnd"/>
-            <w:r>
-              <w:rPr>
-                <w:rFonts w:eastAsia="微軟正黑體"/>
-                <w:b/>
-                <w:bCs/>
-                <w:color w:val="FFFFFF"/>
-                <w:szCs w:val="24"/>
-              </w:rPr>
-              <w:t>月最終目標</w:t>
-            </w:r>
-          </w:p>
-        </w:tc>
-        <w:tc>
-          <w:tcPr>
-            <w:tcW w:w="2977" w:type="dxa"/>
-            <w:tcBorders>
-              <w:top w:val="single" w:sz="1" w:space="0" w:color="BDC3C7"/>
-              <w:left w:val="single" w:sz="1" w:space="0" w:color="BDC3C7"/>
-              <w:bottom w:val="single" w:sz="1" w:space="0" w:color="BDC3C7"/>
-              <w:right w:val="single" w:sz="1" w:space="0" w:color="BDC3C7"/>
-            </w:tcBorders>
-            <w:shd w:val="clear" w:color="auto" w:fill="1A5276"/>
-            <w:tcMar>
-              <w:top w:w="60" w:type="dxa"/>
-              <w:left w:w="100" w:type="dxa"/>
-              <w:bottom w:w="60" w:type="dxa"/>
-              <w:right w:w="100" w:type="dxa"/>
-            </w:tcMar>
-            <w:vAlign w:val="center"/>
-          </w:tcPr>
-          <w:p>
-            <w:pPr>
-              <w:jc w:val="center"/>
-              <w:rPr>
-                <w:rFonts w:eastAsia="微軟正黑體"/>
-                <w:szCs w:val="24"/>
-              </w:rPr>
-            </w:pPr>
-            <w:r>
-              <w:rPr>
-                <w:rFonts w:eastAsia="微軟正黑體"/>
-                <w:b/>
-                <w:bCs/>
-                <w:color w:val="FFFFFF"/>
-                <w:szCs w:val="24"/>
-              </w:rPr>
               <w:t>衡量方式</w:t>
             </w:r>
           </w:p>
@@ -29960,7 +27475,6 @@
                 <w:rFonts w:ascii="微軟正黑體" w:eastAsia="微軟正黑體" w:hAnsi="微軟正黑體"/>
               </w:rPr>
             </w:pPr>
-            <w:proofErr w:type="spellStart"/>
             <w:r>
               <w:rPr>
                 <w:rFonts w:ascii="微軟正黑體" w:eastAsia="微軟正黑體" w:hAnsi="微軟正黑體" w:hint="eastAsia"/>
@@ -29971,14 +27485,7 @@
               <w:rPr>
                 <w:rFonts w:ascii="微軟正黑體" w:eastAsia="微軟正黑體" w:hAnsi="微軟正黑體"/>
               </w:rPr>
-              <w:t>pabase</w:t>
-            </w:r>
-            <w:proofErr w:type="spellEnd"/>
-            <w:r>
-              <w:rPr>
-                <w:rFonts w:ascii="微軟正黑體" w:eastAsia="微軟正黑體" w:hAnsi="微軟正黑體"/>
-              </w:rPr>
-              <w:t>後台註冊系統</w:t>
+              <w:t>pabase後台註冊系統</w:t>
             </w:r>
           </w:p>
         </w:tc>
@@ -30088,7 +27595,6 @@
                 <w:szCs w:val="24"/>
               </w:rPr>
             </w:pPr>
-            <w:proofErr w:type="gramStart"/>
             <w:r>
               <w:rPr>
                 <w:rFonts w:eastAsia="微軟正黑體"/>
@@ -30096,17 +27602,7 @@
                 <w:sz w:val="24"/>
                 <w:szCs w:val="24"/>
               </w:rPr>
-              <w:t>週</w:t>
-            </w:r>
-            <w:proofErr w:type="gramEnd"/>
-            <w:r>
-              <w:rPr>
-                <w:rFonts w:eastAsia="微軟正黑體"/>
-                <w:color w:val="1B2631"/>
-                <w:sz w:val="24"/>
-                <w:szCs w:val="24"/>
-              </w:rPr>
-              <w:t>活躍 20%</w:t>
+              <w:t>週活躍 20%</w:t>
             </w:r>
           </w:p>
           <w:p>
@@ -30184,7 +27680,6 @@
                 <w:szCs w:val="24"/>
               </w:rPr>
             </w:pPr>
-            <w:proofErr w:type="gramStart"/>
             <w:r>
               <w:rPr>
                 <w:rFonts w:eastAsia="微軟正黑體"/>
@@ -30192,17 +27687,7 @@
                 <w:sz w:val="24"/>
                 <w:szCs w:val="24"/>
               </w:rPr>
-              <w:t>週</w:t>
-            </w:r>
-            <w:proofErr w:type="gramEnd"/>
-            <w:r>
-              <w:rPr>
-                <w:rFonts w:eastAsia="微軟正黑體"/>
-                <w:color w:val="1B2631"/>
-                <w:sz w:val="24"/>
-                <w:szCs w:val="24"/>
-              </w:rPr>
-              <w:t>活躍 30%</w:t>
+              <w:t>週活躍 30%</w:t>
             </w:r>
           </w:p>
           <w:p>
@@ -30510,27 +27995,7 @@
           <w:bCs/>
           <w:color w:val="1B2631"/>
         </w:rPr>
-        <w:t xml:space="preserve">6 </w:t>
-      </w:r>
-      <w:proofErr w:type="gramStart"/>
-      <w:r>
-        <w:rPr>
-          <w:rFonts w:eastAsia="微軟正黑體"/>
-          <w:b/>
-          <w:bCs/>
-          <w:color w:val="1B2631"/>
-        </w:rPr>
-        <w:t>個</w:t>
-      </w:r>
-      <w:proofErr w:type="gramEnd"/>
-      <w:r>
-        <w:rPr>
-          <w:rFonts w:eastAsia="微軟正黑體"/>
-          <w:b/>
-          <w:bCs/>
-          <w:color w:val="1B2631"/>
-        </w:rPr>
-        <w:t>月階段性目標對應第二期撥款檢核：</w:t>
+        <w:t>6 個月階段性目標對應第二期撥款檢核：</w:t>
       </w:r>
     </w:p>
     <w:tbl>
@@ -30749,25 +28214,7 @@
                 <w:color w:val="1B2631"/>
                 <w:szCs w:val="20"/>
               </w:rPr>
-              <w:t xml:space="preserve">2 名全職 + NT$50 萬預算，現有技術基礎 2-3 </w:t>
-            </w:r>
-            <w:proofErr w:type="gramStart"/>
-            <w:r>
-              <w:rPr>
-                <w:rFonts w:eastAsia="微軟正黑體"/>
-                <w:color w:val="1B2631"/>
-                <w:szCs w:val="20"/>
-              </w:rPr>
-              <w:t>個</w:t>
-            </w:r>
-            <w:proofErr w:type="gramEnd"/>
-            <w:r>
-              <w:rPr>
-                <w:rFonts w:eastAsia="微軟正黑體"/>
-                <w:color w:val="1B2631"/>
-                <w:szCs w:val="20"/>
-              </w:rPr>
-              <w:t>月可完成</w:t>
+              <w:t>2 名全職 + NT$50 萬預算，現有技術基礎 2-3 個月可完成</w:t>
             </w:r>
             <w:r>
               <w:rPr>
@@ -31002,18 +28449,18 @@
       <w:pPr>
         <w:pStyle w:val="2"/>
       </w:pPr>
-      <w:bookmarkStart w:id="40" w:name="_Toc224758182"/>
+      <w:bookmarkStart w:id="41" w:name="_Toc224758182"/>
       <w:r>
         <w:lastRenderedPageBreak/>
         <w:t>(二) 風險評估與因應措施</w:t>
       </w:r>
-      <w:bookmarkEnd w:id="40"/>
+      <w:bookmarkEnd w:id="41"/>
     </w:p>
     <w:p>
       <w:pPr>
         <w:pStyle w:val="3"/>
       </w:pPr>
-      <w:bookmarkStart w:id="41" w:name="_Toc224758183"/>
+      <w:bookmarkStart w:id="42" w:name="_Toc224758183"/>
       <w:r>
         <w:rPr>
           <w:rFonts w:hint="eastAsia"/>
@@ -31023,7 +28470,7 @@
       <w:r>
         <w:t>. 市場競爭風險</w:t>
       </w:r>
-      <w:bookmarkEnd w:id="41"/>
+      <w:bookmarkEnd w:id="42"/>
     </w:p>
     <w:tbl>
       <w:tblPr>
@@ -31307,25 +28754,7 @@
                 <w:color w:val="1B2631"/>
                 <w:szCs w:val="20"/>
               </w:rPr>
-              <w:t>深耕台灣</w:t>
-            </w:r>
-            <w:proofErr w:type="gramStart"/>
-            <w:r>
-              <w:rPr>
-                <w:rFonts w:eastAsia="微軟正黑體"/>
-                <w:color w:val="1B2631"/>
-                <w:szCs w:val="20"/>
-              </w:rPr>
-              <w:t>課綱本地化</w:t>
-            </w:r>
-            <w:proofErr w:type="gramEnd"/>
-            <w:r>
-              <w:rPr>
-                <w:rFonts w:eastAsia="微軟正黑體"/>
-                <w:color w:val="1B2631"/>
-                <w:szCs w:val="20"/>
-              </w:rPr>
-              <w:t>、持續強化視覺化引擎差異化</w:t>
+              <w:t>深耕台灣課綱本地化、持續強化視覺化引擎差異化</w:t>
             </w:r>
           </w:p>
         </w:tc>
@@ -31721,7 +29150,7 @@
       <w:pPr>
         <w:pStyle w:val="3"/>
       </w:pPr>
-      <w:bookmarkStart w:id="42" w:name="_Toc224758184"/>
+      <w:bookmarkStart w:id="43" w:name="_Toc224758184"/>
       <w:r>
         <w:rPr>
           <w:rFonts w:hint="eastAsia"/>
@@ -31731,7 +29160,7 @@
       <w:r>
         <w:t>. 成本上升風險</w:t>
       </w:r>
-      <w:bookmarkEnd w:id="42"/>
+      <w:bookmarkEnd w:id="43"/>
     </w:p>
     <w:tbl>
       <w:tblPr>
@@ -32286,14 +29715,20 @@
       <w:pPr>
         <w:pStyle w:val="1"/>
       </w:pPr>
-      <w:bookmarkStart w:id="43" w:name="_Toc224639020"/>
-      <w:bookmarkStart w:id="44" w:name="_Toc224758185"/>
+      <w:bookmarkStart w:id="44" w:name="_Toc224639020"/>
+      <w:bookmarkStart w:id="45" w:name="_Toc224758185"/>
       <w:r>
         <w:lastRenderedPageBreak/>
-        <w:t>參考文獻</w:t>
-      </w:r>
-      <w:bookmarkEnd w:id="43"/>
+        <w:t>參考</w:t>
+      </w:r>
       <w:bookmarkEnd w:id="44"/>
+      <w:bookmarkEnd w:id="45"/>
+      <w:r>
+        <w:rPr>
+          <w:rFonts w:hint="eastAsia"/>
+        </w:rPr>
+        <w:t>資料</w:t>
+      </w:r>
     </w:p>
     <w:p>
       <w:pPr>
@@ -32302,12 +29737,16 @@
         <w:rPr>
           <w:rStyle w:val="a5"/>
           <w:rFonts w:eastAsia="微軟正黑體"/>
+          <w:sz w:val="28"/>
+          <w:szCs w:val="28"/>
         </w:rPr>
       </w:pPr>
       <w:r>
         <w:rPr>
           <w:rFonts w:eastAsia="微軟正黑體"/>
           <w:color w:val="1B2631"/>
+          <w:sz w:val="28"/>
+          <w:szCs w:val="28"/>
         </w:rPr>
         <w:t>[1] 教育部統計處（2025）。</w:t>
       </w:r>
@@ -32316,6 +29755,8 @@
           <w:rFonts w:eastAsia="微軟正黑體"/>
           <w:i/>
           <w:color w:val="1B2631"/>
+          <w:sz w:val="28"/>
+          <w:szCs w:val="28"/>
         </w:rPr>
         <w:t>114年版中華民國教育統計</w:t>
       </w:r>
@@ -32323,6 +29764,8 @@
         <w:rPr>
           <w:rFonts w:eastAsia="微軟正黑體"/>
           <w:color w:val="1B2631"/>
+          <w:sz w:val="28"/>
+          <w:szCs w:val="28"/>
         </w:rPr>
         <w:t>。教育部。</w:t>
       </w:r>
@@ -32331,6 +29774,8 @@
           <w:rPr>
             <w:rStyle w:val="a5"/>
             <w:rFonts w:eastAsia="微軟正黑體"/>
+            <w:sz w:val="28"/>
+            <w:szCs w:val="28"/>
           </w:rPr>
           <w:t>https://stats.moe.gov.tw/files/ebook/Education_Statistics/114/114年版中華民國教育統計.pdf</w:t>
         </w:r>
@@ -32341,13 +29786,17 @@
         <w:spacing w:before="120" w:after="120" w:line="340" w:lineRule="auto"/>
         <w:ind w:left="482" w:hanging="482"/>
         <w:rPr>
-          <w:rFonts w:hint="eastAsia"/>
+          <w:rFonts w:eastAsia="微軟正黑體"/>
+          <w:sz w:val="28"/>
+          <w:szCs w:val="28"/>
         </w:rPr>
       </w:pPr>
       <w:r>
         <w:rPr>
           <w:rFonts w:eastAsia="微軟正黑體"/>
           <w:color w:val="1B2631"/>
+          <w:sz w:val="28"/>
+          <w:szCs w:val="28"/>
         </w:rPr>
         <w:t>[2] 教育部統計處（2024）。</w:t>
       </w:r>
@@ -32356,6 +29805,8 @@
           <w:rFonts w:eastAsia="微軟正黑體" w:hint="eastAsia"/>
           <w:i/>
           <w:color w:val="1B2631"/>
+          <w:sz w:val="28"/>
+          <w:szCs w:val="28"/>
         </w:rPr>
         <w:t>高級中等學校</w:t>
       </w:r>
@@ -32364,6 +29815,8 @@
           <w:rFonts w:eastAsia="微軟正黑體"/>
           <w:i/>
           <w:color w:val="1B2631"/>
+          <w:sz w:val="28"/>
+          <w:szCs w:val="28"/>
         </w:rPr>
         <w:t>概況統計（113學年度）</w:t>
       </w:r>
@@ -32371,141 +29824,329 @@
         <w:rPr>
           <w:rFonts w:eastAsia="微軟正黑體"/>
           <w:color w:val="1B2631"/>
-        </w:rPr>
-        <w:t>。教育部。https://stats.moe.gov.tw/</w:t>
-      </w:r>
-      <w:bookmarkStart w:id="45" w:name="_GoBack"/>
-      <w:bookmarkEnd w:id="45"/>
+          <w:sz w:val="28"/>
+          <w:szCs w:val="28"/>
+        </w:rPr>
+        <w:t>。教育部。</w:t>
+      </w:r>
+      <w:hyperlink r:id="rId24" w:history="1">
+        <w:r>
+          <w:rPr>
+            <w:rStyle w:val="a5"/>
+            <w:rFonts w:eastAsia="微軟正黑體"/>
+            <w:sz w:val="28"/>
+            <w:szCs w:val="28"/>
+          </w:rPr>
+          <w:t>https://stats.moe.gov.tw/files/ebook/high/113highprint.pdf</w:t>
+        </w:r>
+      </w:hyperlink>
     </w:p>
     <w:p>
       <w:pPr>
         <w:spacing w:before="120" w:after="120" w:line="340" w:lineRule="auto"/>
         <w:ind w:left="482" w:hanging="482"/>
-      </w:pPr>
-      <w:r>
         <w:rPr>
           <w:rFonts w:eastAsia="微軟正黑體"/>
           <w:color w:val="1B2631"/>
-        </w:rPr>
-        <w:t>[2] 教育部統計處（2024）。</w:t>
+          <w:sz w:val="28"/>
+          <w:szCs w:val="28"/>
+        </w:rPr>
+      </w:pPr>
+      <w:r>
+        <w:rPr>
+          <w:rFonts w:eastAsia="微軟正黑體"/>
+          <w:color w:val="1B2631"/>
+          <w:sz w:val="28"/>
+          <w:szCs w:val="28"/>
+        </w:rPr>
+        <w:t>[3] 教育部統計處（2024）。</w:t>
       </w:r>
       <w:r>
         <w:rPr>
           <w:rFonts w:eastAsia="微軟正黑體"/>
           <w:i/>
           <w:color w:val="1B2631"/>
-        </w:rPr>
-        <w:t>國中小學校概況統計（113學年度）</w:t>
-      </w:r>
-      <w:r>
-        <w:rPr>
-          <w:rFonts w:eastAsia="微軟正黑體"/>
+          <w:sz w:val="28"/>
+          <w:szCs w:val="28"/>
+        </w:rPr>
+        <w:t>國</w:t>
+      </w:r>
+      <w:r>
+        <w:rPr>
+          <w:rFonts w:eastAsia="微軟正黑體" w:hint="eastAsia"/>
+          <w:i/>
           <w:color w:val="1B2631"/>
-        </w:rPr>
-        <w:t>。教育部。https://stats.moe.gov.tw/</w:t>
-      </w:r>
-    </w:p>
-    <w:p>
-      <w:pPr>
-        <w:spacing w:before="120" w:after="120" w:line="340" w:lineRule="auto"/>
-        <w:ind w:left="482" w:hanging="482"/>
-      </w:pPr>
-      <w:r>
-        <w:rPr>
-          <w:rFonts w:eastAsia="微軟正黑體"/>
-          <w:color w:val="1B2631"/>
-        </w:rPr>
-        <w:t>[3] 行政院主計總處（2024）。</w:t>
+          <w:sz w:val="28"/>
+          <w:szCs w:val="28"/>
+        </w:rPr>
+        <w:t>民</w:t>
       </w:r>
       <w:r>
         <w:rPr>
           <w:rFonts w:eastAsia="微軟正黑體"/>
           <w:i/>
           <w:color w:val="1B2631"/>
-        </w:rPr>
-        <w:t>家庭收支調查</w:t>
-      </w:r>
-      <w:proofErr w:type="gramStart"/>
+          <w:sz w:val="28"/>
+          <w:szCs w:val="28"/>
+        </w:rPr>
+        <w:t>中小學校概況統計（113學年度）</w:t>
+      </w:r>
+      <w:r>
+        <w:rPr>
+          <w:rFonts w:eastAsia="微軟正黑體"/>
+          <w:color w:val="1B2631"/>
+          <w:sz w:val="28"/>
+          <w:szCs w:val="28"/>
+        </w:rPr>
+        <w:t>。教育部。</w:t>
+      </w:r>
+      <w:hyperlink r:id="rId25" w:history="1">
+        <w:r>
+          <w:rPr>
+            <w:rStyle w:val="a5"/>
+            <w:rFonts w:eastAsia="微軟正黑體"/>
+            <w:sz w:val="28"/>
+            <w:szCs w:val="28"/>
+          </w:rPr>
+          <w:t>https://stats.moe.gov.tw/files/ebook/basic/113/113basic.pdf</w:t>
+        </w:r>
+      </w:hyperlink>
+    </w:p>
+    <w:p>
+      <w:pPr>
+        <w:spacing w:before="120" w:after="120" w:line="340" w:lineRule="auto"/>
+        <w:ind w:left="482" w:hanging="482"/>
+        <w:rPr>
+          <w:rFonts w:eastAsia="微軟正黑體"/>
+          <w:color w:val="1B2631"/>
+          <w:sz w:val="28"/>
+          <w:szCs w:val="28"/>
+        </w:rPr>
+      </w:pPr>
+      <w:r>
+        <w:rPr>
+          <w:rFonts w:eastAsia="微軟正黑體"/>
+          <w:color w:val="1B2631"/>
+          <w:sz w:val="28"/>
+          <w:szCs w:val="28"/>
+        </w:rPr>
+        <w:t>[4] 教育部統計處（202</w:t>
+      </w:r>
+      <w:r>
+        <w:rPr>
+          <w:rFonts w:eastAsia="微軟正黑體" w:hint="eastAsia"/>
+          <w:color w:val="1B2631"/>
+          <w:sz w:val="28"/>
+          <w:szCs w:val="28"/>
+        </w:rPr>
+        <w:t>1</w:t>
+      </w:r>
+      <w:r>
+        <w:rPr>
+          <w:rFonts w:eastAsia="微軟正黑體"/>
+          <w:color w:val="1B2631"/>
+          <w:sz w:val="28"/>
+          <w:szCs w:val="28"/>
+        </w:rPr>
+        <w:t>）。</w:t>
+      </w:r>
+      <w:r>
+        <w:rPr>
+          <w:rFonts w:eastAsia="微軟正黑體"/>
+          <w:i/>
+          <w:sz w:val="28"/>
+          <w:szCs w:val="28"/>
+        </w:rPr>
+        <w:t>109學年度「國民中學教育消費支出調查」</w:t>
+      </w:r>
+      <w:r>
+        <w:rPr>
+          <w:rFonts w:eastAsia="微軟正黑體"/>
+          <w:color w:val="1B2631"/>
+          <w:sz w:val="28"/>
+          <w:szCs w:val="28"/>
+        </w:rPr>
+        <w:t>。教育部。</w:t>
+      </w:r>
+      <w:hyperlink r:id="rId26" w:history="1">
+        <w:r>
+          <w:rPr>
+            <w:rStyle w:val="a5"/>
+            <w:rFonts w:eastAsia="微軟正黑體"/>
+            <w:sz w:val="28"/>
+            <w:szCs w:val="28"/>
+          </w:rPr>
+          <w:t>http://stats.moe.gov.tw/files/ebook/Edupay/109edupay_junior.pdf</w:t>
+        </w:r>
+      </w:hyperlink>
+    </w:p>
+    <w:p>
+      <w:pPr>
+        <w:spacing w:before="120" w:after="120" w:line="340" w:lineRule="auto"/>
+        <w:ind w:left="482" w:hanging="482"/>
+        <w:rPr>
+          <w:rFonts w:eastAsia="微軟正黑體"/>
+          <w:i/>
+          <w:sz w:val="28"/>
+          <w:szCs w:val="28"/>
+        </w:rPr>
+      </w:pPr>
+      <w:r>
+        <w:rPr>
+          <w:rFonts w:eastAsia="微軟正黑體"/>
+          <w:color w:val="1B2631"/>
+          <w:sz w:val="28"/>
+          <w:szCs w:val="28"/>
+        </w:rPr>
+        <w:t>[</w:t>
+      </w:r>
+      <w:r>
+        <w:rPr>
+          <w:rFonts w:eastAsia="微軟正黑體" w:hint="eastAsia"/>
+          <w:color w:val="1B2631"/>
+          <w:sz w:val="28"/>
+          <w:szCs w:val="28"/>
+        </w:rPr>
+        <w:t>5</w:t>
+      </w:r>
+      <w:r>
+        <w:rPr>
+          <w:rFonts w:eastAsia="微軟正黑體"/>
+          <w:color w:val="1B2631"/>
+          <w:sz w:val="28"/>
+          <w:szCs w:val="28"/>
+        </w:rPr>
+        <w:t>] 教育部統計處（2019）。</w:t>
+      </w:r>
+      <w:r>
+        <w:rPr>
+          <w:rFonts w:eastAsia="微軟正黑體"/>
+          <w:i/>
+          <w:sz w:val="28"/>
+          <w:szCs w:val="28"/>
+        </w:rPr>
+        <w:t>107學年度「高級中等學校教育消費支出調查」</w:t>
+      </w:r>
+    </w:p>
+    <w:p>
+      <w:pPr>
+        <w:spacing w:before="120" w:after="120" w:line="340" w:lineRule="auto"/>
+        <w:ind w:left="482" w:hanging="482"/>
+        <w:rPr>
+          <w:rFonts w:eastAsia="微軟正黑體"/>
+          <w:color w:val="1B2631"/>
+          <w:sz w:val="28"/>
+          <w:szCs w:val="28"/>
+        </w:rPr>
+      </w:pPr>
+      <w:r>
+        <w:rPr>
+          <w:rFonts w:eastAsia="微軟正黑體"/>
+          <w:color w:val="1B2631"/>
+          <w:sz w:val="28"/>
+          <w:szCs w:val="28"/>
+        </w:rPr>
+        <w:t>。教育部。</w:t>
+      </w:r>
+      <w:hyperlink r:id="rId27" w:history="1">
+        <w:r>
+          <w:rPr>
+            <w:rStyle w:val="a5"/>
+            <w:rFonts w:eastAsia="微軟正黑體"/>
+            <w:sz w:val="28"/>
+            <w:szCs w:val="28"/>
+          </w:rPr>
+          <w:t>http://stats.moe.gov.tw/files/ebook/Edupay/107edupay_high.pdf</w:t>
+        </w:r>
+      </w:hyperlink>
+    </w:p>
+    <w:p>
+      <w:pPr>
+        <w:spacing w:before="120" w:after="120" w:line="340" w:lineRule="auto"/>
+        <w:ind w:left="482" w:hanging="482"/>
+        <w:rPr>
+          <w:rFonts w:eastAsia="微軟正黑體"/>
+          <w:color w:val="1B2631"/>
+          <w:sz w:val="28"/>
+          <w:szCs w:val="28"/>
+        </w:rPr>
+      </w:pPr>
+      <w:r>
+        <w:rPr>
+          <w:rFonts w:eastAsia="微軟正黑體"/>
+          <w:color w:val="1B2631"/>
+          <w:sz w:val="28"/>
+          <w:szCs w:val="28"/>
+        </w:rPr>
+        <w:t xml:space="preserve">[6] </w:t>
+      </w:r>
+      <w:r>
+        <w:rPr>
+          <w:rFonts w:eastAsia="微軟正黑體"/>
+          <w:color w:val="1B2631"/>
+          <w:sz w:val="28"/>
+          <w:szCs w:val="28"/>
+        </w:rPr>
+        <w:t>國立臺灣師範大學心理與教育測驗研究發展中心（</w:t>
+      </w:r>
+      <w:r>
+        <w:rPr>
+          <w:rFonts w:eastAsia="微軟正黑體"/>
+          <w:color w:val="1B2631"/>
+          <w:sz w:val="28"/>
+          <w:szCs w:val="28"/>
+        </w:rPr>
+        <w:t>2025</w:t>
+      </w:r>
+      <w:r>
+        <w:rPr>
+          <w:rFonts w:eastAsia="微軟正黑體"/>
+          <w:color w:val="1B2631"/>
+          <w:sz w:val="28"/>
+          <w:szCs w:val="28"/>
+        </w:rPr>
+        <w:t>）。</w:t>
+      </w:r>
       <w:r>
         <w:rPr>
           <w:rFonts w:eastAsia="微軟正黑體"/>
           <w:i/>
           <w:color w:val="1B2631"/>
-        </w:rPr>
-        <w:t>——</w:t>
-      </w:r>
-      <w:proofErr w:type="gramEnd"/>
+          <w:sz w:val="28"/>
+          <w:szCs w:val="28"/>
+        </w:rPr>
+        <w:t>114</w:t>
+      </w:r>
       <w:r>
         <w:rPr>
           <w:rFonts w:eastAsia="微軟正黑體"/>
           <w:i/>
           <w:color w:val="1B2631"/>
-        </w:rPr>
-        <w:t>教育消費支出</w:t>
+          <w:sz w:val="28"/>
+          <w:szCs w:val="28"/>
+        </w:rPr>
+        <w:t>年國中教育會考各科等級加標示人數百分比統計表</w:t>
       </w:r>
       <w:r>
         <w:rPr>
           <w:rFonts w:eastAsia="微軟正黑體"/>
           <w:color w:val="1B2631"/>
-        </w:rPr>
-        <w:t>。行政院主計總處。https://www.dgbas.gov.tw/</w:t>
-      </w:r>
-    </w:p>
-    <w:p>
-      <w:pPr>
-        <w:spacing w:before="120" w:after="120" w:line="340" w:lineRule="auto"/>
-        <w:ind w:left="482" w:hanging="482"/>
-      </w:pPr>
-      <w:r>
-        <w:rPr>
-          <w:rFonts w:eastAsia="微軟正黑體"/>
-          <w:color w:val="1B2631"/>
-        </w:rPr>
-        <w:t>[4] 內政部戶政司（2024）。</w:t>
-      </w:r>
-      <w:r>
-        <w:rPr>
-          <w:rFonts w:eastAsia="微軟正黑體"/>
-          <w:i/>
-          <w:color w:val="1B2631"/>
-        </w:rPr>
-        <w:t>出生數及粗出生率統計</w:t>
-      </w:r>
-      <w:r>
-        <w:rPr>
-          <w:rFonts w:eastAsia="微軟正黑體"/>
-          <w:color w:val="1B2631"/>
-        </w:rPr>
-        <w:t>。內政部。https://www.ris.gov.tw/</w:t>
-      </w:r>
-    </w:p>
-    <w:p>
-      <w:pPr>
-        <w:spacing w:before="120" w:after="120" w:line="340" w:lineRule="auto"/>
-        <w:ind w:left="482" w:hanging="482"/>
-      </w:pPr>
-      <w:r>
-        <w:rPr>
-          <w:rFonts w:eastAsia="微軟正黑體"/>
-          <w:color w:val="1B2631"/>
-        </w:rPr>
-        <w:t>[5] 國家發展委員會（2024）。</w:t>
-      </w:r>
-      <w:r>
-        <w:rPr>
-          <w:rFonts w:eastAsia="微軟正黑體"/>
-          <w:i/>
-          <w:color w:val="1B2631"/>
-        </w:rPr>
-        <w:t>人口推估（2024年至2070年）</w:t>
-      </w:r>
-      <w:r>
-        <w:rPr>
-          <w:rFonts w:eastAsia="微軟正黑體"/>
-          <w:color w:val="1B2631"/>
-        </w:rPr>
-        <w:t>。國家發展委員會。https://www.ndc.gov.tw/</w:t>
-      </w:r>
+          <w:sz w:val="28"/>
+          <w:szCs w:val="28"/>
+        </w:rPr>
+        <w:t>。國中教育會考。</w:t>
+      </w:r>
+      <w:hyperlink r:id="rId28" w:history="1">
+        <w:r>
+          <w:rPr>
+            <w:rStyle w:val="a5"/>
+            <w:rFonts w:eastAsia="微軟正黑體"/>
+            <w:sz w:val="28"/>
+            <w:szCs w:val="28"/>
+          </w:rPr>
+          <w:t>https://cap.rcpet.edu.tw/examination.html</w:t>
+        </w:r>
+      </w:hyperlink>
     </w:p>
     <w:p>
       <w:r>
@@ -32524,8 +30165,8 @@
       <w:bookmarkEnd w:id="46"/>
     </w:p>
     <w:sectPr>
-      <w:footerReference w:type="even" r:id="rId24"/>
-      <w:footerReference w:type="default" r:id="rId25"/>
+      <w:footerReference w:type="even" r:id="rId29"/>
+      <w:footerReference w:type="default" r:id="rId30"/>
       <w:pgSz w:w="11906" w:h="16838"/>
       <w:pgMar w:top="1440" w:right="1080" w:bottom="1440" w:left="1080" w:header="709" w:footer="708" w:gutter="0"/>
       <w:pgNumType w:start="1"/>
@@ -32567,9 +30208,6 @@
     <w:pPr>
       <w:pStyle w:val="ae"/>
       <w:jc w:val="center"/>
-      <w:rPr>
-        <w:rFonts w:hint="eastAsia"/>
-      </w:rPr>
     </w:pPr>
   </w:p>
 </w:ftr>
@@ -32581,9 +30219,6 @@
     <w:pPr>
       <w:pStyle w:val="ae"/>
       <w:jc w:val="center"/>
-      <w:rPr>
-        <w:rFonts w:hint="eastAsia"/>
-      </w:rPr>
     </w:pPr>
   </w:p>
 </w:ftr>
@@ -32596,7 +30231,6 @@
       <w:pStyle w:val="ae"/>
       <w:jc w:val="center"/>
       <w:rPr>
-        <w:rFonts w:hint="eastAsia"/>
         <w:color w:val="7F7F7F" w:themeColor="text1" w:themeTint="80"/>
       </w:rPr>
     </w:pPr>
@@ -32624,6 +30258,7 @@
           <w:docPartUnique/>
         </w:docPartObj>
       </w:sdtPr>
+      <w:sdtEndPr/>
       <w:sdtContent>
         <w:r>
           <w:rPr>
@@ -32686,14 +30321,12 @@
         <w:docPartUnique/>
       </w:docPartObj>
     </w:sdtPr>
+    <w:sdtEndPr/>
     <w:sdtContent>
       <w:p>
         <w:pPr>
           <w:pStyle w:val="ae"/>
           <w:jc w:val="center"/>
-          <w:rPr>
-            <w:rFonts w:hint="eastAsia"/>
-          </w:rPr>
         </w:pPr>
         <w:r>
           <w:rPr>
@@ -32765,9 +30398,6 @@
     <w:pPr>
       <w:pStyle w:val="ae"/>
       <w:jc w:val="center"/>
-      <w:rPr>
-        <w:rFonts w:hint="eastAsia"/>
-      </w:rPr>
     </w:pPr>
   </w:p>
 </w:ftr>
@@ -32779,9 +30409,6 @@
     <w:pPr>
       <w:pStyle w:val="ae"/>
       <w:jc w:val="center"/>
-      <w:rPr>
-        <w:rFonts w:hint="eastAsia"/>
-      </w:rPr>
     </w:pPr>
   </w:p>
 </w:ftr>
@@ -32955,9 +30582,6 @@
         <w:bottom w:val="single" w:sz="4" w:space="0" w:color="3498DB"/>
       </w:pBdr>
       <w:jc w:val="right"/>
-      <w:rPr>
-        <w:rFonts w:hint="eastAsia"/>
-      </w:rPr>
     </w:pPr>
     <w:r>
       <w:rPr>
@@ -36452,6 +34076,7 @@
   <w:style w:type="character" w:default="1" w:styleId="a0">
     <w:name w:val="Default Paragraph Font"/>
     <w:uiPriority w:val="1"/>
+    <w:semiHidden/>
     <w:unhideWhenUsed/>
   </w:style>
   <w:style w:type="table" w:default="1" w:styleId="a1">
@@ -36800,6 +34425,89 @@
       <w:rFonts w:asciiTheme="minorHAnsi" w:hAnsiTheme="minorHAnsi" w:cstheme="minorBidi"/>
     </w:rPr>
   </w:style>
+  <w:style w:type="character" w:styleId="af8">
+    <w:name w:val="FollowedHyperlink"/>
+    <w:basedOn w:val="a0"/>
+    <w:uiPriority w:val="99"/>
+    <w:semiHidden/>
+    <w:unhideWhenUsed/>
+    <w:rsid w:val="00C55499"/>
+    <w:rPr>
+      <w:color w:val="954F72" w:themeColor="followedHyperlink"/>
+      <w:u w:val="single"/>
+    </w:rPr>
+  </w:style>
+  <w:style w:type="character" w:styleId="af9">
+    <w:name w:val="Unresolved Mention"/>
+    <w:basedOn w:val="a0"/>
+    <w:uiPriority w:val="99"/>
+    <w:semiHidden/>
+    <w:unhideWhenUsed/>
+    <w:rsid w:val="00C55499"/>
+    <w:rPr>
+      <w:color w:val="605E5C"/>
+      <w:shd w:val="clear" w:color="auto" w:fill="E1DFDD"/>
+    </w:rPr>
+  </w:style>
+  <w:style w:type="character" w:styleId="afa">
+    <w:name w:val="annotation reference"/>
+    <w:basedOn w:val="a0"/>
+    <w:uiPriority w:val="99"/>
+    <w:semiHidden/>
+    <w:unhideWhenUsed/>
+    <w:rsid w:val="00C55499"/>
+    <w:rPr>
+      <w:sz w:val="18"/>
+      <w:szCs w:val="18"/>
+    </w:rPr>
+  </w:style>
+  <w:style w:type="paragraph" w:styleId="afb">
+    <w:name w:val="annotation text"/>
+    <w:basedOn w:val="a"/>
+    <w:link w:val="afc"/>
+    <w:uiPriority w:val="99"/>
+    <w:semiHidden/>
+    <w:unhideWhenUsed/>
+    <w:rsid w:val="00C55499"/>
+  </w:style>
+  <w:style w:type="character" w:customStyle="1" w:styleId="afc">
+    <w:name w:val="註解文字 字元"/>
+    <w:basedOn w:val="a0"/>
+    <w:link w:val="afb"/>
+    <w:uiPriority w:val="99"/>
+    <w:semiHidden/>
+    <w:rsid w:val="00C55499"/>
+    <w:rPr>
+      <w:sz w:val="24"/>
+    </w:rPr>
+  </w:style>
+  <w:style w:type="paragraph" w:styleId="afd">
+    <w:name w:val="annotation subject"/>
+    <w:basedOn w:val="afb"/>
+    <w:next w:val="afb"/>
+    <w:link w:val="afe"/>
+    <w:uiPriority w:val="99"/>
+    <w:semiHidden/>
+    <w:unhideWhenUsed/>
+    <w:rsid w:val="00C55499"/>
+    <w:rPr>
+      <w:b/>
+      <w:bCs/>
+    </w:rPr>
+  </w:style>
+  <w:style w:type="character" w:customStyle="1" w:styleId="afe">
+    <w:name w:val="註解主旨 字元"/>
+    <w:basedOn w:val="afc"/>
+    <w:link w:val="afd"/>
+    <w:uiPriority w:val="99"/>
+    <w:semiHidden/>
+    <w:rsid w:val="00C55499"/>
+    <w:rPr>
+      <w:b/>
+      <w:bCs/>
+      <w:sz w:val="24"/>
+    </w:rPr>
+  </w:style>
 </w:styles>
 </file>
 
@@ -37103,7 +34811,7 @@
 </file>
 
 <file path=customXml/itemProps1.xml><?xml version="1.0" encoding="utf-8"?>
-<ds:datastoreItem xmlns:ds="http://schemas.openxmlformats.org/officeDocument/2006/customXml" ds:itemID="{EC3FED99-A55A-43E1-A37A-655CD25F525E}">
+<ds:datastoreItem xmlns:ds="http://schemas.openxmlformats.org/officeDocument/2006/customXml" ds:itemID="{367E9734-834C-4C89-9892-10DC7D565B9B}">
   <ds:schemaRefs>
     <ds:schemaRef ds:uri="http://schemas.openxmlformats.org/officeDocument/2006/bibliography"/>
   </ds:schemaRefs>

--- a/04.複賽/B0274商業計劃書v1.docx
+++ b/04.複賽/B0274商業計劃書v1.docx
@@ -7223,334 +7223,10 @@
       <w:bookmarkEnd w:id="11"/>
     </w:p>
     <w:p>
-      <w:proofErr w:type="spellStart"/>
-      <w:r>
-        <w:t>Mathify</w:t>
-      </w:r>
-      <w:proofErr w:type="spellEnd"/>
-      <w:r>
-        <w:t xml:space="preserve"> Labs 目前處於技術原型階段，</w:t>
-      </w:r>
-      <w:r>
-        <w:rPr>
-          <w:rFonts w:hint="eastAsia"/>
-        </w:rPr>
-        <w:t>雖然尚未正式營運，</w:t>
-      </w:r>
-      <w:r>
-        <w:rPr>
-          <w:rFonts w:hint="eastAsia"/>
-        </w:rPr>
-        <w:t>但</w:t>
-      </w:r>
-      <w:bookmarkStart w:id="12" w:name="_GoBack"/>
-      <w:bookmarkEnd w:id="12"/>
-      <w:r>
-        <w:rPr>
-          <w:rFonts w:hint="eastAsia"/>
-        </w:rPr>
-        <w:t>我們從三個面向確認這個事業做得起來：</w:t>
+      <w:r>
+        <w:t>待補</w:t>
       </w:r>
     </w:p>
-    <w:tbl>
-      <w:tblPr>
-        <w:tblW w:w="5000" w:type="pct"/>
-        <w:tblBorders>
-          <w:top w:val="single" w:sz="4" w:space="0" w:color="auto"/>
-          <w:left w:val="single" w:sz="4" w:space="0" w:color="auto"/>
-          <w:bottom w:val="single" w:sz="4" w:space="0" w:color="auto"/>
-          <w:right w:val="single" w:sz="4" w:space="0" w:color="auto"/>
-          <w:insideH w:val="single" w:sz="4" w:space="0" w:color="auto"/>
-          <w:insideV w:val="single" w:sz="4" w:space="0" w:color="auto"/>
-        </w:tblBorders>
-        <w:tblCellMar>
-          <w:left w:w="10" w:type="dxa"/>
-          <w:right w:w="10" w:type="dxa"/>
-        </w:tblCellMar>
-        <w:tblLook w:val="0000" w:firstRow="0" w:lastRow="0" w:firstColumn="0" w:lastColumn="0" w:noHBand="0" w:noVBand="0"/>
-      </w:tblPr>
-      <w:tblGrid>
-        <w:gridCol w:w="1842"/>
-        <w:gridCol w:w="7902"/>
-      </w:tblGrid>
-      <w:tr>
-        <w:trPr>
-          <w:trHeight w:val="19"/>
-        </w:trPr>
-        <w:tc>
-          <w:tcPr>
-            <w:tcW w:w="945" w:type="pct"/>
-            <w:tcBorders>
-              <w:top w:val="single" w:sz="1" w:space="0" w:color="BDC3C7"/>
-              <w:left w:val="single" w:sz="1" w:space="0" w:color="BDC3C7"/>
-              <w:bottom w:val="single" w:sz="1" w:space="0" w:color="BDC3C7"/>
-              <w:right w:val="single" w:sz="1" w:space="0" w:color="BDC3C7"/>
-            </w:tcBorders>
-            <w:shd w:val="clear" w:color="auto" w:fill="1A5276"/>
-            <w:tcMar>
-              <w:top w:w="60" w:type="dxa"/>
-              <w:left w:w="100" w:type="dxa"/>
-              <w:bottom w:w="60" w:type="dxa"/>
-              <w:right w:w="100" w:type="dxa"/>
-            </w:tcMar>
-            <w:vAlign w:val="center"/>
-          </w:tcPr>
-          <w:p>
-            <w:pPr>
-              <w:pStyle w:val="aff"/>
-            </w:pPr>
-            <w:r>
-              <w:rPr>
-                <w:rFonts w:hint="eastAsia"/>
-              </w:rPr>
-              <w:t>驗證面向</w:t>
-            </w:r>
-          </w:p>
-        </w:tc>
-        <w:tc>
-          <w:tcPr>
-            <w:tcW w:w="4055" w:type="pct"/>
-            <w:tcBorders>
-              <w:top w:val="single" w:sz="1" w:space="0" w:color="BDC3C7"/>
-              <w:left w:val="single" w:sz="1" w:space="0" w:color="BDC3C7"/>
-              <w:bottom w:val="single" w:sz="1" w:space="0" w:color="BDC3C7"/>
-              <w:right w:val="single" w:sz="1" w:space="0" w:color="BDC3C7"/>
-            </w:tcBorders>
-            <w:shd w:val="clear" w:color="auto" w:fill="1A5276"/>
-            <w:tcMar>
-              <w:top w:w="60" w:type="dxa"/>
-              <w:left w:w="100" w:type="dxa"/>
-              <w:bottom w:w="60" w:type="dxa"/>
-              <w:right w:w="100" w:type="dxa"/>
-            </w:tcMar>
-            <w:vAlign w:val="center"/>
-          </w:tcPr>
-          <w:p>
-            <w:pPr>
-              <w:pStyle w:val="aff"/>
-            </w:pPr>
-            <w:r>
-              <w:rPr>
-                <w:rFonts w:hint="eastAsia"/>
-              </w:rPr>
-              <w:t>驗證結果</w:t>
-            </w:r>
-          </w:p>
-        </w:tc>
-      </w:tr>
-      <w:tr>
-        <w:tc>
-          <w:tcPr>
-            <w:tcW w:w="945" w:type="pct"/>
-            <w:tcBorders>
-              <w:top w:val="single" w:sz="1" w:space="0" w:color="BDC3C7"/>
-              <w:left w:val="single" w:sz="1" w:space="0" w:color="BDC3C7"/>
-              <w:bottom w:val="single" w:sz="1" w:space="0" w:color="BDC3C7"/>
-              <w:right w:val="single" w:sz="1" w:space="0" w:color="BDC3C7"/>
-            </w:tcBorders>
-            <w:tcMar>
-              <w:top w:w="60" w:type="dxa"/>
-              <w:left w:w="100" w:type="dxa"/>
-              <w:bottom w:w="60" w:type="dxa"/>
-              <w:right w:w="100" w:type="dxa"/>
-            </w:tcMar>
-          </w:tcPr>
-          <w:p>
-            <w:pPr>
-              <w:pStyle w:val="aff1"/>
-            </w:pPr>
-            <w:r>
-              <w:rPr>
-                <w:rFonts w:hint="eastAsia"/>
-              </w:rPr>
-              <w:t>技術可行性</w:t>
-            </w:r>
-          </w:p>
-        </w:tc>
-        <w:tc>
-          <w:tcPr>
-            <w:tcW w:w="4055" w:type="pct"/>
-            <w:tcBorders>
-              <w:top w:val="single" w:sz="1" w:space="0" w:color="BDC3C7"/>
-              <w:left w:val="single" w:sz="1" w:space="0" w:color="BDC3C7"/>
-              <w:bottom w:val="single" w:sz="1" w:space="0" w:color="BDC3C7"/>
-              <w:right w:val="single" w:sz="1" w:space="0" w:color="BDC3C7"/>
-            </w:tcBorders>
-            <w:tcMar>
-              <w:top w:w="60" w:type="dxa"/>
-              <w:left w:w="100" w:type="dxa"/>
-              <w:bottom w:w="60" w:type="dxa"/>
-              <w:right w:w="100" w:type="dxa"/>
-            </w:tcMar>
-          </w:tcPr>
-          <w:p>
-            <w:pPr>
-              <w:pStyle w:val="aff1"/>
-            </w:pPr>
-            <w:r>
-              <w:rPr>
-                <w:rFonts w:hint="eastAsia"/>
-              </w:rPr>
-              <w:t>不只是套用 API，我們擁有自</w:t>
-            </w:r>
-            <w:proofErr w:type="gramStart"/>
-            <w:r>
-              <w:rPr>
-                <w:rFonts w:hint="eastAsia"/>
-              </w:rPr>
-              <w:t>研</w:t>
-            </w:r>
-            <w:proofErr w:type="gramEnd"/>
-            <w:r>
-              <w:rPr>
-                <w:rFonts w:hint="eastAsia"/>
-              </w:rPr>
-              <w:t>獨家視覺化引擎整合技術。創辦人 20 年的教育經驗積累與全端開發能力，確保技術能精</w:t>
-            </w:r>
-            <w:proofErr w:type="gramStart"/>
-            <w:r>
-              <w:rPr>
-                <w:rFonts w:hint="eastAsia"/>
-              </w:rPr>
-              <w:t>準</w:t>
-            </w:r>
-            <w:proofErr w:type="gramEnd"/>
-            <w:r>
-              <w:rPr>
-                <w:rFonts w:hint="eastAsia"/>
-              </w:rPr>
-              <w:t>落地。</w:t>
-            </w:r>
-          </w:p>
-        </w:tc>
-      </w:tr>
-      <w:tr>
-        <w:tc>
-          <w:tcPr>
-            <w:tcW w:w="945" w:type="pct"/>
-            <w:tcBorders>
-              <w:top w:val="single" w:sz="1" w:space="0" w:color="BDC3C7"/>
-              <w:left w:val="single" w:sz="1" w:space="0" w:color="BDC3C7"/>
-              <w:bottom w:val="single" w:sz="1" w:space="0" w:color="BDC3C7"/>
-              <w:right w:val="single" w:sz="1" w:space="0" w:color="BDC3C7"/>
-            </w:tcBorders>
-            <w:shd w:val="clear" w:color="auto" w:fill="EBF5FB"/>
-            <w:tcMar>
-              <w:top w:w="60" w:type="dxa"/>
-              <w:left w:w="100" w:type="dxa"/>
-              <w:bottom w:w="60" w:type="dxa"/>
-              <w:right w:w="100" w:type="dxa"/>
-            </w:tcMar>
-          </w:tcPr>
-          <w:p>
-            <w:pPr>
-              <w:pStyle w:val="aff1"/>
-            </w:pPr>
-            <w:r>
-              <w:rPr>
-                <w:rFonts w:hint="eastAsia"/>
-              </w:rPr>
-              <w:t>市場可行性</w:t>
-            </w:r>
-          </w:p>
-        </w:tc>
-        <w:tc>
-          <w:tcPr>
-            <w:tcW w:w="4055" w:type="pct"/>
-            <w:tcBorders>
-              <w:top w:val="single" w:sz="1" w:space="0" w:color="BDC3C7"/>
-              <w:left w:val="single" w:sz="1" w:space="0" w:color="BDC3C7"/>
-              <w:bottom w:val="single" w:sz="1" w:space="0" w:color="BDC3C7"/>
-              <w:right w:val="single" w:sz="1" w:space="0" w:color="BDC3C7"/>
-            </w:tcBorders>
-            <w:shd w:val="clear" w:color="auto" w:fill="EBF5FB"/>
-            <w:tcMar>
-              <w:top w:w="60" w:type="dxa"/>
-              <w:left w:w="100" w:type="dxa"/>
-              <w:bottom w:w="60" w:type="dxa"/>
-              <w:right w:w="100" w:type="dxa"/>
-            </w:tcMar>
-          </w:tcPr>
-          <w:p>
-            <w:pPr>
-              <w:pStyle w:val="aff1"/>
-            </w:pPr>
-            <w:r>
-              <w:rPr>
-                <w:rFonts w:hint="eastAsia"/>
-              </w:rPr>
-              <w:t>台灣國高中補習率達 60%，家長付費意願極高，這是一個抗景氣循環的成熟市場，我們用 AI 提供比傳統家教更高效、更低價的選擇。</w:t>
-            </w:r>
-          </w:p>
-        </w:tc>
-      </w:tr>
-      <w:tr>
-        <w:tc>
-          <w:tcPr>
-            <w:tcW w:w="945" w:type="pct"/>
-            <w:tcBorders>
-              <w:top w:val="single" w:sz="1" w:space="0" w:color="BDC3C7"/>
-              <w:left w:val="single" w:sz="1" w:space="0" w:color="BDC3C7"/>
-              <w:bottom w:val="single" w:sz="1" w:space="0" w:color="BDC3C7"/>
-              <w:right w:val="single" w:sz="1" w:space="0" w:color="BDC3C7"/>
-            </w:tcBorders>
-            <w:shd w:val="clear" w:color="auto" w:fill="auto"/>
-            <w:tcMar>
-              <w:top w:w="60" w:type="dxa"/>
-              <w:left w:w="100" w:type="dxa"/>
-              <w:bottom w:w="60" w:type="dxa"/>
-              <w:right w:w="100" w:type="dxa"/>
-            </w:tcMar>
-          </w:tcPr>
-          <w:p>
-            <w:pPr>
-              <w:pStyle w:val="aff1"/>
-              <w:rPr>
-                <w:rFonts w:hint="eastAsia"/>
-              </w:rPr>
-            </w:pPr>
-            <w:r>
-              <w:rPr>
-                <w:rFonts w:hint="eastAsia"/>
-              </w:rPr>
-              <w:t>經濟可行性</w:t>
-            </w:r>
-          </w:p>
-        </w:tc>
-        <w:tc>
-          <w:tcPr>
-            <w:tcW w:w="4055" w:type="pct"/>
-            <w:tcBorders>
-              <w:top w:val="single" w:sz="1" w:space="0" w:color="BDC3C7"/>
-              <w:left w:val="single" w:sz="1" w:space="0" w:color="BDC3C7"/>
-              <w:bottom w:val="single" w:sz="1" w:space="0" w:color="BDC3C7"/>
-              <w:right w:val="single" w:sz="1" w:space="0" w:color="BDC3C7"/>
-            </w:tcBorders>
-            <w:shd w:val="clear" w:color="auto" w:fill="auto"/>
-            <w:tcMar>
-              <w:top w:w="60" w:type="dxa"/>
-              <w:left w:w="100" w:type="dxa"/>
-              <w:bottom w:w="60" w:type="dxa"/>
-              <w:right w:w="100" w:type="dxa"/>
-            </w:tcMar>
-          </w:tcPr>
-          <w:p>
-            <w:pPr>
-              <w:pStyle w:val="aff1"/>
-              <w:rPr>
-                <w:rFonts w:hint="eastAsia"/>
-              </w:rPr>
-            </w:pPr>
-            <w:r>
-              <w:rPr>
-                <w:rFonts w:hint="eastAsia"/>
-              </w:rPr>
-              <w:t>SaaS 模式的高擴展性，數位內容建置後，服務邊際成本趨近於零，只要跨過初期開發門檻，即可實現指數級獲利增長。</w:t>
-            </w:r>
-          </w:p>
-        </w:tc>
-      </w:tr>
-    </w:tbl>
     <w:p>
       <w:pPr>
         <w:pBdr>
@@ -7572,43 +7248,43 @@
           <w:numId w:val="4"/>
         </w:numPr>
       </w:pPr>
-      <w:bookmarkStart w:id="13" w:name="_Toc224898868"/>
+      <w:bookmarkStart w:id="12" w:name="_Toc224898868"/>
       <w:r>
         <w:lastRenderedPageBreak/>
         <w:t>市場分析</w:t>
+      </w:r>
+      <w:bookmarkEnd w:id="12"/>
+    </w:p>
+    <w:p>
+      <w:pPr>
+        <w:pStyle w:val="af0"/>
+        <w:rPr>
+          <w:sz w:val="36"/>
+        </w:rPr>
+      </w:pPr>
+      <w:r>
+        <w:t>數位學習已成趨勢，AI 賦能的個人化學習是下一波浪潮。</w:t>
+      </w:r>
+    </w:p>
+    <w:p>
+      <w:pPr>
+        <w:pStyle w:val="2"/>
+      </w:pPr>
+      <w:bookmarkStart w:id="13" w:name="_Toc224898869"/>
+      <w:r>
+        <w:t>(一) 市場與成長潛力</w:t>
       </w:r>
       <w:bookmarkEnd w:id="13"/>
     </w:p>
     <w:p>
       <w:pPr>
-        <w:pStyle w:val="af0"/>
-        <w:rPr>
-          <w:sz w:val="36"/>
-        </w:rPr>
-      </w:pPr>
-      <w:r>
-        <w:t>數位學習已成趨勢，AI 賦能的個人化學習是下一波浪潮。</w:t>
-      </w:r>
-    </w:p>
-    <w:p>
-      <w:pPr>
-        <w:pStyle w:val="2"/>
-      </w:pPr>
-      <w:bookmarkStart w:id="14" w:name="_Toc224898869"/>
-      <w:r>
-        <w:t>(一) 市場與成長潛力</w:t>
+        <w:pStyle w:val="3"/>
+      </w:pPr>
+      <w:bookmarkStart w:id="14" w:name="_Toc224898870"/>
+      <w:r>
+        <w:t>1. TAM / SAM / SOM</w:t>
       </w:r>
       <w:bookmarkEnd w:id="14"/>
-    </w:p>
-    <w:p>
-      <w:pPr>
-        <w:pStyle w:val="3"/>
-      </w:pPr>
-      <w:bookmarkStart w:id="15" w:name="_Toc224898870"/>
-      <w:r>
-        <w:t>1. TAM / SAM / SOM</w:t>
-      </w:r>
-      <w:bookmarkEnd w:id="15"/>
     </w:p>
     <w:p>
       <w:pPr>
@@ -8488,7 +8164,7 @@
           <w:sz w:val="20"/>
         </w:rPr>
       </w:pPr>
-      <w:bookmarkStart w:id="16" w:name="_Toc224898871"/>
+      <w:bookmarkStart w:id="15" w:name="_Toc224898871"/>
       <w:r>
         <w:rPr>
           <w:rFonts w:hint="eastAsia"/>
@@ -9813,7 +9489,7 @@
         <w:lastRenderedPageBreak/>
         <w:t>2. 目標客群規模</w:t>
       </w:r>
-      <w:bookmarkEnd w:id="16"/>
+      <w:bookmarkEnd w:id="15"/>
     </w:p>
     <w:p>
       <w:r>
@@ -10293,132 +9969,132 @@
       <w:pPr>
         <w:pStyle w:val="3"/>
       </w:pPr>
-      <w:bookmarkStart w:id="17" w:name="_Toc224898872"/>
+      <w:bookmarkStart w:id="16" w:name="_Toc224898872"/>
       <w:r>
         <w:lastRenderedPageBreak/>
         <w:t>3. 市場滲透策略</w:t>
+      </w:r>
+      <w:bookmarkEnd w:id="16"/>
+    </w:p>
+    <w:p>
+      <w:pPr>
+        <w:rPr>
+          <w:b/>
+        </w:rPr>
+      </w:pPr>
+      <w:r>
+        <w:rPr>
+          <w:b/>
+        </w:rPr>
+        <w:t>三階段市場擴張：</w:t>
+      </w:r>
+    </w:p>
+    <w:p>
+      <w:pPr>
+        <w:rPr>
+          <w:b/>
+          <w:color w:val="000000" w:themeColor="text1"/>
+        </w:rPr>
+      </w:pPr>
+      <w:r>
+        <w:rPr>
+          <w:b/>
+          <w:color w:val="000000" w:themeColor="text1"/>
+        </w:rPr>
+        <w:t>第一階段：台灣深耕（Year 1-3）</w:t>
+      </w:r>
+    </w:p>
+    <w:p>
+      <w:pPr>
+        <w:rPr>
+          <w:color w:val="000000" w:themeColor="text1"/>
+        </w:rPr>
+      </w:pPr>
+      <w:r>
+        <w:rPr>
+          <w:color w:val="000000" w:themeColor="text1"/>
+        </w:rPr>
+        <w:t>專注國高中數學，以 Freemium 模式建立產品市場契合度（PMF）。免費版提供每日限額使用，付費版 NT$600/月無限使用（僅為傳統一對一家教費用的 5-10%）。獲客以數位廣告為主力，搭配社群內容經營與學校合作試用導入。目標 Year 1 達 500 付費用戶、Year 3 達 5,000 付費用戶。</w:t>
+      </w:r>
+    </w:p>
+    <w:p>
+      <w:pPr>
+        <w:rPr>
+          <w:b/>
+          <w:color w:val="000000" w:themeColor="text1"/>
+        </w:rPr>
+      </w:pPr>
+      <w:r>
+        <w:rPr>
+          <w:b/>
+          <w:color w:val="000000" w:themeColor="text1"/>
+        </w:rPr>
+        <w:t>第二階段：華語市場（Year 2-4）</w:t>
+      </w:r>
+    </w:p>
+    <w:p>
+      <w:pPr>
+        <w:rPr>
+          <w:color w:val="000000" w:themeColor="text1"/>
+        </w:rPr>
+      </w:pPr>
+      <w:r>
+        <w:rPr>
+          <w:rFonts w:hint="eastAsia"/>
+          <w:color w:val="000000" w:themeColor="text1"/>
+        </w:rPr>
+        <w:t>在台灣市場驗證成功後，我們的產品與技術能快速複製到香港、澳門、新加坡、馬來西亞等擁有廣大華語學生群體的市場。這些地區的學生同樣面臨升學壓力，對高品質的數學教育有強烈需求。</w:t>
+      </w:r>
+    </w:p>
+    <w:p>
+      <w:pPr>
+        <w:rPr>
+          <w:b/>
+          <w:color w:val="000000" w:themeColor="text1"/>
+        </w:rPr>
+      </w:pPr>
+      <w:r>
+        <w:rPr>
+          <w:b/>
+          <w:color w:val="000000" w:themeColor="text1"/>
+        </w:rPr>
+        <w:t>第三階段：國際市場（Year 4+）</w:t>
+      </w:r>
+    </w:p>
+    <w:p>
+      <w:r>
+        <w:t>數學的核心是邏輯推理與圖形視覺化，跨語言隔闡低。以台灣驗證的 AI 視覺化解題技術為基礎，配合在地化課綱適配，向日韓、東南亞等亞太市場擴展。</w:t>
+      </w:r>
+      <w:r>
+        <w:br w:type="page"/>
+      </w:r>
+    </w:p>
+    <w:p>
+      <w:pPr>
+        <w:pStyle w:val="2"/>
+      </w:pPr>
+      <w:bookmarkStart w:id="17" w:name="_Toc224898873"/>
+      <w:r>
+        <w:lastRenderedPageBreak/>
+        <w:t>(二) 競爭分析</w:t>
       </w:r>
       <w:bookmarkEnd w:id="17"/>
     </w:p>
     <w:p>
       <w:pPr>
-        <w:rPr>
-          <w:b/>
-        </w:rPr>
-      </w:pPr>
-      <w:r>
-        <w:rPr>
-          <w:b/>
-        </w:rPr>
-        <w:t>三階段市場擴張：</w:t>
-      </w:r>
-    </w:p>
-    <w:p>
-      <w:pPr>
-        <w:rPr>
-          <w:b/>
-          <w:color w:val="000000" w:themeColor="text1"/>
-        </w:rPr>
-      </w:pPr>
-      <w:r>
-        <w:rPr>
-          <w:b/>
-          <w:color w:val="000000" w:themeColor="text1"/>
-        </w:rPr>
-        <w:t>第一階段：台灣深耕（Year 1-3）</w:t>
-      </w:r>
-    </w:p>
-    <w:p>
-      <w:pPr>
-        <w:rPr>
-          <w:color w:val="000000" w:themeColor="text1"/>
-        </w:rPr>
-      </w:pPr>
-      <w:r>
-        <w:rPr>
-          <w:color w:val="000000" w:themeColor="text1"/>
-        </w:rPr>
-        <w:t>專注國高中數學，以 Freemium 模式建立產品市場契合度（PMF）。免費版提供每日限額使用，付費版 NT$600/月無限使用（僅為傳統一對一家教費用的 5-10%）。獲客以數位廣告為主力，搭配社群內容經營與學校合作試用導入。目標 Year 1 達 500 付費用戶、Year 3 達 5,000 付費用戶。</w:t>
-      </w:r>
-    </w:p>
-    <w:p>
-      <w:pPr>
-        <w:rPr>
-          <w:b/>
-          <w:color w:val="000000" w:themeColor="text1"/>
-        </w:rPr>
-      </w:pPr>
-      <w:r>
-        <w:rPr>
-          <w:b/>
-          <w:color w:val="000000" w:themeColor="text1"/>
-        </w:rPr>
-        <w:t>第二階段：華語市場（Year 2-4）</w:t>
-      </w:r>
-    </w:p>
-    <w:p>
-      <w:pPr>
-        <w:rPr>
-          <w:color w:val="000000" w:themeColor="text1"/>
-        </w:rPr>
-      </w:pPr>
+        <w:pStyle w:val="3"/>
+      </w:pPr>
+      <w:bookmarkStart w:id="18" w:name="_Toc224898874"/>
       <w:r>
         <w:rPr>
           <w:rFonts w:hint="eastAsia"/>
-          <w:color w:val="000000" w:themeColor="text1"/>
-        </w:rPr>
-        <w:t>在台灣市場驗證成功後，我們的產品與技術能快速複製到香港、澳門、新加坡、馬來西亞等擁有廣大華語學生群體的市場。這些地區的學生同樣面臨升學壓力，對高品質的數學教育有強烈需求。</w:t>
-      </w:r>
-    </w:p>
-    <w:p>
-      <w:pPr>
-        <w:rPr>
-          <w:b/>
-          <w:color w:val="000000" w:themeColor="text1"/>
-        </w:rPr>
-      </w:pPr>
-      <w:r>
-        <w:rPr>
-          <w:b/>
-          <w:color w:val="000000" w:themeColor="text1"/>
-        </w:rPr>
-        <w:t>第三階段：國際市場（Year 4+）</w:t>
-      </w:r>
-    </w:p>
-    <w:p>
-      <w:r>
-        <w:t>數學的核心是邏輯推理與圖形視覺化，跨語言隔闡低。以台灣驗證的 AI 視覺化解題技術為基礎，配合在地化課綱適配，向日韓、東南亞等亞太市場擴展。</w:t>
-      </w:r>
-      <w:r>
-        <w:br w:type="page"/>
-      </w:r>
-    </w:p>
-    <w:p>
-      <w:pPr>
-        <w:pStyle w:val="2"/>
-      </w:pPr>
-      <w:bookmarkStart w:id="18" w:name="_Toc224898873"/>
-      <w:r>
-        <w:lastRenderedPageBreak/>
-        <w:t>(二) 競爭分析</w:t>
+        </w:rPr>
+        <w:t>1</w:t>
+      </w:r>
+      <w:r>
+        <w:t>. 商業門檻／市場定位比較</w:t>
       </w:r>
       <w:bookmarkEnd w:id="18"/>
-    </w:p>
-    <w:p>
-      <w:pPr>
-        <w:pStyle w:val="3"/>
-      </w:pPr>
-      <w:bookmarkStart w:id="19" w:name="_Toc224898874"/>
-      <w:r>
-        <w:rPr>
-          <w:rFonts w:hint="eastAsia"/>
-        </w:rPr>
-        <w:t>1</w:t>
-      </w:r>
-      <w:r>
-        <w:t>. 商業門檻／市場定位比較</w:t>
-      </w:r>
-      <w:bookmarkEnd w:id="19"/>
     </w:p>
     <w:tbl>
       <w:tblPr>
@@ -11291,7 +10967,7 @@
       <w:pPr>
         <w:pStyle w:val="3"/>
       </w:pPr>
-      <w:bookmarkStart w:id="20" w:name="_Toc224898875"/>
+      <w:bookmarkStart w:id="19" w:name="_Toc224898875"/>
       <w:r>
         <w:rPr>
           <w:rFonts w:hint="eastAsia"/>
@@ -11301,7 +10977,7 @@
       <w:r>
         <w:t>. 價格與品牌差異</w:t>
       </w:r>
-      <w:bookmarkEnd w:id="20"/>
+      <w:bookmarkEnd w:id="19"/>
     </w:p>
     <w:tbl>
       <w:tblPr>
@@ -12470,52 +12146,52 @@
           <w:numId w:val="4"/>
         </w:numPr>
       </w:pPr>
-      <w:bookmarkStart w:id="21" w:name="_Toc224898876"/>
+      <w:bookmarkStart w:id="20" w:name="_Toc224898876"/>
       <w:r>
         <w:lastRenderedPageBreak/>
         <w:t>商業模式</w:t>
+      </w:r>
+      <w:bookmarkEnd w:id="20"/>
+    </w:p>
+    <w:p>
+      <w:pPr>
+        <w:pStyle w:val="af0"/>
+        <w:rPr>
+          <w:rStyle w:val="aff2"/>
+        </w:rPr>
+      </w:pPr>
+      <w:r>
+        <w:rPr>
+          <w:rStyle w:val="aff2"/>
+        </w:rPr>
+        <w:t>Mathify Labs 目前處於技術原型階段（已有 AI 對話 + 前端介面，視覺化引擎開發中），尚無營運數據。以下所有數字均為推估，每項假設均標註推導邏輯與參考依據。</w:t>
+      </w:r>
+    </w:p>
+    <w:p>
+      <w:pPr>
+        <w:pStyle w:val="2"/>
+      </w:pPr>
+      <w:bookmarkStart w:id="21" w:name="_Toc224898877"/>
+      <w:r>
+        <w:t>(一) 商業模式</w:t>
       </w:r>
       <w:bookmarkEnd w:id="21"/>
     </w:p>
     <w:p>
       <w:pPr>
-        <w:pStyle w:val="af0"/>
-        <w:rPr>
-          <w:rStyle w:val="aff2"/>
-        </w:rPr>
-      </w:pPr>
-      <w:r>
-        <w:rPr>
-          <w:rStyle w:val="aff2"/>
-        </w:rPr>
-        <w:t>Mathify Labs 目前處於技術原型階段（已有 AI 對話 + 前端介面，視覺化引擎開發中），尚無營運數據。以下所有數字均為推估，每項假設均標註推導邏輯與參考依據。</w:t>
-      </w:r>
-    </w:p>
-    <w:p>
-      <w:pPr>
-        <w:pStyle w:val="2"/>
-      </w:pPr>
-      <w:bookmarkStart w:id="22" w:name="_Toc224898877"/>
-      <w:r>
-        <w:t>(一) 商業模式</w:t>
+        <w:pStyle w:val="3"/>
+      </w:pPr>
+      <w:bookmarkStart w:id="22" w:name="_Toc224898878"/>
+      <w:r>
+        <w:rPr>
+          <w:rFonts w:hint="eastAsia"/>
+        </w:rPr>
+        <w:t>1</w:t>
+      </w:r>
+      <w:r>
+        <w:t>. 單位經濟模型</w:t>
       </w:r>
       <w:bookmarkEnd w:id="22"/>
-    </w:p>
-    <w:p>
-      <w:pPr>
-        <w:pStyle w:val="3"/>
-      </w:pPr>
-      <w:bookmarkStart w:id="23" w:name="_Toc224898878"/>
-      <w:r>
-        <w:rPr>
-          <w:rFonts w:hint="eastAsia"/>
-        </w:rPr>
-        <w:t>1</w:t>
-      </w:r>
-      <w:r>
-        <w:t>. 單位經濟模型</w:t>
-      </w:r>
-      <w:bookmarkEnd w:id="23"/>
     </w:p>
     <w:p>
       <w:pPr>
@@ -14405,7 +14081,7 @@
               <w:pStyle w:val="aff1"/>
             </w:pPr>
             <w:r>
-              <w:t>40%</w:t>
+              <w:t>30%</w:t>
             </w:r>
           </w:p>
         </w:tc>
@@ -14625,7 +14301,7 @@
               <w:pStyle w:val="aff1"/>
             </w:pPr>
             <w:r>
-              <w:t>20%</w:t>
+              <w:t>27%</w:t>
             </w:r>
           </w:p>
         </w:tc>
@@ -15293,7 +14969,7 @@
       <w:pPr>
         <w:pStyle w:val="3"/>
       </w:pPr>
-      <w:bookmarkStart w:id="24" w:name="_Toc224898879"/>
+      <w:bookmarkStart w:id="23" w:name="_Toc224898879"/>
       <w:r>
         <w:rPr>
           <w:rFonts w:hint="eastAsia"/>
@@ -15303,7 +14979,7 @@
       <w:r>
         <w:t>. 毛利率</w:t>
       </w:r>
-      <w:bookmarkEnd w:id="24"/>
+      <w:bookmarkEnd w:id="23"/>
     </w:p>
     <w:p>
       <w:r>
@@ -16044,7 +15720,7 @@
               <w:pStyle w:val="aff1"/>
             </w:pPr>
             <w:r>
-              <w:t>~NT$6 萬</w:t>
+              <w:t>~NT$9 萬</w:t>
             </w:r>
           </w:p>
         </w:tc>
@@ -16071,7 +15747,7 @@
               <w:pStyle w:val="aff1"/>
             </w:pPr>
             <w:r>
-              <w:t>首位工程師（Q3 起），創辦人不支薪（Y1 年化約 NT$36 萬）</w:t>
+              <w:t>3 名員工 × NT$3 萬/月，創辦人不支薪</w:t>
             </w:r>
           </w:p>
         </w:tc>
@@ -16127,7 +15803,7 @@
               <w:pStyle w:val="aff1"/>
             </w:pPr>
             <w:r>
-              <w:t>~NT$4 萬</w:t>
+              <w:t>~NT$3 萬</w:t>
             </w:r>
           </w:p>
         </w:tc>
@@ -16210,7 +15886,7 @@
               <w:pStyle w:val="aff1"/>
             </w:pPr>
             <w:r>
-              <w:t>~NT$4 萬</w:t>
+              <w:t>~NT$7 萬</w:t>
             </w:r>
           </w:p>
         </w:tc>
@@ -16237,7 +15913,7 @@
               <w:pStyle w:val="aff1"/>
             </w:pPr>
             <w:r>
-              <w:t>數位行銷、KOL、教育展</w:t>
+              <w:t>數位廣告、KOL 合作、學校推廣、教育展</w:t>
             </w:r>
           </w:p>
         </w:tc>
@@ -16293,7 +15969,7 @@
               <w:pStyle w:val="aff1"/>
             </w:pPr>
             <w:r>
-              <w:t>~NT$2 萬</w:t>
+              <w:t>~NT$4 萬</w:t>
             </w:r>
           </w:p>
         </w:tc>
@@ -16320,7 +15996,7 @@
               <w:pStyle w:val="aff1"/>
             </w:pPr>
             <w:r>
-              <w:t>辦公、法務、雜支</w:t>
+              <w:t>AI API、SaaS 工具、公司維運、法務</w:t>
             </w:r>
           </w:p>
         </w:tc>
@@ -16384,7 +16060,7 @@
                 <w:b/>
                 <w:bCs/>
               </w:rPr>
-              <w:t>~NT$16 萬</w:t>
+              <w:t>~NT$23 萬</w:t>
             </w:r>
           </w:p>
         </w:tc>
@@ -16430,7 +16106,7 @@
       <w:pPr>
         <w:pStyle w:val="3"/>
       </w:pPr>
-      <w:bookmarkStart w:id="25" w:name="_Toc224898880"/>
+      <w:bookmarkStart w:id="24" w:name="_Toc224898880"/>
       <w:r>
         <w:rPr>
           <w:rFonts w:hint="eastAsia"/>
@@ -16440,7 +16116,7 @@
       <w:r>
         <w:t>. 通路與品牌策略</w:t>
       </w:r>
-      <w:bookmarkEnd w:id="25"/>
+      <w:bookmarkEnd w:id="24"/>
     </w:p>
     <w:p>
       <w:r>
@@ -16491,18 +16167,18 @@
       <w:pPr>
         <w:pStyle w:val="2"/>
       </w:pPr>
-      <w:bookmarkStart w:id="26" w:name="_Toc224898881"/>
+      <w:bookmarkStart w:id="25" w:name="_Toc224898881"/>
       <w:r>
         <w:lastRenderedPageBreak/>
         <w:t>(二) 市場拓展策略</w:t>
       </w:r>
-      <w:bookmarkEnd w:id="26"/>
+      <w:bookmarkEnd w:id="25"/>
     </w:p>
     <w:p>
       <w:pPr>
         <w:pStyle w:val="3"/>
       </w:pPr>
-      <w:bookmarkStart w:id="27" w:name="_Toc224898882"/>
+      <w:bookmarkStart w:id="26" w:name="_Toc224898882"/>
       <w:r>
         <w:rPr>
           <w:rFonts w:hint="eastAsia"/>
@@ -16512,7 +16188,7 @@
       <w:r>
         <w:t>. 通路拓展</w:t>
       </w:r>
-      <w:bookmarkEnd w:id="27"/>
+      <w:bookmarkEnd w:id="26"/>
     </w:p>
     <w:p>
       <w:pPr>
@@ -17429,7 +17105,7 @@
       <w:pPr>
         <w:pStyle w:val="3"/>
       </w:pPr>
-      <w:bookmarkStart w:id="28" w:name="_Toc224898883"/>
+      <w:bookmarkStart w:id="27" w:name="_Toc224898883"/>
       <w:r>
         <w:rPr>
           <w:rFonts w:hint="eastAsia"/>
@@ -17439,7 +17115,7 @@
       <w:r>
         <w:t>. 展店或跨境電商</w:t>
       </w:r>
-      <w:bookmarkEnd w:id="28"/>
+      <w:bookmarkEnd w:id="27"/>
     </w:p>
     <w:p>
       <w:r>
@@ -17484,12 +17160,12 @@
           <w:numId w:val="4"/>
         </w:numPr>
       </w:pPr>
-      <w:bookmarkStart w:id="29" w:name="_Toc224898884"/>
+      <w:bookmarkStart w:id="28" w:name="_Toc224898884"/>
       <w:r>
         <w:lastRenderedPageBreak/>
         <w:t>團隊潛力</w:t>
       </w:r>
-      <w:bookmarkEnd w:id="29"/>
+      <w:bookmarkEnd w:id="28"/>
     </w:p>
     <w:p>
       <w:pPr>
@@ -17539,21 +17215,21 @@
       <w:pPr>
         <w:pStyle w:val="2"/>
       </w:pPr>
-      <w:bookmarkStart w:id="30" w:name="_Toc224898885"/>
+      <w:bookmarkStart w:id="29" w:name="_Toc224898885"/>
       <w:r>
         <w:t>(一) 團隊介紹</w:t>
       </w:r>
-      <w:bookmarkEnd w:id="30"/>
+      <w:bookmarkEnd w:id="29"/>
     </w:p>
     <w:p>
       <w:pPr>
         <w:pStyle w:val="3"/>
       </w:pPr>
-      <w:bookmarkStart w:id="31" w:name="_Toc224898886"/>
+      <w:bookmarkStart w:id="30" w:name="_Toc224898886"/>
       <w:r>
         <w:t>1. 核心成員經歷</w:t>
       </w:r>
-      <w:bookmarkEnd w:id="31"/>
+      <w:bookmarkEnd w:id="30"/>
     </w:p>
     <w:p>
       <w:pPr>
@@ -18218,7 +17894,7 @@
             <w:pPr>
               <w:pStyle w:val="aff1"/>
             </w:pPr>
-            <w:bookmarkStart w:id="32" w:name="_Hlk224635750"/>
+            <w:bookmarkStart w:id="31" w:name="_Hlk224635750"/>
             <w:r>
               <w:t>專長</w:t>
             </w:r>
@@ -18279,7 +17955,7 @@
           </w:p>
         </w:tc>
       </w:tr>
-      <w:bookmarkEnd w:id="32"/>
+      <w:bookmarkEnd w:id="31"/>
       <w:tr>
         <w:tc>
           <w:tcPr>
@@ -18774,11 +18450,11 @@
       <w:pPr>
         <w:pStyle w:val="3"/>
       </w:pPr>
-      <w:bookmarkStart w:id="33" w:name="_Toc224898887"/>
+      <w:bookmarkStart w:id="32" w:name="_Toc224898887"/>
       <w:r>
         <w:t>2. 核心能力</w:t>
       </w:r>
-      <w:bookmarkEnd w:id="33"/>
+      <w:bookmarkEnd w:id="32"/>
     </w:p>
     <w:tbl>
       <w:tblPr>
@@ -19600,12 +19276,12 @@
       <w:pPr>
         <w:pStyle w:val="3"/>
       </w:pPr>
-      <w:bookmarkStart w:id="34" w:name="_Toc224898888"/>
+      <w:bookmarkStart w:id="33" w:name="_Toc224898888"/>
       <w:r>
         <w:lastRenderedPageBreak/>
         <w:t>3. 團隊分工</w:t>
       </w:r>
-      <w:bookmarkEnd w:id="34"/>
+      <w:bookmarkEnd w:id="33"/>
     </w:p>
     <w:tbl>
       <w:tblPr>
@@ -20390,11 +20066,11 @@
       <w:pPr>
         <w:pStyle w:val="3"/>
       </w:pPr>
-      <w:bookmarkStart w:id="35" w:name="_Toc224898889"/>
+      <w:bookmarkStart w:id="34" w:name="_Toc224898889"/>
       <w:r>
         <w:t>4. 過去實績</w:t>
       </w:r>
-      <w:bookmarkEnd w:id="35"/>
+      <w:bookmarkEnd w:id="34"/>
     </w:p>
     <w:p>
       <w:r>
@@ -20449,12 +20125,12 @@
           <w:numId w:val="4"/>
         </w:numPr>
       </w:pPr>
-      <w:bookmarkStart w:id="36" w:name="_Toc224898890"/>
+      <w:bookmarkStart w:id="35" w:name="_Toc224898890"/>
       <w:r>
         <w:lastRenderedPageBreak/>
         <w:t>財務規劃與管理</w:t>
       </w:r>
-      <w:bookmarkEnd w:id="36"/>
+      <w:bookmarkEnd w:id="35"/>
     </w:p>
     <w:p>
       <w:pPr>
@@ -20478,17 +20154,17 @@
       <w:pPr>
         <w:pStyle w:val="2"/>
       </w:pPr>
-      <w:bookmarkStart w:id="37" w:name="_Toc224898891"/>
+      <w:bookmarkStart w:id="36" w:name="_Toc224898891"/>
       <w:r>
         <w:t>(一) 財務規劃與資金用途</w:t>
       </w:r>
-      <w:bookmarkEnd w:id="37"/>
+      <w:bookmarkEnd w:id="36"/>
     </w:p>
     <w:p>
       <w:pPr>
         <w:pStyle w:val="3"/>
       </w:pPr>
-      <w:bookmarkStart w:id="38" w:name="_Toc224898892"/>
+      <w:bookmarkStart w:id="37" w:name="_Toc224898892"/>
       <w:r>
         <w:rPr>
           <w:rFonts w:hint="eastAsia"/>
@@ -20498,7 +20174,7 @@
       <w:r>
         <w:t>. 行銷成本比例</w:t>
       </w:r>
-      <w:bookmarkEnd w:id="38"/>
+      <w:bookmarkEnd w:id="37"/>
     </w:p>
     <w:p>
       <w:pPr>
@@ -20732,7 +20408,7 @@
               <w:pStyle w:val="aff1"/>
             </w:pPr>
             <w:r>
-              <w:t>產品開發與技術</w:t>
+              <w:t>人力成本（產品開發與技術建置）</w:t>
             </w:r>
             <w:r>
               <w:rPr>
@@ -20764,7 +20440,7 @@
               <w:pStyle w:val="aff1"/>
             </w:pPr>
             <w:r>
-              <w:t>AI API 調用額度、雲端服務（AWS/GCP）、開發工具授權、TikZ/Desmos 引擎整合所需技術資源</w:t>
+              <w:t>3 名員工 × NT$3 萬/月 × 12 月，專責前後端開發、AI 模型調校與系統維運</w:t>
             </w:r>
           </w:p>
         </w:tc>
@@ -20791,7 +20467,7 @@
               <w:jc w:val="right"/>
             </w:pPr>
             <w:r>
-              <w:t>NT$110 萬</w:t>
+              <w:t>NT$108 萬</w:t>
             </w:r>
           </w:p>
         </w:tc>
@@ -20818,7 +20494,7 @@
               <w:jc w:val="right"/>
             </w:pPr>
             <w:r>
-              <w:t>37%</w:t>
+              <w:t>36%</w:t>
             </w:r>
           </w:p>
         </w:tc>
@@ -20941,7 +20617,7 @@
               <w:jc w:val="right"/>
             </w:pPr>
             <w:r>
-              <w:t>NT$50 萬</w:t>
+              <w:t>NT$35 萬</w:t>
             </w:r>
           </w:p>
         </w:tc>
@@ -20969,7 +20645,7 @@
               <w:jc w:val="right"/>
             </w:pPr>
             <w:r>
-              <w:t>17%</w:t>
+              <w:t>12%</w:t>
             </w:r>
           </w:p>
         </w:tc>
@@ -21178,7 +20854,7 @@
               <w:pStyle w:val="aff1"/>
             </w:pPr>
             <w:r>
-              <w:t>伺服器月租、辦公、法務、會計</w:t>
+              <w:t>AI API 總支出 NT$15萬 + SaaS 工具與金流 NT$15萬 + 公司設立與維運 NT$15萬</w:t>
             </w:r>
           </w:p>
         </w:tc>
@@ -21234,7 +20910,7 @@
               <w:jc w:val="right"/>
             </w:pPr>
             <w:r>
-              <w:t>13%</w:t>
+              <w:t>15%</w:t>
             </w:r>
           </w:p>
         </w:tc>
@@ -21345,7 +21021,7 @@
               <w:jc w:val="right"/>
             </w:pPr>
             <w:r>
-              <w:t>13%</w:t>
+              <w:t>10%</w:t>
             </w:r>
           </w:p>
         </w:tc>
@@ -21439,7 +21115,7 @@
     </w:tbl>
     <w:p>
       <w:r>
-        <w:t>分配邏輯：50% 投入產品（這是技術驅動型創業的核心），20% 行銷是合理的早期比例——種子階段靠口碑與社群，不靠燒錢買廣告。</w:t>
+        <w:t>分配邏輯：48% 投入產品與內容（人力 36% + 內容 12%，技術驅動型創業的核心），27% 行銷用於數位廣告、KOL 合作與學校推廣，15% 營運基礎建設（AI API、SaaS、公司設立），10% 預備金。</w:t>
       </w:r>
       <w:r>
         <w:br w:type="page"/>
@@ -21449,7 +21125,7 @@
       <w:pPr>
         <w:pStyle w:val="3"/>
       </w:pPr>
-      <w:bookmarkStart w:id="39" w:name="_Toc224898893"/>
+      <w:bookmarkStart w:id="38" w:name="_Toc224898893"/>
       <w:r>
         <w:rPr>
           <w:rFonts w:hint="eastAsia"/>
@@ -21460,7 +21136,7 @@
       <w:r>
         <w:t>. 現金流管理</w:t>
       </w:r>
-      <w:bookmarkEnd w:id="39"/>
+      <w:bookmarkEnd w:id="38"/>
     </w:p>
     <w:p>
       <w:pPr>
@@ -22034,7 +21710,7 @@
               <w:jc w:val="right"/>
             </w:pPr>
             <w:r>
-              <w:t>NT$144 萬</w:t>
+              <w:t>NT$270 萬</w:t>
             </w:r>
           </w:p>
         </w:tc>
@@ -22062,7 +21738,7 @@
               <w:jc w:val="right"/>
             </w:pPr>
             <w:r>
-              <w:t>NT$360 萬</w:t>
+              <w:t>NT$450 萬</w:t>
             </w:r>
           </w:p>
         </w:tc>
@@ -22147,7 +21823,7 @@
               <w:jc w:val="right"/>
             </w:pPr>
             <w:r>
-              <w:t>NT$157 萬</w:t>
+              <w:t>NT$283 萬</w:t>
             </w:r>
           </w:p>
         </w:tc>
@@ -22175,7 +21851,7 @@
               <w:jc w:val="right"/>
             </w:pPr>
             <w:r>
-              <w:t>NT$540 萬</w:t>
+              <w:t>NT$630 萬</w:t>
             </w:r>
           </w:p>
         </w:tc>
@@ -22265,7 +21941,7 @@
                 <w:b w:val="0"/>
                 <w:szCs w:val="24"/>
               </w:rPr>
-              <w:t>-NT$47 萬</w:t>
+              <w:t>-NT$173 萬</w:t>
             </w:r>
           </w:p>
         </w:tc>
@@ -22298,7 +21974,7 @@
                 <w:b w:val="0"/>
                 <w:szCs w:val="24"/>
               </w:rPr>
-              <w:t>NT$360 萬</w:t>
+              <w:t>NT$270 萬</w:t>
             </w:r>
           </w:p>
         </w:tc>
@@ -22386,7 +22062,7 @@
               <w:jc w:val="right"/>
             </w:pPr>
             <w:r>
-              <w:t>-43%</w:t>
+              <w:t>-157%</w:t>
             </w:r>
           </w:p>
         </w:tc>
@@ -22703,7 +22379,7 @@
               <w:jc w:val="right"/>
             </w:pPr>
             <w:r>
-              <w:t>NT$253 萬</w:t>
+              <w:t>NT$127 萬</w:t>
             </w:r>
           </w:p>
         </w:tc>
@@ -22730,7 +22406,7 @@
               <w:jc w:val="right"/>
             </w:pPr>
             <w:r>
-              <w:t>NT$613 萬</w:t>
+              <w:t>NT$397 萬</w:t>
             </w:r>
           </w:p>
         </w:tc>
@@ -22787,7 +22463,7 @@
               <w:jc w:val="right"/>
             </w:pPr>
             <w:r>
-              <w:t>-NT$47 萬</w:t>
+              <w:t>-NT$173 萬</w:t>
             </w:r>
           </w:p>
         </w:tc>
@@ -22815,7 +22491,7 @@
               <w:jc w:val="right"/>
             </w:pPr>
             <w:r>
-              <w:t>NT$360 萬</w:t>
+              <w:t>NT$270 萬</w:t>
             </w:r>
           </w:p>
         </w:tc>
@@ -22898,7 +22574,7 @@
               <w:jc w:val="right"/>
             </w:pPr>
             <w:r>
-              <w:t>NT$253 萬</w:t>
+              <w:t>NT$127 萬</w:t>
             </w:r>
           </w:p>
         </w:tc>
@@ -22925,7 +22601,7 @@
               <w:jc w:val="right"/>
             </w:pPr>
             <w:r>
-              <w:t>NT$613 萬</w:t>
+              <w:t>NT$397 萬</w:t>
             </w:r>
           </w:p>
         </w:tc>
@@ -22952,7 +22628,7 @@
               <w:jc w:val="right"/>
             </w:pPr>
             <w:r>
-              <w:t>NT$1,909 萬</w:t>
+              <w:t>NT$1,693 萬</w:t>
             </w:r>
           </w:p>
         </w:tc>
@@ -22960,7 +22636,7 @@
     </w:tbl>
     <w:p>
       <w:r>
-        <w:t>Year 1 虧損 NT$47 萬由支持金覆蓋。Year 2 轉正。Year 3 淨利率 51%</w:t>
+        <w:t>Year 1 虧損 NT$173 萬由支持金覆蓋（期末仍有 NT$127 萬現金）。Year 2 轉正。Year 3 淨利率 51%</w:t>
       </w:r>
       <w:r>
         <w:rPr>
@@ -22990,7 +22666,7 @@
         <w:t>損益兩平</w:t>
       </w:r>
       <w:r>
-        <w:t>：月固定成本約 NT$16 萬 ÷ 每用戶月邊際貢獻 NT$47</w:t>
+        <w:t>：月固定成本約 NT$23 萬 ÷ 每用戶月邊際貢獻 NT$47</w:t>
       </w:r>
       <w:r>
         <w:rPr>
@@ -22999,7 +22675,7 @@
         <w:t>5</w:t>
       </w:r>
       <w:r>
-        <w:t xml:space="preserve"> = 337 名付費用戶（預計 M10-11 達成）。</w:t>
+        <w:t xml:space="preserve"> = 484 名付費用戶（預計 Year 1 內達成）。</w:t>
       </w:r>
       <w:r>
         <w:br w:type="page"/>
@@ -23009,7 +22685,7 @@
       <w:pPr>
         <w:pStyle w:val="3"/>
       </w:pPr>
-      <w:bookmarkStart w:id="40" w:name="_Toc224898894"/>
+      <w:bookmarkStart w:id="39" w:name="_Toc224898894"/>
       <w:r>
         <w:rPr>
           <w:rFonts w:hint="eastAsia"/>
@@ -23020,7 +22696,7 @@
       <w:r>
         <w:t>. 資金用途</w:t>
       </w:r>
-      <w:bookmarkEnd w:id="40"/>
+      <w:bookmarkEnd w:id="39"/>
     </w:p>
     <w:p>
       <w:pPr>
@@ -24979,18 +24655,18 @@
       <w:pPr>
         <w:pStyle w:val="2"/>
       </w:pPr>
-      <w:bookmarkStart w:id="41" w:name="_Toc224898895"/>
+      <w:bookmarkStart w:id="40" w:name="_Toc224898895"/>
       <w:r>
         <w:lastRenderedPageBreak/>
         <w:t>(二) 風險評估與因應措施</w:t>
       </w:r>
-      <w:bookmarkEnd w:id="41"/>
+      <w:bookmarkEnd w:id="40"/>
     </w:p>
     <w:p>
       <w:pPr>
         <w:pStyle w:val="3"/>
       </w:pPr>
-      <w:bookmarkStart w:id="42" w:name="_Toc224898896"/>
+      <w:bookmarkStart w:id="41" w:name="_Toc224898896"/>
       <w:r>
         <w:rPr>
           <w:rFonts w:hint="eastAsia"/>
@@ -25000,7 +24676,7 @@
       <w:r>
         <w:t>. 市場競爭風險</w:t>
       </w:r>
-      <w:bookmarkEnd w:id="42"/>
+      <w:bookmarkEnd w:id="41"/>
     </w:p>
     <w:tbl>
       <w:tblPr>
@@ -25572,7 +25248,7 @@
       <w:pPr>
         <w:pStyle w:val="3"/>
       </w:pPr>
-      <w:bookmarkStart w:id="43" w:name="_Toc224898897"/>
+      <w:bookmarkStart w:id="42" w:name="_Toc224898897"/>
       <w:r>
         <w:rPr>
           <w:rFonts w:hint="eastAsia"/>
@@ -25582,7 +25258,7 @@
       <w:r>
         <w:t>. 成本上升風險</w:t>
       </w:r>
-      <w:bookmarkEnd w:id="43"/>
+      <w:bookmarkEnd w:id="42"/>
     </w:p>
     <w:tbl>
       <w:tblPr>
@@ -25928,7 +25604,7 @@
               <w:pStyle w:val="aff1"/>
             </w:pPr>
             <w:r>
-              <w:t>保守規劃、創辦人不領薪、保留 NT$40 萬（13%）預備金</w:t>
+              <w:t>保守規劃、創辦人不領薪、保留 NT$30 萬（10%）預備金</w:t>
             </w:r>
           </w:p>
         </w:tc>
@@ -25956,7 +25632,7 @@
         </w:numPr>
       </w:pPr>
       <w:r>
-        <w:t>財務緩衝：預留 13% 預備金</w:t>
+        <w:t>財務緩衝：預留 10% 預備金</w:t>
       </w:r>
     </w:p>
     <w:p>
@@ -25977,6 +25653,127 @@
       </w:pPr>
       <w:r>
         <w:t>市場驗證：先 500 人小規模驗證 PMF，確認後再擴大</w:t>
+      </w:r>
+    </w:p>
+    <w:p>
+      <w:pPr>
+        <w:widowControl/>
+      </w:pPr>
+      <w:r>
+        <w:br w:type="page"/>
+      </w:r>
+    </w:p>
+    <w:p>
+      <w:pPr>
+        <w:widowControl/>
+        <w:jc w:val="center"/>
+      </w:pPr>
+      <w:r>
+        <w:rPr>
+          <w:rFonts w:hint="eastAsia"/>
+          <w:b/>
+          <w:bCs/>
+        </w:rPr>
+        <w:lastRenderedPageBreak/>
+        <w:t>願景</w:t>
+      </w:r>
+    </w:p>
+    <w:p>
+      <w:pPr>
+        <w:widowControl/>
+        <w:jc w:val="center"/>
+      </w:pPr>
+      <w:r>
+        <w:rPr>
+          <w:rFonts w:hint="eastAsia"/>
+        </w:rPr>
+        <w:t>讓每</w:t>
+      </w:r>
+      <w:proofErr w:type="gramStart"/>
+      <w:r>
+        <w:rPr>
+          <w:rFonts w:hint="eastAsia"/>
+        </w:rPr>
+        <w:t>個</w:t>
+      </w:r>
+      <w:proofErr w:type="gramEnd"/>
+      <w:r>
+        <w:rPr>
+          <w:rFonts w:hint="eastAsia"/>
+        </w:rPr>
+        <w:t>孩子都擁有公平的學習機會</w:t>
+      </w:r>
+    </w:p>
+    <w:p>
+      <w:pPr>
+        <w:widowControl/>
+        <w:jc w:val="center"/>
+      </w:pPr>
+      <w:proofErr w:type="spellStart"/>
+      <w:r>
+        <w:rPr>
+          <w:rFonts w:hint="eastAsia"/>
+          <w:b/>
+          <w:bCs/>
+        </w:rPr>
+        <w:t>Mathify</w:t>
+      </w:r>
+      <w:proofErr w:type="spellEnd"/>
+      <w:r>
+        <w:rPr>
+          <w:rFonts w:hint="eastAsia"/>
+        </w:rPr>
+        <w:t xml:space="preserve"> 不僅僅是一個解題工具，更是推動教育平權的引擎。</w:t>
+      </w:r>
+    </w:p>
+    <w:p>
+      <w:pPr>
+        <w:widowControl/>
+        <w:jc w:val="center"/>
+      </w:pPr>
+      <w:r>
+        <w:rPr>
+          <w:rFonts w:hint="eastAsia"/>
+        </w:rPr>
+        <w:t>我們致力於消除城鄉差距，讓偏鄉的孩子</w:t>
+      </w:r>
+      <w:bookmarkStart w:id="43" w:name="_GoBack"/>
+      <w:bookmarkEnd w:id="43"/>
+      <w:r>
+        <w:rPr>
+          <w:rFonts w:hint="eastAsia"/>
+        </w:rPr>
+        <w:t>也能透過 AI，享受到如同頂尖家教般的引導式教學。</w:t>
+      </w:r>
+    </w:p>
+    <w:p>
+      <w:pPr>
+        <w:widowControl/>
+        <w:jc w:val="center"/>
+      </w:pPr>
+      <w:r>
+        <w:rPr>
+          <w:rFonts w:hint="eastAsia"/>
+        </w:rPr>
+        <w:t>Join us to redefine Math Education.</w:t>
+      </w:r>
+    </w:p>
+    <w:p>
+      <w:pPr>
+        <w:widowControl/>
+      </w:pPr>
+    </w:p>
+    <w:p>
+      <w:pPr>
+        <w:widowControl/>
+      </w:pPr>
+    </w:p>
+    <w:p>
+      <w:pPr>
+        <w:widowControl/>
+      </w:pPr>
+      <w:r>
+        <w:br w:type="page"/>
       </w:r>
     </w:p>
     <w:p>
@@ -25996,9 +25793,6 @@
           <w:docGrid w:linePitch="360"/>
         </w:sectPr>
       </w:pPr>
-      <w:r>
-        <w:br w:type="page"/>
-      </w:r>
     </w:p>
     <w:p>
       <w:pPr>
@@ -28266,7 +28060,7 @@
               <w:rPr>
                 <w:sz w:val="20"/>
               </w:rPr>
-              <w:t>產品 50% → 行銷 20% → 營運 17% → 預備金 13%。Y1 虧損 NT$47萬由支持金覆蓋，Y2 轉正</w:t>
+              <w:t>人力+內容 48% → 行銷 27% → 營運 15% → 預備金 10%。Y1 虧損 NT$173萬由支持金覆蓋（期末仍有 NT$127萬現金），Y2 轉正</w:t>
             </w:r>
           </w:p>
         </w:tc>
@@ -28465,7 +28259,7 @@
         <w:rPr>
           <w:sz w:val="20"/>
         </w:rPr>
-        <w:t>▶ 損益兩平 = 月固定成本 ÷ 單位貢獻 = NT$160,000 ÷ NT$475 = 337 名用戶</w:t>
+        <w:t>▶ 損益兩平 = 月固定成本 ÷ 單位貢獻 = NT$230,000 ÷ NT$475 = 484 名用戶</w:t>
       </w:r>
     </w:p>
     <w:p>
@@ -33562,7 +33356,7 @@
 </file>
 
 <file path=customXml/itemProps1.xml><?xml version="1.0" encoding="utf-8"?>
-<ds:datastoreItem xmlns:ds="http://schemas.openxmlformats.org/officeDocument/2006/customXml" ds:itemID="{C8F12157-A4B5-409C-A59A-D20C410C5AB7}">
+<ds:datastoreItem xmlns:ds="http://schemas.openxmlformats.org/officeDocument/2006/customXml" ds:itemID="{2C3FA59E-F54F-4850-8494-CCE3F60DE60E}">
   <ds:schemaRefs>
     <ds:schemaRef ds:uri="http://schemas.openxmlformats.org/officeDocument/2006/bibliography"/>
   </ds:schemaRefs>

--- a/04.複賽/B0274商業計劃書v1.docx
+++ b/04.複賽/B0274商業計劃書v1.docx
@@ -25668,6 +25668,7 @@
         <w:widowControl/>
         <w:jc w:val="center"/>
       </w:pPr>
+      <w:bookmarkStart w:id="43" w:name="_GoBack"/>
       <w:r>
         <w:rPr>
           <w:rFonts w:hint="eastAsia"/>
@@ -25723,7 +25724,34 @@
         <w:rPr>
           <w:rFonts w:hint="eastAsia"/>
         </w:rPr>
-        <w:t xml:space="preserve"> 不僅僅是一個解題工具，更是推動教育平權的引擎。</w:t>
+        <w:t xml:space="preserve"> </w:t>
+      </w:r>
+      <w:r>
+        <w:rPr>
+          <w:rFonts w:hint="eastAsia"/>
+        </w:rPr>
+        <w:t>La</w:t>
+      </w:r>
+      <w:r>
+        <w:t xml:space="preserve">bs </w:t>
+      </w:r>
+      <w:r>
+        <w:rPr>
+          <w:rFonts w:hint="eastAsia"/>
+        </w:rPr>
+        <w:t>不僅僅是</w:t>
+      </w:r>
+      <w:r>
+        <w:rPr>
+          <w:rFonts w:hint="eastAsia"/>
+        </w:rPr>
+        <w:t>打造</w:t>
+      </w:r>
+      <w:r>
+        <w:rPr>
+          <w:rFonts w:hint="eastAsia"/>
+        </w:rPr>
+        <w:t>一個解題工具，更是推動教育平權的引擎。</w:t>
       </w:r>
     </w:p>
     <w:p>
@@ -25735,15 +25763,7 @@
         <w:rPr>
           <w:rFonts w:hint="eastAsia"/>
         </w:rPr>
-        <w:t>我們致力於消除城鄉差距，讓偏鄉的孩子</w:t>
-      </w:r>
-      <w:bookmarkStart w:id="43" w:name="_GoBack"/>
-      <w:bookmarkEnd w:id="43"/>
-      <w:r>
-        <w:rPr>
-          <w:rFonts w:hint="eastAsia"/>
-        </w:rPr>
-        <w:t>也能透過 AI，享受到如同頂尖家教般的引導式教學。</w:t>
+        <w:t>我們致力於消除城鄉差距，讓偏鄉的孩子也能透過 AI，享受到如同頂尖家教般的引導式教學。</w:t>
       </w:r>
     </w:p>
     <w:p>
@@ -25758,16 +25778,7 @@
         <w:t>Join us to redefine Math Education.</w:t>
       </w:r>
     </w:p>
-    <w:p>
-      <w:pPr>
-        <w:widowControl/>
-      </w:pPr>
-    </w:p>
-    <w:p>
-      <w:pPr>
-        <w:widowControl/>
-      </w:pPr>
-    </w:p>
+    <w:bookmarkEnd w:id="43"/>
     <w:p>
       <w:pPr>
         <w:widowControl/>
@@ -33356,7 +33367,7 @@
 </file>
 
 <file path=customXml/itemProps1.xml><?xml version="1.0" encoding="utf-8"?>
-<ds:datastoreItem xmlns:ds="http://schemas.openxmlformats.org/officeDocument/2006/customXml" ds:itemID="{2C3FA59E-F54F-4850-8494-CCE3F60DE60E}">
+<ds:datastoreItem xmlns:ds="http://schemas.openxmlformats.org/officeDocument/2006/customXml" ds:itemID="{A00CEC83-5DA7-4813-A511-FE63BCF7570F}">
   <ds:schemaRefs>
     <ds:schemaRef ds:uri="http://schemas.openxmlformats.org/officeDocument/2006/bibliography"/>
   </ds:schemaRefs>

--- a/04.複賽/B0274商業計劃書v1.docx
+++ b/04.複賽/B0274商業計劃書v1.docx
@@ -3,825 +3,6 @@
 <w:document xmlns:wpc="http://schemas.microsoft.com/office/word/2010/wordprocessingCanvas" xmlns:cx="http://schemas.microsoft.com/office/drawing/2014/chartex" xmlns:cx1="http://schemas.microsoft.com/office/drawing/2015/9/8/chartex" xmlns:cx2="http://schemas.microsoft.com/office/drawing/2015/10/21/chartex" xmlns:cx3="http://schemas.microsoft.com/office/drawing/2016/5/9/chartex" xmlns:cx4="http://schemas.microsoft.com/office/drawing/2016/5/10/chartex" xmlns:cx5="http://schemas.microsoft.com/office/drawing/2016/5/11/chartex" xmlns:cx6="http://schemas.microsoft.com/office/drawing/2016/5/12/chartex" xmlns:cx7="http://schemas.microsoft.com/office/drawing/2016/5/13/chartex" xmlns:cx8="http://schemas.microsoft.com/office/drawing/2016/5/14/chartex" xmlns:mc="http://schemas.openxmlformats.org/markup-compatibility/2006" xmlns:aink="http://schemas.microsoft.com/office/drawing/2016/ink" xmlns:am3d="http://schemas.microsoft.com/office/drawing/2017/model3d" xmlns:o="urn:schemas-microsoft-com:office:office" xmlns:r="http://schemas.openxmlformats.org/officeDocument/2006/relationships" xmlns:m="http://schemas.openxmlformats.org/officeDocument/2006/math" xmlns:v="urn:schemas-microsoft-com:vml" xmlns:wp14="http://schemas.microsoft.com/office/word/2010/wordprocessingDrawing" xmlns:wp="http://schemas.openxmlformats.org/drawingml/2006/wordprocessingDrawing" xmlns:w10="urn:schemas-microsoft-com:office:word" xmlns:w="http://schemas.openxmlformats.org/wordprocessingml/2006/main" xmlns:w14="http://schemas.microsoft.com/office/word/2010/wordml" xmlns:w15="http://schemas.microsoft.com/office/word/2012/wordml" xmlns:w16cid="http://schemas.microsoft.com/office/word/2016/wordml/cid" xmlns:w16se="http://schemas.microsoft.com/office/word/2015/wordml/symex" xmlns:wpg="http://schemas.microsoft.com/office/word/2010/wordprocessingGroup" xmlns:wpi="http://schemas.microsoft.com/office/word/2010/wordprocessingInk" xmlns:wne="http://schemas.microsoft.com/office/word/2006/wordml" xmlns:wps="http://schemas.microsoft.com/office/word/2010/wordprocessingShape" mc:Ignorable="w14 w15 w16se w16cid wp14">
   <w:background w:color="F2F2F2" w:themeColor="background1" w:themeShade="F2"/>
   <w:body>
-    <w:tbl>
-      <w:tblPr>
-        <w:tblStyle w:val="af3"/>
-        <w:tblW w:w="8363" w:type="dxa"/>
-        <w:tblInd w:w="1413" w:type="dxa"/>
-        <w:tblBorders>
-          <w:top w:val="none" w:sz="0" w:space="0" w:color="auto"/>
-          <w:left w:val="none" w:sz="0" w:space="0" w:color="auto"/>
-          <w:bottom w:val="none" w:sz="0" w:space="0" w:color="auto"/>
-          <w:right w:val="none" w:sz="0" w:space="0" w:color="auto"/>
-          <w:insideH w:val="none" w:sz="0" w:space="0" w:color="auto"/>
-          <w:insideV w:val="none" w:sz="0" w:space="0" w:color="auto"/>
-        </w:tblBorders>
-        <w:tblLook w:val="04A0" w:firstRow="1" w:lastRow="0" w:firstColumn="1" w:lastColumn="0" w:noHBand="0" w:noVBand="1"/>
-      </w:tblPr>
-      <w:tblGrid>
-        <w:gridCol w:w="8363"/>
-      </w:tblGrid>
-      <w:tr>
-        <w:trPr>
-          <w:trHeight w:val="3818"/>
-        </w:trPr>
-        <w:tc>
-          <w:tcPr>
-            <w:tcW w:w="8363" w:type="dxa"/>
-          </w:tcPr>
-          <w:p>
-            <w:pPr>
-              <w:spacing w:line="0" w:lineRule="atLeast"/>
-              <w:jc w:val="center"/>
-              <w:rPr>
-                <w:b/>
-                <w:bCs/>
-                <w:color w:val="1A5276"/>
-                <w:sz w:val="56"/>
-                <w:szCs w:val="56"/>
-              </w:rPr>
-            </w:pPr>
-            <w:r>
-              <w:rPr>
-                <w:b/>
-                <w:bCs/>
-                <w:noProof/>
-                <w:color w:val="1A5276"/>
-                <w:sz w:val="56"/>
-                <w:szCs w:val="56"/>
-              </w:rPr>
-              <w:drawing>
-                <wp:inline distT="0" distB="0" distL="0" distR="0" wp14:anchorId="16DC2CEA" wp14:editId="17B3DD1C">
-                  <wp:extent cx="2886891" cy="2886891"/>
-                  <wp:effectExtent l="0" t="0" r="0" b="0"/>
-                  <wp:docPr id="10" name="圖片 10"/>
-                  <wp:cNvGraphicFramePr>
-                    <a:graphicFrameLocks xmlns:a="http://schemas.openxmlformats.org/drawingml/2006/main" noChangeAspect="1"/>
-                  </wp:cNvGraphicFramePr>
-                  <a:graphic xmlns:a="http://schemas.openxmlformats.org/drawingml/2006/main">
-                    <a:graphicData uri="http://schemas.openxmlformats.org/drawingml/2006/picture">
-                      <pic:pic xmlns:pic="http://schemas.openxmlformats.org/drawingml/2006/picture">
-                        <pic:nvPicPr>
-                          <pic:cNvPr id="10" name="Gemini_Generated_Image_arh1tjarh1tjarh1-removebg-preview.png"/>
-                          <pic:cNvPicPr/>
-                        </pic:nvPicPr>
-                        <pic:blipFill>
-                          <a:blip r:embed="rId8">
-                            <a:extLst>
-                              <a:ext uri="{28A0092B-C50C-407E-A947-70E740481C1C}">
-                                <a14:useLocalDpi xmlns:a14="http://schemas.microsoft.com/office/drawing/2010/main" val="0"/>
-                              </a:ext>
-                            </a:extLst>
-                          </a:blip>
-                          <a:stretch>
-                            <a:fillRect/>
-                          </a:stretch>
-                        </pic:blipFill>
-                        <pic:spPr>
-                          <a:xfrm>
-                            <a:off x="0" y="0"/>
-                            <a:ext cx="2899258" cy="2899258"/>
-                          </a:xfrm>
-                          <a:prstGeom prst="rect">
-                            <a:avLst/>
-                          </a:prstGeom>
-                        </pic:spPr>
-                      </pic:pic>
-                    </a:graphicData>
-                  </a:graphic>
-                </wp:inline>
-              </w:drawing>
-            </w:r>
-          </w:p>
-        </w:tc>
-      </w:tr>
-      <w:tr>
-        <w:trPr>
-          <w:trHeight w:val="1104"/>
-        </w:trPr>
-        <w:tc>
-          <w:tcPr>
-            <w:tcW w:w="8363" w:type="dxa"/>
-          </w:tcPr>
-          <w:p>
-            <w:pPr>
-              <w:spacing w:before="720" w:after="480"/>
-              <w:jc w:val="right"/>
-              <w:rPr>
-                <w:b/>
-                <w:bCs/>
-                <w:color w:val="1A5276"/>
-                <w:sz w:val="96"/>
-                <w:szCs w:val="96"/>
-              </w:rPr>
-            </w:pPr>
-            <w:r>
-              <w:rPr>
-                <w:rFonts w:hint="eastAsia"/>
-                <w:color w:val="7F8C8D"/>
-                <w:spacing w:val="200"/>
-                <w:sz w:val="22"/>
-              </w:rPr>
-              <w:t>「創業綻放」創業大聯盟競賽</w:t>
-            </w:r>
-            <w:r>
-              <w:rPr>
-                <w:b/>
-                <w:color w:val="1F3864" w:themeColor="accent1" w:themeShade="80"/>
-                <w:szCs w:val="24"/>
-              </w:rPr>
-              <w:br/>
-            </w:r>
-            <w:r>
-              <w:rPr>
-                <w:b/>
-                <w:bCs/>
-                <w:color w:val="2F5496" w:themeColor="accent1" w:themeShade="BF"/>
-                <w:sz w:val="72"/>
-                <w:szCs w:val="72"/>
-              </w:rPr>
-              <w:t>商</w:t>
-            </w:r>
-            <w:r>
-              <w:rPr>
-                <w:rFonts w:hint="eastAsia"/>
-                <w:b/>
-                <w:bCs/>
-                <w:color w:val="2F5496" w:themeColor="accent1" w:themeShade="BF"/>
-                <w:sz w:val="72"/>
-                <w:szCs w:val="72"/>
-              </w:rPr>
-              <w:t xml:space="preserve"> </w:t>
-            </w:r>
-            <w:r>
-              <w:rPr>
-                <w:b/>
-                <w:bCs/>
-                <w:color w:val="2F5496" w:themeColor="accent1" w:themeShade="BF"/>
-                <w:sz w:val="72"/>
-                <w:szCs w:val="72"/>
-              </w:rPr>
-              <w:t>業</w:t>
-            </w:r>
-            <w:r>
-              <w:rPr>
-                <w:rFonts w:hint="eastAsia"/>
-                <w:b/>
-                <w:bCs/>
-                <w:color w:val="2F5496" w:themeColor="accent1" w:themeShade="BF"/>
-                <w:sz w:val="72"/>
-                <w:szCs w:val="72"/>
-              </w:rPr>
-              <w:t xml:space="preserve"> </w:t>
-            </w:r>
-            <w:r>
-              <w:rPr>
-                <w:b/>
-                <w:bCs/>
-                <w:color w:val="2F5496" w:themeColor="accent1" w:themeShade="BF"/>
-                <w:sz w:val="72"/>
-                <w:szCs w:val="72"/>
-              </w:rPr>
-              <w:t>計</w:t>
-            </w:r>
-            <w:r>
-              <w:rPr>
-                <w:rFonts w:hint="eastAsia"/>
-                <w:b/>
-                <w:bCs/>
-                <w:color w:val="2F5496" w:themeColor="accent1" w:themeShade="BF"/>
-                <w:sz w:val="72"/>
-                <w:szCs w:val="72"/>
-              </w:rPr>
-              <w:t xml:space="preserve"> </w:t>
-            </w:r>
-            <w:r>
-              <w:rPr>
-                <w:b/>
-                <w:bCs/>
-                <w:color w:val="2F5496" w:themeColor="accent1" w:themeShade="BF"/>
-                <w:sz w:val="72"/>
-                <w:szCs w:val="72"/>
-              </w:rPr>
-              <w:t>劃</w:t>
-            </w:r>
-            <w:r>
-              <w:rPr>
-                <w:rFonts w:hint="eastAsia"/>
-                <w:b/>
-                <w:bCs/>
-                <w:color w:val="2F5496" w:themeColor="accent1" w:themeShade="BF"/>
-                <w:sz w:val="72"/>
-                <w:szCs w:val="72"/>
-              </w:rPr>
-              <w:t xml:space="preserve"> </w:t>
-            </w:r>
-            <w:r>
-              <w:rPr>
-                <w:b/>
-                <w:bCs/>
-                <w:color w:val="2F5496" w:themeColor="accent1" w:themeShade="BF"/>
-                <w:sz w:val="72"/>
-                <w:szCs w:val="72"/>
-              </w:rPr>
-              <w:t>書</w:t>
-            </w:r>
-            <w:r>
-              <w:rPr>
-                <w:b/>
-                <w:bCs/>
-                <w:color w:val="1A5276"/>
-                <w:sz w:val="96"/>
-                <w:szCs w:val="96"/>
-              </w:rPr>
-              <w:br/>
-            </w:r>
-            <w:r>
-              <w:rPr>
-                <w:rFonts w:cs="Arial"/>
-                <w:color w:val="7F8C8D"/>
-                <w:spacing w:val="200"/>
-                <w:sz w:val="22"/>
-              </w:rPr>
-              <w:t>BUSINESS PLAN</w:t>
-            </w:r>
-          </w:p>
-        </w:tc>
-      </w:tr>
-      <w:tr>
-        <w:trPr>
-          <w:trHeight w:val="509"/>
-        </w:trPr>
-        <w:tc>
-          <w:tcPr>
-            <w:tcW w:w="8363" w:type="dxa"/>
-            <w:vAlign w:val="bottom"/>
-          </w:tcPr>
-          <w:p>
-            <w:pPr>
-              <w:spacing w:after="360" w:line="0" w:lineRule="atLeast"/>
-              <w:jc w:val="right"/>
-              <w:rPr>
-                <w:color w:val="7F8C8D"/>
-                <w:spacing w:val="200"/>
-                <w:sz w:val="22"/>
-              </w:rPr>
-            </w:pPr>
-            <w:r>
-              <w:rPr>
-                <w:b/>
-                <w:bCs/>
-                <w:noProof/>
-                <w:color w:val="1A5276"/>
-                <w:sz w:val="56"/>
-                <w:szCs w:val="56"/>
-                <w:lang w:val="zh-TW"/>
-              </w:rPr>
-              <w:drawing>
-                <wp:inline distT="0" distB="0" distL="0" distR="0" wp14:anchorId="6A363550" wp14:editId="3CA83C78">
-                  <wp:extent cx="3844632" cy="939800"/>
-                  <wp:effectExtent l="0" t="0" r="3810" b="0"/>
-                  <wp:docPr id="1" name="圖片 1"/>
-                  <wp:cNvGraphicFramePr>
-                    <a:graphicFrameLocks xmlns:a="http://schemas.openxmlformats.org/drawingml/2006/main" noChangeAspect="1"/>
-                  </wp:cNvGraphicFramePr>
-                  <a:graphic xmlns:a="http://schemas.openxmlformats.org/drawingml/2006/main">
-                    <a:graphicData uri="http://schemas.openxmlformats.org/drawingml/2006/picture">
-                      <pic:pic xmlns:pic="http://schemas.openxmlformats.org/drawingml/2006/picture">
-                        <pic:nvPicPr>
-                          <pic:cNvPr id="1" name="MathifyLabs Logo.png"/>
-                          <pic:cNvPicPr/>
-                        </pic:nvPicPr>
-                        <pic:blipFill rotWithShape="1">
-                          <a:blip r:embed="rId9" cstate="print">
-                            <a:extLst>
-                              <a:ext uri="{28A0092B-C50C-407E-A947-70E740481C1C}">
-                                <a14:useLocalDpi xmlns:a14="http://schemas.microsoft.com/office/drawing/2010/main" val="0"/>
-                              </a:ext>
-                            </a:extLst>
-                          </a:blip>
-                          <a:srcRect l="7205" t="36970" r="7478" b="36962"/>
-                          <a:stretch/>
-                        </pic:blipFill>
-                        <pic:spPr bwMode="auto">
-                          <a:xfrm>
-                            <a:off x="0" y="0"/>
-                            <a:ext cx="4009477" cy="980095"/>
-                          </a:xfrm>
-                          <a:prstGeom prst="rect">
-                            <a:avLst/>
-                          </a:prstGeom>
-                          <a:ln>
-                            <a:noFill/>
-                          </a:ln>
-                          <a:extLst>
-                            <a:ext uri="{53640926-AAD7-44D8-BBD7-CCE9431645EC}">
-                              <a14:shadowObscured xmlns:a14="http://schemas.microsoft.com/office/drawing/2010/main"/>
-                            </a:ext>
-                          </a:extLst>
-                        </pic:spPr>
-                      </pic:pic>
-                    </a:graphicData>
-                  </a:graphic>
-                </wp:inline>
-              </w:drawing>
-            </w:r>
-          </w:p>
-        </w:tc>
-      </w:tr>
-      <w:tr>
-        <w:trPr>
-          <w:trHeight w:val="2516"/>
-        </w:trPr>
-        <w:tc>
-          <w:tcPr>
-            <w:tcW w:w="8363" w:type="dxa"/>
-          </w:tcPr>
-          <w:tbl>
-            <w:tblPr>
-              <w:tblpPr w:leftFromText="180" w:rightFromText="180" w:vertAnchor="page" w:horzAnchor="margin" w:tblpXSpec="right" w:tblpY="1"/>
-              <w:tblOverlap w:val="never"/>
-              <w:tblW w:w="6203" w:type="dxa"/>
-              <w:tblBorders>
-                <w:top w:val="single" w:sz="4" w:space="0" w:color="auto"/>
-                <w:left w:val="single" w:sz="4" w:space="0" w:color="auto"/>
-                <w:bottom w:val="single" w:sz="4" w:space="0" w:color="auto"/>
-                <w:right w:val="single" w:sz="4" w:space="0" w:color="auto"/>
-                <w:insideH w:val="single" w:sz="4" w:space="0" w:color="auto"/>
-                <w:insideV w:val="single" w:sz="4" w:space="0" w:color="auto"/>
-              </w:tblBorders>
-              <w:tblCellMar>
-                <w:left w:w="10" w:type="dxa"/>
-                <w:right w:w="10" w:type="dxa"/>
-              </w:tblCellMar>
-              <w:tblLook w:val="0000" w:firstRow="0" w:lastRow="0" w:firstColumn="0" w:lastColumn="0" w:noHBand="0" w:noVBand="0"/>
-            </w:tblPr>
-            <w:tblGrid>
-              <w:gridCol w:w="1435"/>
-              <w:gridCol w:w="4768"/>
-            </w:tblGrid>
-            <w:tr>
-              <w:trPr>
-                <w:trHeight w:val="443"/>
-              </w:trPr>
-              <w:tc>
-                <w:tcPr>
-                  <w:tcW w:w="1435" w:type="dxa"/>
-                  <w:tcBorders>
-                    <w:top w:val="single" w:sz="1" w:space="0" w:color="DAE0E5"/>
-                    <w:left w:val="none" w:sz="0" w:space="0" w:color="FFFFFF"/>
-                    <w:bottom w:val="none" w:sz="0" w:space="0" w:color="FFFFFF"/>
-                    <w:right w:val="none" w:sz="0" w:space="0" w:color="FFFFFF"/>
-                  </w:tcBorders>
-                  <w:shd w:val="clear" w:color="auto" w:fill="EBF5FB"/>
-                  <w:tcMar>
-                    <w:top w:w="60" w:type="dxa"/>
-                    <w:left w:w="120" w:type="dxa"/>
-                    <w:bottom w:w="60" w:type="dxa"/>
-                    <w:right w:w="80" w:type="dxa"/>
-                  </w:tcMar>
-                  <w:vAlign w:val="center"/>
-                </w:tcPr>
-                <w:p>
-                  <w:pPr>
-                    <w:jc w:val="distribute"/>
-                    <w:rPr>
-                      <w:color w:val="2F5496" w:themeColor="accent1" w:themeShade="BF"/>
-                      <w:sz w:val="24"/>
-                      <w:szCs w:val="24"/>
-                    </w:rPr>
-                  </w:pPr>
-                  <w:r>
-                    <w:rPr>
-                      <w:rFonts w:hint="eastAsia"/>
-                      <w:b/>
-                      <w:bCs/>
-                      <w:color w:val="2F5496" w:themeColor="accent1" w:themeShade="BF"/>
-                      <w:sz w:val="24"/>
-                      <w:szCs w:val="24"/>
-                    </w:rPr>
-                    <w:t>報名</w:t>
-                  </w:r>
-                  <w:r>
-                    <w:rPr>
-                      <w:b/>
-                      <w:bCs/>
-                      <w:color w:val="2F5496" w:themeColor="accent1" w:themeShade="BF"/>
-                      <w:sz w:val="24"/>
-                      <w:szCs w:val="24"/>
-                    </w:rPr>
-                    <w:t>類別</w:t>
-                  </w:r>
-                </w:p>
-              </w:tc>
-              <w:tc>
-                <w:tcPr>
-                  <w:tcW w:w="4768" w:type="dxa"/>
-                  <w:tcBorders>
-                    <w:top w:val="single" w:sz="1" w:space="0" w:color="DAE0E5"/>
-                    <w:left w:val="none" w:sz="0" w:space="0" w:color="FFFFFF"/>
-                    <w:bottom w:val="none" w:sz="0" w:space="0" w:color="FFFFFF"/>
-                    <w:right w:val="none" w:sz="0" w:space="0" w:color="FFFFFF"/>
-                  </w:tcBorders>
-                  <w:tcMar>
-                    <w:top w:w="60" w:type="dxa"/>
-                    <w:left w:w="120" w:type="dxa"/>
-                    <w:bottom w:w="60" w:type="dxa"/>
-                    <w:right w:w="80" w:type="dxa"/>
-                  </w:tcMar>
-                  <w:vAlign w:val="center"/>
-                </w:tcPr>
-                <w:p>
-                  <w:pPr>
-                    <w:rPr>
-                      <w:sz w:val="24"/>
-                      <w:szCs w:val="24"/>
-                    </w:rPr>
-                  </w:pPr>
-                  <w:r>
-                    <w:rPr>
-                      <w:color w:val="1B2631"/>
-                      <w:sz w:val="24"/>
-                      <w:szCs w:val="24"/>
-                    </w:rPr>
-                    <w:t>生活驅動 — 消費生活組｜非六都｜</w:t>
-                  </w:r>
-                  <w:r>
-                    <w:rPr>
-                      <w:rFonts w:hint="eastAsia"/>
-                      <w:color w:val="1B2631"/>
-                      <w:sz w:val="24"/>
-                      <w:szCs w:val="24"/>
-                    </w:rPr>
-                    <w:t>團隊</w:t>
-                  </w:r>
-                </w:p>
-              </w:tc>
-            </w:tr>
-            <w:tr>
-              <w:trPr>
-                <w:trHeight w:val="443"/>
-              </w:trPr>
-              <w:tc>
-                <w:tcPr>
-                  <w:tcW w:w="1435" w:type="dxa"/>
-                  <w:tcBorders>
-                    <w:top w:val="single" w:sz="1" w:space="0" w:color="DAE0E5"/>
-                    <w:left w:val="none" w:sz="0" w:space="0" w:color="FFFFFF"/>
-                    <w:bottom w:val="none" w:sz="0" w:space="0" w:color="FFFFFF"/>
-                    <w:right w:val="none" w:sz="0" w:space="0" w:color="FFFFFF"/>
-                  </w:tcBorders>
-                  <w:shd w:val="clear" w:color="auto" w:fill="EBF5FB"/>
-                  <w:tcMar>
-                    <w:top w:w="60" w:type="dxa"/>
-                    <w:left w:w="120" w:type="dxa"/>
-                    <w:bottom w:w="60" w:type="dxa"/>
-                    <w:right w:w="80" w:type="dxa"/>
-                  </w:tcMar>
-                  <w:vAlign w:val="center"/>
-                </w:tcPr>
-                <w:p>
-                  <w:pPr>
-                    <w:jc w:val="distribute"/>
-                    <w:rPr>
-                      <w:color w:val="2F5496" w:themeColor="accent1" w:themeShade="BF"/>
-                      <w:sz w:val="24"/>
-                      <w:szCs w:val="24"/>
-                    </w:rPr>
-                  </w:pPr>
-                  <w:r>
-                    <w:rPr>
-                      <w:b/>
-                      <w:bCs/>
-                      <w:color w:val="2F5496" w:themeColor="accent1" w:themeShade="BF"/>
-                      <w:sz w:val="24"/>
-                      <w:szCs w:val="24"/>
-                    </w:rPr>
-                    <w:t>團隊名稱</w:t>
-                  </w:r>
-                </w:p>
-              </w:tc>
-              <w:tc>
-                <w:tcPr>
-                  <w:tcW w:w="4768" w:type="dxa"/>
-                  <w:tcBorders>
-                    <w:top w:val="single" w:sz="1" w:space="0" w:color="DAE0E5"/>
-                    <w:left w:val="none" w:sz="0" w:space="0" w:color="FFFFFF"/>
-                    <w:bottom w:val="none" w:sz="0" w:space="0" w:color="FFFFFF"/>
-                    <w:right w:val="none" w:sz="0" w:space="0" w:color="FFFFFF"/>
-                  </w:tcBorders>
-                  <w:tcMar>
-                    <w:top w:w="60" w:type="dxa"/>
-                    <w:left w:w="120" w:type="dxa"/>
-                    <w:bottom w:w="60" w:type="dxa"/>
-                    <w:right w:w="80" w:type="dxa"/>
-                  </w:tcMar>
-                  <w:vAlign w:val="center"/>
-                </w:tcPr>
-                <w:p>
-                  <w:pPr>
-                    <w:rPr>
-                      <w:sz w:val="24"/>
-                      <w:szCs w:val="24"/>
-                    </w:rPr>
-                  </w:pPr>
-                  <w:r>
-                    <w:rPr>
-                      <w:color w:val="1B2631"/>
-                      <w:sz w:val="24"/>
-                      <w:szCs w:val="24"/>
-                    </w:rPr>
-                    <w:t>Mathify Labs</w:t>
-                  </w:r>
-                </w:p>
-              </w:tc>
-            </w:tr>
-            <w:tr>
-              <w:trPr>
-                <w:trHeight w:val="443"/>
-              </w:trPr>
-              <w:tc>
-                <w:tcPr>
-                  <w:tcW w:w="1435" w:type="dxa"/>
-                  <w:tcBorders>
-                    <w:top w:val="single" w:sz="1" w:space="0" w:color="DAE0E5"/>
-                    <w:left w:val="none" w:sz="0" w:space="0" w:color="FFFFFF"/>
-                    <w:bottom w:val="none" w:sz="0" w:space="0" w:color="FFFFFF"/>
-                    <w:right w:val="none" w:sz="0" w:space="0" w:color="FFFFFF"/>
-                  </w:tcBorders>
-                  <w:shd w:val="clear" w:color="auto" w:fill="EBF5FB"/>
-                  <w:tcMar>
-                    <w:top w:w="60" w:type="dxa"/>
-                    <w:left w:w="120" w:type="dxa"/>
-                    <w:bottom w:w="60" w:type="dxa"/>
-                    <w:right w:w="80" w:type="dxa"/>
-                  </w:tcMar>
-                  <w:vAlign w:val="center"/>
-                </w:tcPr>
-                <w:p>
-                  <w:pPr>
-                    <w:jc w:val="distribute"/>
-                    <w:rPr>
-                      <w:color w:val="2F5496" w:themeColor="accent1" w:themeShade="BF"/>
-                      <w:sz w:val="24"/>
-                      <w:szCs w:val="24"/>
-                    </w:rPr>
-                  </w:pPr>
-                  <w:r>
-                    <w:rPr>
-                      <w:rFonts w:hint="eastAsia"/>
-                      <w:b/>
-                      <w:bCs/>
-                      <w:color w:val="2F5496" w:themeColor="accent1" w:themeShade="BF"/>
-                      <w:sz w:val="24"/>
-                      <w:szCs w:val="24"/>
-                    </w:rPr>
-                    <w:t>團隊代表</w:t>
-                  </w:r>
-                  <w:r>
-                    <w:rPr>
-                      <w:b/>
-                      <w:bCs/>
-                      <w:color w:val="2F5496" w:themeColor="accent1" w:themeShade="BF"/>
-                      <w:sz w:val="24"/>
-                      <w:szCs w:val="24"/>
-                    </w:rPr>
-                    <w:t>人</w:t>
-                  </w:r>
-                </w:p>
-              </w:tc>
-              <w:tc>
-                <w:tcPr>
-                  <w:tcW w:w="4768" w:type="dxa"/>
-                  <w:tcBorders>
-                    <w:top w:val="single" w:sz="1" w:space="0" w:color="DAE0E5"/>
-                    <w:left w:val="none" w:sz="0" w:space="0" w:color="FFFFFF"/>
-                    <w:bottom w:val="none" w:sz="0" w:space="0" w:color="FFFFFF"/>
-                    <w:right w:val="none" w:sz="0" w:space="0" w:color="FFFFFF"/>
-                  </w:tcBorders>
-                  <w:tcMar>
-                    <w:top w:w="60" w:type="dxa"/>
-                    <w:left w:w="120" w:type="dxa"/>
-                    <w:bottom w:w="60" w:type="dxa"/>
-                    <w:right w:w="80" w:type="dxa"/>
-                  </w:tcMar>
-                  <w:vAlign w:val="center"/>
-                </w:tcPr>
-                <w:p>
-                  <w:pPr>
-                    <w:rPr>
-                      <w:sz w:val="24"/>
-                      <w:szCs w:val="24"/>
-                    </w:rPr>
-                  </w:pPr>
-                  <w:r>
-                    <w:rPr>
-                      <w:color w:val="1B2631"/>
-                      <w:sz w:val="24"/>
-                      <w:szCs w:val="24"/>
-                    </w:rPr>
-                    <w:t>劉明燁（Bennie Liu）</w:t>
-                  </w:r>
-                </w:p>
-              </w:tc>
-            </w:tr>
-            <w:tr>
-              <w:trPr>
-                <w:trHeight w:val="443"/>
-              </w:trPr>
-              <w:tc>
-                <w:tcPr>
-                  <w:tcW w:w="1435" w:type="dxa"/>
-                  <w:tcBorders>
-                    <w:top w:val="single" w:sz="1" w:space="0" w:color="DAE0E5"/>
-                    <w:left w:val="none" w:sz="0" w:space="0" w:color="FFFFFF"/>
-                    <w:bottom w:val="none" w:sz="0" w:space="0" w:color="FFFFFF"/>
-                    <w:right w:val="none" w:sz="0" w:space="0" w:color="FFFFFF"/>
-                  </w:tcBorders>
-                  <w:shd w:val="clear" w:color="auto" w:fill="EBF5FB"/>
-                  <w:tcMar>
-                    <w:top w:w="60" w:type="dxa"/>
-                    <w:left w:w="120" w:type="dxa"/>
-                    <w:bottom w:w="60" w:type="dxa"/>
-                    <w:right w:w="80" w:type="dxa"/>
-                  </w:tcMar>
-                  <w:vAlign w:val="center"/>
-                </w:tcPr>
-                <w:p>
-                  <w:pPr>
-                    <w:jc w:val="distribute"/>
-                    <w:rPr>
-                      <w:color w:val="2F5496" w:themeColor="accent1" w:themeShade="BF"/>
-                      <w:sz w:val="24"/>
-                      <w:szCs w:val="24"/>
-                    </w:rPr>
-                  </w:pPr>
-                  <w:r>
-                    <w:rPr>
-                      <w:b/>
-                      <w:bCs/>
-                      <w:color w:val="2F5496" w:themeColor="accent1" w:themeShade="BF"/>
-                      <w:sz w:val="24"/>
-                      <w:szCs w:val="24"/>
-                    </w:rPr>
-                    <w:t>團隊編號</w:t>
-                  </w:r>
-                </w:p>
-              </w:tc>
-              <w:tc>
-                <w:tcPr>
-                  <w:tcW w:w="4768" w:type="dxa"/>
-                  <w:tcBorders>
-                    <w:top w:val="single" w:sz="1" w:space="0" w:color="DAE0E5"/>
-                    <w:left w:val="none" w:sz="0" w:space="0" w:color="FFFFFF"/>
-                    <w:bottom w:val="none" w:sz="0" w:space="0" w:color="FFFFFF"/>
-                    <w:right w:val="none" w:sz="0" w:space="0" w:color="FFFFFF"/>
-                  </w:tcBorders>
-                  <w:tcMar>
-                    <w:top w:w="60" w:type="dxa"/>
-                    <w:left w:w="120" w:type="dxa"/>
-                    <w:bottom w:w="60" w:type="dxa"/>
-                    <w:right w:w="80" w:type="dxa"/>
-                  </w:tcMar>
-                  <w:vAlign w:val="center"/>
-                </w:tcPr>
-                <w:p>
-                  <w:pPr>
-                    <w:rPr>
-                      <w:sz w:val="24"/>
-                      <w:szCs w:val="24"/>
-                    </w:rPr>
-                  </w:pPr>
-                  <w:r>
-                    <w:rPr>
-                      <w:color w:val="1B2631"/>
-                      <w:sz w:val="24"/>
-                      <w:szCs w:val="24"/>
-                    </w:rPr>
-                    <w:t>B0274</w:t>
-                  </w:r>
-                </w:p>
-              </w:tc>
-            </w:tr>
-            <w:tr>
-              <w:trPr>
-                <w:trHeight w:val="41"/>
-              </w:trPr>
-              <w:tc>
-                <w:tcPr>
-                  <w:tcW w:w="1435" w:type="dxa"/>
-                  <w:tcBorders>
-                    <w:top w:val="single" w:sz="1" w:space="0" w:color="DAE0E5"/>
-                    <w:left w:val="none" w:sz="0" w:space="0" w:color="FFFFFF"/>
-                    <w:bottom w:val="single" w:sz="1" w:space="0" w:color="DAE0E5"/>
-                    <w:right w:val="none" w:sz="0" w:space="0" w:color="FFFFFF"/>
-                  </w:tcBorders>
-                  <w:shd w:val="clear" w:color="auto" w:fill="EBF5FB"/>
-                  <w:tcMar>
-                    <w:top w:w="60" w:type="dxa"/>
-                    <w:left w:w="120" w:type="dxa"/>
-                    <w:bottom w:w="60" w:type="dxa"/>
-                    <w:right w:w="80" w:type="dxa"/>
-                  </w:tcMar>
-                  <w:vAlign w:val="center"/>
-                </w:tcPr>
-                <w:p>
-                  <w:pPr>
-                    <w:jc w:val="distribute"/>
-                    <w:rPr>
-                      <w:color w:val="2F5496" w:themeColor="accent1" w:themeShade="BF"/>
-                      <w:sz w:val="24"/>
-                      <w:szCs w:val="24"/>
-                    </w:rPr>
-                  </w:pPr>
-                  <w:r>
-                    <w:rPr>
-                      <w:b/>
-                      <w:bCs/>
-                      <w:color w:val="2F5496" w:themeColor="accent1" w:themeShade="BF"/>
-                      <w:sz w:val="24"/>
-                      <w:szCs w:val="24"/>
-                    </w:rPr>
-                    <w:t>提交日期</w:t>
-                  </w:r>
-                </w:p>
-              </w:tc>
-              <w:tc>
-                <w:tcPr>
-                  <w:tcW w:w="4768" w:type="dxa"/>
-                  <w:tcBorders>
-                    <w:top w:val="single" w:sz="1" w:space="0" w:color="DAE0E5"/>
-                    <w:left w:val="none" w:sz="0" w:space="0" w:color="FFFFFF"/>
-                    <w:bottom w:val="single" w:sz="1" w:space="0" w:color="DAE0E5"/>
-                    <w:right w:val="none" w:sz="0" w:space="0" w:color="FFFFFF"/>
-                  </w:tcBorders>
-                  <w:tcMar>
-                    <w:top w:w="60" w:type="dxa"/>
-                    <w:left w:w="120" w:type="dxa"/>
-                    <w:bottom w:w="60" w:type="dxa"/>
-                    <w:right w:w="80" w:type="dxa"/>
-                  </w:tcMar>
-                  <w:vAlign w:val="center"/>
-                </w:tcPr>
-                <w:p>
-                  <w:pPr>
-                    <w:rPr>
-                      <w:color w:val="1B2631"/>
-                      <w:sz w:val="24"/>
-                      <w:szCs w:val="24"/>
-                    </w:rPr>
-                  </w:pPr>
-                  <w:r>
-                    <w:rPr>
-                      <w:color w:val="1B2631"/>
-                      <w:sz w:val="24"/>
-                      <w:szCs w:val="24"/>
-                    </w:rPr>
-                    <w:t>2026 年 3 月</w:t>
-                  </w:r>
-                  <w:r>
-                    <w:rPr>
-                      <w:rFonts w:hint="eastAsia"/>
-                      <w:color w:val="1B2631"/>
-                      <w:sz w:val="24"/>
-                      <w:szCs w:val="24"/>
-                    </w:rPr>
-                    <w:t xml:space="preserve"> </w:t>
-                  </w:r>
-                  <w:r>
-                    <w:rPr>
-                      <w:color w:val="1B2631"/>
-                      <w:sz w:val="24"/>
-                      <w:szCs w:val="24"/>
-                    </w:rPr>
-                    <w:t>31</w:t>
-                  </w:r>
-                  <w:r>
-                    <w:rPr>
-                      <w:rFonts w:hint="eastAsia"/>
-                      <w:color w:val="1B2631"/>
-                      <w:sz w:val="24"/>
-                      <w:szCs w:val="24"/>
-                    </w:rPr>
-                    <w:t xml:space="preserve"> 日</w:t>
-                  </w:r>
-                </w:p>
-              </w:tc>
-            </w:tr>
-          </w:tbl>
-          <w:p>
-            <w:pPr>
-              <w:rPr>
-                <w:b/>
-                <w:bCs/>
-                <w:color w:val="2F5496" w:themeColor="accent1" w:themeShade="BF"/>
-                <w:szCs w:val="24"/>
-              </w:rPr>
-            </w:pPr>
-          </w:p>
-        </w:tc>
-      </w:tr>
-    </w:tbl>
     <w:p>
       <w:pPr>
         <w:widowControl/>
@@ -834,6 +15,66 @@
         </w:rPr>
       </w:pPr>
       <w:bookmarkStart w:id="0" w:name="_Toc224898856"/>
+      <w:r>
+        <w:rPr>
+          <w:noProof/>
+        </w:rPr>
+        <w:drawing>
+          <wp:anchor distT="0" distB="0" distL="114300" distR="114300" simplePos="0" relativeHeight="251663360" behindDoc="1" locked="0" layoutInCell="1" allowOverlap="1" wp14:anchorId="220453B8" wp14:editId="3B57A169">
+            <wp:simplePos x="0" y="0"/>
+            <wp:positionH relativeFrom="page">
+              <wp:align>right</wp:align>
+            </wp:positionH>
+            <wp:positionV relativeFrom="page">
+              <wp:align>top</wp:align>
+            </wp:positionV>
+            <wp:extent cx="7548880" cy="10678886"/>
+            <wp:effectExtent l="0" t="0" r="0" b="8255"/>
+            <wp:wrapSquare wrapText="bothSides"/>
+            <wp:docPr id="11" name="圖片 11"/>
+            <wp:cNvGraphicFramePr>
+              <a:graphicFrameLocks xmlns:a="http://schemas.openxmlformats.org/drawingml/2006/main" noChangeAspect="1"/>
+            </wp:cNvGraphicFramePr>
+            <a:graphic xmlns:a="http://schemas.openxmlformats.org/drawingml/2006/main">
+              <a:graphicData uri="http://schemas.openxmlformats.org/drawingml/2006/picture">
+                <pic:pic xmlns:pic="http://schemas.openxmlformats.org/drawingml/2006/picture">
+                  <pic:nvPicPr>
+                    <pic:cNvPr id="11" name="封面.png"/>
+                    <pic:cNvPicPr/>
+                  </pic:nvPicPr>
+                  <pic:blipFill>
+                    <a:blip r:embed="rId8">
+                      <a:extLst>
+                        <a:ext uri="{28A0092B-C50C-407E-A947-70E740481C1C}">
+                          <a14:useLocalDpi xmlns:a14="http://schemas.microsoft.com/office/drawing/2010/main" val="0"/>
+                        </a:ext>
+                      </a:extLst>
+                    </a:blip>
+                    <a:stretch>
+                      <a:fillRect/>
+                    </a:stretch>
+                  </pic:blipFill>
+                  <pic:spPr>
+                    <a:xfrm>
+                      <a:off x="0" y="0"/>
+                      <a:ext cx="7548880" cy="10678886"/>
+                    </a:xfrm>
+                    <a:prstGeom prst="rect">
+                      <a:avLst/>
+                    </a:prstGeom>
+                  </pic:spPr>
+                </pic:pic>
+              </a:graphicData>
+            </a:graphic>
+            <wp14:sizeRelH relativeFrom="page">
+              <wp14:pctWidth>0</wp14:pctWidth>
+            </wp14:sizeRelH>
+            <wp14:sizeRelV relativeFrom="page">
+              <wp14:pctHeight>0</wp14:pctHeight>
+            </wp14:sizeRelV>
+          </wp:anchor>
+        </w:drawing>
+      </w:r>
       <w:r>
         <w:br w:type="page"/>
       </w:r>
@@ -856,7 +97,6 @@
         <w:alias w:val="Table of Contents"/>
         <w:id w:val="1847898714"/>
       </w:sdtPr>
-      <w:sdtEndPr/>
       <w:sdtContent>
         <w:p>
           <w:pPr>
@@ -922,7 +162,7 @@
               <w:rPr>
                 <w:noProof/>
               </w:rPr>
-              <w:t>2</w:t>
+              <w:t>1</w:t>
             </w:r>
             <w:r>
               <w:rPr>
@@ -1005,7 +245,7 @@
               <w:rPr>
                 <w:noProof/>
               </w:rPr>
-              <w:t>1</w:t>
+              <w:t>4</w:t>
             </w:r>
             <w:r>
               <w:rPr>
@@ -1089,7 +329,7 @@
               <w:rPr>
                 <w:noProof/>
               </w:rPr>
-              <w:t>1</w:t>
+              <w:t>4</w:t>
             </w:r>
             <w:r>
               <w:rPr>
@@ -1161,7 +401,7 @@
               <w:rPr>
                 <w:noProof/>
               </w:rPr>
-              <w:t>1</w:t>
+              <w:t>4</w:t>
             </w:r>
             <w:r>
               <w:rPr>
@@ -1233,7 +473,7 @@
               <w:rPr>
                 <w:noProof/>
               </w:rPr>
-              <w:t>2</w:t>
+              <w:t>4</w:t>
             </w:r>
             <w:r>
               <w:rPr>
@@ -1305,7 +545,7 @@
               <w:rPr>
                 <w:noProof/>
               </w:rPr>
-              <w:t>3</w:t>
+              <w:t>4</w:t>
             </w:r>
             <w:r>
               <w:rPr>
@@ -1377,7 +617,7 @@
               <w:rPr>
                 <w:noProof/>
               </w:rPr>
-              <w:t>3</w:t>
+              <w:t>4</w:t>
             </w:r>
             <w:r>
               <w:rPr>
@@ -1605,7 +845,7 @@
               <w:rPr>
                 <w:noProof/>
               </w:rPr>
-              <w:t>5</w:t>
+              <w:t>4</w:t>
             </w:r>
             <w:r>
               <w:rPr>
@@ -1677,7 +917,7 @@
               <w:rPr>
                 <w:noProof/>
               </w:rPr>
-              <w:t>5</w:t>
+              <w:t>4</w:t>
             </w:r>
             <w:r>
               <w:rPr>
@@ -1749,7 +989,7 @@
               <w:rPr>
                 <w:noProof/>
               </w:rPr>
-              <w:t>8</w:t>
+              <w:t>4</w:t>
             </w:r>
             <w:r>
               <w:rPr>
@@ -1832,7 +1072,7 @@
               <w:rPr>
                 <w:noProof/>
               </w:rPr>
-              <w:t>9</w:t>
+              <w:t>4</w:t>
             </w:r>
             <w:r>
               <w:rPr>
@@ -1916,7 +1156,7 @@
               <w:rPr>
                 <w:noProof/>
               </w:rPr>
-              <w:t>9</w:t>
+              <w:t>4</w:t>
             </w:r>
             <w:r>
               <w:rPr>
@@ -1980,7 +1220,7 @@
               <w:rPr>
                 <w:noProof/>
               </w:rPr>
-              <w:t>9</w:t>
+              <w:t>4</w:t>
             </w:r>
             <w:r>
               <w:rPr>
@@ -2052,7 +1292,7 @@
               <w:rPr>
                 <w:noProof/>
               </w:rPr>
-              <w:t>10</w:t>
+              <w:t>4</w:t>
             </w:r>
             <w:r>
               <w:rPr>
@@ -2124,7 +1364,7 @@
               <w:rPr>
                 <w:noProof/>
               </w:rPr>
-              <w:t>12</w:t>
+              <w:t>4</w:t>
             </w:r>
             <w:r>
               <w:rPr>
@@ -2208,7 +1448,7 @@
               <w:rPr>
                 <w:noProof/>
               </w:rPr>
-              <w:t>13</w:t>
+              <w:t>4</w:t>
             </w:r>
             <w:r>
               <w:rPr>
@@ -2280,7 +1520,7 @@
               <w:rPr>
                 <w:noProof/>
               </w:rPr>
-              <w:t>13</w:t>
+              <w:t>4</w:t>
             </w:r>
             <w:r>
               <w:rPr>
@@ -2352,7 +1592,7 @@
               <w:rPr>
                 <w:noProof/>
               </w:rPr>
-              <w:t>13</w:t>
+              <w:t>4</w:t>
             </w:r>
             <w:r>
               <w:rPr>
@@ -2435,7 +1675,7 @@
               <w:rPr>
                 <w:noProof/>
               </w:rPr>
-              <w:t>15</w:t>
+              <w:t>4</w:t>
             </w:r>
             <w:r>
               <w:rPr>
@@ -2519,7 +1759,7 @@
               <w:rPr>
                 <w:noProof/>
               </w:rPr>
-              <w:t>15</w:t>
+              <w:t>4</w:t>
             </w:r>
             <w:r>
               <w:rPr>
@@ -2591,7 +1831,7 @@
               <w:rPr>
                 <w:noProof/>
               </w:rPr>
-              <w:t>15</w:t>
+              <w:t>4</w:t>
             </w:r>
             <w:r>
               <w:rPr>
@@ -2663,7 +1903,7 @@
               <w:rPr>
                 <w:noProof/>
               </w:rPr>
-              <w:t>17</w:t>
+              <w:t>4</w:t>
             </w:r>
             <w:r>
               <w:rPr>
@@ -2735,7 +1975,7 @@
               <w:rPr>
                 <w:noProof/>
               </w:rPr>
-              <w:t>18</w:t>
+              <w:t>4</w:t>
             </w:r>
             <w:r>
               <w:rPr>
@@ -2819,7 +2059,7 @@
               <w:rPr>
                 <w:noProof/>
               </w:rPr>
-              <w:t>19</w:t>
+              <w:t>4</w:t>
             </w:r>
             <w:r>
               <w:rPr>
@@ -2891,7 +2131,7 @@
               <w:rPr>
                 <w:noProof/>
               </w:rPr>
-              <w:t>19</w:t>
+              <w:t>4</w:t>
             </w:r>
             <w:r>
               <w:rPr>
@@ -2963,7 +2203,7 @@
               <w:rPr>
                 <w:noProof/>
               </w:rPr>
-              <w:t>19</w:t>
+              <w:t>4</w:t>
             </w:r>
             <w:r>
               <w:rPr>
@@ -3046,7 +2286,7 @@
               <w:rPr>
                 <w:noProof/>
               </w:rPr>
-              <w:t>20</w:t>
+              <w:t>4</w:t>
             </w:r>
             <w:r>
               <w:rPr>
@@ -3130,7 +2370,7 @@
               <w:rPr>
                 <w:noProof/>
               </w:rPr>
-              <w:t>20</w:t>
+              <w:t>4</w:t>
             </w:r>
             <w:r>
               <w:rPr>
@@ -3202,7 +2442,7 @@
               <w:rPr>
                 <w:noProof/>
               </w:rPr>
-              <w:t>20</w:t>
+              <w:t>4</w:t>
             </w:r>
             <w:r>
               <w:rPr>
@@ -3274,7 +2514,7 @@
               <w:rPr>
                 <w:noProof/>
               </w:rPr>
-              <w:t>21</w:t>
+              <w:t>4</w:t>
             </w:r>
             <w:r>
               <w:rPr>
@@ -3346,7 +2586,7 @@
               <w:rPr>
                 <w:noProof/>
               </w:rPr>
-              <w:t>22</w:t>
+              <w:t>4</w:t>
             </w:r>
             <w:r>
               <w:rPr>
@@ -3418,7 +2658,7 @@
               <w:rPr>
                 <w:noProof/>
               </w:rPr>
-              <w:t>22</w:t>
+              <w:t>4</w:t>
             </w:r>
             <w:r>
               <w:rPr>
@@ -3501,7 +2741,7 @@
               <w:rPr>
                 <w:noProof/>
               </w:rPr>
-              <w:t>23</w:t>
+              <w:t>4</w:t>
             </w:r>
             <w:r>
               <w:rPr>
@@ -3585,7 +2825,7 @@
               <w:rPr>
                 <w:noProof/>
               </w:rPr>
-              <w:t>23</w:t>
+              <w:t>4</w:t>
             </w:r>
             <w:r>
               <w:rPr>
@@ -3657,7 +2897,7 @@
               <w:rPr>
                 <w:noProof/>
               </w:rPr>
-              <w:t>23</w:t>
+              <w:t>4</w:t>
             </w:r>
             <w:r>
               <w:rPr>
@@ -3729,7 +2969,7 @@
               <w:rPr>
                 <w:noProof/>
               </w:rPr>
-              <w:t>24</w:t>
+              <w:t>4</w:t>
             </w:r>
             <w:r>
               <w:rPr>
@@ -3801,7 +3041,7 @@
               <w:rPr>
                 <w:noProof/>
               </w:rPr>
-              <w:t>25</w:t>
+              <w:t>4</w:t>
             </w:r>
             <w:r>
               <w:rPr>
@@ -3885,7 +3125,7 @@
               <w:rPr>
                 <w:noProof/>
               </w:rPr>
-              <w:t>26</w:t>
+              <w:t>4</w:t>
             </w:r>
             <w:r>
               <w:rPr>
@@ -3957,7 +3197,7 @@
               <w:rPr>
                 <w:noProof/>
               </w:rPr>
-              <w:t>26</w:t>
+              <w:t>4</w:t>
             </w:r>
             <w:r>
               <w:rPr>
@@ -4029,7 +3269,7 @@
               <w:rPr>
                 <w:noProof/>
               </w:rPr>
-              <w:t>26</w:t>
+              <w:t>4</w:t>
             </w:r>
             <w:r>
               <w:rPr>
@@ -4094,7 +3334,7 @@
               <w:rPr>
                 <w:noProof/>
               </w:rPr>
-              <w:t>1</w:t>
+              <w:t>4</w:t>
             </w:r>
             <w:r>
               <w:rPr>
@@ -4148,18 +3388,16 @@
               <w:rPr>
                 <w:noProof/>
               </w:rPr>
-            </w:r>
-            <w:r>
-              <w:rPr>
-                <w:noProof/>
-              </w:rPr>
               <w:fldChar w:fldCharType="separate"/>
             </w:r>
             <w:r>
               <w:rPr>
-                <w:noProof/>
-              </w:rPr>
-              <w:t>3</w:t>
+                <w:rFonts w:hint="eastAsia"/>
+                <w:b/>
+                <w:bCs/>
+                <w:noProof/>
+              </w:rPr>
+              <w:t>錯誤! 尚未定義書籤。</w:t>
             </w:r>
             <w:r>
               <w:rPr>
@@ -4183,11 +3421,10 @@
       <w:pPr>
         <w:widowControl/>
         <w:sectPr>
-          <w:headerReference w:type="even" r:id="rId10"/>
-          <w:headerReference w:type="default" r:id="rId11"/>
-          <w:footerReference w:type="even" r:id="rId12"/>
-          <w:footerReference w:type="default" r:id="rId13"/>
-          <w:headerReference w:type="first" r:id="rId14"/>
+          <w:headerReference w:type="even" r:id="rId9"/>
+          <w:headerReference w:type="default" r:id="rId10"/>
+          <w:footerReference w:type="even" r:id="rId11"/>
+          <w:footerReference w:type="default" r:id="rId12"/>
           <w:pgSz w:w="11906" w:h="16838"/>
           <w:pgMar w:top="1440" w:right="1080" w:bottom="1440" w:left="1080" w:header="709" w:footer="708" w:gutter="0"/>
           <w:cols w:space="720"/>
@@ -4206,7 +3443,7 @@
         <mc:AlternateContent>
           <mc:Choice Requires="wps">
             <w:drawing>
-              <wp:anchor distT="0" distB="0" distL="114300" distR="114300" simplePos="0" relativeHeight="251659264" behindDoc="0" locked="0" layoutInCell="1" allowOverlap="1" wp14:anchorId="1CCCE0AE" wp14:editId="7AD429FB">
+              <wp:anchor distT="0" distB="0" distL="114300" distR="114300" simplePos="0" relativeHeight="251659264" behindDoc="0" locked="0" layoutInCell="1" allowOverlap="1" wp14:anchorId="47BC2999" wp14:editId="1894AB13">
                 <wp:simplePos x="0" y="0"/>
                 <wp:positionH relativeFrom="page">
                   <wp:align>right</wp:align>
@@ -4313,7 +3550,7 @@
           <w:noProof/>
         </w:rPr>
         <w:drawing>
-          <wp:anchor distT="0" distB="0" distL="114300" distR="114300" simplePos="0" relativeHeight="251660288" behindDoc="1" locked="0" layoutInCell="1" allowOverlap="1" wp14:anchorId="385B79EB" wp14:editId="28611067">
+          <wp:anchor distT="0" distB="0" distL="114300" distR="114300" simplePos="0" relativeHeight="251660288" behindDoc="1" locked="0" layoutInCell="1" allowOverlap="1" wp14:anchorId="1A73BF3D" wp14:editId="657C37A3">
             <wp:simplePos x="0" y="0"/>
             <wp:positionH relativeFrom="margin">
               <wp:posOffset>4670425</wp:posOffset>
@@ -4344,7 +3581,7 @@
                     <pic:cNvPicPr/>
                   </pic:nvPicPr>
                   <pic:blipFill>
-                    <a:blip r:embed="rId15" cstate="print">
+                    <a:blip r:embed="rId13" cstate="print">
                       <a:extLst>
                         <a:ext uri="{28A0092B-C50C-407E-A947-70E740481C1C}">
                           <a14:useLocalDpi xmlns:a14="http://schemas.microsoft.com/office/drawing/2010/main" val="0"/>
@@ -6719,7 +5956,7 @@
                 <w:noProof/>
               </w:rPr>
               <w:drawing>
-                <wp:inline distT="0" distB="0" distL="0" distR="0" wp14:anchorId="2EBF05B4" wp14:editId="714A8C66">
+                <wp:inline distT="0" distB="0" distL="0" distR="0" wp14:anchorId="696F560F" wp14:editId="6F45623A">
                   <wp:extent cx="2158180" cy="1802921"/>
                   <wp:effectExtent l="0" t="0" r="0" b="6985"/>
                   <wp:docPr id="88" name="Google Shape;88;p16"/>
@@ -6732,7 +5969,7 @@
                           <pic:cNvPicPr preferRelativeResize="0"/>
                         </pic:nvPicPr>
                         <pic:blipFill rotWithShape="1">
-                          <a:blip r:embed="rId16">
+                          <a:blip r:embed="rId14">
                             <a:alphaModFix/>
                           </a:blip>
                           <a:srcRect l="3016" t="5402"/>
@@ -6776,7 +6013,7 @@
                 <w:noProof/>
               </w:rPr>
               <w:drawing>
-                <wp:inline distT="0" distB="0" distL="0" distR="0" wp14:anchorId="53F9263B" wp14:editId="183C84F8">
+                <wp:inline distT="0" distB="0" distL="0" distR="0" wp14:anchorId="53D630AC" wp14:editId="5B161C03">
                   <wp:extent cx="2426922" cy="1802765"/>
                   <wp:effectExtent l="0" t="0" r="0" b="6985"/>
                   <wp:docPr id="89" name="Google Shape;89;p16"/>
@@ -6789,7 +6026,7 @@
                           <pic:cNvPicPr preferRelativeResize="0"/>
                         </pic:nvPicPr>
                         <pic:blipFill>
-                          <a:blip r:embed="rId17">
+                          <a:blip r:embed="rId15">
                             <a:alphaModFix/>
                           </a:blip>
                           <a:stretch>
@@ -6880,7 +6117,7 @@
           <w:noProof/>
         </w:rPr>
         <w:drawing>
-          <wp:anchor distT="0" distB="0" distL="114300" distR="114300" simplePos="0" relativeHeight="251661312" behindDoc="0" locked="0" layoutInCell="1" allowOverlap="1" wp14:anchorId="64C5E845" wp14:editId="176C9887">
+          <wp:anchor distT="0" distB="0" distL="114300" distR="114300" simplePos="0" relativeHeight="251661312" behindDoc="0" locked="0" layoutInCell="1" allowOverlap="1" wp14:anchorId="7A3D7DA5" wp14:editId="240A2BFD">
             <wp:simplePos x="0" y="0"/>
             <wp:positionH relativeFrom="margin">
               <wp:align>right</wp:align>
@@ -6903,7 +6140,7 @@
                     <pic:cNvPicPr/>
                   </pic:nvPicPr>
                   <pic:blipFill>
-                    <a:blip r:embed="rId18" cstate="print">
+                    <a:blip r:embed="rId16" cstate="print">
                       <a:extLst>
                         <a:ext uri="{28A0092B-C50C-407E-A947-70E740481C1C}">
                           <a14:useLocalDpi xmlns:a14="http://schemas.microsoft.com/office/drawing/2010/main" val="0"/>
@@ -7044,7 +6281,7 @@
           <w:noProof/>
         </w:rPr>
         <w:drawing>
-          <wp:anchor distT="0" distB="0" distL="114300" distR="114300" simplePos="0" relativeHeight="251662336" behindDoc="0" locked="0" layoutInCell="1" allowOverlap="1" wp14:anchorId="3C243761" wp14:editId="546D50E4">
+          <wp:anchor distT="0" distB="0" distL="114300" distR="114300" simplePos="0" relativeHeight="251662336" behindDoc="0" locked="0" layoutInCell="1" allowOverlap="1" wp14:anchorId="354644EE" wp14:editId="63CF24E4">
             <wp:simplePos x="0" y="0"/>
             <wp:positionH relativeFrom="margin">
               <wp:align>right</wp:align>
@@ -7067,7 +6304,7 @@
                     <pic:cNvPicPr/>
                   </pic:nvPicPr>
                   <pic:blipFill>
-                    <a:blip r:embed="rId19" cstate="print">
+                    <a:blip r:embed="rId17" cstate="print">
                       <a:extLst>
                         <a:ext uri="{28A0092B-C50C-407E-A947-70E740481C1C}">
                           <a14:useLocalDpi xmlns:a14="http://schemas.microsoft.com/office/drawing/2010/main" val="0"/>
@@ -7166,7 +6403,7 @@
           <w:noProof/>
         </w:rPr>
         <w:drawing>
-          <wp:inline distT="0" distB="0" distL="0" distR="0" wp14:anchorId="00C50DB4" wp14:editId="22AB61D3">
+          <wp:inline distT="0" distB="0" distL="0" distR="0" wp14:anchorId="1CC73524" wp14:editId="214E78A7">
             <wp:extent cx="3811598" cy="3226279"/>
             <wp:effectExtent l="0" t="0" r="0" b="0"/>
             <wp:docPr id="23" name="圖片 23"/>
@@ -7181,7 +6418,7 @@
                     <pic:cNvPicPr/>
                   </pic:nvPicPr>
                   <pic:blipFill>
-                    <a:blip r:embed="rId20">
+                    <a:blip r:embed="rId18">
                       <a:extLst>
                         <a:ext uri="{28A0092B-C50C-407E-A947-70E740481C1C}">
                           <a14:useLocalDpi xmlns:a14="http://schemas.microsoft.com/office/drawing/2010/main" val="0"/>
@@ -7223,10 +6460,326 @@
       <w:bookmarkEnd w:id="11"/>
     </w:p>
     <w:p>
-      <w:r>
-        <w:t>待補</w:t>
+      <w:proofErr w:type="spellStart"/>
+      <w:r>
+        <w:t>Mathify</w:t>
+      </w:r>
+      <w:proofErr w:type="spellEnd"/>
+      <w:r>
+        <w:t xml:space="preserve"> Labs 目前處於技術原型階段，</w:t>
+      </w:r>
+      <w:r>
+        <w:rPr>
+          <w:rFonts w:hint="eastAsia"/>
+        </w:rPr>
+        <w:t>雖然尚未正式營運，</w:t>
+      </w:r>
+      <w:r>
+        <w:rPr>
+          <w:rFonts w:hint="eastAsia"/>
+        </w:rPr>
+        <w:t>但</w:t>
+      </w:r>
+      <w:r>
+        <w:rPr>
+          <w:rFonts w:hint="eastAsia"/>
+        </w:rPr>
+        <w:t>我們從三個面向確認這個事業做得起來：</w:t>
       </w:r>
     </w:p>
+    <w:tbl>
+      <w:tblPr>
+        <w:tblW w:w="5000" w:type="pct"/>
+        <w:tblBorders>
+          <w:top w:val="single" w:sz="4" w:space="0" w:color="auto"/>
+          <w:left w:val="single" w:sz="4" w:space="0" w:color="auto"/>
+          <w:bottom w:val="single" w:sz="4" w:space="0" w:color="auto"/>
+          <w:right w:val="single" w:sz="4" w:space="0" w:color="auto"/>
+          <w:insideH w:val="single" w:sz="4" w:space="0" w:color="auto"/>
+          <w:insideV w:val="single" w:sz="4" w:space="0" w:color="auto"/>
+        </w:tblBorders>
+        <w:tblCellMar>
+          <w:left w:w="10" w:type="dxa"/>
+          <w:right w:w="10" w:type="dxa"/>
+        </w:tblCellMar>
+        <w:tblLook w:val="0000" w:firstRow="0" w:lastRow="0" w:firstColumn="0" w:lastColumn="0" w:noHBand="0" w:noVBand="0"/>
+      </w:tblPr>
+      <w:tblGrid>
+        <w:gridCol w:w="1842"/>
+        <w:gridCol w:w="7902"/>
+      </w:tblGrid>
+      <w:tr>
+        <w:trPr>
+          <w:trHeight w:val="19"/>
+        </w:trPr>
+        <w:tc>
+          <w:tcPr>
+            <w:tcW w:w="945" w:type="pct"/>
+            <w:tcBorders>
+              <w:top w:val="single" w:sz="1" w:space="0" w:color="BDC3C7"/>
+              <w:left w:val="single" w:sz="1" w:space="0" w:color="BDC3C7"/>
+              <w:bottom w:val="single" w:sz="1" w:space="0" w:color="BDC3C7"/>
+              <w:right w:val="single" w:sz="1" w:space="0" w:color="BDC3C7"/>
+            </w:tcBorders>
+            <w:shd w:val="clear" w:color="auto" w:fill="1A5276"/>
+            <w:tcMar>
+              <w:top w:w="60" w:type="dxa"/>
+              <w:left w:w="100" w:type="dxa"/>
+              <w:bottom w:w="60" w:type="dxa"/>
+              <w:right w:w="100" w:type="dxa"/>
+            </w:tcMar>
+            <w:vAlign w:val="center"/>
+          </w:tcPr>
+          <w:p>
+            <w:pPr>
+              <w:pStyle w:val="aff"/>
+            </w:pPr>
+            <w:r>
+              <w:rPr>
+                <w:rFonts w:hint="eastAsia"/>
+              </w:rPr>
+              <w:t>驗證面向</w:t>
+            </w:r>
+          </w:p>
+        </w:tc>
+        <w:tc>
+          <w:tcPr>
+            <w:tcW w:w="4055" w:type="pct"/>
+            <w:tcBorders>
+              <w:top w:val="single" w:sz="1" w:space="0" w:color="BDC3C7"/>
+              <w:left w:val="single" w:sz="1" w:space="0" w:color="BDC3C7"/>
+              <w:bottom w:val="single" w:sz="1" w:space="0" w:color="BDC3C7"/>
+              <w:right w:val="single" w:sz="1" w:space="0" w:color="BDC3C7"/>
+            </w:tcBorders>
+            <w:shd w:val="clear" w:color="auto" w:fill="1A5276"/>
+            <w:tcMar>
+              <w:top w:w="60" w:type="dxa"/>
+              <w:left w:w="100" w:type="dxa"/>
+              <w:bottom w:w="60" w:type="dxa"/>
+              <w:right w:w="100" w:type="dxa"/>
+            </w:tcMar>
+            <w:vAlign w:val="center"/>
+          </w:tcPr>
+          <w:p>
+            <w:pPr>
+              <w:pStyle w:val="aff"/>
+            </w:pPr>
+            <w:r>
+              <w:rPr>
+                <w:rFonts w:hint="eastAsia"/>
+              </w:rPr>
+              <w:t>驗證結果</w:t>
+            </w:r>
+          </w:p>
+        </w:tc>
+      </w:tr>
+      <w:tr>
+        <w:tc>
+          <w:tcPr>
+            <w:tcW w:w="945" w:type="pct"/>
+            <w:tcBorders>
+              <w:top w:val="single" w:sz="1" w:space="0" w:color="BDC3C7"/>
+              <w:left w:val="single" w:sz="1" w:space="0" w:color="BDC3C7"/>
+              <w:bottom w:val="single" w:sz="1" w:space="0" w:color="BDC3C7"/>
+              <w:right w:val="single" w:sz="1" w:space="0" w:color="BDC3C7"/>
+            </w:tcBorders>
+            <w:tcMar>
+              <w:top w:w="60" w:type="dxa"/>
+              <w:left w:w="100" w:type="dxa"/>
+              <w:bottom w:w="60" w:type="dxa"/>
+              <w:right w:w="100" w:type="dxa"/>
+            </w:tcMar>
+          </w:tcPr>
+          <w:p>
+            <w:pPr>
+              <w:pStyle w:val="aff1"/>
+            </w:pPr>
+            <w:r>
+              <w:rPr>
+                <w:rFonts w:hint="eastAsia"/>
+              </w:rPr>
+              <w:t>技術可行性</w:t>
+            </w:r>
+          </w:p>
+        </w:tc>
+        <w:tc>
+          <w:tcPr>
+            <w:tcW w:w="4055" w:type="pct"/>
+            <w:tcBorders>
+              <w:top w:val="single" w:sz="1" w:space="0" w:color="BDC3C7"/>
+              <w:left w:val="single" w:sz="1" w:space="0" w:color="BDC3C7"/>
+              <w:bottom w:val="single" w:sz="1" w:space="0" w:color="BDC3C7"/>
+              <w:right w:val="single" w:sz="1" w:space="0" w:color="BDC3C7"/>
+            </w:tcBorders>
+            <w:tcMar>
+              <w:top w:w="60" w:type="dxa"/>
+              <w:left w:w="100" w:type="dxa"/>
+              <w:bottom w:w="60" w:type="dxa"/>
+              <w:right w:w="100" w:type="dxa"/>
+            </w:tcMar>
+          </w:tcPr>
+          <w:p>
+            <w:pPr>
+              <w:pStyle w:val="aff1"/>
+            </w:pPr>
+            <w:r>
+              <w:rPr>
+                <w:rFonts w:hint="eastAsia"/>
+              </w:rPr>
+              <w:t>不只是套用 API，我們擁有自</w:t>
+            </w:r>
+            <w:proofErr w:type="gramStart"/>
+            <w:r>
+              <w:rPr>
+                <w:rFonts w:hint="eastAsia"/>
+              </w:rPr>
+              <w:t>研</w:t>
+            </w:r>
+            <w:proofErr w:type="gramEnd"/>
+            <w:r>
+              <w:rPr>
+                <w:rFonts w:hint="eastAsia"/>
+              </w:rPr>
+              <w:t>獨家視覺化引擎整合技術。創辦人 20 年的教育經驗積累與全端開發能力，確保技術能精</w:t>
+            </w:r>
+            <w:proofErr w:type="gramStart"/>
+            <w:r>
+              <w:rPr>
+                <w:rFonts w:hint="eastAsia"/>
+              </w:rPr>
+              <w:t>準</w:t>
+            </w:r>
+            <w:proofErr w:type="gramEnd"/>
+            <w:r>
+              <w:rPr>
+                <w:rFonts w:hint="eastAsia"/>
+              </w:rPr>
+              <w:t>落地。</w:t>
+            </w:r>
+          </w:p>
+        </w:tc>
+      </w:tr>
+      <w:tr>
+        <w:tc>
+          <w:tcPr>
+            <w:tcW w:w="945" w:type="pct"/>
+            <w:tcBorders>
+              <w:top w:val="single" w:sz="1" w:space="0" w:color="BDC3C7"/>
+              <w:left w:val="single" w:sz="1" w:space="0" w:color="BDC3C7"/>
+              <w:bottom w:val="single" w:sz="1" w:space="0" w:color="BDC3C7"/>
+              <w:right w:val="single" w:sz="1" w:space="0" w:color="BDC3C7"/>
+            </w:tcBorders>
+            <w:shd w:val="clear" w:color="auto" w:fill="EBF5FB"/>
+            <w:tcMar>
+              <w:top w:w="60" w:type="dxa"/>
+              <w:left w:w="100" w:type="dxa"/>
+              <w:bottom w:w="60" w:type="dxa"/>
+              <w:right w:w="100" w:type="dxa"/>
+            </w:tcMar>
+          </w:tcPr>
+          <w:p>
+            <w:pPr>
+              <w:pStyle w:val="aff1"/>
+            </w:pPr>
+            <w:r>
+              <w:rPr>
+                <w:rFonts w:hint="eastAsia"/>
+              </w:rPr>
+              <w:t>市場可行性</w:t>
+            </w:r>
+          </w:p>
+        </w:tc>
+        <w:tc>
+          <w:tcPr>
+            <w:tcW w:w="4055" w:type="pct"/>
+            <w:tcBorders>
+              <w:top w:val="single" w:sz="1" w:space="0" w:color="BDC3C7"/>
+              <w:left w:val="single" w:sz="1" w:space="0" w:color="BDC3C7"/>
+              <w:bottom w:val="single" w:sz="1" w:space="0" w:color="BDC3C7"/>
+              <w:right w:val="single" w:sz="1" w:space="0" w:color="BDC3C7"/>
+            </w:tcBorders>
+            <w:shd w:val="clear" w:color="auto" w:fill="EBF5FB"/>
+            <w:tcMar>
+              <w:top w:w="60" w:type="dxa"/>
+              <w:left w:w="100" w:type="dxa"/>
+              <w:bottom w:w="60" w:type="dxa"/>
+              <w:right w:w="100" w:type="dxa"/>
+            </w:tcMar>
+          </w:tcPr>
+          <w:p>
+            <w:pPr>
+              <w:pStyle w:val="aff1"/>
+            </w:pPr>
+            <w:r>
+              <w:rPr>
+                <w:rFonts w:hint="eastAsia"/>
+              </w:rPr>
+              <w:t>台灣國高中補習率達 60%，家長付費意願極高，這是一個抗景氣循環的成熟市場，我們用 AI 提供比傳統家教更高效、更低價的選擇。</w:t>
+            </w:r>
+          </w:p>
+        </w:tc>
+      </w:tr>
+      <w:tr>
+        <w:tc>
+          <w:tcPr>
+            <w:tcW w:w="945" w:type="pct"/>
+            <w:tcBorders>
+              <w:top w:val="single" w:sz="1" w:space="0" w:color="BDC3C7"/>
+              <w:left w:val="single" w:sz="1" w:space="0" w:color="BDC3C7"/>
+              <w:bottom w:val="single" w:sz="1" w:space="0" w:color="BDC3C7"/>
+              <w:right w:val="single" w:sz="1" w:space="0" w:color="BDC3C7"/>
+            </w:tcBorders>
+            <w:shd w:val="clear" w:color="auto" w:fill="auto"/>
+            <w:tcMar>
+              <w:top w:w="60" w:type="dxa"/>
+              <w:left w:w="100" w:type="dxa"/>
+              <w:bottom w:w="60" w:type="dxa"/>
+              <w:right w:w="100" w:type="dxa"/>
+            </w:tcMar>
+          </w:tcPr>
+          <w:p>
+            <w:pPr>
+              <w:pStyle w:val="aff1"/>
+            </w:pPr>
+            <w:r>
+              <w:rPr>
+                <w:rFonts w:hint="eastAsia"/>
+              </w:rPr>
+              <w:t>經濟可行性</w:t>
+            </w:r>
+          </w:p>
+        </w:tc>
+        <w:tc>
+          <w:tcPr>
+            <w:tcW w:w="4055" w:type="pct"/>
+            <w:tcBorders>
+              <w:top w:val="single" w:sz="1" w:space="0" w:color="BDC3C7"/>
+              <w:left w:val="single" w:sz="1" w:space="0" w:color="BDC3C7"/>
+              <w:bottom w:val="single" w:sz="1" w:space="0" w:color="BDC3C7"/>
+              <w:right w:val="single" w:sz="1" w:space="0" w:color="BDC3C7"/>
+            </w:tcBorders>
+            <w:shd w:val="clear" w:color="auto" w:fill="auto"/>
+            <w:tcMar>
+              <w:top w:w="60" w:type="dxa"/>
+              <w:left w:w="100" w:type="dxa"/>
+              <w:bottom w:w="60" w:type="dxa"/>
+              <w:right w:w="100" w:type="dxa"/>
+            </w:tcMar>
+          </w:tcPr>
+          <w:p>
+            <w:pPr>
+              <w:pStyle w:val="aff1"/>
+            </w:pPr>
+            <w:r>
+              <w:rPr>
+                <w:rFonts w:hint="eastAsia"/>
+              </w:rPr>
+              <w:t>SaaS 模式的高擴展性，數位內容建置後，服務邊際成本趨近於零，只要跨過初期開發門檻，即可實現指數級獲利增長。</w:t>
+            </w:r>
+          </w:p>
+        </w:tc>
+      </w:tr>
+    </w:tbl>
     <w:p>
       <w:pPr>
         <w:pBdr>
@@ -8124,7 +7677,7 @@
               <w:pStyle w:val="aff1"/>
             </w:pPr>
             <w:r>
-              <w:t>第 3 年 5,000 付費用戶 × NT$7,200/年</w:t>
+              <w:t>第 3 年 3,500 付費用戶 × NT$7,200/年</w:t>
             </w:r>
           </w:p>
         </w:tc>
@@ -8151,7 +7704,7 @@
               <w:jc w:val="right"/>
             </w:pPr>
             <w:r>
-              <w:t>NT$3,600 萬/年</w:t>
+              <w:t>NT$2,520 萬/年</w:t>
             </w:r>
           </w:p>
         </w:tc>
@@ -9077,7 +8630,7 @@
               <w:pStyle w:val="aff"/>
             </w:pPr>
             <w:r>
-              <w:t>留存續約（75%）</w:t>
+              <w:t>留存續約（60%）</w:t>
             </w:r>
           </w:p>
         </w:tc>
@@ -9170,7 +8723,7 @@
               <w:jc w:val="right"/>
             </w:pPr>
             <w:r>
-              <w:t>522</w:t>
+              <w:t>500</w:t>
             </w:r>
           </w:p>
         </w:tc>
@@ -9230,7 +8783,7 @@
               <w:jc w:val="right"/>
             </w:pPr>
             <w:r>
-              <w:t>NT$110 萬</w:t>
+              <w:t>NT$106 萬</w:t>
             </w:r>
           </w:p>
         </w:tc>
@@ -9285,7 +8838,7 @@
               <w:jc w:val="right"/>
             </w:pPr>
             <w:r>
-              <w:t>1,625</w:t>
+              <w:t>1,500</w:t>
             </w:r>
           </w:p>
         </w:tc>
@@ -9306,7 +8859,7 @@
               <w:jc w:val="right"/>
             </w:pPr>
             <w:r>
-              <w:t>375</w:t>
+              <w:t>300</w:t>
             </w:r>
           </w:p>
         </w:tc>
@@ -9327,7 +8880,7 @@
               <w:jc w:val="right"/>
             </w:pPr>
             <w:r>
-              <w:t>2,000</w:t>
+              <w:t>1,800</w:t>
             </w:r>
           </w:p>
         </w:tc>
@@ -9348,7 +8901,7 @@
               <w:jc w:val="right"/>
             </w:pPr>
             <w:r>
-              <w:t>NT$720 萬</w:t>
+              <w:t>NT$718 萬</w:t>
             </w:r>
           </w:p>
         </w:tc>
@@ -9401,13 +8954,53 @@
               <w:jc w:val="right"/>
             </w:pPr>
             <w:r>
+              <w:t>2,420</w:t>
+            </w:r>
+          </w:p>
+        </w:tc>
+        <w:tc>
+          <w:tcPr>
+            <w:tcW w:w="1055" w:type="pct"/>
+            <w:tcBorders>
+              <w:top w:val="single" w:sz="1" w:space="0" w:color="BDC3C7"/>
+              <w:left w:val="single" w:sz="1" w:space="0" w:color="BDC3C7"/>
+              <w:bottom w:val="single" w:sz="1" w:space="0" w:color="BDC3C7"/>
+              <w:right w:val="single" w:sz="1" w:space="0" w:color="BDC3C7"/>
+            </w:tcBorders>
+          </w:tcPr>
+          <w:p>
+            <w:pPr>
+              <w:pStyle w:val="aff1"/>
+              <w:jc w:val="right"/>
+            </w:pPr>
+            <w:r>
+              <w:t>1,080</w:t>
+            </w:r>
+          </w:p>
+        </w:tc>
+        <w:tc>
+          <w:tcPr>
+            <w:tcW w:w="945" w:type="pct"/>
+            <w:tcBorders>
+              <w:top w:val="single" w:sz="1" w:space="0" w:color="BDC3C7"/>
+              <w:left w:val="single" w:sz="1" w:space="0" w:color="BDC3C7"/>
+              <w:bottom w:val="single" w:sz="1" w:space="0" w:color="BDC3C7"/>
+              <w:right w:val="single" w:sz="1" w:space="0" w:color="BDC3C7"/>
+            </w:tcBorders>
+          </w:tcPr>
+          <w:p>
+            <w:pPr>
+              <w:pStyle w:val="aff1"/>
+              <w:jc w:val="right"/>
+            </w:pPr>
+            <w:r>
               <w:t>3,500</w:t>
             </w:r>
           </w:p>
         </w:tc>
         <w:tc>
           <w:tcPr>
-            <w:tcW w:w="1055" w:type="pct"/>
+            <w:tcW w:w="1000" w:type="pct"/>
             <w:tcBorders>
               <w:top w:val="single" w:sz="1" w:space="0" w:color="BDC3C7"/>
               <w:left w:val="single" w:sz="1" w:space="0" w:color="BDC3C7"/>
@@ -9421,47 +9014,7 @@
               <w:jc w:val="right"/>
             </w:pPr>
             <w:r>
-              <w:t>1,500</w:t>
-            </w:r>
-          </w:p>
-        </w:tc>
-        <w:tc>
-          <w:tcPr>
-            <w:tcW w:w="945" w:type="pct"/>
-            <w:tcBorders>
-              <w:top w:val="single" w:sz="1" w:space="0" w:color="BDC3C7"/>
-              <w:left w:val="single" w:sz="1" w:space="0" w:color="BDC3C7"/>
-              <w:bottom w:val="single" w:sz="1" w:space="0" w:color="BDC3C7"/>
-              <w:right w:val="single" w:sz="1" w:space="0" w:color="BDC3C7"/>
-            </w:tcBorders>
-          </w:tcPr>
-          <w:p>
-            <w:pPr>
-              <w:pStyle w:val="aff1"/>
-              <w:jc w:val="right"/>
-            </w:pPr>
-            <w:r>
-              <w:t>5,000</w:t>
-            </w:r>
-          </w:p>
-        </w:tc>
-        <w:tc>
-          <w:tcPr>
-            <w:tcW w:w="1000" w:type="pct"/>
-            <w:tcBorders>
-              <w:top w:val="single" w:sz="1" w:space="0" w:color="BDC3C7"/>
-              <w:left w:val="single" w:sz="1" w:space="0" w:color="BDC3C7"/>
-              <w:bottom w:val="single" w:sz="1" w:space="0" w:color="BDC3C7"/>
-              <w:right w:val="single" w:sz="1" w:space="0" w:color="BDC3C7"/>
-            </w:tcBorders>
-          </w:tcPr>
-          <w:p>
-            <w:pPr>
-              <w:pStyle w:val="aff1"/>
-              <w:jc w:val="right"/>
-            </w:pPr>
-            <w:r>
-              <w:t>NT$2,520 萬</w:t>
+              <w:t>NT$1,411 萬</w:t>
             </w:r>
           </w:p>
         </w:tc>
@@ -10014,7 +9567,7 @@
         <w:rPr>
           <w:color w:val="000000" w:themeColor="text1"/>
         </w:rPr>
-        <w:t>專注國高中數學，以 Freemium 模式建立產品市場契合度（PMF）。免費版提供每日限額使用，付費版 NT$600/月無限使用（僅為傳統一對一家教費用的 5-10%）。獲客以數位廣告為主力，搭配社群內容經營與學校合作試用導入。目標 Year 1 達 500 付費用戶、Year 3 達 5,000 付費用戶。</w:t>
+        <w:t>專注國高中數學，以 Freemium 模式建立產品市場契合度（PMF）。免費版提供每日限額使用，付費版 NT$600/月無限使用（僅為傳統一對一家教費用的 5-10%）。獲客以數位廣告為主力，搭配社群內容經營與學校合作試用導入。目標 Year 1 達 500 付費用戶、Year 3 達 3,500 付費用戶。</w:t>
       </w:r>
     </w:p>
     <w:p>
@@ -12792,7 +12345,7 @@
         <w:pStyle w:val="a"/>
       </w:pPr>
       <w:r>
-        <w:t>若未來 20% 用戶選擇年繳（83 折），有效 ARPPU 降至約 NT$580，此處保守仍以 NT$600 計算</w:t>
+        <w:t>若未來 20% 用戶選擇年繳（83 折），有效 ARPPU 降至約 NT$580，加權後有效 ARPPU = NT$580（Y1: 80%月繳×600 + 20%年繳×500）</w:t>
       </w:r>
     </w:p>
     <w:p>
@@ -12800,7 +12353,7 @@
         <w:pStyle w:val="a"/>
       </w:pPr>
       <w:r>
-        <w:t xml:space="preserve">ARPU（含免費用戶）= ARPPU × 免費→付費轉換率。以 Year 1 目標 3.3% 轉換率計算，ARPU </w:t>
+        <w:t xml:space="preserve">ARPU（含免費用戶）= ARPPU × 免費→付費轉換率。以 Year 1 目標 5% 轉換率計算，ARPU </w:t>
       </w:r>
       <w:r>
         <w:rPr>
@@ -12990,7 +12543,7 @@
               <w:pStyle w:val="aff1"/>
             </w:pPr>
             <w:r>
-              <w:t>NT$90–120</w:t>
+              <w:t>NT$79</w:t>
             </w:r>
           </w:p>
         </w:tc>
@@ -13017,7 +12570,7 @@
               <w:pStyle w:val="aff1"/>
             </w:pPr>
             <w:r>
-              <w:t>平均 150 次查詢/月 ×NT$0.6–0.8/次（成本優化後模型）</w:t>
+              <w:t>GPT-5.4 mini × 300 次/月 × NT$0.26/次</w:t>
             </w:r>
           </w:p>
         </w:tc>
@@ -13192,7 +12745,7 @@
               <w:rPr>
                 <w:bCs/>
               </w:rPr>
-              <w:t>取中位數 NT$125</w:t>
+              <w:t>取 NT$114</w:t>
             </w:r>
           </w:p>
         </w:tc>
@@ -13212,7 +12765,7 @@
         <w:t>−</w:t>
       </w:r>
       <w:r>
-        <w:t xml:space="preserve"> NT$125 = NT$475/月</w:t>
+        <w:t xml:space="preserve"> NT$114 = NT$466/月</w:t>
       </w:r>
     </w:p>
     <w:p>
@@ -13220,7 +12773,7 @@
         <w:pStyle w:val="a"/>
       </w:pPr>
       <w:r>
-        <w:t>貢獻利潤率 = 475 ÷ 600 = 79%</w:t>
+        <w:t>貢獻利潤率 = 466 ÷ 580 = 80%</w:t>
       </w:r>
     </w:p>
     <w:p>
@@ -13464,7 +13017,7 @@
               <w:pStyle w:val="aff1"/>
             </w:pPr>
             <w:r>
-              <w:t>短期使用（段考衝刺型）</w:t>
+              <w:t>段考衝刺型</w:t>
             </w:r>
           </w:p>
         </w:tc>
@@ -13492,7 +13045,7 @@
               <w:jc w:val="right"/>
             </w:pPr>
             <w:r>
-              <w:t>60%</w:t>
+              <w:t>40%</w:t>
             </w:r>
           </w:p>
         </w:tc>
@@ -13519,7 +13072,7 @@
               <w:pStyle w:val="aff1"/>
             </w:pPr>
             <w:r>
-              <w:t>10 個月</w:t>
+              <w:t>8 個月</w:t>
             </w:r>
           </w:p>
         </w:tc>
@@ -13546,7 +13099,7 @@
               <w:pStyle w:val="aff1"/>
             </w:pPr>
             <w:r>
-              <w:t>考前訂閱、考後退訂，約一學年</w:t>
+              <w:t>考前訂閱、考後退訂</w:t>
             </w:r>
           </w:p>
         </w:tc>
@@ -13575,7 +13128,7 @@
               <w:pStyle w:val="aff1"/>
             </w:pPr>
             <w:r>
-              <w:t>中期使用（持續學習型）</w:t>
+              <w:t>持續學習型</w:t>
             </w:r>
           </w:p>
         </w:tc>
@@ -13603,7 +13156,7 @@
               <w:jc w:val="right"/>
             </w:pPr>
             <w:r>
-              <w:t>30%</w:t>
+              <w:t>45%</w:t>
             </w:r>
           </w:p>
         </w:tc>
@@ -13630,7 +13183,7 @@
               <w:pStyle w:val="aff1"/>
             </w:pPr>
             <w:r>
-              <w:t>20 個月</w:t>
+              <w:t>24 個月</w:t>
             </w:r>
           </w:p>
         </w:tc>
@@ -13686,7 +13239,7 @@
               <w:pStyle w:val="aff1"/>
             </w:pPr>
             <w:r>
-              <w:t>長期使用（升學銜接型）</w:t>
+              <w:t>升學銜接型</w:t>
             </w:r>
           </w:p>
         </w:tc>
@@ -13714,7 +13267,7 @@
               <w:jc w:val="right"/>
             </w:pPr>
             <w:r>
-              <w:t>10%</w:t>
+              <w:t>15%</w:t>
             </w:r>
           </w:p>
         </w:tc>
@@ -13779,7 +13332,7 @@
         <w:pStyle w:val="a"/>
       </w:pPr>
       <w:r>
-        <w:t>加權平均生命週期 = 0.6×10 + 0.3×20 + 0.1×30 = 6 + 6 + 3 = 15 個月</w:t>
+        <w:t>加權平均生命週期 = 0.4×8 + 0.45×24 + 0.15×30 = 3.2 + 10.8 + 4.5 = 18.5 個月，取 22 個月</w:t>
       </w:r>
     </w:p>
     <w:p>
@@ -13800,7 +13353,7 @@
         <w:t xml:space="preserve">取 </w:t>
       </w:r>
       <w:r>
-        <w:t>14 個月</w:t>
+        <w:t>18 個月</w:t>
       </w:r>
       <w:r>
         <w:rPr>
@@ -13835,630 +13388,19 @@
         <w:t xml:space="preserve"> </w:t>
       </w:r>
       <w:r>
-        <w:t>= 單位貢獻利潤 × 平均生命週期 = NT$475 × 14 = NT$6,650</w:t>
+        <w:t>= 單位貢獻利潤 × 平均生命週期 = NT$466 × 18 = NT$8,388</w:t>
       </w:r>
     </w:p>
     <w:p>
-      <w:r>
-        <w:t>CAC 分渠道</w:t>
-      </w:r>
-      <w:r>
-        <w:rPr>
-          <w:rFonts w:hint="eastAsia"/>
-        </w:rPr>
-        <w:t>假設：</w:t>
-      </w:r>
-    </w:p>
-    <w:tbl>
-      <w:tblPr>
-        <w:tblW w:w="5000" w:type="pct"/>
-        <w:tblBorders>
-          <w:top w:val="single" w:sz="4" w:space="0" w:color="auto"/>
-          <w:left w:val="single" w:sz="4" w:space="0" w:color="auto"/>
-          <w:bottom w:val="single" w:sz="4" w:space="0" w:color="auto"/>
-          <w:right w:val="single" w:sz="4" w:space="0" w:color="auto"/>
-          <w:insideH w:val="single" w:sz="4" w:space="0" w:color="auto"/>
-          <w:insideV w:val="single" w:sz="4" w:space="0" w:color="auto"/>
-        </w:tblBorders>
-        <w:tblCellMar>
-          <w:left w:w="10" w:type="dxa"/>
-          <w:right w:w="10" w:type="dxa"/>
-        </w:tblCellMar>
-        <w:tblLook w:val="0000" w:firstRow="0" w:lastRow="0" w:firstColumn="0" w:lastColumn="0" w:noHBand="0" w:noVBand="0"/>
-      </w:tblPr>
-      <w:tblGrid>
-        <w:gridCol w:w="2395"/>
-        <w:gridCol w:w="1456"/>
-        <w:gridCol w:w="1093"/>
-        <w:gridCol w:w="4800"/>
-      </w:tblGrid>
-      <w:tr>
-        <w:tc>
-          <w:tcPr>
-            <w:tcW w:w="1230" w:type="pct"/>
-            <w:tcBorders>
-              <w:top w:val="single" w:sz="1" w:space="0" w:color="BDC3C7"/>
-              <w:left w:val="single" w:sz="1" w:space="0" w:color="BDC3C7"/>
-              <w:bottom w:val="single" w:sz="1" w:space="0" w:color="BDC3C7"/>
-              <w:right w:val="single" w:sz="1" w:space="0" w:color="BDC3C7"/>
-            </w:tcBorders>
-            <w:shd w:val="clear" w:color="auto" w:fill="1A5276"/>
-            <w:tcMar>
-              <w:top w:w="60" w:type="dxa"/>
-              <w:left w:w="100" w:type="dxa"/>
-              <w:bottom w:w="60" w:type="dxa"/>
-              <w:right w:w="100" w:type="dxa"/>
-            </w:tcMar>
-            <w:vAlign w:val="center"/>
-          </w:tcPr>
-          <w:p>
-            <w:pPr>
-              <w:pStyle w:val="aff"/>
-            </w:pPr>
-            <w:r>
-              <w:t>獲客渠道</w:t>
-            </w:r>
-          </w:p>
-        </w:tc>
-        <w:tc>
-          <w:tcPr>
-            <w:tcW w:w="744" w:type="pct"/>
-            <w:tcBorders>
-              <w:top w:val="single" w:sz="1" w:space="0" w:color="BDC3C7"/>
-              <w:left w:val="single" w:sz="1" w:space="0" w:color="BDC3C7"/>
-              <w:bottom w:val="single" w:sz="1" w:space="0" w:color="BDC3C7"/>
-              <w:right w:val="single" w:sz="1" w:space="0" w:color="BDC3C7"/>
-            </w:tcBorders>
-            <w:shd w:val="clear" w:color="auto" w:fill="1A5276"/>
-            <w:tcMar>
-              <w:top w:w="60" w:type="dxa"/>
-              <w:left w:w="100" w:type="dxa"/>
-              <w:bottom w:w="60" w:type="dxa"/>
-              <w:right w:w="100" w:type="dxa"/>
-            </w:tcMar>
-            <w:vAlign w:val="center"/>
-          </w:tcPr>
-          <w:p>
-            <w:pPr>
-              <w:pStyle w:val="aff"/>
-            </w:pPr>
-            <w:r>
-              <w:rPr>
-                <w:rFonts w:hint="eastAsia"/>
-              </w:rPr>
-              <w:t>單位</w:t>
-            </w:r>
-            <w:r>
-              <w:t xml:space="preserve"> CAC</w:t>
-            </w:r>
-          </w:p>
-        </w:tc>
-        <w:tc>
-          <w:tcPr>
-            <w:tcW w:w="562" w:type="pct"/>
-            <w:tcBorders>
-              <w:top w:val="single" w:sz="1" w:space="0" w:color="BDC3C7"/>
-              <w:left w:val="single" w:sz="1" w:space="0" w:color="BDC3C7"/>
-              <w:bottom w:val="single" w:sz="1" w:space="0" w:color="BDC3C7"/>
-              <w:right w:val="single" w:sz="1" w:space="0" w:color="BDC3C7"/>
-            </w:tcBorders>
-            <w:shd w:val="clear" w:color="auto" w:fill="1A5276"/>
-            <w:tcMar>
-              <w:top w:w="60" w:type="dxa"/>
-              <w:left w:w="100" w:type="dxa"/>
-              <w:bottom w:w="60" w:type="dxa"/>
-              <w:right w:w="100" w:type="dxa"/>
-            </w:tcMar>
-            <w:vAlign w:val="center"/>
-          </w:tcPr>
-          <w:p>
-            <w:pPr>
-              <w:pStyle w:val="aff"/>
-            </w:pPr>
-            <w:r>
-              <w:t>占比</w:t>
-            </w:r>
-          </w:p>
-        </w:tc>
-        <w:tc>
-          <w:tcPr>
-            <w:tcW w:w="2464" w:type="pct"/>
-            <w:tcBorders>
-              <w:top w:val="single" w:sz="1" w:space="0" w:color="BDC3C7"/>
-              <w:left w:val="single" w:sz="1" w:space="0" w:color="BDC3C7"/>
-              <w:bottom w:val="single" w:sz="1" w:space="0" w:color="BDC3C7"/>
-              <w:right w:val="single" w:sz="1" w:space="0" w:color="BDC3C7"/>
-            </w:tcBorders>
-            <w:shd w:val="clear" w:color="auto" w:fill="1A5276"/>
-            <w:tcMar>
-              <w:top w:w="60" w:type="dxa"/>
-              <w:left w:w="100" w:type="dxa"/>
-              <w:bottom w:w="60" w:type="dxa"/>
-              <w:right w:w="100" w:type="dxa"/>
-            </w:tcMar>
-            <w:vAlign w:val="center"/>
-          </w:tcPr>
-          <w:p>
-            <w:pPr>
-              <w:pStyle w:val="aff"/>
-            </w:pPr>
-            <w:r>
-              <w:t>說明</w:t>
-            </w:r>
-          </w:p>
-        </w:tc>
-      </w:tr>
-      <w:tr>
-        <w:tc>
-          <w:tcPr>
-            <w:tcW w:w="1230" w:type="pct"/>
-            <w:tcBorders>
-              <w:top w:val="single" w:sz="1" w:space="0" w:color="BDC3C7"/>
-              <w:left w:val="single" w:sz="1" w:space="0" w:color="BDC3C7"/>
-              <w:bottom w:val="single" w:sz="1" w:space="0" w:color="BDC3C7"/>
-              <w:right w:val="single" w:sz="1" w:space="0" w:color="BDC3C7"/>
-            </w:tcBorders>
-            <w:shd w:val="clear" w:color="auto" w:fill="FFFFFF"/>
-            <w:tcMar>
-              <w:top w:w="60" w:type="dxa"/>
-              <w:left w:w="100" w:type="dxa"/>
-              <w:bottom w:w="60" w:type="dxa"/>
-              <w:right w:w="100" w:type="dxa"/>
-            </w:tcMar>
-            <w:vAlign w:val="center"/>
-          </w:tcPr>
-          <w:p>
-            <w:pPr>
-              <w:pStyle w:val="aff1"/>
-            </w:pPr>
-            <w:r>
-              <w:t>免費轉付費（PLG）</w:t>
-            </w:r>
-          </w:p>
-        </w:tc>
-        <w:tc>
-          <w:tcPr>
-            <w:tcW w:w="744" w:type="pct"/>
-            <w:tcBorders>
-              <w:top w:val="single" w:sz="1" w:space="0" w:color="BDC3C7"/>
-              <w:left w:val="single" w:sz="1" w:space="0" w:color="BDC3C7"/>
-              <w:bottom w:val="single" w:sz="1" w:space="0" w:color="BDC3C7"/>
-              <w:right w:val="single" w:sz="1" w:space="0" w:color="BDC3C7"/>
-            </w:tcBorders>
-            <w:shd w:val="clear" w:color="auto" w:fill="FFFFFF"/>
-            <w:tcMar>
-              <w:top w:w="60" w:type="dxa"/>
-              <w:left w:w="100" w:type="dxa"/>
-              <w:bottom w:w="60" w:type="dxa"/>
-              <w:right w:w="100" w:type="dxa"/>
-            </w:tcMar>
-            <w:vAlign w:val="center"/>
-          </w:tcPr>
-          <w:p>
-            <w:pPr>
-              <w:pStyle w:val="aff1"/>
-            </w:pPr>
-            <w:r>
-              <w:rPr>
-                <w:rFonts w:hint="eastAsia"/>
-              </w:rPr>
-              <w:t>~</w:t>
-            </w:r>
-            <w:r>
-              <w:t>NT$</w:t>
-            </w:r>
-            <w:r>
-              <w:rPr>
-                <w:rFonts w:hint="eastAsia"/>
-              </w:rPr>
-              <w:t>1</w:t>
-            </w:r>
-            <w:r>
-              <w:t>00</w:t>
-            </w:r>
-          </w:p>
-        </w:tc>
-        <w:tc>
-          <w:tcPr>
-            <w:tcW w:w="562" w:type="pct"/>
-            <w:tcBorders>
-              <w:top w:val="single" w:sz="1" w:space="0" w:color="BDC3C7"/>
-              <w:left w:val="single" w:sz="1" w:space="0" w:color="BDC3C7"/>
-              <w:bottom w:val="single" w:sz="1" w:space="0" w:color="BDC3C7"/>
-              <w:right w:val="single" w:sz="1" w:space="0" w:color="BDC3C7"/>
-            </w:tcBorders>
-            <w:shd w:val="clear" w:color="auto" w:fill="FFFFFF"/>
-            <w:tcMar>
-              <w:top w:w="60" w:type="dxa"/>
-              <w:left w:w="100" w:type="dxa"/>
-              <w:bottom w:w="60" w:type="dxa"/>
-              <w:right w:w="100" w:type="dxa"/>
-            </w:tcMar>
-            <w:vAlign w:val="center"/>
-          </w:tcPr>
-          <w:p>
-            <w:pPr>
-              <w:pStyle w:val="aff1"/>
-            </w:pPr>
-            <w:r>
-              <w:t>30%</w:t>
-            </w:r>
-          </w:p>
-        </w:tc>
-        <w:tc>
-          <w:tcPr>
-            <w:tcW w:w="2464" w:type="pct"/>
-            <w:tcBorders>
-              <w:top w:val="single" w:sz="1" w:space="0" w:color="BDC3C7"/>
-              <w:left w:val="single" w:sz="1" w:space="0" w:color="BDC3C7"/>
-              <w:bottom w:val="single" w:sz="1" w:space="0" w:color="BDC3C7"/>
-              <w:right w:val="single" w:sz="1" w:space="0" w:color="BDC3C7"/>
-            </w:tcBorders>
-            <w:shd w:val="clear" w:color="auto" w:fill="FFFFFF"/>
-            <w:tcMar>
-              <w:top w:w="60" w:type="dxa"/>
-              <w:left w:w="100" w:type="dxa"/>
-              <w:bottom w:w="60" w:type="dxa"/>
-              <w:right w:w="100" w:type="dxa"/>
-            </w:tcMar>
-            <w:vAlign w:val="center"/>
-          </w:tcPr>
-          <w:p>
-            <w:pPr>
-              <w:pStyle w:val="aff1"/>
-            </w:pPr>
-            <w:r>
-              <w:t>免費用戶服務成本分攤，產品自然轉換</w:t>
-            </w:r>
-          </w:p>
-        </w:tc>
-      </w:tr>
-      <w:tr>
-        <w:tc>
-          <w:tcPr>
-            <w:tcW w:w="1230" w:type="pct"/>
-            <w:tcBorders>
-              <w:top w:val="single" w:sz="1" w:space="0" w:color="BDC3C7"/>
-              <w:left w:val="single" w:sz="1" w:space="0" w:color="BDC3C7"/>
-              <w:bottom w:val="single" w:sz="1" w:space="0" w:color="BDC3C7"/>
-              <w:right w:val="single" w:sz="1" w:space="0" w:color="BDC3C7"/>
-            </w:tcBorders>
-            <w:shd w:val="clear" w:color="auto" w:fill="EBF5FB"/>
-            <w:tcMar>
-              <w:top w:w="60" w:type="dxa"/>
-              <w:left w:w="100" w:type="dxa"/>
-              <w:bottom w:w="60" w:type="dxa"/>
-              <w:right w:w="100" w:type="dxa"/>
-            </w:tcMar>
-            <w:vAlign w:val="center"/>
-          </w:tcPr>
-          <w:p>
-            <w:pPr>
-              <w:pStyle w:val="aff1"/>
-            </w:pPr>
-            <w:r>
-              <w:t>口碑推薦</w:t>
-            </w:r>
-          </w:p>
-        </w:tc>
-        <w:tc>
-          <w:tcPr>
-            <w:tcW w:w="744" w:type="pct"/>
-            <w:tcBorders>
-              <w:top w:val="single" w:sz="1" w:space="0" w:color="BDC3C7"/>
-              <w:left w:val="single" w:sz="1" w:space="0" w:color="BDC3C7"/>
-              <w:bottom w:val="single" w:sz="1" w:space="0" w:color="BDC3C7"/>
-              <w:right w:val="single" w:sz="1" w:space="0" w:color="BDC3C7"/>
-            </w:tcBorders>
-            <w:shd w:val="clear" w:color="auto" w:fill="EBF5FB"/>
-            <w:tcMar>
-              <w:top w:w="60" w:type="dxa"/>
-              <w:left w:w="100" w:type="dxa"/>
-              <w:bottom w:w="60" w:type="dxa"/>
-              <w:right w:w="100" w:type="dxa"/>
-            </w:tcMar>
-            <w:vAlign w:val="center"/>
-          </w:tcPr>
-          <w:p>
-            <w:pPr>
-              <w:pStyle w:val="aff1"/>
-            </w:pPr>
-            <w:r>
-              <w:t>~NT$400</w:t>
-            </w:r>
-          </w:p>
-        </w:tc>
-        <w:tc>
-          <w:tcPr>
-            <w:tcW w:w="562" w:type="pct"/>
-            <w:tcBorders>
-              <w:top w:val="single" w:sz="1" w:space="0" w:color="BDC3C7"/>
-              <w:left w:val="single" w:sz="1" w:space="0" w:color="BDC3C7"/>
-              <w:bottom w:val="single" w:sz="1" w:space="0" w:color="BDC3C7"/>
-              <w:right w:val="single" w:sz="1" w:space="0" w:color="BDC3C7"/>
-            </w:tcBorders>
-            <w:shd w:val="clear" w:color="auto" w:fill="EBF5FB"/>
-            <w:tcMar>
-              <w:top w:w="60" w:type="dxa"/>
-              <w:left w:w="100" w:type="dxa"/>
-              <w:bottom w:w="60" w:type="dxa"/>
-              <w:right w:w="100" w:type="dxa"/>
-            </w:tcMar>
-            <w:vAlign w:val="center"/>
-          </w:tcPr>
-          <w:p>
-            <w:pPr>
-              <w:pStyle w:val="aff1"/>
-            </w:pPr>
-            <w:r>
-              <w:t>25%</w:t>
-            </w:r>
-          </w:p>
-        </w:tc>
-        <w:tc>
-          <w:tcPr>
-            <w:tcW w:w="2464" w:type="pct"/>
-            <w:tcBorders>
-              <w:top w:val="single" w:sz="1" w:space="0" w:color="BDC3C7"/>
-              <w:left w:val="single" w:sz="1" w:space="0" w:color="BDC3C7"/>
-              <w:bottom w:val="single" w:sz="1" w:space="0" w:color="BDC3C7"/>
-              <w:right w:val="single" w:sz="1" w:space="0" w:color="BDC3C7"/>
-            </w:tcBorders>
-            <w:shd w:val="clear" w:color="auto" w:fill="EBF5FB"/>
-            <w:tcMar>
-              <w:top w:w="60" w:type="dxa"/>
-              <w:left w:w="100" w:type="dxa"/>
-              <w:bottom w:w="60" w:type="dxa"/>
-              <w:right w:w="100" w:type="dxa"/>
-            </w:tcMar>
-            <w:vAlign w:val="center"/>
-          </w:tcPr>
-          <w:p>
-            <w:pPr>
-              <w:pStyle w:val="aff1"/>
-            </w:pPr>
-            <w:r>
-              <w:t>推薦獎勵機制（贈送付費天數）</w:t>
-            </w:r>
-          </w:p>
-        </w:tc>
-      </w:tr>
-      <w:tr>
-        <w:tc>
-          <w:tcPr>
-            <w:tcW w:w="1230" w:type="pct"/>
-            <w:tcBorders>
-              <w:top w:val="single" w:sz="1" w:space="0" w:color="BDC3C7"/>
-              <w:left w:val="single" w:sz="1" w:space="0" w:color="BDC3C7"/>
-              <w:bottom w:val="single" w:sz="1" w:space="0" w:color="BDC3C7"/>
-              <w:right w:val="single" w:sz="1" w:space="0" w:color="BDC3C7"/>
-            </w:tcBorders>
-            <w:shd w:val="clear" w:color="auto" w:fill="FFFFFF"/>
-            <w:tcMar>
-              <w:top w:w="60" w:type="dxa"/>
-              <w:left w:w="100" w:type="dxa"/>
-              <w:bottom w:w="60" w:type="dxa"/>
-              <w:right w:w="100" w:type="dxa"/>
-            </w:tcMar>
-            <w:vAlign w:val="center"/>
-          </w:tcPr>
-          <w:p>
-            <w:pPr>
-              <w:pStyle w:val="aff1"/>
-            </w:pPr>
-            <w:r>
-              <w:t>KOL / 社群行銷</w:t>
-            </w:r>
-          </w:p>
-        </w:tc>
-        <w:tc>
-          <w:tcPr>
-            <w:tcW w:w="744" w:type="pct"/>
-            <w:tcBorders>
-              <w:top w:val="single" w:sz="1" w:space="0" w:color="BDC3C7"/>
-              <w:left w:val="single" w:sz="1" w:space="0" w:color="BDC3C7"/>
-              <w:bottom w:val="single" w:sz="1" w:space="0" w:color="BDC3C7"/>
-              <w:right w:val="single" w:sz="1" w:space="0" w:color="BDC3C7"/>
-            </w:tcBorders>
-            <w:shd w:val="clear" w:color="auto" w:fill="FFFFFF"/>
-            <w:tcMar>
-              <w:top w:w="60" w:type="dxa"/>
-              <w:left w:w="100" w:type="dxa"/>
-              <w:bottom w:w="60" w:type="dxa"/>
-              <w:right w:w="100" w:type="dxa"/>
-            </w:tcMar>
-            <w:vAlign w:val="center"/>
-          </w:tcPr>
-          <w:p>
-            <w:pPr>
-              <w:pStyle w:val="aff1"/>
-            </w:pPr>
-            <w:r>
-              <w:t>~NT$1,000</w:t>
-            </w:r>
-          </w:p>
-        </w:tc>
-        <w:tc>
-          <w:tcPr>
-            <w:tcW w:w="562" w:type="pct"/>
-            <w:tcBorders>
-              <w:top w:val="single" w:sz="1" w:space="0" w:color="BDC3C7"/>
-              <w:left w:val="single" w:sz="1" w:space="0" w:color="BDC3C7"/>
-              <w:bottom w:val="single" w:sz="1" w:space="0" w:color="BDC3C7"/>
-              <w:right w:val="single" w:sz="1" w:space="0" w:color="BDC3C7"/>
-            </w:tcBorders>
-            <w:shd w:val="clear" w:color="auto" w:fill="FFFFFF"/>
-            <w:tcMar>
-              <w:top w:w="60" w:type="dxa"/>
-              <w:left w:w="100" w:type="dxa"/>
-              <w:bottom w:w="60" w:type="dxa"/>
-              <w:right w:w="100" w:type="dxa"/>
-            </w:tcMar>
-            <w:vAlign w:val="center"/>
-          </w:tcPr>
-          <w:p>
-            <w:pPr>
-              <w:pStyle w:val="aff1"/>
-            </w:pPr>
-            <w:r>
-              <w:t>27%</w:t>
-            </w:r>
-          </w:p>
-        </w:tc>
-        <w:tc>
-          <w:tcPr>
-            <w:tcW w:w="2464" w:type="pct"/>
-            <w:tcBorders>
-              <w:top w:val="single" w:sz="1" w:space="0" w:color="BDC3C7"/>
-              <w:left w:val="single" w:sz="1" w:space="0" w:color="BDC3C7"/>
-              <w:bottom w:val="single" w:sz="1" w:space="0" w:color="BDC3C7"/>
-              <w:right w:val="single" w:sz="1" w:space="0" w:color="BDC3C7"/>
-            </w:tcBorders>
-            <w:shd w:val="clear" w:color="auto" w:fill="FFFFFF"/>
-            <w:tcMar>
-              <w:top w:w="60" w:type="dxa"/>
-              <w:left w:w="100" w:type="dxa"/>
-              <w:bottom w:w="60" w:type="dxa"/>
-              <w:right w:w="100" w:type="dxa"/>
-            </w:tcMar>
-            <w:vAlign w:val="center"/>
-          </w:tcPr>
-          <w:p>
-            <w:pPr>
-              <w:pStyle w:val="aff1"/>
-            </w:pPr>
-            <w:r>
-              <w:t>數學教育 YouTuber 合作，CPA 模式</w:t>
-            </w:r>
-          </w:p>
-        </w:tc>
-      </w:tr>
-      <w:tr>
-        <w:tc>
-          <w:tcPr>
-            <w:tcW w:w="1230" w:type="pct"/>
-            <w:tcBorders>
-              <w:top w:val="single" w:sz="1" w:space="0" w:color="BDC3C7"/>
-              <w:left w:val="single" w:sz="1" w:space="0" w:color="BDC3C7"/>
-              <w:bottom w:val="single" w:sz="1" w:space="0" w:color="BDC3C7"/>
-              <w:right w:val="single" w:sz="1" w:space="0" w:color="BDC3C7"/>
-            </w:tcBorders>
-            <w:shd w:val="clear" w:color="auto" w:fill="EBF5FB"/>
-            <w:tcMar>
-              <w:top w:w="60" w:type="dxa"/>
-              <w:left w:w="100" w:type="dxa"/>
-              <w:bottom w:w="60" w:type="dxa"/>
-              <w:right w:w="100" w:type="dxa"/>
-            </w:tcMar>
-            <w:vAlign w:val="center"/>
-          </w:tcPr>
-          <w:p>
-            <w:pPr>
-              <w:pStyle w:val="aff1"/>
-            </w:pPr>
-            <w:r>
-              <w:t>校園推廣</w:t>
-            </w:r>
-          </w:p>
-        </w:tc>
-        <w:tc>
-          <w:tcPr>
-            <w:tcW w:w="744" w:type="pct"/>
-            <w:tcBorders>
-              <w:top w:val="single" w:sz="1" w:space="0" w:color="BDC3C7"/>
-              <w:left w:val="single" w:sz="1" w:space="0" w:color="BDC3C7"/>
-              <w:bottom w:val="single" w:sz="1" w:space="0" w:color="BDC3C7"/>
-              <w:right w:val="single" w:sz="1" w:space="0" w:color="BDC3C7"/>
-            </w:tcBorders>
-            <w:shd w:val="clear" w:color="auto" w:fill="EBF5FB"/>
-            <w:tcMar>
-              <w:top w:w="60" w:type="dxa"/>
-              <w:left w:w="100" w:type="dxa"/>
-              <w:bottom w:w="60" w:type="dxa"/>
-              <w:right w:w="100" w:type="dxa"/>
-            </w:tcMar>
-            <w:vAlign w:val="center"/>
-          </w:tcPr>
-          <w:p>
-            <w:pPr>
-              <w:pStyle w:val="aff1"/>
-            </w:pPr>
-            <w:r>
-              <w:t>~NT$650</w:t>
-            </w:r>
-          </w:p>
-        </w:tc>
-        <w:tc>
-          <w:tcPr>
-            <w:tcW w:w="562" w:type="pct"/>
-            <w:tcBorders>
-              <w:top w:val="single" w:sz="1" w:space="0" w:color="BDC3C7"/>
-              <w:left w:val="single" w:sz="1" w:space="0" w:color="BDC3C7"/>
-              <w:bottom w:val="single" w:sz="1" w:space="0" w:color="BDC3C7"/>
-              <w:right w:val="single" w:sz="1" w:space="0" w:color="BDC3C7"/>
-            </w:tcBorders>
-            <w:shd w:val="clear" w:color="auto" w:fill="EBF5FB"/>
-            <w:tcMar>
-              <w:top w:w="60" w:type="dxa"/>
-              <w:left w:w="100" w:type="dxa"/>
-              <w:bottom w:w="60" w:type="dxa"/>
-              <w:right w:w="100" w:type="dxa"/>
-            </w:tcMar>
-            <w:vAlign w:val="center"/>
-          </w:tcPr>
-          <w:p>
-            <w:pPr>
-              <w:pStyle w:val="aff1"/>
-            </w:pPr>
-            <w:r>
-              <w:t>15%</w:t>
-            </w:r>
-          </w:p>
-        </w:tc>
-        <w:tc>
-          <w:tcPr>
-            <w:tcW w:w="2464" w:type="pct"/>
-            <w:tcBorders>
-              <w:top w:val="single" w:sz="1" w:space="0" w:color="BDC3C7"/>
-              <w:left w:val="single" w:sz="1" w:space="0" w:color="BDC3C7"/>
-              <w:bottom w:val="single" w:sz="1" w:space="0" w:color="BDC3C7"/>
-              <w:right w:val="single" w:sz="1" w:space="0" w:color="BDC3C7"/>
-            </w:tcBorders>
-            <w:shd w:val="clear" w:color="auto" w:fill="EBF5FB"/>
-            <w:tcMar>
-              <w:top w:w="60" w:type="dxa"/>
-              <w:left w:w="100" w:type="dxa"/>
-              <w:bottom w:w="60" w:type="dxa"/>
-              <w:right w:w="100" w:type="dxa"/>
-            </w:tcMar>
-            <w:vAlign w:val="center"/>
-          </w:tcPr>
-          <w:p>
-            <w:pPr>
-              <w:pStyle w:val="aff1"/>
-            </w:pPr>
-            <w:r>
-              <w:t>教育展、學校免費試用轉化</w:t>
-            </w:r>
-          </w:p>
-        </w:tc>
-      </w:tr>
-    </w:tbl>
-    <w:p>
       <w:pPr>
         <w:pStyle w:val="a"/>
       </w:pPr>
       <w:r>
-        <w:t xml:space="preserve">加權平均 CAC = 0.4×100 + 0.25×400 + 0.2×1,000 + 0.15×650 </w:t>
-      </w:r>
-      <w:r>
-        <w:rPr>
-          <w:rFonts w:ascii="Arial" w:hAnsi="Arial" w:cs="Arial"/>
-        </w:rPr>
-        <w:t>≈</w:t>
-      </w:r>
-      <w:r>
-        <w:t xml:space="preserve"> NT$438</w:t>
+        <w:rPr>
+          <w:b/>
+          <w:bCs/>
+        </w:rPr>
+        <w:t>CAC 計算</w:t>
       </w:r>
     </w:p>
     <w:p>
@@ -14466,16 +13408,7 @@
         <w:pStyle w:val="a"/>
       </w:pPr>
       <w:r>
-        <w:t xml:space="preserve">取 CAC </w:t>
-      </w:r>
-      <w:r>
-        <w:rPr>
-          <w:rFonts w:ascii="Arial" w:hAnsi="Arial" w:cs="Arial"/>
-        </w:rPr>
-        <w:t>≈</w:t>
-      </w:r>
-      <w:r>
-        <w:t xml:space="preserve"> NT$500（含渠道測試與優化成本）</w:t>
+        <w:t>以實際行銷預算除以新增付費用戶數計算：Y1 行銷 NT$67萬 ÷ 500人 = NT$1,340；Y2 NT$144萬 ÷ 1,500人 = NT$960；Y3 NT$212萬 ÷ 2,420人 = NT$876。CAC 逐年下降，因口碑與 PLG 效應隨用戶基數放大而降低獲客成本。</w:t>
       </w:r>
     </w:p>
     <w:p>
@@ -14645,7 +13578,7 @@
               <w:pStyle w:val="aff1"/>
             </w:pPr>
             <w:r>
-              <w:t>NT$6,650</w:t>
+              <w:t>NT$8,388</w:t>
             </w:r>
           </w:p>
         </w:tc>
@@ -14672,7 +13605,7 @@
               <w:pStyle w:val="aff1"/>
             </w:pPr>
             <w:r>
-              <w:t>貢獻利潤 NT$475 × 14 個月</w:t>
+              <w:t>貢獻利潤 NT$466 × 18 個月</w:t>
             </w:r>
           </w:p>
         </w:tc>
@@ -14728,7 +13661,7 @@
               <w:pStyle w:val="aff1"/>
             </w:pPr>
             <w:r>
-              <w:t>NT$500</w:t>
+              <w:t>NT$1,340</w:t>
             </w:r>
           </w:p>
         </w:tc>
@@ -14829,7 +13762,7 @@
               <w:rPr>
                 <w:bCs/>
               </w:rPr>
-              <w:t>13.3</w:t>
+              <w:t>6.3</w:t>
             </w:r>
           </w:p>
         </w:tc>
@@ -14918,7 +13851,7 @@
               <w:rPr>
                 <w:bCs/>
               </w:rPr>
-              <w:t>1.0 個月</w:t>
+              <w:t>2.9 個月</w:t>
             </w:r>
           </w:p>
         </w:tc>
@@ -14962,7 +13895,7 @@
         <w:t xml:space="preserve">= </w:t>
       </w:r>
       <w:r>
-        <w:t>13.3 看似極高，原因在於 PLG + 口碑佔獲客 65%——EdTech 的學生社交傳播天然壓低 CAC。這也意味著：若未來需要加大付費渠道投放，CAC 會上升，但仍有充足的利潤緩衝空間。</w:t>
+        <w:t>6.3 優於早期 SaaS 中位數 2.5:1（業界健康標準 &gt;3:1）。Y1 CAC 較高（NT,340）因處於品牌建立期，隨口碑與 PLG 效應發酵，Y2-Y3 CAC 將降至 NT60-876，LTV/CAC 進一步改善至 8-9。</w:t>
       </w:r>
     </w:p>
     <w:p>
@@ -15162,7 +14095,6 @@
                 <w:rStyle w:val="af2"/>
                 <w:b w:val="0"/>
               </w:rPr>
-              <w:lastRenderedPageBreak/>
               <w:t>COGS</w:t>
             </w:r>
             <w:r>
@@ -15220,7 +14152,7 @@
               <w:pStyle w:val="aff1"/>
             </w:pPr>
             <w:r>
-              <w:t>~NT$120/付費用戶</w:t>
+              <w:t>~NT$114/付費用戶</w:t>
             </w:r>
           </w:p>
         </w:tc>
@@ -15456,7 +14388,7 @@
               <w:rPr>
                 <w:bCs/>
               </w:rPr>
-              <w:t>17–23%</w:t>
+              <w:t>~20%</w:t>
             </w:r>
           </w:p>
         </w:tc>
@@ -15506,7 +14438,7 @@
         <w:t>÷</w:t>
       </w:r>
       <w:r>
-        <w:t xml:space="preserve"> ARPPU = (600 </w:t>
+        <w:t xml:space="preserve"> ARPPU = (580 </w:t>
       </w:r>
       <w:r>
         <w:rPr>
@@ -15515,7 +14447,7 @@
         <w:t>−</w:t>
       </w:r>
       <w:r>
-        <w:t xml:space="preserve"> 125) </w:t>
+        <w:t xml:space="preserve"> 114) </w:t>
       </w:r>
       <w:r>
         <w:rPr>
@@ -15533,7 +14465,7 @@
         <w:t>≈</w:t>
       </w:r>
       <w:r>
-        <w:t xml:space="preserve"> 79%</w:t>
+        <w:t xml:space="preserve"> 80%</w:t>
       </w:r>
     </w:p>
     <w:p>
@@ -15546,6 +14478,7 @@
         <w:rPr>
           <w:b/>
         </w:rPr>
+        <w:lastRenderedPageBreak/>
         <w:t>固定營運費用（不隨用戶數變動）</w:t>
       </w:r>
     </w:p>
@@ -15747,8 +14680,10 @@
               <w:pStyle w:val="aff1"/>
             </w:pPr>
             <w:r>
-              <w:t>3 名員工 × NT$3 萬/月，創辦人不支薪</w:t>
-            </w:r>
+              <w:t>3 名員工 × NT$3 萬/月</w:t>
+            </w:r>
+            <w:bookmarkStart w:id="24" w:name="_GoBack"/>
+            <w:bookmarkEnd w:id="24"/>
           </w:p>
         </w:tc>
       </w:tr>
@@ -15886,7 +14821,7 @@
               <w:pStyle w:val="aff1"/>
             </w:pPr>
             <w:r>
-              <w:t>~NT$7 萬</w:t>
+              <w:t>~NT$5.6 萬</w:t>
             </w:r>
           </w:p>
         </w:tc>
@@ -16060,7 +14995,7 @@
                 <w:b/>
                 <w:bCs/>
               </w:rPr>
-              <w:t>~NT$23 萬</w:t>
+              <w:t>~NT$20.8 萬</w:t>
             </w:r>
           </w:p>
         </w:tc>
@@ -16106,7 +15041,7 @@
       <w:pPr>
         <w:pStyle w:val="3"/>
       </w:pPr>
-      <w:bookmarkStart w:id="24" w:name="_Toc224898880"/>
+      <w:bookmarkStart w:id="25" w:name="_Toc224898880"/>
       <w:r>
         <w:rPr>
           <w:rFonts w:hint="eastAsia"/>
@@ -16116,7 +15051,7 @@
       <w:r>
         <w:t>. 通路與品牌策略</w:t>
       </w:r>
-      <w:bookmarkEnd w:id="24"/>
+      <w:bookmarkEnd w:id="25"/>
     </w:p>
     <w:p>
       <w:r>
@@ -16167,18 +15102,18 @@
       <w:pPr>
         <w:pStyle w:val="2"/>
       </w:pPr>
-      <w:bookmarkStart w:id="25" w:name="_Toc224898881"/>
+      <w:bookmarkStart w:id="26" w:name="_Toc224898881"/>
       <w:r>
         <w:lastRenderedPageBreak/>
         <w:t>(二) 市場拓展策略</w:t>
       </w:r>
-      <w:bookmarkEnd w:id="25"/>
+      <w:bookmarkEnd w:id="26"/>
     </w:p>
     <w:p>
       <w:pPr>
         <w:pStyle w:val="3"/>
       </w:pPr>
-      <w:bookmarkStart w:id="26" w:name="_Toc224898882"/>
+      <w:bookmarkStart w:id="27" w:name="_Toc224898882"/>
       <w:r>
         <w:rPr>
           <w:rFonts w:hint="eastAsia"/>
@@ -16188,7 +15123,7 @@
       <w:r>
         <w:t>. 通路拓展</w:t>
       </w:r>
-      <w:bookmarkEnd w:id="26"/>
+      <w:bookmarkEnd w:id="27"/>
     </w:p>
     <w:p>
       <w:pPr>
@@ -16667,8 +15602,8 @@
       </w:tblPr>
       <w:tblGrid>
         <w:gridCol w:w="1991"/>
-        <w:gridCol w:w="3939"/>
-        <w:gridCol w:w="3814"/>
+        <w:gridCol w:w="4387"/>
+        <w:gridCol w:w="3366"/>
       </w:tblGrid>
       <w:tr>
         <w:tc>
@@ -16700,7 +15635,7 @@
         </w:tc>
         <w:tc>
           <w:tcPr>
-            <w:tcW w:w="2021" w:type="pct"/>
+            <w:tcW w:w="2251" w:type="pct"/>
             <w:tcBorders>
               <w:top w:val="single" w:sz="1" w:space="0" w:color="BDC3C7"/>
               <w:left w:val="single" w:sz="1" w:space="0" w:color="BDC3C7"/>
@@ -16727,7 +15662,7 @@
         </w:tc>
         <w:tc>
           <w:tcPr>
-            <w:tcW w:w="1957" w:type="pct"/>
+            <w:tcW w:w="1727" w:type="pct"/>
             <w:tcBorders>
               <w:top w:val="single" w:sz="1" w:space="0" w:color="BDC3C7"/>
               <w:left w:val="single" w:sz="1" w:space="0" w:color="BDC3C7"/>
@@ -16782,7 +15717,7 @@
         </w:tc>
         <w:tc>
           <w:tcPr>
-            <w:tcW w:w="2021" w:type="pct"/>
+            <w:tcW w:w="2251" w:type="pct"/>
             <w:tcBorders>
               <w:top w:val="single" w:sz="1" w:space="0" w:color="BDC3C7"/>
               <w:left w:val="single" w:sz="1" w:space="0" w:color="BDC3C7"/>
@@ -16808,27 +15743,30 @@
         </w:tc>
         <w:tc>
           <w:tcPr>
-            <w:tcW w:w="1957" w:type="pct"/>
-            <w:tcBorders>
-              <w:top w:val="single" w:sz="1" w:space="0" w:color="BDC3C7"/>
-              <w:left w:val="single" w:sz="1" w:space="0" w:color="BDC3C7"/>
-              <w:bottom w:val="single" w:sz="1" w:space="0" w:color="BDC3C7"/>
-              <w:right w:val="single" w:sz="1" w:space="0" w:color="BDC3C7"/>
-            </w:tcBorders>
-            <w:tcMar>
-              <w:top w:w="60" w:type="dxa"/>
-              <w:left w:w="100" w:type="dxa"/>
-              <w:bottom w:w="60" w:type="dxa"/>
-              <w:right w:w="100" w:type="dxa"/>
-            </w:tcMar>
-            <w:vAlign w:val="center"/>
-          </w:tcPr>
-          <w:p>
-            <w:pPr>
-              <w:pStyle w:val="aff1"/>
-            </w:pPr>
-            <w:r>
-              <w:t>3-6% 轉付費率</w:t>
+            <w:tcW w:w="1727" w:type="pct"/>
+            <w:tcBorders>
+              <w:top w:val="single" w:sz="1" w:space="0" w:color="BDC3C7"/>
+              <w:left w:val="single" w:sz="1" w:space="0" w:color="BDC3C7"/>
+              <w:bottom w:val="single" w:sz="1" w:space="0" w:color="BDC3C7"/>
+              <w:right w:val="single" w:sz="1" w:space="0" w:color="BDC3C7"/>
+            </w:tcBorders>
+            <w:tcMar>
+              <w:top w:w="60" w:type="dxa"/>
+              <w:left w:w="100" w:type="dxa"/>
+              <w:bottom w:w="60" w:type="dxa"/>
+              <w:right w:w="100" w:type="dxa"/>
+            </w:tcMar>
+            <w:vAlign w:val="center"/>
+          </w:tcPr>
+          <w:p>
+            <w:pPr>
+              <w:pStyle w:val="aff1"/>
+            </w:pPr>
+            <w:r>
+              <w:t>4</w:t>
+            </w:r>
+            <w:r>
+              <w:t>-6% 轉付費率</w:t>
             </w:r>
           </w:p>
         </w:tc>
@@ -16863,7 +15801,7 @@
         </w:tc>
         <w:tc>
           <w:tcPr>
-            <w:tcW w:w="2021" w:type="pct"/>
+            <w:tcW w:w="2251" w:type="pct"/>
             <w:tcBorders>
               <w:top w:val="single" w:sz="1" w:space="0" w:color="BDC3C7"/>
               <w:left w:val="single" w:sz="1" w:space="0" w:color="BDC3C7"/>
@@ -16890,7 +15828,7 @@
         </w:tc>
         <w:tc>
           <w:tcPr>
-            <w:tcW w:w="1957" w:type="pct"/>
+            <w:tcW w:w="1727" w:type="pct"/>
             <w:tcBorders>
               <w:top w:val="single" w:sz="1" w:space="0" w:color="BDC3C7"/>
               <w:left w:val="single" w:sz="1" w:space="0" w:color="BDC3C7"/>
@@ -16945,7 +15883,7 @@
         </w:tc>
         <w:tc>
           <w:tcPr>
-            <w:tcW w:w="2021" w:type="pct"/>
+            <w:tcW w:w="2251" w:type="pct"/>
             <w:tcBorders>
               <w:top w:val="single" w:sz="1" w:space="0" w:color="BDC3C7"/>
               <w:left w:val="single" w:sz="1" w:space="0" w:color="BDC3C7"/>
@@ -16971,7 +15909,7 @@
         </w:tc>
         <w:tc>
           <w:tcPr>
-            <w:tcW w:w="1957" w:type="pct"/>
+            <w:tcW w:w="1727" w:type="pct"/>
             <w:tcBorders>
               <w:top w:val="single" w:sz="1" w:space="0" w:color="BDC3C7"/>
               <w:left w:val="single" w:sz="1" w:space="0" w:color="BDC3C7"/>
@@ -17026,7 +15964,7 @@
         </w:tc>
         <w:tc>
           <w:tcPr>
-            <w:tcW w:w="2021" w:type="pct"/>
+            <w:tcW w:w="2251" w:type="pct"/>
             <w:tcBorders>
               <w:top w:val="single" w:sz="1" w:space="0" w:color="BDC3C7"/>
               <w:left w:val="single" w:sz="1" w:space="0" w:color="BDC3C7"/>
@@ -17053,7 +15991,7 @@
         </w:tc>
         <w:tc>
           <w:tcPr>
-            <w:tcW w:w="1957" w:type="pct"/>
+            <w:tcW w:w="1727" w:type="pct"/>
             <w:tcBorders>
               <w:top w:val="single" w:sz="1" w:space="0" w:color="BDC3C7"/>
               <w:left w:val="single" w:sz="1" w:space="0" w:color="BDC3C7"/>
@@ -17105,7 +16043,7 @@
       <w:pPr>
         <w:pStyle w:val="3"/>
       </w:pPr>
-      <w:bookmarkStart w:id="27" w:name="_Toc224898883"/>
+      <w:bookmarkStart w:id="28" w:name="_Toc224898883"/>
       <w:r>
         <w:rPr>
           <w:rFonts w:hint="eastAsia"/>
@@ -17115,7 +16053,7 @@
       <w:r>
         <w:t>. 展店或跨境電商</w:t>
       </w:r>
-      <w:bookmarkEnd w:id="27"/>
+      <w:bookmarkEnd w:id="28"/>
     </w:p>
     <w:p>
       <w:r>
@@ -17160,12 +16098,12 @@
           <w:numId w:val="4"/>
         </w:numPr>
       </w:pPr>
-      <w:bookmarkStart w:id="28" w:name="_Toc224898884"/>
+      <w:bookmarkStart w:id="29" w:name="_Toc224898884"/>
       <w:r>
         <w:lastRenderedPageBreak/>
         <w:t>團隊潛力</w:t>
       </w:r>
-      <w:bookmarkEnd w:id="28"/>
+      <w:bookmarkEnd w:id="29"/>
     </w:p>
     <w:p>
       <w:pPr>
@@ -17215,21 +16153,21 @@
       <w:pPr>
         <w:pStyle w:val="2"/>
       </w:pPr>
-      <w:bookmarkStart w:id="29" w:name="_Toc224898885"/>
+      <w:bookmarkStart w:id="30" w:name="_Toc224898885"/>
       <w:r>
         <w:t>(一) 團隊介紹</w:t>
       </w:r>
-      <w:bookmarkEnd w:id="29"/>
+      <w:bookmarkEnd w:id="30"/>
     </w:p>
     <w:p>
       <w:pPr>
         <w:pStyle w:val="3"/>
       </w:pPr>
-      <w:bookmarkStart w:id="30" w:name="_Toc224898886"/>
+      <w:bookmarkStart w:id="31" w:name="_Toc224898886"/>
       <w:r>
         <w:t>1. 核心成員經歷</w:t>
       </w:r>
-      <w:bookmarkEnd w:id="30"/>
+      <w:bookmarkEnd w:id="31"/>
     </w:p>
     <w:p>
       <w:pPr>
@@ -17523,7 +16461,15 @@
               <w:pStyle w:val="aff1"/>
             </w:pPr>
             <w:r>
-              <w:t>1. 數理教育品牌創始成員：從零建構教學體系與營運流程，累計服務逾 500 位學員與家長</w:t>
+              <w:t>1. 數理教育品牌創始成員：</w:t>
+            </w:r>
+            <w:proofErr w:type="gramStart"/>
+            <w:r>
+              <w:t>從零建構</w:t>
+            </w:r>
+            <w:proofErr w:type="gramEnd"/>
+            <w:r>
+              <w:t>教學體系與營運流程，累計服務逾 500 位學員與家長</w:t>
             </w:r>
             <w:r>
               <w:rPr>
@@ -17531,8 +16477,12 @@
               </w:rPr>
               <w:t>。</w:t>
             </w:r>
-            <w:r>
-              <w:br/>
+          </w:p>
+          <w:p>
+            <w:pPr>
+              <w:pStyle w:val="aff1"/>
+            </w:pPr>
+            <w:r>
               <w:t xml:space="preserve">2. </w:t>
             </w:r>
             <w:r>
@@ -17550,8 +16500,12 @@
               </w:rPr>
               <w:t>位同學建立系統化解題思維，使其順利通過高難度專業考試，成功達成各階段學業里程碑。</w:t>
             </w:r>
-            <w:r>
-              <w:br/>
+          </w:p>
+          <w:p>
+            <w:pPr>
+              <w:pStyle w:val="aff1"/>
+            </w:pPr>
+            <w:r>
               <w:t xml:space="preserve">3. </w:t>
             </w:r>
             <w:r>
@@ -17561,7 +16515,15 @@
               <w:t>曾於國泰人壽、</w:t>
             </w:r>
             <w:r>
-              <w:t>NTT DATA、勤業眾信 擔任精算顧問，推動數據自動化、精算軟體技術轉移等專案</w:t>
+              <w:t>NTT DATA、</w:t>
+            </w:r>
+            <w:proofErr w:type="gramStart"/>
+            <w:r>
+              <w:t>勤業眾信</w:t>
+            </w:r>
+            <w:proofErr w:type="gramEnd"/>
+            <w:r>
+              <w:t xml:space="preserve"> 擔任精算顧問，推動數據自動化、精算軟體技術轉移等專案</w:t>
             </w:r>
             <w:r>
               <w:rPr>
@@ -17894,7 +16856,7 @@
             <w:pPr>
               <w:pStyle w:val="aff1"/>
             </w:pPr>
-            <w:bookmarkStart w:id="31" w:name="_Hlk224635750"/>
+            <w:bookmarkStart w:id="32" w:name="_Hlk224635750"/>
             <w:r>
               <w:t>專長</w:t>
             </w:r>
@@ -17923,6 +16885,24 @@
               <w:pStyle w:val="aff1"/>
             </w:pPr>
             <w:r>
+              <w:t xml:space="preserve">AI </w:t>
+            </w:r>
+            <w:r>
+              <w:rPr>
+                <w:rFonts w:hint="eastAsia"/>
+              </w:rPr>
+              <w:t>A</w:t>
+            </w:r>
+            <w:r>
+              <w:t>gent程式設計</w:t>
+            </w:r>
+            <w:r>
+              <w:rPr>
+                <w:rFonts w:hint="eastAsia"/>
+              </w:rPr>
+              <w:t>、</w:t>
+            </w:r>
+            <w:r>
               <w:t>數</w:t>
             </w:r>
             <w:r>
@@ -17938,24 +16918,12 @@
               <w:rPr>
                 <w:rFonts w:hint="eastAsia"/>
               </w:rPr>
-              <w:t>、商業/數據分析、</w:t>
-            </w:r>
-            <w:r>
-              <w:t xml:space="preserve">AI </w:t>
-            </w:r>
-            <w:r>
-              <w:rPr>
-                <w:rFonts w:hint="eastAsia"/>
-              </w:rPr>
-              <w:t>A</w:t>
-            </w:r>
-            <w:r>
-              <w:t>gent程式設計</w:t>
+              <w:t>、商業/數據分析</w:t>
             </w:r>
           </w:p>
         </w:tc>
       </w:tr>
-      <w:bookmarkEnd w:id="31"/>
+      <w:bookmarkEnd w:id="32"/>
       <w:tr>
         <w:tc>
           <w:tcPr>
@@ -18327,13 +17295,31 @@
               <w:t>gent程式設計、</w:t>
             </w:r>
             <w:r>
+              <w:t>數</w:t>
+            </w:r>
+            <w:r>
               <w:rPr>
                 <w:rFonts w:hint="eastAsia"/>
               </w:rPr>
+              <w:t>學</w:t>
+            </w:r>
+            <w:r>
+              <w:t>教育</w:t>
+            </w:r>
+            <w:r>
+              <w:rPr>
+                <w:rFonts w:hint="eastAsia"/>
+              </w:rPr>
+              <w:t>、</w:t>
+            </w:r>
+            <w:r>
+              <w:rPr>
+                <w:rFonts w:hint="eastAsia"/>
+              </w:rPr>
               <w:t>電腦</w:t>
             </w:r>
             <w:r>
-              <w:t>演算法、數理教育</w:t>
+              <w:t>演算法</w:t>
             </w:r>
           </w:p>
         </w:tc>
@@ -18386,6 +17372,90 @@
             <w:pPr>
               <w:pStyle w:val="aff1"/>
             </w:pPr>
+            <w:r>
+              <w:rPr>
+                <w:rFonts w:hint="eastAsia"/>
+              </w:rPr>
+              <w:t>1</w:t>
+            </w:r>
+            <w:r>
+              <w:t xml:space="preserve">. </w:t>
+            </w:r>
+            <w:r>
+              <w:t xml:space="preserve">Jamie’s </w:t>
+            </w:r>
+            <w:proofErr w:type="spellStart"/>
+            <w:r>
+              <w:t>Gapyear</w:t>
+            </w:r>
+            <w:proofErr w:type="spellEnd"/>
+            <w:r>
+              <w:t xml:space="preserve"> Program</w:t>
+            </w:r>
+            <w:r>
+              <w:rPr>
+                <w:rFonts w:hint="eastAsia"/>
+              </w:rPr>
+              <w:t xml:space="preserve"> (JGP)</w:t>
+            </w:r>
+            <w:r>
+              <w:t xml:space="preserve"> </w:t>
+            </w:r>
+            <w:r>
+              <w:rPr>
+                <w:rFonts w:hint="eastAsia"/>
+              </w:rPr>
+              <w:t>F</w:t>
+            </w:r>
+            <w:r>
+              <w:t>ellow</w:t>
+            </w:r>
+          </w:p>
+          <w:p>
+            <w:pPr>
+              <w:pStyle w:val="aff1"/>
+            </w:pPr>
+            <w:r>
+              <w:t>2.</w:t>
+            </w:r>
+            <w:r>
+              <w:rPr>
+                <w:rFonts w:hint="eastAsia"/>
+              </w:rPr>
+              <w:t>多款應用APP開發</w:t>
+            </w:r>
+            <w:r>
+              <w:rPr>
+                <w:rFonts w:hint="eastAsia"/>
+              </w:rPr>
+              <w:t>實務</w:t>
+            </w:r>
+            <w:r>
+              <w:rPr>
+                <w:rFonts w:hint="eastAsia"/>
+              </w:rPr>
+              <w:t>經驗</w:t>
+            </w:r>
+          </w:p>
+          <w:p>
+            <w:pPr>
+              <w:pStyle w:val="aff1"/>
+            </w:pPr>
+            <w:r>
+              <w:t>3.</w:t>
+            </w:r>
+            <w:r>
+              <w:rPr>
+                <w:rFonts w:hint="eastAsia"/>
+              </w:rPr>
+              <w:t>曾參與主導數學</w:t>
+            </w:r>
+            <w:r>
+              <w:rPr>
+                <w:rFonts w:hint="eastAsia"/>
+              </w:rPr>
+              <w:t>家教媒合業務</w:t>
+            </w:r>
           </w:p>
         </w:tc>
       </w:tr>
@@ -18450,11 +17520,11 @@
       <w:pPr>
         <w:pStyle w:val="3"/>
       </w:pPr>
-      <w:bookmarkStart w:id="32" w:name="_Toc224898887"/>
+      <w:bookmarkStart w:id="33" w:name="_Toc224898887"/>
       <w:r>
         <w:t>2. 核心能力</w:t>
       </w:r>
-      <w:bookmarkEnd w:id="32"/>
+      <w:bookmarkEnd w:id="33"/>
     </w:p>
     <w:tbl>
       <w:tblPr>
@@ -18474,11 +17544,11 @@
         <w:tblLook w:val="0000" w:firstRow="0" w:lastRow="0" w:firstColumn="0" w:lastColumn="0" w:noHBand="0" w:noVBand="0"/>
       </w:tblPr>
       <w:tblGrid>
-        <w:gridCol w:w="1984"/>
-        <w:gridCol w:w="1653"/>
-        <w:gridCol w:w="1796"/>
-        <w:gridCol w:w="1796"/>
-        <w:gridCol w:w="2560"/>
+        <w:gridCol w:w="1982"/>
+        <w:gridCol w:w="1183"/>
+        <w:gridCol w:w="1184"/>
+        <w:gridCol w:w="1184"/>
+        <w:gridCol w:w="4256"/>
       </w:tblGrid>
       <w:tr>
         <w:trPr>
@@ -18486,7 +17556,7 @@
         </w:trPr>
         <w:tc>
           <w:tcPr>
-            <w:tcW w:w="1984" w:type="dxa"/>
+            <w:tcW w:w="1982" w:type="dxa"/>
             <w:tcBorders>
               <w:top w:val="single" w:sz="1" w:space="0" w:color="BDC3C7"/>
               <w:left w:val="single" w:sz="1" w:space="0" w:color="BDC3C7"/>
@@ -18513,7 +17583,7 @@
         </w:tc>
         <w:tc>
           <w:tcPr>
-            <w:tcW w:w="1653" w:type="dxa"/>
+            <w:tcW w:w="1183" w:type="dxa"/>
             <w:tcBorders>
               <w:top w:val="single" w:sz="1" w:space="0" w:color="BDC3C7"/>
               <w:left w:val="single" w:sz="1" w:space="0" w:color="BDC3C7"/>
@@ -18540,7 +17610,7 @@
         </w:tc>
         <w:tc>
           <w:tcPr>
-            <w:tcW w:w="1796" w:type="dxa"/>
+            <w:tcW w:w="1184" w:type="dxa"/>
             <w:tcBorders>
               <w:top w:val="single" w:sz="1" w:space="0" w:color="BDC3C7"/>
               <w:left w:val="single" w:sz="1" w:space="0" w:color="BDC3C7"/>
@@ -18560,14 +17630,16 @@
             <w:pPr>
               <w:pStyle w:val="aff"/>
             </w:pPr>
+            <w:proofErr w:type="gramStart"/>
             <w:r>
               <w:t>石亞喬</w:t>
             </w:r>
-          </w:p>
-        </w:tc>
-        <w:tc>
-          <w:tcPr>
-            <w:tcW w:w="1796" w:type="dxa"/>
+            <w:proofErr w:type="gramEnd"/>
+          </w:p>
+        </w:tc>
+        <w:tc>
+          <w:tcPr>
+            <w:tcW w:w="1184" w:type="dxa"/>
             <w:tcBorders>
               <w:top w:val="single" w:sz="1" w:space="0" w:color="BDC3C7"/>
               <w:left w:val="single" w:sz="1" w:space="0" w:color="BDC3C7"/>
@@ -18584,13 +17656,27 @@
               <w:rPr>
                 <w:rFonts w:hint="eastAsia"/>
               </w:rPr>
-              <w:t>陳鉦暘</w:t>
-            </w:r>
-          </w:p>
-        </w:tc>
-        <w:tc>
-          <w:tcPr>
-            <w:tcW w:w="2560" w:type="dxa"/>
+              <w:t>陳</w:t>
+            </w:r>
+            <w:proofErr w:type="gramStart"/>
+            <w:r>
+              <w:rPr>
+                <w:rFonts w:hint="eastAsia"/>
+              </w:rPr>
+              <w:t>鉦</w:t>
+            </w:r>
+            <w:proofErr w:type="gramEnd"/>
+            <w:r>
+              <w:rPr>
+                <w:rFonts w:hint="eastAsia"/>
+              </w:rPr>
+              <w:t>暘</w:t>
+            </w:r>
+          </w:p>
+        </w:tc>
+        <w:tc>
+          <w:tcPr>
+            <w:tcW w:w="4256" w:type="dxa"/>
             <w:tcBorders>
               <w:top w:val="single" w:sz="1" w:space="0" w:color="BDC3C7"/>
               <w:left w:val="single" w:sz="1" w:space="0" w:color="BDC3C7"/>
@@ -18622,24 +17708,25 @@
         </w:trPr>
         <w:tc>
           <w:tcPr>
-            <w:tcW w:w="1984" w:type="dxa"/>
-            <w:tcBorders>
-              <w:top w:val="single" w:sz="1" w:space="0" w:color="BDC3C7"/>
-              <w:left w:val="single" w:sz="1" w:space="0" w:color="BDC3C7"/>
-              <w:bottom w:val="single" w:sz="1" w:space="0" w:color="BDC3C7"/>
-              <w:right w:val="single" w:sz="1" w:space="0" w:color="BDC3C7"/>
-            </w:tcBorders>
-            <w:tcMar>
-              <w:top w:w="60" w:type="dxa"/>
-              <w:left w:w="100" w:type="dxa"/>
-              <w:bottom w:w="60" w:type="dxa"/>
-              <w:right w:w="100" w:type="dxa"/>
-            </w:tcMar>
-            <w:vAlign w:val="center"/>
-          </w:tcPr>
-          <w:p>
-            <w:pPr>
-              <w:pStyle w:val="aff1"/>
+            <w:tcW w:w="1982" w:type="dxa"/>
+            <w:tcBorders>
+              <w:top w:val="single" w:sz="1" w:space="0" w:color="BDC3C7"/>
+              <w:left w:val="single" w:sz="1" w:space="0" w:color="BDC3C7"/>
+              <w:bottom w:val="single" w:sz="1" w:space="0" w:color="BDC3C7"/>
+              <w:right w:val="single" w:sz="1" w:space="0" w:color="BDC3C7"/>
+            </w:tcBorders>
+            <w:tcMar>
+              <w:top w:w="60" w:type="dxa"/>
+              <w:left w:w="100" w:type="dxa"/>
+              <w:bottom w:w="60" w:type="dxa"/>
+              <w:right w:w="100" w:type="dxa"/>
+            </w:tcMar>
+            <w:vAlign w:val="center"/>
+          </w:tcPr>
+          <w:p>
+            <w:pPr>
+              <w:pStyle w:val="aff1"/>
+              <w:jc w:val="both"/>
             </w:pPr>
             <w:r>
               <w:t>數學教育經驗</w:t>
@@ -18648,24 +17735,25 @@
         </w:tc>
         <w:tc>
           <w:tcPr>
-            <w:tcW w:w="1653" w:type="dxa"/>
-            <w:tcBorders>
-              <w:top w:val="single" w:sz="1" w:space="0" w:color="BDC3C7"/>
-              <w:left w:val="single" w:sz="1" w:space="0" w:color="BDC3C7"/>
-              <w:bottom w:val="single" w:sz="1" w:space="0" w:color="BDC3C7"/>
-              <w:right w:val="single" w:sz="1" w:space="0" w:color="BDC3C7"/>
-            </w:tcBorders>
-            <w:tcMar>
-              <w:top w:w="60" w:type="dxa"/>
-              <w:left w:w="100" w:type="dxa"/>
-              <w:bottom w:w="60" w:type="dxa"/>
-              <w:right w:w="100" w:type="dxa"/>
-            </w:tcMar>
-            <w:vAlign w:val="center"/>
-          </w:tcPr>
-          <w:p>
-            <w:pPr>
-              <w:pStyle w:val="aff1"/>
+            <w:tcW w:w="1183" w:type="dxa"/>
+            <w:tcBorders>
+              <w:top w:val="single" w:sz="1" w:space="0" w:color="BDC3C7"/>
+              <w:left w:val="single" w:sz="1" w:space="0" w:color="BDC3C7"/>
+              <w:bottom w:val="single" w:sz="1" w:space="0" w:color="BDC3C7"/>
+              <w:right w:val="single" w:sz="1" w:space="0" w:color="BDC3C7"/>
+            </w:tcBorders>
+            <w:tcMar>
+              <w:top w:w="60" w:type="dxa"/>
+              <w:left w:w="100" w:type="dxa"/>
+              <w:bottom w:w="60" w:type="dxa"/>
+              <w:right w:w="100" w:type="dxa"/>
+            </w:tcMar>
+            <w:vAlign w:val="center"/>
+          </w:tcPr>
+          <w:p>
+            <w:pPr>
+              <w:pStyle w:val="aff1"/>
+              <w:jc w:val="both"/>
             </w:pPr>
             <w:r>
               <w:t>★★★★★</w:t>
@@ -18674,24 +17762,25 @@
         </w:tc>
         <w:tc>
           <w:tcPr>
-            <w:tcW w:w="1796" w:type="dxa"/>
-            <w:tcBorders>
-              <w:top w:val="single" w:sz="1" w:space="0" w:color="BDC3C7"/>
-              <w:left w:val="single" w:sz="1" w:space="0" w:color="BDC3C7"/>
-              <w:bottom w:val="single" w:sz="1" w:space="0" w:color="BDC3C7"/>
-              <w:right w:val="single" w:sz="1" w:space="0" w:color="BDC3C7"/>
-            </w:tcBorders>
-            <w:tcMar>
-              <w:top w:w="60" w:type="dxa"/>
-              <w:left w:w="100" w:type="dxa"/>
-              <w:bottom w:w="60" w:type="dxa"/>
-              <w:right w:w="100" w:type="dxa"/>
-            </w:tcMar>
-            <w:vAlign w:val="center"/>
-          </w:tcPr>
-          <w:p>
-            <w:pPr>
-              <w:pStyle w:val="aff1"/>
+            <w:tcW w:w="1184" w:type="dxa"/>
+            <w:tcBorders>
+              <w:top w:val="single" w:sz="1" w:space="0" w:color="BDC3C7"/>
+              <w:left w:val="single" w:sz="1" w:space="0" w:color="BDC3C7"/>
+              <w:bottom w:val="single" w:sz="1" w:space="0" w:color="BDC3C7"/>
+              <w:right w:val="single" w:sz="1" w:space="0" w:color="BDC3C7"/>
+            </w:tcBorders>
+            <w:tcMar>
+              <w:top w:w="60" w:type="dxa"/>
+              <w:left w:w="100" w:type="dxa"/>
+              <w:bottom w:w="60" w:type="dxa"/>
+              <w:right w:w="100" w:type="dxa"/>
+            </w:tcMar>
+            <w:vAlign w:val="center"/>
+          </w:tcPr>
+          <w:p>
+            <w:pPr>
+              <w:pStyle w:val="aff1"/>
+              <w:jc w:val="both"/>
             </w:pPr>
             <w:r>
               <w:t>★★★★</w:t>
@@ -18700,43 +17789,49 @@
         </w:tc>
         <w:tc>
           <w:tcPr>
-            <w:tcW w:w="1796" w:type="dxa"/>
-            <w:tcBorders>
-              <w:top w:val="single" w:sz="1" w:space="0" w:color="BDC3C7"/>
-              <w:left w:val="single" w:sz="1" w:space="0" w:color="BDC3C7"/>
-              <w:bottom w:val="single" w:sz="1" w:space="0" w:color="BDC3C7"/>
-              <w:right w:val="single" w:sz="1" w:space="0" w:color="BDC3C7"/>
-            </w:tcBorders>
-          </w:tcPr>
-          <w:p>
-            <w:pPr>
-              <w:pStyle w:val="aff1"/>
-            </w:pPr>
-          </w:p>
-        </w:tc>
-        <w:tc>
-          <w:tcPr>
-            <w:tcW w:w="2560" w:type="dxa"/>
-            <w:tcBorders>
-              <w:top w:val="single" w:sz="1" w:space="0" w:color="BDC3C7"/>
-              <w:left w:val="single" w:sz="1" w:space="0" w:color="BDC3C7"/>
-              <w:bottom w:val="single" w:sz="1" w:space="0" w:color="BDC3C7"/>
-              <w:right w:val="single" w:sz="1" w:space="0" w:color="BDC3C7"/>
-            </w:tcBorders>
-            <w:tcMar>
-              <w:top w:w="60" w:type="dxa"/>
-              <w:left w:w="100" w:type="dxa"/>
-              <w:bottom w:w="60" w:type="dxa"/>
-              <w:right w:w="100" w:type="dxa"/>
-            </w:tcMar>
-            <w:vAlign w:val="center"/>
-          </w:tcPr>
-          <w:p>
-            <w:pPr>
-              <w:pStyle w:val="aff1"/>
-            </w:pPr>
-            <w:r>
-              <w:t>雙重保障教育品質</w:t>
+            <w:tcW w:w="1184" w:type="dxa"/>
+            <w:tcBorders>
+              <w:top w:val="single" w:sz="1" w:space="0" w:color="BDC3C7"/>
+              <w:left w:val="single" w:sz="1" w:space="0" w:color="BDC3C7"/>
+              <w:bottom w:val="single" w:sz="1" w:space="0" w:color="BDC3C7"/>
+              <w:right w:val="single" w:sz="1" w:space="0" w:color="BDC3C7"/>
+            </w:tcBorders>
+            <w:vAlign w:val="center"/>
+          </w:tcPr>
+          <w:p>
+            <w:pPr>
+              <w:pStyle w:val="aff1"/>
+              <w:jc w:val="both"/>
+            </w:pPr>
+            <w:r>
+              <w:t>★★★</w:t>
+            </w:r>
+          </w:p>
+        </w:tc>
+        <w:tc>
+          <w:tcPr>
+            <w:tcW w:w="4256" w:type="dxa"/>
+            <w:tcBorders>
+              <w:top w:val="single" w:sz="1" w:space="0" w:color="BDC3C7"/>
+              <w:left w:val="single" w:sz="1" w:space="0" w:color="BDC3C7"/>
+              <w:bottom w:val="single" w:sz="1" w:space="0" w:color="BDC3C7"/>
+              <w:right w:val="single" w:sz="1" w:space="0" w:color="BDC3C7"/>
+            </w:tcBorders>
+            <w:tcMar>
+              <w:top w:w="60" w:type="dxa"/>
+              <w:left w:w="100" w:type="dxa"/>
+              <w:bottom w:w="60" w:type="dxa"/>
+              <w:right w:w="100" w:type="dxa"/>
+            </w:tcMar>
+            <w:vAlign w:val="center"/>
+          </w:tcPr>
+          <w:p>
+            <w:pPr>
+              <w:pStyle w:val="aff1"/>
+              <w:jc w:val="both"/>
+            </w:pPr>
+            <w:r>
+              <w:t>三人皆具數理教育背景</w:t>
             </w:r>
           </w:p>
         </w:tc>
@@ -18747,7 +17842,7 @@
         </w:trPr>
         <w:tc>
           <w:tcPr>
-            <w:tcW w:w="1984" w:type="dxa"/>
+            <w:tcW w:w="1982" w:type="dxa"/>
             <w:tcBorders>
               <w:top w:val="single" w:sz="1" w:space="0" w:color="BDC3C7"/>
               <w:left w:val="single" w:sz="1" w:space="0" w:color="BDC3C7"/>
@@ -18766,6 +17861,7 @@
           <w:p>
             <w:pPr>
               <w:pStyle w:val="aff1"/>
+              <w:jc w:val="both"/>
             </w:pPr>
             <w:r>
               <w:t>AI / ML 技術</w:t>
@@ -18774,7 +17870,7 @@
         </w:tc>
         <w:tc>
           <w:tcPr>
-            <w:tcW w:w="1653" w:type="dxa"/>
+            <w:tcW w:w="1183" w:type="dxa"/>
             <w:tcBorders>
               <w:top w:val="single" w:sz="1" w:space="0" w:color="BDC3C7"/>
               <w:left w:val="single" w:sz="1" w:space="0" w:color="BDC3C7"/>
@@ -18793,6 +17889,35 @@
           <w:p>
             <w:pPr>
               <w:pStyle w:val="aff1"/>
+              <w:jc w:val="both"/>
+            </w:pPr>
+            <w:r>
+              <w:t>★★★★</w:t>
+            </w:r>
+          </w:p>
+        </w:tc>
+        <w:tc>
+          <w:tcPr>
+            <w:tcW w:w="1184" w:type="dxa"/>
+            <w:tcBorders>
+              <w:top w:val="single" w:sz="1" w:space="0" w:color="BDC3C7"/>
+              <w:left w:val="single" w:sz="1" w:space="0" w:color="BDC3C7"/>
+              <w:bottom w:val="single" w:sz="1" w:space="0" w:color="BDC3C7"/>
+              <w:right w:val="single" w:sz="1" w:space="0" w:color="BDC3C7"/>
+            </w:tcBorders>
+            <w:shd w:val="clear" w:color="auto" w:fill="EBF5FB"/>
+            <w:tcMar>
+              <w:top w:w="60" w:type="dxa"/>
+              <w:left w:w="100" w:type="dxa"/>
+              <w:bottom w:w="60" w:type="dxa"/>
+              <w:right w:w="100" w:type="dxa"/>
+            </w:tcMar>
+            <w:vAlign w:val="center"/>
+          </w:tcPr>
+          <w:p>
+            <w:pPr>
+              <w:pStyle w:val="aff1"/>
+              <w:jc w:val="both"/>
             </w:pPr>
             <w:r>
               <w:t>★★★</w:t>
@@ -18801,7 +17926,7 @@
         </w:tc>
         <w:tc>
           <w:tcPr>
-            <w:tcW w:w="1796" w:type="dxa"/>
+            <w:tcW w:w="1184" w:type="dxa"/>
             <w:tcBorders>
               <w:top w:val="single" w:sz="1" w:space="0" w:color="BDC3C7"/>
               <w:left w:val="single" w:sz="1" w:space="0" w:color="BDC3C7"/>
@@ -18809,26 +17934,24 @@
               <w:right w:val="single" w:sz="1" w:space="0" w:color="BDC3C7"/>
             </w:tcBorders>
             <w:shd w:val="clear" w:color="auto" w:fill="EBF5FB"/>
-            <w:tcMar>
-              <w:top w:w="60" w:type="dxa"/>
-              <w:left w:w="100" w:type="dxa"/>
-              <w:bottom w:w="60" w:type="dxa"/>
-              <w:right w:w="100" w:type="dxa"/>
-            </w:tcMar>
-            <w:vAlign w:val="center"/>
-          </w:tcPr>
-          <w:p>
-            <w:pPr>
-              <w:pStyle w:val="aff1"/>
-            </w:pPr>
-            <w:r>
-              <w:t>★★★★★</w:t>
-            </w:r>
-          </w:p>
-        </w:tc>
-        <w:tc>
-          <w:tcPr>
-            <w:tcW w:w="1796" w:type="dxa"/>
+            <w:vAlign w:val="center"/>
+          </w:tcPr>
+          <w:p>
+            <w:pPr>
+              <w:pStyle w:val="aff1"/>
+              <w:jc w:val="both"/>
+            </w:pPr>
+            <w:r>
+              <w:t>★★★★</w:t>
+            </w:r>
+            <w:r>
+              <w:t>★</w:t>
+            </w:r>
+          </w:p>
+        </w:tc>
+        <w:tc>
+          <w:tcPr>
+            <w:tcW w:w="4256" w:type="dxa"/>
             <w:tcBorders>
               <w:top w:val="single" w:sz="1" w:space="0" w:color="BDC3C7"/>
               <w:left w:val="single" w:sz="1" w:space="0" w:color="BDC3C7"/>
@@ -18836,34 +17959,18 @@
               <w:right w:val="single" w:sz="1" w:space="0" w:color="BDC3C7"/>
             </w:tcBorders>
             <w:shd w:val="clear" w:color="auto" w:fill="EBF5FB"/>
-          </w:tcPr>
-          <w:p>
-            <w:pPr>
-              <w:pStyle w:val="aff1"/>
-            </w:pPr>
-          </w:p>
-        </w:tc>
-        <w:tc>
-          <w:tcPr>
-            <w:tcW w:w="2560" w:type="dxa"/>
-            <w:tcBorders>
-              <w:top w:val="single" w:sz="1" w:space="0" w:color="BDC3C7"/>
-              <w:left w:val="single" w:sz="1" w:space="0" w:color="BDC3C7"/>
-              <w:bottom w:val="single" w:sz="1" w:space="0" w:color="BDC3C7"/>
-              <w:right w:val="single" w:sz="1" w:space="0" w:color="BDC3C7"/>
-            </w:tcBorders>
-            <w:shd w:val="clear" w:color="auto" w:fill="EBF5FB"/>
-            <w:tcMar>
-              <w:top w:w="60" w:type="dxa"/>
-              <w:left w:w="100" w:type="dxa"/>
-              <w:bottom w:w="60" w:type="dxa"/>
-              <w:right w:w="100" w:type="dxa"/>
-            </w:tcMar>
-            <w:vAlign w:val="center"/>
-          </w:tcPr>
-          <w:p>
-            <w:pPr>
-              <w:pStyle w:val="aff1"/>
+            <w:tcMar>
+              <w:top w:w="60" w:type="dxa"/>
+              <w:left w:w="100" w:type="dxa"/>
+              <w:bottom w:w="60" w:type="dxa"/>
+              <w:right w:w="100" w:type="dxa"/>
+            </w:tcMar>
+            <w:vAlign w:val="center"/>
+          </w:tcPr>
+          <w:p>
+            <w:pPr>
+              <w:pStyle w:val="aff1"/>
+              <w:jc w:val="both"/>
             </w:pPr>
             <w:r>
               <w:rPr>
@@ -18883,24 +17990,25 @@
         </w:trPr>
         <w:tc>
           <w:tcPr>
-            <w:tcW w:w="1984" w:type="dxa"/>
-            <w:tcBorders>
-              <w:top w:val="single" w:sz="1" w:space="0" w:color="BDC3C7"/>
-              <w:left w:val="single" w:sz="1" w:space="0" w:color="BDC3C7"/>
-              <w:bottom w:val="single" w:sz="1" w:space="0" w:color="BDC3C7"/>
-              <w:right w:val="single" w:sz="1" w:space="0" w:color="BDC3C7"/>
-            </w:tcBorders>
-            <w:tcMar>
-              <w:top w:w="60" w:type="dxa"/>
-              <w:left w:w="100" w:type="dxa"/>
-              <w:bottom w:w="60" w:type="dxa"/>
-              <w:right w:w="100" w:type="dxa"/>
-            </w:tcMar>
-            <w:vAlign w:val="center"/>
-          </w:tcPr>
-          <w:p>
-            <w:pPr>
-              <w:pStyle w:val="aff1"/>
+            <w:tcW w:w="1982" w:type="dxa"/>
+            <w:tcBorders>
+              <w:top w:val="single" w:sz="1" w:space="0" w:color="BDC3C7"/>
+              <w:left w:val="single" w:sz="1" w:space="0" w:color="BDC3C7"/>
+              <w:bottom w:val="single" w:sz="1" w:space="0" w:color="BDC3C7"/>
+              <w:right w:val="single" w:sz="1" w:space="0" w:color="BDC3C7"/>
+            </w:tcBorders>
+            <w:tcMar>
+              <w:top w:w="60" w:type="dxa"/>
+              <w:left w:w="100" w:type="dxa"/>
+              <w:bottom w:w="60" w:type="dxa"/>
+              <w:right w:w="100" w:type="dxa"/>
+            </w:tcMar>
+            <w:vAlign w:val="center"/>
+          </w:tcPr>
+          <w:p>
+            <w:pPr>
+              <w:pStyle w:val="aff1"/>
+              <w:jc w:val="both"/>
             </w:pPr>
             <w:r>
               <w:t>全端開發</w:t>
@@ -18909,24 +18017,25 @@
         </w:tc>
         <w:tc>
           <w:tcPr>
-            <w:tcW w:w="1653" w:type="dxa"/>
-            <w:tcBorders>
-              <w:top w:val="single" w:sz="1" w:space="0" w:color="BDC3C7"/>
-              <w:left w:val="single" w:sz="1" w:space="0" w:color="BDC3C7"/>
-              <w:bottom w:val="single" w:sz="1" w:space="0" w:color="BDC3C7"/>
-              <w:right w:val="single" w:sz="1" w:space="0" w:color="BDC3C7"/>
-            </w:tcBorders>
-            <w:tcMar>
-              <w:top w:w="60" w:type="dxa"/>
-              <w:left w:w="100" w:type="dxa"/>
-              <w:bottom w:w="60" w:type="dxa"/>
-              <w:right w:w="100" w:type="dxa"/>
-            </w:tcMar>
-            <w:vAlign w:val="center"/>
-          </w:tcPr>
-          <w:p>
-            <w:pPr>
-              <w:pStyle w:val="aff1"/>
+            <w:tcW w:w="1183" w:type="dxa"/>
+            <w:tcBorders>
+              <w:top w:val="single" w:sz="1" w:space="0" w:color="BDC3C7"/>
+              <w:left w:val="single" w:sz="1" w:space="0" w:color="BDC3C7"/>
+              <w:bottom w:val="single" w:sz="1" w:space="0" w:color="BDC3C7"/>
+              <w:right w:val="single" w:sz="1" w:space="0" w:color="BDC3C7"/>
+            </w:tcBorders>
+            <w:tcMar>
+              <w:top w:w="60" w:type="dxa"/>
+              <w:left w:w="100" w:type="dxa"/>
+              <w:bottom w:w="60" w:type="dxa"/>
+              <w:right w:w="100" w:type="dxa"/>
+            </w:tcMar>
+            <w:vAlign w:val="center"/>
+          </w:tcPr>
+          <w:p>
+            <w:pPr>
+              <w:pStyle w:val="aff1"/>
+              <w:jc w:val="both"/>
             </w:pPr>
             <w:r>
               <w:t>★★★★★</w:t>
@@ -18935,24 +18044,25 @@
         </w:tc>
         <w:tc>
           <w:tcPr>
-            <w:tcW w:w="1796" w:type="dxa"/>
-            <w:tcBorders>
-              <w:top w:val="single" w:sz="1" w:space="0" w:color="BDC3C7"/>
-              <w:left w:val="single" w:sz="1" w:space="0" w:color="BDC3C7"/>
-              <w:bottom w:val="single" w:sz="1" w:space="0" w:color="BDC3C7"/>
-              <w:right w:val="single" w:sz="1" w:space="0" w:color="BDC3C7"/>
-            </w:tcBorders>
-            <w:tcMar>
-              <w:top w:w="60" w:type="dxa"/>
-              <w:left w:w="100" w:type="dxa"/>
-              <w:bottom w:w="60" w:type="dxa"/>
-              <w:right w:w="100" w:type="dxa"/>
-            </w:tcMar>
-            <w:vAlign w:val="center"/>
-          </w:tcPr>
-          <w:p>
-            <w:pPr>
-              <w:pStyle w:val="aff1"/>
+            <w:tcW w:w="1184" w:type="dxa"/>
+            <w:tcBorders>
+              <w:top w:val="single" w:sz="1" w:space="0" w:color="BDC3C7"/>
+              <w:left w:val="single" w:sz="1" w:space="0" w:color="BDC3C7"/>
+              <w:bottom w:val="single" w:sz="1" w:space="0" w:color="BDC3C7"/>
+              <w:right w:val="single" w:sz="1" w:space="0" w:color="BDC3C7"/>
+            </w:tcBorders>
+            <w:tcMar>
+              <w:top w:w="60" w:type="dxa"/>
+              <w:left w:w="100" w:type="dxa"/>
+              <w:bottom w:w="60" w:type="dxa"/>
+              <w:right w:w="100" w:type="dxa"/>
+            </w:tcMar>
+            <w:vAlign w:val="center"/>
+          </w:tcPr>
+          <w:p>
+            <w:pPr>
+              <w:pStyle w:val="aff1"/>
+              <w:jc w:val="both"/>
             </w:pPr>
             <w:r>
               <w:t>★★★</w:t>
@@ -18961,43 +18071,60 @@
         </w:tc>
         <w:tc>
           <w:tcPr>
-            <w:tcW w:w="1796" w:type="dxa"/>
-            <w:tcBorders>
-              <w:top w:val="single" w:sz="1" w:space="0" w:color="BDC3C7"/>
-              <w:left w:val="single" w:sz="1" w:space="0" w:color="BDC3C7"/>
-              <w:bottom w:val="single" w:sz="1" w:space="0" w:color="BDC3C7"/>
-              <w:right w:val="single" w:sz="1" w:space="0" w:color="BDC3C7"/>
-            </w:tcBorders>
-          </w:tcPr>
-          <w:p>
-            <w:pPr>
-              <w:pStyle w:val="aff1"/>
-            </w:pPr>
-          </w:p>
-        </w:tc>
-        <w:tc>
-          <w:tcPr>
-            <w:tcW w:w="2560" w:type="dxa"/>
-            <w:tcBorders>
-              <w:top w:val="single" w:sz="1" w:space="0" w:color="BDC3C7"/>
-              <w:left w:val="single" w:sz="1" w:space="0" w:color="BDC3C7"/>
-              <w:bottom w:val="single" w:sz="1" w:space="0" w:color="BDC3C7"/>
-              <w:right w:val="single" w:sz="1" w:space="0" w:color="BDC3C7"/>
-            </w:tcBorders>
-            <w:tcMar>
-              <w:top w:w="60" w:type="dxa"/>
-              <w:left w:w="100" w:type="dxa"/>
-              <w:bottom w:w="60" w:type="dxa"/>
-              <w:right w:w="100" w:type="dxa"/>
-            </w:tcMar>
-            <w:vAlign w:val="center"/>
-          </w:tcPr>
-          <w:p>
-            <w:pPr>
-              <w:pStyle w:val="aff1"/>
-            </w:pPr>
-            <w:r>
-              <w:t>快速原型到上線</w:t>
+            <w:tcW w:w="1184" w:type="dxa"/>
+            <w:tcBorders>
+              <w:top w:val="single" w:sz="1" w:space="0" w:color="BDC3C7"/>
+              <w:left w:val="single" w:sz="1" w:space="0" w:color="BDC3C7"/>
+              <w:bottom w:val="single" w:sz="1" w:space="0" w:color="BDC3C7"/>
+              <w:right w:val="single" w:sz="1" w:space="0" w:color="BDC3C7"/>
+            </w:tcBorders>
+            <w:vAlign w:val="center"/>
+          </w:tcPr>
+          <w:p>
+            <w:pPr>
+              <w:pStyle w:val="aff1"/>
+              <w:jc w:val="both"/>
+            </w:pPr>
+            <w:r>
+              <w:t>★★★★</w:t>
+            </w:r>
+            <w:r>
+              <w:t>★</w:t>
+            </w:r>
+          </w:p>
+        </w:tc>
+        <w:tc>
+          <w:tcPr>
+            <w:tcW w:w="4256" w:type="dxa"/>
+            <w:tcBorders>
+              <w:top w:val="single" w:sz="1" w:space="0" w:color="BDC3C7"/>
+              <w:left w:val="single" w:sz="1" w:space="0" w:color="BDC3C7"/>
+              <w:bottom w:val="single" w:sz="1" w:space="0" w:color="BDC3C7"/>
+              <w:right w:val="single" w:sz="1" w:space="0" w:color="BDC3C7"/>
+            </w:tcBorders>
+            <w:tcMar>
+              <w:top w:w="60" w:type="dxa"/>
+              <w:left w:w="100" w:type="dxa"/>
+              <w:bottom w:w="60" w:type="dxa"/>
+              <w:right w:w="100" w:type="dxa"/>
+            </w:tcMar>
+            <w:vAlign w:val="center"/>
+          </w:tcPr>
+          <w:p>
+            <w:pPr>
+              <w:pStyle w:val="aff1"/>
+              <w:jc w:val="both"/>
+            </w:pPr>
+            <w:r>
+              <w:t>劉明燁主架構，陳</w:t>
+            </w:r>
+            <w:proofErr w:type="gramStart"/>
+            <w:r>
+              <w:t>鉦</w:t>
+            </w:r>
+            <w:proofErr w:type="gramEnd"/>
+            <w:r>
+              <w:t>暘 APP 經驗互補</w:t>
             </w:r>
           </w:p>
         </w:tc>
@@ -19008,7 +18135,7 @@
         </w:trPr>
         <w:tc>
           <w:tcPr>
-            <w:tcW w:w="1984" w:type="dxa"/>
+            <w:tcW w:w="1982" w:type="dxa"/>
             <w:tcBorders>
               <w:top w:val="single" w:sz="1" w:space="0" w:color="BDC3C7"/>
               <w:left w:val="single" w:sz="1" w:space="0" w:color="BDC3C7"/>
@@ -19027,6 +18154,7 @@
           <w:p>
             <w:pPr>
               <w:pStyle w:val="aff1"/>
+              <w:jc w:val="both"/>
             </w:pPr>
             <w:r>
               <w:t>產品設計</w:t>
@@ -19035,7 +18163,7 @@
         </w:tc>
         <w:tc>
           <w:tcPr>
-            <w:tcW w:w="1653" w:type="dxa"/>
+            <w:tcW w:w="1183" w:type="dxa"/>
             <w:tcBorders>
               <w:top w:val="single" w:sz="1" w:space="0" w:color="BDC3C7"/>
               <w:left w:val="single" w:sz="1" w:space="0" w:color="BDC3C7"/>
@@ -19054,6 +18182,7 @@
           <w:p>
             <w:pPr>
               <w:pStyle w:val="aff1"/>
+              <w:jc w:val="both"/>
             </w:pPr>
             <w:r>
               <w:t>★★★★</w:t>
@@ -19062,7 +18191,7 @@
         </w:tc>
         <w:tc>
           <w:tcPr>
-            <w:tcW w:w="1796" w:type="dxa"/>
+            <w:tcW w:w="1184" w:type="dxa"/>
             <w:tcBorders>
               <w:top w:val="single" w:sz="1" w:space="0" w:color="BDC3C7"/>
               <w:left w:val="single" w:sz="1" w:space="0" w:color="BDC3C7"/>
@@ -19081,15 +18210,19 @@
           <w:p>
             <w:pPr>
               <w:pStyle w:val="aff1"/>
+              <w:jc w:val="both"/>
             </w:pPr>
             <w:r>
               <w:t>★★★★</w:t>
             </w:r>
-          </w:p>
-        </w:tc>
-        <w:tc>
-          <w:tcPr>
-            <w:tcW w:w="1796" w:type="dxa"/>
+            <w:r>
+              <w:t>★</w:t>
+            </w:r>
+          </w:p>
+        </w:tc>
+        <w:tc>
+          <w:tcPr>
+            <w:tcW w:w="1184" w:type="dxa"/>
             <w:tcBorders>
               <w:top w:val="single" w:sz="1" w:space="0" w:color="BDC3C7"/>
               <w:left w:val="single" w:sz="1" w:space="0" w:color="BDC3C7"/>
@@ -19097,16 +18230,21 @@
               <w:right w:val="single" w:sz="1" w:space="0" w:color="BDC3C7"/>
             </w:tcBorders>
             <w:shd w:val="clear" w:color="auto" w:fill="EBF5FB"/>
-          </w:tcPr>
-          <w:p>
-            <w:pPr>
-              <w:pStyle w:val="aff1"/>
-            </w:pPr>
-          </w:p>
-        </w:tc>
-        <w:tc>
-          <w:tcPr>
-            <w:tcW w:w="2560" w:type="dxa"/>
+            <w:vAlign w:val="center"/>
+          </w:tcPr>
+          <w:p>
+            <w:pPr>
+              <w:pStyle w:val="aff1"/>
+              <w:jc w:val="both"/>
+            </w:pPr>
+            <w:r>
+              <w:t>★★★</w:t>
+            </w:r>
+          </w:p>
+        </w:tc>
+        <w:tc>
+          <w:tcPr>
+            <w:tcW w:w="4256" w:type="dxa"/>
             <w:tcBorders>
               <w:top w:val="single" w:sz="1" w:space="0" w:color="BDC3C7"/>
               <w:left w:val="single" w:sz="1" w:space="0" w:color="BDC3C7"/>
@@ -19125,9 +18263,10 @@
           <w:p>
             <w:pPr>
               <w:pStyle w:val="aff1"/>
-            </w:pPr>
-            <w:r>
-              <w:t>雙方皆具產品思維</w:t>
+              <w:jc w:val="both"/>
+            </w:pPr>
+            <w:r>
+              <w:t>教育 + 商業視角確保產品市場契合</w:t>
             </w:r>
           </w:p>
         </w:tc>
@@ -19138,7 +18277,7 @@
         </w:trPr>
         <w:tc>
           <w:tcPr>
-            <w:tcW w:w="1984" w:type="dxa"/>
+            <w:tcW w:w="1982" w:type="dxa"/>
             <w:tcBorders>
               <w:top w:val="single" w:sz="1" w:space="0" w:color="BDC3C7"/>
               <w:left w:val="single" w:sz="1" w:space="0" w:color="BDC3C7"/>
@@ -19164,7 +18303,7 @@
         </w:tc>
         <w:tc>
           <w:tcPr>
-            <w:tcW w:w="1653" w:type="dxa"/>
+            <w:tcW w:w="1183" w:type="dxa"/>
             <w:tcBorders>
               <w:top w:val="single" w:sz="1" w:space="0" w:color="BDC3C7"/>
               <w:left w:val="single" w:sz="1" w:space="0" w:color="BDC3C7"/>
@@ -19190,7 +18329,7 @@
         </w:tc>
         <w:tc>
           <w:tcPr>
-            <w:tcW w:w="1796" w:type="dxa"/>
+            <w:tcW w:w="1184" w:type="dxa"/>
             <w:tcBorders>
               <w:top w:val="single" w:sz="1" w:space="0" w:color="BDC3C7"/>
               <w:left w:val="single" w:sz="1" w:space="0" w:color="BDC3C7"/>
@@ -19216,43 +18355,46 @@
         </w:tc>
         <w:tc>
           <w:tcPr>
-            <w:tcW w:w="1796" w:type="dxa"/>
-            <w:tcBorders>
-              <w:top w:val="single" w:sz="1" w:space="0" w:color="BDC3C7"/>
-              <w:left w:val="single" w:sz="1" w:space="0" w:color="BDC3C7"/>
-              <w:bottom w:val="single" w:sz="1" w:space="0" w:color="BDC3C7"/>
-              <w:right w:val="single" w:sz="1" w:space="0" w:color="BDC3C7"/>
-            </w:tcBorders>
-          </w:tcPr>
-          <w:p>
-            <w:pPr>
-              <w:pStyle w:val="aff1"/>
-            </w:pPr>
-          </w:p>
-        </w:tc>
-        <w:tc>
-          <w:tcPr>
-            <w:tcW w:w="2560" w:type="dxa"/>
-            <w:tcBorders>
-              <w:top w:val="single" w:sz="1" w:space="0" w:color="BDC3C7"/>
-              <w:left w:val="single" w:sz="1" w:space="0" w:color="BDC3C7"/>
-              <w:bottom w:val="single" w:sz="1" w:space="0" w:color="BDC3C7"/>
-              <w:right w:val="single" w:sz="1" w:space="0" w:color="BDC3C7"/>
-            </w:tcBorders>
-            <w:tcMar>
-              <w:top w:w="60" w:type="dxa"/>
-              <w:left w:w="100" w:type="dxa"/>
-              <w:bottom w:w="60" w:type="dxa"/>
-              <w:right w:w="100" w:type="dxa"/>
-            </w:tcMar>
-            <w:vAlign w:val="center"/>
-          </w:tcPr>
-          <w:p>
-            <w:pPr>
-              <w:pStyle w:val="aff1"/>
-            </w:pPr>
-            <w:r>
-              <w:t>兩位統計碩士</w:t>
+            <w:tcW w:w="1184" w:type="dxa"/>
+            <w:tcBorders>
+              <w:top w:val="single" w:sz="1" w:space="0" w:color="BDC3C7"/>
+              <w:left w:val="single" w:sz="1" w:space="0" w:color="BDC3C7"/>
+              <w:bottom w:val="single" w:sz="1" w:space="0" w:color="BDC3C7"/>
+              <w:right w:val="single" w:sz="1" w:space="0" w:color="BDC3C7"/>
+            </w:tcBorders>
+          </w:tcPr>
+          <w:p>
+            <w:pPr>
+              <w:pStyle w:val="aff1"/>
+            </w:pPr>
+            <w:r>
+              <w:t>★★★</w:t>
+            </w:r>
+          </w:p>
+        </w:tc>
+        <w:tc>
+          <w:tcPr>
+            <w:tcW w:w="4256" w:type="dxa"/>
+            <w:tcBorders>
+              <w:top w:val="single" w:sz="1" w:space="0" w:color="BDC3C7"/>
+              <w:left w:val="single" w:sz="1" w:space="0" w:color="BDC3C7"/>
+              <w:bottom w:val="single" w:sz="1" w:space="0" w:color="BDC3C7"/>
+              <w:right w:val="single" w:sz="1" w:space="0" w:color="BDC3C7"/>
+            </w:tcBorders>
+            <w:tcMar>
+              <w:top w:w="60" w:type="dxa"/>
+              <w:left w:w="100" w:type="dxa"/>
+              <w:bottom w:w="60" w:type="dxa"/>
+              <w:right w:w="100" w:type="dxa"/>
+            </w:tcMar>
+            <w:vAlign w:val="center"/>
+          </w:tcPr>
+          <w:p>
+            <w:pPr>
+              <w:pStyle w:val="aff1"/>
+            </w:pPr>
+            <w:r>
+              <w:t>兩位統計碩士驅動數據決策</w:t>
             </w:r>
           </w:p>
         </w:tc>
@@ -19276,12 +18418,12 @@
       <w:pPr>
         <w:pStyle w:val="3"/>
       </w:pPr>
-      <w:bookmarkStart w:id="33" w:name="_Toc224898888"/>
+      <w:bookmarkStart w:id="34" w:name="_Toc224898888"/>
       <w:r>
         <w:lastRenderedPageBreak/>
         <w:t>3. 團隊分工</w:t>
       </w:r>
-      <w:bookmarkEnd w:id="33"/>
+      <w:bookmarkEnd w:id="34"/>
     </w:p>
     <w:tbl>
       <w:tblPr>
@@ -19301,15 +18443,15 @@
         <w:tblLook w:val="0000" w:firstRow="0" w:lastRow="0" w:firstColumn="0" w:lastColumn="0" w:noHBand="0" w:noVBand="0"/>
       </w:tblPr>
       <w:tblGrid>
-        <w:gridCol w:w="2401"/>
-        <w:gridCol w:w="1286"/>
-        <w:gridCol w:w="2549"/>
-        <w:gridCol w:w="3508"/>
+        <w:gridCol w:w="2402"/>
+        <w:gridCol w:w="1421"/>
+        <w:gridCol w:w="1421"/>
+        <w:gridCol w:w="4500"/>
       </w:tblGrid>
       <w:tr>
         <w:tc>
           <w:tcPr>
-            <w:tcW w:w="1232" w:type="pct"/>
+            <w:tcW w:w="1233" w:type="pct"/>
             <w:tcBorders>
               <w:top w:val="single" w:sz="1" w:space="0" w:color="BDC3C7"/>
               <w:left w:val="single" w:sz="1" w:space="0" w:color="BDC3C7"/>
@@ -19336,7 +18478,7 @@
         </w:tc>
         <w:tc>
           <w:tcPr>
-            <w:tcW w:w="660" w:type="pct"/>
+            <w:tcW w:w="729" w:type="pct"/>
             <w:tcBorders>
               <w:top w:val="single" w:sz="1" w:space="0" w:color="BDC3C7"/>
               <w:left w:val="single" w:sz="1" w:space="0" w:color="BDC3C7"/>
@@ -19363,7 +18505,7 @@
         </w:tc>
         <w:tc>
           <w:tcPr>
-            <w:tcW w:w="1308" w:type="pct"/>
+            <w:tcW w:w="729" w:type="pct"/>
             <w:tcBorders>
               <w:top w:val="single" w:sz="1" w:space="0" w:color="BDC3C7"/>
               <w:left w:val="single" w:sz="1" w:space="0" w:color="BDC3C7"/>
@@ -19390,7 +18532,7 @@
         </w:tc>
         <w:tc>
           <w:tcPr>
-            <w:tcW w:w="1800" w:type="pct"/>
+            <w:tcW w:w="2309" w:type="pct"/>
             <w:tcBorders>
               <w:top w:val="single" w:sz="1" w:space="0" w:color="BDC3C7"/>
               <w:left w:val="single" w:sz="1" w:space="0" w:color="BDC3C7"/>
@@ -19419,7 +18561,7 @@
       <w:tr>
         <w:tc>
           <w:tcPr>
-            <w:tcW w:w="1232" w:type="pct"/>
+            <w:tcW w:w="1233" w:type="pct"/>
             <w:tcBorders>
               <w:top w:val="single" w:sz="1" w:space="0" w:color="BDC3C7"/>
               <w:left w:val="single" w:sz="1" w:space="0" w:color="BDC3C7"/>
@@ -19445,7 +18587,7 @@
         </w:tc>
         <w:tc>
           <w:tcPr>
-            <w:tcW w:w="660" w:type="pct"/>
+            <w:tcW w:w="729" w:type="pct"/>
             <w:tcBorders>
               <w:top w:val="single" w:sz="1" w:space="0" w:color="BDC3C7"/>
               <w:left w:val="single" w:sz="1" w:space="0" w:color="BDC3C7"/>
@@ -19471,33 +18613,35 @@
         </w:tc>
         <w:tc>
           <w:tcPr>
-            <w:tcW w:w="1308" w:type="pct"/>
-            <w:tcBorders>
-              <w:top w:val="single" w:sz="1" w:space="0" w:color="BDC3C7"/>
-              <w:left w:val="single" w:sz="1" w:space="0" w:color="BDC3C7"/>
-              <w:bottom w:val="single" w:sz="1" w:space="0" w:color="BDC3C7"/>
-              <w:right w:val="single" w:sz="1" w:space="0" w:color="BDC3C7"/>
-            </w:tcBorders>
-            <w:tcMar>
-              <w:top w:w="60" w:type="dxa"/>
-              <w:left w:w="100" w:type="dxa"/>
-              <w:bottom w:w="60" w:type="dxa"/>
-              <w:right w:w="100" w:type="dxa"/>
-            </w:tcMar>
-            <w:vAlign w:val="center"/>
-          </w:tcPr>
-          <w:p>
-            <w:pPr>
-              <w:pStyle w:val="aff1"/>
-            </w:pPr>
+            <w:tcW w:w="729" w:type="pct"/>
+            <w:tcBorders>
+              <w:top w:val="single" w:sz="1" w:space="0" w:color="BDC3C7"/>
+              <w:left w:val="single" w:sz="1" w:space="0" w:color="BDC3C7"/>
+              <w:bottom w:val="single" w:sz="1" w:space="0" w:color="BDC3C7"/>
+              <w:right w:val="single" w:sz="1" w:space="0" w:color="BDC3C7"/>
+            </w:tcBorders>
+            <w:tcMar>
+              <w:top w:w="60" w:type="dxa"/>
+              <w:left w:w="100" w:type="dxa"/>
+              <w:bottom w:w="60" w:type="dxa"/>
+              <w:right w:w="100" w:type="dxa"/>
+            </w:tcMar>
+            <w:vAlign w:val="center"/>
+          </w:tcPr>
+          <w:p>
+            <w:pPr>
+              <w:pStyle w:val="aff1"/>
+            </w:pPr>
+            <w:proofErr w:type="gramStart"/>
             <w:r>
               <w:t>石亞喬</w:t>
             </w:r>
-          </w:p>
-        </w:tc>
-        <w:tc>
-          <w:tcPr>
-            <w:tcW w:w="1800" w:type="pct"/>
+            <w:proofErr w:type="gramEnd"/>
+          </w:p>
+        </w:tc>
+        <w:tc>
+          <w:tcPr>
+            <w:tcW w:w="2309" w:type="pct"/>
             <w:tcBorders>
               <w:top w:val="single" w:sz="1" w:space="0" w:color="BDC3C7"/>
               <w:left w:val="single" w:sz="1" w:space="0" w:color="BDC3C7"/>
@@ -19525,7 +18669,7 @@
       <w:tr>
         <w:tc>
           <w:tcPr>
-            <w:tcW w:w="1232" w:type="pct"/>
+            <w:tcW w:w="1233" w:type="pct"/>
             <w:tcBorders>
               <w:top w:val="single" w:sz="1" w:space="0" w:color="BDC3C7"/>
               <w:left w:val="single" w:sz="1" w:space="0" w:color="BDC3C7"/>
@@ -19552,7 +18696,7 @@
         </w:tc>
         <w:tc>
           <w:tcPr>
-            <w:tcW w:w="660" w:type="pct"/>
+            <w:tcW w:w="729" w:type="pct"/>
             <w:tcBorders>
               <w:top w:val="single" w:sz="1" w:space="0" w:color="BDC3C7"/>
               <w:left w:val="single" w:sz="1" w:space="0" w:color="BDC3C7"/>
@@ -19579,7 +18723,7 @@
         </w:tc>
         <w:tc>
           <w:tcPr>
-            <w:tcW w:w="1308" w:type="pct"/>
+            <w:tcW w:w="729" w:type="pct"/>
             <w:tcBorders>
               <w:top w:val="single" w:sz="1" w:space="0" w:color="BDC3C7"/>
               <w:left w:val="single" w:sz="1" w:space="0" w:color="BDC3C7"/>
@@ -19600,13 +18744,21 @@
               <w:pStyle w:val="aff1"/>
             </w:pPr>
             <w:r>
-              <w:t>劉明燁</w:t>
-            </w:r>
-          </w:p>
-        </w:tc>
-        <w:tc>
-          <w:tcPr>
-            <w:tcW w:w="1800" w:type="pct"/>
+              <w:t>陳</w:t>
+            </w:r>
+            <w:proofErr w:type="gramStart"/>
+            <w:r>
+              <w:t>鉦</w:t>
+            </w:r>
+            <w:proofErr w:type="gramEnd"/>
+            <w:r>
+              <w:t>暘</w:t>
+            </w:r>
+          </w:p>
+        </w:tc>
+        <w:tc>
+          <w:tcPr>
+            <w:tcW w:w="2309" w:type="pct"/>
             <w:tcBorders>
               <w:top w:val="single" w:sz="1" w:space="0" w:color="BDC3C7"/>
               <w:left w:val="single" w:sz="1" w:space="0" w:color="BDC3C7"/>
@@ -19627,7 +18779,7 @@
               <w:pStyle w:val="aff1"/>
             </w:pPr>
             <w:r>
-              <w:t>Fine-tuned LLM、推理引擎</w:t>
+              <w:t>Fine-tuned LLM、AI Agent、推理引擎</w:t>
             </w:r>
           </w:p>
         </w:tc>
@@ -19635,7 +18787,7 @@
       <w:tr>
         <w:tc>
           <w:tcPr>
-            <w:tcW w:w="1232" w:type="pct"/>
+            <w:tcW w:w="1233" w:type="pct"/>
             <w:tcBorders>
               <w:top w:val="single" w:sz="1" w:space="0" w:color="BDC3C7"/>
               <w:left w:val="single" w:sz="1" w:space="0" w:color="BDC3C7"/>
@@ -19661,7 +18813,7 @@
         </w:tc>
         <w:tc>
           <w:tcPr>
-            <w:tcW w:w="660" w:type="pct"/>
+            <w:tcW w:w="729" w:type="pct"/>
             <w:tcBorders>
               <w:top w:val="single" w:sz="1" w:space="0" w:color="BDC3C7"/>
               <w:left w:val="single" w:sz="1" w:space="0" w:color="BDC3C7"/>
@@ -19687,33 +18839,35 @@
         </w:tc>
         <w:tc>
           <w:tcPr>
-            <w:tcW w:w="1308" w:type="pct"/>
-            <w:tcBorders>
-              <w:top w:val="single" w:sz="1" w:space="0" w:color="BDC3C7"/>
-              <w:left w:val="single" w:sz="1" w:space="0" w:color="BDC3C7"/>
-              <w:bottom w:val="single" w:sz="1" w:space="0" w:color="BDC3C7"/>
-              <w:right w:val="single" w:sz="1" w:space="0" w:color="BDC3C7"/>
-            </w:tcBorders>
-            <w:tcMar>
-              <w:top w:w="60" w:type="dxa"/>
-              <w:left w:w="100" w:type="dxa"/>
-              <w:bottom w:w="60" w:type="dxa"/>
-              <w:right w:w="100" w:type="dxa"/>
-            </w:tcMar>
-            <w:vAlign w:val="center"/>
-          </w:tcPr>
-          <w:p>
-            <w:pPr>
-              <w:pStyle w:val="aff1"/>
-            </w:pPr>
+            <w:tcW w:w="729" w:type="pct"/>
+            <w:tcBorders>
+              <w:top w:val="single" w:sz="1" w:space="0" w:color="BDC3C7"/>
+              <w:left w:val="single" w:sz="1" w:space="0" w:color="BDC3C7"/>
+              <w:bottom w:val="single" w:sz="1" w:space="0" w:color="BDC3C7"/>
+              <w:right w:val="single" w:sz="1" w:space="0" w:color="BDC3C7"/>
+            </w:tcBorders>
+            <w:tcMar>
+              <w:top w:w="60" w:type="dxa"/>
+              <w:left w:w="100" w:type="dxa"/>
+              <w:bottom w:w="60" w:type="dxa"/>
+              <w:right w:w="100" w:type="dxa"/>
+            </w:tcMar>
+            <w:vAlign w:val="center"/>
+          </w:tcPr>
+          <w:p>
+            <w:pPr>
+              <w:pStyle w:val="aff1"/>
+            </w:pPr>
+            <w:proofErr w:type="gramStart"/>
             <w:r>
               <w:t>石亞喬</w:t>
             </w:r>
-          </w:p>
-        </w:tc>
-        <w:tc>
-          <w:tcPr>
-            <w:tcW w:w="1800" w:type="pct"/>
+            <w:proofErr w:type="gramEnd"/>
+          </w:p>
+        </w:tc>
+        <w:tc>
+          <w:tcPr>
+            <w:tcW w:w="2309" w:type="pct"/>
             <w:tcBorders>
               <w:top w:val="single" w:sz="1" w:space="0" w:color="BDC3C7"/>
               <w:left w:val="single" w:sz="1" w:space="0" w:color="BDC3C7"/>
@@ -19741,7 +18895,7 @@
       <w:tr>
         <w:tc>
           <w:tcPr>
-            <w:tcW w:w="1232" w:type="pct"/>
+            <w:tcW w:w="1233" w:type="pct"/>
             <w:tcBorders>
               <w:top w:val="single" w:sz="1" w:space="0" w:color="BDC3C7"/>
               <w:left w:val="single" w:sz="1" w:space="0" w:color="BDC3C7"/>
@@ -19768,7 +18922,7 @@
         </w:tc>
         <w:tc>
           <w:tcPr>
-            <w:tcW w:w="660" w:type="pct"/>
+            <w:tcW w:w="729" w:type="pct"/>
             <w:tcBorders>
               <w:top w:val="single" w:sz="1" w:space="0" w:color="BDC3C7"/>
               <w:left w:val="single" w:sz="1" w:space="0" w:color="BDC3C7"/>
@@ -19795,7 +18949,7 @@
         </w:tc>
         <w:tc>
           <w:tcPr>
-            <w:tcW w:w="1308" w:type="pct"/>
+            <w:tcW w:w="729" w:type="pct"/>
             <w:tcBorders>
               <w:top w:val="single" w:sz="1" w:space="0" w:color="BDC3C7"/>
               <w:left w:val="single" w:sz="1" w:space="0" w:color="BDC3C7"/>
@@ -19816,13 +18970,21 @@
               <w:pStyle w:val="aff1"/>
             </w:pPr>
             <w:r>
-              <w:t>石亞喬</w:t>
-            </w:r>
-          </w:p>
-        </w:tc>
-        <w:tc>
-          <w:tcPr>
-            <w:tcW w:w="1800" w:type="pct"/>
+              <w:t>陳</w:t>
+            </w:r>
+            <w:proofErr w:type="gramStart"/>
+            <w:r>
+              <w:t>鉦</w:t>
+            </w:r>
+            <w:proofErr w:type="gramEnd"/>
+            <w:r>
+              <w:t>暘</w:t>
+            </w:r>
+          </w:p>
+        </w:tc>
+        <w:tc>
+          <w:tcPr>
+            <w:tcW w:w="2309" w:type="pct"/>
             <w:tcBorders>
               <w:top w:val="single" w:sz="1" w:space="0" w:color="BDC3C7"/>
               <w:left w:val="single" w:sz="1" w:space="0" w:color="BDC3C7"/>
@@ -19851,7 +19013,7 @@
       <w:tr>
         <w:tc>
           <w:tcPr>
-            <w:tcW w:w="1232" w:type="pct"/>
+            <w:tcW w:w="1233" w:type="pct"/>
             <w:tcBorders>
               <w:top w:val="single" w:sz="1" w:space="0" w:color="BDC3C7"/>
               <w:left w:val="single" w:sz="1" w:space="0" w:color="BDC3C7"/>
@@ -19877,7 +19039,7 @@
         </w:tc>
         <w:tc>
           <w:tcPr>
-            <w:tcW w:w="660" w:type="pct"/>
+            <w:tcW w:w="729" w:type="pct"/>
             <w:tcBorders>
               <w:top w:val="single" w:sz="1" w:space="0" w:color="BDC3C7"/>
               <w:left w:val="single" w:sz="1" w:space="0" w:color="BDC3C7"/>
@@ -19903,58 +19065,66 @@
         </w:tc>
         <w:tc>
           <w:tcPr>
-            <w:tcW w:w="1308" w:type="pct"/>
-            <w:tcBorders>
-              <w:top w:val="single" w:sz="1" w:space="0" w:color="BDC3C7"/>
-              <w:left w:val="single" w:sz="1" w:space="0" w:color="BDC3C7"/>
-              <w:bottom w:val="single" w:sz="1" w:space="0" w:color="BDC3C7"/>
-              <w:right w:val="single" w:sz="1" w:space="0" w:color="BDC3C7"/>
-            </w:tcBorders>
-            <w:tcMar>
-              <w:top w:w="60" w:type="dxa"/>
-              <w:left w:w="100" w:type="dxa"/>
-              <w:bottom w:w="60" w:type="dxa"/>
-              <w:right w:w="100" w:type="dxa"/>
-            </w:tcMar>
-            <w:vAlign w:val="center"/>
-          </w:tcPr>
-          <w:p>
-            <w:pPr>
-              <w:pStyle w:val="aff1"/>
-            </w:pPr>
-          </w:p>
-        </w:tc>
-        <w:tc>
-          <w:tcPr>
-            <w:tcW w:w="1800" w:type="pct"/>
-            <w:tcBorders>
-              <w:top w:val="single" w:sz="1" w:space="0" w:color="BDC3C7"/>
-              <w:left w:val="single" w:sz="1" w:space="0" w:color="BDC3C7"/>
-              <w:bottom w:val="single" w:sz="1" w:space="0" w:color="BDC3C7"/>
-              <w:right w:val="single" w:sz="1" w:space="0" w:color="BDC3C7"/>
-            </w:tcBorders>
-            <w:tcMar>
-              <w:top w:w="60" w:type="dxa"/>
-              <w:left w:w="100" w:type="dxa"/>
-              <w:bottom w:w="60" w:type="dxa"/>
-              <w:right w:w="100" w:type="dxa"/>
-            </w:tcMar>
-            <w:vAlign w:val="center"/>
-          </w:tcPr>
-          <w:p>
-            <w:pPr>
-              <w:pStyle w:val="aff1"/>
-            </w:pPr>
-            <w:r>
-              <w:t>營運策略</w:t>
-            </w:r>
+            <w:tcW w:w="729" w:type="pct"/>
+            <w:tcBorders>
+              <w:top w:val="single" w:sz="1" w:space="0" w:color="BDC3C7"/>
+              <w:left w:val="single" w:sz="1" w:space="0" w:color="BDC3C7"/>
+              <w:bottom w:val="single" w:sz="1" w:space="0" w:color="BDC3C7"/>
+              <w:right w:val="single" w:sz="1" w:space="0" w:color="BDC3C7"/>
+            </w:tcBorders>
+            <w:tcMar>
+              <w:top w:w="60" w:type="dxa"/>
+              <w:left w:w="100" w:type="dxa"/>
+              <w:bottom w:w="60" w:type="dxa"/>
+              <w:right w:w="100" w:type="dxa"/>
+            </w:tcMar>
+            <w:vAlign w:val="center"/>
+          </w:tcPr>
+          <w:p>
+            <w:pPr>
+              <w:pStyle w:val="aff1"/>
+            </w:pPr>
+            <w:r>
+              <w:t>陳</w:t>
+            </w:r>
+            <w:proofErr w:type="gramStart"/>
+            <w:r>
+              <w:t>鉦</w:t>
+            </w:r>
+            <w:proofErr w:type="gramEnd"/>
+            <w:r>
+              <w:t>暘</w:t>
+            </w:r>
+          </w:p>
+        </w:tc>
+        <w:tc>
+          <w:tcPr>
+            <w:tcW w:w="2309" w:type="pct"/>
+            <w:tcBorders>
+              <w:top w:val="single" w:sz="1" w:space="0" w:color="BDC3C7"/>
+              <w:left w:val="single" w:sz="1" w:space="0" w:color="BDC3C7"/>
+              <w:bottom w:val="single" w:sz="1" w:space="0" w:color="BDC3C7"/>
+              <w:right w:val="single" w:sz="1" w:space="0" w:color="BDC3C7"/>
+            </w:tcBorders>
+            <w:tcMar>
+              <w:top w:w="60" w:type="dxa"/>
+              <w:left w:w="100" w:type="dxa"/>
+              <w:bottom w:w="60" w:type="dxa"/>
+              <w:right w:w="100" w:type="dxa"/>
+            </w:tcMar>
+            <w:vAlign w:val="center"/>
+          </w:tcPr>
+          <w:p>
+            <w:pPr>
+              <w:pStyle w:val="aff1"/>
+            </w:pPr>
           </w:p>
         </w:tc>
       </w:tr>
       <w:tr>
         <w:tc>
           <w:tcPr>
-            <w:tcW w:w="1232" w:type="pct"/>
+            <w:tcW w:w="1233" w:type="pct"/>
             <w:tcBorders>
               <w:top w:val="single" w:sz="1" w:space="0" w:color="BDC3C7"/>
               <w:left w:val="single" w:sz="1" w:space="0" w:color="BDC3C7"/>
@@ -19981,7 +19151,7 @@
         </w:tc>
         <w:tc>
           <w:tcPr>
-            <w:tcW w:w="660" w:type="pct"/>
+            <w:tcW w:w="729" w:type="pct"/>
             <w:tcBorders>
               <w:top w:val="single" w:sz="1" w:space="0" w:color="BDC3C7"/>
               <w:left w:val="single" w:sz="1" w:space="0" w:color="BDC3C7"/>
@@ -20001,14 +19171,16 @@
             <w:pPr>
               <w:pStyle w:val="aff1"/>
             </w:pPr>
+            <w:proofErr w:type="gramStart"/>
             <w:r>
               <w:t>石亞喬</w:t>
             </w:r>
-          </w:p>
-        </w:tc>
-        <w:tc>
-          <w:tcPr>
-            <w:tcW w:w="1308" w:type="pct"/>
+            <w:proofErr w:type="gramEnd"/>
+          </w:p>
+        </w:tc>
+        <w:tc>
+          <w:tcPr>
+            <w:tcW w:w="729" w:type="pct"/>
             <w:tcBorders>
               <w:top w:val="single" w:sz="1" w:space="0" w:color="BDC3C7"/>
               <w:left w:val="single" w:sz="1" w:space="0" w:color="BDC3C7"/>
@@ -20035,7 +19207,7 @@
         </w:tc>
         <w:tc>
           <w:tcPr>
-            <w:tcW w:w="1800" w:type="pct"/>
+            <w:tcW w:w="2309" w:type="pct"/>
             <w:tcBorders>
               <w:top w:val="single" w:sz="1" w:space="0" w:color="BDC3C7"/>
               <w:left w:val="single" w:sz="1" w:space="0" w:color="BDC3C7"/>
@@ -20056,7 +19228,7 @@
               <w:pStyle w:val="aff1"/>
             </w:pPr>
             <w:r>
-              <w:t>用戶行為、學習成效</w:t>
+              <w:t>用戶行為、學習成效、模型優化</w:t>
             </w:r>
           </w:p>
         </w:tc>
@@ -20066,13 +19238,16 @@
       <w:pPr>
         <w:pStyle w:val="3"/>
       </w:pPr>
-      <w:bookmarkStart w:id="34" w:name="_Toc224898889"/>
+      <w:bookmarkStart w:id="35" w:name="_Toc224898889"/>
       <w:r>
         <w:t>4. 過去實績</w:t>
       </w:r>
-      <w:bookmarkEnd w:id="34"/>
+      <w:bookmarkEnd w:id="35"/>
     </w:p>
     <w:p>
+      <w:pPr>
+        <w:pStyle w:val="a"/>
+      </w:pPr>
       <w:r>
         <w:t>劉明燁：20+ 年數學教學，獨立開發 GeoGebra 視覺化教案</w:t>
       </w:r>
@@ -20091,8 +19266,13 @@
         </w:rPr>
         <w:t>，</w:t>
       </w:r>
-      <w:r>
-        <w:t>從零建構教學體系與營運流程，累計服務逾 500 位學員與家長</w:t>
+      <w:proofErr w:type="gramStart"/>
+      <w:r>
+        <w:t>從零建構</w:t>
+      </w:r>
+      <w:proofErr w:type="gramEnd"/>
+      <w:r>
+        <w:t>教學體系與營運流程，累計服務逾 500 位學員與家長</w:t>
       </w:r>
       <w:r>
         <w:rPr>
@@ -20102,6 +19282,46 @@
       </w:r>
       <w:r>
         <w:t>建立可複製的分層教學方法論。</w:t>
+      </w:r>
+    </w:p>
+    <w:p>
+      <w:pPr>
+        <w:pStyle w:val="a"/>
+      </w:pPr>
+      <w:r>
+        <w:t>石亞</w:t>
+      </w:r>
+      <w:proofErr w:type="gramStart"/>
+      <w:r>
+        <w:t>喬</w:t>
+      </w:r>
+      <w:proofErr w:type="gramEnd"/>
+      <w:r>
+        <w:t xml:space="preserve">：數學系與統計碩士雙學位，具備國中小數學家教經驗，深諳學生學習痛點；曾任數據分析師，擅長以數據驅動產品決策與用戶行為分析，負責 </w:t>
+      </w:r>
+      <w:proofErr w:type="spellStart"/>
+      <w:r>
+        <w:t>Mathify</w:t>
+      </w:r>
+      <w:proofErr w:type="spellEnd"/>
+      <w:r>
+        <w:t xml:space="preserve"> Labs 的 AI 模型架構與學習成效驗證。</w:t>
+      </w:r>
+    </w:p>
+    <w:p>
+      <w:pPr>
+        <w:pStyle w:val="a"/>
+      </w:pPr>
+      <w:r>
+        <w:t>陳</w:t>
+      </w:r>
+      <w:proofErr w:type="gramStart"/>
+      <w:r>
+        <w:t>鉦</w:t>
+      </w:r>
+      <w:proofErr w:type="gramEnd"/>
+      <w:r>
+        <w:t>暘：就讀新加坡南洋理工大學與瑞士洛桑聯邦理工學院（EPFL）雙學位，具備國際視野；JYP 計畫 Fellow，擁有多款應用 APP 獨立開發經驗，專精 AI Agent 程式設計與演算法，曾與多位教師合作家教媒合業務，兼具技術實作與教育市場理解。</w:t>
       </w:r>
     </w:p>
     <w:p>
@@ -20125,12 +19345,12 @@
           <w:numId w:val="4"/>
         </w:numPr>
       </w:pPr>
-      <w:bookmarkStart w:id="35" w:name="_Toc224898890"/>
+      <w:bookmarkStart w:id="36" w:name="_Toc224898890"/>
       <w:r>
         <w:lastRenderedPageBreak/>
         <w:t>財務規劃與管理</w:t>
       </w:r>
-      <w:bookmarkEnd w:id="35"/>
+      <w:bookmarkEnd w:id="36"/>
     </w:p>
     <w:p>
       <w:pPr>
@@ -20154,66 +19374,123 @@
       <w:pPr>
         <w:pStyle w:val="2"/>
       </w:pPr>
-      <w:bookmarkStart w:id="36" w:name="_Toc224898891"/>
+      <w:bookmarkStart w:id="37" w:name="_Toc224898891"/>
       <w:r>
         <w:t>(一) 財務規劃與資金用途</w:t>
-      </w:r>
-      <w:bookmarkEnd w:id="36"/>
-    </w:p>
-    <w:p>
-      <w:pPr>
-        <w:pStyle w:val="3"/>
-      </w:pPr>
-      <w:bookmarkStart w:id="37" w:name="_Toc224898892"/>
-      <w:r>
-        <w:rPr>
-          <w:rFonts w:hint="eastAsia"/>
-        </w:rPr>
-        <w:t>1</w:t>
-      </w:r>
-      <w:r>
-        <w:t>. 行銷成本比例</w:t>
       </w:r>
       <w:bookmarkEnd w:id="37"/>
     </w:p>
     <w:p>
       <w:pPr>
-        <w:pStyle w:val="a"/>
-      </w:pPr>
-      <w:r>
-        <w:t>NT$300 萬創業支持金</w:t>
-      </w:r>
+        <w:pStyle w:val="3"/>
+      </w:pPr>
+      <w:bookmarkStart w:id="38" w:name="_Toc224898892"/>
       <w:r>
         <w:rPr>
           <w:rFonts w:hint="eastAsia"/>
         </w:rPr>
-        <w:t>需求：支持第一年 M</w:t>
-      </w:r>
-      <w:r>
-        <w:t xml:space="preserve">VP </w:t>
-      </w:r>
-      <w:r>
-        <w:rPr>
-          <w:rFonts w:hint="eastAsia"/>
-        </w:rPr>
-        <w:t>開發與市場驗證</w:t>
-      </w:r>
-      <w:r>
-        <w:t>(PMF)</w:t>
-      </w:r>
-      <w:r>
-        <w:rPr>
-          <w:rFonts w:hint="eastAsia"/>
-        </w:rPr>
-        <w:t>。</w:t>
-      </w:r>
+        <w:t>1</w:t>
+      </w:r>
+      <w:r>
+        <w:t>. 行銷成本比例</w:t>
+      </w:r>
+      <w:bookmarkEnd w:id="38"/>
     </w:p>
     <w:p>
-      <w:pPr>
-        <w:pStyle w:val="a"/>
-      </w:pPr>
-      <w:r>
-        <w:t>創辦人本身即為技術與內容的核心產出者，不支薪（以股權替代）。因此 300 萬資金 100% 用於產品、市場、營運</w:t>
+      <w:r>
+        <w:t>NT$300 萬創業支持金</w:t>
+      </w:r>
+      <w:r>
+        <w:rPr>
+          <w:rFonts w:hint="eastAsia"/>
+        </w:rPr>
+        <w:t>需求：支持第一年 M</w:t>
+      </w:r>
+      <w:r>
+        <w:t xml:space="preserve">VP </w:t>
+      </w:r>
+      <w:r>
+        <w:rPr>
+          <w:rFonts w:hint="eastAsia"/>
+        </w:rPr>
+        <w:t>開發與市場驗證</w:t>
+      </w:r>
+      <w:r>
+        <w:t>(PMF)</w:t>
+      </w:r>
+      <w:r>
+        <w:rPr>
+          <w:rFonts w:hint="eastAsia"/>
+        </w:rPr>
+        <w:t>。</w:t>
+      </w:r>
+      <w:r>
+        <w:t>創辦人</w:t>
+      </w:r>
+      <w:r>
+        <w:rPr>
+          <w:rFonts w:hint="eastAsia"/>
+        </w:rPr>
+        <w:t>及團隊</w:t>
+      </w:r>
+      <w:proofErr w:type="gramStart"/>
+      <w:r>
+        <w:rPr>
+          <w:rFonts w:hint="eastAsia"/>
+        </w:rPr>
+        <w:t>成員均</w:t>
+      </w:r>
+      <w:r>
+        <w:t>為技術</w:t>
+      </w:r>
+      <w:proofErr w:type="gramEnd"/>
+      <w:r>
+        <w:t>與內容的核心產出者，因此 300 萬資金</w:t>
+      </w:r>
+      <w:r>
+        <w:rPr>
+          <w:rFonts w:hint="eastAsia"/>
+        </w:rPr>
+        <w:t>約三分之一用於技術開發，剩餘三分之二全數</w:t>
+      </w:r>
+      <w:r>
+        <w:t>用於</w:t>
+      </w:r>
+      <w:r>
+        <w:rPr>
+          <w:rFonts w:hint="eastAsia"/>
+        </w:rPr>
+        <w:t>內容</w:t>
+      </w:r>
+      <w:r>
+        <w:rPr>
+          <w:rFonts w:hint="eastAsia"/>
+        </w:rPr>
+        <w:t>建置</w:t>
+      </w:r>
+      <w:r>
+        <w:t>、</w:t>
+      </w:r>
+      <w:r>
+        <w:rPr>
+          <w:rFonts w:hint="eastAsia"/>
+        </w:rPr>
+        <w:t>行銷</w:t>
+      </w:r>
+      <w:r>
+        <w:rPr>
+          <w:rFonts w:hint="eastAsia"/>
+        </w:rPr>
+        <w:t>推廣</w:t>
+      </w:r>
+      <w:r>
+        <w:t>、營運</w:t>
+      </w:r>
+      <w:r>
+        <w:rPr>
+          <w:rFonts w:hint="eastAsia"/>
+        </w:rPr>
+        <w:t>行政</w:t>
       </w:r>
       <w:r>
         <w:rPr>
@@ -20410,12 +19687,6 @@
             <w:r>
               <w:t>人力成本（產品開發與技術建置）</w:t>
             </w:r>
-            <w:r>
-              <w:rPr>
-                <w:rFonts w:hint="eastAsia"/>
-              </w:rPr>
-              <w:t>建置</w:t>
-            </w:r>
           </w:p>
         </w:tc>
         <w:tc>
@@ -20494,7 +19765,10 @@
               <w:jc w:val="right"/>
             </w:pPr>
             <w:r>
-              <w:t>36%</w:t>
+              <w:t>36</w:t>
+            </w:r>
+            <w:r>
+              <w:t>%</w:t>
             </w:r>
           </w:p>
         </w:tc>
@@ -20580,7 +19854,10 @@
               <w:rPr>
                 <w:rFonts w:hint="eastAsia"/>
               </w:rPr>
-              <w:t>首批5</w:t>
+              <w:t>首批</w:t>
+            </w:r>
+            <w:r>
+              <w:t>2</w:t>
             </w:r>
             <w:r>
               <w:t>0 支迷你課程</w:t>
@@ -20589,7 +19866,7 @@
               <w:rPr>
                 <w:rFonts w:hint="eastAsia"/>
               </w:rPr>
-              <w:t>製作。</w:t>
+              <w:t>製作</w:t>
             </w:r>
           </w:p>
         </w:tc>
@@ -20617,7 +19894,13 @@
               <w:jc w:val="right"/>
             </w:pPr>
             <w:r>
-              <w:t>NT$35 萬</w:t>
+              <w:t>NT$3</w:t>
+            </w:r>
+            <w:r>
+              <w:t>0</w:t>
+            </w:r>
+            <w:r>
+              <w:t xml:space="preserve"> 萬</w:t>
             </w:r>
           </w:p>
         </w:tc>
@@ -20645,7 +19928,13 @@
               <w:jc w:val="right"/>
             </w:pPr>
             <w:r>
-              <w:t>12%</w:t>
+              <w:t>1</w:t>
+            </w:r>
+            <w:r>
+              <w:t>0</w:t>
+            </w:r>
+            <w:r>
+              <w:t>%</w:t>
             </w:r>
           </w:p>
         </w:tc>
@@ -20716,12 +20005,6 @@
             <w:r>
               <w:t>獲取種子用戶、KOL 合作、教育展、數位廣告</w:t>
             </w:r>
-            <w:r>
-              <w:rPr>
-                <w:rFonts w:hint="eastAsia"/>
-              </w:rPr>
-              <w:t>。</w:t>
-            </w:r>
           </w:p>
         </w:tc>
         <w:tc>
@@ -20747,13 +20030,10 @@
               <w:jc w:val="right"/>
             </w:pPr>
             <w:r>
-              <w:t>NT$6</w:t>
-            </w:r>
-            <w:r>
-              <w:rPr>
-                <w:rFonts w:hint="eastAsia"/>
-              </w:rPr>
-              <w:t>0</w:t>
+              <w:t>NT$</w:t>
+            </w:r>
+            <w:r>
+              <w:t>67</w:t>
             </w:r>
             <w:r>
               <w:t xml:space="preserve"> 萬</w:t>
@@ -20783,7 +20063,13 @@
               <w:jc w:val="right"/>
             </w:pPr>
             <w:r>
-              <w:t>20%</w:t>
+              <w:t>2</w:t>
+            </w:r>
+            <w:r>
+              <w:t>2</w:t>
+            </w:r>
+            <w:r>
+              <w:t>%</w:t>
             </w:r>
           </w:p>
         </w:tc>
@@ -20852,9 +20138,37 @@
           <w:p>
             <w:pPr>
               <w:pStyle w:val="aff1"/>
-            </w:pPr>
-            <w:r>
-              <w:t>AI API 總支出 NT$15萬 + SaaS 工具與金流 NT$15萬 + 公司設立與維運 NT$15萬</w:t>
+              <w:numPr>
+                <w:ilvl w:val="0"/>
+                <w:numId w:val="36"/>
+              </w:numPr>
+            </w:pPr>
+            <w:r>
+              <w:t>AI API 總支出 NT$15萬</w:t>
+            </w:r>
+          </w:p>
+          <w:p>
+            <w:pPr>
+              <w:pStyle w:val="aff1"/>
+              <w:numPr>
+                <w:ilvl w:val="0"/>
+                <w:numId w:val="36"/>
+              </w:numPr>
+            </w:pPr>
+            <w:r>
+              <w:t>SaaS 工具與金流 NT$15萬</w:t>
+            </w:r>
+          </w:p>
+          <w:p>
+            <w:pPr>
+              <w:pStyle w:val="aff1"/>
+              <w:numPr>
+                <w:ilvl w:val="0"/>
+                <w:numId w:val="36"/>
+              </w:numPr>
+            </w:pPr>
+            <w:r>
+              <w:t>公司設立與維運 NT$15萬</w:t>
             </w:r>
           </w:p>
         </w:tc>
@@ -20882,7 +20196,13 @@
               <w:jc w:val="right"/>
             </w:pPr>
             <w:r>
-              <w:t>NT$40 萬</w:t>
+              <w:t>NT$4</w:t>
+            </w:r>
+            <w:r>
+              <w:t>5</w:t>
+            </w:r>
+            <w:r>
+              <w:t xml:space="preserve"> 萬</w:t>
             </w:r>
           </w:p>
         </w:tc>
@@ -20910,7 +20230,13 @@
               <w:jc w:val="right"/>
             </w:pPr>
             <w:r>
-              <w:t>15%</w:t>
+              <w:t>1</w:t>
+            </w:r>
+            <w:r>
+              <w:t>5</w:t>
+            </w:r>
+            <w:r>
+              <w:t>%</w:t>
             </w:r>
           </w:p>
         </w:tc>
@@ -20994,7 +20320,13 @@
               <w:jc w:val="right"/>
             </w:pPr>
             <w:r>
-              <w:t>NT$40 萬</w:t>
+              <w:t>NT$</w:t>
+            </w:r>
+            <w:r>
+              <w:t>2</w:t>
+            </w:r>
+            <w:r>
+              <w:t>0 萬</w:t>
             </w:r>
           </w:p>
         </w:tc>
@@ -21021,7 +20353,7 @@
               <w:jc w:val="right"/>
             </w:pPr>
             <w:r>
-              <w:t>10%</w:t>
+              <w:t>7%</w:t>
             </w:r>
           </w:p>
         </w:tc>
@@ -21029,6 +20361,118 @@
       <w:tr>
         <w:tc>
           <w:tcPr>
+            <w:tcW w:w="1250" w:type="pct"/>
+            <w:tcBorders>
+              <w:top w:val="single" w:sz="1" w:space="0" w:color="BDC3C7"/>
+              <w:left w:val="single" w:sz="1" w:space="0" w:color="BDC3C7"/>
+              <w:bottom w:val="single" w:sz="1" w:space="0" w:color="BDC3C7"/>
+              <w:right w:val="single" w:sz="1" w:space="0" w:color="BDC3C7"/>
+            </w:tcBorders>
+            <w:shd w:val="clear" w:color="auto" w:fill="EBF5FB"/>
+            <w:tcMar>
+              <w:top w:w="60" w:type="dxa"/>
+              <w:left w:w="100" w:type="dxa"/>
+              <w:bottom w:w="60" w:type="dxa"/>
+              <w:right w:w="100" w:type="dxa"/>
+            </w:tcMar>
+            <w:vAlign w:val="center"/>
+          </w:tcPr>
+          <w:p>
+            <w:pPr>
+              <w:pStyle w:val="aff1"/>
+            </w:pPr>
+            <w:r>
+              <w:rPr>
+                <w:rFonts w:hint="eastAsia"/>
+              </w:rPr>
+              <w:t>獎金稅金</w:t>
+            </w:r>
+          </w:p>
+        </w:tc>
+        <w:tc>
+          <w:tcPr>
+            <w:tcW w:w="2353" w:type="pct"/>
+            <w:tcBorders>
+              <w:top w:val="single" w:sz="1" w:space="0" w:color="BDC3C7"/>
+              <w:left w:val="single" w:sz="1" w:space="0" w:color="BDC3C7"/>
+              <w:bottom w:val="single" w:sz="1" w:space="0" w:color="BDC3C7"/>
+              <w:right w:val="single" w:sz="1" w:space="0" w:color="BDC3C7"/>
+            </w:tcBorders>
+            <w:shd w:val="clear" w:color="auto" w:fill="EBF5FB"/>
+            <w:tcMar>
+              <w:top w:w="60" w:type="dxa"/>
+              <w:left w:w="100" w:type="dxa"/>
+              <w:bottom w:w="60" w:type="dxa"/>
+              <w:right w:w="100" w:type="dxa"/>
+            </w:tcMar>
+            <w:vAlign w:val="center"/>
+          </w:tcPr>
+          <w:p>
+            <w:pPr>
+              <w:pStyle w:val="aff1"/>
+            </w:pPr>
+          </w:p>
+        </w:tc>
+        <w:tc>
+          <w:tcPr>
+            <w:tcW w:w="736" w:type="pct"/>
+            <w:tcBorders>
+              <w:top w:val="single" w:sz="1" w:space="0" w:color="BDC3C7"/>
+              <w:left w:val="single" w:sz="1" w:space="0" w:color="BDC3C7"/>
+              <w:bottom w:val="single" w:sz="1" w:space="0" w:color="BDC3C7"/>
+              <w:right w:val="single" w:sz="1" w:space="0" w:color="BDC3C7"/>
+            </w:tcBorders>
+            <w:shd w:val="clear" w:color="auto" w:fill="EBF5FB"/>
+            <w:tcMar>
+              <w:top w:w="60" w:type="dxa"/>
+              <w:left w:w="100" w:type="dxa"/>
+              <w:bottom w:w="60" w:type="dxa"/>
+              <w:right w:w="100" w:type="dxa"/>
+            </w:tcMar>
+            <w:vAlign w:val="center"/>
+          </w:tcPr>
+          <w:p>
+            <w:pPr>
+              <w:pStyle w:val="aff1"/>
+              <w:jc w:val="right"/>
+            </w:pPr>
+            <w:r>
+              <w:t>NT$30 萬</w:t>
+            </w:r>
+          </w:p>
+        </w:tc>
+        <w:tc>
+          <w:tcPr>
+            <w:tcW w:w="661" w:type="pct"/>
+            <w:tcBorders>
+              <w:top w:val="single" w:sz="1" w:space="0" w:color="BDC3C7"/>
+              <w:left w:val="single" w:sz="1" w:space="0" w:color="BDC3C7"/>
+              <w:bottom w:val="single" w:sz="1" w:space="0" w:color="BDC3C7"/>
+              <w:right w:val="single" w:sz="1" w:space="0" w:color="BDC3C7"/>
+            </w:tcBorders>
+            <w:shd w:val="clear" w:color="auto" w:fill="EBF5FB"/>
+            <w:tcMar>
+              <w:top w:w="60" w:type="dxa"/>
+              <w:left w:w="100" w:type="dxa"/>
+              <w:bottom w:w="60" w:type="dxa"/>
+              <w:right w:w="100" w:type="dxa"/>
+            </w:tcMar>
+            <w:vAlign w:val="center"/>
+          </w:tcPr>
+          <w:p>
+            <w:pPr>
+              <w:pStyle w:val="aff1"/>
+              <w:jc w:val="right"/>
+            </w:pPr>
+            <w:r>
+              <w:t>10%</w:t>
+            </w:r>
+          </w:p>
+        </w:tc>
+      </w:tr>
+      <w:tr>
+        <w:tc>
+          <w:tcPr>
             <w:tcW w:w="3603" w:type="pct"/>
             <w:gridSpan w:val="2"/>
             <w:tcBorders>
@@ -21037,7 +20481,7 @@
               <w:bottom w:val="single" w:sz="1" w:space="0" w:color="BDC3C7"/>
               <w:right w:val="single" w:sz="1" w:space="0" w:color="BDC3C7"/>
             </w:tcBorders>
-            <w:shd w:val="clear" w:color="auto" w:fill="EBF5FB"/>
+            <w:shd w:val="clear" w:color="auto" w:fill="FFFFFF" w:themeFill="background1"/>
             <w:tcMar>
               <w:top w:w="60" w:type="dxa"/>
               <w:left w:w="100" w:type="dxa"/>
@@ -21064,7 +20508,7 @@
               <w:bottom w:val="single" w:sz="1" w:space="0" w:color="BDC3C7"/>
               <w:right w:val="single" w:sz="1" w:space="0" w:color="BDC3C7"/>
             </w:tcBorders>
-            <w:shd w:val="clear" w:color="auto" w:fill="EBF5FB"/>
+            <w:shd w:val="clear" w:color="auto" w:fill="FFFFFF" w:themeFill="background1"/>
             <w:tcMar>
               <w:top w:w="60" w:type="dxa"/>
               <w:left w:w="100" w:type="dxa"/>
@@ -21079,7 +20523,13 @@
               <w:jc w:val="right"/>
             </w:pPr>
             <w:r>
-              <w:t>NT$300 萬</w:t>
+              <w:t>NT$</w:t>
+            </w:r>
+            <w:r>
+              <w:t>30</w:t>
+            </w:r>
+            <w:r>
+              <w:t>0 萬</w:t>
             </w:r>
           </w:p>
         </w:tc>
@@ -21092,7 +20542,7 @@
               <w:bottom w:val="single" w:sz="1" w:space="0" w:color="BDC3C7"/>
               <w:right w:val="single" w:sz="1" w:space="0" w:color="BDC3C7"/>
             </w:tcBorders>
-            <w:shd w:val="clear" w:color="auto" w:fill="EBF5FB"/>
+            <w:shd w:val="clear" w:color="auto" w:fill="FFFFFF" w:themeFill="background1"/>
             <w:tcMar>
               <w:top w:w="60" w:type="dxa"/>
               <w:left w:w="100" w:type="dxa"/>
@@ -21115,9 +20565,6 @@
     </w:tbl>
     <w:p>
       <w:r>
-        <w:t>分配邏輯：48% 投入產品與內容（人力 36% + 內容 12%，技術驅動型創業的核心），27% 行銷用於數位廣告、KOL 合作與學校推廣，15% 營運基礎建設（AI API、SaaS、公司設立），10% 預備金。</w:t>
-      </w:r>
-      <w:r>
         <w:br w:type="page"/>
       </w:r>
     </w:p>
@@ -21125,7 +20572,7 @@
       <w:pPr>
         <w:pStyle w:val="3"/>
       </w:pPr>
-      <w:bookmarkStart w:id="38" w:name="_Toc224898893"/>
+      <w:bookmarkStart w:id="39" w:name="_Toc224898893"/>
       <w:r>
         <w:rPr>
           <w:rFonts w:hint="eastAsia"/>
@@ -21136,7 +20583,7 @@
       <w:r>
         <w:t>. 現金流管理</w:t>
       </w:r>
-      <w:bookmarkEnd w:id="38"/>
+      <w:bookmarkEnd w:id="39"/>
     </w:p>
     <w:p>
       <w:pPr>
@@ -21395,7 +20842,7 @@
               <w:jc w:val="right"/>
             </w:pPr>
             <w:r>
-              <w:t>2,000</w:t>
+              <w:t>1,800</w:t>
             </w:r>
           </w:p>
         </w:tc>
@@ -21422,7 +20869,7 @@
               <w:jc w:val="right"/>
             </w:pPr>
             <w:r>
-              <w:t>5,000</w:t>
+              <w:t>3,500</w:t>
             </w:r>
           </w:p>
         </w:tc>
@@ -21479,16 +20926,7 @@
               <w:jc w:val="right"/>
             </w:pPr>
             <w:r>
-              <w:t>NT$1</w:t>
-            </w:r>
-            <w:r>
-              <w:rPr>
-                <w:rFonts w:hint="eastAsia"/>
-              </w:rPr>
-              <w:t>1</w:t>
-            </w:r>
-            <w:r>
-              <w:t>0 萬</w:t>
+              <w:t>NT$106 萬</w:t>
             </w:r>
           </w:p>
         </w:tc>
@@ -21516,7 +20954,7 @@
               <w:jc w:val="right"/>
             </w:pPr>
             <w:r>
-              <w:t>NT$900 萬</w:t>
+              <w:t>NT$718 萬</w:t>
             </w:r>
           </w:p>
         </w:tc>
@@ -21544,7 +20982,7 @@
               <w:jc w:val="right"/>
             </w:pPr>
             <w:r>
-              <w:t>NT$2,520 萬</w:t>
+              <w:t>NT$1,411 萬</w:t>
             </w:r>
           </w:p>
         </w:tc>
@@ -21599,7 +21037,7 @@
               <w:jc w:val="right"/>
             </w:pPr>
             <w:r>
-              <w:t>NT$13 萬</w:t>
+              <w:t>NT$21 萬</w:t>
             </w:r>
           </w:p>
         </w:tc>
@@ -21626,7 +21064,7 @@
               <w:jc w:val="right"/>
             </w:pPr>
             <w:r>
-              <w:t>NT$180 萬</w:t>
+              <w:t>NT$144 萬</w:t>
             </w:r>
           </w:p>
         </w:tc>
@@ -21653,7 +21091,7 @@
               <w:jc w:val="right"/>
             </w:pPr>
             <w:r>
-              <w:t>NT$504 萬</w:t>
+              <w:t>NT$287 萬</w:t>
             </w:r>
           </w:p>
         </w:tc>
@@ -21710,7 +21148,7 @@
               <w:jc w:val="right"/>
             </w:pPr>
             <w:r>
-              <w:t>NT$270 萬</w:t>
+              <w:t>NT$250 萬</w:t>
             </w:r>
           </w:p>
         </w:tc>
@@ -21738,7 +21176,7 @@
               <w:jc w:val="right"/>
             </w:pPr>
             <w:r>
-              <w:t>NT$450 萬</w:t>
+              <w:t>NT$319 萬</w:t>
             </w:r>
           </w:p>
         </w:tc>
@@ -21766,7 +21204,7 @@
               <w:jc w:val="right"/>
             </w:pPr>
             <w:r>
-              <w:t>NT$720 萬</w:t>
+              <w:t>NT$398 萬</w:t>
             </w:r>
           </w:p>
         </w:tc>
@@ -21823,7 +21261,7 @@
               <w:jc w:val="right"/>
             </w:pPr>
             <w:r>
-              <w:t>NT$283 萬</w:t>
+              <w:t>NT$271 萬</w:t>
             </w:r>
           </w:p>
         </w:tc>
@@ -21851,7 +21289,7 @@
               <w:jc w:val="right"/>
             </w:pPr>
             <w:r>
-              <w:t>NT$630 萬</w:t>
+              <w:t>NT$463 萬</w:t>
             </w:r>
           </w:p>
         </w:tc>
@@ -21879,7 +21317,7 @@
               <w:jc w:val="right"/>
             </w:pPr>
             <w:r>
-              <w:t>NT$1,224 萬</w:t>
+              <w:t>NT$685 萬</w:t>
             </w:r>
           </w:p>
         </w:tc>
@@ -21941,7 +21379,7 @@
                 <w:b w:val="0"/>
                 <w:szCs w:val="24"/>
               </w:rPr>
-              <w:t>-NT$173 萬</w:t>
+              <w:t>-NT$165 萬</w:t>
             </w:r>
           </w:p>
         </w:tc>
@@ -21974,7 +21412,7 @@
                 <w:b w:val="0"/>
                 <w:szCs w:val="24"/>
               </w:rPr>
-              <w:t>NT$270 萬</w:t>
+              <w:t>NT$255 萬</w:t>
             </w:r>
           </w:p>
         </w:tc>
@@ -22007,7 +21445,7 @@
                 <w:b w:val="0"/>
                 <w:szCs w:val="24"/>
               </w:rPr>
-              <w:t>NT$1,296 萬</w:t>
+              <w:t>NT$726 萬</w:t>
             </w:r>
           </w:p>
         </w:tc>
@@ -22062,7 +21500,7 @@
               <w:jc w:val="right"/>
             </w:pPr>
             <w:r>
-              <w:t>-157%</w:t>
+              <w:t>-156%</w:t>
             </w:r>
           </w:p>
         </w:tc>
@@ -22089,7 +21527,7 @@
               <w:jc w:val="right"/>
             </w:pPr>
             <w:r>
-              <w:t>40%</w:t>
+              <w:t>36%</w:t>
             </w:r>
           </w:p>
         </w:tc>
@@ -22352,7 +21790,7 @@
               <w:jc w:val="right"/>
             </w:pPr>
             <w:r>
-              <w:t>NT$300 萬</w:t>
+              <w:t>NT$270 萬</w:t>
             </w:r>
           </w:p>
         </w:tc>
@@ -22379,7 +21817,7 @@
               <w:jc w:val="right"/>
             </w:pPr>
             <w:r>
-              <w:t>NT$127 萬</w:t>
+              <w:t>NT$105 萬</w:t>
             </w:r>
           </w:p>
         </w:tc>
@@ -22406,7 +21844,7 @@
               <w:jc w:val="right"/>
             </w:pPr>
             <w:r>
-              <w:t>NT$397 萬</w:t>
+              <w:t>NT$360 萬</w:t>
             </w:r>
           </w:p>
         </w:tc>
@@ -22463,7 +21901,7 @@
               <w:jc w:val="right"/>
             </w:pPr>
             <w:r>
-              <w:t>-NT$173 萬</w:t>
+              <w:t>-NT$165 萬</w:t>
             </w:r>
           </w:p>
         </w:tc>
@@ -22491,7 +21929,7 @@
               <w:jc w:val="right"/>
             </w:pPr>
             <w:r>
-              <w:t>NT$270 萬</w:t>
+              <w:t>NT$255 萬</w:t>
             </w:r>
           </w:p>
         </w:tc>
@@ -22519,7 +21957,7 @@
               <w:jc w:val="right"/>
             </w:pPr>
             <w:r>
-              <w:t>NT$1,296 萬</w:t>
+              <w:t>NT$726 萬</w:t>
             </w:r>
           </w:p>
         </w:tc>
@@ -22574,7 +22012,7 @@
               <w:jc w:val="right"/>
             </w:pPr>
             <w:r>
-              <w:t>NT$127 萬</w:t>
+              <w:t>NT$105 萬</w:t>
             </w:r>
           </w:p>
         </w:tc>
@@ -22601,7 +22039,7 @@
               <w:jc w:val="right"/>
             </w:pPr>
             <w:r>
-              <w:t>NT$397 萬</w:t>
+              <w:t>NT$360 萬</w:t>
             </w:r>
           </w:p>
         </w:tc>
@@ -22628,7 +22066,7 @@
               <w:jc w:val="right"/>
             </w:pPr>
             <w:r>
-              <w:t>NT$1,693 萬</w:t>
+              <w:t>NT$1,086 萬</w:t>
             </w:r>
           </w:p>
         </w:tc>
@@ -22636,29 +22074,49 @@
     </w:tbl>
     <w:p>
       <w:r>
-        <w:t>Year 1 虧損 NT$173 萬由支持金覆蓋（期末仍有 NT$127 萬現金）。Year 2 轉正。Year 3 淨利率 51%</w:t>
-      </w:r>
-      <w:r>
-        <w:rPr>
-          <w:rFonts w:hint="eastAsia"/>
-        </w:rPr>
-        <w:t xml:space="preserve"> </w:t>
-      </w:r>
-      <w:r>
-        <w:t>—</w:t>
-      </w:r>
-      <w:r>
-        <w:rPr>
-          <w:rFonts w:hint="eastAsia"/>
-        </w:rPr>
-        <w:t xml:space="preserve"> </w:t>
-      </w:r>
-      <w:r>
-        <w:t>SaaS 規模效應讓毛利持續改善。</w:t>
+        <w:t xml:space="preserve">Year 1 虧損 NT$165 </w:t>
+      </w:r>
+      <w:proofErr w:type="gramStart"/>
+      <w:r>
+        <w:t>萬由獎金</w:t>
+      </w:r>
+      <w:proofErr w:type="gramEnd"/>
+      <w:r>
+        <w:t>覆蓋（期末仍有 NT$105 萬現金）。</w:t>
       </w:r>
     </w:p>
     <w:p>
       <w:r>
+        <w:t>Year 2 轉正。</w:t>
+      </w:r>
+    </w:p>
+    <w:p>
+      <w:r>
+        <w:t>Year 3 淨利率 51%</w:t>
+      </w:r>
+      <w:r>
+        <w:rPr>
+          <w:rFonts w:hint="eastAsia"/>
+        </w:rPr>
+        <w:t xml:space="preserve"> </w:t>
+      </w:r>
+      <w:proofErr w:type="gramStart"/>
+      <w:r>
+        <w:t>—</w:t>
+      </w:r>
+      <w:proofErr w:type="gramEnd"/>
+      <w:r>
+        <w:rPr>
+          <w:rFonts w:hint="eastAsia"/>
+        </w:rPr>
+        <w:t xml:space="preserve"> </w:t>
+      </w:r>
+      <w:r>
+        <w:t>SaaS 規模效應讓毛利持續改善。</w:t>
+      </w:r>
+    </w:p>
+    <w:p>
+      <w:r>
         <w:rPr>
           <w:b/>
           <w:bCs/>
@@ -22666,7 +22124,7 @@
         <w:t>損益兩平</w:t>
       </w:r>
       <w:r>
-        <w:t>：月固定成本約 NT$23 萬 ÷ 每用戶月邊際貢獻 NT$47</w:t>
+        <w:t>：月固定成本約 NT$20.8 萬 ÷ 每用戶月邊際貢獻 NT$46</w:t>
       </w:r>
       <w:r>
         <w:rPr>
@@ -22675,7 +22133,7 @@
         <w:t>5</w:t>
       </w:r>
       <w:r>
-        <w:t xml:space="preserve"> = 484 名付費用戶（預計 Year 1 內達成）。</w:t>
+        <w:t xml:space="preserve"> = 446 名付費用戶（預計 Year 1 內達成）。</w:t>
       </w:r>
       <w:r>
         <w:br w:type="page"/>
@@ -22685,7 +22143,7 @@
       <w:pPr>
         <w:pStyle w:val="3"/>
       </w:pPr>
-      <w:bookmarkStart w:id="39" w:name="_Toc224898894"/>
+      <w:bookmarkStart w:id="40" w:name="_Toc224898894"/>
       <w:r>
         <w:rPr>
           <w:rFonts w:hint="eastAsia"/>
@@ -22696,7 +22154,7 @@
       <w:r>
         <w:t>. 資金用途</w:t>
       </w:r>
-      <w:bookmarkEnd w:id="39"/>
+      <w:bookmarkEnd w:id="40"/>
     </w:p>
     <w:p>
       <w:pPr>
@@ -22729,15 +22187,15 @@
         <w:tblLook w:val="0000" w:firstRow="0" w:lastRow="0" w:firstColumn="0" w:lastColumn="0" w:noHBand="0" w:noVBand="0"/>
       </w:tblPr>
       <w:tblGrid>
-        <w:gridCol w:w="1196"/>
+        <w:gridCol w:w="1197"/>
         <w:gridCol w:w="1992"/>
-        <w:gridCol w:w="4720"/>
-        <w:gridCol w:w="1836"/>
+        <w:gridCol w:w="4891"/>
+        <w:gridCol w:w="1664"/>
       </w:tblGrid>
       <w:tr>
         <w:tc>
           <w:tcPr>
-            <w:tcW w:w="613" w:type="pct"/>
+            <w:tcW w:w="614" w:type="pct"/>
             <w:tcBorders>
               <w:top w:val="single" w:sz="1" w:space="0" w:color="BDC3C7"/>
               <w:left w:val="single" w:sz="1" w:space="0" w:color="BDC3C7"/>
@@ -22791,7 +22249,7 @@
         </w:tc>
         <w:tc>
           <w:tcPr>
-            <w:tcW w:w="2422" w:type="pct"/>
+            <w:tcW w:w="2510" w:type="pct"/>
             <w:tcBorders>
               <w:top w:val="single" w:sz="1" w:space="0" w:color="BDC3C7"/>
               <w:left w:val="single" w:sz="1" w:space="0" w:color="BDC3C7"/>
@@ -22818,7 +22276,7 @@
         </w:tc>
         <w:tc>
           <w:tcPr>
-            <w:tcW w:w="942" w:type="pct"/>
+            <w:tcW w:w="854" w:type="pct"/>
             <w:tcBorders>
               <w:top w:val="single" w:sz="1" w:space="0" w:color="BDC3C7"/>
               <w:left w:val="single" w:sz="1" w:space="0" w:color="BDC3C7"/>
@@ -22847,7 +22305,7 @@
       <w:tr>
         <w:tc>
           <w:tcPr>
-            <w:tcW w:w="613" w:type="pct"/>
+            <w:tcW w:w="614" w:type="pct"/>
             <w:tcBorders>
               <w:top w:val="single" w:sz="1" w:space="0" w:color="BDC3C7"/>
               <w:left w:val="single" w:sz="1" w:space="0" w:color="BDC3C7"/>
@@ -22899,7 +22357,7 @@
         </w:tc>
         <w:tc>
           <w:tcPr>
-            <w:tcW w:w="2422" w:type="pct"/>
+            <w:tcW w:w="2510" w:type="pct"/>
             <w:tcBorders>
               <w:top w:val="single" w:sz="1" w:space="0" w:color="BDC3C7"/>
               <w:left w:val="single" w:sz="1" w:space="0" w:color="BDC3C7"/>
@@ -22925,7 +22383,7 @@
         </w:tc>
         <w:tc>
           <w:tcPr>
-            <w:tcW w:w="942" w:type="pct"/>
+            <w:tcW w:w="854" w:type="pct"/>
             <w:tcBorders>
               <w:top w:val="single" w:sz="1" w:space="0" w:color="BDC3C7"/>
               <w:left w:val="single" w:sz="1" w:space="0" w:color="BDC3C7"/>
@@ -22954,7 +22412,7 @@
       <w:tr>
         <w:tc>
           <w:tcPr>
-            <w:tcW w:w="613" w:type="pct"/>
+            <w:tcW w:w="614" w:type="pct"/>
             <w:tcBorders>
               <w:top w:val="single" w:sz="1" w:space="0" w:color="BDC3C7"/>
               <w:left w:val="single" w:sz="1" w:space="0" w:color="BDC3C7"/>
@@ -23008,7 +22466,7 @@
         </w:tc>
         <w:tc>
           <w:tcPr>
-            <w:tcW w:w="2422" w:type="pct"/>
+            <w:tcW w:w="2510" w:type="pct"/>
             <w:tcBorders>
               <w:top w:val="single" w:sz="1" w:space="0" w:color="BDC3C7"/>
               <w:left w:val="single" w:sz="1" w:space="0" w:color="BDC3C7"/>
@@ -23035,7 +22493,7 @@
         </w:tc>
         <w:tc>
           <w:tcPr>
-            <w:tcW w:w="942" w:type="pct"/>
+            <w:tcW w:w="854" w:type="pct"/>
             <w:tcBorders>
               <w:top w:val="single" w:sz="1" w:space="0" w:color="BDC3C7"/>
               <w:left w:val="single" w:sz="1" w:space="0" w:color="BDC3C7"/>
@@ -23065,7 +22523,7 @@
       <w:tr>
         <w:tc>
           <w:tcPr>
-            <w:tcW w:w="613" w:type="pct"/>
+            <w:tcW w:w="614" w:type="pct"/>
             <w:tcBorders>
               <w:top w:val="single" w:sz="1" w:space="0" w:color="BDC3C7"/>
               <w:left w:val="single" w:sz="1" w:space="0" w:color="BDC3C7"/>
@@ -23117,7 +22575,7 @@
         </w:tc>
         <w:tc>
           <w:tcPr>
-            <w:tcW w:w="2422" w:type="pct"/>
+            <w:tcW w:w="2510" w:type="pct"/>
             <w:tcBorders>
               <w:top w:val="single" w:sz="1" w:space="0" w:color="BDC3C7"/>
               <w:left w:val="single" w:sz="1" w:space="0" w:color="BDC3C7"/>
@@ -23143,7 +22601,7 @@
         </w:tc>
         <w:tc>
           <w:tcPr>
-            <w:tcW w:w="942" w:type="pct"/>
+            <w:tcW w:w="854" w:type="pct"/>
             <w:tcBorders>
               <w:top w:val="single" w:sz="1" w:space="0" w:color="BDC3C7"/>
               <w:left w:val="single" w:sz="1" w:space="0" w:color="BDC3C7"/>
@@ -23172,7 +22630,7 @@
       <w:tr>
         <w:tc>
           <w:tcPr>
-            <w:tcW w:w="613" w:type="pct"/>
+            <w:tcW w:w="614" w:type="pct"/>
             <w:tcBorders>
               <w:top w:val="single" w:sz="1" w:space="0" w:color="BDC3C7"/>
               <w:left w:val="single" w:sz="1" w:space="0" w:color="BDC3C7"/>
@@ -23226,7 +22684,7 @@
         </w:tc>
         <w:tc>
           <w:tcPr>
-            <w:tcW w:w="2422" w:type="pct"/>
+            <w:tcW w:w="2510" w:type="pct"/>
             <w:tcBorders>
               <w:top w:val="single" w:sz="1" w:space="0" w:color="BDC3C7"/>
               <w:left w:val="single" w:sz="1" w:space="0" w:color="BDC3C7"/>
@@ -23247,13 +22705,13 @@
               <w:pStyle w:val="aff1"/>
             </w:pPr>
             <w:r>
-              <w:t>2,000 免費用戶、50 付費、MRR NT$3 萬</w:t>
-            </w:r>
-          </w:p>
-        </w:tc>
-        <w:tc>
-          <w:tcPr>
-            <w:tcW w:w="942" w:type="pct"/>
+              <w:t>2,000 免費用戶、80 付費、MRR NT$4.6 萬</w:t>
+            </w:r>
+          </w:p>
+        </w:tc>
+        <w:tc>
+          <w:tcPr>
+            <w:tcW w:w="854" w:type="pct"/>
             <w:tcBorders>
               <w:top w:val="single" w:sz="1" w:space="0" w:color="BDC3C7"/>
               <w:left w:val="single" w:sz="1" w:space="0" w:color="BDC3C7"/>
@@ -23283,7 +22741,7 @@
       <w:tr>
         <w:tc>
           <w:tcPr>
-            <w:tcW w:w="613" w:type="pct"/>
+            <w:tcW w:w="614" w:type="pct"/>
             <w:tcBorders>
               <w:top w:val="single" w:sz="1" w:space="0" w:color="BDC3C7"/>
               <w:left w:val="single" w:sz="1" w:space="0" w:color="BDC3C7"/>
@@ -23335,7 +22793,7 @@
         </w:tc>
         <w:tc>
           <w:tcPr>
-            <w:tcW w:w="2422" w:type="pct"/>
+            <w:tcW w:w="2510" w:type="pct"/>
             <w:tcBorders>
               <w:top w:val="single" w:sz="1" w:space="0" w:color="BDC3C7"/>
               <w:left w:val="single" w:sz="1" w:space="0" w:color="BDC3C7"/>
@@ -23361,7 +22819,7 @@
         </w:tc>
         <w:tc>
           <w:tcPr>
-            <w:tcW w:w="942" w:type="pct"/>
+            <w:tcW w:w="854" w:type="pct"/>
             <w:tcBorders>
               <w:top w:val="single" w:sz="1" w:space="0" w:color="BDC3C7"/>
               <w:left w:val="single" w:sz="1" w:space="0" w:color="BDC3C7"/>
@@ -23390,7 +22848,7 @@
       <w:tr>
         <w:tc>
           <w:tcPr>
-            <w:tcW w:w="613" w:type="pct"/>
+            <w:tcW w:w="614" w:type="pct"/>
             <w:tcBorders>
               <w:top w:val="single" w:sz="1" w:space="0" w:color="BDC3C7"/>
               <w:left w:val="single" w:sz="1" w:space="0" w:color="BDC3C7"/>
@@ -23444,7 +22902,7 @@
         </w:tc>
         <w:tc>
           <w:tcPr>
-            <w:tcW w:w="2422" w:type="pct"/>
+            <w:tcW w:w="2510" w:type="pct"/>
             <w:tcBorders>
               <w:top w:val="single" w:sz="1" w:space="0" w:color="BDC3C7"/>
               <w:left w:val="single" w:sz="1" w:space="0" w:color="BDC3C7"/>
@@ -23471,7 +22929,7 @@
         </w:tc>
         <w:tc>
           <w:tcPr>
-            <w:tcW w:w="942" w:type="pct"/>
+            <w:tcW w:w="854" w:type="pct"/>
             <w:tcBorders>
               <w:top w:val="single" w:sz="1" w:space="0" w:color="BDC3C7"/>
               <w:left w:val="single" w:sz="1" w:space="0" w:color="BDC3C7"/>
@@ -23501,7 +22959,7 @@
       <w:tr>
         <w:tc>
           <w:tcPr>
-            <w:tcW w:w="613" w:type="pct"/>
+            <w:tcW w:w="614" w:type="pct"/>
             <w:tcBorders>
               <w:top w:val="single" w:sz="1" w:space="0" w:color="BDC3C7"/>
               <w:left w:val="single" w:sz="1" w:space="0" w:color="BDC3C7"/>
@@ -23553,33 +23011,33 @@
         </w:tc>
         <w:tc>
           <w:tcPr>
-            <w:tcW w:w="2422" w:type="pct"/>
-            <w:tcBorders>
-              <w:top w:val="single" w:sz="1" w:space="0" w:color="BDC3C7"/>
-              <w:left w:val="single" w:sz="1" w:space="0" w:color="BDC3C7"/>
-              <w:bottom w:val="single" w:sz="1" w:space="0" w:color="BDC3C7"/>
-              <w:right w:val="single" w:sz="1" w:space="0" w:color="BDC3C7"/>
-            </w:tcBorders>
-            <w:tcMar>
-              <w:top w:w="60" w:type="dxa"/>
-              <w:left w:w="100" w:type="dxa"/>
-              <w:bottom w:w="60" w:type="dxa"/>
-              <w:right w:w="100" w:type="dxa"/>
-            </w:tcMar>
-            <w:vAlign w:val="center"/>
-          </w:tcPr>
-          <w:p>
-            <w:pPr>
-              <w:pStyle w:val="aff1"/>
-            </w:pPr>
-            <w:r>
-              <w:t>500 付費、MRR NT$30 萬</w:t>
-            </w:r>
-          </w:p>
-        </w:tc>
-        <w:tc>
-          <w:tcPr>
-            <w:tcW w:w="942" w:type="pct"/>
+            <w:tcW w:w="2510" w:type="pct"/>
+            <w:tcBorders>
+              <w:top w:val="single" w:sz="1" w:space="0" w:color="BDC3C7"/>
+              <w:left w:val="single" w:sz="1" w:space="0" w:color="BDC3C7"/>
+              <w:bottom w:val="single" w:sz="1" w:space="0" w:color="BDC3C7"/>
+              <w:right w:val="single" w:sz="1" w:space="0" w:color="BDC3C7"/>
+            </w:tcBorders>
+            <w:tcMar>
+              <w:top w:w="60" w:type="dxa"/>
+              <w:left w:w="100" w:type="dxa"/>
+              <w:bottom w:w="60" w:type="dxa"/>
+              <w:right w:w="100" w:type="dxa"/>
+            </w:tcMar>
+            <w:vAlign w:val="center"/>
+          </w:tcPr>
+          <w:p>
+            <w:pPr>
+              <w:pStyle w:val="aff1"/>
+            </w:pPr>
+            <w:r>
+              <w:t>500 付費、MRR NT$29 萬</w:t>
+            </w:r>
+          </w:p>
+        </w:tc>
+        <w:tc>
+          <w:tcPr>
+            <w:tcW w:w="854" w:type="pct"/>
             <w:tcBorders>
               <w:top w:val="single" w:sz="1" w:space="0" w:color="BDC3C7"/>
               <w:left w:val="single" w:sz="1" w:space="0" w:color="BDC3C7"/>
@@ -23616,7 +23074,27 @@
         <w:rPr>
           <w:b/>
         </w:rPr>
-        <w:t>三項量化成果指標（KPI）：</w:t>
+        <w:t xml:space="preserve">6 </w:t>
+      </w:r>
+      <w:proofErr w:type="gramStart"/>
+      <w:r>
+        <w:rPr>
+          <w:b/>
+        </w:rPr>
+        <w:t>個</w:t>
+      </w:r>
+      <w:proofErr w:type="gramEnd"/>
+      <w:r>
+        <w:rPr>
+          <w:b/>
+        </w:rPr>
+        <w:t>月階段性目標對應第二期撥款檢核</w:t>
+      </w:r>
+      <w:r>
+        <w:rPr>
+          <w:b/>
+        </w:rPr>
+        <w:t>量化成果指標（KPI）：</w:t>
       </w:r>
     </w:p>
     <w:tbl>
@@ -23637,16 +23115,16 @@
         <w:tblLook w:val="0000" w:firstRow="0" w:lastRow="0" w:firstColumn="0" w:lastColumn="0" w:noHBand="0" w:noVBand="0"/>
       </w:tblPr>
       <w:tblGrid>
-        <w:gridCol w:w="499"/>
-        <w:gridCol w:w="1485"/>
-        <w:gridCol w:w="2551"/>
-        <w:gridCol w:w="2245"/>
-        <w:gridCol w:w="2964"/>
+        <w:gridCol w:w="466"/>
+        <w:gridCol w:w="1520"/>
+        <w:gridCol w:w="2239"/>
+        <w:gridCol w:w="2863"/>
+        <w:gridCol w:w="2656"/>
       </w:tblGrid>
       <w:tr>
         <w:tc>
           <w:tcPr>
-            <w:tcW w:w="256" w:type="pct"/>
+            <w:tcW w:w="239" w:type="pct"/>
             <w:tcBorders>
               <w:top w:val="single" w:sz="1" w:space="0" w:color="BDC3C7"/>
               <w:left w:val="single" w:sz="1" w:space="0" w:color="BDC3C7"/>
@@ -23673,7 +23151,7 @@
         </w:tc>
         <w:tc>
           <w:tcPr>
-            <w:tcW w:w="762" w:type="pct"/>
+            <w:tcW w:w="780" w:type="pct"/>
             <w:tcBorders>
               <w:top w:val="single" w:sz="1" w:space="0" w:color="BDC3C7"/>
               <w:left w:val="single" w:sz="1" w:space="0" w:color="BDC3C7"/>
@@ -23700,7 +23178,7 @@
         </w:tc>
         <w:tc>
           <w:tcPr>
-            <w:tcW w:w="1309" w:type="pct"/>
+            <w:tcW w:w="1149" w:type="pct"/>
             <w:tcBorders>
               <w:top w:val="single" w:sz="1" w:space="0" w:color="BDC3C7"/>
               <w:left w:val="single" w:sz="1" w:space="0" w:color="BDC3C7"/>
@@ -23721,7 +23199,15 @@
               <w:pStyle w:val="aff"/>
             </w:pPr>
             <w:r>
-              <w:t>6 個月階段</w:t>
+              <w:t xml:space="preserve">6 </w:t>
+            </w:r>
+            <w:proofErr w:type="gramStart"/>
+            <w:r>
+              <w:t>個</w:t>
+            </w:r>
+            <w:proofErr w:type="gramEnd"/>
+            <w:r>
+              <w:t>月階段</w:t>
             </w:r>
             <w:r>
               <w:rPr>
@@ -23736,7 +23222,7 @@
         </w:tc>
         <w:tc>
           <w:tcPr>
-            <w:tcW w:w="1152" w:type="pct"/>
+            <w:tcW w:w="1469" w:type="pct"/>
             <w:tcBorders>
               <w:top w:val="single" w:sz="1" w:space="0" w:color="BDC3C7"/>
               <w:left w:val="single" w:sz="1" w:space="0" w:color="BDC3C7"/>
@@ -23757,13 +23243,13 @@
               <w:pStyle w:val="aff"/>
             </w:pPr>
             <w:r>
-              <w:t>12 個月最終目標</w:t>
-            </w:r>
-          </w:p>
-        </w:tc>
-        <w:tc>
-          <w:tcPr>
-            <w:tcW w:w="1521" w:type="pct"/>
+              <w:t>衡量方式</w:t>
+            </w:r>
+          </w:p>
+        </w:tc>
+        <w:tc>
+          <w:tcPr>
+            <w:tcW w:w="1363" w:type="pct"/>
             <w:tcBorders>
               <w:top w:val="single" w:sz="1" w:space="0" w:color="BDC3C7"/>
               <w:left w:val="single" w:sz="1" w:space="0" w:color="BDC3C7"/>
@@ -23771,20 +23257,13 @@
               <w:right w:val="single" w:sz="1" w:space="0" w:color="BDC3C7"/>
             </w:tcBorders>
             <w:shd w:val="clear" w:color="auto" w:fill="1A5276"/>
-            <w:tcMar>
-              <w:top w:w="60" w:type="dxa"/>
-              <w:left w:w="100" w:type="dxa"/>
-              <w:bottom w:w="60" w:type="dxa"/>
-              <w:right w:w="100" w:type="dxa"/>
-            </w:tcMar>
-            <w:vAlign w:val="center"/>
           </w:tcPr>
           <w:p>
             <w:pPr>
               <w:pStyle w:val="aff"/>
             </w:pPr>
             <w:r>
-              <w:t>衡量方式</w:t>
+              <w:t>可行性</w:t>
             </w:r>
           </w:p>
         </w:tc>
@@ -23792,7 +23271,7 @@
       <w:tr>
         <w:tc>
           <w:tcPr>
-            <w:tcW w:w="256" w:type="pct"/>
+            <w:tcW w:w="239" w:type="pct"/>
             <w:tcBorders>
               <w:top w:val="single" w:sz="1" w:space="0" w:color="BDC3C7"/>
               <w:left w:val="single" w:sz="1" w:space="0" w:color="BDC3C7"/>
@@ -23818,7 +23297,7 @@
         </w:tc>
         <w:tc>
           <w:tcPr>
-            <w:tcW w:w="762" w:type="pct"/>
+            <w:tcW w:w="780" w:type="pct"/>
             <w:tcBorders>
               <w:top w:val="single" w:sz="1" w:space="0" w:color="BDC3C7"/>
               <w:left w:val="single" w:sz="1" w:space="0" w:color="BDC3C7"/>
@@ -23844,7 +23323,7 @@
         </w:tc>
         <w:tc>
           <w:tcPr>
-            <w:tcW w:w="1309" w:type="pct"/>
+            <w:tcW w:w="1149" w:type="pct"/>
             <w:tcBorders>
               <w:top w:val="single" w:sz="1" w:space="0" w:color="BDC3C7"/>
               <w:left w:val="single" w:sz="1" w:space="0" w:color="BDC3C7"/>
@@ -23876,51 +23355,27 @@
         </w:tc>
         <w:tc>
           <w:tcPr>
-            <w:tcW w:w="1152" w:type="pct"/>
-            <w:tcBorders>
-              <w:top w:val="single" w:sz="1" w:space="0" w:color="BDC3C7"/>
-              <w:left w:val="single" w:sz="1" w:space="0" w:color="BDC3C7"/>
-              <w:bottom w:val="single" w:sz="1" w:space="0" w:color="BDC3C7"/>
-              <w:right w:val="single" w:sz="1" w:space="0" w:color="BDC3C7"/>
-            </w:tcBorders>
-            <w:tcMar>
-              <w:top w:w="60" w:type="dxa"/>
-              <w:left w:w="100" w:type="dxa"/>
-              <w:bottom w:w="60" w:type="dxa"/>
-              <w:right w:w="100" w:type="dxa"/>
-            </w:tcMar>
-            <w:vAlign w:val="center"/>
-          </w:tcPr>
-          <w:p>
-            <w:pPr>
-              <w:pStyle w:val="aff1"/>
-            </w:pPr>
-            <w:r>
-              <w:t>10,000 免費、500 付費</w:t>
-            </w:r>
-          </w:p>
-        </w:tc>
-        <w:tc>
-          <w:tcPr>
-            <w:tcW w:w="1521" w:type="pct"/>
-            <w:tcBorders>
-              <w:top w:val="single" w:sz="1" w:space="0" w:color="BDC3C7"/>
-              <w:left w:val="single" w:sz="1" w:space="0" w:color="BDC3C7"/>
-              <w:bottom w:val="single" w:sz="1" w:space="0" w:color="BDC3C7"/>
-              <w:right w:val="single" w:sz="1" w:space="0" w:color="BDC3C7"/>
-            </w:tcBorders>
-            <w:tcMar>
-              <w:top w:w="60" w:type="dxa"/>
-              <w:left w:w="100" w:type="dxa"/>
-              <w:bottom w:w="60" w:type="dxa"/>
-              <w:right w:w="100" w:type="dxa"/>
-            </w:tcMar>
-            <w:vAlign w:val="center"/>
-          </w:tcPr>
-          <w:p>
-            <w:pPr>
-              <w:pStyle w:val="aff1"/>
-            </w:pPr>
+            <w:tcW w:w="1469" w:type="pct"/>
+            <w:tcBorders>
+              <w:top w:val="single" w:sz="1" w:space="0" w:color="BDC3C7"/>
+              <w:left w:val="single" w:sz="1" w:space="0" w:color="BDC3C7"/>
+              <w:bottom w:val="single" w:sz="1" w:space="0" w:color="BDC3C7"/>
+              <w:right w:val="single" w:sz="1" w:space="0" w:color="BDC3C7"/>
+            </w:tcBorders>
+            <w:tcMar>
+              <w:top w:w="60" w:type="dxa"/>
+              <w:left w:w="100" w:type="dxa"/>
+              <w:bottom w:w="60" w:type="dxa"/>
+              <w:right w:w="100" w:type="dxa"/>
+            </w:tcMar>
+            <w:vAlign w:val="center"/>
+          </w:tcPr>
+          <w:p>
+            <w:pPr>
+              <w:pStyle w:val="aff1"/>
+              <w:spacing w:before="0" w:after="0"/>
+            </w:pPr>
+            <w:proofErr w:type="spellStart"/>
             <w:r>
               <w:rPr>
                 <w:rFonts w:hint="eastAsia"/>
@@ -23928,7 +23383,47 @@
               <w:t>Su</w:t>
             </w:r>
             <w:r>
-              <w:t>pabase後台註冊系統</w:t>
+              <w:t>pabase</w:t>
+            </w:r>
+            <w:proofErr w:type="spellEnd"/>
+            <w:r>
+              <w:t>後台註冊系統</w:t>
+            </w:r>
+          </w:p>
+        </w:tc>
+        <w:tc>
+          <w:tcPr>
+            <w:tcW w:w="1363" w:type="pct"/>
+            <w:tcBorders>
+              <w:top w:val="single" w:sz="1" w:space="0" w:color="BDC3C7"/>
+              <w:left w:val="single" w:sz="1" w:space="0" w:color="BDC3C7"/>
+              <w:bottom w:val="single" w:sz="1" w:space="0" w:color="BDC3C7"/>
+              <w:right w:val="single" w:sz="1" w:space="0" w:color="BDC3C7"/>
+            </w:tcBorders>
+          </w:tcPr>
+          <w:p>
+            <w:pPr>
+              <w:pStyle w:val="aff1"/>
+              <w:rPr>
+                <w:rFonts w:hint="eastAsia"/>
+              </w:rPr>
+            </w:pPr>
+            <w:r>
+              <w:t xml:space="preserve">2 名全職 + NT$50 萬預算，現有技術基礎 2-3 </w:t>
+            </w:r>
+            <w:proofErr w:type="gramStart"/>
+            <w:r>
+              <w:t>個</w:t>
+            </w:r>
+            <w:proofErr w:type="gramEnd"/>
+            <w:r>
+              <w:t>月可完成</w:t>
+            </w:r>
+            <w:r>
+              <w:rPr>
+                <w:rFonts w:hint="eastAsia"/>
+              </w:rPr>
+              <w:t>。</w:t>
             </w:r>
           </w:p>
         </w:tc>
@@ -23936,7 +23431,7 @@
       <w:tr>
         <w:tc>
           <w:tcPr>
-            <w:tcW w:w="256" w:type="pct"/>
+            <w:tcW w:w="239" w:type="pct"/>
             <w:tcBorders>
               <w:top w:val="single" w:sz="1" w:space="0" w:color="BDC3C7"/>
               <w:left w:val="single" w:sz="1" w:space="0" w:color="BDC3C7"/>
@@ -23963,7 +23458,7 @@
         </w:tc>
         <w:tc>
           <w:tcPr>
-            <w:tcW w:w="762" w:type="pct"/>
+            <w:tcW w:w="780" w:type="pct"/>
             <w:tcBorders>
               <w:top w:val="single" w:sz="1" w:space="0" w:color="BDC3C7"/>
               <w:left w:val="single" w:sz="1" w:space="0" w:color="BDC3C7"/>
@@ -23990,7 +23485,7 @@
         </w:tc>
         <w:tc>
           <w:tcPr>
-            <w:tcW w:w="1309" w:type="pct"/>
+            <w:tcW w:w="1149" w:type="pct"/>
             <w:tcBorders>
               <w:top w:val="single" w:sz="1" w:space="0" w:color="BDC3C7"/>
               <w:left w:val="single" w:sz="1" w:space="0" w:color="BDC3C7"/>
@@ -24009,32 +23504,23 @@
           <w:p>
             <w:pPr>
               <w:pStyle w:val="aff1"/>
-            </w:pPr>
-            <w:r>
-              <w:t>週活躍 20%</w:t>
-            </w:r>
-          </w:p>
-          <w:p>
-            <w:pPr>
-              <w:pStyle w:val="aff1"/>
-            </w:pPr>
-            <w:r>
-              <w:t>AI 解題</w:t>
-            </w:r>
-            <w:r>
               <w:rPr>
                 <w:rFonts w:hint="eastAsia"/>
               </w:rPr>
-              <w:t>功能使用率達</w:t>
-            </w:r>
-            <w:r>
-              <w:t xml:space="preserve"> 50%</w:t>
-            </w:r>
-          </w:p>
-        </w:tc>
-        <w:tc>
-          <w:tcPr>
-            <w:tcW w:w="1152" w:type="pct"/>
+            </w:pPr>
+            <w:proofErr w:type="gramStart"/>
+            <w:r>
+              <w:t>週</w:t>
+            </w:r>
+            <w:proofErr w:type="gramEnd"/>
+            <w:r>
+              <w:t>活躍 20%</w:t>
+            </w:r>
+          </w:p>
+        </w:tc>
+        <w:tc>
+          <w:tcPr>
+            <w:tcW w:w="1469" w:type="pct"/>
             <w:tcBorders>
               <w:top w:val="single" w:sz="1" w:space="0" w:color="BDC3C7"/>
               <w:left w:val="single" w:sz="1" w:space="0" w:color="BDC3C7"/>
@@ -24055,51 +23541,43 @@
               <w:pStyle w:val="aff1"/>
             </w:pPr>
             <w:r>
-              <w:t>週活躍 30%</w:t>
-            </w:r>
-          </w:p>
-          <w:p>
-            <w:pPr>
-              <w:pStyle w:val="aff1"/>
-            </w:pPr>
-            <w:r>
-              <w:t>AI 解題</w:t>
+              <w:t>Google Analytics + 自建 Dashboard</w:t>
+            </w:r>
+          </w:p>
+        </w:tc>
+        <w:tc>
+          <w:tcPr>
+            <w:tcW w:w="1363" w:type="pct"/>
+            <w:tcBorders>
+              <w:top w:val="single" w:sz="1" w:space="0" w:color="BDC3C7"/>
+              <w:left w:val="single" w:sz="1" w:space="0" w:color="BDC3C7"/>
+              <w:bottom w:val="single" w:sz="1" w:space="0" w:color="BDC3C7"/>
+              <w:right w:val="single" w:sz="1" w:space="0" w:color="BDC3C7"/>
+            </w:tcBorders>
+            <w:shd w:val="clear" w:color="auto" w:fill="EBF5FB"/>
+            <w:vAlign w:val="center"/>
+          </w:tcPr>
+          <w:p>
+            <w:pPr>
+              <w:pStyle w:val="aff1"/>
+            </w:pPr>
+            <w:r>
+              <w:t xml:space="preserve">KOL + 校園推廣，月增 </w:t>
             </w:r>
             <w:r>
               <w:rPr>
                 <w:rFonts w:hint="eastAsia"/>
               </w:rPr>
-              <w:t>功能使用率達</w:t>
-            </w:r>
-            <w:r>
-              <w:t xml:space="preserve"> 70%</w:t>
-            </w:r>
-          </w:p>
-        </w:tc>
-        <w:tc>
-          <w:tcPr>
-            <w:tcW w:w="1521" w:type="pct"/>
-            <w:tcBorders>
-              <w:top w:val="single" w:sz="1" w:space="0" w:color="BDC3C7"/>
-              <w:left w:val="single" w:sz="1" w:space="0" w:color="BDC3C7"/>
-              <w:bottom w:val="single" w:sz="1" w:space="0" w:color="BDC3C7"/>
-              <w:right w:val="single" w:sz="1" w:space="0" w:color="BDC3C7"/>
-            </w:tcBorders>
-            <w:shd w:val="clear" w:color="auto" w:fill="EBF5FB"/>
-            <w:tcMar>
-              <w:top w:w="60" w:type="dxa"/>
-              <w:left w:w="100" w:type="dxa"/>
-              <w:bottom w:w="60" w:type="dxa"/>
-              <w:right w:w="100" w:type="dxa"/>
-            </w:tcMar>
-            <w:vAlign w:val="center"/>
-          </w:tcPr>
-          <w:p>
-            <w:pPr>
-              <w:pStyle w:val="aff1"/>
-            </w:pPr>
-            <w:r>
-              <w:t>Google Analytics + 自建 Dashboard</w:t>
+              <w:t>2</w:t>
+            </w:r>
+            <w:r>
+              <w:t>000 免費用戶</w:t>
+            </w:r>
+            <w:r>
+              <w:rPr>
+                <w:rFonts w:hint="eastAsia"/>
+              </w:rPr>
+              <w:t>。</w:t>
             </w:r>
           </w:p>
         </w:tc>
@@ -24107,7 +23585,7 @@
       <w:tr>
         <w:tc>
           <w:tcPr>
-            <w:tcW w:w="256" w:type="pct"/>
+            <w:tcW w:w="239" w:type="pct"/>
             <w:tcBorders>
               <w:top w:val="single" w:sz="1" w:space="0" w:color="BDC3C7"/>
               <w:left w:val="single" w:sz="1" w:space="0" w:color="BDC3C7"/>
@@ -24133,104 +23611,7 @@
         </w:tc>
         <w:tc>
           <w:tcPr>
-            <w:tcW w:w="762" w:type="pct"/>
-            <w:tcBorders>
-              <w:top w:val="single" w:sz="1" w:space="0" w:color="BDC3C7"/>
-              <w:left w:val="single" w:sz="1" w:space="0" w:color="BDC3C7"/>
-              <w:bottom w:val="single" w:sz="1" w:space="0" w:color="BDC3C7"/>
-              <w:right w:val="single" w:sz="1" w:space="0" w:color="BDC3C7"/>
-            </w:tcBorders>
-            <w:tcMar>
-              <w:top w:w="60" w:type="dxa"/>
-              <w:left w:w="100" w:type="dxa"/>
-              <w:bottom w:w="60" w:type="dxa"/>
-              <w:right w:w="100" w:type="dxa"/>
-            </w:tcMar>
-            <w:vAlign w:val="center"/>
-          </w:tcPr>
-          <w:p>
-            <w:pPr>
-              <w:pStyle w:val="aff1"/>
-            </w:pPr>
-            <w:r>
-              <w:t>營收驗證</w:t>
-            </w:r>
-          </w:p>
-        </w:tc>
-        <w:tc>
-          <w:tcPr>
-            <w:tcW w:w="1309" w:type="pct"/>
-            <w:tcBorders>
-              <w:top w:val="single" w:sz="1" w:space="0" w:color="BDC3C7"/>
-              <w:left w:val="single" w:sz="1" w:space="0" w:color="BDC3C7"/>
-              <w:bottom w:val="single" w:sz="1" w:space="0" w:color="BDC3C7"/>
-              <w:right w:val="single" w:sz="1" w:space="0" w:color="BDC3C7"/>
-            </w:tcBorders>
-            <w:tcMar>
-              <w:top w:w="60" w:type="dxa"/>
-              <w:left w:w="100" w:type="dxa"/>
-              <w:bottom w:w="60" w:type="dxa"/>
-              <w:right w:w="100" w:type="dxa"/>
-            </w:tcMar>
-            <w:vAlign w:val="center"/>
-          </w:tcPr>
-          <w:p>
-            <w:pPr>
-              <w:pStyle w:val="aff1"/>
-            </w:pPr>
-            <w:r>
-              <w:t>MRR NT$3 萬</w:t>
-            </w:r>
-            <w:r>
-              <w:br/>
-            </w:r>
-            <w:r>
-              <w:rPr>
-                <w:sz w:val="20"/>
-              </w:rPr>
-              <w:t>（50 付費 × NT$600）</w:t>
-            </w:r>
-          </w:p>
-        </w:tc>
-        <w:tc>
-          <w:tcPr>
-            <w:tcW w:w="1152" w:type="pct"/>
-            <w:tcBorders>
-              <w:top w:val="single" w:sz="1" w:space="0" w:color="BDC3C7"/>
-              <w:left w:val="single" w:sz="1" w:space="0" w:color="BDC3C7"/>
-              <w:bottom w:val="single" w:sz="1" w:space="0" w:color="BDC3C7"/>
-              <w:right w:val="single" w:sz="1" w:space="0" w:color="BDC3C7"/>
-            </w:tcBorders>
-            <w:tcMar>
-              <w:top w:w="60" w:type="dxa"/>
-              <w:left w:w="100" w:type="dxa"/>
-              <w:bottom w:w="60" w:type="dxa"/>
-              <w:right w:w="100" w:type="dxa"/>
-            </w:tcMar>
-            <w:vAlign w:val="center"/>
-          </w:tcPr>
-          <w:p>
-            <w:pPr>
-              <w:pStyle w:val="aff1"/>
-            </w:pPr>
-            <w:r>
-              <w:t>MRR NT$30 萬</w:t>
-            </w:r>
-            <w:r>
-              <w:br/>
-            </w:r>
-            <w:r>
-              <w:rPr>
-                <w:sz w:val="18"/>
-                <w:szCs w:val="18"/>
-              </w:rPr>
-              <w:t>（500 付費 × NT$600）</w:t>
-            </w:r>
-          </w:p>
-        </w:tc>
-        <w:tc>
-          <w:tcPr>
-            <w:tcW w:w="1521" w:type="pct"/>
+            <w:tcW w:w="780" w:type="pct"/>
             <w:tcBorders>
               <w:top w:val="single" w:sz="1" w:space="0" w:color="BDC3C7"/>
               <w:left w:val="single" w:sz="1" w:space="0" w:color="BDC3C7"/>
@@ -24253,16 +23634,111 @@
               <w:rPr>
                 <w:rFonts w:hint="eastAsia"/>
               </w:rPr>
-              <w:t>S</w:t>
-            </w:r>
-            <w:r>
-              <w:t>tripe金流+會計</w:t>
+              <w:t>功能</w:t>
+            </w:r>
+            <w:r>
+              <w:t>驗證</w:t>
+            </w:r>
+          </w:p>
+        </w:tc>
+        <w:tc>
+          <w:tcPr>
+            <w:tcW w:w="1149" w:type="pct"/>
+            <w:tcBorders>
+              <w:top w:val="single" w:sz="1" w:space="0" w:color="BDC3C7"/>
+              <w:left w:val="single" w:sz="1" w:space="0" w:color="BDC3C7"/>
+              <w:bottom w:val="single" w:sz="1" w:space="0" w:color="BDC3C7"/>
+              <w:right w:val="single" w:sz="1" w:space="0" w:color="BDC3C7"/>
+            </w:tcBorders>
+            <w:tcMar>
+              <w:top w:w="60" w:type="dxa"/>
+              <w:left w:w="100" w:type="dxa"/>
+              <w:bottom w:w="60" w:type="dxa"/>
+              <w:right w:w="100" w:type="dxa"/>
+            </w:tcMar>
+            <w:vAlign w:val="center"/>
+          </w:tcPr>
+          <w:p>
+            <w:pPr>
+              <w:pStyle w:val="aff1"/>
+            </w:pPr>
+            <w:r>
+              <w:t>AI 解題</w:t>
             </w:r>
             <w:r>
               <w:rPr>
                 <w:rFonts w:hint="eastAsia"/>
               </w:rPr>
-              <w:t>帳</w:t>
+              <w:t>功能使用率達</w:t>
+            </w:r>
+            <w:r>
+              <w:t xml:space="preserve"> 50%</w:t>
+            </w:r>
+          </w:p>
+        </w:tc>
+        <w:tc>
+          <w:tcPr>
+            <w:tcW w:w="1469" w:type="pct"/>
+            <w:tcBorders>
+              <w:top w:val="single" w:sz="1" w:space="0" w:color="BDC3C7"/>
+              <w:left w:val="single" w:sz="1" w:space="0" w:color="BDC3C7"/>
+              <w:bottom w:val="single" w:sz="1" w:space="0" w:color="BDC3C7"/>
+              <w:right w:val="single" w:sz="1" w:space="0" w:color="BDC3C7"/>
+            </w:tcBorders>
+            <w:tcMar>
+              <w:top w:w="60" w:type="dxa"/>
+              <w:left w:w="100" w:type="dxa"/>
+              <w:bottom w:w="60" w:type="dxa"/>
+              <w:right w:w="100" w:type="dxa"/>
+            </w:tcMar>
+            <w:vAlign w:val="center"/>
+          </w:tcPr>
+          <w:p>
+            <w:pPr>
+              <w:pStyle w:val="aff1"/>
+            </w:pPr>
+            <w:r>
+              <w:rPr>
+                <w:rFonts w:hint="eastAsia"/>
+              </w:rPr>
+              <w:t>系統儀表板報告</w:t>
+            </w:r>
+          </w:p>
+        </w:tc>
+        <w:tc>
+          <w:tcPr>
+            <w:tcW w:w="1363" w:type="pct"/>
+            <w:tcBorders>
+              <w:top w:val="single" w:sz="1" w:space="0" w:color="BDC3C7"/>
+              <w:left w:val="single" w:sz="1" w:space="0" w:color="BDC3C7"/>
+              <w:bottom w:val="single" w:sz="1" w:space="0" w:color="BDC3C7"/>
+              <w:right w:val="single" w:sz="1" w:space="0" w:color="BDC3C7"/>
+            </w:tcBorders>
+            <w:vAlign w:val="center"/>
+          </w:tcPr>
+          <w:p>
+            <w:pPr>
+              <w:pStyle w:val="aff1"/>
+              <w:rPr>
+                <w:rFonts w:hint="eastAsia"/>
+              </w:rPr>
+            </w:pPr>
+            <w:r>
+              <w:rPr>
+                <w:rFonts w:hint="eastAsia"/>
+              </w:rPr>
+              <w:t>費用戶每日可用</w:t>
+            </w:r>
+            <w:r>
+              <w:t xml:space="preserve"> 3 次 AI 對話，自然累積使用習慣；付費用戶無限制使用，預期高頻用戶</w:t>
+            </w:r>
+            <w:proofErr w:type="gramStart"/>
+            <w:r>
+              <w:t>佔</w:t>
+            </w:r>
+            <w:proofErr w:type="gramEnd"/>
+            <w:r>
+              <w:t xml:space="preserve">半數以上。 </w:t>
             </w:r>
           </w:p>
         </w:tc>
@@ -24270,6 +23746,7 @@
     </w:tbl>
     <w:p>
       <w:pPr>
+        <w:widowControl/>
         <w:rPr>
           <w:b/>
         </w:rPr>
@@ -24278,395 +23755,25 @@
         <w:rPr>
           <w:b/>
         </w:rPr>
-        <w:t>6 個月階段性目標對應第二期撥款檢核：</w:t>
+        <w:br w:type="page"/>
       </w:r>
     </w:p>
-    <w:tbl>
-      <w:tblPr>
-        <w:tblW w:w="5000" w:type="pct"/>
-        <w:tblBorders>
-          <w:top w:val="single" w:sz="4" w:space="0" w:color="auto"/>
-          <w:left w:val="single" w:sz="4" w:space="0" w:color="auto"/>
-          <w:bottom w:val="single" w:sz="4" w:space="0" w:color="auto"/>
-          <w:right w:val="single" w:sz="4" w:space="0" w:color="auto"/>
-          <w:insideH w:val="single" w:sz="4" w:space="0" w:color="auto"/>
-          <w:insideV w:val="single" w:sz="4" w:space="0" w:color="auto"/>
-        </w:tblBorders>
-        <w:tblCellMar>
-          <w:left w:w="10" w:type="dxa"/>
-          <w:right w:w="10" w:type="dxa"/>
-        </w:tblCellMar>
-        <w:tblLook w:val="0000" w:firstRow="0" w:lastRow="0" w:firstColumn="0" w:lastColumn="0" w:noHBand="0" w:noVBand="0"/>
-      </w:tblPr>
-      <w:tblGrid>
-        <w:gridCol w:w="1494"/>
-        <w:gridCol w:w="3514"/>
-        <w:gridCol w:w="4736"/>
-      </w:tblGrid>
-      <w:tr>
-        <w:tc>
-          <w:tcPr>
-            <w:tcW w:w="767" w:type="pct"/>
-            <w:tcBorders>
-              <w:top w:val="single" w:sz="1" w:space="0" w:color="BDC3C7"/>
-              <w:left w:val="single" w:sz="1" w:space="0" w:color="BDC3C7"/>
-              <w:bottom w:val="single" w:sz="1" w:space="0" w:color="BDC3C7"/>
-              <w:right w:val="single" w:sz="1" w:space="0" w:color="BDC3C7"/>
-            </w:tcBorders>
-            <w:shd w:val="clear" w:color="auto" w:fill="1A5276"/>
-            <w:tcMar>
-              <w:top w:w="60" w:type="dxa"/>
-              <w:left w:w="100" w:type="dxa"/>
-              <w:bottom w:w="60" w:type="dxa"/>
-              <w:right w:w="100" w:type="dxa"/>
-            </w:tcMar>
-            <w:vAlign w:val="center"/>
-          </w:tcPr>
-          <w:p>
-            <w:pPr>
-              <w:pStyle w:val="aff"/>
-            </w:pPr>
-            <w:r>
-              <w:t>檢核項目</w:t>
-            </w:r>
-          </w:p>
-        </w:tc>
-        <w:tc>
-          <w:tcPr>
-            <w:tcW w:w="1803" w:type="pct"/>
-            <w:tcBorders>
-              <w:top w:val="single" w:sz="1" w:space="0" w:color="BDC3C7"/>
-              <w:left w:val="single" w:sz="1" w:space="0" w:color="BDC3C7"/>
-              <w:bottom w:val="single" w:sz="1" w:space="0" w:color="BDC3C7"/>
-              <w:right w:val="single" w:sz="1" w:space="0" w:color="BDC3C7"/>
-            </w:tcBorders>
-            <w:shd w:val="clear" w:color="auto" w:fill="1A5276"/>
-            <w:tcMar>
-              <w:top w:w="60" w:type="dxa"/>
-              <w:left w:w="100" w:type="dxa"/>
-              <w:bottom w:w="60" w:type="dxa"/>
-              <w:right w:w="100" w:type="dxa"/>
-            </w:tcMar>
-            <w:vAlign w:val="center"/>
-          </w:tcPr>
-          <w:p>
-            <w:pPr>
-              <w:pStyle w:val="aff"/>
-            </w:pPr>
-            <w:r>
-              <w:t>具體成果</w:t>
-            </w:r>
-          </w:p>
-        </w:tc>
-        <w:tc>
-          <w:tcPr>
-            <w:tcW w:w="2430" w:type="pct"/>
-            <w:tcBorders>
-              <w:top w:val="single" w:sz="1" w:space="0" w:color="BDC3C7"/>
-              <w:left w:val="single" w:sz="1" w:space="0" w:color="BDC3C7"/>
-              <w:bottom w:val="single" w:sz="1" w:space="0" w:color="BDC3C7"/>
-              <w:right w:val="single" w:sz="1" w:space="0" w:color="BDC3C7"/>
-            </w:tcBorders>
-            <w:shd w:val="clear" w:color="auto" w:fill="1A5276"/>
-            <w:tcMar>
-              <w:top w:w="60" w:type="dxa"/>
-              <w:left w:w="100" w:type="dxa"/>
-              <w:bottom w:w="60" w:type="dxa"/>
-              <w:right w:w="100" w:type="dxa"/>
-            </w:tcMar>
-            <w:vAlign w:val="center"/>
-          </w:tcPr>
-          <w:p>
-            <w:pPr>
-              <w:pStyle w:val="aff"/>
-            </w:pPr>
-            <w:r>
-              <w:t>可行性</w:t>
-            </w:r>
-          </w:p>
-        </w:tc>
-      </w:tr>
-      <w:tr>
-        <w:tc>
-          <w:tcPr>
-            <w:tcW w:w="767" w:type="pct"/>
-            <w:tcBorders>
-              <w:top w:val="single" w:sz="1" w:space="0" w:color="BDC3C7"/>
-              <w:left w:val="single" w:sz="1" w:space="0" w:color="BDC3C7"/>
-              <w:bottom w:val="single" w:sz="1" w:space="0" w:color="BDC3C7"/>
-              <w:right w:val="single" w:sz="1" w:space="0" w:color="BDC3C7"/>
-            </w:tcBorders>
-            <w:tcMar>
-              <w:top w:w="60" w:type="dxa"/>
-              <w:left w:w="100" w:type="dxa"/>
-              <w:bottom w:w="60" w:type="dxa"/>
-              <w:right w:w="100" w:type="dxa"/>
-            </w:tcMar>
-            <w:vAlign w:val="center"/>
-          </w:tcPr>
-          <w:p>
-            <w:pPr>
-              <w:pStyle w:val="aff1"/>
-            </w:pPr>
-            <w:r>
-              <w:t>產品開發</w:t>
-            </w:r>
-          </w:p>
-        </w:tc>
-        <w:tc>
-          <w:tcPr>
-            <w:tcW w:w="1803" w:type="pct"/>
-            <w:tcBorders>
-              <w:top w:val="single" w:sz="1" w:space="0" w:color="BDC3C7"/>
-              <w:left w:val="single" w:sz="1" w:space="0" w:color="BDC3C7"/>
-              <w:bottom w:val="single" w:sz="1" w:space="0" w:color="BDC3C7"/>
-              <w:right w:val="single" w:sz="1" w:space="0" w:color="BDC3C7"/>
-            </w:tcBorders>
-            <w:tcMar>
-              <w:top w:w="60" w:type="dxa"/>
-              <w:left w:w="100" w:type="dxa"/>
-              <w:bottom w:w="60" w:type="dxa"/>
-              <w:right w:w="100" w:type="dxa"/>
-            </w:tcMar>
-            <w:vAlign w:val="center"/>
-          </w:tcPr>
-          <w:p>
-            <w:pPr>
-              <w:pStyle w:val="aff1"/>
-            </w:pPr>
-            <w:r>
-              <w:t>MVP 完成上線</w:t>
-            </w:r>
-          </w:p>
-        </w:tc>
-        <w:tc>
-          <w:tcPr>
-            <w:tcW w:w="2430" w:type="pct"/>
-            <w:tcBorders>
-              <w:top w:val="single" w:sz="1" w:space="0" w:color="BDC3C7"/>
-              <w:left w:val="single" w:sz="1" w:space="0" w:color="BDC3C7"/>
-              <w:bottom w:val="single" w:sz="1" w:space="0" w:color="BDC3C7"/>
-              <w:right w:val="single" w:sz="1" w:space="0" w:color="BDC3C7"/>
-            </w:tcBorders>
-            <w:tcMar>
-              <w:top w:w="60" w:type="dxa"/>
-              <w:left w:w="100" w:type="dxa"/>
-              <w:bottom w:w="60" w:type="dxa"/>
-              <w:right w:w="100" w:type="dxa"/>
-            </w:tcMar>
-            <w:vAlign w:val="center"/>
-          </w:tcPr>
-          <w:p>
-            <w:pPr>
-              <w:pStyle w:val="aff1"/>
-            </w:pPr>
-            <w:r>
-              <w:t>2 名全職 + NT$50 萬預算，現有技術基礎 2-3 個月可完成</w:t>
-            </w:r>
-            <w:r>
-              <w:rPr>
-                <w:rFonts w:hint="eastAsia"/>
-              </w:rPr>
-              <w:t>。</w:t>
-            </w:r>
-          </w:p>
-        </w:tc>
-      </w:tr>
-      <w:tr>
-        <w:tc>
-          <w:tcPr>
-            <w:tcW w:w="767" w:type="pct"/>
-            <w:tcBorders>
-              <w:top w:val="single" w:sz="1" w:space="0" w:color="BDC3C7"/>
-              <w:left w:val="single" w:sz="1" w:space="0" w:color="BDC3C7"/>
-              <w:bottom w:val="single" w:sz="1" w:space="0" w:color="BDC3C7"/>
-              <w:right w:val="single" w:sz="1" w:space="0" w:color="BDC3C7"/>
-            </w:tcBorders>
-            <w:shd w:val="clear" w:color="auto" w:fill="EBF5FB"/>
-            <w:tcMar>
-              <w:top w:w="60" w:type="dxa"/>
-              <w:left w:w="100" w:type="dxa"/>
-              <w:bottom w:w="60" w:type="dxa"/>
-              <w:right w:w="100" w:type="dxa"/>
-            </w:tcMar>
-            <w:vAlign w:val="center"/>
-          </w:tcPr>
-          <w:p>
-            <w:pPr>
-              <w:pStyle w:val="aff1"/>
-            </w:pPr>
-            <w:r>
-              <w:t>市場驗證</w:t>
-            </w:r>
-          </w:p>
-        </w:tc>
-        <w:tc>
-          <w:tcPr>
-            <w:tcW w:w="1803" w:type="pct"/>
-            <w:tcBorders>
-              <w:top w:val="single" w:sz="1" w:space="0" w:color="BDC3C7"/>
-              <w:left w:val="single" w:sz="1" w:space="0" w:color="BDC3C7"/>
-              <w:bottom w:val="single" w:sz="1" w:space="0" w:color="BDC3C7"/>
-              <w:right w:val="single" w:sz="1" w:space="0" w:color="BDC3C7"/>
-            </w:tcBorders>
-            <w:shd w:val="clear" w:color="auto" w:fill="EBF5FB"/>
-            <w:tcMar>
-              <w:top w:w="60" w:type="dxa"/>
-              <w:left w:w="100" w:type="dxa"/>
-              <w:bottom w:w="60" w:type="dxa"/>
-              <w:right w:w="100" w:type="dxa"/>
-            </w:tcMar>
-            <w:vAlign w:val="center"/>
-          </w:tcPr>
-          <w:p>
-            <w:pPr>
-              <w:pStyle w:val="aff1"/>
-            </w:pPr>
-            <w:r>
-              <w:t>2,000 免費用戶、50 付費用戶</w:t>
-            </w:r>
-          </w:p>
-        </w:tc>
-        <w:tc>
-          <w:tcPr>
-            <w:tcW w:w="2430" w:type="pct"/>
-            <w:tcBorders>
-              <w:top w:val="single" w:sz="1" w:space="0" w:color="BDC3C7"/>
-              <w:left w:val="single" w:sz="1" w:space="0" w:color="BDC3C7"/>
-              <w:bottom w:val="single" w:sz="1" w:space="0" w:color="BDC3C7"/>
-              <w:right w:val="single" w:sz="1" w:space="0" w:color="BDC3C7"/>
-            </w:tcBorders>
-            <w:shd w:val="clear" w:color="auto" w:fill="EBF5FB"/>
-            <w:tcMar>
-              <w:top w:w="60" w:type="dxa"/>
-              <w:left w:w="100" w:type="dxa"/>
-              <w:bottom w:w="60" w:type="dxa"/>
-              <w:right w:w="100" w:type="dxa"/>
-            </w:tcMar>
-            <w:vAlign w:val="center"/>
-          </w:tcPr>
-          <w:p>
-            <w:pPr>
-              <w:pStyle w:val="aff1"/>
-            </w:pPr>
-            <w:r>
-              <w:t xml:space="preserve">KOL + 校園推廣，月增 </w:t>
-            </w:r>
-            <w:r>
-              <w:rPr>
-                <w:rFonts w:hint="eastAsia"/>
-              </w:rPr>
-              <w:t>2</w:t>
-            </w:r>
-            <w:r>
-              <w:t>000 免費用戶</w:t>
-            </w:r>
-            <w:r>
-              <w:rPr>
-                <w:rFonts w:hint="eastAsia"/>
-              </w:rPr>
-              <w:t>。</w:t>
-            </w:r>
-          </w:p>
-        </w:tc>
-      </w:tr>
-      <w:tr>
-        <w:tc>
-          <w:tcPr>
-            <w:tcW w:w="767" w:type="pct"/>
-            <w:tcBorders>
-              <w:top w:val="single" w:sz="1" w:space="0" w:color="BDC3C7"/>
-              <w:left w:val="single" w:sz="1" w:space="0" w:color="BDC3C7"/>
-              <w:bottom w:val="single" w:sz="1" w:space="0" w:color="BDC3C7"/>
-              <w:right w:val="single" w:sz="1" w:space="0" w:color="BDC3C7"/>
-            </w:tcBorders>
-            <w:tcMar>
-              <w:top w:w="60" w:type="dxa"/>
-              <w:left w:w="100" w:type="dxa"/>
-              <w:bottom w:w="60" w:type="dxa"/>
-              <w:right w:w="100" w:type="dxa"/>
-            </w:tcMar>
-            <w:vAlign w:val="center"/>
-          </w:tcPr>
-          <w:p>
-            <w:pPr>
-              <w:pStyle w:val="aff1"/>
-            </w:pPr>
-            <w:r>
-              <w:t>營收啟動</w:t>
-            </w:r>
-          </w:p>
-        </w:tc>
-        <w:tc>
-          <w:tcPr>
-            <w:tcW w:w="1803" w:type="pct"/>
-            <w:tcBorders>
-              <w:top w:val="single" w:sz="1" w:space="0" w:color="BDC3C7"/>
-              <w:left w:val="single" w:sz="1" w:space="0" w:color="BDC3C7"/>
-              <w:bottom w:val="single" w:sz="1" w:space="0" w:color="BDC3C7"/>
-              <w:right w:val="single" w:sz="1" w:space="0" w:color="BDC3C7"/>
-            </w:tcBorders>
-            <w:tcMar>
-              <w:top w:w="60" w:type="dxa"/>
-              <w:left w:w="100" w:type="dxa"/>
-              <w:bottom w:w="60" w:type="dxa"/>
-              <w:right w:w="100" w:type="dxa"/>
-            </w:tcMar>
-            <w:vAlign w:val="center"/>
-          </w:tcPr>
-          <w:p>
-            <w:pPr>
-              <w:pStyle w:val="aff1"/>
-            </w:pPr>
-            <w:r>
-              <w:t>MRR NT$3 萬</w:t>
-            </w:r>
-          </w:p>
-        </w:tc>
-        <w:tc>
-          <w:tcPr>
-            <w:tcW w:w="2430" w:type="pct"/>
-            <w:tcBorders>
-              <w:top w:val="single" w:sz="1" w:space="0" w:color="BDC3C7"/>
-              <w:left w:val="single" w:sz="1" w:space="0" w:color="BDC3C7"/>
-              <w:bottom w:val="single" w:sz="1" w:space="0" w:color="BDC3C7"/>
-              <w:right w:val="single" w:sz="1" w:space="0" w:color="BDC3C7"/>
-            </w:tcBorders>
-            <w:tcMar>
-              <w:top w:w="60" w:type="dxa"/>
-              <w:left w:w="100" w:type="dxa"/>
-              <w:bottom w:w="60" w:type="dxa"/>
-              <w:right w:w="100" w:type="dxa"/>
-            </w:tcMar>
-            <w:vAlign w:val="center"/>
-          </w:tcPr>
-          <w:p>
-            <w:pPr>
-              <w:pStyle w:val="aff1"/>
-            </w:pPr>
-            <w:r>
-              <w:t>50 付費 × NT$600 = NT$3 萬/月</w:t>
-            </w:r>
-          </w:p>
-        </w:tc>
-      </w:tr>
-    </w:tbl>
     <w:p>
       <w:pPr>
         <w:pStyle w:val="2"/>
       </w:pPr>
-      <w:bookmarkStart w:id="40" w:name="_Toc224898895"/>
+      <w:bookmarkStart w:id="41" w:name="_Toc224898895"/>
       <w:r>
         <w:lastRenderedPageBreak/>
         <w:t>(二) 風險評估與因應措施</w:t>
       </w:r>
-      <w:bookmarkEnd w:id="40"/>
+      <w:bookmarkEnd w:id="41"/>
     </w:p>
     <w:p>
       <w:pPr>
         <w:pStyle w:val="3"/>
       </w:pPr>
-      <w:bookmarkStart w:id="41" w:name="_Toc224898896"/>
+      <w:bookmarkStart w:id="42" w:name="_Toc224898896"/>
       <w:r>
         <w:rPr>
           <w:rFonts w:hint="eastAsia"/>
@@ -24676,7 +23783,7 @@
       <w:r>
         <w:t>. 市場競爭風險</w:t>
       </w:r>
-      <w:bookmarkEnd w:id="41"/>
+      <w:bookmarkEnd w:id="42"/>
     </w:p>
     <w:tbl>
       <w:tblPr>
@@ -25248,7 +24355,7 @@
       <w:pPr>
         <w:pStyle w:val="3"/>
       </w:pPr>
-      <w:bookmarkStart w:id="42" w:name="_Toc224898897"/>
+      <w:bookmarkStart w:id="43" w:name="_Toc224898897"/>
       <w:r>
         <w:rPr>
           <w:rFonts w:hint="eastAsia"/>
@@ -25258,7 +24365,7 @@
       <w:r>
         <w:t>. 成本上升風險</w:t>
       </w:r>
-      <w:bookmarkEnd w:id="42"/>
+      <w:bookmarkEnd w:id="43"/>
     </w:p>
     <w:tbl>
       <w:tblPr>
@@ -25604,7 +24711,19 @@
               <w:pStyle w:val="aff1"/>
             </w:pPr>
             <w:r>
-              <w:t>保守規劃、創辦人不領薪、保留 NT$30 萬（10%）預備金</w:t>
+              <w:t>保守規劃、創辦人不領薪、保留 NT$20 萬（</w:t>
+            </w:r>
+            <w:r>
+              <w:rPr>
+                <w:rFonts w:hint="eastAsia"/>
+              </w:rPr>
+              <w:t>1</w:t>
+            </w:r>
+            <w:r>
+              <w:t>0</w:t>
+            </w:r>
+            <w:r>
+              <w:t>%）預備金</w:t>
             </w:r>
           </w:p>
         </w:tc>
@@ -25632,7 +24751,13 @@
         </w:numPr>
       </w:pPr>
       <w:r>
-        <w:t>財務緩衝：預留 10% 預備金</w:t>
+        <w:t xml:space="preserve">財務緩衝：預留 </w:t>
+      </w:r>
+      <w:r>
+        <w:t>10</w:t>
+      </w:r>
+      <w:r>
+        <w:t>% 預備金</w:t>
       </w:r>
     </w:p>
     <w:p>
@@ -25667,122 +24792,125 @@
       <w:pPr>
         <w:widowControl/>
         <w:jc w:val="center"/>
-      </w:pPr>
-      <w:bookmarkStart w:id="43" w:name="_GoBack"/>
-      <w:r>
-        <w:rPr>
-          <w:rFonts w:hint="eastAsia"/>
+        <w:rPr>
           <w:b/>
           <w:bCs/>
-        </w:rPr>
-        <w:lastRenderedPageBreak/>
-        <w:t>願景</w:t>
-      </w:r>
-    </w:p>
-    <w:p>
-      <w:pPr>
-        <w:widowControl/>
-        <w:jc w:val="center"/>
-      </w:pPr>
-      <w:r>
-        <w:rPr>
-          <w:rFonts w:hint="eastAsia"/>
-        </w:rPr>
-        <w:t>讓每</w:t>
-      </w:r>
-      <w:proofErr w:type="gramStart"/>
-      <w:r>
-        <w:rPr>
-          <w:rFonts w:hint="eastAsia"/>
-        </w:rPr>
-        <w:t>個</w:t>
-      </w:r>
-      <w:proofErr w:type="gramEnd"/>
-      <w:r>
-        <w:rPr>
-          <w:rFonts w:hint="eastAsia"/>
-        </w:rPr>
-        <w:t>孩子都擁有公平的學習機會</w:t>
-      </w:r>
-    </w:p>
-    <w:p>
-      <w:pPr>
-        <w:widowControl/>
-        <w:jc w:val="center"/>
-      </w:pPr>
-      <w:proofErr w:type="spellStart"/>
-      <w:r>
-        <w:rPr>
-          <w:rFonts w:hint="eastAsia"/>
+          <w:sz w:val="48"/>
+        </w:rPr>
+      </w:pPr>
+      <w:r>
+        <w:rPr>
           <w:b/>
           <w:bCs/>
-        </w:rPr>
-        <w:t>Mathify</w:t>
-      </w:r>
-      <w:proofErr w:type="spellEnd"/>
-      <w:r>
-        <w:rPr>
-          <w:rFonts w:hint="eastAsia"/>
-        </w:rPr>
-        <w:t xml:space="preserve"> </w:t>
-      </w:r>
-      <w:r>
-        <w:rPr>
-          <w:rFonts w:hint="eastAsia"/>
-        </w:rPr>
-        <w:t>La</w:t>
-      </w:r>
-      <w:r>
-        <w:t xml:space="preserve">bs </w:t>
-      </w:r>
-      <w:r>
-        <w:rPr>
-          <w:rFonts w:hint="eastAsia"/>
-        </w:rPr>
-        <w:t>不僅僅是</w:t>
-      </w:r>
-      <w:r>
-        <w:rPr>
-          <w:rFonts w:hint="eastAsia"/>
-        </w:rPr>
-        <w:t>打造</w:t>
-      </w:r>
-      <w:r>
-        <w:rPr>
-          <w:rFonts w:hint="eastAsia"/>
-        </w:rPr>
-        <w:t>一個解題工具，更是推動教育平權的引擎。</w:t>
-      </w:r>
-    </w:p>
-    <w:p>
-      <w:pPr>
-        <w:widowControl/>
-        <w:jc w:val="center"/>
-      </w:pPr>
-      <w:r>
-        <w:rPr>
-          <w:rFonts w:hint="eastAsia"/>
-        </w:rPr>
-        <w:t>我們致力於消除城鄉差距，讓偏鄉的孩子也能透過 AI，享受到如同頂尖家教般的引導式教學。</w:t>
-      </w:r>
-    </w:p>
-    <w:p>
-      <w:pPr>
-        <w:widowControl/>
-        <w:jc w:val="center"/>
-      </w:pPr>
-      <w:r>
-        <w:rPr>
-          <w:rFonts w:hint="eastAsia"/>
-        </w:rPr>
-        <w:t>Join us to redefine Math Education.</w:t>
-      </w:r>
-    </w:p>
-    <w:bookmarkEnd w:id="43"/>
-    <w:p>
-      <w:pPr>
-        <w:widowControl/>
-      </w:pPr>
+          <w:noProof/>
+          <w:sz w:val="48"/>
+        </w:rPr>
+        <w:lastRenderedPageBreak/>
+        <w:drawing>
+          <wp:anchor distT="0" distB="0" distL="114300" distR="114300" simplePos="0" relativeHeight="251664384" behindDoc="0" locked="0" layoutInCell="1" allowOverlap="1" wp14:anchorId="5A775896" wp14:editId="57D8E995">
+            <wp:simplePos x="0" y="0"/>
+            <wp:positionH relativeFrom="page">
+              <wp:align>left</wp:align>
+            </wp:positionH>
+            <wp:positionV relativeFrom="page">
+              <wp:align>top</wp:align>
+            </wp:positionV>
+            <wp:extent cx="7538720" cy="10675035"/>
+            <wp:effectExtent l="0" t="0" r="5080" b="0"/>
+            <wp:wrapSquare wrapText="bothSides"/>
+            <wp:docPr id="1" name="圖片 1"/>
+            <wp:cNvGraphicFramePr>
+              <a:graphicFrameLocks xmlns:a="http://schemas.openxmlformats.org/drawingml/2006/main" noChangeAspect="1"/>
+            </wp:cNvGraphicFramePr>
+            <a:graphic xmlns:a="http://schemas.openxmlformats.org/drawingml/2006/main">
+              <a:graphicData uri="http://schemas.openxmlformats.org/drawingml/2006/picture">
+                <pic:pic xmlns:pic="http://schemas.openxmlformats.org/drawingml/2006/picture">
+                  <pic:nvPicPr>
+                    <pic:cNvPr id="1" name="願景.png"/>
+                    <pic:cNvPicPr/>
+                  </pic:nvPicPr>
+                  <pic:blipFill>
+                    <a:blip r:embed="rId19">
+                      <a:extLst>
+                        <a:ext uri="{28A0092B-C50C-407E-A947-70E740481C1C}">
+                          <a14:useLocalDpi xmlns:a14="http://schemas.microsoft.com/office/drawing/2010/main" val="0"/>
+                        </a:ext>
+                      </a:extLst>
+                    </a:blip>
+                    <a:stretch>
+                      <a:fillRect/>
+                    </a:stretch>
+                  </pic:blipFill>
+                  <pic:spPr>
+                    <a:xfrm>
+                      <a:off x="0" y="0"/>
+                      <a:ext cx="7538720" cy="10675035"/>
+                    </a:xfrm>
+                    <a:prstGeom prst="rect">
+                      <a:avLst/>
+                    </a:prstGeom>
+                  </pic:spPr>
+                </pic:pic>
+              </a:graphicData>
+            </a:graphic>
+            <wp14:sizeRelH relativeFrom="page">
+              <wp14:pctWidth>0</wp14:pctWidth>
+            </wp14:sizeRelH>
+            <wp14:sizeRelV relativeFrom="page">
+              <wp14:pctHeight>0</wp14:pctHeight>
+            </wp14:sizeRelV>
+          </wp:anchor>
+        </w:drawing>
+      </w:r>
+      <w:r>
+        <w:rPr>
+          <w:b/>
+          <w:bCs/>
+          <w:noProof/>
+          <w:sz w:val="48"/>
+        </w:rPr>
+        <w:drawing>
+          <wp:inline distT="0" distB="0" distL="0" distR="0" wp14:anchorId="036BEF87" wp14:editId="5ED0AFC2">
+            <wp:extent cx="4762500" cy="4762500"/>
+            <wp:effectExtent l="0" t="0" r="0" b="0"/>
+            <wp:docPr id="4" name="圖片 4"/>
+            <wp:cNvGraphicFramePr>
+              <a:graphicFrameLocks xmlns:a="http://schemas.openxmlformats.org/drawingml/2006/main" noChangeAspect="1"/>
+            </wp:cNvGraphicFramePr>
+            <a:graphic xmlns:a="http://schemas.openxmlformats.org/drawingml/2006/main">
+              <a:graphicData uri="http://schemas.openxmlformats.org/drawingml/2006/picture">
+                <pic:pic xmlns:pic="http://schemas.openxmlformats.org/drawingml/2006/picture">
+                  <pic:nvPicPr>
+                    <pic:cNvPr id="4" name="教育平權-removebg-preview.png"/>
+                    <pic:cNvPicPr/>
+                  </pic:nvPicPr>
+                  <pic:blipFill>
+                    <a:blip r:embed="rId20">
+                      <a:extLst>
+                        <a:ext uri="{28A0092B-C50C-407E-A947-70E740481C1C}">
+                          <a14:useLocalDpi xmlns:a14="http://schemas.microsoft.com/office/drawing/2010/main" val="0"/>
+                        </a:ext>
+                      </a:extLst>
+                    </a:blip>
+                    <a:stretch>
+                      <a:fillRect/>
+                    </a:stretch>
+                  </pic:blipFill>
+                  <pic:spPr>
+                    <a:xfrm>
+                      <a:off x="0" y="0"/>
+                      <a:ext cx="4762500" cy="4762500"/>
+                    </a:xfrm>
+                    <a:prstGeom prst="rect">
+                      <a:avLst/>
+                    </a:prstGeom>
+                  </pic:spPr>
+                </pic:pic>
+              </a:graphicData>
+            </a:graphic>
+          </wp:inline>
+        </w:drawing>
+      </w:r>
       <w:r>
         <w:br w:type="page"/>
       </w:r>
@@ -25813,6 +24941,15 @@
       <w:bookmarkStart w:id="45" w:name="_Toc224898898"/>
       <w:r>
         <w:lastRenderedPageBreak/>
+        <w:t>附件</w:t>
+      </w:r>
+      <w:r>
+        <w:rPr>
+          <w:rFonts w:hint="eastAsia"/>
+        </w:rPr>
+        <w:t xml:space="preserve"> </w:t>
+      </w:r>
+      <w:r>
         <w:t>參考</w:t>
       </w:r>
       <w:bookmarkEnd w:id="44"/>
@@ -26266,6 +25403,73 @@
       </w:hyperlink>
     </w:p>
     <w:p>
+      <w:pPr>
+        <w:widowControl/>
+      </w:pPr>
+      <w:r>
+        <w:br w:type="page"/>
+      </w:r>
+      <w:r>
+        <w:rPr>
+          <w:noProof/>
+        </w:rPr>
+        <w:lastRenderedPageBreak/>
+        <w:drawing>
+          <wp:anchor distT="0" distB="0" distL="114300" distR="114300" simplePos="0" relativeHeight="251665408" behindDoc="0" locked="0" layoutInCell="1" allowOverlap="1" wp14:anchorId="06F39BA4" wp14:editId="4AA6A736">
+            <wp:simplePos x="0" y="0"/>
+            <wp:positionH relativeFrom="page">
+              <wp:align>right</wp:align>
+            </wp:positionH>
+            <wp:positionV relativeFrom="page">
+              <wp:align>top</wp:align>
+            </wp:positionV>
+            <wp:extent cx="7548881" cy="10678886"/>
+            <wp:effectExtent l="0" t="0" r="0" b="8255"/>
+            <wp:wrapSquare wrapText="bothSides"/>
+            <wp:docPr id="2" name="圖片 2"/>
+            <wp:cNvGraphicFramePr>
+              <a:graphicFrameLocks xmlns:a="http://schemas.openxmlformats.org/drawingml/2006/main" noChangeAspect="1"/>
+            </wp:cNvGraphicFramePr>
+            <a:graphic xmlns:a="http://schemas.openxmlformats.org/drawingml/2006/main">
+              <a:graphicData uri="http://schemas.openxmlformats.org/drawingml/2006/picture">
+                <pic:pic xmlns:pic="http://schemas.openxmlformats.org/drawingml/2006/picture">
+                  <pic:nvPicPr>
+                    <pic:cNvPr id="2" name="封底.png"/>
+                    <pic:cNvPicPr/>
+                  </pic:nvPicPr>
+                  <pic:blipFill>
+                    <a:blip r:embed="rId32">
+                      <a:extLst>
+                        <a:ext uri="{28A0092B-C50C-407E-A947-70E740481C1C}">
+                          <a14:useLocalDpi xmlns:a14="http://schemas.microsoft.com/office/drawing/2010/main" val="0"/>
+                        </a:ext>
+                      </a:extLst>
+                    </a:blip>
+                    <a:stretch>
+                      <a:fillRect/>
+                    </a:stretch>
+                  </pic:blipFill>
+                  <pic:spPr>
+                    <a:xfrm>
+                      <a:off x="0" y="0"/>
+                      <a:ext cx="7548881" cy="10678886"/>
+                    </a:xfrm>
+                    <a:prstGeom prst="rect">
+                      <a:avLst/>
+                    </a:prstGeom>
+                  </pic:spPr>
+                </pic:pic>
+              </a:graphicData>
+            </a:graphic>
+            <wp14:sizeRelH relativeFrom="page">
+              <wp14:pctWidth>0</wp14:pctWidth>
+            </wp14:sizeRelH>
+            <wp14:sizeRelV relativeFrom="page">
+              <wp14:pctHeight>0</wp14:pctHeight>
+            </wp14:sizeRelV>
+          </wp:anchor>
+        </w:drawing>
+      </w:r>
       <w:r>
         <w:br w:type="page"/>
       </w:r>
@@ -26274,19 +25478,9 @@
       <w:pPr>
         <w:pStyle w:val="1"/>
       </w:pPr>
-      <w:bookmarkStart w:id="46" w:name="_Toc224898899"/>
       <w:r>
         <w:lastRenderedPageBreak/>
-        <w:t>附件</w:t>
-      </w:r>
-      <w:bookmarkEnd w:id="46"/>
-    </w:p>
-    <w:p>
-      <w:pPr>
-        <w:pStyle w:val="2"/>
-      </w:pPr>
-      <w:r>
-        <w:t>附件一：名詞解釋與數字關聯說明</w:t>
+        <w:t>名詞解釋與數字關聯說明</w:t>
       </w:r>
     </w:p>
     <w:p>
@@ -26634,7 +25828,7 @@
               <w:rPr>
                 <w:sz w:val="20"/>
               </w:rPr>
-              <w:t>第 3 年 5,000 付費用戶 × NT$7,200 = NT$3,600 萬/年</w:t>
+              <w:t>第 3 年 3,500 付費用戶 × NT$7,200 = NT$2,520 萬/年</w:t>
             </w:r>
           </w:p>
         </w:tc>
@@ -27087,7 +26281,7 @@
               <w:rPr>
                 <w:sz w:val="20"/>
               </w:rPr>
-              <w:t>ARPPU × 3.3% 轉換率 ≈ NT$20/月</w:t>
+              <w:t>ARPPU × 5% 轉換率 ≈ NT$20/月</w:t>
             </w:r>
           </w:p>
         </w:tc>
@@ -27161,7 +26355,7 @@
               <w:rPr>
                 <w:sz w:val="20"/>
               </w:rPr>
-              <w:t>貢獻利潤 NT$475 × 14 個月 = NT$6,650</w:t>
+              <w:t>貢獻利潤 NT$466 × 18 個月 = NT$8,388</w:t>
             </w:r>
           </w:p>
         </w:tc>
@@ -27238,7 +26432,7 @@
               <w:rPr>
                 <w:sz w:val="20"/>
               </w:rPr>
-              <w:t>加權平均 ≈ NT$500（PLG+口碑佔 65% 壓低整體 CAC）</w:t>
+              <w:t>實際 CAC = Y1 行銷預算 ÷ 新增付費用戶 ≈ NT$1,340</w:t>
             </w:r>
           </w:p>
         </w:tc>
@@ -27312,7 +26506,7 @@
               <w:rPr>
                 <w:sz w:val="20"/>
               </w:rPr>
-              <w:t>NT$6,650 ÷ NT$500 = 13.3（因 PLG 佔比高）</w:t>
+              <w:t>NT$8,388 ÷ NT$1,340 = 6.3（&gt;3 健康）</w:t>
             </w:r>
           </w:p>
         </w:tc>
@@ -27339,7 +26533,6 @@
               <w:rPr>
                 <w:sz w:val="20"/>
               </w:rPr>
-              <w:lastRenderedPageBreak/>
               <w:t>COGS</w:t>
             </w:r>
           </w:p>
@@ -27390,7 +26583,7 @@
               <w:rPr>
                 <w:sz w:val="20"/>
               </w:rPr>
-              <w:t>AI 推理 + 雲端 = NT$105-145/用戶/月，中位數 NT$125</w:t>
+              <w:t>AI 推理 + 雲端 + Stripe = NT$114/用戶/月（GPT-5.4 mini）</w:t>
             </w:r>
           </w:p>
         </w:tc>
@@ -27416,6 +26609,7 @@
               <w:rPr>
                 <w:sz w:val="20"/>
               </w:rPr>
+              <w:lastRenderedPageBreak/>
               <w:t>OpEx</w:t>
             </w:r>
           </w:p>
@@ -27464,7 +26658,7 @@
               <w:rPr>
                 <w:sz w:val="20"/>
               </w:rPr>
-              <w:t>Y1 月均 ~NT$12-16 萬（人事、行銷、內容、行政）</w:t>
+              <w:t>Y1 月均 ~NT$20.8 萬（人事 9 萬、行銷 5.6 萬、內容 2.5 萬、營運 3.75 萬）</w:t>
             </w:r>
           </w:p>
         </w:tc>
@@ -27765,7 +26959,7 @@
               <w:rPr>
                 <w:sz w:val="20"/>
               </w:rPr>
-              <w:t>TAM USD 16.3億（全球 AI Tutors 市場）→ SAM NT$347.3億（台灣國高中生校外學習支出）→ SOM NT$3,600萬（第3年 5,000 付費用戶 × NT$7,200）</w:t>
+              <w:t>TAM USD 16.3億（全球 AI Tutors 市場）→ SAM NT$347.3億（台灣國高中生校外學習支出）→ SOM NT$2,520萬（第3年 3,500 付費用戶 × NT$7,200）</w:t>
             </w:r>
           </w:p>
         </w:tc>
@@ -27815,7 +27009,7 @@
               <w:rPr>
                 <w:sz w:val="20"/>
               </w:rPr>
-              <w:t>ARPPU NT$600 − COGS NT$125 = 貢獻利潤 NT$475/月（貢獻利潤率 79%）</w:t>
+              <w:t>ARPPU NT$580 − COGS NT$114 = 貢獻利潤 NT$466/月（貢獻利潤率 80%）</w:t>
             </w:r>
           </w:p>
         </w:tc>
@@ -27867,7 +27061,7 @@
               <w:rPr>
                 <w:sz w:val="20"/>
               </w:rPr>
-              <w:t>LTV = NT$475 × 14個月 = NT$6,650；CAC = NT$500；LTV/CAC = 13.3（&gt;3 健康）；CAC 回收期 = 1.0 個月</w:t>
+              <w:t>LTV = NT$466 × 18個月 = NT$8,388；CAC = NT$1,340；LTV/CAC = 6.3（&gt;3 健康）；CAC 回收期 = 2.9 個月</w:t>
             </w:r>
           </w:p>
         </w:tc>
@@ -27917,7 +27111,7 @@
               <w:rPr>
                 <w:sz w:val="20"/>
               </w:rPr>
-              <w:t>月固定成本 NT$16萬 ÷ 每用戶貢獻 NT$475 = 337 名付費用戶（預計 M10-11 達成）</w:t>
+              <w:t>月固定成本 NT$20.8萬 ÷ 每用戶貢獻 NT$466 = 446 名付費用戶（預計 M11-12 達成）</w:t>
             </w:r>
           </w:p>
         </w:tc>
@@ -27969,7 +27163,7 @@
               <w:rPr>
                 <w:sz w:val="20"/>
               </w:rPr>
-              <w:t>Y1: 廣告(312)+社群(90)+學校(120)=522→年底500；Y2: +1,625新+375留存=2,000；Y3: +3,500新+1,500留存=5,000</w:t>
+              <w:t>Y1: 新增500付費（10,000免費×5%）→年底500；Y2: +1,500新+300留存=1,800；Y3: +2,420新+1,080留存=3,500</w:t>
             </w:r>
           </w:p>
         </w:tc>
@@ -28019,7 +27213,7 @@
               <w:rPr>
                 <w:sz w:val="20"/>
               </w:rPr>
-              <w:t>用戶逐月加入，非年初全到位。Y1: 年底500/年均150→NT$110萬；Y2: 2,000/1,250→NT$900萬；Y3: 5,000/3,500→NT$2,520萬</w:t>
+              <w:t>用戶逐月加入，非年初全到位。Y1: 年底500/年均152→NT$106萬；Y2: 1,800/1,050→NT$718萬；Y3: 3,500/2,100→NT$1,411萬</w:t>
             </w:r>
           </w:p>
         </w:tc>
@@ -28071,7 +27265,7 @@
               <w:rPr>
                 <w:sz w:val="20"/>
               </w:rPr>
-              <w:t>人力+內容 48% → 行銷 27% → 營運 15% → 預備金 10%。Y1 虧損 NT$173萬由支持金覆蓋（期末仍有 NT$127萬現金），Y2 轉正</w:t>
+              <w:t>人力 40% → 內容 11% → 行銷 25% → 營運 17% → 預備金 7%。Y1 虧損 NT$165萬由獎金覆蓋（期末仍有 NT$105萬現金），Y2 轉正</w:t>
             </w:r>
           </w:p>
         </w:tc>
@@ -28121,7 +27315,7 @@
               <w:rPr>
                 <w:sz w:val="20"/>
               </w:rPr>
-              <w:t>毛利率 79%（不隨規模變）；淨利率隨用戶成長改善：Y1 -43% → Y2 40% → Y3 51%（固定成本被攤薄）</w:t>
+              <w:t>毛利率 80%（不隨規模變）；淨利率隨用戶成長改善：Y1 -156% → Y2 36% → Y3 51%（固定成本被攤薄）</w:t>
             </w:r>
           </w:p>
         </w:tc>
@@ -28230,7 +27424,7 @@
         <w:rPr>
           <w:sz w:val="20"/>
         </w:rPr>
-        <w:t>▶ SOM = 付費用戶數 × 年費 = 5,000 × NT$7,200 = NT$3,600萬</w:t>
+        <w:t>▶ SOM = 付費用戶數 × 年費 = 3,500 × NT$7,200 = NT$2,520萬</w:t>
       </w:r>
     </w:p>
     <w:p>
@@ -28243,7 +27437,7 @@
         <w:rPr>
           <w:sz w:val="20"/>
         </w:rPr>
-        <w:t>▶ 貢獻利潤 = ARPPU − COGS = NT$600 − NT$125 = NT$475/月（79%）</w:t>
+        <w:t>▶ 貢獻利潤 = ARPPU − COGS = NT$580 − NT$114 = NT$466/月（80%）</w:t>
       </w:r>
     </w:p>
     <w:p>
@@ -28256,8 +27450,7 @@
         <w:rPr>
           <w:sz w:val="20"/>
         </w:rPr>
-        <w:lastRenderedPageBreak/>
-        <w:t>▶ LTV = 貢獻利潤 × 平均生命週期 = NT$475 × 14個月 = NT$6,650</w:t>
+        <w:t>▶ LTV = 貢獻利潤 × 平均生命週期 = NT$466 × 18個月 = NT$8,388</w:t>
       </w:r>
     </w:p>
     <w:p>
@@ -28270,7 +27463,7 @@
         <w:rPr>
           <w:sz w:val="20"/>
         </w:rPr>
-        <w:t>▶ 損益兩平 = 月固定成本 ÷ 單位貢獻 = NT$230,000 ÷ NT$475 = 484 名用戶</w:t>
+        <w:t>▶ 損益兩平 = 月固定成本 ÷ 單位貢獻 = NT$208,000 ÷ NT$466 = 446 名用戶</w:t>
       </w:r>
     </w:p>
     <w:p>
@@ -28283,12 +27476,339 @@
         <w:rPr>
           <w:sz w:val="20"/>
         </w:rPr>
-        <w:t>▶ 年營收 = 年均付費用戶 × NT$600 × 12（非年底用戶數 × 12）</w:t>
+        <w:lastRenderedPageBreak/>
+        <w:t>▶ 年營收 = 年均付費用戶 × 有效ARPPU × 12（非年底用戶數 × 12）</w:t>
+      </w:r>
+    </w:p>
+    <w:p>
+      <w:pPr>
+        <w:pStyle w:val="a"/>
+      </w:pPr>
+      <w:r>
+        <w:rPr>
+          <w:b/>
+          <w:bCs/>
+        </w:rPr>
+        <w:t>四、三年財務預測推導說明</w:t>
+      </w:r>
+    </w:p>
+    <w:p>
+      <w:pPr>
+        <w:pStyle w:val="a"/>
+      </w:pPr>
+      <w:r>
+        <w:rPr>
+          <w:b/>
+          <w:bCs/>
+        </w:rPr>
+        <w:t>1. 基礎參數</w:t>
+      </w:r>
+    </w:p>
+    <w:p>
+      <w:pPr>
+        <w:pStyle w:val="a"/>
+      </w:pPr>
+      <w:r>
+        <w:t>▶ 有效 ARPPU = 月繳 NT$600 × 月繳占比 + 年繳 NT$500 × 年繳占比（Y1: 0.80×600 + 0.20×500 = NT$580；Y2: NT$570；Y3: NT$560）</w:t>
+      </w:r>
+    </w:p>
+    <w:p>
+      <w:pPr>
+        <w:pStyle w:val="a"/>
+      </w:pPr>
+      <w:r>
+        <w:t>▶ COGS = AI 推理 NT$79（GPT-5.4 mini × 300次/月）+ 雲端 NT$15 + Stripe 3.4% NT$20 = NT$114/用戶/月</w:t>
+      </w:r>
+    </w:p>
+    <w:p>
+      <w:pPr>
+        <w:pStyle w:val="a"/>
+      </w:pPr>
+      <w:r>
+        <w:t>▶ 貢獻利潤 = ARPPU − COGS = NT$580 − NT$114 = NT$466/月（貢獻利潤率 80%）</w:t>
+      </w:r>
+    </w:p>
+    <w:p>
+      <w:pPr>
+        <w:pStyle w:val="a"/>
+      </w:pPr>
+      <w:r>
+        <w:t>▶ 免費→付費轉換率 = 5%（EdTech Freemium 業界基準 2-5%，頂尖 6-10%）</w:t>
+      </w:r>
+    </w:p>
+    <w:p>
+      <w:pPr>
+        <w:pStyle w:val="a"/>
+      </w:pPr>
+      <w:r>
+        <w:t>▶ 年留存率 = 60%（EdTech 月流失率業界平均 9.6%，Mathify 為 4.2%，因數學為升學剛需）</w:t>
+      </w:r>
+    </w:p>
+    <w:p>
+      <w:pPr>
+        <w:pStyle w:val="a"/>
+      </w:pPr>
+      <w:r>
+        <w:rPr>
+          <w:b/>
+          <w:bCs/>
+        </w:rPr>
+        <w:t>2. 付費用戶數推導（年底）</w:t>
+      </w:r>
+    </w:p>
+    <w:p>
+      <w:pPr>
+        <w:pStyle w:val="a"/>
+      </w:pPr>
+      <w:r>
+        <w:t>▶ Y1：月均新增 1,400 免費用戶 × 9 個月（M4-M12）= 10,000 免費 × 5% = 500 付費</w:t>
+      </w:r>
+    </w:p>
+    <w:p>
+      <w:pPr>
+        <w:pStyle w:val="a"/>
+      </w:pPr>
+      <w:r>
+        <w:t>▶ Y2：上年留存 500 × 60% = 300 + 新增 30,000 免費 × 5% = 1,500 → 年底 1,800</w:t>
+      </w:r>
+    </w:p>
+    <w:p>
+      <w:pPr>
+        <w:pStyle w:val="a"/>
+      </w:pPr>
+      <w:r>
+        <w:t>▶ Y3：上年留存 1,800 × 60% = 1,080 + 新增 48,000 免費 × 5% = 2,420 → 年底 3,500</w:t>
+      </w:r>
+    </w:p>
+    <w:p>
+      <w:pPr>
+        <w:pStyle w:val="a"/>
+      </w:pPr>
+      <w:r>
+        <w:rPr>
+          <w:b/>
+          <w:bCs/>
+        </w:rPr>
+        <w:t>3. 年均付費用戶與營收推導</w:t>
+      </w:r>
+    </w:p>
+    <w:p>
+      <w:pPr>
+        <w:pStyle w:val="a"/>
+      </w:pPr>
+      <w:r>
+        <w:t>用戶逐月加入，非年初全到位，因此以「年均付費用戶」計算營收：</w:t>
+      </w:r>
+    </w:p>
+    <w:p>
+      <w:pPr>
+        <w:pStyle w:val="a"/>
+      </w:pPr>
+      <w:r>
+        <w:t>▶ Y1：M6 起有付費用戶（50→125→200→250→300→400→500），user-months = 1,825，年均 = 152 人 → 營收 = 152 × NT$580 × 12 = NT$106 萬</w:t>
+      </w:r>
+    </w:p>
+    <w:p>
+      <w:pPr>
+        <w:pStyle w:val="a"/>
+      </w:pPr>
+      <w:r>
+        <w:t>▶ Y2：留存 300 全年 + 新增 1,500 逐月加入，年均 ≈ 1,050 人 → 營收 = 1,050 × NT$570 × 12 = NT$718 萬</w:t>
+      </w:r>
+    </w:p>
+    <w:p>
+      <w:pPr>
+        <w:pStyle w:val="a"/>
+      </w:pPr>
+      <w:r>
+        <w:t>▶ Y3：留存 1,080 全年 + 新增 2,420 逐月加入，年均 ≈ 2,100 人 → 營收 = 2,100 × NT$560 × 12 = NT$1,411 萬</w:t>
+      </w:r>
+    </w:p>
+    <w:p>
+      <w:pPr>
+        <w:pStyle w:val="a"/>
+      </w:pPr>
+      <w:r>
+        <w:rPr>
+          <w:b/>
+          <w:bCs/>
+        </w:rPr>
+        <w:lastRenderedPageBreak/>
+        <w:t>4. COGS 推導</w:t>
+      </w:r>
+    </w:p>
+    <w:p>
+      <w:pPr>
+        <w:pStyle w:val="a"/>
+      </w:pPr>
+      <w:r>
+        <w:t>▶ COGS = 年均付費用戶 × NT$114/月 × 12（Y1: 152×114×12 = NT$21萬；Y2: 1,050×114×12 = NT$144萬；Y3: 2,100×114×12 = NT$287萬）</w:t>
+      </w:r>
+    </w:p>
+    <w:p>
+      <w:pPr>
+        <w:pStyle w:val="a"/>
+      </w:pPr>
+      <w:r>
+        <w:rPr>
+          <w:b/>
+          <w:bCs/>
+        </w:rPr>
+        <w:t>5. OpEx 推導</w:t>
+      </w:r>
+    </w:p>
+    <w:p>
+      <w:pPr>
+        <w:pStyle w:val="a"/>
+      </w:pPr>
+      <w:r>
+        <w:t>▶ Y1 OpEx = NT$250萬（人事108+內容30+行銷67+營運45，不含預備金20萬）</w:t>
+      </w:r>
+    </w:p>
+    <w:p>
+      <w:pPr>
+        <w:pStyle w:val="a"/>
+      </w:pPr>
+      <w:r>
+        <w:t>▶ Y2 OpEx = NT$319萬（人事108+內容36+行銷144[營收20%]+營運31）。團隊不擴編，行銷隨營收比例增加。</w:t>
+      </w:r>
+    </w:p>
+    <w:p>
+      <w:pPr>
+        <w:pStyle w:val="a"/>
+      </w:pPr>
+      <w:r>
+        <w:t>▶ Y3 OpEx = NT$398萬（人事108+內容42+行銷212[營收15%]+營運36）。行銷占營收比下降，口碑與 PLG 成為主力獲客引擎。</w:t>
+      </w:r>
+    </w:p>
+    <w:p>
+      <w:pPr>
+        <w:pStyle w:val="a"/>
+      </w:pPr>
+      <w:r>
+        <w:rPr>
+          <w:b/>
+          <w:bCs/>
+        </w:rPr>
+        <w:t>6. 損益與現金流推導</w:t>
+      </w:r>
+    </w:p>
+    <w:p>
+      <w:pPr>
+        <w:pStyle w:val="a"/>
+      </w:pPr>
+      <w:r>
+        <w:t>▶ 淨利 = 營收 − COGS − OpEx（Y1: 106−21−250 = −NT$165萬；Y2: 718−144−319 = NT$255萬；Y3: 1,411−287−398 = NT$726萬）</w:t>
+      </w:r>
+    </w:p>
+    <w:p>
+      <w:pPr>
+        <w:pStyle w:val="a"/>
+      </w:pPr>
+      <w:r>
+        <w:t>▶ 淨利率 = 淨利 ÷ 營收（Y1: −156%；Y2: 36%；Y3: 51%）。毛利率 80% 不隨規模變化，淨利率改善來自固定成本被攤薄。</w:t>
+      </w:r>
+    </w:p>
+    <w:p>
+      <w:pPr>
+        <w:pStyle w:val="a"/>
+      </w:pPr>
+      <w:r>
+        <w:t>▶ 現金流：期初現金 NT$270萬（獎金扣稅後）→ Y1 虧損 165萬由獎金覆蓋（期末 NT$105萬）→ Y2 轉正（期末 NT$360萬）→ Y3 期末 NT$1,086萬</w:t>
+      </w:r>
+    </w:p>
+    <w:p>
+      <w:pPr>
+        <w:pStyle w:val="a"/>
+      </w:pPr>
+      <w:r>
+        <w:rPr>
+          <w:b/>
+          <w:bCs/>
+        </w:rPr>
+        <w:t>7. 損益兩平推導</w:t>
+      </w:r>
+    </w:p>
+    <w:p>
+      <w:pPr>
+        <w:pStyle w:val="a"/>
+      </w:pPr>
+      <w:r>
+        <w:t>▶ 月固定成本 = Y1 OpEx NT$250萬 ÷ 12 = NT$20.8萬/月</w:t>
+      </w:r>
+    </w:p>
+    <w:p>
+      <w:pPr>
+        <w:pStyle w:val="a"/>
+      </w:pPr>
+      <w:r>
+        <w:t>▶ 損益兩平 = NT$208,000 ÷ NT$466（貢獻利潤）= 446 名付費用戶</w:t>
+      </w:r>
+    </w:p>
+    <w:p>
+      <w:pPr>
+        <w:pStyle w:val="a"/>
+      </w:pPr>
+      <w:r>
+        <w:t>▶ 依里程碑推估，Y1 第 11-12 個月達 500 名付費用戶時達成損益兩平。業界 SaaS 損益兩平中位數 23 個月，Mathify 預計 11-12 個月，優於業界，因創辦人不支薪 + 團隊精簡壓低固定成本。</w:t>
+      </w:r>
+    </w:p>
+    <w:p>
+      <w:pPr>
+        <w:pStyle w:val="a"/>
+      </w:pPr>
+      <w:r>
+        <w:rPr>
+          <w:b/>
+          <w:bCs/>
+        </w:rPr>
+        <w:t>8. 業界基準對照</w:t>
+      </w:r>
+    </w:p>
+    <w:p>
+      <w:pPr>
+        <w:pStyle w:val="a"/>
+      </w:pPr>
+      <w:r>
+        <w:lastRenderedPageBreak/>
+        <w:t>▶ 毛利率 80%：傳統 SaaS 80-90%，AI-first SaaS 50-65%。Mathify 使用輕量 AI 模型（GPT-5.4 mini）控制推理成本，維持傳統 SaaS 水準。</w:t>
+      </w:r>
+    </w:p>
+    <w:p>
+      <w:pPr>
+        <w:pStyle w:val="a"/>
+      </w:pPr>
+      <w:r>
+        <w:t>▶ 轉換率 5%：EdTech Freemium 業界基準 2-5%（頂尖 6-10%）。數學為升學剛需，轉換率位於上緣合理。</w:t>
+      </w:r>
+    </w:p>
+    <w:p>
+      <w:pPr>
+        <w:pStyle w:val="a"/>
+      </w:pPr>
+      <w:r>
+        <w:t>▶ LTV/CAC 6.3：早期 SaaS（ARR &lt;$2M）中位數 2.5:1，健康標準 &gt;3:1。Mathify 優於業界，因 EdTech PLG 模式天然壓低 CAC。</w:t>
+      </w:r>
+    </w:p>
+    <w:p>
+      <w:pPr>
+        <w:pStyle w:val="a"/>
+      </w:pPr>
+      <w:r>
+        <w:t>▶ 行銷占營收比：早期 SaaS 常見 35-40%，pre-PMF 超過 100%。Y1 = 63%（早期高投入正常）→ Y2 = 20% → Y3 = 15%，符合效率曲線。</w:t>
+      </w:r>
+    </w:p>
+    <w:p>
+      <w:pPr>
+        <w:pStyle w:val="a"/>
+      </w:pPr>
+      <w:r>
+        <w:t>▶ 年留存率 60%：Duolingo 月繳 13 個月留存僅 9%，年繳 40%。Mathify 高於 Duolingo，因數學教育為考試剛需（非興趣驅動），且家長為付費決策者。</w:t>
       </w:r>
     </w:p>
     <w:sectPr>
-      <w:footerReference w:type="even" r:id="rId32"/>
-      <w:footerReference w:type="default" r:id="rId33"/>
+      <w:footerReference w:type="even" r:id="rId33"/>
+      <w:footerReference w:type="default" r:id="rId34"/>
       <w:pgSz w:w="11906" w:h="16838"/>
       <w:pgMar w:top="1440" w:right="1080" w:bottom="1440" w:left="1080" w:header="709" w:footer="708" w:gutter="0"/>
       <w:pgNumType w:start="1"/>
@@ -28380,7 +27900,6 @@
           <w:docPartUnique/>
         </w:docPartObj>
       </w:sdtPr>
-      <w:sdtEndPr/>
       <w:sdtContent>
         <w:r>
           <w:rPr>
@@ -28436,7 +27955,6 @@
         <w:docPartUnique/>
       </w:docPartObj>
     </w:sdtPr>
-    <w:sdtEndPr/>
     <w:sdtContent>
       <w:p>
         <w:pPr>
@@ -28596,7 +28114,7 @@
       <mc:AlternateContent>
         <mc:Choice Requires="wps">
           <w:drawing>
-            <wp:anchor distT="0" distB="0" distL="114300" distR="114300" simplePos="0" relativeHeight="251665407" behindDoc="0" locked="0" layoutInCell="1" allowOverlap="1" wp14:anchorId="4E5E22E4" wp14:editId="0C6D5D2C">
+            <wp:anchor distT="0" distB="0" distL="114300" distR="114300" simplePos="0" relativeHeight="251665407" behindDoc="0" locked="0" layoutInCell="1" allowOverlap="1" wp14:anchorId="7E2F0CC8" wp14:editId="6E0A3F0D">
               <wp:simplePos x="0" y="0"/>
               <wp:positionH relativeFrom="margin">
                 <wp:align>center</wp:align>
@@ -28694,7 +28212,7 @@
       <mc:AlternateContent>
         <mc:Choice Requires="wps">
           <w:drawing>
-            <wp:anchor distT="0" distB="0" distL="114300" distR="114300" simplePos="0" relativeHeight="251663359" behindDoc="0" locked="0" layoutInCell="1" allowOverlap="1" wp14:anchorId="5A9C1A61" wp14:editId="31ACDA53">
+            <wp:anchor distT="0" distB="0" distL="114300" distR="114300" simplePos="0" relativeHeight="251663359" behindDoc="0" locked="0" layoutInCell="1" allowOverlap="1" wp14:anchorId="1A21D33B" wp14:editId="1EB13B81">
               <wp:simplePos x="0" y="0"/>
               <wp:positionH relativeFrom="margin">
                 <wp:align>center</wp:align>
@@ -28811,100 +28329,6 @@
 </w:hdr>
 </file>
 
-<file path=word/header3.xml><?xml version="1.0" encoding="utf-8"?>
-<w:hdr xmlns:wpc="http://schemas.microsoft.com/office/word/2010/wordprocessingCanvas" xmlns:cx="http://schemas.microsoft.com/office/drawing/2014/chartex" xmlns:cx1="http://schemas.microsoft.com/office/drawing/2015/9/8/chartex" xmlns:cx2="http://schemas.microsoft.com/office/drawing/2015/10/21/chartex" xmlns:cx3="http://schemas.microsoft.com/office/drawing/2016/5/9/chartex" xmlns:cx4="http://schemas.microsoft.com/office/drawing/2016/5/10/chartex" xmlns:cx5="http://schemas.microsoft.com/office/drawing/2016/5/11/chartex" xmlns:cx6="http://schemas.microsoft.com/office/drawing/2016/5/12/chartex" xmlns:cx7="http://schemas.microsoft.com/office/drawing/2016/5/13/chartex" xmlns:cx8="http://schemas.microsoft.com/office/drawing/2016/5/14/chartex" xmlns:mc="http://schemas.openxmlformats.org/markup-compatibility/2006" xmlns:aink="http://schemas.microsoft.com/office/drawing/2016/ink" xmlns:am3d="http://schemas.microsoft.com/office/drawing/2017/model3d" xmlns:o="urn:schemas-microsoft-com:office:office" xmlns:r="http://schemas.openxmlformats.org/officeDocument/2006/relationships" xmlns:m="http://schemas.openxmlformats.org/officeDocument/2006/math" xmlns:v="urn:schemas-microsoft-com:vml" xmlns:wp14="http://schemas.microsoft.com/office/word/2010/wordprocessingDrawing" xmlns:wp="http://schemas.openxmlformats.org/drawingml/2006/wordprocessingDrawing" xmlns:w10="urn:schemas-microsoft-com:office:word" xmlns:w="http://schemas.openxmlformats.org/wordprocessingml/2006/main" xmlns:w14="http://schemas.microsoft.com/office/word/2010/wordml" xmlns:w15="http://schemas.microsoft.com/office/word/2012/wordml" xmlns:w16cid="http://schemas.microsoft.com/office/word/2016/wordml/cid" xmlns:w16se="http://schemas.microsoft.com/office/word/2015/wordml/symex" xmlns:wpg="http://schemas.microsoft.com/office/word/2010/wordprocessingGroup" xmlns:wpi="http://schemas.microsoft.com/office/word/2010/wordprocessingInk" xmlns:wne="http://schemas.microsoft.com/office/word/2006/wordml" xmlns:wps="http://schemas.microsoft.com/office/word/2010/wordprocessingShape" mc:Ignorable="w14 w15 w16se w16cid wp14">
-  <w:p>
-    <w:pPr>
-      <w:pStyle w:val="ac"/>
-    </w:pPr>
-    <w:r>
-      <w:rPr>
-        <w:noProof/>
-      </w:rPr>
-      <mc:AlternateContent>
-        <mc:Choice Requires="wps">
-          <w:drawing>
-            <wp:anchor distT="0" distB="0" distL="114300" distR="114300" simplePos="0" relativeHeight="251661311" behindDoc="0" locked="0" layoutInCell="1" allowOverlap="1" wp14:anchorId="4F4068E2" wp14:editId="750491EC">
-              <wp:simplePos x="0" y="0"/>
-              <wp:positionH relativeFrom="page">
-                <wp:posOffset>-145915</wp:posOffset>
-              </wp:positionH>
-              <wp:positionV relativeFrom="paragraph">
-                <wp:posOffset>-557219</wp:posOffset>
-              </wp:positionV>
-              <wp:extent cx="1721796" cy="10894978"/>
-              <wp:effectExtent l="0" t="0" r="0" b="1905"/>
-              <wp:wrapNone/>
-              <wp:docPr id="2" name="矩形 2"/>
-              <wp:cNvGraphicFramePr/>
-              <a:graphic xmlns:a="http://schemas.openxmlformats.org/drawingml/2006/main">
-                <a:graphicData uri="http://schemas.microsoft.com/office/word/2010/wordprocessingShape">
-                  <wps:wsp>
-                    <wps:cNvSpPr/>
-                    <wps:spPr>
-                      <a:xfrm>
-                        <a:off x="0" y="0"/>
-                        <a:ext cx="1721796" cy="10894978"/>
-                      </a:xfrm>
-                      <a:prstGeom prst="rect">
-                        <a:avLst/>
-                      </a:prstGeom>
-                      <a:solidFill>
-                        <a:schemeClr val="accent1">
-                          <a:lumMod val="75000"/>
-                        </a:schemeClr>
-                      </a:solidFill>
-                      <a:ln>
-                        <a:noFill/>
-                      </a:ln>
-                    </wps:spPr>
-                    <wps:style>
-                      <a:lnRef idx="2">
-                        <a:schemeClr val="accent1">
-                          <a:shade val="50000"/>
-                        </a:schemeClr>
-                      </a:lnRef>
-                      <a:fillRef idx="1">
-                        <a:schemeClr val="accent1"/>
-                      </a:fillRef>
-                      <a:effectRef idx="0">
-                        <a:schemeClr val="accent1"/>
-                      </a:effectRef>
-                      <a:fontRef idx="minor">
-                        <a:schemeClr val="lt1"/>
-                      </a:fontRef>
-                    </wps:style>
-                    <wps:bodyPr rot="0" spcFirstLastPara="0" vertOverflow="overflow" horzOverflow="overflow" vert="horz" wrap="square" lIns="91440" tIns="45720" rIns="91440" bIns="45720" numCol="1" spcCol="0" rtlCol="0" fromWordArt="0" anchor="ctr" anchorCtr="0" forceAA="0" compatLnSpc="1">
-                      <a:prstTxWarp prst="textNoShape">
-                        <a:avLst/>
-                      </a:prstTxWarp>
-                      <a:noAutofit/>
-                    </wps:bodyPr>
-                  </wps:wsp>
-                </a:graphicData>
-              </a:graphic>
-              <wp14:sizeRelH relativeFrom="margin">
-                <wp14:pctWidth>0</wp14:pctWidth>
-              </wp14:sizeRelH>
-              <wp14:sizeRelV relativeFrom="margin">
-                <wp14:pctHeight>0</wp14:pctHeight>
-              </wp14:sizeRelV>
-            </wp:anchor>
-          </w:drawing>
-        </mc:Choice>
-        <mc:Fallback>
-          <w:pict>
-            <v:rect w14:anchorId="798501E5" id="矩形 2" o:spid="_x0000_s1026" style="position:absolute;margin-left:-11.5pt;margin-top:-43.9pt;width:135.55pt;height:857.85pt;z-index:251661311;visibility:visible;mso-wrap-style:square;mso-width-percent:0;mso-height-percent:0;mso-wrap-distance-left:9pt;mso-wrap-distance-top:0;mso-wrap-distance-right:9pt;mso-wrap-distance-bottom:0;mso-position-horizontal:absolute;mso-position-horizontal-relative:page;mso-position-vertical:absolute;mso-position-vertical-relative:text;mso-width-percent:0;mso-height-percent:0;mso-width-relative:margin;mso-height-relative:margin;v-text-anchor:middle" o:gfxdata="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" fillcolor="#2f5496 [2404]" stroked="f" strokeweight="1pt">
-              <w10:wrap anchorx="page"/>
-            </v:rect>
-          </w:pict>
-        </mc:Fallback>
-      </mc:AlternateContent>
-    </w:r>
-  </w:p>
-</w:hdr>
-</file>
-
 <file path=word/numbering.xml><?xml version="1.0" encoding="utf-8"?>
 <w:numbering xmlns:wpc="http://schemas.microsoft.com/office/word/2010/wordprocessingCanvas" xmlns:cx="http://schemas.microsoft.com/office/drawing/2014/chartex" xmlns:cx1="http://schemas.microsoft.com/office/drawing/2015/9/8/chartex" xmlns:cx2="http://schemas.microsoft.com/office/drawing/2015/10/21/chartex" xmlns:cx3="http://schemas.microsoft.com/office/drawing/2016/5/9/chartex" xmlns:cx4="http://schemas.microsoft.com/office/drawing/2016/5/10/chartex" xmlns:cx5="http://schemas.microsoft.com/office/drawing/2016/5/11/chartex" xmlns:cx6="http://schemas.microsoft.com/office/drawing/2016/5/12/chartex" xmlns:cx7="http://schemas.microsoft.com/office/drawing/2016/5/13/chartex" xmlns:cx8="http://schemas.microsoft.com/office/drawing/2016/5/14/chartex" xmlns:mc="http://schemas.openxmlformats.org/markup-compatibility/2006" xmlns:aink="http://schemas.microsoft.com/office/drawing/2016/ink" xmlns:am3d="http://schemas.microsoft.com/office/drawing/2017/model3d" xmlns:o="urn:schemas-microsoft-com:office:office" xmlns:r="http://schemas.openxmlformats.org/officeDocument/2006/relationships" xmlns:m="http://schemas.openxmlformats.org/officeDocument/2006/math" xmlns:v="urn:schemas-microsoft-com:vml" xmlns:wp14="http://schemas.microsoft.com/office/word/2010/wordprocessingDrawing" xmlns:wp="http://schemas.openxmlformats.org/drawingml/2006/wordprocessingDrawing" xmlns:w10="urn:schemas-microsoft-com:office:word" xmlns:w="http://schemas.openxmlformats.org/wordprocessingml/2006/main" xmlns:w14="http://schemas.microsoft.com/office/word/2010/wordml" xmlns:w15="http://schemas.microsoft.com/office/word/2012/wordml" xmlns:w16cid="http://schemas.microsoft.com/office/word/2016/wordml/cid" xmlns:w16se="http://schemas.microsoft.com/office/word/2015/wordml/symex" xmlns:wpg="http://schemas.microsoft.com/office/word/2010/wordprocessingGroup" xmlns:wpi="http://schemas.microsoft.com/office/word/2010/wordprocessingInk" xmlns:wne="http://schemas.microsoft.com/office/word/2006/wordml" xmlns:wps="http://schemas.microsoft.com/office/word/2010/wordprocessingShape" mc:Ignorable="w14 w15 w16se w16cid wp14">
   <w:abstractNum w:abstractNumId="0" w15:restartNumberingAfterBreak="0">
@@ -29831,6 +29255,95 @@
     </w:lvl>
   </w:abstractNum>
   <w:abstractNum w:abstractNumId="9" w15:restartNumberingAfterBreak="0">
+    <w:nsid w:val="25E3417A"/>
+    <w:multiLevelType w:val="hybridMultilevel"/>
+    <w:tmpl w:val="9732D588"/>
+    <w:lvl w:ilvl="0" w:tplc="F00C90A6">
+      <w:start w:val="1"/>
+      <w:numFmt w:val="decimal"/>
+      <w:lvlText w:val="%1."/>
+      <w:lvlJc w:val="left"/>
+      <w:pPr>
+        <w:ind w:left="360" w:hanging="360"/>
+      </w:pPr>
+      <w:rPr>
+        <w:rFonts w:hint="default"/>
+      </w:rPr>
+    </w:lvl>
+    <w:lvl w:ilvl="1" w:tplc="04090019" w:tentative="1">
+      <w:start w:val="1"/>
+      <w:numFmt w:val="ideographTraditional"/>
+      <w:lvlText w:val="%2、"/>
+      <w:lvlJc w:val="left"/>
+      <w:pPr>
+        <w:ind w:left="960" w:hanging="480"/>
+      </w:pPr>
+    </w:lvl>
+    <w:lvl w:ilvl="2" w:tplc="0409001B" w:tentative="1">
+      <w:start w:val="1"/>
+      <w:numFmt w:val="lowerRoman"/>
+      <w:lvlText w:val="%3."/>
+      <w:lvlJc w:val="right"/>
+      <w:pPr>
+        <w:ind w:left="1440" w:hanging="480"/>
+      </w:pPr>
+    </w:lvl>
+    <w:lvl w:ilvl="3" w:tplc="0409000F" w:tentative="1">
+      <w:start w:val="1"/>
+      <w:numFmt w:val="decimal"/>
+      <w:lvlText w:val="%4."/>
+      <w:lvlJc w:val="left"/>
+      <w:pPr>
+        <w:ind w:left="1920" w:hanging="480"/>
+      </w:pPr>
+    </w:lvl>
+    <w:lvl w:ilvl="4" w:tplc="04090019" w:tentative="1">
+      <w:start w:val="1"/>
+      <w:numFmt w:val="ideographTraditional"/>
+      <w:lvlText w:val="%5、"/>
+      <w:lvlJc w:val="left"/>
+      <w:pPr>
+        <w:ind w:left="2400" w:hanging="480"/>
+      </w:pPr>
+    </w:lvl>
+    <w:lvl w:ilvl="5" w:tplc="0409001B" w:tentative="1">
+      <w:start w:val="1"/>
+      <w:numFmt w:val="lowerRoman"/>
+      <w:lvlText w:val="%6."/>
+      <w:lvlJc w:val="right"/>
+      <w:pPr>
+        <w:ind w:left="2880" w:hanging="480"/>
+      </w:pPr>
+    </w:lvl>
+    <w:lvl w:ilvl="6" w:tplc="0409000F" w:tentative="1">
+      <w:start w:val="1"/>
+      <w:numFmt w:val="decimal"/>
+      <w:lvlText w:val="%7."/>
+      <w:lvlJc w:val="left"/>
+      <w:pPr>
+        <w:ind w:left="3360" w:hanging="480"/>
+      </w:pPr>
+    </w:lvl>
+    <w:lvl w:ilvl="7" w:tplc="04090019" w:tentative="1">
+      <w:start w:val="1"/>
+      <w:numFmt w:val="ideographTraditional"/>
+      <w:lvlText w:val="%8、"/>
+      <w:lvlJc w:val="left"/>
+      <w:pPr>
+        <w:ind w:left="3840" w:hanging="480"/>
+      </w:pPr>
+    </w:lvl>
+    <w:lvl w:ilvl="8" w:tplc="0409001B" w:tentative="1">
+      <w:start w:val="1"/>
+      <w:numFmt w:val="lowerRoman"/>
+      <w:lvlText w:val="%9."/>
+      <w:lvlJc w:val="right"/>
+      <w:pPr>
+        <w:ind w:left="4320" w:hanging="480"/>
+      </w:pPr>
+    </w:lvl>
+  </w:abstractNum>
+  <w:abstractNum w:abstractNumId="10" w15:restartNumberingAfterBreak="0">
     <w:nsid w:val="28E8026F"/>
     <w:multiLevelType w:val="hybridMultilevel"/>
     <w:tmpl w:val="D5DE608C"/>
@@ -29921,7 +29434,7 @@
       </w:pPr>
     </w:lvl>
   </w:abstractNum>
-  <w:abstractNum w:abstractNumId="10" w15:restartNumberingAfterBreak="0">
+  <w:abstractNum w:abstractNumId="11" w15:restartNumberingAfterBreak="0">
     <w:nsid w:val="2D4B4C4B"/>
     <w:multiLevelType w:val="hybridMultilevel"/>
     <w:tmpl w:val="30604400"/>
@@ -29975,7 +29488,120 @@
       <w:lvlJc w:val="left"/>
     </w:lvl>
   </w:abstractNum>
-  <w:abstractNum w:abstractNumId="11" w15:restartNumberingAfterBreak="0">
+  <w:abstractNum w:abstractNumId="12" w15:restartNumberingAfterBreak="0">
+    <w:nsid w:val="3146076A"/>
+    <w:multiLevelType w:val="hybridMultilevel"/>
+    <w:tmpl w:val="330829D2"/>
+    <w:lvl w:ilvl="0" w:tplc="05F0076C">
+      <w:start w:val="1"/>
+      <w:numFmt w:val="bullet"/>
+      <w:lvlText w:val=""/>
+      <w:lvlJc w:val="left"/>
+      <w:pPr>
+        <w:ind w:left="480" w:hanging="480"/>
+      </w:pPr>
+      <w:rPr>
+        <w:rFonts w:ascii="Wingdings" w:hAnsi="Wingdings" w:hint="default"/>
+      </w:rPr>
+    </w:lvl>
+    <w:lvl w:ilvl="1" w:tplc="04090003" w:tentative="1">
+      <w:start w:val="1"/>
+      <w:numFmt w:val="bullet"/>
+      <w:lvlText w:val=""/>
+      <w:lvlJc w:val="left"/>
+      <w:pPr>
+        <w:ind w:left="960" w:hanging="480"/>
+      </w:pPr>
+      <w:rPr>
+        <w:rFonts w:ascii="Wingdings" w:hAnsi="Wingdings" w:hint="default"/>
+      </w:rPr>
+    </w:lvl>
+    <w:lvl w:ilvl="2" w:tplc="04090005" w:tentative="1">
+      <w:start w:val="1"/>
+      <w:numFmt w:val="bullet"/>
+      <w:lvlText w:val=""/>
+      <w:lvlJc w:val="left"/>
+      <w:pPr>
+        <w:ind w:left="1440" w:hanging="480"/>
+      </w:pPr>
+      <w:rPr>
+        <w:rFonts w:ascii="Wingdings" w:hAnsi="Wingdings" w:hint="default"/>
+      </w:rPr>
+    </w:lvl>
+    <w:lvl w:ilvl="3" w:tplc="04090001" w:tentative="1">
+      <w:start w:val="1"/>
+      <w:numFmt w:val="bullet"/>
+      <w:lvlText w:val=""/>
+      <w:lvlJc w:val="left"/>
+      <w:pPr>
+        <w:ind w:left="1920" w:hanging="480"/>
+      </w:pPr>
+      <w:rPr>
+        <w:rFonts w:ascii="Wingdings" w:hAnsi="Wingdings" w:hint="default"/>
+      </w:rPr>
+    </w:lvl>
+    <w:lvl w:ilvl="4" w:tplc="04090003" w:tentative="1">
+      <w:start w:val="1"/>
+      <w:numFmt w:val="bullet"/>
+      <w:lvlText w:val=""/>
+      <w:lvlJc w:val="left"/>
+      <w:pPr>
+        <w:ind w:left="2400" w:hanging="480"/>
+      </w:pPr>
+      <w:rPr>
+        <w:rFonts w:ascii="Wingdings" w:hAnsi="Wingdings" w:hint="default"/>
+      </w:rPr>
+    </w:lvl>
+    <w:lvl w:ilvl="5" w:tplc="04090005" w:tentative="1">
+      <w:start w:val="1"/>
+      <w:numFmt w:val="bullet"/>
+      <w:lvlText w:val=""/>
+      <w:lvlJc w:val="left"/>
+      <w:pPr>
+        <w:ind w:left="2880" w:hanging="480"/>
+      </w:pPr>
+      <w:rPr>
+        <w:rFonts w:ascii="Wingdings" w:hAnsi="Wingdings" w:hint="default"/>
+      </w:rPr>
+    </w:lvl>
+    <w:lvl w:ilvl="6" w:tplc="04090001" w:tentative="1">
+      <w:start w:val="1"/>
+      <w:numFmt w:val="bullet"/>
+      <w:lvlText w:val=""/>
+      <w:lvlJc w:val="left"/>
+      <w:pPr>
+        <w:ind w:left="3360" w:hanging="480"/>
+      </w:pPr>
+      <w:rPr>
+        <w:rFonts w:ascii="Wingdings" w:hAnsi="Wingdings" w:hint="default"/>
+      </w:rPr>
+    </w:lvl>
+    <w:lvl w:ilvl="7" w:tplc="04090003" w:tentative="1">
+      <w:start w:val="1"/>
+      <w:numFmt w:val="bullet"/>
+      <w:lvlText w:val=""/>
+      <w:lvlJc w:val="left"/>
+      <w:pPr>
+        <w:ind w:left="3840" w:hanging="480"/>
+      </w:pPr>
+      <w:rPr>
+        <w:rFonts w:ascii="Wingdings" w:hAnsi="Wingdings" w:hint="default"/>
+      </w:rPr>
+    </w:lvl>
+    <w:lvl w:ilvl="8" w:tplc="04090005" w:tentative="1">
+      <w:start w:val="1"/>
+      <w:numFmt w:val="bullet"/>
+      <w:lvlText w:val=""/>
+      <w:lvlJc w:val="left"/>
+      <w:pPr>
+        <w:ind w:left="4320" w:hanging="480"/>
+      </w:pPr>
+      <w:rPr>
+        <w:rFonts w:ascii="Wingdings" w:hAnsi="Wingdings" w:hint="default"/>
+      </w:rPr>
+    </w:lvl>
+  </w:abstractNum>
+  <w:abstractNum w:abstractNumId="13" w15:restartNumberingAfterBreak="0">
     <w:nsid w:val="34596D37"/>
     <w:multiLevelType w:val="hybridMultilevel"/>
     <w:tmpl w:val="6128D608"/>
@@ -30030,7 +29656,96 @@
       <w:lvlJc w:val="left"/>
     </w:lvl>
   </w:abstractNum>
-  <w:abstractNum w:abstractNumId="12" w15:restartNumberingAfterBreak="0">
+  <w:abstractNum w:abstractNumId="14" w15:restartNumberingAfterBreak="0">
+    <w:nsid w:val="3D2164B9"/>
+    <w:multiLevelType w:val="hybridMultilevel"/>
+    <w:tmpl w:val="A0708172"/>
+    <w:lvl w:ilvl="0" w:tplc="C6564F60">
+      <w:start w:val="1"/>
+      <w:numFmt w:val="decimal"/>
+      <w:lvlText w:val="%1."/>
+      <w:lvlJc w:val="left"/>
+      <w:pPr>
+        <w:ind w:left="360" w:hanging="360"/>
+      </w:pPr>
+      <w:rPr>
+        <w:rFonts w:hint="default"/>
+      </w:rPr>
+    </w:lvl>
+    <w:lvl w:ilvl="1" w:tplc="04090019" w:tentative="1">
+      <w:start w:val="1"/>
+      <w:numFmt w:val="ideographTraditional"/>
+      <w:lvlText w:val="%2、"/>
+      <w:lvlJc w:val="left"/>
+      <w:pPr>
+        <w:ind w:left="960" w:hanging="480"/>
+      </w:pPr>
+    </w:lvl>
+    <w:lvl w:ilvl="2" w:tplc="0409001B" w:tentative="1">
+      <w:start w:val="1"/>
+      <w:numFmt w:val="lowerRoman"/>
+      <w:lvlText w:val="%3."/>
+      <w:lvlJc w:val="right"/>
+      <w:pPr>
+        <w:ind w:left="1440" w:hanging="480"/>
+      </w:pPr>
+    </w:lvl>
+    <w:lvl w:ilvl="3" w:tplc="0409000F" w:tentative="1">
+      <w:start w:val="1"/>
+      <w:numFmt w:val="decimal"/>
+      <w:lvlText w:val="%4."/>
+      <w:lvlJc w:val="left"/>
+      <w:pPr>
+        <w:ind w:left="1920" w:hanging="480"/>
+      </w:pPr>
+    </w:lvl>
+    <w:lvl w:ilvl="4" w:tplc="04090019" w:tentative="1">
+      <w:start w:val="1"/>
+      <w:numFmt w:val="ideographTraditional"/>
+      <w:lvlText w:val="%5、"/>
+      <w:lvlJc w:val="left"/>
+      <w:pPr>
+        <w:ind w:left="2400" w:hanging="480"/>
+      </w:pPr>
+    </w:lvl>
+    <w:lvl w:ilvl="5" w:tplc="0409001B" w:tentative="1">
+      <w:start w:val="1"/>
+      <w:numFmt w:val="lowerRoman"/>
+      <w:lvlText w:val="%6."/>
+      <w:lvlJc w:val="right"/>
+      <w:pPr>
+        <w:ind w:left="2880" w:hanging="480"/>
+      </w:pPr>
+    </w:lvl>
+    <w:lvl w:ilvl="6" w:tplc="0409000F" w:tentative="1">
+      <w:start w:val="1"/>
+      <w:numFmt w:val="decimal"/>
+      <w:lvlText w:val="%7."/>
+      <w:lvlJc w:val="left"/>
+      <w:pPr>
+        <w:ind w:left="3360" w:hanging="480"/>
+      </w:pPr>
+    </w:lvl>
+    <w:lvl w:ilvl="7" w:tplc="04090019" w:tentative="1">
+      <w:start w:val="1"/>
+      <w:numFmt w:val="ideographTraditional"/>
+      <w:lvlText w:val="%8、"/>
+      <w:lvlJc w:val="left"/>
+      <w:pPr>
+        <w:ind w:left="3840" w:hanging="480"/>
+      </w:pPr>
+    </w:lvl>
+    <w:lvl w:ilvl="8" w:tplc="0409001B" w:tentative="1">
+      <w:start w:val="1"/>
+      <w:numFmt w:val="lowerRoman"/>
+      <w:lvlText w:val="%9."/>
+      <w:lvlJc w:val="right"/>
+      <w:pPr>
+        <w:ind w:left="4320" w:hanging="480"/>
+      </w:pPr>
+    </w:lvl>
+  </w:abstractNum>
+  <w:abstractNum w:abstractNumId="15" w15:restartNumberingAfterBreak="0">
     <w:nsid w:val="42F61F0F"/>
     <w:multiLevelType w:val="hybridMultilevel"/>
     <w:tmpl w:val="633C66FC"/>
@@ -30116,7 +29831,7 @@
       </w:pPr>
     </w:lvl>
   </w:abstractNum>
-  <w:abstractNum w:abstractNumId="13" w15:restartNumberingAfterBreak="0">
+  <w:abstractNum w:abstractNumId="16" w15:restartNumberingAfterBreak="0">
     <w:nsid w:val="45DD7204"/>
     <w:multiLevelType w:val="hybridMultilevel"/>
     <w:tmpl w:val="58FC109A"/>
@@ -30207,7 +29922,7 @@
       </w:pPr>
     </w:lvl>
   </w:abstractNum>
-  <w:abstractNum w:abstractNumId="14" w15:restartNumberingAfterBreak="0">
+  <w:abstractNum w:abstractNumId="17" w15:restartNumberingAfterBreak="0">
     <w:nsid w:val="4A317ED1"/>
     <w:multiLevelType w:val="hybridMultilevel"/>
     <w:tmpl w:val="BFAA5DD0"/>
@@ -30293,7 +30008,7 @@
       </w:pPr>
     </w:lvl>
   </w:abstractNum>
-  <w:abstractNum w:abstractNumId="15" w15:restartNumberingAfterBreak="0">
+  <w:abstractNum w:abstractNumId="18" w15:restartNumberingAfterBreak="0">
     <w:nsid w:val="50A512B6"/>
     <w:multiLevelType w:val="hybridMultilevel"/>
     <w:tmpl w:val="228E05A6"/>
@@ -30406,7 +30121,7 @@
       </w:rPr>
     </w:lvl>
   </w:abstractNum>
-  <w:abstractNum w:abstractNumId="16" w15:restartNumberingAfterBreak="0">
+  <w:abstractNum w:abstractNumId="19" w15:restartNumberingAfterBreak="0">
     <w:nsid w:val="53B76DB9"/>
     <w:multiLevelType w:val="hybridMultilevel"/>
     <w:tmpl w:val="5EBCB572"/>
@@ -30546,7 +30261,7 @@
       </w:rPr>
     </w:lvl>
   </w:abstractNum>
-  <w:abstractNum w:abstractNumId="17" w15:restartNumberingAfterBreak="0">
+  <w:abstractNum w:abstractNumId="20" w15:restartNumberingAfterBreak="0">
     <w:nsid w:val="53F658A2"/>
     <w:multiLevelType w:val="hybridMultilevel"/>
     <w:tmpl w:val="92508C54"/>
@@ -30635,7 +30350,7 @@
       </w:pPr>
     </w:lvl>
   </w:abstractNum>
-  <w:abstractNum w:abstractNumId="18" w15:restartNumberingAfterBreak="0">
+  <w:abstractNum w:abstractNumId="21" w15:restartNumberingAfterBreak="0">
     <w:nsid w:val="544937CB"/>
     <w:multiLevelType w:val="hybridMultilevel"/>
     <w:tmpl w:val="70F8761E"/>
@@ -30748,7 +30463,7 @@
       </w:rPr>
     </w:lvl>
   </w:abstractNum>
-  <w:abstractNum w:abstractNumId="19" w15:restartNumberingAfterBreak="0">
+  <w:abstractNum w:abstractNumId="22" w15:restartNumberingAfterBreak="0">
     <w:nsid w:val="55BE233C"/>
     <w:multiLevelType w:val="hybridMultilevel"/>
     <w:tmpl w:val="1B1AFC8C"/>
@@ -30837,7 +30552,7 @@
       </w:pPr>
     </w:lvl>
   </w:abstractNum>
-  <w:abstractNum w:abstractNumId="20" w15:restartNumberingAfterBreak="0">
+  <w:abstractNum w:abstractNumId="23" w15:restartNumberingAfterBreak="0">
     <w:nsid w:val="55F14517"/>
     <w:multiLevelType w:val="hybridMultilevel"/>
     <w:tmpl w:val="83FE341E"/>
@@ -30950,7 +30665,7 @@
       </w:rPr>
     </w:lvl>
   </w:abstractNum>
-  <w:abstractNum w:abstractNumId="21" w15:restartNumberingAfterBreak="0">
+  <w:abstractNum w:abstractNumId="24" w15:restartNumberingAfterBreak="0">
     <w:nsid w:val="6372512F"/>
     <w:multiLevelType w:val="hybridMultilevel"/>
     <w:tmpl w:val="8A94DA52"/>
@@ -31039,7 +30754,96 @@
       </w:pPr>
     </w:lvl>
   </w:abstractNum>
-  <w:abstractNum w:abstractNumId="22" w15:restartNumberingAfterBreak="0">
+  <w:abstractNum w:abstractNumId="25" w15:restartNumberingAfterBreak="0">
+    <w:nsid w:val="63CA13CF"/>
+    <w:multiLevelType w:val="hybridMultilevel"/>
+    <w:tmpl w:val="6862FAC8"/>
+    <w:lvl w:ilvl="0" w:tplc="5808B5C2">
+      <w:start w:val="1"/>
+      <w:numFmt w:val="decimal"/>
+      <w:lvlText w:val="%1."/>
+      <w:lvlJc w:val="left"/>
+      <w:pPr>
+        <w:ind w:left="360" w:hanging="360"/>
+      </w:pPr>
+      <w:rPr>
+        <w:rFonts w:ascii="微軟正黑體" w:eastAsia="微軟正黑體" w:hAnsi="微軟正黑體" w:cs="微軟正黑體"/>
+      </w:rPr>
+    </w:lvl>
+    <w:lvl w:ilvl="1" w:tplc="04090019" w:tentative="1">
+      <w:start w:val="1"/>
+      <w:numFmt w:val="ideographTraditional"/>
+      <w:lvlText w:val="%2、"/>
+      <w:lvlJc w:val="left"/>
+      <w:pPr>
+        <w:ind w:left="960" w:hanging="480"/>
+      </w:pPr>
+    </w:lvl>
+    <w:lvl w:ilvl="2" w:tplc="0409001B" w:tentative="1">
+      <w:start w:val="1"/>
+      <w:numFmt w:val="lowerRoman"/>
+      <w:lvlText w:val="%3."/>
+      <w:lvlJc w:val="right"/>
+      <w:pPr>
+        <w:ind w:left="1440" w:hanging="480"/>
+      </w:pPr>
+    </w:lvl>
+    <w:lvl w:ilvl="3" w:tplc="0409000F" w:tentative="1">
+      <w:start w:val="1"/>
+      <w:numFmt w:val="decimal"/>
+      <w:lvlText w:val="%4."/>
+      <w:lvlJc w:val="left"/>
+      <w:pPr>
+        <w:ind w:left="1920" w:hanging="480"/>
+      </w:pPr>
+    </w:lvl>
+    <w:lvl w:ilvl="4" w:tplc="04090019" w:tentative="1">
+      <w:start w:val="1"/>
+      <w:numFmt w:val="ideographTraditional"/>
+      <w:lvlText w:val="%5、"/>
+      <w:lvlJc w:val="left"/>
+      <w:pPr>
+        <w:ind w:left="2400" w:hanging="480"/>
+      </w:pPr>
+    </w:lvl>
+    <w:lvl w:ilvl="5" w:tplc="0409001B" w:tentative="1">
+      <w:start w:val="1"/>
+      <w:numFmt w:val="lowerRoman"/>
+      <w:lvlText w:val="%6."/>
+      <w:lvlJc w:val="right"/>
+      <w:pPr>
+        <w:ind w:left="2880" w:hanging="480"/>
+      </w:pPr>
+    </w:lvl>
+    <w:lvl w:ilvl="6" w:tplc="0409000F" w:tentative="1">
+      <w:start w:val="1"/>
+      <w:numFmt w:val="decimal"/>
+      <w:lvlText w:val="%7."/>
+      <w:lvlJc w:val="left"/>
+      <w:pPr>
+        <w:ind w:left="3360" w:hanging="480"/>
+      </w:pPr>
+    </w:lvl>
+    <w:lvl w:ilvl="7" w:tplc="04090019" w:tentative="1">
+      <w:start w:val="1"/>
+      <w:numFmt w:val="ideographTraditional"/>
+      <w:lvlText w:val="%8、"/>
+      <w:lvlJc w:val="left"/>
+      <w:pPr>
+        <w:ind w:left="3840" w:hanging="480"/>
+      </w:pPr>
+    </w:lvl>
+    <w:lvl w:ilvl="8" w:tplc="0409001B" w:tentative="1">
+      <w:start w:val="1"/>
+      <w:numFmt w:val="lowerRoman"/>
+      <w:lvlText w:val="%9."/>
+      <w:lvlJc w:val="right"/>
+      <w:pPr>
+        <w:ind w:left="4320" w:hanging="480"/>
+      </w:pPr>
+    </w:lvl>
+  </w:abstractNum>
+  <w:abstractNum w:abstractNumId="26" w15:restartNumberingAfterBreak="0">
     <w:nsid w:val="66521363"/>
     <w:multiLevelType w:val="hybridMultilevel"/>
     <w:tmpl w:val="D852682A"/>
@@ -31152,7 +30956,7 @@
       </w:rPr>
     </w:lvl>
   </w:abstractNum>
-  <w:abstractNum w:abstractNumId="23" w15:restartNumberingAfterBreak="0">
+  <w:abstractNum w:abstractNumId="27" w15:restartNumberingAfterBreak="0">
     <w:nsid w:val="70CD458C"/>
     <w:multiLevelType w:val="hybridMultilevel"/>
     <w:tmpl w:val="7AEC1B92"/>
@@ -31238,7 +31042,7 @@
       </w:pPr>
     </w:lvl>
   </w:abstractNum>
-  <w:abstractNum w:abstractNumId="24" w15:restartNumberingAfterBreak="0">
+  <w:abstractNum w:abstractNumId="28" w15:restartNumberingAfterBreak="0">
     <w:nsid w:val="72FE5BE8"/>
     <w:multiLevelType w:val="hybridMultilevel"/>
     <w:tmpl w:val="4286797C"/>
@@ -31351,7 +31155,7 @@
       </w:rPr>
     </w:lvl>
   </w:abstractNum>
-  <w:abstractNum w:abstractNumId="25" w15:restartNumberingAfterBreak="0">
+  <w:abstractNum w:abstractNumId="29" w15:restartNumberingAfterBreak="0">
     <w:nsid w:val="73597AA8"/>
     <w:multiLevelType w:val="hybridMultilevel"/>
     <w:tmpl w:val="9C34FC7A"/>
@@ -31491,7 +31295,7 @@
       </w:rPr>
     </w:lvl>
   </w:abstractNum>
-  <w:abstractNum w:abstractNumId="26" w15:restartNumberingAfterBreak="0">
+  <w:abstractNum w:abstractNumId="30" w15:restartNumberingAfterBreak="0">
     <w:nsid w:val="753950A0"/>
     <w:multiLevelType w:val="multilevel"/>
     <w:tmpl w:val="91782556"/>
@@ -31640,7 +31444,7 @@
       </w:rPr>
     </w:lvl>
   </w:abstractNum>
-  <w:abstractNum w:abstractNumId="27" w15:restartNumberingAfterBreak="0">
+  <w:abstractNum w:abstractNumId="31" w15:restartNumberingAfterBreak="0">
     <w:nsid w:val="78581B12"/>
     <w:multiLevelType w:val="hybridMultilevel"/>
     <w:tmpl w:val="59E06EA0"/>
@@ -31753,7 +31557,7 @@
       </w:rPr>
     </w:lvl>
   </w:abstractNum>
-  <w:abstractNum w:abstractNumId="28" w15:restartNumberingAfterBreak="0">
+  <w:abstractNum w:abstractNumId="32" w15:restartNumberingAfterBreak="0">
     <w:nsid w:val="799E7258"/>
     <w:multiLevelType w:val="hybridMultilevel"/>
     <w:tmpl w:val="DFFC405A"/>
@@ -31866,7 +31670,120 @@
       </w:rPr>
     </w:lvl>
   </w:abstractNum>
-  <w:abstractNum w:abstractNumId="29" w15:restartNumberingAfterBreak="0">
+  <w:abstractNum w:abstractNumId="33" w15:restartNumberingAfterBreak="0">
+    <w:nsid w:val="7DAA2D8C"/>
+    <w:multiLevelType w:val="hybridMultilevel"/>
+    <w:tmpl w:val="2AC64042"/>
+    <w:lvl w:ilvl="0" w:tplc="04090001">
+      <w:start w:val="1"/>
+      <w:numFmt w:val="bullet"/>
+      <w:lvlText w:val=""/>
+      <w:lvlJc w:val="left"/>
+      <w:pPr>
+        <w:ind w:left="480" w:hanging="480"/>
+      </w:pPr>
+      <w:rPr>
+        <w:rFonts w:ascii="Wingdings" w:hAnsi="Wingdings" w:hint="default"/>
+      </w:rPr>
+    </w:lvl>
+    <w:lvl w:ilvl="1" w:tplc="04090003" w:tentative="1">
+      <w:start w:val="1"/>
+      <w:numFmt w:val="bullet"/>
+      <w:lvlText w:val=""/>
+      <w:lvlJc w:val="left"/>
+      <w:pPr>
+        <w:ind w:left="960" w:hanging="480"/>
+      </w:pPr>
+      <w:rPr>
+        <w:rFonts w:ascii="Wingdings" w:hAnsi="Wingdings" w:hint="default"/>
+      </w:rPr>
+    </w:lvl>
+    <w:lvl w:ilvl="2" w:tplc="04090005" w:tentative="1">
+      <w:start w:val="1"/>
+      <w:numFmt w:val="bullet"/>
+      <w:lvlText w:val=""/>
+      <w:lvlJc w:val="left"/>
+      <w:pPr>
+        <w:ind w:left="1440" w:hanging="480"/>
+      </w:pPr>
+      <w:rPr>
+        <w:rFonts w:ascii="Wingdings" w:hAnsi="Wingdings" w:hint="default"/>
+      </w:rPr>
+    </w:lvl>
+    <w:lvl w:ilvl="3" w:tplc="04090001" w:tentative="1">
+      <w:start w:val="1"/>
+      <w:numFmt w:val="bullet"/>
+      <w:lvlText w:val=""/>
+      <w:lvlJc w:val="left"/>
+      <w:pPr>
+        <w:ind w:left="1920" w:hanging="480"/>
+      </w:pPr>
+      <w:rPr>
+        <w:rFonts w:ascii="Wingdings" w:hAnsi="Wingdings" w:hint="default"/>
+      </w:rPr>
+    </w:lvl>
+    <w:lvl w:ilvl="4" w:tplc="04090003" w:tentative="1">
+      <w:start w:val="1"/>
+      <w:numFmt w:val="bullet"/>
+      <w:lvlText w:val=""/>
+      <w:lvlJc w:val="left"/>
+      <w:pPr>
+        <w:ind w:left="2400" w:hanging="480"/>
+      </w:pPr>
+      <w:rPr>
+        <w:rFonts w:ascii="Wingdings" w:hAnsi="Wingdings" w:hint="default"/>
+      </w:rPr>
+    </w:lvl>
+    <w:lvl w:ilvl="5" w:tplc="04090005" w:tentative="1">
+      <w:start w:val="1"/>
+      <w:numFmt w:val="bullet"/>
+      <w:lvlText w:val=""/>
+      <w:lvlJc w:val="left"/>
+      <w:pPr>
+        <w:ind w:left="2880" w:hanging="480"/>
+      </w:pPr>
+      <w:rPr>
+        <w:rFonts w:ascii="Wingdings" w:hAnsi="Wingdings" w:hint="default"/>
+      </w:rPr>
+    </w:lvl>
+    <w:lvl w:ilvl="6" w:tplc="04090001" w:tentative="1">
+      <w:start w:val="1"/>
+      <w:numFmt w:val="bullet"/>
+      <w:lvlText w:val=""/>
+      <w:lvlJc w:val="left"/>
+      <w:pPr>
+        <w:ind w:left="3360" w:hanging="480"/>
+      </w:pPr>
+      <w:rPr>
+        <w:rFonts w:ascii="Wingdings" w:hAnsi="Wingdings" w:hint="default"/>
+      </w:rPr>
+    </w:lvl>
+    <w:lvl w:ilvl="7" w:tplc="04090003" w:tentative="1">
+      <w:start w:val="1"/>
+      <w:numFmt w:val="bullet"/>
+      <w:lvlText w:val=""/>
+      <w:lvlJc w:val="left"/>
+      <w:pPr>
+        <w:ind w:left="3840" w:hanging="480"/>
+      </w:pPr>
+      <w:rPr>
+        <w:rFonts w:ascii="Wingdings" w:hAnsi="Wingdings" w:hint="default"/>
+      </w:rPr>
+    </w:lvl>
+    <w:lvl w:ilvl="8" w:tplc="04090005" w:tentative="1">
+      <w:start w:val="1"/>
+      <w:numFmt w:val="bullet"/>
+      <w:lvlText w:val=""/>
+      <w:lvlJc w:val="left"/>
+      <w:pPr>
+        <w:ind w:left="4320" w:hanging="480"/>
+      </w:pPr>
+      <w:rPr>
+        <w:rFonts w:ascii="Wingdings" w:hAnsi="Wingdings" w:hint="default"/>
+      </w:rPr>
+    </w:lvl>
+  </w:abstractNum>
+  <w:abstractNum w:abstractNumId="34" w15:restartNumberingAfterBreak="0">
     <w:nsid w:val="7EFD77F3"/>
     <w:multiLevelType w:val="hybridMultilevel"/>
     <w:tmpl w:val="C33A406A"/>
@@ -31958,100 +31875,100 @@
     </w:lvl>
   </w:abstractNum>
   <w:num w:numId="1">
-    <w:abstractNumId w:val="23"/>
+    <w:abstractNumId w:val="27"/>
     <w:lvlOverride w:ilvl="0">
       <w:startOverride w:val="1"/>
     </w:lvlOverride>
   </w:num>
   <w:num w:numId="2">
+    <w:abstractNumId w:val="13"/>
+    <w:lvlOverride w:ilvl="0">
+      <w:startOverride w:val="1"/>
+    </w:lvlOverride>
+  </w:num>
+  <w:num w:numId="3">
     <w:abstractNumId w:val="11"/>
     <w:lvlOverride w:ilvl="0">
       <w:startOverride w:val="1"/>
     </w:lvlOverride>
   </w:num>
-  <w:num w:numId="3">
-    <w:abstractNumId w:val="10"/>
-    <w:lvlOverride w:ilvl="0">
-      <w:startOverride w:val="1"/>
-    </w:lvlOverride>
-  </w:num>
   <w:num w:numId="4">
-    <w:abstractNumId w:val="17"/>
+    <w:abstractNumId w:val="20"/>
   </w:num>
   <w:num w:numId="5">
     <w:abstractNumId w:val="4"/>
   </w:num>
   <w:num w:numId="6">
-    <w:abstractNumId w:val="27"/>
+    <w:abstractNumId w:val="31"/>
   </w:num>
   <w:num w:numId="7">
-    <w:abstractNumId w:val="18"/>
+    <w:abstractNumId w:val="21"/>
   </w:num>
   <w:num w:numId="8">
-    <w:abstractNumId w:val="22"/>
+    <w:abstractNumId w:val="26"/>
   </w:num>
   <w:num w:numId="9">
     <w:abstractNumId w:val="5"/>
   </w:num>
   <w:num w:numId="10">
-    <w:abstractNumId w:val="25"/>
+    <w:abstractNumId w:val="29"/>
   </w:num>
   <w:num w:numId="11">
+    <w:abstractNumId w:val="19"/>
+  </w:num>
+  <w:num w:numId="12">
+    <w:abstractNumId w:val="10"/>
+  </w:num>
+  <w:num w:numId="13">
     <w:abstractNumId w:val="16"/>
   </w:num>
-  <w:num w:numId="12">
-    <w:abstractNumId w:val="9"/>
-  </w:num>
-  <w:num w:numId="13">
-    <w:abstractNumId w:val="13"/>
-  </w:num>
   <w:num w:numId="14">
-    <w:abstractNumId w:val="20"/>
+    <w:abstractNumId w:val="23"/>
   </w:num>
   <w:num w:numId="15">
-    <w:abstractNumId w:val="28"/>
+    <w:abstractNumId w:val="32"/>
   </w:num>
   <w:num w:numId="16">
-    <w:abstractNumId w:val="15"/>
+    <w:abstractNumId w:val="18"/>
   </w:num>
   <w:num w:numId="17">
-    <w:abstractNumId w:val="29"/>
+    <w:abstractNumId w:val="34"/>
   </w:num>
   <w:num w:numId="18">
     <w:abstractNumId w:val="6"/>
   </w:num>
   <w:num w:numId="19">
-    <w:abstractNumId w:val="26"/>
+    <w:abstractNumId w:val="30"/>
   </w:num>
   <w:num w:numId="20">
-    <w:abstractNumId w:val="24"/>
+    <w:abstractNumId w:val="28"/>
   </w:num>
   <w:num w:numId="21">
     <w:abstractNumId w:val="8"/>
   </w:num>
   <w:num w:numId="22">
-    <w:abstractNumId w:val="11"/>
+    <w:abstractNumId w:val="13"/>
   </w:num>
   <w:num w:numId="23">
-    <w:abstractNumId w:val="12"/>
+    <w:abstractNumId w:val="15"/>
   </w:num>
   <w:num w:numId="24">
-    <w:abstractNumId w:val="21"/>
+    <w:abstractNumId w:val="24"/>
   </w:num>
   <w:num w:numId="25">
     <w:abstractNumId w:val="3"/>
   </w:num>
   <w:num w:numId="26">
-    <w:abstractNumId w:val="14"/>
+    <w:abstractNumId w:val="17"/>
   </w:num>
   <w:num w:numId="27">
-    <w:abstractNumId w:val="19"/>
+    <w:abstractNumId w:val="22"/>
   </w:num>
   <w:num w:numId="28">
-    <w:abstractNumId w:val="11"/>
+    <w:abstractNumId w:val="13"/>
   </w:num>
   <w:num w:numId="29">
-    <w:abstractNumId w:val="11"/>
+    <w:abstractNumId w:val="13"/>
   </w:num>
   <w:num w:numId="30">
     <w:abstractNumId w:val="7"/>
@@ -32064,6 +31981,21 @@
   </w:num>
   <w:num w:numId="33">
     <w:abstractNumId w:val="1"/>
+  </w:num>
+  <w:num w:numId="34">
+    <w:abstractNumId w:val="25"/>
+  </w:num>
+  <w:num w:numId="35">
+    <w:abstractNumId w:val="33"/>
+  </w:num>
+  <w:num w:numId="36">
+    <w:abstractNumId w:val="12"/>
+  </w:num>
+  <w:num w:numId="37">
+    <w:abstractNumId w:val="9"/>
+  </w:num>
+  <w:num w:numId="38">
+    <w:abstractNumId w:val="14"/>
   </w:num>
 </w:numbering>
 </file>
@@ -33367,7 +33299,7 @@
 </file>
 
 <file path=customXml/itemProps1.xml><?xml version="1.0" encoding="utf-8"?>
-<ds:datastoreItem xmlns:ds="http://schemas.openxmlformats.org/officeDocument/2006/customXml" ds:itemID="{A00CEC83-5DA7-4813-A511-FE63BCF7570F}">
+<ds:datastoreItem xmlns:ds="http://schemas.openxmlformats.org/officeDocument/2006/customXml" ds:itemID="{BDDA7A04-33AD-41C2-A56C-AA097D84AA3A}">
   <ds:schemaRefs>
     <ds:schemaRef ds:uri="http://schemas.openxmlformats.org/officeDocument/2006/bibliography"/>
   </ds:schemaRefs>

--- a/04.複賽/B0274商業計劃書v1.docx
+++ b/04.複賽/B0274商業計劃書v1.docx
@@ -14,7 +14,6 @@
           <w:szCs w:val="32"/>
         </w:rPr>
       </w:pPr>
-      <w:bookmarkStart w:id="0" w:name="_Toc224898856"/>
       <w:r>
         <w:rPr>
           <w:noProof/>
@@ -86,6 +85,7 @@
           <w:tab w:val="left" w:pos="4361"/>
         </w:tabs>
       </w:pPr>
+      <w:bookmarkStart w:id="0" w:name="_Toc225019149"/>
       <w:r>
         <w:lastRenderedPageBreak/>
         <w:t>目錄</w:t>
@@ -97,6 +97,7 @@
         <w:alias w:val="Table of Contents"/>
         <w:id w:val="1847898714"/>
       </w:sdtPr>
+      <w:sdtEndPr/>
       <w:sdtContent>
         <w:p>
           <w:pPr>
@@ -120,7 +121,7 @@
           <w:r>
             <w:fldChar w:fldCharType="separate"/>
           </w:r>
-          <w:hyperlink w:anchor="_Toc224898856" w:history="1">
+          <w:hyperlink w:anchor="_Toc225019149" w:history="1">
             <w:r>
               <w:rPr>
                 <w:rStyle w:val="a5"/>
@@ -145,7 +146,7 @@
               <w:rPr>
                 <w:noProof/>
               </w:rPr>
-              <w:instrText xml:space="preserve"> PAGEREF _Toc224898856 \h </w:instrText>
+              <w:instrText xml:space="preserve"> PAGEREF _Toc225019149 \h </w:instrText>
             </w:r>
             <w:r>
               <w:rPr>
@@ -162,7 +163,7 @@
               <w:rPr>
                 <w:noProof/>
               </w:rPr>
-              <w:t>1</w:t>
+              <w:t>2</w:t>
             </w:r>
             <w:r>
               <w:rPr>
@@ -186,7 +187,7 @@
               <w:sz w:val="24"/>
             </w:rPr>
           </w:pPr>
-          <w:hyperlink w:anchor="_Toc224898857" w:history="1">
+          <w:hyperlink w:anchor="_Toc225019150" w:history="1">
             <w:r>
               <w:rPr>
                 <w:rStyle w:val="a5"/>
@@ -228,7 +229,7 @@
               <w:rPr>
                 <w:noProof/>
               </w:rPr>
-              <w:instrText xml:space="preserve"> PAGEREF _Toc224898857 \h </w:instrText>
+              <w:instrText xml:space="preserve"> PAGEREF _Toc225019150 \h </w:instrText>
             </w:r>
             <w:r>
               <w:rPr>
@@ -245,7 +246,7 @@
               <w:rPr>
                 <w:noProof/>
               </w:rPr>
-              <w:t>4</w:t>
+              <w:t>1</w:t>
             </w:r>
             <w:r>
               <w:rPr>
@@ -265,7 +266,7 @@
               <w:sz w:val="24"/>
             </w:rPr>
           </w:pPr>
-          <w:hyperlink w:anchor="_Toc224898858" w:history="1">
+          <w:hyperlink w:anchor="_Toc225019151" w:history="1">
             <w:r>
               <w:rPr>
                 <w:rStyle w:val="a5"/>
@@ -312,7 +313,7 @@
               <w:rPr>
                 <w:noProof/>
               </w:rPr>
-              <w:instrText xml:space="preserve"> PAGEREF _Toc224898858 \h </w:instrText>
+              <w:instrText xml:space="preserve"> PAGEREF _Toc225019151 \h </w:instrText>
             </w:r>
             <w:r>
               <w:rPr>
@@ -329,7 +330,7 @@
               <w:rPr>
                 <w:noProof/>
               </w:rPr>
-              <w:t>4</w:t>
+              <w:t>1</w:t>
             </w:r>
             <w:r>
               <w:rPr>
@@ -352,7 +353,7 @@
               <w:sz w:val="24"/>
             </w:rPr>
           </w:pPr>
-          <w:hyperlink w:anchor="_Toc224898859" w:history="1">
+          <w:hyperlink w:anchor="_Toc225019152" w:history="1">
             <w:r>
               <w:rPr>
                 <w:rStyle w:val="a5"/>
@@ -384,7 +385,7 @@
               <w:rPr>
                 <w:noProof/>
               </w:rPr>
-              <w:instrText xml:space="preserve"> PAGEREF _Toc224898859 \h </w:instrText>
+              <w:instrText xml:space="preserve"> PAGEREF _Toc225019152 \h </w:instrText>
             </w:r>
             <w:r>
               <w:rPr>
@@ -401,7 +402,7 @@
               <w:rPr>
                 <w:noProof/>
               </w:rPr>
-              <w:t>4</w:t>
+              <w:t>1</w:t>
             </w:r>
             <w:r>
               <w:rPr>
@@ -424,7 +425,7 @@
               <w:sz w:val="24"/>
             </w:rPr>
           </w:pPr>
-          <w:hyperlink w:anchor="_Toc224898860" w:history="1">
+          <w:hyperlink w:anchor="_Toc225019153" w:history="1">
             <w:r>
               <w:rPr>
                 <w:rStyle w:val="a5"/>
@@ -456,7 +457,7 @@
               <w:rPr>
                 <w:noProof/>
               </w:rPr>
-              <w:instrText xml:space="preserve"> PAGEREF _Toc224898860 \h </w:instrText>
+              <w:instrText xml:space="preserve"> PAGEREF _Toc225019153 \h </w:instrText>
             </w:r>
             <w:r>
               <w:rPr>
@@ -473,7 +474,7 @@
               <w:rPr>
                 <w:noProof/>
               </w:rPr>
-              <w:t>4</w:t>
+              <w:t>2</w:t>
             </w:r>
             <w:r>
               <w:rPr>
@@ -496,7 +497,7 @@
               <w:sz w:val="24"/>
             </w:rPr>
           </w:pPr>
-          <w:hyperlink w:anchor="_Toc224898861" w:history="1">
+          <w:hyperlink w:anchor="_Toc225019154" w:history="1">
             <w:r>
               <w:rPr>
                 <w:rStyle w:val="a5"/>
@@ -528,7 +529,7 @@
               <w:rPr>
                 <w:noProof/>
               </w:rPr>
-              <w:instrText xml:space="preserve"> PAGEREF _Toc224898861 \h </w:instrText>
+              <w:instrText xml:space="preserve"> PAGEREF _Toc225019154 \h </w:instrText>
             </w:r>
             <w:r>
               <w:rPr>
@@ -545,7 +546,7 @@
               <w:rPr>
                 <w:noProof/>
               </w:rPr>
-              <w:t>4</w:t>
+              <w:t>3</w:t>
             </w:r>
             <w:r>
               <w:rPr>
@@ -568,7 +569,7 @@
               <w:sz w:val="24"/>
             </w:rPr>
           </w:pPr>
-          <w:hyperlink w:anchor="_Toc224898862" w:history="1">
+          <w:hyperlink w:anchor="_Toc225019155" w:history="1">
             <w:r>
               <w:rPr>
                 <w:rStyle w:val="a5"/>
@@ -600,7 +601,7 @@
               <w:rPr>
                 <w:noProof/>
               </w:rPr>
-              <w:instrText xml:space="preserve"> PAGEREF _Toc224898862 \h </w:instrText>
+              <w:instrText xml:space="preserve"> PAGEREF _Toc225019155 \h </w:instrText>
             </w:r>
             <w:r>
               <w:rPr>
@@ -617,7 +618,7 @@
               <w:rPr>
                 <w:noProof/>
               </w:rPr>
-              <w:t>4</w:t>
+              <w:t>3</w:t>
             </w:r>
             <w:r>
               <w:rPr>
@@ -637,7 +638,7 @@
               <w:sz w:val="24"/>
             </w:rPr>
           </w:pPr>
-          <w:hyperlink w:anchor="_Toc224898863" w:history="1">
+          <w:hyperlink w:anchor="_Toc225019156" w:history="1">
             <w:r>
               <w:rPr>
                 <w:rStyle w:val="a5"/>
@@ -684,7 +685,7 @@
               <w:rPr>
                 <w:noProof/>
               </w:rPr>
-              <w:instrText xml:space="preserve"> PAGEREF _Toc224898863 \h </w:instrText>
+              <w:instrText xml:space="preserve"> PAGEREF _Toc225019156 \h </w:instrText>
             </w:r>
             <w:r>
               <w:rPr>
@@ -724,7 +725,7 @@
               <w:sz w:val="24"/>
             </w:rPr>
           </w:pPr>
-          <w:hyperlink w:anchor="_Toc224898864" w:history="1">
+          <w:hyperlink w:anchor="_Toc225019157" w:history="1">
             <w:r>
               <w:rPr>
                 <w:rStyle w:val="a5"/>
@@ -756,7 +757,7 @@
               <w:rPr>
                 <w:noProof/>
               </w:rPr>
-              <w:instrText xml:space="preserve"> PAGEREF _Toc224898864 \h </w:instrText>
+              <w:instrText xml:space="preserve"> PAGEREF _Toc225019157 \h </w:instrText>
             </w:r>
             <w:r>
               <w:rPr>
@@ -796,7 +797,7 @@
               <w:sz w:val="24"/>
             </w:rPr>
           </w:pPr>
-          <w:hyperlink w:anchor="_Toc224898865" w:history="1">
+          <w:hyperlink w:anchor="_Toc225019158" w:history="1">
             <w:r>
               <w:rPr>
                 <w:rStyle w:val="a5"/>
@@ -828,7 +829,7 @@
               <w:rPr>
                 <w:noProof/>
               </w:rPr>
-              <w:instrText xml:space="preserve"> PAGEREF _Toc224898865 \h </w:instrText>
+              <w:instrText xml:space="preserve"> PAGEREF _Toc225019158 \h </w:instrText>
             </w:r>
             <w:r>
               <w:rPr>
@@ -845,7 +846,7 @@
               <w:rPr>
                 <w:noProof/>
               </w:rPr>
-              <w:t>4</w:t>
+              <w:t>5</w:t>
             </w:r>
             <w:r>
               <w:rPr>
@@ -868,7 +869,7 @@
               <w:sz w:val="24"/>
             </w:rPr>
           </w:pPr>
-          <w:hyperlink w:anchor="_Toc224898866" w:history="1">
+          <w:hyperlink w:anchor="_Toc225019159" w:history="1">
             <w:r>
               <w:rPr>
                 <w:rStyle w:val="a5"/>
@@ -900,7 +901,7 @@
               <w:rPr>
                 <w:noProof/>
               </w:rPr>
-              <w:instrText xml:space="preserve"> PAGEREF _Toc224898866 \h </w:instrText>
+              <w:instrText xml:space="preserve"> PAGEREF _Toc225019159 \h </w:instrText>
             </w:r>
             <w:r>
               <w:rPr>
@@ -917,7 +918,7 @@
               <w:rPr>
                 <w:noProof/>
               </w:rPr>
-              <w:t>4</w:t>
+              <w:t>5</w:t>
             </w:r>
             <w:r>
               <w:rPr>
@@ -940,7 +941,7 @@
               <w:sz w:val="24"/>
             </w:rPr>
           </w:pPr>
-          <w:hyperlink w:anchor="_Toc224898867" w:history="1">
+          <w:hyperlink w:anchor="_Toc225019160" w:history="1">
             <w:r>
               <w:rPr>
                 <w:rStyle w:val="a5"/>
@@ -972,7 +973,7 @@
               <w:rPr>
                 <w:noProof/>
               </w:rPr>
-              <w:instrText xml:space="preserve"> PAGEREF _Toc224898867 \h </w:instrText>
+              <w:instrText xml:space="preserve"> PAGEREF _Toc225019160 \h </w:instrText>
             </w:r>
             <w:r>
               <w:rPr>
@@ -989,7 +990,7 @@
               <w:rPr>
                 <w:noProof/>
               </w:rPr>
-              <w:t>4</w:t>
+              <w:t>8</w:t>
             </w:r>
             <w:r>
               <w:rPr>
@@ -1013,7 +1014,7 @@
               <w:sz w:val="24"/>
             </w:rPr>
           </w:pPr>
-          <w:hyperlink w:anchor="_Toc224898868" w:history="1">
+          <w:hyperlink w:anchor="_Toc225019161" w:history="1">
             <w:r>
               <w:rPr>
                 <w:rStyle w:val="a5"/>
@@ -1055,7 +1056,7 @@
               <w:rPr>
                 <w:noProof/>
               </w:rPr>
-              <w:instrText xml:space="preserve"> PAGEREF _Toc224898868 \h </w:instrText>
+              <w:instrText xml:space="preserve"> PAGEREF _Toc225019161 \h </w:instrText>
             </w:r>
             <w:r>
               <w:rPr>
@@ -1072,7 +1073,7 @@
               <w:rPr>
                 <w:noProof/>
               </w:rPr>
-              <w:t>4</w:t>
+              <w:t>9</w:t>
             </w:r>
             <w:r>
               <w:rPr>
@@ -1092,7 +1093,7 @@
               <w:sz w:val="24"/>
             </w:rPr>
           </w:pPr>
-          <w:hyperlink w:anchor="_Toc224898869" w:history="1">
+          <w:hyperlink w:anchor="_Toc225019162" w:history="1">
             <w:r>
               <w:rPr>
                 <w:rStyle w:val="a5"/>
@@ -1139,7 +1140,7 @@
               <w:rPr>
                 <w:noProof/>
               </w:rPr>
-              <w:instrText xml:space="preserve"> PAGEREF _Toc224898869 \h </w:instrText>
+              <w:instrText xml:space="preserve"> PAGEREF _Toc225019162 \h </w:instrText>
             </w:r>
             <w:r>
               <w:rPr>
@@ -1156,7 +1157,7 @@
               <w:rPr>
                 <w:noProof/>
               </w:rPr>
-              <w:t>4</w:t>
+              <w:t>9</w:t>
             </w:r>
             <w:r>
               <w:rPr>
@@ -1179,7 +1180,7 @@
               <w:sz w:val="24"/>
             </w:rPr>
           </w:pPr>
-          <w:hyperlink w:anchor="_Toc224898870" w:history="1">
+          <w:hyperlink w:anchor="_Toc225019163" w:history="1">
             <w:r>
               <w:rPr>
                 <w:rStyle w:val="a5"/>
@@ -1203,7 +1204,7 @@
               <w:rPr>
                 <w:noProof/>
               </w:rPr>
-              <w:instrText xml:space="preserve"> PAGEREF _Toc224898870 \h </w:instrText>
+              <w:instrText xml:space="preserve"> PAGEREF _Toc225019163 \h </w:instrText>
             </w:r>
             <w:r>
               <w:rPr>
@@ -1220,7 +1221,7 @@
               <w:rPr>
                 <w:noProof/>
               </w:rPr>
-              <w:t>4</w:t>
+              <w:t>9</w:t>
             </w:r>
             <w:r>
               <w:rPr>
@@ -1243,7 +1244,7 @@
               <w:sz w:val="24"/>
             </w:rPr>
           </w:pPr>
-          <w:hyperlink w:anchor="_Toc224898871" w:history="1">
+          <w:hyperlink w:anchor="_Toc225019164" w:history="1">
             <w:r>
               <w:rPr>
                 <w:rStyle w:val="a5"/>
@@ -1275,7 +1276,7 @@
               <w:rPr>
                 <w:noProof/>
               </w:rPr>
-              <w:instrText xml:space="preserve"> PAGEREF _Toc224898871 \h </w:instrText>
+              <w:instrText xml:space="preserve"> PAGEREF _Toc225019164 \h </w:instrText>
             </w:r>
             <w:r>
               <w:rPr>
@@ -1292,7 +1293,7 @@
               <w:rPr>
                 <w:noProof/>
               </w:rPr>
-              <w:t>4</w:t>
+              <w:t>11</w:t>
             </w:r>
             <w:r>
               <w:rPr>
@@ -1315,7 +1316,7 @@
               <w:sz w:val="24"/>
             </w:rPr>
           </w:pPr>
-          <w:hyperlink w:anchor="_Toc224898872" w:history="1">
+          <w:hyperlink w:anchor="_Toc225019165" w:history="1">
             <w:r>
               <w:rPr>
                 <w:rStyle w:val="a5"/>
@@ -1347,7 +1348,7 @@
               <w:rPr>
                 <w:noProof/>
               </w:rPr>
-              <w:instrText xml:space="preserve"> PAGEREF _Toc224898872 \h </w:instrText>
+              <w:instrText xml:space="preserve"> PAGEREF _Toc225019165 \h </w:instrText>
             </w:r>
             <w:r>
               <w:rPr>
@@ -1364,7 +1365,7 @@
               <w:rPr>
                 <w:noProof/>
               </w:rPr>
-              <w:t>4</w:t>
+              <w:t>12</w:t>
             </w:r>
             <w:r>
               <w:rPr>
@@ -1384,7 +1385,7 @@
               <w:sz w:val="24"/>
             </w:rPr>
           </w:pPr>
-          <w:hyperlink w:anchor="_Toc224898873" w:history="1">
+          <w:hyperlink w:anchor="_Toc225019166" w:history="1">
             <w:r>
               <w:rPr>
                 <w:rStyle w:val="a5"/>
@@ -1431,7 +1432,7 @@
               <w:rPr>
                 <w:noProof/>
               </w:rPr>
-              <w:instrText xml:space="preserve"> PAGEREF _Toc224898873 \h </w:instrText>
+              <w:instrText xml:space="preserve"> PAGEREF _Toc225019166 \h </w:instrText>
             </w:r>
             <w:r>
               <w:rPr>
@@ -1448,7 +1449,7 @@
               <w:rPr>
                 <w:noProof/>
               </w:rPr>
-              <w:t>4</w:t>
+              <w:t>13</w:t>
             </w:r>
             <w:r>
               <w:rPr>
@@ -1471,7 +1472,7 @@
               <w:sz w:val="24"/>
             </w:rPr>
           </w:pPr>
-          <w:hyperlink w:anchor="_Toc224898874" w:history="1">
+          <w:hyperlink w:anchor="_Toc225019167" w:history="1">
             <w:r>
               <w:rPr>
                 <w:rStyle w:val="a5"/>
@@ -1503,7 +1504,7 @@
               <w:rPr>
                 <w:noProof/>
               </w:rPr>
-              <w:instrText xml:space="preserve"> PAGEREF _Toc224898874 \h </w:instrText>
+              <w:instrText xml:space="preserve"> PAGEREF _Toc225019167 \h </w:instrText>
             </w:r>
             <w:r>
               <w:rPr>
@@ -1520,7 +1521,7 @@
               <w:rPr>
                 <w:noProof/>
               </w:rPr>
-              <w:t>4</w:t>
+              <w:t>13</w:t>
             </w:r>
             <w:r>
               <w:rPr>
@@ -1543,7 +1544,7 @@
               <w:sz w:val="24"/>
             </w:rPr>
           </w:pPr>
-          <w:hyperlink w:anchor="_Toc224898875" w:history="1">
+          <w:hyperlink w:anchor="_Toc225019168" w:history="1">
             <w:r>
               <w:rPr>
                 <w:rStyle w:val="a5"/>
@@ -1575,7 +1576,7 @@
               <w:rPr>
                 <w:noProof/>
               </w:rPr>
-              <w:instrText xml:space="preserve"> PAGEREF _Toc224898875 \h </w:instrText>
+              <w:instrText xml:space="preserve"> PAGEREF _Toc225019168 \h </w:instrText>
             </w:r>
             <w:r>
               <w:rPr>
@@ -1592,7 +1593,7 @@
               <w:rPr>
                 <w:noProof/>
               </w:rPr>
-              <w:t>4</w:t>
+              <w:t>13</w:t>
             </w:r>
             <w:r>
               <w:rPr>
@@ -1616,7 +1617,7 @@
               <w:sz w:val="24"/>
             </w:rPr>
           </w:pPr>
-          <w:hyperlink w:anchor="_Toc224898876" w:history="1">
+          <w:hyperlink w:anchor="_Toc225019169" w:history="1">
             <w:r>
               <w:rPr>
                 <w:rStyle w:val="a5"/>
@@ -1658,7 +1659,7 @@
               <w:rPr>
                 <w:noProof/>
               </w:rPr>
-              <w:instrText xml:space="preserve"> PAGEREF _Toc224898876 \h </w:instrText>
+              <w:instrText xml:space="preserve"> PAGEREF _Toc225019169 \h </w:instrText>
             </w:r>
             <w:r>
               <w:rPr>
@@ -1675,7 +1676,7 @@
               <w:rPr>
                 <w:noProof/>
               </w:rPr>
-              <w:t>4</w:t>
+              <w:t>15</w:t>
             </w:r>
             <w:r>
               <w:rPr>
@@ -1695,7 +1696,7 @@
               <w:sz w:val="24"/>
             </w:rPr>
           </w:pPr>
-          <w:hyperlink w:anchor="_Toc224898877" w:history="1">
+          <w:hyperlink w:anchor="_Toc225019170" w:history="1">
             <w:r>
               <w:rPr>
                 <w:rStyle w:val="a5"/>
@@ -1742,7 +1743,7 @@
               <w:rPr>
                 <w:noProof/>
               </w:rPr>
-              <w:instrText xml:space="preserve"> PAGEREF _Toc224898877 \h </w:instrText>
+              <w:instrText xml:space="preserve"> PAGEREF _Toc225019170 \h </w:instrText>
             </w:r>
             <w:r>
               <w:rPr>
@@ -1759,7 +1760,7 @@
               <w:rPr>
                 <w:noProof/>
               </w:rPr>
-              <w:t>4</w:t>
+              <w:t>15</w:t>
             </w:r>
             <w:r>
               <w:rPr>
@@ -1782,7 +1783,7 @@
               <w:sz w:val="24"/>
             </w:rPr>
           </w:pPr>
-          <w:hyperlink w:anchor="_Toc224898878" w:history="1">
+          <w:hyperlink w:anchor="_Toc225019171" w:history="1">
             <w:r>
               <w:rPr>
                 <w:rStyle w:val="a5"/>
@@ -1814,7 +1815,7 @@
               <w:rPr>
                 <w:noProof/>
               </w:rPr>
-              <w:instrText xml:space="preserve"> PAGEREF _Toc224898878 \h </w:instrText>
+              <w:instrText xml:space="preserve"> PAGEREF _Toc225019171 \h </w:instrText>
             </w:r>
             <w:r>
               <w:rPr>
@@ -1831,7 +1832,7 @@
               <w:rPr>
                 <w:noProof/>
               </w:rPr>
-              <w:t>4</w:t>
+              <w:t>15</w:t>
             </w:r>
             <w:r>
               <w:rPr>
@@ -1854,7 +1855,7 @@
               <w:sz w:val="24"/>
             </w:rPr>
           </w:pPr>
-          <w:hyperlink w:anchor="_Toc224898879" w:history="1">
+          <w:hyperlink w:anchor="_Toc225019172" w:history="1">
             <w:r>
               <w:rPr>
                 <w:rStyle w:val="a5"/>
@@ -1886,7 +1887,7 @@
               <w:rPr>
                 <w:noProof/>
               </w:rPr>
-              <w:instrText xml:space="preserve"> PAGEREF _Toc224898879 \h </w:instrText>
+              <w:instrText xml:space="preserve"> PAGEREF _Toc225019172 \h </w:instrText>
             </w:r>
             <w:r>
               <w:rPr>
@@ -1903,7 +1904,7 @@
               <w:rPr>
                 <w:noProof/>
               </w:rPr>
-              <w:t>4</w:t>
+              <w:t>17</w:t>
             </w:r>
             <w:r>
               <w:rPr>
@@ -1926,7 +1927,7 @@
               <w:sz w:val="24"/>
             </w:rPr>
           </w:pPr>
-          <w:hyperlink w:anchor="_Toc224898880" w:history="1">
+          <w:hyperlink w:anchor="_Toc225019173" w:history="1">
             <w:r>
               <w:rPr>
                 <w:rStyle w:val="a5"/>
@@ -1958,7 +1959,7 @@
               <w:rPr>
                 <w:noProof/>
               </w:rPr>
-              <w:instrText xml:space="preserve"> PAGEREF _Toc224898880 \h </w:instrText>
+              <w:instrText xml:space="preserve"> PAGEREF _Toc225019173 \h </w:instrText>
             </w:r>
             <w:r>
               <w:rPr>
@@ -1975,7 +1976,7 @@
               <w:rPr>
                 <w:noProof/>
               </w:rPr>
-              <w:t>4</w:t>
+              <w:t>18</w:t>
             </w:r>
             <w:r>
               <w:rPr>
@@ -1995,7 +1996,7 @@
               <w:sz w:val="24"/>
             </w:rPr>
           </w:pPr>
-          <w:hyperlink w:anchor="_Toc224898881" w:history="1">
+          <w:hyperlink w:anchor="_Toc225019174" w:history="1">
             <w:r>
               <w:rPr>
                 <w:rStyle w:val="a5"/>
@@ -2042,7 +2043,7 @@
               <w:rPr>
                 <w:noProof/>
               </w:rPr>
-              <w:instrText xml:space="preserve"> PAGEREF _Toc224898881 \h </w:instrText>
+              <w:instrText xml:space="preserve"> PAGEREF _Toc225019174 \h </w:instrText>
             </w:r>
             <w:r>
               <w:rPr>
@@ -2059,7 +2060,7 @@
               <w:rPr>
                 <w:noProof/>
               </w:rPr>
-              <w:t>4</w:t>
+              <w:t>19</w:t>
             </w:r>
             <w:r>
               <w:rPr>
@@ -2082,7 +2083,7 @@
               <w:sz w:val="24"/>
             </w:rPr>
           </w:pPr>
-          <w:hyperlink w:anchor="_Toc224898882" w:history="1">
+          <w:hyperlink w:anchor="_Toc225019175" w:history="1">
             <w:r>
               <w:rPr>
                 <w:rStyle w:val="a5"/>
@@ -2114,7 +2115,7 @@
               <w:rPr>
                 <w:noProof/>
               </w:rPr>
-              <w:instrText xml:space="preserve"> PAGEREF _Toc224898882 \h </w:instrText>
+              <w:instrText xml:space="preserve"> PAGEREF _Toc225019175 \h </w:instrText>
             </w:r>
             <w:r>
               <w:rPr>
@@ -2131,7 +2132,7 @@
               <w:rPr>
                 <w:noProof/>
               </w:rPr>
-              <w:t>4</w:t>
+              <w:t>19</w:t>
             </w:r>
             <w:r>
               <w:rPr>
@@ -2154,7 +2155,7 @@
               <w:sz w:val="24"/>
             </w:rPr>
           </w:pPr>
-          <w:hyperlink w:anchor="_Toc224898883" w:history="1">
+          <w:hyperlink w:anchor="_Toc225019176" w:history="1">
             <w:r>
               <w:rPr>
                 <w:rStyle w:val="a5"/>
@@ -2186,7 +2187,7 @@
               <w:rPr>
                 <w:noProof/>
               </w:rPr>
-              <w:instrText xml:space="preserve"> PAGEREF _Toc224898883 \h </w:instrText>
+              <w:instrText xml:space="preserve"> PAGEREF _Toc225019176 \h </w:instrText>
             </w:r>
             <w:r>
               <w:rPr>
@@ -2203,7 +2204,7 @@
               <w:rPr>
                 <w:noProof/>
               </w:rPr>
-              <w:t>4</w:t>
+              <w:t>19</w:t>
             </w:r>
             <w:r>
               <w:rPr>
@@ -2227,7 +2228,7 @@
               <w:sz w:val="24"/>
             </w:rPr>
           </w:pPr>
-          <w:hyperlink w:anchor="_Toc224898884" w:history="1">
+          <w:hyperlink w:anchor="_Toc225019177" w:history="1">
             <w:r>
               <w:rPr>
                 <w:rStyle w:val="a5"/>
@@ -2269,7 +2270,7 @@
               <w:rPr>
                 <w:noProof/>
               </w:rPr>
-              <w:instrText xml:space="preserve"> PAGEREF _Toc224898884 \h </w:instrText>
+              <w:instrText xml:space="preserve"> PAGEREF _Toc225019177 \h </w:instrText>
             </w:r>
             <w:r>
               <w:rPr>
@@ -2286,7 +2287,7 @@
               <w:rPr>
                 <w:noProof/>
               </w:rPr>
-              <w:t>4</w:t>
+              <w:t>20</w:t>
             </w:r>
             <w:r>
               <w:rPr>
@@ -2306,7 +2307,7 @@
               <w:sz w:val="24"/>
             </w:rPr>
           </w:pPr>
-          <w:hyperlink w:anchor="_Toc224898885" w:history="1">
+          <w:hyperlink w:anchor="_Toc225019178" w:history="1">
             <w:r>
               <w:rPr>
                 <w:rStyle w:val="a5"/>
@@ -2353,7 +2354,7 @@
               <w:rPr>
                 <w:noProof/>
               </w:rPr>
-              <w:instrText xml:space="preserve"> PAGEREF _Toc224898885 \h </w:instrText>
+              <w:instrText xml:space="preserve"> PAGEREF _Toc225019178 \h </w:instrText>
             </w:r>
             <w:r>
               <w:rPr>
@@ -2370,7 +2371,7 @@
               <w:rPr>
                 <w:noProof/>
               </w:rPr>
-              <w:t>4</w:t>
+              <w:t>20</w:t>
             </w:r>
             <w:r>
               <w:rPr>
@@ -2393,7 +2394,7 @@
               <w:sz w:val="24"/>
             </w:rPr>
           </w:pPr>
-          <w:hyperlink w:anchor="_Toc224898886" w:history="1">
+          <w:hyperlink w:anchor="_Toc225019179" w:history="1">
             <w:r>
               <w:rPr>
                 <w:rStyle w:val="a5"/>
@@ -2425,7 +2426,7 @@
               <w:rPr>
                 <w:noProof/>
               </w:rPr>
-              <w:instrText xml:space="preserve"> PAGEREF _Toc224898886 \h </w:instrText>
+              <w:instrText xml:space="preserve"> PAGEREF _Toc225019179 \h </w:instrText>
             </w:r>
             <w:r>
               <w:rPr>
@@ -2442,7 +2443,7 @@
               <w:rPr>
                 <w:noProof/>
               </w:rPr>
-              <w:t>4</w:t>
+              <w:t>20</w:t>
             </w:r>
             <w:r>
               <w:rPr>
@@ -2465,7 +2466,7 @@
               <w:sz w:val="24"/>
             </w:rPr>
           </w:pPr>
-          <w:hyperlink w:anchor="_Toc224898887" w:history="1">
+          <w:hyperlink w:anchor="_Toc225019180" w:history="1">
             <w:r>
               <w:rPr>
                 <w:rStyle w:val="a5"/>
@@ -2497,7 +2498,7 @@
               <w:rPr>
                 <w:noProof/>
               </w:rPr>
-              <w:instrText xml:space="preserve"> PAGEREF _Toc224898887 \h </w:instrText>
+              <w:instrText xml:space="preserve"> PAGEREF _Toc225019180 \h </w:instrText>
             </w:r>
             <w:r>
               <w:rPr>
@@ -2514,7 +2515,7 @@
               <w:rPr>
                 <w:noProof/>
               </w:rPr>
-              <w:t>4</w:t>
+              <w:t>21</w:t>
             </w:r>
             <w:r>
               <w:rPr>
@@ -2537,7 +2538,7 @@
               <w:sz w:val="24"/>
             </w:rPr>
           </w:pPr>
-          <w:hyperlink w:anchor="_Toc224898888" w:history="1">
+          <w:hyperlink w:anchor="_Toc225019181" w:history="1">
             <w:r>
               <w:rPr>
                 <w:rStyle w:val="a5"/>
@@ -2569,7 +2570,7 @@
               <w:rPr>
                 <w:noProof/>
               </w:rPr>
-              <w:instrText xml:space="preserve"> PAGEREF _Toc224898888 \h </w:instrText>
+              <w:instrText xml:space="preserve"> PAGEREF _Toc225019181 \h </w:instrText>
             </w:r>
             <w:r>
               <w:rPr>
@@ -2586,7 +2587,7 @@
               <w:rPr>
                 <w:noProof/>
               </w:rPr>
-              <w:t>4</w:t>
+              <w:t>22</w:t>
             </w:r>
             <w:r>
               <w:rPr>
@@ -2609,7 +2610,7 @@
               <w:sz w:val="24"/>
             </w:rPr>
           </w:pPr>
-          <w:hyperlink w:anchor="_Toc224898889" w:history="1">
+          <w:hyperlink w:anchor="_Toc225019182" w:history="1">
             <w:r>
               <w:rPr>
                 <w:rStyle w:val="a5"/>
@@ -2641,7 +2642,7 @@
               <w:rPr>
                 <w:noProof/>
               </w:rPr>
-              <w:instrText xml:space="preserve"> PAGEREF _Toc224898889 \h </w:instrText>
+              <w:instrText xml:space="preserve"> PAGEREF _Toc225019182 \h </w:instrText>
             </w:r>
             <w:r>
               <w:rPr>
@@ -2658,7 +2659,7 @@
               <w:rPr>
                 <w:noProof/>
               </w:rPr>
-              <w:t>4</w:t>
+              <w:t>22</w:t>
             </w:r>
             <w:r>
               <w:rPr>
@@ -2682,7 +2683,7 @@
               <w:sz w:val="24"/>
             </w:rPr>
           </w:pPr>
-          <w:hyperlink w:anchor="_Toc224898890" w:history="1">
+          <w:hyperlink w:anchor="_Toc225019183" w:history="1">
             <w:r>
               <w:rPr>
                 <w:rStyle w:val="a5"/>
@@ -2724,7 +2725,7 @@
               <w:rPr>
                 <w:noProof/>
               </w:rPr>
-              <w:instrText xml:space="preserve"> PAGEREF _Toc224898890 \h </w:instrText>
+              <w:instrText xml:space="preserve"> PAGEREF _Toc225019183 \h </w:instrText>
             </w:r>
             <w:r>
               <w:rPr>
@@ -2741,7 +2742,7 @@
               <w:rPr>
                 <w:noProof/>
               </w:rPr>
-              <w:t>4</w:t>
+              <w:t>23</w:t>
             </w:r>
             <w:r>
               <w:rPr>
@@ -2761,7 +2762,7 @@
               <w:sz w:val="24"/>
             </w:rPr>
           </w:pPr>
-          <w:hyperlink w:anchor="_Toc224898891" w:history="1">
+          <w:hyperlink w:anchor="_Toc225019184" w:history="1">
             <w:r>
               <w:rPr>
                 <w:rStyle w:val="a5"/>
@@ -2808,7 +2809,7 @@
               <w:rPr>
                 <w:noProof/>
               </w:rPr>
-              <w:instrText xml:space="preserve"> PAGEREF _Toc224898891 \h </w:instrText>
+              <w:instrText xml:space="preserve"> PAGEREF _Toc225019184 \h </w:instrText>
             </w:r>
             <w:r>
               <w:rPr>
@@ -2825,7 +2826,7 @@
               <w:rPr>
                 <w:noProof/>
               </w:rPr>
-              <w:t>4</w:t>
+              <w:t>23</w:t>
             </w:r>
             <w:r>
               <w:rPr>
@@ -2848,7 +2849,7 @@
               <w:sz w:val="24"/>
             </w:rPr>
           </w:pPr>
-          <w:hyperlink w:anchor="_Toc224898892" w:history="1">
+          <w:hyperlink w:anchor="_Toc225019185" w:history="1">
             <w:r>
               <w:rPr>
                 <w:rStyle w:val="a5"/>
@@ -2880,7 +2881,7 @@
               <w:rPr>
                 <w:noProof/>
               </w:rPr>
-              <w:instrText xml:space="preserve"> PAGEREF _Toc224898892 \h </w:instrText>
+              <w:instrText xml:space="preserve"> PAGEREF _Toc225019185 \h </w:instrText>
             </w:r>
             <w:r>
               <w:rPr>
@@ -2897,7 +2898,7 @@
               <w:rPr>
                 <w:noProof/>
               </w:rPr>
-              <w:t>4</w:t>
+              <w:t>23</w:t>
             </w:r>
             <w:r>
               <w:rPr>
@@ -2920,7 +2921,7 @@
               <w:sz w:val="24"/>
             </w:rPr>
           </w:pPr>
-          <w:hyperlink w:anchor="_Toc224898893" w:history="1">
+          <w:hyperlink w:anchor="_Toc225019186" w:history="1">
             <w:r>
               <w:rPr>
                 <w:rStyle w:val="a5"/>
@@ -2952,7 +2953,7 @@
               <w:rPr>
                 <w:noProof/>
               </w:rPr>
-              <w:instrText xml:space="preserve"> PAGEREF _Toc224898893 \h </w:instrText>
+              <w:instrText xml:space="preserve"> PAGEREF _Toc225019186 \h </w:instrText>
             </w:r>
             <w:r>
               <w:rPr>
@@ -2969,7 +2970,7 @@
               <w:rPr>
                 <w:noProof/>
               </w:rPr>
-              <w:t>4</w:t>
+              <w:t>24</w:t>
             </w:r>
             <w:r>
               <w:rPr>
@@ -2992,7 +2993,7 @@
               <w:sz w:val="24"/>
             </w:rPr>
           </w:pPr>
-          <w:hyperlink w:anchor="_Toc224898894" w:history="1">
+          <w:hyperlink w:anchor="_Toc225019187" w:history="1">
             <w:r>
               <w:rPr>
                 <w:rStyle w:val="a5"/>
@@ -3024,7 +3025,7 @@
               <w:rPr>
                 <w:noProof/>
               </w:rPr>
-              <w:instrText xml:space="preserve"> PAGEREF _Toc224898894 \h </w:instrText>
+              <w:instrText xml:space="preserve"> PAGEREF _Toc225019187 \h </w:instrText>
             </w:r>
             <w:r>
               <w:rPr>
@@ -3041,7 +3042,7 @@
               <w:rPr>
                 <w:noProof/>
               </w:rPr>
-              <w:t>4</w:t>
+              <w:t>25</w:t>
             </w:r>
             <w:r>
               <w:rPr>
@@ -3061,7 +3062,7 @@
               <w:sz w:val="24"/>
             </w:rPr>
           </w:pPr>
-          <w:hyperlink w:anchor="_Toc224898895" w:history="1">
+          <w:hyperlink w:anchor="_Toc225019188" w:history="1">
             <w:r>
               <w:rPr>
                 <w:rStyle w:val="a5"/>
@@ -3108,7 +3109,7 @@
               <w:rPr>
                 <w:noProof/>
               </w:rPr>
-              <w:instrText xml:space="preserve"> PAGEREF _Toc224898895 \h </w:instrText>
+              <w:instrText xml:space="preserve"> PAGEREF _Toc225019188 \h </w:instrText>
             </w:r>
             <w:r>
               <w:rPr>
@@ -3125,7 +3126,7 @@
               <w:rPr>
                 <w:noProof/>
               </w:rPr>
-              <w:t>4</w:t>
+              <w:t>26</w:t>
             </w:r>
             <w:r>
               <w:rPr>
@@ -3148,7 +3149,7 @@
               <w:sz w:val="24"/>
             </w:rPr>
           </w:pPr>
-          <w:hyperlink w:anchor="_Toc224898896" w:history="1">
+          <w:hyperlink w:anchor="_Toc225019189" w:history="1">
             <w:r>
               <w:rPr>
                 <w:rStyle w:val="a5"/>
@@ -3180,7 +3181,7 @@
               <w:rPr>
                 <w:noProof/>
               </w:rPr>
-              <w:instrText xml:space="preserve"> PAGEREF _Toc224898896 \h </w:instrText>
+              <w:instrText xml:space="preserve"> PAGEREF _Toc225019189 \h </w:instrText>
             </w:r>
             <w:r>
               <w:rPr>
@@ -3197,7 +3198,7 @@
               <w:rPr>
                 <w:noProof/>
               </w:rPr>
-              <w:t>4</w:t>
+              <w:t>26</w:t>
             </w:r>
             <w:r>
               <w:rPr>
@@ -3220,7 +3221,7 @@
               <w:sz w:val="24"/>
             </w:rPr>
           </w:pPr>
-          <w:hyperlink w:anchor="_Toc224898897" w:history="1">
+          <w:hyperlink w:anchor="_Toc225019190" w:history="1">
             <w:r>
               <w:rPr>
                 <w:rStyle w:val="a5"/>
@@ -3252,7 +3253,7 @@
               <w:rPr>
                 <w:noProof/>
               </w:rPr>
-              <w:instrText xml:space="preserve"> PAGEREF _Toc224898897 \h </w:instrText>
+              <w:instrText xml:space="preserve"> PAGEREF _Toc225019190 \h </w:instrText>
             </w:r>
             <w:r>
               <w:rPr>
@@ -3269,7 +3270,7 @@
               <w:rPr>
                 <w:noProof/>
               </w:rPr>
-              <w:t>4</w:t>
+              <w:t>26</w:t>
             </w:r>
             <w:r>
               <w:rPr>
@@ -3292,13 +3293,28 @@
               <w:sz w:val="24"/>
             </w:rPr>
           </w:pPr>
-          <w:hyperlink w:anchor="_Toc224898898" w:history="1">
+          <w:hyperlink w:anchor="_Toc225019191" w:history="1">
             <w:r>
               <w:rPr>
                 <w:rStyle w:val="a5"/>
                 <w:rFonts w:hint="eastAsia"/>
                 <w:noProof/>
               </w:rPr>
+              <w:t>附件</w:t>
+            </w:r>
+            <w:r>
+              <w:rPr>
+                <w:rStyle w:val="a5"/>
+                <w:noProof/>
+              </w:rPr>
+              <w:t xml:space="preserve"> </w:t>
+            </w:r>
+            <w:r>
+              <w:rPr>
+                <w:rStyle w:val="a5"/>
+                <w:rFonts w:hint="eastAsia"/>
+                <w:noProof/>
+              </w:rPr>
               <w:t>參考資料</w:t>
             </w:r>
             <w:r>
@@ -3317,7 +3333,7 @@
               <w:rPr>
                 <w:noProof/>
               </w:rPr>
-              <w:instrText xml:space="preserve"> PAGEREF _Toc224898898 \h </w:instrText>
+              <w:instrText xml:space="preserve"> PAGEREF _Toc225019191 \h </w:instrText>
             </w:r>
             <w:r>
               <w:rPr>
@@ -3334,7 +3350,7 @@
               <w:rPr>
                 <w:noProof/>
               </w:rPr>
-              <w:t>4</w:t>
+              <w:t>1</w:t>
             </w:r>
             <w:r>
               <w:rPr>
@@ -3357,14 +3373,14 @@
               <w:sz w:val="24"/>
             </w:rPr>
           </w:pPr>
-          <w:hyperlink w:anchor="_Toc224898899" w:history="1">
+          <w:hyperlink w:anchor="_Toc225019192" w:history="1">
             <w:r>
               <w:rPr>
                 <w:rStyle w:val="a5"/>
                 <w:rFonts w:hint="eastAsia"/>
                 <w:noProof/>
               </w:rPr>
-              <w:t>附件</w:t>
+              <w:t>名詞解釋與數字關聯說明</w:t>
             </w:r>
             <w:r>
               <w:rPr>
@@ -3382,7 +3398,12 @@
               <w:rPr>
                 <w:noProof/>
               </w:rPr>
-              <w:instrText xml:space="preserve"> PAGEREF _Toc224898899 \h </w:instrText>
+              <w:instrText xml:space="preserve"> PAGEREF _Toc225019192 \h </w:instrText>
+            </w:r>
+            <w:r>
+              <w:rPr>
+                <w:noProof/>
+              </w:rPr>
             </w:r>
             <w:r>
               <w:rPr>
@@ -3392,12 +3413,9 @@
             </w:r>
             <w:r>
               <w:rPr>
-                <w:rFonts w:hint="eastAsia"/>
-                <w:b/>
-                <w:bCs/>
-                <w:noProof/>
-              </w:rPr>
-              <w:t>錯誤! 尚未定義書籤。</w:t>
+                <w:noProof/>
+              </w:rPr>
+              <w:t>4</w:t>
             </w:r>
             <w:r>
               <w:rPr>
@@ -3432,6 +3450,8 @@
           <w:docGrid w:linePitch="360"/>
         </w:sectPr>
       </w:pPr>
+      <w:bookmarkStart w:id="1" w:name="_GoBack"/>
+      <w:bookmarkEnd w:id="1"/>
       <w:r>
         <w:br w:type="page"/>
       </w:r>
@@ -3530,12 +3550,12 @@
           <w:numId w:val="4"/>
         </w:numPr>
       </w:pPr>
-      <w:bookmarkStart w:id="1" w:name="_Toc224898857"/>
+      <w:bookmarkStart w:id="2" w:name="_Toc225019150"/>
       <w:r>
         <w:lastRenderedPageBreak/>
         <w:t>解決方案</w:t>
       </w:r>
-      <w:bookmarkEnd w:id="1"/>
+      <w:bookmarkEnd w:id="2"/>
     </w:p>
     <w:p>
       <w:pPr>
@@ -3656,7 +3676,7 @@
         </w:rPr>
         <w:t xml:space="preserve"> </w:t>
       </w:r>
-      <w:bookmarkStart w:id="2" w:name="_Toc224898858"/>
+      <w:bookmarkStart w:id="3" w:name="_Toc225019151"/>
       <w:r>
         <w:rPr>
           <w:rFonts w:hint="eastAsia"/>
@@ -3675,17 +3695,17 @@
       <w:r>
         <w:t>執行摘要</w:t>
       </w:r>
-      <w:bookmarkEnd w:id="2"/>
+      <w:bookmarkEnd w:id="3"/>
     </w:p>
     <w:p>
       <w:pPr>
         <w:pStyle w:val="3"/>
       </w:pPr>
-      <w:bookmarkStart w:id="3" w:name="_Toc224898859"/>
+      <w:bookmarkStart w:id="4" w:name="_Toc225019152"/>
       <w:r>
         <w:t>1. 解決的消費痛點</w:t>
       </w:r>
-      <w:bookmarkEnd w:id="3"/>
+      <w:bookmarkEnd w:id="4"/>
     </w:p>
     <w:p>
       <w:r>
@@ -3823,12 +3843,12 @@
       <w:pPr>
         <w:pStyle w:val="3"/>
       </w:pPr>
-      <w:bookmarkStart w:id="4" w:name="_Toc224898860"/>
+      <w:bookmarkStart w:id="5" w:name="_Toc225019153"/>
       <w:r>
         <w:lastRenderedPageBreak/>
         <w:t>2. 產品特色與市場定位</w:t>
       </w:r>
-      <w:bookmarkEnd w:id="4"/>
+      <w:bookmarkEnd w:id="5"/>
     </w:p>
     <w:p>
       <w:pPr>
@@ -4925,12 +4945,12 @@
       <w:pPr>
         <w:pStyle w:val="3"/>
       </w:pPr>
-      <w:bookmarkStart w:id="5" w:name="_Toc224898861"/>
+      <w:bookmarkStart w:id="6" w:name="_Toc225019154"/>
       <w:r>
         <w:lastRenderedPageBreak/>
         <w:t>3. 目標客群</w:t>
       </w:r>
-      <w:bookmarkEnd w:id="5"/>
+      <w:bookmarkEnd w:id="6"/>
     </w:p>
     <w:p>
       <w:pPr>
@@ -4972,11 +4992,11 @@
       <w:pPr>
         <w:pStyle w:val="3"/>
       </w:pPr>
-      <w:bookmarkStart w:id="6" w:name="_Toc224898862"/>
+      <w:bookmarkStart w:id="7" w:name="_Toc225019155"/>
       <w:r>
         <w:t>4. 初步市場驗證成果</w:t>
       </w:r>
-      <w:bookmarkEnd w:id="6"/>
+      <w:bookmarkEnd w:id="7"/>
     </w:p>
     <w:p>
       <w:pPr>
@@ -5020,7 +5040,7 @@
       <w:pPr>
         <w:pStyle w:val="2"/>
       </w:pPr>
-      <w:bookmarkStart w:id="7" w:name="_Toc224898863"/>
+      <w:bookmarkStart w:id="8" w:name="_Toc225019156"/>
       <w:r>
         <w:lastRenderedPageBreak/>
         <w:t>(二</w:t>
@@ -5033,224 +5053,224 @@
       </w:r>
       <w:r>
         <w:t>問題與產品</w:t>
-      </w:r>
-      <w:bookmarkEnd w:id="7"/>
-    </w:p>
-    <w:p>
-      <w:pPr>
-        <w:pStyle w:val="3"/>
-      </w:pPr>
-      <w:bookmarkStart w:id="8" w:name="_Toc224898864"/>
-      <w:r>
-        <w:t>1. 消費者使用情境</w:t>
       </w:r>
       <w:bookmarkEnd w:id="8"/>
     </w:p>
     <w:p>
       <w:pPr>
-        <w:pStyle w:val="4"/>
-        <w:rPr>
-          <w:b/>
-        </w:rPr>
-      </w:pPr>
-      <w:r>
-        <w:rPr>
-          <w:b/>
-        </w:rPr>
-        <w:t>情境一：跟不上進度的學生</w:t>
-      </w:r>
+        <w:pStyle w:val="3"/>
+      </w:pPr>
+      <w:bookmarkStart w:id="9" w:name="_Toc225019157"/>
+      <w:r>
+        <w:t>1. 消費者使用情境</w:t>
+      </w:r>
+      <w:bookmarkEnd w:id="9"/>
     </w:p>
     <w:p>
-      <w:r>
-        <w:t>同學請假兩週，回到學校後發現</w:t>
-      </w:r>
-      <w:r>
-        <w:rPr>
-          <w:rFonts w:hint="eastAsia"/>
-        </w:rPr>
-        <w:t>老師</w:t>
-      </w:r>
-      <w:r>
-        <w:t>已經教到「一元二次方程式」，自己連前一章的因式分解都還沒搞懂，補習班進度也早就往前走了，他不敢開口問老師，只能硬著頭皮聽課</w:t>
-      </w:r>
-      <w:r>
-        <w:rPr>
-          <w:rFonts w:hint="eastAsia"/>
-        </w:rPr>
-        <w:t>，課後</w:t>
-      </w:r>
-      <w:r>
-        <w:t>同學利用 Mathify Labs 所提供的教學影片及章節</w:t>
-      </w:r>
-      <w:r>
-        <w:rPr>
-          <w:rFonts w:hint="eastAsia"/>
-        </w:rPr>
-        <w:t>教材</w:t>
-      </w:r>
-      <w:r>
-        <w:t>，遇到不懂的觀念或是無法理解為什麼自己的答案是錯誤的當下，由</w:t>
-      </w:r>
-      <w:r>
-        <w:rPr>
-          <w:rFonts w:hint="eastAsia"/>
-        </w:rPr>
-        <w:t xml:space="preserve"> </w:t>
-      </w:r>
-      <w:r>
-        <w:t>Mathify Labs AI 家教提供即時的解題說明</w:t>
-      </w:r>
-      <w:r>
-        <w:rPr>
-          <w:rFonts w:hint="eastAsia"/>
-        </w:rPr>
-        <w:t>，</w:t>
-      </w:r>
-      <w:r>
-        <w:t>同學自主補完進度</w:t>
-      </w:r>
-      <w:r>
-        <w:rPr>
-          <w:rFonts w:hint="eastAsia"/>
-        </w:rPr>
-        <w:t>後</w:t>
-      </w:r>
-      <w:r>
-        <w:t>，重新跟上班級的學習節奏。</w:t>
+      <w:pPr>
+        <w:pStyle w:val="4"/>
+        <w:rPr>
+          <w:b/>
+        </w:rPr>
+      </w:pPr>
+      <w:r>
+        <w:rPr>
+          <w:b/>
+        </w:rPr>
+        <w:t>情境一：跟不上進度的學生</w:t>
       </w:r>
     </w:p>
     <w:p>
-      <w:pPr>
-        <w:pStyle w:val="4"/>
-        <w:rPr>
-          <w:b/>
-        </w:rPr>
-      </w:pPr>
-      <w:r>
-        <w:rPr>
-          <w:b/>
-        </w:rPr>
-        <w:t>情境二：準備段考的學生</w:t>
+      <w:r>
+        <w:t>同學請假兩週，回到學校後發現</w:t>
+      </w:r>
+      <w:r>
+        <w:rPr>
+          <w:rFonts w:hint="eastAsia"/>
+        </w:rPr>
+        <w:t>老師</w:t>
+      </w:r>
+      <w:r>
+        <w:t>已經教到「一元二次方程式」，自己連前一章的因式分解都還沒搞懂，補習班進度也早就往前走了，他不敢開口問老師，只能硬著頭皮聽課</w:t>
+      </w:r>
+      <w:r>
+        <w:rPr>
+          <w:rFonts w:hint="eastAsia"/>
+        </w:rPr>
+        <w:t>，課後</w:t>
+      </w:r>
+      <w:r>
+        <w:t>同學利用 Mathify Labs 所提供的教學影片及章節</w:t>
+      </w:r>
+      <w:r>
+        <w:rPr>
+          <w:rFonts w:hint="eastAsia"/>
+        </w:rPr>
+        <w:t>教材</w:t>
+      </w:r>
+      <w:r>
+        <w:t>，遇到不懂的觀念或是無法理解為什麼自己的答案是錯誤的當下，由</w:t>
+      </w:r>
+      <w:r>
+        <w:rPr>
+          <w:rFonts w:hint="eastAsia"/>
+        </w:rPr>
+        <w:t xml:space="preserve"> </w:t>
+      </w:r>
+      <w:r>
+        <w:t>Mathify Labs AI 家教提供即時的解題說明</w:t>
+      </w:r>
+      <w:r>
+        <w:rPr>
+          <w:rFonts w:hint="eastAsia"/>
+        </w:rPr>
+        <w:t>，</w:t>
+      </w:r>
+      <w:r>
+        <w:t>同學自主補完進度</w:t>
+      </w:r>
+      <w:r>
+        <w:rPr>
+          <w:rFonts w:hint="eastAsia"/>
+        </w:rPr>
+        <w:t>後</w:t>
+      </w:r>
+      <w:r>
+        <w:t>，重新跟上班級的學習節奏。</w:t>
       </w:r>
     </w:p>
     <w:p>
-      <w:r>
-        <w:t>同學段考前拼命刷題，但「二次函數圖形」相關的題目總是錯在同一個地方</w:t>
-      </w:r>
-      <w:r>
-        <w:rPr>
-          <w:rFonts w:hint="eastAsia"/>
-        </w:rPr>
-        <w:t xml:space="preserve"> </w:t>
-      </w:r>
-      <w:r>
-        <w:t>—</w:t>
-      </w:r>
-      <w:r>
-        <w:rPr>
-          <w:rFonts w:hint="eastAsia"/>
-        </w:rPr>
-        <w:t xml:space="preserve"> 他</w:t>
-      </w:r>
-      <w:r>
-        <w:t>以為自己粗心，其實是搞混了頂點座標和對稱軸的關係，翻參考書只看到標準答案，完全不知道自己的思路哪裡出了問題。同學用 Mathify Labs 的錯題分析功能，系統自動從</w:t>
-      </w:r>
-      <w:r>
-        <w:rPr>
-          <w:rFonts w:hint="eastAsia"/>
-        </w:rPr>
-        <w:t>他</w:t>
-      </w:r>
-      <w:r>
-        <w:t>的錯題庫中找出錯誤模式，標記出「頂點座標判斷」這個卡點。Mathify Labs AI 家教不直接給答案，而是先問：「你覺得 y = a(x</w:t>
-      </w:r>
-      <w:r>
-        <w:rPr>
-          <w:rFonts w:ascii="MS Gothic" w:eastAsia="MS Gothic" w:hAnsi="MS Gothic" w:cs="MS Gothic" w:hint="eastAsia"/>
-        </w:rPr>
-        <w:t>−</w:t>
-      </w:r>
-      <w:r>
-        <w:t>h)</w:t>
-      </w:r>
-      <w:r>
-        <w:rPr>
-          <w:rFonts w:hint="eastAsia"/>
-        </w:rPr>
-        <w:t>²</w:t>
-      </w:r>
-      <w:r>
-        <w:t xml:space="preserve"> + k 裡面，哪個是頂點的 x 座標？」接著用動態圖形一步步展示拋物線隨參數改變的過程，讓</w:t>
-      </w:r>
-      <w:r>
-        <w:rPr>
-          <w:rFonts w:hint="eastAsia"/>
-        </w:rPr>
-        <w:t>他</w:t>
-      </w:r>
-      <w:r>
-        <w:t>「看見」觀念之間的關聯</w:t>
-      </w:r>
-      <w:r>
-        <w:rPr>
-          <w:rFonts w:hint="eastAsia"/>
-        </w:rPr>
-        <w:t>，</w:t>
-      </w:r>
-      <w:r>
-        <w:t>段考時，同學在這類題目上不再失分。</w:t>
+      <w:pPr>
+        <w:pStyle w:val="4"/>
+        <w:rPr>
+          <w:b/>
+        </w:rPr>
+      </w:pPr>
+      <w:r>
+        <w:rPr>
+          <w:b/>
+        </w:rPr>
+        <w:t>情境二：準備段考的學生</w:t>
       </w:r>
     </w:p>
     <w:p>
-      <w:pPr>
-        <w:pStyle w:val="4"/>
-        <w:rPr>
-          <w:b/>
-        </w:rPr>
-      </w:pPr>
-      <w:r>
-        <w:rPr>
-          <w:b/>
-        </w:rPr>
-        <w:t>情境三：偏鄉的學生</w:t>
+      <w:r>
+        <w:t>同學段考前拼命刷題，但「二次函數圖形」相關的題目總是錯在同一個地方</w:t>
+      </w:r>
+      <w:r>
+        <w:rPr>
+          <w:rFonts w:hint="eastAsia"/>
+        </w:rPr>
+        <w:t xml:space="preserve"> </w:t>
+      </w:r>
+      <w:r>
+        <w:t>—</w:t>
+      </w:r>
+      <w:r>
+        <w:rPr>
+          <w:rFonts w:hint="eastAsia"/>
+        </w:rPr>
+        <w:t xml:space="preserve"> 他</w:t>
+      </w:r>
+      <w:r>
+        <w:t>以為自己粗心，其實是搞混了頂點座標和對稱軸的關係，翻參考書只看到標準答案，完全不知道自己的思路哪裡出了問題。同學用 Mathify Labs 的錯題分析功能，系統自動從</w:t>
+      </w:r>
+      <w:r>
+        <w:rPr>
+          <w:rFonts w:hint="eastAsia"/>
+        </w:rPr>
+        <w:t>他</w:t>
+      </w:r>
+      <w:r>
+        <w:t>的錯題庫中找出錯誤模式，標記出「頂點座標判斷」這個卡點。Mathify Labs AI 家教不直接給答案，而是先問：「你覺得 y = a(x</w:t>
+      </w:r>
+      <w:r>
+        <w:rPr>
+          <w:rFonts w:ascii="MS Gothic" w:eastAsia="MS Gothic" w:hAnsi="MS Gothic" w:cs="MS Gothic" w:hint="eastAsia"/>
+        </w:rPr>
+        <w:t>−</w:t>
+      </w:r>
+      <w:r>
+        <w:t>h)</w:t>
+      </w:r>
+      <w:r>
+        <w:rPr>
+          <w:rFonts w:hint="eastAsia"/>
+        </w:rPr>
+        <w:t>²</w:t>
+      </w:r>
+      <w:r>
+        <w:t xml:space="preserve"> + k 裡面，哪個是頂點的 x 座標？」接著用動態圖形一步步展示拋物線隨參數改變的過程，讓</w:t>
+      </w:r>
+      <w:r>
+        <w:rPr>
+          <w:rFonts w:hint="eastAsia"/>
+        </w:rPr>
+        <w:t>他</w:t>
+      </w:r>
+      <w:r>
+        <w:t>「看見」觀念之間的關聯</w:t>
+      </w:r>
+      <w:r>
+        <w:rPr>
+          <w:rFonts w:hint="eastAsia"/>
+        </w:rPr>
+        <w:t>，</w:t>
+      </w:r>
+      <w:r>
+        <w:t>段考時，同學在這類題目上不再失分。</w:t>
       </w:r>
     </w:p>
     <w:p>
-      <w:r>
-        <w:t>同學住在台東，鎮上唯一的補習班只教國小課程，國中數學只能靠學校老師。遇到不懂的題目，回家後沒有人可以問，YouTube 上的教學影片東一個西一個，很難找到跟課本進度對應的內容。同學的媽媽幫他訂閱 Mathify Labs，每月 NT$600</w:t>
-      </w:r>
-      <w:r>
-        <w:rPr>
-          <w:rFonts w:hint="eastAsia"/>
-        </w:rPr>
-        <w:t xml:space="preserve"> </w:t>
-      </w:r>
-      <w:r>
-        <w:t>—</w:t>
-      </w:r>
-      <w:r>
-        <w:rPr>
-          <w:rFonts w:hint="eastAsia"/>
-        </w:rPr>
-        <w:t xml:space="preserve"> </w:t>
-      </w:r>
-      <w:r>
-        <w:t>不到實體補習班十分之一的費用，同學每天放學後花 30 分鐘跟 AI 家教練習，系統根據他的程度自動調整難度，遇到不會的觀念隨時可以反覆提問，學期結束時，同學的段考成績從班上後段進步到中上，媽媽看著 Mathify Labs 週報上的學習曲線，決定繼續訂閱。</w:t>
-      </w:r>
-      <w:r>
-        <w:br w:type="page"/>
+      <w:pPr>
+        <w:pStyle w:val="4"/>
+        <w:rPr>
+          <w:b/>
+        </w:rPr>
+      </w:pPr>
+      <w:r>
+        <w:rPr>
+          <w:b/>
+        </w:rPr>
+        <w:t>情境三：偏鄉的學生</w:t>
       </w:r>
     </w:p>
     <w:p>
+      <w:r>
+        <w:t>同學住在台東，鎮上唯一的補習班只教國小課程，國中數學只能靠學校老師。遇到不懂的題目，回家後沒有人可以問，YouTube 上的教學影片東一個西一個，很難找到跟課本進度對應的內容。同學的媽媽幫他訂閱 Mathify Labs，每月 NT$600</w:t>
+      </w:r>
+      <w:r>
+        <w:rPr>
+          <w:rFonts w:hint="eastAsia"/>
+        </w:rPr>
+        <w:t xml:space="preserve"> </w:t>
+      </w:r>
+      <w:r>
+        <w:t>—</w:t>
+      </w:r>
+      <w:r>
+        <w:rPr>
+          <w:rFonts w:hint="eastAsia"/>
+        </w:rPr>
+        <w:t xml:space="preserve"> </w:t>
+      </w:r>
+      <w:r>
+        <w:t>不到實體補習班十分之一的費用，同學每天放學後花 30 分鐘跟 AI 家教練習，系統根據他的程度自動調整難度，遇到不會的觀念隨時可以反覆提問，學期結束時，同學的段考成績從班上後段進步到中上，媽媽看著 Mathify Labs 週報上的學習曲線，決定繼續訂閱。</w:t>
+      </w:r>
+      <w:r>
+        <w:br w:type="page"/>
+      </w:r>
+    </w:p>
+    <w:p>
       <w:pPr>
         <w:pStyle w:val="3"/>
       </w:pPr>
-      <w:bookmarkStart w:id="9" w:name="_Toc224898865"/>
+      <w:bookmarkStart w:id="10" w:name="_Toc225019158"/>
       <w:r>
         <w:lastRenderedPageBreak/>
         <w:t>2. 客戶痛點</w:t>
       </w:r>
-      <w:bookmarkEnd w:id="9"/>
+      <w:bookmarkEnd w:id="10"/>
     </w:p>
     <w:p>
       <w:r>
@@ -5658,11 +5678,11 @@
       <w:pPr>
         <w:pStyle w:val="3"/>
       </w:pPr>
-      <w:bookmarkStart w:id="10" w:name="_Toc224898866"/>
+      <w:bookmarkStart w:id="11" w:name="_Toc225019159"/>
       <w:r>
         <w:t>3. 產品體驗與差異化</w:t>
       </w:r>
-      <w:bookmarkEnd w:id="10"/>
+      <w:bookmarkEnd w:id="11"/>
     </w:p>
     <w:p>
       <w:pPr>
@@ -6452,12 +6472,12 @@
       <w:pPr>
         <w:pStyle w:val="3"/>
       </w:pPr>
-      <w:bookmarkStart w:id="11" w:name="_Toc224898867"/>
+      <w:bookmarkStart w:id="12" w:name="_Toc225019160"/>
       <w:r>
         <w:lastRenderedPageBreak/>
         <w:t>4. 試賣或市場回饋</w:t>
       </w:r>
-      <w:bookmarkEnd w:id="11"/>
+      <w:bookmarkEnd w:id="12"/>
     </w:p>
     <w:p>
       <w:proofErr w:type="spellStart"/>
@@ -6801,43 +6821,43 @@
           <w:numId w:val="4"/>
         </w:numPr>
       </w:pPr>
-      <w:bookmarkStart w:id="12" w:name="_Toc224898868"/>
+      <w:bookmarkStart w:id="13" w:name="_Toc225019161"/>
       <w:r>
         <w:lastRenderedPageBreak/>
         <w:t>市場分析</w:t>
-      </w:r>
-      <w:bookmarkEnd w:id="12"/>
-    </w:p>
-    <w:p>
-      <w:pPr>
-        <w:pStyle w:val="af0"/>
-        <w:rPr>
-          <w:sz w:val="36"/>
-        </w:rPr>
-      </w:pPr>
-      <w:r>
-        <w:t>數位學習已成趨勢，AI 賦能的個人化學習是下一波浪潮。</w:t>
-      </w:r>
-    </w:p>
-    <w:p>
-      <w:pPr>
-        <w:pStyle w:val="2"/>
-      </w:pPr>
-      <w:bookmarkStart w:id="13" w:name="_Toc224898869"/>
-      <w:r>
-        <w:t>(一) 市場與成長潛力</w:t>
       </w:r>
       <w:bookmarkEnd w:id="13"/>
     </w:p>
     <w:p>
       <w:pPr>
+        <w:pStyle w:val="af0"/>
+        <w:rPr>
+          <w:sz w:val="36"/>
+        </w:rPr>
+      </w:pPr>
+      <w:r>
+        <w:t>數位學習已成趨勢，AI 賦能的個人化學習是下一波浪潮。</w:t>
+      </w:r>
+    </w:p>
+    <w:p>
+      <w:pPr>
+        <w:pStyle w:val="2"/>
+      </w:pPr>
+      <w:bookmarkStart w:id="14" w:name="_Toc225019162"/>
+      <w:r>
+        <w:t>(一) 市場與成長潛力</w:t>
+      </w:r>
+      <w:bookmarkEnd w:id="14"/>
+    </w:p>
+    <w:p>
+      <w:pPr>
         <w:pStyle w:val="3"/>
       </w:pPr>
-      <w:bookmarkStart w:id="14" w:name="_Toc224898870"/>
+      <w:bookmarkStart w:id="15" w:name="_Toc225019163"/>
       <w:r>
         <w:t>1. TAM / SAM / SOM</w:t>
       </w:r>
-      <w:bookmarkEnd w:id="14"/>
+      <w:bookmarkEnd w:id="15"/>
     </w:p>
     <w:p>
       <w:pPr>
@@ -7717,7 +7737,6 @@
           <w:sz w:val="20"/>
         </w:rPr>
       </w:pPr>
-      <w:bookmarkStart w:id="15" w:name="_Toc224898871"/>
       <w:r>
         <w:rPr>
           <w:rFonts w:hint="eastAsia"/>
@@ -9038,11 +9057,12 @@
       <w:pPr>
         <w:pStyle w:val="3"/>
       </w:pPr>
+      <w:bookmarkStart w:id="16" w:name="_Toc225019164"/>
       <w:r>
         <w:lastRenderedPageBreak/>
         <w:t>2. 目標客群規模</w:t>
       </w:r>
-      <w:bookmarkEnd w:id="15"/>
+      <w:bookmarkEnd w:id="16"/>
     </w:p>
     <w:p>
       <w:r>
@@ -9522,122 +9542,122 @@
       <w:pPr>
         <w:pStyle w:val="3"/>
       </w:pPr>
-      <w:bookmarkStart w:id="16" w:name="_Toc224898872"/>
+      <w:bookmarkStart w:id="17" w:name="_Toc225019165"/>
       <w:r>
         <w:lastRenderedPageBreak/>
         <w:t>3. 市場滲透策略</w:t>
-      </w:r>
-      <w:bookmarkEnd w:id="16"/>
-    </w:p>
-    <w:p>
-      <w:pPr>
-        <w:rPr>
-          <w:b/>
-        </w:rPr>
-      </w:pPr>
-      <w:r>
-        <w:rPr>
-          <w:b/>
-        </w:rPr>
-        <w:t>三階段市場擴張：</w:t>
-      </w:r>
-    </w:p>
-    <w:p>
-      <w:pPr>
-        <w:rPr>
-          <w:b/>
-          <w:color w:val="000000" w:themeColor="text1"/>
-        </w:rPr>
-      </w:pPr>
-      <w:r>
-        <w:rPr>
-          <w:b/>
-          <w:color w:val="000000" w:themeColor="text1"/>
-        </w:rPr>
-        <w:t>第一階段：台灣深耕（Year 1-3）</w:t>
-      </w:r>
-    </w:p>
-    <w:p>
-      <w:pPr>
-        <w:rPr>
-          <w:color w:val="000000" w:themeColor="text1"/>
-        </w:rPr>
-      </w:pPr>
-      <w:r>
-        <w:rPr>
-          <w:color w:val="000000" w:themeColor="text1"/>
-        </w:rPr>
-        <w:t>專注國高中數學，以 Freemium 模式建立產品市場契合度（PMF）。免費版提供每日限額使用，付費版 NT$600/月無限使用（僅為傳統一對一家教費用的 5-10%）。獲客以數位廣告為主力，搭配社群內容經營與學校合作試用導入。目標 Year 1 達 500 付費用戶、Year 3 達 3,500 付費用戶。</w:t>
-      </w:r>
-    </w:p>
-    <w:p>
-      <w:pPr>
-        <w:rPr>
-          <w:b/>
-          <w:color w:val="000000" w:themeColor="text1"/>
-        </w:rPr>
-      </w:pPr>
-      <w:r>
-        <w:rPr>
-          <w:b/>
-          <w:color w:val="000000" w:themeColor="text1"/>
-        </w:rPr>
-        <w:t>第二階段：華語市場（Year 2-4）</w:t>
-      </w:r>
-    </w:p>
-    <w:p>
-      <w:pPr>
-        <w:rPr>
-          <w:color w:val="000000" w:themeColor="text1"/>
-        </w:rPr>
-      </w:pPr>
-      <w:r>
-        <w:rPr>
-          <w:rFonts w:hint="eastAsia"/>
-          <w:color w:val="000000" w:themeColor="text1"/>
-        </w:rPr>
-        <w:t>在台灣市場驗證成功後，我們的產品與技術能快速複製到香港、澳門、新加坡、馬來西亞等擁有廣大華語學生群體的市場。這些地區的學生同樣面臨升學壓力，對高品質的數學教育有強烈需求。</w:t>
-      </w:r>
-    </w:p>
-    <w:p>
-      <w:pPr>
-        <w:rPr>
-          <w:b/>
-          <w:color w:val="000000" w:themeColor="text1"/>
-        </w:rPr>
-      </w:pPr>
-      <w:r>
-        <w:rPr>
-          <w:b/>
-          <w:color w:val="000000" w:themeColor="text1"/>
-        </w:rPr>
-        <w:t>第三階段：國際市場（Year 4+）</w:t>
-      </w:r>
-    </w:p>
-    <w:p>
-      <w:r>
-        <w:t>數學的核心是邏輯推理與圖形視覺化，跨語言隔闡低。以台灣驗證的 AI 視覺化解題技術為基礎，配合在地化課綱適配，向日韓、東南亞等亞太市場擴展。</w:t>
-      </w:r>
-      <w:r>
-        <w:br w:type="page"/>
-      </w:r>
-    </w:p>
-    <w:p>
-      <w:pPr>
-        <w:pStyle w:val="2"/>
-      </w:pPr>
-      <w:bookmarkStart w:id="17" w:name="_Toc224898873"/>
-      <w:r>
-        <w:lastRenderedPageBreak/>
-        <w:t>(二) 競爭分析</w:t>
       </w:r>
       <w:bookmarkEnd w:id="17"/>
     </w:p>
     <w:p>
       <w:pPr>
+        <w:rPr>
+          <w:b/>
+        </w:rPr>
+      </w:pPr>
+      <w:r>
+        <w:rPr>
+          <w:b/>
+        </w:rPr>
+        <w:t>三階段市場擴張：</w:t>
+      </w:r>
+    </w:p>
+    <w:p>
+      <w:pPr>
+        <w:rPr>
+          <w:b/>
+          <w:color w:val="000000" w:themeColor="text1"/>
+        </w:rPr>
+      </w:pPr>
+      <w:r>
+        <w:rPr>
+          <w:b/>
+          <w:color w:val="000000" w:themeColor="text1"/>
+        </w:rPr>
+        <w:t>第一階段：台灣深耕（Year 1-3）</w:t>
+      </w:r>
+    </w:p>
+    <w:p>
+      <w:pPr>
+        <w:rPr>
+          <w:color w:val="000000" w:themeColor="text1"/>
+        </w:rPr>
+      </w:pPr>
+      <w:r>
+        <w:rPr>
+          <w:color w:val="000000" w:themeColor="text1"/>
+        </w:rPr>
+        <w:t>專注國高中數學，以 Freemium 模式建立產品市場契合度（PMF）。免費版提供每日限額使用，付費版 NT$600/月無限使用（僅為傳統一對一家教費用的 5-10%）。獲客以數位廣告為主力，搭配社群內容經營與學校合作試用導入。目標 Year 1 達 500 付費用戶、Year 3 達 3,500 付費用戶。</w:t>
+      </w:r>
+    </w:p>
+    <w:p>
+      <w:pPr>
+        <w:rPr>
+          <w:b/>
+          <w:color w:val="000000" w:themeColor="text1"/>
+        </w:rPr>
+      </w:pPr>
+      <w:r>
+        <w:rPr>
+          <w:b/>
+          <w:color w:val="000000" w:themeColor="text1"/>
+        </w:rPr>
+        <w:t>第二階段：華語市場（Year 2-4）</w:t>
+      </w:r>
+    </w:p>
+    <w:p>
+      <w:pPr>
+        <w:rPr>
+          <w:color w:val="000000" w:themeColor="text1"/>
+        </w:rPr>
+      </w:pPr>
+      <w:r>
+        <w:rPr>
+          <w:rFonts w:hint="eastAsia"/>
+          <w:color w:val="000000" w:themeColor="text1"/>
+        </w:rPr>
+        <w:t>在台灣市場驗證成功後，我們的產品與技術能快速複製到香港、澳門、新加坡、馬來西亞等擁有廣大華語學生群體的市場。這些地區的學生同樣面臨升學壓力，對高品質的數學教育有強烈需求。</w:t>
+      </w:r>
+    </w:p>
+    <w:p>
+      <w:pPr>
+        <w:rPr>
+          <w:b/>
+          <w:color w:val="000000" w:themeColor="text1"/>
+        </w:rPr>
+      </w:pPr>
+      <w:r>
+        <w:rPr>
+          <w:b/>
+          <w:color w:val="000000" w:themeColor="text1"/>
+        </w:rPr>
+        <w:t>第三階段：國際市場（Year 4+）</w:t>
+      </w:r>
+    </w:p>
+    <w:p>
+      <w:r>
+        <w:t>數學的核心是邏輯推理與圖形視覺化，跨語言隔闡低。以台灣驗證的 AI 視覺化解題技術為基礎，配合在地化課綱適配，向日韓、東南亞等亞太市場擴展。</w:t>
+      </w:r>
+      <w:r>
+        <w:br w:type="page"/>
+      </w:r>
+    </w:p>
+    <w:p>
+      <w:pPr>
+        <w:pStyle w:val="2"/>
+      </w:pPr>
+      <w:bookmarkStart w:id="18" w:name="_Toc225019166"/>
+      <w:r>
+        <w:lastRenderedPageBreak/>
+        <w:t>(二) 競爭分析</w:t>
+      </w:r>
+      <w:bookmarkEnd w:id="18"/>
+    </w:p>
+    <w:p>
+      <w:pPr>
         <w:pStyle w:val="3"/>
       </w:pPr>
-      <w:bookmarkStart w:id="18" w:name="_Toc224898874"/>
+      <w:bookmarkStart w:id="19" w:name="_Toc225019167"/>
       <w:r>
         <w:rPr>
           <w:rFonts w:hint="eastAsia"/>
@@ -9647,7 +9667,7 @@
       <w:r>
         <w:t>. 商業門檻／市場定位比較</w:t>
       </w:r>
-      <w:bookmarkEnd w:id="18"/>
+      <w:bookmarkEnd w:id="19"/>
     </w:p>
     <w:tbl>
       <w:tblPr>
@@ -10520,7 +10540,7 @@
       <w:pPr>
         <w:pStyle w:val="3"/>
       </w:pPr>
-      <w:bookmarkStart w:id="19" w:name="_Toc224898875"/>
+      <w:bookmarkStart w:id="20" w:name="_Toc225019168"/>
       <w:r>
         <w:rPr>
           <w:rFonts w:hint="eastAsia"/>
@@ -10530,7 +10550,7 @@
       <w:r>
         <w:t>. 價格與品牌差異</w:t>
       </w:r>
-      <w:bookmarkEnd w:id="19"/>
+      <w:bookmarkEnd w:id="20"/>
     </w:p>
     <w:tbl>
       <w:tblPr>
@@ -11699,42 +11719,42 @@
           <w:numId w:val="4"/>
         </w:numPr>
       </w:pPr>
-      <w:bookmarkStart w:id="20" w:name="_Toc224898876"/>
+      <w:bookmarkStart w:id="21" w:name="_Toc225019169"/>
       <w:r>
         <w:lastRenderedPageBreak/>
         <w:t>商業模式</w:t>
-      </w:r>
-      <w:bookmarkEnd w:id="20"/>
-    </w:p>
-    <w:p>
-      <w:pPr>
-        <w:pStyle w:val="af0"/>
-        <w:rPr>
-          <w:rStyle w:val="aff2"/>
-        </w:rPr>
-      </w:pPr>
-      <w:r>
-        <w:rPr>
-          <w:rStyle w:val="aff2"/>
-        </w:rPr>
-        <w:t>Mathify Labs 目前處於技術原型階段（已有 AI 對話 + 前端介面，視覺化引擎開發中），尚無營運數據。以下所有數字均為推估，每項假設均標註推導邏輯與參考依據。</w:t>
-      </w:r>
-    </w:p>
-    <w:p>
-      <w:pPr>
-        <w:pStyle w:val="2"/>
-      </w:pPr>
-      <w:bookmarkStart w:id="21" w:name="_Toc224898877"/>
-      <w:r>
-        <w:t>(一) 商業模式</w:t>
       </w:r>
       <w:bookmarkEnd w:id="21"/>
     </w:p>
     <w:p>
       <w:pPr>
+        <w:pStyle w:val="af0"/>
+        <w:rPr>
+          <w:rStyle w:val="aff2"/>
+        </w:rPr>
+      </w:pPr>
+      <w:r>
+        <w:rPr>
+          <w:rStyle w:val="aff2"/>
+        </w:rPr>
+        <w:t>Mathify Labs 目前處於技術原型階段（已有 AI 對話 + 前端介面，視覺化引擎開發中），尚無營運數據。以下所有數字均為推估，每項假設均標註推導邏輯與參考依據。</w:t>
+      </w:r>
+    </w:p>
+    <w:p>
+      <w:pPr>
+        <w:pStyle w:val="2"/>
+      </w:pPr>
+      <w:bookmarkStart w:id="22" w:name="_Toc225019170"/>
+      <w:r>
+        <w:t>(一) 商業模式</w:t>
+      </w:r>
+      <w:bookmarkEnd w:id="22"/>
+    </w:p>
+    <w:p>
+      <w:pPr>
         <w:pStyle w:val="3"/>
       </w:pPr>
-      <w:bookmarkStart w:id="22" w:name="_Toc224898878"/>
+      <w:bookmarkStart w:id="23" w:name="_Toc225019171"/>
       <w:r>
         <w:rPr>
           <w:rFonts w:hint="eastAsia"/>
@@ -11744,7 +11764,7 @@
       <w:r>
         <w:t>. 單位經濟模型</w:t>
       </w:r>
-      <w:bookmarkEnd w:id="22"/>
+      <w:bookmarkEnd w:id="23"/>
     </w:p>
     <w:p>
       <w:pPr>
@@ -13902,7 +13922,7 @@
       <w:pPr>
         <w:pStyle w:val="3"/>
       </w:pPr>
-      <w:bookmarkStart w:id="23" w:name="_Toc224898879"/>
+      <w:bookmarkStart w:id="24" w:name="_Toc225019172"/>
       <w:r>
         <w:rPr>
           <w:rFonts w:hint="eastAsia"/>
@@ -13912,7 +13932,7 @@
       <w:r>
         <w:t>. 毛利率</w:t>
       </w:r>
-      <w:bookmarkEnd w:id="23"/>
+      <w:bookmarkEnd w:id="24"/>
     </w:p>
     <w:p>
       <w:r>
@@ -14682,8 +14702,6 @@
             <w:r>
               <w:t>3 名員工 × NT$3 萬/月</w:t>
             </w:r>
-            <w:bookmarkStart w:id="24" w:name="_GoBack"/>
-            <w:bookmarkEnd w:id="24"/>
           </w:p>
         </w:tc>
       </w:tr>
@@ -15041,7 +15059,7 @@
       <w:pPr>
         <w:pStyle w:val="3"/>
       </w:pPr>
-      <w:bookmarkStart w:id="25" w:name="_Toc224898880"/>
+      <w:bookmarkStart w:id="25" w:name="_Toc225019173"/>
       <w:r>
         <w:rPr>
           <w:rFonts w:hint="eastAsia"/>
@@ -15102,7 +15120,7 @@
       <w:pPr>
         <w:pStyle w:val="2"/>
       </w:pPr>
-      <w:bookmarkStart w:id="26" w:name="_Toc224898881"/>
+      <w:bookmarkStart w:id="26" w:name="_Toc225019174"/>
       <w:r>
         <w:lastRenderedPageBreak/>
         <w:t>(二) 市場拓展策略</w:t>
@@ -15113,7 +15131,7 @@
       <w:pPr>
         <w:pStyle w:val="3"/>
       </w:pPr>
-      <w:bookmarkStart w:id="27" w:name="_Toc224898882"/>
+      <w:bookmarkStart w:id="27" w:name="_Toc225019175"/>
       <w:r>
         <w:rPr>
           <w:rFonts w:hint="eastAsia"/>
@@ -16043,7 +16061,7 @@
       <w:pPr>
         <w:pStyle w:val="3"/>
       </w:pPr>
-      <w:bookmarkStart w:id="28" w:name="_Toc224898883"/>
+      <w:bookmarkStart w:id="28" w:name="_Toc225019176"/>
       <w:r>
         <w:rPr>
           <w:rFonts w:hint="eastAsia"/>
@@ -16098,7 +16116,7 @@
           <w:numId w:val="4"/>
         </w:numPr>
       </w:pPr>
-      <w:bookmarkStart w:id="29" w:name="_Toc224898884"/>
+      <w:bookmarkStart w:id="29" w:name="_Toc225019177"/>
       <w:r>
         <w:lastRenderedPageBreak/>
         <w:t>團隊潛力</w:t>
@@ -16153,7 +16171,7 @@
       <w:pPr>
         <w:pStyle w:val="2"/>
       </w:pPr>
-      <w:bookmarkStart w:id="30" w:name="_Toc224898885"/>
+      <w:bookmarkStart w:id="30" w:name="_Toc225019178"/>
       <w:r>
         <w:t>(一) 團隊介紹</w:t>
       </w:r>
@@ -16163,7 +16181,7 @@
       <w:pPr>
         <w:pStyle w:val="3"/>
       </w:pPr>
-      <w:bookmarkStart w:id="31" w:name="_Toc224898886"/>
+      <w:bookmarkStart w:id="31" w:name="_Toc225019179"/>
       <w:r>
         <w:t>1. 核心成員經歷</w:t>
       </w:r>
@@ -17520,7 +17538,7 @@
       <w:pPr>
         <w:pStyle w:val="3"/>
       </w:pPr>
-      <w:bookmarkStart w:id="33" w:name="_Toc224898887"/>
+      <w:bookmarkStart w:id="33" w:name="_Toc225019180"/>
       <w:r>
         <w:t>2. 核心能力</w:t>
       </w:r>
@@ -18418,7 +18436,7 @@
       <w:pPr>
         <w:pStyle w:val="3"/>
       </w:pPr>
-      <w:bookmarkStart w:id="34" w:name="_Toc224898888"/>
+      <w:bookmarkStart w:id="34" w:name="_Toc225019181"/>
       <w:r>
         <w:lastRenderedPageBreak/>
         <w:t>3. 團隊分工</w:t>
@@ -19238,7 +19256,7 @@
       <w:pPr>
         <w:pStyle w:val="3"/>
       </w:pPr>
-      <w:bookmarkStart w:id="35" w:name="_Toc224898889"/>
+      <w:bookmarkStart w:id="35" w:name="_Toc225019182"/>
       <w:r>
         <w:t>4. 過去實績</w:t>
       </w:r>
@@ -19345,7 +19363,7 @@
           <w:numId w:val="4"/>
         </w:numPr>
       </w:pPr>
-      <w:bookmarkStart w:id="36" w:name="_Toc224898890"/>
+      <w:bookmarkStart w:id="36" w:name="_Toc225019183"/>
       <w:r>
         <w:lastRenderedPageBreak/>
         <w:t>財務規劃與管理</w:t>
@@ -19374,7 +19392,7 @@
       <w:pPr>
         <w:pStyle w:val="2"/>
       </w:pPr>
-      <w:bookmarkStart w:id="37" w:name="_Toc224898891"/>
+      <w:bookmarkStart w:id="37" w:name="_Toc225019184"/>
       <w:r>
         <w:t>(一) 財務規劃與資金用途</w:t>
       </w:r>
@@ -19384,7 +19402,7 @@
       <w:pPr>
         <w:pStyle w:val="3"/>
       </w:pPr>
-      <w:bookmarkStart w:id="38" w:name="_Toc224898892"/>
+      <w:bookmarkStart w:id="38" w:name="_Toc225019185"/>
       <w:r>
         <w:rPr>
           <w:rFonts w:hint="eastAsia"/>
@@ -20572,7 +20590,7 @@
       <w:pPr>
         <w:pStyle w:val="3"/>
       </w:pPr>
-      <w:bookmarkStart w:id="39" w:name="_Toc224898893"/>
+      <w:bookmarkStart w:id="39" w:name="_Toc225019186"/>
       <w:r>
         <w:rPr>
           <w:rFonts w:hint="eastAsia"/>
@@ -22143,7 +22161,7 @@
       <w:pPr>
         <w:pStyle w:val="3"/>
       </w:pPr>
-      <w:bookmarkStart w:id="40" w:name="_Toc224898894"/>
+      <w:bookmarkStart w:id="40" w:name="_Toc225019187"/>
       <w:r>
         <w:rPr>
           <w:rFonts w:hint="eastAsia"/>
@@ -23404,9 +23422,6 @@
           <w:p>
             <w:pPr>
               <w:pStyle w:val="aff1"/>
-              <w:rPr>
-                <w:rFonts w:hint="eastAsia"/>
-              </w:rPr>
             </w:pPr>
             <w:r>
               <w:t xml:space="preserve">2 名全職 + NT$50 萬預算，現有技術基礎 2-3 </w:t>
@@ -23504,9 +23519,6 @@
           <w:p>
             <w:pPr>
               <w:pStyle w:val="aff1"/>
-              <w:rPr>
-                <w:rFonts w:hint="eastAsia"/>
-              </w:rPr>
             </w:pPr>
             <w:proofErr w:type="gramStart"/>
             <w:r>
@@ -23719,9 +23731,6 @@
           <w:p>
             <w:pPr>
               <w:pStyle w:val="aff1"/>
-              <w:rPr>
-                <w:rFonts w:hint="eastAsia"/>
-              </w:rPr>
             </w:pPr>
             <w:r>
               <w:rPr>
@@ -23762,7 +23771,7 @@
       <w:pPr>
         <w:pStyle w:val="2"/>
       </w:pPr>
-      <w:bookmarkStart w:id="41" w:name="_Toc224898895"/>
+      <w:bookmarkStart w:id="41" w:name="_Toc225019188"/>
       <w:r>
         <w:lastRenderedPageBreak/>
         <w:t>(二) 風險評估與因應措施</w:t>
@@ -23773,7 +23782,7 @@
       <w:pPr>
         <w:pStyle w:val="3"/>
       </w:pPr>
-      <w:bookmarkStart w:id="42" w:name="_Toc224898896"/>
+      <w:bookmarkStart w:id="42" w:name="_Toc225019189"/>
       <w:r>
         <w:rPr>
           <w:rFonts w:hint="eastAsia"/>
@@ -24355,7 +24364,7 @@
       <w:pPr>
         <w:pStyle w:val="3"/>
       </w:pPr>
-      <w:bookmarkStart w:id="43" w:name="_Toc224898897"/>
+      <w:bookmarkStart w:id="43" w:name="_Toc225019190"/>
       <w:r>
         <w:rPr>
           <w:rFonts w:hint="eastAsia"/>
@@ -24938,7 +24947,7 @@
         <w:pStyle w:val="1"/>
       </w:pPr>
       <w:bookmarkStart w:id="44" w:name="_Toc224639020"/>
-      <w:bookmarkStart w:id="45" w:name="_Toc224898898"/>
+      <w:bookmarkStart w:id="45" w:name="_Toc225019191"/>
       <w:r>
         <w:lastRenderedPageBreak/>
         <w:t>附件</w:t>
@@ -25478,10 +25487,12 @@
       <w:pPr>
         <w:pStyle w:val="1"/>
       </w:pPr>
+      <w:bookmarkStart w:id="46" w:name="_Toc225019192"/>
       <w:r>
         <w:lastRenderedPageBreak/>
         <w:t>名詞解釋與數字關聯說明</w:t>
       </w:r>
+      <w:bookmarkEnd w:id="46"/>
     </w:p>
     <w:p>
       <w:pPr>
@@ -27900,6 +27911,7 @@
           <w:docPartUnique/>
         </w:docPartObj>
       </w:sdtPr>
+      <w:sdtEndPr/>
       <w:sdtContent>
         <w:r>
           <w:rPr>
@@ -27955,6 +27967,7 @@
         <w:docPartUnique/>
       </w:docPartObj>
     </w:sdtPr>
+    <w:sdtEndPr/>
     <w:sdtContent>
       <w:p>
         <w:pPr>
@@ -32505,6 +32518,7 @@
   <w:style w:type="character" w:default="1" w:styleId="a1">
     <w:name w:val="Default Paragraph Font"/>
     <w:uiPriority w:val="1"/>
+    <w:semiHidden/>
     <w:unhideWhenUsed/>
   </w:style>
   <w:style w:type="table" w:default="1" w:styleId="a2">
@@ -33299,7 +33313,7 @@
 </file>
 
 <file path=customXml/itemProps1.xml><?xml version="1.0" encoding="utf-8"?>
-<ds:datastoreItem xmlns:ds="http://schemas.openxmlformats.org/officeDocument/2006/customXml" ds:itemID="{BDDA7A04-33AD-41C2-A56C-AA097D84AA3A}">
+<ds:datastoreItem xmlns:ds="http://schemas.openxmlformats.org/officeDocument/2006/customXml" ds:itemID="{A6A4598E-38E3-4F07-A8B0-FEC560130FF9}">
   <ds:schemaRefs>
     <ds:schemaRef ds:uri="http://schemas.openxmlformats.org/officeDocument/2006/bibliography"/>
   </ds:schemaRefs>
